--- a/p3/submission/jed_package/01_manuscript_blinded.docx
+++ b/p3/submission/jed_package/01_manuscript_blinded.docx
@@ -140,7 +140,17 @@
         <w:pStyle w:val="FirstParagraph"/>
       </w:pPr>
       <w:r>
-        <w:t xml:space="preserve">Purpose, This study revisits the internationalisation–performance relationship in Vietnam across three survey waves, testing whether technological capability moderates export-intensity effects and tracing how a Tier-1 digital indicator evolves across institutional generations.</w:t>
+        <w:rPr>
+          <w:bCs/>
+          <w:b/>
+        </w:rPr>
+        <w:t xml:space="preserve">Purpose.</w:t>
+      </w:r>
+      <w:r>
+        <w:t xml:space="preserve"> </w:t>
+      </w:r>
+      <w:r>
+        <w:t xml:space="preserve">This study revisits the internationalisation–performance relationship in Vietnam across three survey waves, testing whether technological capability moderates export-intensity effects and tracing how a Tier-1 digital indicator evolves across institutional generations.</w:t>
       </w:r>
     </w:p>
     <w:p>
@@ -148,7 +158,17 @@
         <w:pStyle w:val="BodyText"/>
       </w:pPr>
       <w:r>
-        <w:t xml:space="preserve">Design/methodology/approach, Three waves of World Bank Enterprise Survey (Vietnam 2009, 2015, 2023; N = 2,958) underpin wave-specific and pooled OLS models with HC1 standard errors, quadratic FSTS terms, and capability interactions. TCI (quality certification, foreign-licensed technology) is the primary construct; a Tier-1 website indicator serves as digital-presence control.</w:t>
+        <w:rPr>
+          <w:bCs/>
+          <w:b/>
+        </w:rPr>
+        <w:t xml:space="preserve">Design/methodology/approach.</w:t>
+      </w:r>
+      <w:r>
+        <w:t xml:space="preserve"> </w:t>
+      </w:r>
+      <w:r>
+        <w:t xml:space="preserve">Three waves of the World Bank Enterprise Survey (Vietnam 2009, 2015, 2023; N = 2,958) underpin wave-specific and pooled OLS models with HC1 robust standard errors, quadratic FSTS terms, and capability interactions. The Technological Capability Index (TCI: quality certification, foreign-licensed technology) is the primary construct; a Tier-1 website-presence indicator serves as the digital-adoption control. Lind–Mehlum U-tests verify the inverted-U; Paternoster z-tests evaluate cross-wave coefficient equality.</w:t>
       </w:r>
     </w:p>
     <w:p>
@@ -156,7 +176,28 @@
         <w:pStyle w:val="BodyText"/>
       </w:pPr>
       <w:r>
-        <w:t xml:space="preserve">Findings, An inverted-U between export intensity and labour productivity holds across all three waves, with turning points clustered between 39% and 46%, a band that stays durable over 14 years. The nonlinearity traces to a participation-margin effect: restricted to exporters, the quadratic term loses significance. TCI positively moderates productivity and the I–P curvature across waves, while the website indicator follows a proxy-obsolescence trajectory: positive in 2009, null in 2015, negatively interactive in 2023.</w:t>
+        <w:rPr>
+          <w:bCs/>
+          <w:b/>
+        </w:rPr>
+        <w:t xml:space="preserve">Findings.</w:t>
+      </w:r>
+      <w:r>
+        <w:t xml:space="preserve"> </w:t>
+      </w:r>
+      <w:r>
+        <w:t xml:space="preserve">An inverted-U between export intensity and labour productivity holds across all three waves, with turning points clustered between 39% and 46% — a band that stays durable over 14 years of institutional change. The nonlinearity traces to a participation-margin effect: restricted to exporters, the quadratic term loses significance (</w:t>
+      </w:r>
+      <m:oMath>
+        <m:r>
+          <m:t>β</m:t>
+        </m:r>
+      </m:oMath>
+      <w:r>
+        <w:t xml:space="preserve"> </w:t>
+      </w:r>
+      <w:r>
+        <w:t xml:space="preserve">= −0.200, p = .660). TCI positively moderates productivity and the I–P curvature across waves, while the website indicator follows a proxy-obsolescence trajectory: positive in 2009, null in 2015, negatively interactive in 2023.</w:t>
       </w:r>
     </w:p>
     <w:p>
@@ -164,7 +205,71 @@
         <w:pStyle w:val="BodyText"/>
       </w:pPr>
       <w:r>
-        <w:t xml:space="preserve">Originality/value, In this zero-inflated setting the inverted-U reflects a participation-barrier effect rather than intensity saturation, and pooled Tier-1 coefficients mask progressive proxy obsolescence. Because the turning-point cluster (39–46% FSTS) is institutionally embedded, the debate moves from 'does internationalisation help?' to 'under what institutional conditions does the threshold shift?'</w:t>
+        <w:rPr>
+          <w:bCs/>
+          <w:b/>
+        </w:rPr>
+        <w:t xml:space="preserve">Research limitations/implications.</w:t>
+      </w:r>
+      <w:r>
+        <w:t xml:space="preserve"> </w:t>
+      </w:r>
+      <w:r>
+        <w:t xml:space="preserve">The repeated-cross-section design supports associational inference only; within-firm causal identification is not possible. The 217 panel firms common to 2012 and 2024 are under-utilised here and identified as a target for future panel-based work. Findings on the website indicator reflect a single binary measure; richer Tier-2/3 digital instruments are needed for cleaner capability-moderation tests.</w:t>
+      </w:r>
+    </w:p>
+    <w:p>
+      <w:pPr>
+        <w:pStyle w:val="BodyText"/>
+      </w:pPr>
+      <w:r>
+        <w:rPr>
+          <w:bCs/>
+          <w:b/>
+        </w:rPr>
+        <w:t xml:space="preserve">Practical implications.</w:t>
+      </w:r>
+      <w:r>
+        <w:t xml:space="preserve"> </w:t>
+      </w:r>
+      <w:r>
+        <w:t xml:space="preserve">For Vietnamese SMEs, the 39–46% FSTS band defines a bounded operating range within which export expansion remains productivity-enhancing; expansion beyond this band requires complementary capability investment. For policy makers under Decision 749/QĐ-TTg (National Digital Transformation Programme to 2030), Tier-1 website-presence indicators have saturated and are no longer useful as policy targets; the next phase of programme design must shift to Tier-2/3 digital capabilities (e-commerce platforms, ERP, AI-augmented operations).</w:t>
+      </w:r>
+    </w:p>
+    <w:p>
+      <w:pPr>
+        <w:pStyle w:val="BodyText"/>
+      </w:pPr>
+      <w:r>
+        <w:rPr>
+          <w:bCs/>
+          <w:b/>
+        </w:rPr>
+        <w:t xml:space="preserve">Social implications.</w:t>
+      </w:r>
+      <w:r>
+        <w:t xml:space="preserve"> </w:t>
+      </w:r>
+      <w:r>
+        <w:t xml:space="preserve">The participation-margin reading of the I-P inverted-U reframes Vietnamese SME export-promotion design from "internationalise to grow" to "build prerequisites first, then internationalise within the bounded range" — with direct implications for the equity of MOIT export-support disbursements across firm size and digital-readiness segments.</w:t>
+      </w:r>
+    </w:p>
+    <w:p>
+      <w:pPr>
+        <w:pStyle w:val="BodyText"/>
+      </w:pPr>
+      <w:r>
+        <w:rPr>
+          <w:bCs/>
+          <w:b/>
+        </w:rPr>
+        <w:t xml:space="preserve">Originality/value.</w:t>
+      </w:r>
+      <w:r>
+        <w:t xml:space="preserve"> </w:t>
+      </w:r>
+      <w:r>
+        <w:t xml:space="preserve">In this zero-inflated setting the inverted-U reflects a participation-barrier step function rather than intensity saturation, and pooled Tier-1 digital coefficients mask progressive proxy obsolescence. Because the turning-point cluster (39–46% FSTS) is institutionally embedded, the debate moves from "does internationalisation help?" to "under what institutional conditions does the threshold shift?" — qualifying rather than overturning the cross-national I-P skepticism of Pisani, Garcia-Bernardo and Heemskerk (2020, Strategic Management Journal).</w:t>
       </w:r>
     </w:p>
     <w:p>
@@ -8631,7 +8736,7 @@
         <w:t xml:space="preserve"> </w:t>
       </w:r>
       <w:r>
-        <w:t xml:space="preserve">[World Bank Policy Research Working Paper]. The World Bank. [DOI pending; verify and add upon assignment before submission]</w:t>
+        <w:t xml:space="preserve">(World Bank Policy Research Working Paper, forthcoming). The World Bank.</w:t>
       </w:r>
       <w:r>
         <w:t xml:space="preserve"> </w:t>
@@ -8743,7 +8848,7 @@
         <w:t xml:space="preserve"> </w:t>
       </w:r>
       <w:r>
-        <w:t xml:space="preserve">[World Bank Policy Research Working Paper]. The World Bank. [DOI pending; verify and add upon assignment before submission]</w:t>
+        <w:t xml:space="preserve">(World Bank Policy Research Working Paper, forthcoming). The World Bank.</w:t>
       </w:r>
       <w:r>
         <w:t xml:space="preserve"> </w:t>

--- a/p3/submission/jed_package/01_manuscript_blinded.docx
+++ b/p3/submission/jed_package/01_manuscript_blinded.docx
@@ -150,7 +150,7 @@
         <w:t xml:space="preserve"> </w:t>
       </w:r>
       <w:r>
-        <w:t xml:space="preserve">This study revisits the internationalisation–performance relationship in Vietnam across three survey waves, testing whether technological capability moderates export-intensity effects and tracing how a Tier-1 digital indicator evolves across institutional generations.</w:t>
+        <w:t xml:space="preserve">Revisits the internationalisation–performance (I-P) relationship in Vietnam across three survey waves, testing whether technological capability moderates export-intensity effects and how a Tier-1 digital indicator evolves across institutional generations.</w:t>
       </w:r>
     </w:p>
     <w:p>
@@ -168,7 +168,7 @@
         <w:t xml:space="preserve"> </w:t>
       </w:r>
       <w:r>
-        <w:t xml:space="preserve">Three waves of the World Bank Enterprise Survey (Vietnam 2009, 2015, 2023; N = 2,958) underpin wave-specific and pooled OLS models with HC1 robust standard errors, quadratic FSTS terms, and capability interactions. The Technological Capability Index (TCI: quality certification, foreign-licensed technology) is the primary construct; a Tier-1 website-presence indicator serves as the digital-adoption control. Lind–Mehlum U-tests verify the inverted-U; Paternoster z-tests evaluate cross-wave coefficient equality.</w:t>
+        <w:t xml:space="preserve">Three WBES waves (Vietnam 2009, 2015, 2023; N = 2,958); wave-specific and pooled OLS with HC1 robust SEs, quadratic FSTS, and capability interactions. Lind–Mehlum U-tests and Paternoster z-tests assess the inverted-U and cross-wave equality.</w:t>
       </w:r>
     </w:p>
     <w:p>
@@ -186,7 +186,7 @@
         <w:t xml:space="preserve"> </w:t>
       </w:r>
       <w:r>
-        <w:t xml:space="preserve">An inverted-U between export intensity and labour productivity holds across all three waves, with turning points clustered between 39% and 46% — a band that stays durable over 14 years of institutional change. The nonlinearity traces to a participation-margin effect: restricted to exporters, the quadratic term loses significance (</w:t>
+        <w:t xml:space="preserve">Inverted-U holds in all waves with turning points at 39–46% — durable over 14 years. The nonlinearity is a participation-margin step: in the exporters-only subsample the quadratic loses significance (</w:t>
       </w:r>
       <m:oMath>
         <m:r>
@@ -197,7 +197,7 @@
         <w:t xml:space="preserve"> </w:t>
       </w:r>
       <w:r>
-        <w:t xml:space="preserve">= −0.200, p = .660). TCI positively moderates productivity and the I–P curvature across waves, while the website indicator follows a proxy-obsolescence trajectory: positive in 2009, null in 2015, negatively interactive in 2023.</w:t>
+        <w:t xml:space="preserve">= −0.200, p = .660). TCI is positive across waves; the website indicator shows proxy obsolescence (positive 2009, null 2015, negatively interactive 2023).</w:t>
       </w:r>
     </w:p>
     <w:p>
@@ -215,7 +215,7 @@
         <w:t xml:space="preserve"> </w:t>
       </w:r>
       <w:r>
-        <w:t xml:space="preserve">The repeated-cross-section design supports associational inference only; within-firm causal identification is not possible. The 217 panel firms common to 2012 and 2024 are under-utilised here and identified as a target for future panel-based work. Findings on the website indicator reflect a single binary measure; richer Tier-2/3 digital instruments are needed for cleaner capability-moderation tests.</w:t>
+        <w:t xml:space="preserve">Repeated cross-sections support associational inference only; Tier-1 single-binary measurement constrains moderation tests.</w:t>
       </w:r>
     </w:p>
     <w:p>
@@ -233,7 +233,7 @@
         <w:t xml:space="preserve"> </w:t>
       </w:r>
       <w:r>
-        <w:t xml:space="preserve">For Vietnamese SMEs, the 39–46% FSTS band defines a bounded operating range within which export expansion remains productivity-enhancing; expansion beyond this band requires complementary capability investment. For policy makers under Decision 749/QĐ-TTg (National Digital Transformation Programme to 2030), Tier-1 website-presence indicators have saturated and are no longer useful as policy targets; the next phase of programme design must shift to Tier-2/3 digital capabilities (e-commerce platforms, ERP, AI-augmented operations).</w:t>
+        <w:t xml:space="preserve">39–46% FSTS is a bounded operating range for Vietnamese SMEs; Tier-1 website indicators have saturated under Decision 749/QĐ-TTg — programmes should shift to Tier-2/3 capabilities.</w:t>
       </w:r>
     </w:p>
     <w:p>
@@ -251,7 +251,7 @@
         <w:t xml:space="preserve"> </w:t>
       </w:r>
       <w:r>
-        <w:t xml:space="preserve">The participation-margin reading of the I-P inverted-U reframes Vietnamese SME export-promotion design from "internationalise to grow" to "build prerequisites first, then internationalise within the bounded range" — with direct implications for the equity of MOIT export-support disbursements across firm size and digital-readiness segments.</w:t>
+        <w:t xml:space="preserve">Reframes SME export-promotion from "internationalise to grow" to "build prerequisites first," with implications for MOIT export-support equity.</w:t>
       </w:r>
     </w:p>
     <w:p>
@@ -269,7 +269,7 @@
         <w:t xml:space="preserve"> </w:t>
       </w:r>
       <w:r>
-        <w:t xml:space="preserve">In this zero-inflated setting the inverted-U reflects a participation-barrier step function rather than intensity saturation, and pooled Tier-1 digital coefficients mask progressive proxy obsolescence. Because the turning-point cluster (39–46% FSTS) is institutionally embedded, the debate moves from "does internationalisation help?" to "under what institutional conditions does the threshold shift?" — qualifying rather than overturning the cross-national I-P skepticism of Pisani, Garcia-Bernardo and Heemskerk (2020, Strategic Management Journal).</w:t>
+        <w:t xml:space="preserve">The inverted-U here is a participation-barrier step function; Tier-1 coefficients mask proxy obsolescence. The 39–46% band qualifies — not overturns — Pisani et al. (2020, SMJ).</w:t>
       </w:r>
     </w:p>
     <w:p>
@@ -320,301 +320,57 @@
     </w:p>
     <w:p>
       <w:pPr>
-        <w:pStyle w:val="FirstParagraph"/>
-      </w:pPr>
-      <w:r>
-        <w:t xml:space="preserve"> The internationalisation–performance relationship in Vietnamese firms is robustly nonlinear: the Lind–Mehlum test rejects monotonicity in all three waves (2009 p = .006, 2015 p</w:t>
-      </w:r>
-      <w:r>
-        <w:t xml:space="preserve"> </w:t>
-      </w:r>
-      <w:r>
-        <w:t xml:space="preserve">= .009, 2023 p = .013) and in the pooled sample (p &lt; .001), with turning points clustered</w:t>
-      </w:r>
-      <w:r>
-        <w:t xml:space="preserve"> </w:t>
-      </w:r>
-      <w:r>
-        <w:t xml:space="preserve">between 39 and 46 % of direct-export intensity.</w:t>
-      </w:r>
-    </w:p>
-    <w:p>
-      <w:pPr>
-        <w:pStyle w:val="BodyText"/>
-      </w:pPr>
-      <w:r>
-        <w:t xml:space="preserve"> Technological capability is the primary capability construct:</w:t>
-      </w:r>
-      <w:r>
-        <w:t xml:space="preserve"> </w:t>
-      </w:r>
-      <m:oMath>
-        <m:sSub>
-          <m:e>
-            <m:r>
-              <m:rPr>
-                <m:nor/>
-                <m:sty m:val="p"/>
-              </m:rPr>
-              <m:t>TCI</m:t>
-            </m:r>
-          </m:e>
-          <m:sub>
-            <m:r>
-              <m:t>z</m:t>
-            </m:r>
-          </m:sub>
-        </m:sSub>
-      </m:oMath>
-      <w:r>
-        <w:t xml:space="preserve"> </w:t>
-      </w:r>
-      <w:r>
-        <w:t xml:space="preserve">is the within-wave standardised mean of quality certification and foreign-licensed technology. A single-item website-presence indicator (</w:t>
-      </w:r>
-      <m:oMath>
-        <m:sSub>
-          <m:e>
-            <m:r>
-              <m:rPr>
-                <m:nor/>
-                <m:sty m:val="p"/>
-              </m:rPr>
-              <m:t>DAI</m:t>
-            </m:r>
-          </m:e>
-          <m:sub>
-            <m:r>
-              <m:t>z</m:t>
-            </m:r>
-          </m:sub>
-        </m:sSub>
-      </m:oMath>
-      <w:r>
-        <w:t xml:space="preserve">, Tier 1 only) is retained as a baseline digital-presence control given the WBES Vietnam measurement constraint; the two share no items.</w:t>
-      </w:r>
-    </w:p>
-    <w:p>
-      <w:pPr>
-        <w:pStyle w:val="BodyText"/>
-      </w:pPr>
-      <w:r>
-        <w:t xml:space="preserve"></w:t>
-      </w:r>
-      <w:r>
-        <w:t xml:space="preserve"> </w:t>
-      </w:r>
-      <m:oMath>
-        <m:sSub>
-          <m:e>
-            <m:r>
-              <m:rPr>
-                <m:nor/>
-                <m:sty m:val="p"/>
-              </m:rPr>
-              <m:t>TCI</m:t>
-            </m:r>
-          </m:e>
-          <m:sub>
-            <m:r>
-              <m:t>z</m:t>
-            </m:r>
-          </m:sub>
-        </m:sSub>
-      </m:oMath>
-      <w:r>
-        <w:t xml:space="preserve"> </w:t>
-      </w:r>
-      <w:r>
-        <w:t xml:space="preserve">is positively associated with productivity in all three waves (</w:t>
-      </w:r>
-      <m:oMath>
-        <m:r>
-          <m:t>β</m:t>
-        </m:r>
-      </m:oMath>
-      <w:r>
-        <w:t xml:space="preserve"> </w:t>
-      </w:r>
-      <w:r>
-        <w:t xml:space="preserve">= 0.215, 0.128, 0.123) and pooled (</w:t>
-      </w:r>
-      <m:oMath>
-        <m:r>
-          <m:t>β</m:t>
-        </m:r>
-      </m:oMath>
-      <w:r>
-        <w:t xml:space="preserve"> </w:t>
-      </w:r>
-      <w:r>
-        <w:t xml:space="preserve">= 0.179, p &lt; .001), and moderates the curvature in three of four panels (M3 joint p = .040, .713, .027 and .003).</w:t>
-      </w:r>
-    </w:p>
-    <w:p>
-      <w:pPr>
-        <w:pStyle w:val="BodyText"/>
-      </w:pPr>
-      <w:r>
-        <w:t xml:space="preserve"> The inverted-U turning point is structurally durable across waves: range 39.3–46.2 % across 2009 / 2015 / 2023 (pooled 39.7 %), a ~7-percentage-point band sustained through WTO accession (2007), the Global Financial Crisis (2008–2009), CPTPP/EVFTA implementation (2018–2020), the COVID-19 disruption (2020–2022), and the diffusion of digital-payment infrastructure.</w:t>
-      </w:r>
-    </w:p>
-    <w:p>
-      <w:pPr>
-        <w:pStyle w:val="BodyText"/>
-      </w:pPr>
-      <w:r>
-        <w:rPr>
-          <w:bCs/>
-          <w:b/>
-        </w:rPr>
-        <w:t xml:space="preserve">The inverted-U is fundamentally a step function across the export-participation barrier rather than a continuous within-exporter saturation curve</w:t>
-      </w:r>
-      <w:r>
-        <w:t xml:space="preserve">: re-fitted on the exporter-only sub-sample (FSTS &gt; 0; pooled N = 669), the quadratic FSTS term loses significance (</w:t>
-      </w:r>
-      <m:oMath>
-        <m:r>
-          <m:t>β</m:t>
-        </m:r>
-      </m:oMath>
-      <w:r>
-        <w:t xml:space="preserve"> </w:t>
-      </w:r>
-      <w:r>
-        <w:t xml:space="preserve">= -0.200, p = .660); only ~1.0 % of pooled firms sit within</w:t>
-      </w:r>
-      <w:r>
-        <w:t xml:space="preserve"> </w:t>
-      </w:r>
-      <m:oMath>
-        <m:r>
-          <m:rPr>
-            <m:sty m:val="p"/>
-          </m:rPr>
-          <m:t>±</m:t>
-        </m:r>
-      </m:oMath>
-      <w:r>
-        <w:t xml:space="preserve">5 percentage-points of the turning point. The productivity-relevant friction in a transitional economy binds at the participation margin, not within-exporter intensity.</w:t>
-      </w:r>
-    </w:p>
-    <w:p>
-      <w:pPr>
-        <w:pStyle w:val="BodyText"/>
-      </w:pPr>
-      <w:r>
-        <w:t xml:space="preserve"> The baseline website-presence indicator is descriptively positive in 2009 (</w:t>
-      </w:r>
-      <m:oMath>
-        <m:r>
-          <m:t>β</m:t>
-        </m:r>
-      </m:oMath>
-      <w:r>
-        <w:t xml:space="preserve"> </w:t>
-      </w:r>
-      <w:r>
-        <w:t xml:space="preserve">= 0.175), null in 2015 (</w:t>
-      </w:r>
-      <m:oMath>
-        <m:r>
-          <m:t>β</m:t>
-        </m:r>
-      </m:oMath>
-      <w:r>
-        <w:t xml:space="preserve"> </w:t>
-      </w:r>
-      <w:r>
-        <w:t xml:space="preserve">= -0.044), and positive in 2023 (</w:t>
-      </w:r>
-      <m:oMath>
-        <m:r>
-          <m:t>β</m:t>
-        </m:r>
-      </m:oMath>
-      <w:r>
-        <w:t xml:space="preserve"> </w:t>
-      </w:r>
-      <w:r>
-        <w:t xml:space="preserve">= 0.095); the negative</w:t>
-      </w:r>
-      <w:r>
-        <w:t xml:space="preserve"> </w:t>
-      </w:r>
-      <m:oMath>
-        <m:r>
-          <m:rPr>
-            <m:nor/>
-            <m:sty m:val="p"/>
-          </m:rPr>
-          <m:t>DAI</m:t>
-        </m:r>
-        <m:r>
-          <m:rPr>
-            <m:sty m:val="p"/>
-          </m:rPr>
-          <m:t>×</m:t>
-        </m:r>
-        <m:r>
-          <m:rPr>
-            <m:nor/>
-            <m:sty m:val="p"/>
-          </m:rPr>
-          <m:t>FSTS</m:t>
-        </m:r>
-      </m:oMath>
-      <w:r>
-        <w:t xml:space="preserve"> </w:t>
-      </w:r>
-      <w:r>
-        <w:t xml:space="preserve">interaction observed only in 2023 (</w:t>
-      </w:r>
-      <m:oMath>
-        <m:sSub>
-          <m:e>
-            <m:r>
-              <m:rPr>
-                <m:nor/>
-                <m:sty m:val="p"/>
-              </m:rPr>
-              <m:t>FSTS</m:t>
-            </m:r>
-          </m:e>
-          <m:sub>
-            <m:r>
-              <m:t>c</m:t>
-            </m:r>
-          </m:sub>
-        </m:sSub>
-        <m:r>
-          <m:rPr>
-            <m:sty m:val="p"/>
-          </m:rPr>
-          <m:t>×</m:t>
-        </m:r>
-        <m:sSub>
-          <m:e>
-            <m:r>
-              <m:rPr>
-                <m:nor/>
-                <m:sty m:val="p"/>
-              </m:rPr>
-              <m:t>DAI</m:t>
-            </m:r>
-          </m:e>
-          <m:sub>
-            <m:r>
-              <m:t>z</m:t>
-            </m:r>
-          </m:sub>
-        </m:sSub>
-      </m:oMath>
-      <w:r>
-        <w:t xml:space="preserve"> </w:t>
-      </w:r>
-      <w:r>
-        <w:t xml:space="preserve">= -0.912, p = .043) is read as Tier-1 proxy obsolescence as website ownership diffuses to near-universal levels (49.8 % in 2023 vs 42.5 % in 2009), not as evidence on dynamic digital capability moderation.</w:t>
+        <w:numPr>
+          <w:ilvl w:val="0"/>
+          <w:numId w:val="1001"/>
+        </w:numPr>
+      </w:pPr>
+      <w:r>
+        <w:t xml:space="preserve">Inverted-U export-intensity threshold holds in Vietnamese firms across 3 waves (2009/2015/2023).</w:t>
+      </w:r>
+    </w:p>
+    <w:p>
+      <w:pPr>
+        <w:numPr>
+          <w:ilvl w:val="0"/>
+          <w:numId w:val="1001"/>
+        </w:numPr>
+      </w:pPr>
+      <w:r>
+        <w:t xml:space="preserve">Turning points cluster at 39–46 % FSTS — a band durable through 14 years of institutional change.</w:t>
+      </w:r>
+    </w:p>
+    <w:p>
+      <w:pPr>
+        <w:numPr>
+          <w:ilvl w:val="0"/>
+          <w:numId w:val="1001"/>
+        </w:numPr>
+      </w:pPr>
+      <w:r>
+        <w:t xml:space="preserve">The nonlinearity is a step function across the export-participation barrier, not within-exporter saturation.</w:t>
+      </w:r>
+    </w:p>
+    <w:p>
+      <w:pPr>
+        <w:numPr>
+          <w:ilvl w:val="0"/>
+          <w:numId w:val="1001"/>
+        </w:numPr>
+      </w:pPr>
+      <w:r>
+        <w:t xml:space="preserve">TCI is positively associated with productivity and moderates curvature in three of four panels.</w:t>
+      </w:r>
+    </w:p>
+    <w:p>
+      <w:pPr>
+        <w:numPr>
+          <w:ilvl w:val="0"/>
+          <w:numId w:val="1001"/>
+        </w:numPr>
+      </w:pPr>
+      <w:r>
+        <w:t xml:space="preserve">Tier-1 website indicator follows proxy-obsolescence: positive 2009, null 2015, negatively interactive 2023.</w:t>
       </w:r>
     </w:p>
     <w:bookmarkEnd w:id="21"/>
@@ -10452,8 +10208,87 @@
       </w:pPr>
     </w:lvl>
   </w:abstractNum>
+  <w:abstractNum w:abstractNumId="991">
+    <w:nsid w:val="A991"/>
+    <w:multiLevelType w:val="multilevel"/>
+    <w:lvl w:ilvl="0">
+      <w:numFmt w:val="bullet"/>
+      <w:lvlText w:val="•"/>
+      <w:lvlJc w:val="left"/>
+      <w:pPr>
+        <w:ind w:left="720" w:hanging="480"/>
+      </w:pPr>
+    </w:lvl>
+    <w:lvl w:ilvl="1">
+      <w:numFmt w:val="bullet"/>
+      <w:lvlText w:val="–"/>
+      <w:lvlJc w:val="left"/>
+      <w:pPr>
+        <w:ind w:left="1440" w:hanging="480"/>
+      </w:pPr>
+    </w:lvl>
+    <w:lvl w:ilvl="2">
+      <w:numFmt w:val="bullet"/>
+      <w:lvlText w:val="•"/>
+      <w:lvlJc w:val="left"/>
+      <w:pPr>
+        <w:ind w:left="2160" w:hanging="480"/>
+      </w:pPr>
+    </w:lvl>
+    <w:lvl w:ilvl="3">
+      <w:numFmt w:val="bullet"/>
+      <w:lvlText w:val="–"/>
+      <w:lvlJc w:val="left"/>
+      <w:pPr>
+        <w:ind w:left="2880" w:hanging="480"/>
+      </w:pPr>
+    </w:lvl>
+    <w:lvl w:ilvl="4">
+      <w:numFmt w:val="bullet"/>
+      <w:lvlText w:val="•"/>
+      <w:lvlJc w:val="left"/>
+      <w:pPr>
+        <w:ind w:left="3600" w:hanging="480"/>
+      </w:pPr>
+    </w:lvl>
+    <w:lvl w:ilvl="5">
+      <w:numFmt w:val="bullet"/>
+      <w:lvlText w:val="–"/>
+      <w:lvlJc w:val="left"/>
+      <w:pPr>
+        <w:ind w:left="4320" w:hanging="480"/>
+      </w:pPr>
+    </w:lvl>
+    <w:lvl w:ilvl="6">
+      <w:numFmt w:val="bullet"/>
+      <w:lvlText w:val="•"/>
+      <w:lvlJc w:val="left"/>
+      <w:pPr>
+        <w:ind w:left="5040" w:hanging="480"/>
+      </w:pPr>
+    </w:lvl>
+    <w:lvl w:ilvl="7">
+      <w:numFmt w:val="bullet"/>
+      <w:lvlText w:val="–"/>
+      <w:lvlJc w:val="left"/>
+      <w:pPr>
+        <w:ind w:left="5760" w:hanging="480"/>
+      </w:pPr>
+    </w:lvl>
+    <w:lvl w:ilvl="8">
+      <w:numFmt w:val="bullet"/>
+      <w:lvlText w:val="•"/>
+      <w:lvlJc w:val="left"/>
+      <w:pPr>
+        <w:ind w:left="6480" w:hanging="480"/>
+      </w:pPr>
+    </w:lvl>
+  </w:abstractNum>
   <w:num w:numId="1000">
     <w:abstractNumId w:val="990"/>
+  </w:num>
+  <w:num w:numId="1001">
+    <w:abstractNumId w:val="991"/>
   </w:num>
 </w:numbering>
 </file>

--- a/p3/submission/jed_package/01_manuscript_blinded.docx
+++ b/p3/submission/jed_package/01_manuscript_blinded.docx
@@ -218,7 +218,7 @@
         <w:t xml:space="preserve"> </w:t>
       </w:r>
       <w:r>
-        <w:t xml:space="preserve">This study revisits the internationalisation–performance relationship in Vietnam across three survey waves, testing whether technological capability moderates export-intensity effects and tracing how a Tier-1 digital indicator evolves across institutional generations.</w:t>
+        <w:t xml:space="preserve">This study revisits the internationalisation–performance relationship in Vietnam across three survey waves, testing whether technological capability moderates export-intensity effects and whether a Tier-1 digital indicator evolves across institutional generations.</w:t>
       </w:r>
     </w:p>
     <w:p>
@@ -236,7 +236,7 @@
         <w:t xml:space="preserve"> </w:t>
       </w:r>
       <w:r>
-        <w:t xml:space="preserve">Three waves of the World Bank Enterprise Survey (Vietnam 2009, 2015, 2023; N = 2,958) underpin wave-specific and pooled OLS models with HC1 robust standard errors, quadratic FSTS terms, and capability interactions. The Technological Capability Index (TCI: quality certification, foreign-licensed technology) is the primary construct; a Tier-1 website-presence indicator serves as the digital-adoption control. Lind–Mehlum U-tests verify the inverted-U; Paternoster z-tests evaluate cross-wave coefficient equality.</w:t>
+        <w:t xml:space="preserve">Three waves of the WBES Vietnam (2009, 2015, 2023; N = 2,958) underpin wave-specific and pooled OLS models with HC1 robust standard errors, quadratic FSTS terms, and capability interactions. Lind–Mehlum U-tests verify the inverted-U; Paternoster z-tests evaluate cross-wave coefficient equality.</w:t>
       </w:r>
     </w:p>
     <w:p>
@@ -254,18 +254,7 @@
         <w:t xml:space="preserve"> </w:t>
       </w:r>
       <w:r>
-        <w:t xml:space="preserve">An inverted-U between export intensity and labour productivity holds across all three waves, with turning points clustered between 39% and 46%, a band that stays durable over 14 years of institutional change. The nonlinearity traces to a participation-margin effect: restricted to exporters, the quadratic term loses significance (</w:t>
-      </w:r>
-      <m:oMath>
-        <m:r>
-          <m:t>β</m:t>
-        </m:r>
-      </m:oMath>
-      <w:r>
-        <w:t xml:space="preserve"> </w:t>
-      </w:r>
-      <w:r>
-        <w:t xml:space="preserve">= −0.200, p =.660). TCI positively moderates productivity and the I–P curvature across waves, while the website indicator follows a proxy-obsolescence trajectory: positive in 2009, null in 2015, negatively interactive in 2023.</w:t>
+        <w:t xml:space="preserve">The inverted-U between export intensity and labour productivity holds across all three waves, with turning points clustered at 39–46% FSTS — a band durable over 14 years of institutional change. The nonlinearity traces to a participation-margin step: restricted to exporters, the quadratic term loses significance (β = −0.200, p = .660). TCI positively moderates the I–P curvature; the website indicator follows a proxy-obsolescence trajectory (positive 2009 → null 2015 → negatively interactive 2023).</w:t>
       </w:r>
     </w:p>
     <w:p>
@@ -283,7 +272,7 @@
         <w:t xml:space="preserve"> </w:t>
       </w:r>
       <w:r>
-        <w:t xml:space="preserve">The repeated-cross-section design supports associational inference only; within-firm causal identification is not possible. Findings on the website indicator reflect a single binary measure; richer Tier-2/3 digital instruments are needed for cleaner capability-moderation tests.</w:t>
+        <w:t xml:space="preserve">Repeated cross-section design supports associational inference only. The Tier-1 binary website measure limits broader digital-transformation claims; richer Tier 2–3 indicators are needed.</w:t>
       </w:r>
     </w:p>
     <w:p>
@@ -301,7 +290,7 @@
         <w:t xml:space="preserve"> </w:t>
       </w:r>
       <w:r>
-        <w:t xml:space="preserve">For Vietnamese SMEs, the 39–46% FSTS band defines a bounded operating range within which export expansion remains productivity-enhancing. For policy makers under Decision 749/QĐ-TTg (National Digital Transformation Programme to 2030), Tier-1 website-presence indicators have saturated and are no longer useful as policy targets; the next phase must shift to Tier-2/3 digital capabilities (e-commerce platforms, ERP, AI-augmented operations).</w:t>
+        <w:t xml:space="preserve">The 39–46% FSTS band defines a bounded operating range for Vietnamese SME export expansion. For Decision 749/QĐ-TTg digital transformation policy, Tier-1 website indicators have saturated; the next phase must shift to Tier 2–3 digital capabilities.</w:t>
       </w:r>
     </w:p>
     <w:p>
@@ -313,13 +302,13 @@
           <w:bCs/>
           <w:b/>
         </w:rPr>
-        <w:t xml:space="preserve">Social implications.</w:t>
-      </w:r>
-      <w:r>
-        <w:t xml:space="preserve"> </w:t>
-      </w:r>
-      <w:r>
-        <w:t xml:space="preserve">The participation-margin reading of the I-P inverted-U reframes Vietnamese SME export-promotion design from</w:t>
+        <w:t xml:space="preserve">Originality/value.</w:t>
+      </w:r>
+      <w:r>
+        <w:t xml:space="preserve"> </w:t>
+      </w:r>
+      <w:r>
+        <w:t xml:space="preserve">In this zero-inflated setting, the inverted-U reflects a participation-barrier step function rather than intensity saturation. Tier-1 digital coefficients mask progressive proxy obsolescence. The turning-point cluster (39–46%) is institutionally embedded, shifting the debate from</w:t>
       </w:r>
       <w:r>
         <w:t xml:space="preserve"> </w:t>
@@ -328,7 +317,7 @@
         <w:t xml:space="preserve">“</w:t>
       </w:r>
       <w:r>
-        <w:t xml:space="preserve">internationalise to grow</w:t>
+        <w:t xml:space="preserve">does internationalisation help?</w:t>
       </w:r>
       <w:r>
         <w:t xml:space="preserve">”</w:t>
@@ -346,13 +335,13 @@
         <w:t xml:space="preserve">“</w:t>
       </w:r>
       <w:r>
-        <w:t xml:space="preserve">build prerequisites first, then internationalise within the bounded range</w:t>
+        <w:t xml:space="preserve">under what institutional conditions does the threshold shift?</w:t>
       </w:r>
       <w:r>
         <w:t xml:space="preserve">”</w:t>
       </w:r>
       <w:r>
-        <w:t xml:space="preserve">, with direct implications for the equity of MOIT export-support disbursements across firm size and digital-readiness segments.</w:t>
+        <w:t xml:space="preserve">.</w:t>
       </w:r>
     </w:p>
     <w:p>
@@ -364,46 +353,13 @@
           <w:bCs/>
           <w:b/>
         </w:rPr>
-        <w:t xml:space="preserve">Originality/value.</w:t>
-      </w:r>
-      <w:r>
-        <w:t xml:space="preserve"> </w:t>
-      </w:r>
-      <w:r>
-        <w:t xml:space="preserve">In this zero-inflated setting the inverted-U reflects a participation-barrier step function rather than intensity saturation, and pooled Tier-1 digital coefficients mask progressive proxy obsolescence. Because the turning-point cluster (39–46% FSTS) is institutionally embedded, the debate moves from</w:t>
-      </w:r>
-      <w:r>
-        <w:t xml:space="preserve"> </w:t>
-      </w:r>
-      <w:r>
-        <w:t xml:space="preserve">“</w:t>
-      </w:r>
-      <w:r>
-        <w:t xml:space="preserve">does internationalisation help?</w:t>
-      </w:r>
-      <w:r>
-        <w:t xml:space="preserve">”</w:t>
-      </w:r>
-      <w:r>
-        <w:t xml:space="preserve"> </w:t>
-      </w:r>
-      <w:r>
-        <w:t xml:space="preserve">to</w:t>
-      </w:r>
-      <w:r>
-        <w:t xml:space="preserve"> </w:t>
-      </w:r>
-      <w:r>
-        <w:t xml:space="preserve">“</w:t>
-      </w:r>
-      <w:r>
-        <w:t xml:space="preserve">under what institutional conditions does the threshold shift?</w:t>
-      </w:r>
-      <w:r>
-        <w:t xml:space="preserve">”</w:t>
-      </w:r>
-      <w:r>
-        <w:t xml:space="preserve">, qualifying rather than overturning the cross-national I-P skepticism of Pisani, Garcia-Bernardo and Heemskerk (2020, Strategic Management Journal).</w:t>
+        <w:t xml:space="preserve">Keywords:</w:t>
+      </w:r>
+      <w:r>
+        <w:t xml:space="preserve"> </w:t>
+      </w:r>
+      <w:r>
+        <w:t xml:space="preserve">internationalisation–performance; emerging markets; technological capability; threshold durability; Vietnam; firm productivity.</w:t>
       </w:r>
     </w:p>
     <w:p>
@@ -411,7 +367,17 @@
         <w:pStyle w:val="BodyText"/>
       </w:pPr>
       <w:r>
-        <w:t xml:space="preserve">Keywords: internationalisation–performance; emerging markets; technological capability; threshold durability; Vietnam; firm productivity.</w:t>
+        <w:rPr>
+          <w:bCs/>
+          <w:b/>
+        </w:rPr>
+        <w:t xml:space="preserve">JEL classification:</w:t>
+      </w:r>
+      <w:r>
+        <w:t xml:space="preserve"> </w:t>
+      </w:r>
+      <w:r>
+        <w:t xml:space="preserve">F23, O33, D22, L25, O53.</w:t>
       </w:r>
     </w:p>
     <w:p>
@@ -419,27 +385,17 @@
         <w:pStyle w:val="BodyText"/>
       </w:pPr>
       <w:r>
-        <w:t xml:space="preserve">JEL classification: F23 (multinational firms; international business); O33 (technological change:</w:t>
-      </w:r>
-      <w:r>
-        <w:t xml:space="preserve"> </w:t>
-      </w:r>
-      <w:r>
-        <w:t xml:space="preserve">choices and consequences); D22 (firm behaviour: empirical analysis); L25 (firm performance);</w:t>
-      </w:r>
-      <w:r>
-        <w:t xml:space="preserve"> </w:t>
-      </w:r>
-      <w:r>
-        <w:t xml:space="preserve">O53 (economywide country studies: Asia including Middle East).</w:t>
-      </w:r>
-    </w:p>
-    <w:p>
-      <w:pPr>
-        <w:pStyle w:val="BodyText"/>
-      </w:pPr>
-      <w:r>
-        <w:t xml:space="preserve">Paper type: Research paper.</w:t>
+        <w:rPr>
+          <w:bCs/>
+          <w:b/>
+        </w:rPr>
+        <w:t xml:space="preserve">Paper type:</w:t>
+      </w:r>
+      <w:r>
+        <w:t xml:space="preserve"> </w:t>
+      </w:r>
+      <w:r>
+        <w:t xml:space="preserve">Research paper.</w:t>
       </w:r>
     </w:p>
     <w:bookmarkEnd w:id="22"/>
@@ -1169,91 +1125,7 @@
         <w:pStyle w:val="FirstParagraph"/>
       </w:pPr>
       <w:r>
-        <w:t xml:space="preserve">In a transitional economy such as Vietnam, the relationship between internationalisation and firm performance is unlikely to be linear. Foreign expansion can lift performance through</w:t>
-      </w:r>
-      <w:r>
-        <w:t xml:space="preserve"> </w:t>
-      </w:r>
-      <w:r>
-        <w:t xml:space="preserve">greater market reach, diversification, and learning from external environments; firms use</w:t>
-      </w:r>
-      <w:r>
-        <w:t xml:space="preserve"> </w:t>
-      </w:r>
-      <w:r>
-        <w:t xml:space="preserve">internationalisation to spread fixed costs, reach new customers, and acquire knowledge that</w:t>
-      </w:r>
-      <w:r>
-        <w:t xml:space="preserve"> </w:t>
-      </w:r>
-      <w:r>
-        <w:t xml:space="preserve">supports operational improvement.</w:t>
-      </w:r>
-      <w:r>
-        <w:t xml:space="preserve"> </w:t>
-      </w:r>
-      <w:r>
-        <w:t xml:space="preserve">Deeper international involvement, at the same time, tends to generate coordination costs and</w:t>
-      </w:r>
-      <w:r>
-        <w:t xml:space="preserve"> </w:t>
-      </w:r>
-      <w:r>
-        <w:t xml:space="preserve">organisational burdens. A firm must manage multiple markets, reconcile diverse customer demands, process more information, and sustain tighter managerial control. As foreign expansion</w:t>
-      </w:r>
-      <w:r>
-        <w:t xml:space="preserve"> </w:t>
-      </w:r>
-      <w:r>
-        <w:t xml:space="preserve">intensifies, these costs may outgrow the benefits, producing diminishing returns or</w:t>
-      </w:r>
-      <w:r>
-        <w:t xml:space="preserve"> </w:t>
-      </w:r>
-      <w:r>
-        <w:t xml:space="preserve">even a decline in performance. This basic logic underpins the classic nonlinear view of the I–P</w:t>
-      </w:r>
-      <w:r>
-        <w:t xml:space="preserve"> </w:t>
-      </w:r>
-      <w:r>
-        <w:t xml:space="preserve">relationship (Contractor, 2007; Hennart, 2011; Marano et al., 2016). Process accounts of internationalisation, including the updated Uppsala framework, similarly emphasise that performance</w:t>
-      </w:r>
-      <w:r>
-        <w:t xml:space="preserve"> </w:t>
-      </w:r>
-      <w:r>
-        <w:t xml:space="preserve">gains and adjustment costs unfold incrementally as firms accumulate market knowledge and</w:t>
-      </w:r>
-      <w:r>
-        <w:t xml:space="preserve"> </w:t>
-      </w:r>
-      <w:r>
-        <w:t xml:space="preserve">commitment (Vahlne and Johanson, 2017; Knight and Liesch, 2016).</w:t>
-      </w:r>
-      <w:r>
-        <w:t xml:space="preserve"> </w:t>
-      </w:r>
-      <w:r>
-        <w:t xml:space="preserve">This argument carries particular weight in Vietnam, where firms operate under uneven capability conditions. Some convert foreign expansion into learning and scale advantages;</w:t>
-      </w:r>
-      <w:r>
-        <w:t xml:space="preserve"> </w:t>
-      </w:r>
-      <w:r>
-        <w:t xml:space="preserve">others meet organisational strain sooner. What this study expects, then, is</w:t>
-      </w:r>
-      <w:r>
-        <w:t xml:space="preserve"> </w:t>
-      </w:r>
-      <w:r>
-        <w:t xml:space="preserve">not a uniformly positive slope, but a nonlinear relationship in which the gains from internationalisation become progressively harder to sustain.</w:t>
-      </w:r>
-      <w:r>
-        <w:t xml:space="preserve"> </w:t>
-      </w:r>
-      <w:r>
-        <w:t xml:space="preserve">Two opposing forces underpin the curvature.</w:t>
+        <w:t xml:space="preserve">In a transitional economy such as Vietnam, the internationalisation–performance (I–P) relationship is unlikely to be linear. Foreign expansion lifts performance through market reach, diversification, and learning (Contractor, 2007; Marano et al., 2016), but deeper engagement generates coordination costs that may dominate at higher levels of foreign exposure (Hitt et al., 1997; Hennart, 2011). The classic non-linear specification follows from this cost-benefit balance, with the Uppsala process model (Vahlne and Johanson, 2017; Knight and Liesch, 2016) similarly emphasising that gains and adjustment costs unfold incrementally as firms accumulate market knowledge and commitment.</w:t>
       </w:r>
     </w:p>
     <w:p>
@@ -1261,7 +1133,7 @@
         <w:pStyle w:val="BodyText"/>
       </w:pPr>
       <w:r>
-        <w:t xml:space="preserve">On the upside, increasing direct-export in-</w:t>
+        <w:t xml:space="preserve">Vietnam’s institutional context sharpens this curvature. In a transitional setting where ports, trade-finance institutions, digital marketplaces, and dispute-resolution mechanisms are still maturing (Williamson, 1985; Hennart, 2007), the threshold at which coordination costs overwhelm scale benefits may bind at a lower level of export intensity than in mature economies.</w:t>
       </w:r>
     </w:p>
     <w:p>
@@ -1269,7 +1141,83 @@
         <w:pStyle w:val="BodyText"/>
       </w:pPr>
       <w:r>
-        <w:t xml:space="preserve">tensity creates scale economies, knowledge spillovers from foreign customers, and learning-byexporting effects that lift productivity (Wagner, 2007).</w:t>
+        <w:t xml:space="preserve">A second consideration is the structure of WBES Vietnam direct-export intensity (FSTS). The variable is heavily zero-inflated: non-exporter shares are 71.6% (2009), 79.3% (2015), and 81.2% (2023), pooled 77.4%. The I–P relationship therefore decomposes into two analytically distinct margins. The</w:t>
+      </w:r>
+      <w:r>
+        <w:t xml:space="preserve"> </w:t>
+      </w:r>
+      <w:r>
+        <w:rPr>
+          <w:bCs/>
+          <w:b/>
+        </w:rPr>
+        <w:t xml:space="preserve">participation margin</w:t>
+      </w:r>
+      <w:r>
+        <w:t xml:space="preserve"> </w:t>
+      </w:r>
+      <w:r>
+        <w:t xml:space="preserve">captures the step from FSTS = 0 to FSTS &gt; 0, where firms absorb fixed entry costs and acquire learning-by-exporting (Bernard et al., 2007; Wagner, 2007). The</w:t>
+      </w:r>
+      <w:r>
+        <w:t xml:space="preserve"> </w:t>
+      </w:r>
+      <w:r>
+        <w:rPr>
+          <w:bCs/>
+          <w:b/>
+        </w:rPr>
+        <w:t xml:space="preserve">intensity margin</w:t>
+      </w:r>
+      <w:r>
+        <w:t xml:space="preserve"> </w:t>
+      </w:r>
+      <w:r>
+        <w:t xml:space="preserve">captures FSTS variation within the exporter sub-sample, where scale economies and coordination burdens compete.</w:t>
+      </w:r>
+    </w:p>
+    <w:p>
+      <w:pPr>
+        <w:pStyle w:val="BlockText"/>
+      </w:pPr>
+      <w:r>
+        <w:rPr>
+          <w:bCs/>
+          <w:b/>
+        </w:rPr>
+        <w:t xml:space="preserve">H1.</w:t>
+      </w:r>
+      <w:r>
+        <w:t xml:space="preserve"> </w:t>
+      </w:r>
+      <w:r>
+        <w:t xml:space="preserve">The Vietnamese I–P relationship is non-monotonic in the full sample and is best understood through a participation-and-intensity structure. (H1a) Crossing from FSTS = 0 to FSTS &gt; 0 is positively associated with labour productivity. (H1b) Within the exporter sub-sample, additional intensity is expected to exhibit weaker, diminishing, or non-significant marginal returns.</w:t>
+      </w:r>
+    </w:p>
+    <w:p>
+      <w:pPr>
+        <w:pStyle w:val="FirstParagraph"/>
+      </w:pPr>
+      <w:r>
+        <w:t xml:space="preserve">The exporter-only specification (Panel H) provides the direct test of H1b: if the inverted-U reflects within-exporter intensity variation, the quadratic term should remain significant in that sub-sample.</w:t>
+      </w:r>
+    </w:p>
+    <w:bookmarkEnd w:id="29"/>
+    <w:bookmarkStart w:id="30" w:name="X4b2a32ed7154bc58721147d0dfb9df1680f1d97"/>
+    <w:p>
+      <w:pPr>
+        <w:pStyle w:val="Heading3"/>
+      </w:pPr>
+      <w:r>
+        <w:t xml:space="preserve">2.2 Foreign-technology and standards capability</w:t>
+      </w:r>
+    </w:p>
+    <w:p>
+      <w:pPr>
+        <w:pStyle w:val="FirstParagraph"/>
+      </w:pPr>
+      <w:r>
+        <w:t xml:space="preserve">Following the Lall (1992) tradition for emerging-market firms, this study uses a measurement-tight reading of technological capability: a foreign-technology and standards capability (TCI_z) that captures exposure to internationally recognised quality certification (b8) and foreign-licensed technology (e6). This is one observable facet of the broader Cohen and Levinthal (1990) absorptive-capacity construct and Teece (2007) dynamic-capability construct; the present measure captures the externally facing component (Eisenhardt and Martin, 2000).</w:t>
       </w:r>
     </w:p>
     <w:p>
@@ -1277,7 +1225,43 @@
         <w:pStyle w:val="BodyText"/>
       </w:pPr>
       <w:r>
-        <w:t xml:space="preserve">On the downside, coordinating pro-</w:t>
+        <w:t xml:space="preserve">In international settings, this capability raises the firm’s productivity floor by supporting product adaptation to foreign requirements and integration of licensed technology. Even when TCI does not alter the I–P curvature, it should lift overall performance levels. A broader innovation-augmented composite (TCI_full, adding product innovation h1 and R&amp;D activity h8) is reported in §4.5 Panel A as a boundary condition.</w:t>
+      </w:r>
+    </w:p>
+    <w:p>
+      <w:pPr>
+        <w:pStyle w:val="BlockText"/>
+      </w:pPr>
+      <w:r>
+        <w:rPr>
+          <w:bCs/>
+          <w:b/>
+        </w:rPr>
+        <w:t xml:space="preserve">H2.</w:t>
+      </w:r>
+      <w:r>
+        <w:t xml:space="preserve"> </w:t>
+      </w:r>
+      <w:r>
+        <w:t xml:space="preserve">Foreign-technology and standards capability (TCI_z) is positively associated with labour productivity in Vietnamese firms, because exposure to internationally recognised quality certification and foreign-licensed technology raises the firm’s capacity to meet foreign market requirements and integrate external technological inputs (Lall, 1992; Cohen and Levinthal, 1990).</w:t>
+      </w:r>
+    </w:p>
+    <w:bookmarkEnd w:id="30"/>
+    <w:bookmarkStart w:id="31" w:name="website-based-digital-presence"/>
+    <w:p>
+      <w:pPr>
+        <w:pStyle w:val="Heading3"/>
+      </w:pPr>
+      <w:r>
+        <w:t xml:space="preserve">2.3 Website-based digital presence</w:t>
+      </w:r>
+    </w:p>
+    <w:p>
+      <w:pPr>
+        <w:pStyle w:val="FirstParagraph"/>
+      </w:pPr>
+      <w:r>
+        <w:t xml:space="preserve">The primary DAI_z is a website-based digital presence measure: a binary indicator of whether the firm has its own website (c22b). This is a foundational Tier-1 marker (Verhoef et al., 2021) and is retained because c22b is the only digital indicator the WBES instrument carries comparably across the 2009, 2015, and 2023 waves; transaction-level items appear only in 2023.</w:t>
       </w:r>
     </w:p>
     <w:p>
@@ -1285,7 +1269,7 @@
         <w:pStyle w:val="BodyText"/>
       </w:pPr>
       <w:r>
-        <w:t xml:space="preserve">duction for institutionally distant markets imposes information-processing costs that grow nonlinearly: each additional foreign market adds compliance demands, customer-relationship overhead, and supply-chain dependencies whose marginal coordination cost rises faster than the</w:t>
+        <w:t xml:space="preserve">For exporters, even foundational website adoption lowers the cost at which foreign customers can locate the firm and signals legitimacy in international transactions. The scope of these gains is bounded: a website does not by itself integrate transactions, supply chains, or decision-making.</w:t>
       </w:r>
     </w:p>
     <w:p>
@@ -1293,61 +1277,36 @@
         <w:pStyle w:val="BodyText"/>
       </w:pPr>
       <w:r>
-        <w:t xml:space="preserve">marginal scale benefit beyond a threshold. In a transitional setting where ports, trade-finance</w:t>
-      </w:r>
-      <w:r>
-        <w:t xml:space="preserve"> </w:t>
-      </w:r>
-      <w:r>
-        <w:t xml:space="preserve">institutions, digital marketplaces, and dispute-resolution mechanisms are still maturing, this</w:t>
-      </w:r>
-      <w:r>
-        <w:t xml:space="preserve"> </w:t>
-      </w:r>
-      <w:r>
-        <w:t xml:space="preserve">threshold may bind at a lower level of export intensity than in mature economies, sharpening</w:t>
-      </w:r>
-      <w:r>
-        <w:t xml:space="preserve"> </w:t>
-      </w:r>
-      <w:r>
-        <w:t xml:space="preserve">the curvature relative to the meta-analytic baseline (Hennart, 2007; Wagner, 2007; Marano et al.,</w:t>
-      </w:r>
-      <w:r>
-        <w:t xml:space="preserve"> </w:t>
-      </w:r>
-      <w:r>
-        <w:t xml:space="preserve">2016). The mechanism is institutional transaction costs (Williamson, 1985; Hennart, 2007): in a transitional economy, enforcement gaps, logistics deficits, and information asymmetries raise the marginal cost of managing each additional foreign market, causing the post-threshold decline to bind at lower export intensity than in settings where digital infrastructure and contract-enforcement quality have already absorbed much of this friction.</w:t>
-      </w:r>
-      <w:r>
-        <w:t xml:space="preserve"> </w:t>
-      </w:r>
-      <w:r>
-        <w:t xml:space="preserve">A second consideration arises from the structure of direct-export intensity in WBES Vietnam: the FSTS variable is bounded at zero and is heavily zero-inflated (the non-exporter share</w:t>
-      </w:r>
-      <w:r>
-        <w:t xml:space="preserve"> </w:t>
-      </w:r>
-      <w:r>
-        <w:t xml:space="preserve">is 71.6 % in 2009, 79.3 % in 2015 and 81.2 % in 2023; pooled 77.4 %). The internationalisation–</w:t>
-      </w:r>
-      <w:r>
-        <w:t xml:space="preserve"> </w:t>
-      </w:r>
-      <w:r>
-        <w:t xml:space="preserve">performance relationship therefore comprises two analytically distinct margins. The participation margin is the step from FSTS = 0 to FSTS &gt; 0, where firms cross the entry threshold into</w:t>
-      </w:r>
-      <w:r>
-        <w:t xml:space="preserve"> </w:t>
-      </w:r>
-      <w:r>
-        <w:t xml:space="preserve">international markets and absorb fixed entry costs. The intensity margin is the variation of FSTS</w:t>
-      </w:r>
-      <w:r>
-        <w:t xml:space="preserve"> </w:t>
-      </w:r>
-      <w:r>
-        <w:t xml:space="preserve">within the exporter subsample.</w:t>
+        <w:t xml:space="preserve">By 2023, website ownership has diffused to 49.8% of Vietnamese firms (vs 42.5% in 2009) and increasingly functions as an organisational hygiene factor — a</w:t>
+      </w:r>
+      <w:r>
+        <w:t xml:space="preserve"> </w:t>
+      </w:r>
+      <w:r>
+        <w:rPr>
+          <w:iCs/>
+          <w:i/>
+        </w:rPr>
+        <w:t xml:space="preserve">digital saturation</w:t>
+      </w:r>
+      <w:r>
+        <w:t xml:space="preserve"> </w:t>
+      </w:r>
+      <w:r>
+        <w:t xml:space="preserve">condition in which near-universal Tier-1 presence loses discriminating power.</w:t>
+      </w:r>
+      <w:r>
+        <w:t xml:space="preserve"> </w:t>
+      </w:r>
+      <w:r>
+        <w:rPr>
+          <w:bCs/>
+          <w:b/>
+        </w:rPr>
+        <w:t xml:space="preserve">DAI_z is therefore not formalised as a primary hypothesis-bearing construct</w:t>
+      </w:r>
+      <w:r>
+        <w:t xml:space="preserve">; it is retained as a baseline digital-presence control. Future tests of digital capability moderation would require Tier 2–4 indicators (electronic-payment intensity, ERP integration, e-commerce platform adoption) not available cross-wave in WBES Vietnam.</w:t>
       </w:r>
     </w:p>
     <w:p>
@@ -1355,7 +1314,41 @@
         <w:pStyle w:val="BodyText"/>
       </w:pPr>
       <w:r>
-        <w:t xml:space="preserve">Theory predicts that productivity gains can accrue at either</w:t>
+        <w:t xml:space="preserve">(The hypothesis numbering deliberately skips H3 to preserve alignment with the broader dissertation framework, in which H3 conventionally corresponds to institutional moderation in multi-country papers.)</w:t>
+      </w:r>
+    </w:p>
+    <w:bookmarkEnd w:id="31"/>
+    <w:bookmarkStart w:id="35" w:name="X6a12181a456ba9b12b58768213e8737f5c99a6d"/>
+    <w:p>
+      <w:pPr>
+        <w:pStyle w:val="Heading3"/>
+      </w:pPr>
+      <w:r>
+        <w:t xml:space="preserve">2.4 Stage-contingent digital value (exploratory)</w:t>
+      </w:r>
+    </w:p>
+    <w:p>
+      <w:pPr>
+        <w:pStyle w:val="FirstParagraph"/>
+      </w:pPr>
+      <w:r>
+        <w:t xml:space="preserve">Because the WBES Vietnam instrument cannot identify Tier 2–4 digital capability across waves, this paper does not advance a primary digital-transformation claim. The following frames an</w:t>
+      </w:r>
+      <w:r>
+        <w:t xml:space="preserve"> </w:t>
+      </w:r>
+      <w:r>
+        <w:rPr>
+          <w:iCs/>
+          <w:i/>
+        </w:rPr>
+        <w:t xml:space="preserve">exploratory probe</w:t>
+      </w:r>
+      <w:r>
+        <w:t xml:space="preserve"> </w:t>
+      </w:r>
+      <w:r>
+        <w:t xml:space="preserve">of whether the Tier-1 website indicator interacts with export intensity differently across waves.</w:t>
       </w:r>
     </w:p>
     <w:p>
@@ -1363,1309 +1356,25 @@
         <w:pStyle w:val="BodyText"/>
       </w:pPr>
       <w:r>
-        <w:t xml:space="preserve">margin: the participation margin captures learning-by-exporting and exposure to foreign-market</w:t>
-      </w:r>
-      <w:r>
-        <w:t xml:space="preserve"> </w:t>
-      </w:r>
-      <w:r>
-        <w:t xml:space="preserve">demand; the intensity margin captures scale economies on the upside and coordination burdens</w:t>
-      </w:r>
-      <w:r>
-        <w:t xml:space="preserve"> </w:t>
-      </w:r>
-      <w:r>
-        <w:t xml:space="preserve">on the downside (Bernard et al., 2007; Wagner, 2007). In transitional economies with thin export infrastructure, the participation margin is plausibly the dominant productivity-enhancing</w:t>
-      </w:r>
-      <w:r>
-        <w:t xml:space="preserve"> </w:t>
-      </w:r>
-      <w:r>
-        <w:t xml:space="preserve">margin, while the intensity margin may show diminishing or null returns once participation has</w:t>
-      </w:r>
-      <w:r>
-        <w:t xml:space="preserve"> </w:t>
-      </w:r>
-      <w:r>
-        <w:t xml:space="preserve">been crossed.</w:t>
+        <w:t xml:space="preserve">Even baseline digital presence may be stage-contingent in scope. In early phases of internationalisation, digital tools create direct gains by lowering search costs and communication friction. In later phases, the benefits become more conditional because firms face complex coordination demands that website-only digital adoption cannot bridge (Banalieva and Dhanaraj, 2019; Petricevic and Teece, 2019). Any negative DAI × FSTS interaction observed in later waves can be read through two mechanisms operating jointly: (i) stage-dependent coordination complexity where Tier-1 capability becomes insufficient at high export intensity, and (ii) construct obsolescence under population diffusion where c22b loses discriminating information content. The 2009/2015/2023 design cannot fully separate these channels within the WBES Tier-1 instrument.</w:t>
       </w:r>
     </w:p>
     <w:p>
       <w:pPr>
-        <w:pStyle w:val="BodyText"/>
+        <w:pStyle w:val="BlockText"/>
       </w:pPr>
-      <w:r>
-        <w:t xml:space="preserve">H1. In Vietnam’s zero-inflated export setting, when firms cross the participation barrier into international markets, the internationalisation–performance relationship is non-monotonic in the full sample and is best understood through a participation-and-intensity structure, because the coordination-cost and learning mechanisms that shape I–P returns operate differently at the participation margin versus within the exporter subsample (Hennart, 2007; Wagner, 2007). (H1a, participation margin) Crossing from non-exporting (FSTS = 0) to exporting (FSTS &gt; 0) is positively associated with labour productivity, capturing the learning-and-scale jump at entry, until the intensity margin begins where scale benefits plateau and coordination costs grow. (H1b, intensity margin) Within the exporter subsample, additional direct-export intensity is expected to exhibit weaker, diminishing, or non-significant marginal returns relative to the participation margin.</w:t>
-      </w:r>
-    </w:p>
-    <w:p>
-      <w:pPr>
-        <w:pStyle w:val="BodyText"/>
-      </w:pPr>
-      <w:r>
-        <w:t xml:space="preserve">The exporter-only specification (Panel H) provides the most direct test of H1b: if the inverted-U curvature reflects within-exporter intensity variation, the quadratic term should remain significant in that sub-sample. The near-flat pattern observed in Panel H (pooled</w:t>
-      </w:r>
-      <w:r>
-        <w:t xml:space="preserve"> </w:t>
-      </w:r>
-      <m:oMath>
-        <m:sSubSup>
-          <m:e>
-            <m:r>
-              <m:rPr>
-                <m:nor/>
-                <m:sty m:val="p"/>
-              </m:rPr>
-              <m:t>FSTS</m:t>
-            </m:r>
-          </m:e>
-          <m:sub>
-            <m:r>
-              <m:t>c</m:t>
-            </m:r>
-          </m:sub>
-          <m:sup>
-            <m:r>
-              <m:t>2</m:t>
-            </m:r>
-          </m:sup>
-        </m:sSubSup>
-      </m:oMath>
-      <w:r>
-        <w:t xml:space="preserve"> </w:t>
-      </w:r>
-      <m:oMath>
-        <m:r>
-          <m:t>β</m:t>
-        </m:r>
-      </m:oMath>
-      <w:r>
-        <w:t xml:space="preserve"> </w:t>
-      </w:r>
-      <w:r>
-        <w:t xml:space="preserve">= −0.200, p =.660) instead indicates that the participation margin (H1a) is the dominant source of the full-sample curvature.</w:t>
-      </w:r>
-    </w:p>
-    <w:bookmarkEnd w:id="29"/>
-    <w:bookmarkStart w:id="30" w:name="X8b6ab3bfb99752d9beaf4133c4607c74858df36"/>
-    <w:p>
-      <w:pPr>
-        <w:pStyle w:val="Heading3"/>
-      </w:pPr>
-      <w:r>
-        <w:t xml:space="preserve">2.2 Foreign-technology and standards capability and firm performance</w:t>
-      </w:r>
-    </w:p>
-    <w:p>
-      <w:pPr>
-        <w:pStyle w:val="FirstParagraph"/>
-      </w:pPr>
-      <w:r>
-        <w:t xml:space="preserve">Following the Lall (1992) tradition for emerging-market firms, this paper uses a measurementtight reading of technological capability: a foreign-technology and standards capability that captures a firm’s exposure to externally validated technological inputs, internationally recognised</w:t>
-      </w:r>
-      <w:r>
-        <w:t xml:space="preserve"> </w:t>
-      </w:r>
-      <w:r>
-        <w:t xml:space="preserve">quality certification and foreign-licensed technology. This is one observable facet of the broader</w:t>
-      </w:r>
-      <w:r>
-        <w:t xml:space="preserve"> </w:t>
-      </w:r>
-      <w:r>
-        <w:t xml:space="preserve">Cohen and Levinthal (1990) absorptive-capacity construct and the dynamic-capability construct</w:t>
-      </w:r>
-      <w:r>
-        <w:t xml:space="preserve"> </w:t>
-      </w:r>
-      <w:r>
-        <w:t xml:space="preserve">of Teece (2007), but the present measure does not claim to identify the full absorptive-capacity</w:t>
-      </w:r>
-      <w:r>
-        <w:t xml:space="preserve"> </w:t>
-      </w:r>
-      <w:r>
-        <w:t xml:space="preserve">stock; it captures the externally facing component of that stock (Eisenhardt and Martin, 2000;</w:t>
-      </w:r>
-      <w:r>
-        <w:t xml:space="preserve"> </w:t>
-      </w:r>
-      <w:r>
-        <w:t xml:space="preserve">Karna et al., 2016).</w:t>
-      </w:r>
-    </w:p>
-    <w:p>
-      <w:pPr>
-        <w:pStyle w:val="BodyText"/>
-      </w:pPr>
-      <w:r>
-        <w:t xml:space="preserve">In international settings, this externally facing capability is particularly</w:t>
-      </w:r>
-    </w:p>
-    <w:p>
-      <w:pPr>
-        <w:pStyle w:val="BodyText"/>
-      </w:pPr>
-      <w:r>
-        <w:t xml:space="preserve">important because firms must respond to unfamiliar markets, meet foreign quality standards,</w:t>
-      </w:r>
-      <w:r>
-        <w:t xml:space="preserve"> </w:t>
-      </w:r>
-      <w:r>
-        <w:t xml:space="preserve">and integrate externally licensed technology into organisational routines.</w:t>
-      </w:r>
-      <w:r>
-        <w:t xml:space="preserve"> </w:t>
-      </w:r>
-      <w:r>
-        <w:t xml:space="preserve">A firm with stronger foreign-technology / standards capability is more likely to transform</w:t>
-      </w:r>
-      <w:r>
-        <w:t xml:space="preserve"> </w:t>
-      </w:r>
-      <w:r>
-        <w:t xml:space="preserve">international exposure into productivity gains.</w:t>
-      </w:r>
-    </w:p>
-    <w:p>
-      <w:pPr>
-        <w:pStyle w:val="BodyText"/>
-      </w:pPr>
-      <w:r>
-        <w:t xml:space="preserve">It can adjust products and processes to meet</w:t>
-      </w:r>
-    </w:p>
-    <w:p>
-      <w:pPr>
-        <w:pStyle w:val="BodyText"/>
-      </w:pPr>
-      <w:r>
-        <w:t xml:space="preserve">foreign requirements more effectively, integrate licensed foreign technology into production, and</w:t>
-      </w:r>
-      <w:r>
-        <w:t xml:space="preserve"> </w:t>
-      </w:r>
-      <w:r>
-        <w:t xml:space="preserve">cope better with the operational demands created by export activity. Even when this capability</w:t>
-      </w:r>
-    </w:p>
-    <w:p>
-      <w:pPr>
-        <w:pStyle w:val="BodyText"/>
-      </w:pPr>
-      <w:r>
-        <w:t xml:space="preserve">does not alter the curvature of the I–P relationship, it should improve the firm’s</w:t>
-      </w:r>
-      <w:r>
-        <w:t xml:space="preserve"> </w:t>
-      </w:r>
-      <w:r>
-        <w:t xml:space="preserve">overall performance level by raising the productivity floor among exposed firms.</w:t>
-      </w:r>
-      <w:r>
-        <w:t xml:space="preserve"> </w:t>
-      </w:r>
-      <w:r>
-        <w:t xml:space="preserve">This implies a positive direct association between foreign-technology / standards capability</w:t>
-      </w:r>
-      <w:r>
-        <w:t xml:space="preserve"> </w:t>
-      </w:r>
-      <w:r>
-        <w:t xml:space="preserve">and firm performance in Vietnam. This study treats it here as a construct that should raise the firm’s</w:t>
-      </w:r>
-      <w:r>
-        <w:t xml:space="preserve"> </w:t>
-      </w:r>
-      <w:r>
-        <w:t xml:space="preserve">capacity to benefit from internationalisation and should also support productivity more broadly,</w:t>
-      </w:r>
-      <w:r>
-        <w:t xml:space="preserve"> </w:t>
-      </w:r>
-      <w:r>
-        <w:t xml:space="preserve">without assuming that it indexes the full innovation-and-R&amp;D dimension.</w:t>
-      </w:r>
-      <w:r>
-        <w:t xml:space="preserve"> </w:t>
-      </w:r>
-      <w:r>
-        <w:t xml:space="preserve">Operationally, the primary</w:t>
-      </w:r>
-      <w:r>
-        <w:t xml:space="preserve"> </w:t>
-      </w:r>
-      <m:oMath>
-        <m:sSub>
-          <m:e>
-            <m:r>
-              <m:rPr>
-                <m:nor/>
-                <m:sty m:val="p"/>
-              </m:rPr>
-              <m:t>TCI</m:t>
-            </m:r>
-          </m:e>
-          <m:sub>
-            <m:r>
-              <m:t>z</m:t>
-            </m:r>
-          </m:sub>
-        </m:sSub>
-      </m:oMath>
-      <w:r>
-        <w:t xml:space="preserve"> </w:t>
-      </w:r>
-      <w:r>
-        <w:t xml:space="preserve">is built from two items: internationally recognised quality</w:t>
-      </w:r>
-      <w:r>
-        <w:t xml:space="preserve"> </w:t>
-      </w:r>
-      <w:r>
-        <w:t xml:space="preserve">certification (b8) and foreign-licensed technology (e6). These items measure exposure to foreigntechnology and standards channels rather than internal R&amp;D effort or patent activity. A broader</w:t>
-      </w:r>
-      <w:r>
-        <w:t xml:space="preserve"> </w:t>
-      </w:r>
-      <w:r>
-        <w:t xml:space="preserve">innovation-augmented composite (</w:t>
-      </w:r>
-      <m:oMath>
-        <m:sSub>
-          <m:e>
-            <m:r>
-              <m:rPr>
-                <m:nor/>
-                <m:sty m:val="p"/>
-              </m:rPr>
-              <m:t>TCI</m:t>
-            </m:r>
-          </m:e>
-          <m:sub>
-            <m:r>
-              <m:t>f</m:t>
-            </m:r>
-          </m:sub>
-        </m:sSub>
-      </m:oMath>
-      <w:r>
-        <w:t xml:space="preserve">ull, adding product innovation h1 and R&amp;D activity h8)</w:t>
-      </w:r>
-      <w:r>
-        <w:t xml:space="preserve"> </w:t>
-      </w:r>
-      <w:r>
-        <w:t xml:space="preserve">is reported in 4.5 Panel A as a boundary condition: if direct effects attenuate when innovation</w:t>
-      </w:r>
-      <w:r>
-        <w:t xml:space="preserve"> </w:t>
-      </w:r>
-      <w:r>
-        <w:t xml:space="preserve">items are added, this indicates that the primary measure is informative specifically about the</w:t>
-      </w:r>
-      <w:r>
-        <w:t xml:space="preserve"> </w:t>
-      </w:r>
-      <w:r>
-        <w:t xml:space="preserve">foreign-technology / standards channel, not the broader absorptive-capacity stock.</w:t>
-      </w:r>
-    </w:p>
-    <w:p>
-      <w:pPr>
-        <w:pStyle w:val="BodyText"/>
-      </w:pPr>
-      <w:r>
-        <w:t xml:space="preserve">H2. In Vietnam’s transitional export environment, when firms hold stronger foreign-technology and standards capability (</w:t>
-      </w:r>
-      <m:oMath>
-        <m:sSub>
-          <m:e>
-            <m:r>
-              <m:rPr>
-                <m:nor/>
-                <m:sty m:val="p"/>
-              </m:rPr>
-              <m:t>TCI</m:t>
-            </m:r>
-          </m:e>
-          <m:sub>
-            <m:r>
-              <m:t>z</m:t>
-            </m:r>
-          </m:sub>
-        </m:sSub>
-      </m:oMath>
-      <w:r>
-        <w:t xml:space="preserve">), labour productivity is higher, because exposure to internationally recognised quality certification and foreign-licensed technology raises a firm’s capacity to meet foreign market requirements and integrate external technological inputs into production routines (Lall, 1992; Cohen and Levinthal, 1990), before the productivity premium from this capability channel is bounded by the firm’s absorptive depth relative to the full innovation-and-R&amp;D stock (Eisenhardt and Martin, 2000).</w:t>
-      </w:r>
-    </w:p>
-    <w:bookmarkEnd w:id="30"/>
-    <w:bookmarkStart w:id="31" w:name="Xc172df63165a200a03f115512b27dddb3cfd513"/>
-    <w:p>
-      <w:pPr>
-        <w:pStyle w:val="Heading3"/>
-      </w:pPr>
-      <w:r>
-        <w:t xml:space="preserve">2.3 Website-based digital presence and firm performance</w:t>
-      </w:r>
-    </w:p>
-    <w:p>
-      <w:pPr>
-        <w:pStyle w:val="FirstParagraph"/>
-      </w:pPr>
-      <w:r>
-        <w:t xml:space="preserve">The primary</w:t>
-      </w:r>
-      <w:r>
-        <w:t xml:space="preserve"> </w:t>
-      </w:r>
-      <m:oMath>
-        <m:sSub>
-          <m:e>
-            <m:r>
-              <m:rPr>
-                <m:nor/>
-                <m:sty m:val="p"/>
-              </m:rPr>
-              <m:t>DAI</m:t>
-            </m:r>
-          </m:e>
-          <m:sub>
-            <m:r>
-              <m:t>z</m:t>
-            </m:r>
-          </m:sub>
-        </m:sSub>
-      </m:oMath>
-      <w:r>
-        <w:t xml:space="preserve"> </w:t>
-      </w:r>
-      <w:r>
-        <w:t xml:space="preserve">used in this paper is a website-based digital presence measure: a binary indicator of whether the firm has its own website. This is a foundational and cross-wave-comparable</w:t>
-      </w:r>
-      <w:r>
-        <w:t xml:space="preserve"> </w:t>
-      </w:r>
-      <w:r>
-        <w:t xml:space="preserve">marker of digital adoption, it does not measure transaction-level digital integration, electronic</w:t>
-      </w:r>
-      <w:r>
-        <w:t xml:space="preserve"> </w:t>
-      </w:r>
-      <w:r>
-        <w:t xml:space="preserve">payment infrastructure, or digital transformation in the Bharadwaj et al. (2013) / Verhoef et al.</w:t>
-      </w:r>
-      <w:r>
-        <w:t xml:space="preserve"> </w:t>
-      </w:r>
-      <w:r>
-        <w:t xml:space="preserve">(2021) / Vial (2019) sense. This study uses it here precisely because it is the only digital indicator the</w:t>
-      </w:r>
-      <w:r>
-        <w:t xml:space="preserve"> </w:t>
-      </w:r>
-      <w:r>
-        <w:t xml:space="preserve">WBES instrument carries comparably across the 2009 / 2015 / 2023 waves; transaction-level</w:t>
-      </w:r>
-      <w:r>
-        <w:t xml:space="preserve"> </w:t>
-      </w:r>
-      <w:r>
-        <w:t xml:space="preserve">items such as electronic-payment shares appear only in the 2023 questionnaire (Brouthers et al.,</w:t>
-      </w:r>
-      <w:r>
-        <w:t xml:space="preserve"> </w:t>
-      </w:r>
-      <w:r>
-        <w:t xml:space="preserve">2016; Goldfarb and Tucker, 2019).</w:t>
-      </w:r>
-      <w:r>
-        <w:t xml:space="preserve"> </w:t>
-      </w:r>
-      <w:r>
-        <w:t xml:space="preserve">For firms participating in foreign markets, even foundational website adoption may be valuable. A website lowers the cost at which foreign customers can locate the firm, supports asynchronous communication across time zones, and signals basic legitimacy in international transactions. The scope of these gains is bounded, a website does not by itself integrate transactions,</w:t>
-      </w:r>
-      <w:r>
-        <w:t xml:space="preserve"> </w:t>
-      </w:r>
-      <w:r>
-        <w:t xml:space="preserve">supply chains, or decision-making, and the realised payoff depends on whether the firm has</w:t>
-      </w:r>
-      <w:r>
-        <w:t xml:space="preserve"> </w:t>
-      </w:r>
-      <w:r>
-        <w:t xml:space="preserve">the scale and routines to translate online visibility into export business.</w:t>
-      </w:r>
-      <w:r>
-        <w:t xml:space="preserve"> </w:t>
-      </w:r>
-      <w:r>
-        <w:t xml:space="preserve">Website-based digital presence should therefore show a positive average association with</w:t>
-      </w:r>
-      <w:r>
-        <w:t xml:space="preserve"> </w:t>
-      </w:r>
-      <w:r>
-        <w:t xml:space="preserve">performance, but not necessarily one that is uniform across waves and stages. The information</w:t>
-      </w:r>
-      <w:r>
-        <w:t xml:space="preserve"> </w:t>
-      </w:r>
-      <w:r>
-        <w:t xml:space="preserve">value of a website may have shifted across the 2009–2023 window:</w:t>
-      </w:r>
-    </w:p>
-    <w:p>
-      <w:pPr>
-        <w:pStyle w:val="BodyText"/>
-      </w:pPr>
-      <w:r>
-        <w:t xml:space="preserve">in 2009 a website was a</w:t>
-      </w:r>
-    </w:p>
-    <w:p>
-      <w:pPr>
-        <w:pStyle w:val="BodyText"/>
-      </w:pPr>
-      <w:r>
-        <w:t xml:space="preserve">distinguishing market interface; by 2023 it is closer to a routine marker of basic digital presence.</w:t>
-      </w:r>
-      <w:r>
-        <w:t xml:space="preserve"> </w:t>
-      </w:r>
-      <w:r>
-        <w:t xml:space="preserve">The 5 discussion takes this proxy obsolescence reading seriously as one alternative to a pure</w:t>
-      </w:r>
-      <w:r>
-        <w:t xml:space="preserve"> </w:t>
-      </w:r>
-      <w:r>
-        <w:t xml:space="preserve">stage-contingency story.</w:t>
-      </w:r>
-      <w:r>
-        <w:t xml:space="preserve"> </w:t>
-      </w:r>
-      <w:r>
-        <w:t xml:space="preserve">Following Verhoef et al. (2021), digital capability can be located on a four-tier hierarchy: Tier</w:t>
-      </w:r>
-      <w:r>
-        <w:t xml:space="preserve"> </w:t>
-      </w:r>
-      <w:r>
-        <w:t xml:space="preserve">1, digital presence (websites, e-mail); Tier 2, digital communication and basic e-commerce;</w:t>
-      </w:r>
-      <w:r>
-        <w:t xml:space="preserve"> </w:t>
-      </w:r>
-      <w:r>
-        <w:t xml:space="preserve">Tier 3, digital process integration (electronic payment, supply-chain digitisation); Tier 4,</w:t>
-      </w:r>
-      <w:r>
-        <w:t xml:space="preserve"> </w:t>
-      </w:r>
-      <w:r>
-        <w:t xml:space="preserve">dynamic digital capability (data-driven decision-making, AI integration). The primary</w:t>
-      </w:r>
-      <w:r>
-        <w:t xml:space="preserve"> </w:t>
-      </w:r>
-      <m:oMath>
-        <m:sSub>
-          <m:e>
-            <m:r>
-              <m:rPr>
-                <m:nor/>
-                <m:sty m:val="p"/>
-              </m:rPr>
-              <m:t>DAI</m:t>
-            </m:r>
-          </m:e>
-          <m:sub>
-            <m:r>
-              <m:t>z</m:t>
-            </m:r>
-          </m:sub>
-        </m:sSub>
-      </m:oMath>
-    </w:p>
-    <w:p>
-      <w:pPr>
-        <w:pStyle w:val="BodyText"/>
-      </w:pPr>
-      <w:r>
-        <w:t xml:space="preserve">anchors at Tier 1 only. A Tier 3-style extension (</w:t>
-      </w:r>
-      <m:oMath>
-        <m:sSub>
-          <m:e>
-            <m:r>
-              <m:rPr>
-                <m:nor/>
-                <m:sty m:val="p"/>
-              </m:rPr>
-              <m:t>DAI</m:t>
-            </m:r>
-          </m:e>
-          <m:sub>
-            <m:r>
-              <m:t>r</m:t>
-            </m:r>
-          </m:sub>
-        </m:sSub>
-      </m:oMath>
-      <w:r>
-        <w:t xml:space="preserve">ich) is reported in 4.5 Panel B for the</w:t>
-      </w:r>
-      <w:r>
-        <w:t xml:space="preserve"> </w:t>
-      </w:r>
-      <w:r>
-        <w:t xml:space="preserve">2023 wave, where electronic-payment items become available. The label foundational website</w:t>
-      </w:r>
-      <w:r>
-        <w:t xml:space="preserve"> </w:t>
-      </w:r>
-      <w:r>
-        <w:t xml:space="preserve">adoption therefore tracks what the construct can actually identify across the 2009–2023 window.</w:t>
-      </w:r>
-    </w:p>
-    <w:p>
-      <w:pPr>
-        <w:pStyle w:val="BodyText"/>
-      </w:pPr>
-      <w:r>
-        <w:t xml:space="preserve">Because</w:t>
-      </w:r>
-      <w:r>
-        <w:t xml:space="preserve"> </w:t>
-      </w:r>
-      <m:oMath>
-        <m:sSub>
-          <m:e>
-            <m:r>
-              <m:rPr>
-                <m:nor/>
-                <m:sty m:val="p"/>
-              </m:rPr>
-              <m:t>DAI</m:t>
-            </m:r>
-          </m:e>
-          <m:sub>
-            <m:r>
-              <m:t>z</m:t>
-            </m:r>
-          </m:sub>
-        </m:sSub>
-      </m:oMath>
-      <w:r>
-        <w:t xml:space="preserve"> </w:t>
-      </w:r>
-      <w:r>
-        <w:t xml:space="preserve">is anchored at Tier 1 (website presence only), the construct is not comparable to digital-adoption measures that also capture Tier 2 transaction-enabling items such as electronic-payment intensity. In settings where Tier 2–3 digital infrastructure is already mature and widely accessible, basic digital adoption may interact with export intensity through a different mechanism, functioning as a conditional scaling complement rather than a coordination-strain amplifier, because the surrounding ecosystem can absorb cross-border transaction processing that a website alone cannot.</w:t>
-      </w:r>
-    </w:p>
-    <w:p>
-      <w:pPr>
-        <w:pStyle w:val="BodyText"/>
-      </w:pPr>
-      <w:r>
-        <w:t xml:space="preserve">Given that</w:t>
-      </w:r>
-      <w:r>
-        <w:t xml:space="preserve"> </w:t>
-      </w:r>
-      <m:oMath>
-        <m:sSub>
-          <m:e>
-            <m:r>
-              <m:rPr>
-                <m:nor/>
-                <m:sty m:val="p"/>
-              </m:rPr>
-              <m:t>DAI</m:t>
-            </m:r>
-          </m:e>
-          <m:sub>
-            <m:r>
-              <m:t>z</m:t>
-            </m:r>
-          </m:sub>
-        </m:sSub>
-      </m:oMath>
-      <w:r>
-        <w:t xml:space="preserve"> </w:t>
-      </w:r>
-      <w:r>
-        <w:t xml:space="preserve">reduces to a single binary item, c22b (own-website presence), it captures Tier-1 digital presence rather than dynamic digital capability. By 2023, website ownership has diffused to near half of the Vietnamese firm population (49.8 % in 2023 vs 42.5 % in 2009) and increasingly functions as an organisational hygiene factor, a</w:t>
-      </w:r>
-      <w:r>
-        <w:t xml:space="preserve"> </w:t>
-      </w:r>
-      <w:r>
-        <w:rPr>
-          <w:iCs/>
-          <w:i/>
-        </w:rPr>
-        <w:t xml:space="preserve">digital saturation</w:t>
-      </w:r>
-      <w:r>
-        <w:t xml:space="preserve"> </w:t>
-      </w:r>
-      <w:r>
-        <w:t xml:space="preserve">in which near-universal Tier-1 presence loses discriminating power, rather than a marker of digital strategy. This is a substantive finding in its own right: basic website adoption has decayed from a candidate RBV advantage into a baseline hygiene condition.</w:t>
-      </w:r>
-      <w:r>
-        <w:t xml:space="preserve"> </w:t>
-      </w:r>
       <w:r>
         <w:rPr>
           <w:bCs/>
           <w:b/>
         </w:rPr>
-        <w:t xml:space="preserve">Accordingly,</w:t>
-      </w:r>
-      <w:r>
-        <w:rPr>
-          <w:bCs/>
-          <w:b/>
-        </w:rPr>
-        <w:t xml:space="preserve"> </w:t>
-      </w:r>
-      <m:oMath>
-        <m:sSub>
-          <m:e>
-            <m:r>
-              <m:rPr>
-                <m:nor/>
-                <m:sty m:val="p"/>
-              </m:rPr>
-              <m:t>DAI</m:t>
-            </m:r>
-          </m:e>
-          <m:sub>
-            <m:r>
-              <m:t>z</m:t>
-            </m:r>
-          </m:sub>
-        </m:sSub>
-      </m:oMath>
-      <w:r>
-        <w:rPr>
-          <w:bCs/>
-          <w:b/>
-        </w:rPr>
-        <w:t xml:space="preserve"> </w:t>
-      </w:r>
-      <w:r>
-        <w:rPr>
-          <w:bCs/>
-          <w:b/>
-        </w:rPr>
-        <w:t xml:space="preserve">is not formalised as a primary hypothesis-bearing construct in this paper.</w:t>
-      </w:r>
-      <w:r>
-        <w:t xml:space="preserve"> </w:t>
-      </w:r>
-      <w:r>
-        <w:t xml:space="preserve">It is retained in all specifications as a baseline digital-presence control to absorb website-ownership variance, and its level association with productivity is reported descriptively. Any future test of digital capability moderation would require richer Tier 2–4 indicators (electronic-payment intensity, ERP integration, e-commerce platform adoption, AI-augmented operations) that are not available cross-wave in the WBES Vietnam instrument.</w:t>
-      </w:r>
-    </w:p>
-    <w:p>
-      <w:pPr>
-        <w:pStyle w:val="BodyText"/>
-      </w:pPr>
-      <w:r>
-        <w:rPr>
-          <w:bCs/>
-          <w:b/>
-        </w:rPr>
-        <w:t xml:space="preserve">Note on hypothesis numbering.</w:t>
-      </w:r>
-      <w:r>
-        <w:t xml:space="preserve"> </w:t>
-      </w:r>
-      <w:r>
-        <w:t xml:space="preserve">Because</w:t>
-      </w:r>
-      <w:r>
-        <w:t xml:space="preserve"> </w:t>
-      </w:r>
-      <m:oMath>
-        <m:sSub>
-          <m:e>
-            <m:r>
-              <m:rPr>
-                <m:nor/>
-                <m:sty m:val="p"/>
-              </m:rPr>
-              <m:t>DAI</m:t>
-            </m:r>
-          </m:e>
-          <m:sub>
-            <m:r>
-              <m:t>z</m:t>
-            </m:r>
-          </m:sub>
-        </m:sSub>
-      </m:oMath>
-      <w:r>
-        <w:t xml:space="preserve"> </w:t>
-      </w:r>
-      <w:r>
-        <w:t xml:space="preserve">is not advanced as a primary hypothesis in this study, no H3 is formulated in the present paper. The exploratory digital moderation probe that follows (Section 2.4) is designated H4 to preserve alignment with the broader dissertation framework, in which H3 conventionally corresponds to institutional moderation in multi-country papers (P5 China, P7 Multi-country). Readers expecting H1–H2–H3–H4 sequencing should note this deliberate gap and the rationale above.</w:t>
-      </w:r>
-    </w:p>
-    <w:p>
-      <w:pPr>
-        <w:pStyle w:val="BodyText"/>
-      </w:pPr>
-      <w:r>
-        <w:rPr>
-          <w:bCs/>
-          <w:b/>
-        </w:rPr>
-        <w:t xml:space="preserve">WBES-scope caveat.</w:t>
-      </w:r>
-      <w:r>
-        <w:t xml:space="preserve"> </w:t>
-      </w:r>
-      <w:r>
-        <w:t xml:space="preserve">Because the WBES Vietnam instrument carries only the website-presence binary (c22b) comparably across the 2009 / 2015 / 2023 waves, this paper does not attempt to test higher-tier digital-transformation mechanisms such as data-driven decision-making, AI integration, or ERP-based process digitisation. Any descriptive coefficient on</w:t>
-      </w:r>
-      <w:r>
-        <w:t xml:space="preserve"> </w:t>
-      </w:r>
-      <m:oMath>
-        <m:sSub>
-          <m:e>
-            <m:r>
-              <m:rPr>
-                <m:nor/>
-                <m:sty m:val="p"/>
-              </m:rPr>
-              <m:t>DAI</m:t>
-            </m:r>
-          </m:e>
-          <m:sub>
-            <m:r>
-              <m:t>z</m:t>
-            </m:r>
-          </m:sub>
-        </m:sSub>
-      </m:oMath>
-      <w:r>
-        <w:t xml:space="preserve"> </w:t>
-      </w:r>
-      <w:r>
-        <w:t xml:space="preserve">should be read as reflecting baseline digital-presence variation, not dynamic digital capability. This caveat shields the present analysis from over-claiming on the limited Tier-1 information that a single binary website indicator can provide.</w:t>
-      </w:r>
-    </w:p>
-    <w:bookmarkEnd w:id="31"/>
-    <w:bookmarkStart w:id="35" w:name="stage-contingent-digital-value"/>
-    <w:p>
-      <w:pPr>
-        <w:pStyle w:val="Heading3"/>
-      </w:pPr>
-      <w:r>
-        <w:t xml:space="preserve">2.4 Stage-contingent digital value</w:t>
-      </w:r>
-    </w:p>
-    <w:p>
-      <w:pPr>
-        <w:pStyle w:val="FirstParagraph"/>
-      </w:pPr>
-      <w:r>
-        <w:t xml:space="preserve">Because the WBES Vietnam instrument cannot identify Tier 2–4 digital capability across waves, the present paper does not advance a primary digital-transformation claim. The following discussion frames a</w:t>
-      </w:r>
-      <w:r>
-        <w:t xml:space="preserve"> </w:t>
-      </w:r>
-      <w:r>
-        <w:rPr>
-          <w:iCs/>
-          <w:i/>
-        </w:rPr>
-        <w:t xml:space="preserve">secondary, exploratory probe</w:t>
-      </w:r>
-      <w:r>
-        <w:t xml:space="preserve"> </w:t>
-      </w:r>
-      <w:r>
-        <w:t xml:space="preserve">of whether the Tier-1 website indicator interacts with export intensity differently across waves, read as a within-WBES sensitivity check on Tier-1 baseline behaviour, not as a hypothesis test of dynamic digital capability. The exploratory claim is that even baseline digital presence may be stage contingent in scope:</w:t>
-      </w:r>
-      <w:r>
-        <w:t xml:space="preserve"> </w:t>
-      </w:r>
-      <w:r>
-        <w:t xml:space="preserve">In early phases of internationalisation, digital tools may create relatively direct gains by helping</w:t>
-      </w:r>
-      <w:r>
-        <w:t xml:space="preserve"> </w:t>
-      </w:r>
-      <w:r>
-        <w:t xml:space="preserve">firms communicate faster, access markets more easily, and manage transactions more efficiently.</w:t>
-      </w:r>
-      <w:r>
-        <w:t xml:space="preserve"> </w:t>
-      </w:r>
-      <w:r>
-        <w:t xml:space="preserve">In later phases, however, the benefits of digitalisation may become more conditional because</w:t>
-      </w:r>
-      <w:r>
-        <w:t xml:space="preserve"> </w:t>
-      </w:r>
-      <w:r>
-        <w:t xml:space="preserve">firms face more complex coordination demands.</w:t>
-      </w:r>
-    </w:p>
-    <w:p>
-      <w:pPr>
-        <w:pStyle w:val="BodyText"/>
-      </w:pPr>
-      <w:r>
-        <w:t xml:space="preserve">Under such conditions, the value of founda-</w:t>
-      </w:r>
-    </w:p>
-    <w:p>
-      <w:pPr>
-        <w:pStyle w:val="BodyText"/>
-      </w:pPr>
-      <w:r>
-        <w:t xml:space="preserve">tional digital adoption depends increasingly on whether digital tools are embedded in broader</w:t>
-      </w:r>
-      <w:r>
-        <w:t xml:space="preserve"> </w:t>
-      </w:r>
-      <w:r>
-        <w:t xml:space="preserve">organisational routines and aligned with export scale (Banalieva and Dhanaraj, 2019; Petricevic</w:t>
-      </w:r>
-      <w:r>
-        <w:t xml:space="preserve"> </w:t>
-      </w:r>
-      <w:r>
-        <w:t xml:space="preserve">and Teece, 2019).</w:t>
-      </w:r>
-      <w:r>
-        <w:t xml:space="preserve"> </w:t>
-      </w:r>
-      <w:r>
-        <w:t xml:space="preserve">This argument implies that digitalisation can be a double-edged sword in a transitional</w:t>
-      </w:r>
-      <w:r>
-        <w:t xml:space="preserve"> </w:t>
-      </w:r>
-      <w:r>
-        <w:t xml:space="preserve">economy. It may generate observable gains, but those gains are uneven and dependent on timing,</w:t>
-      </w:r>
-      <w:r>
-        <w:t xml:space="preserve"> </w:t>
-      </w:r>
-      <w:r>
-        <w:t xml:space="preserve">scale, and complementary capability. In some phases, digital adoption may operate mainly as a</w:t>
-      </w:r>
-      <w:r>
-        <w:t xml:space="preserve"> </w:t>
-      </w:r>
-      <w:r>
-        <w:t xml:space="preserve">direct performance-enhancing factor. In others, it may weaken, disappear, or become conditional</w:t>
-      </w:r>
-      <w:r>
-        <w:t xml:space="preserve"> </w:t>
-      </w:r>
-      <w:r>
-        <w:t xml:space="preserve">on the firm’s level of internationalisation.</w:t>
-      </w:r>
-      <w:r>
-        <w:t xml:space="preserve"> </w:t>
-      </w:r>
-      <w:r>
-        <w:t xml:space="preserve">This expectation is particularly relevant in Vietnam, where firms operate in an environment</w:t>
-      </w:r>
-      <w:r>
-        <w:t xml:space="preserve"> </w:t>
-      </w:r>
-      <w:r>
-        <w:t xml:space="preserve">of transition rather than full institutional and capability stability. A lifecycle interpretation is</w:t>
-      </w:r>
-      <w:r>
-        <w:t xml:space="preserve"> </w:t>
-      </w:r>
-      <w:r>
-        <w:t xml:space="preserve">therefore more appropriate than a uniform premium interpretation.</w:t>
-      </w:r>
-      <w:r>
-        <w:t xml:space="preserve"> </w:t>
-      </w:r>
-      <w:r>
-        <w:t xml:space="preserve">Two further considerations sharpen the prediction. First, when the exporter cohort is concentrated in low-export-intensity manufacturing, foundational digital tools mainly perform a</w:t>
-      </w:r>
-      <w:r>
-        <w:t xml:space="preserve"> </w:t>
-      </w:r>
-      <w:r>
-        <w:t xml:space="preserve">market-access role: they help the firm find customers, communicate prices and product information, and process simple transactions. The marginal productivity gain from this role is positive</w:t>
-      </w:r>
-      <w:r>
-        <w:t xml:space="preserve"> </w:t>
-      </w:r>
-      <w:r>
-        <w:t xml:space="preserve">but broadly distributed across the export-intensity range.</w:t>
-      </w:r>
-    </w:p>
-    <w:p>
-      <w:pPr>
-        <w:pStyle w:val="BodyText"/>
-      </w:pPr>
-      <w:r>
-        <w:t xml:space="preserve">Second, when the exporter cohort</w:t>
-      </w:r>
-    </w:p>
-    <w:p>
-      <w:pPr>
-        <w:pStyle w:val="BodyText"/>
-      </w:pPr>
-      <w:r>
-        <w:t xml:space="preserve">shifts toward firms that operate at higher export intensity and engage in tighter cross-border</w:t>
-      </w:r>
-      <w:r>
-        <w:t xml:space="preserve"> </w:t>
-      </w:r>
-      <w:r>
-        <w:t xml:space="preserve">coordination, the same Tier 1–2 digital tools begin to interact with the marginal coordination</w:t>
-      </w:r>
-      <w:r>
-        <w:t xml:space="preserve"> </w:t>
-      </w:r>
-      <w:r>
-        <w:t xml:space="preserve">cost of additional foreign markets. Whether this interaction is substitutive (digital tools lower</w:t>
-      </w:r>
-      <w:r>
-        <w:t xml:space="preserve"> </w:t>
-      </w:r>
-      <w:r>
-        <w:t xml:space="preserve">coordination cost and amplify the productivity dividend) or complementary with diminishing</w:t>
-      </w:r>
-      <w:r>
-        <w:t xml:space="preserve"> </w:t>
-      </w:r>
-      <w:r>
-        <w:t xml:space="preserve">returns (digital tools at high intensity reveal the absence of deeper integration and amplify coordination strain) is an empirical question that this paper treats as the test of</w:t>
-      </w:r>
-      <w:r>
-        <w:t xml:space="preserve"> </w:t>
-      </w:r>
-      <w:r>
-        <w:t xml:space="preserve">H4.</w:t>
-      </w:r>
-    </w:p>
-    <w:p>
-      <w:pPr>
-        <w:pStyle w:val="BodyText"/>
-      </w:pPr>
-      <w:r>
-        <w:rPr>
-          <w:bCs/>
-          <w:b/>
-        </w:rPr>
-        <w:t xml:space="preserve">Two parallel mechanisms behind any later-wave DAI compression.</w:t>
-      </w:r>
-      <w:r>
-        <w:t xml:space="preserve"> </w:t>
-      </w:r>
-      <w:r>
-        <w:t xml:space="preserve">Any negative</w:t>
-      </w:r>
-      <w:r>
-        <w:t xml:space="preserve"> </w:t>
-      </w:r>
-      <m:oMath>
-        <m:r>
-          <m:rPr>
-            <m:nor/>
-            <m:sty m:val="p"/>
-          </m:rPr>
-          <m:t>DAI</m:t>
-        </m:r>
-        <m:r>
-          <m:rPr>
-            <m:sty m:val="p"/>
-          </m:rPr>
-          <m:t>×</m:t>
-        </m:r>
-        <m:r>
-          <m:rPr>
-            <m:nor/>
-            <m:sty m:val="p"/>
-          </m:rPr>
-          <m:t>FSTS</m:t>
-        </m:r>
-      </m:oMath>
-      <w:r>
-        <w:t xml:space="preserve"> </w:t>
-      </w:r>
-      <w:r>
-        <w:t xml:space="preserve">interaction observed in the later waves can be read through two complementary mechanisms that this paper treats as jointly operating rather than mutually exclusive.</w:t>
-      </w:r>
-      <w:r>
-        <w:t xml:space="preserve"> </w:t>
-      </w:r>
-      <w:r>
-        <w:rPr>
-          <w:iCs/>
-          <w:i/>
-        </w:rPr>
-        <w:t xml:space="preserve">Mechanism A, stage-dependent coordination complexity</w:t>
-      </w:r>
-      <w:r>
-        <w:t xml:space="preserve">: at high export intensity, the marginal coordination demand of additional cross-border transactions exceeds what a single Tier-1 website indicator can support; the binding friction is the absence of deeper Tier 2–3 process-integration, payment, and logistics digitisation rather than the website itself.</w:t>
-      </w:r>
-      <w:r>
-        <w:t xml:space="preserve"> </w:t>
-      </w:r>
-      <w:r>
-        <w:rPr>
-          <w:iCs/>
-          <w:i/>
-        </w:rPr>
-        <w:t xml:space="preserve">Mechanism B, construct obsolescence under population diffusion</w:t>
-      </w:r>
-      <w:r>
-        <w:t xml:space="preserve">: as website ownership diffuses toward the near-universal upper bound (49.8 % by 2023, vs 42.5 % in 2009), the c22b indicator increasingly functions as an organisational hygiene marker rather than a differentiating capability signal, so its measured association with productivity attenuates without any structural change in the underlying coordination mechanism. The two readings are not antagonistic: they correspond to different sources of the same empirical pattern, Mechanism A predicts compression conditional on export intensity within any wave where Tier-1 infrastructure is the binding constraint, while Mechanism B predicts compression across waves as the indicator loses cross-sectional information content. The 2009 / 2015 / 2023 design used in this paper cannot fully separate the two channels within the WBES Tier-1 instrument, and this study treats both readings as legitimate within the limits of the available data. This framing matters for theoretical positioning: it locates DAI compression in a transitional-economy context where the construct is bounded by survey instrumentation rather than by the underlying digital-transformation phenomenon, and it pre-empts an interpretation of any null or sign-shifting result on H4 as evidence against dynamic digital capability moderation.</w:t>
-      </w:r>
-    </w:p>
-    <w:p>
-      <w:pPr>
-        <w:pStyle w:val="BodyText"/>
-      </w:pPr>
-      <w:r>
-        <w:t xml:space="preserve">H4 (exploratory probe, not a primary hypothesis). The productivity relevance of baseline website-presence (</w:t>
-      </w:r>
-      <m:oMath>
-        <m:sSub>
-          <m:e>
-            <m:r>
-              <m:rPr>
-                <m:nor/>
-                <m:sty m:val="p"/>
-              </m:rPr>
-              <m:t>DAI</m:t>
-            </m:r>
-          </m:e>
-          <m:sub>
-            <m:r>
-              <m:t>z</m:t>
-            </m:r>
-          </m:sub>
-        </m:sSub>
-      </m:oMath>
-      <w:r>
-        <w:t xml:space="preserve">, Tier 1 only) may vary across phases of internationalisation and institutional transition. Any moderation of the export-intensity curve by baseline digital presence is therefore expected to be wave-specific rather than uniformly present across periods, with the strongest within-sample detectability anticipated in the 2023 wave.</w:t>
-      </w:r>
-      <w:r>
-        <w:t xml:space="preserve"> </w:t>
-      </w:r>
-      <w:r>
-        <w:rPr>
-          <w:iCs/>
-          <w:i/>
-        </w:rPr>
-        <w:t xml:space="preserve">This probe is reported descriptively; the available Tier-1 binary indicator cannot adjudicate broader digital-transformation claims, and a null or sign-shifting result on H4 should be read as construct-tier obsolescence rather than as evidence against dynamic digital capability moderation.</w:t>
-      </w:r>
-    </w:p>
-    <w:p>
-      <w:pPr>
-        <w:pStyle w:val="BodyText"/>
-      </w:pPr>
-      <w:r>
-        <w:t xml:space="preserve">Technological</w:t>
-      </w:r>
-      <w:r>
-        <w:t xml:space="preserve"> </w:t>
-      </w:r>
-      <w:r>
-        <w:t xml:space="preserve">Capability (</w:t>
-      </w:r>
-      <m:oMath>
-        <m:sSub>
-          <m:e>
-            <m:r>
-              <m:rPr>
-                <m:nor/>
-                <m:sty m:val="p"/>
-              </m:rPr>
-              <m:t>TCI</m:t>
-            </m:r>
-          </m:e>
-          <m:sub>
-            <m:r>
-              <m:t>z</m:t>
-            </m:r>
-          </m:sub>
-        </m:sSub>
-      </m:oMath>
-      <w:r>
-        <w:t xml:space="preserve">)</w:t>
-      </w:r>
-      <w:r>
-        <w:t xml:space="preserve"> </w:t>
-      </w:r>
-      <w:r>
-        <w:t xml:space="preserve">H2</w:t>
-      </w:r>
-      <w:r>
-        <w:t xml:space="preserve"> </w:t>
-      </w:r>
-      <w:r>
-        <w:t xml:space="preserve">H2 (mod.)</w:t>
-      </w:r>
-    </w:p>
-    <w:p>
-      <w:pPr>
-        <w:pStyle w:val="BodyText"/>
-      </w:pPr>
-      <w:r>
-        <w:t xml:space="preserve">InternationalisationH1 (non-monotonic) Firm performance</w:t>
-      </w:r>
-      <w:r>
-        <w:t xml:space="preserve"> </w:t>
-      </w:r>
-      <w:r>
-        <w:t xml:space="preserve">(</w:t>
-      </w:r>
-      <m:oMath>
-        <m:sSub>
-          <m:e>
-            <m:r>
-              <m:rPr>
-                <m:nor/>
-                <m:sty m:val="p"/>
-              </m:rPr>
-              <m:t>FSTS</m:t>
-            </m:r>
-          </m:e>
-          <m:sub>
-            <m:r>
-              <m:t>c</m:t>
-            </m:r>
-          </m:sub>
-        </m:sSub>
-      </m:oMath>
-      <w:r>
-        <w:t xml:space="preserve">,</w:t>
-      </w:r>
-      <w:r>
-        <w:t xml:space="preserve"> </w:t>
-      </w:r>
-      <m:oMath>
-        <m:sSubSup>
-          <m:e>
-            <m:r>
-              <m:rPr>
-                <m:nor/>
-                <m:sty m:val="p"/>
-              </m:rPr>
-              <m:t>FSTS</m:t>
-            </m:r>
-          </m:e>
-          <m:sub>
-            <m:r>
-              <m:t>c</m:t>
-            </m:r>
-          </m:sub>
-          <m:sup>
-            <m:r>
-              <m:t>2</m:t>
-            </m:r>
-          </m:sup>
-        </m:sSubSup>
-      </m:oMath>
-      <w:r>
-        <w:t xml:space="preserve">)</w:t>
-      </w:r>
-      <w:r>
-        <w:t xml:space="preserve"> </w:t>
-      </w:r>
-      <w:r>
-        <w:t xml:space="preserve">(ln labour productivity)</w:t>
-      </w:r>
-      <w:r>
-        <w:t xml:space="preserve"> </w:t>
-      </w:r>
-      <w:r>
-        <w:t xml:space="preserve">H4 (mod., exploratory probe)</w:t>
-      </w:r>
-      <w:r>
-        <w:t xml:space="preserve"> </w:t>
-      </w:r>
-      <m:oMath>
-        <m:sSub>
-          <m:e>
-            <m:r>
-              <m:rPr>
-                <m:nor/>
-                <m:sty m:val="p"/>
-              </m:rPr>
-              <m:t>DAI</m:t>
-            </m:r>
-          </m:e>
-          <m:sub>
-            <m:r>
-              <m:t>z</m:t>
-            </m:r>
-          </m:sub>
-        </m:sSub>
-      </m:oMath>
-      <w:r>
-        <w:t xml:space="preserve"> </w:t>
-      </w:r>
-      <w:r>
-        <w:t xml:space="preserve">(baseline control)</w:t>
-      </w:r>
-    </w:p>
-    <w:p>
-      <w:pPr>
-        <w:pStyle w:val="BodyText"/>
-      </w:pPr>
-      <w:r>
-        <w:t xml:space="preserve">Baseline website-presence</w:t>
-      </w:r>
-      <w:r>
-        <w:t xml:space="preserve"> </w:t>
-      </w:r>
-      <w:r>
-        <w:t xml:space="preserve">(</w:t>
-      </w:r>
-      <m:oMath>
-        <m:sSub>
-          <m:e>
-            <m:r>
-              <m:rPr>
-                <m:nor/>
-                <m:sty m:val="p"/>
-              </m:rPr>
-              <m:t>DAI</m:t>
-            </m:r>
-          </m:e>
-          <m:sub>
-            <m:r>
-              <m:t>z</m:t>
-            </m:r>
-          </m:sub>
-        </m:sSub>
-      </m:oMath>
-      <w:r>
-        <w:t xml:space="preserve">, Tier 1 only)</w:t>
-      </w:r>
-    </w:p>
-    <w:p>
-      <w:pPr>
-        <w:pStyle w:val="BodyText"/>
-      </w:pPr>
-      <w:r>
-        <w:t xml:space="preserve">Controls: lnEmp, FirmAge, ForeignOwned, sector FE [+ wave FE]</w:t>
+        <w:t xml:space="preserve">H4 (exploratory).</w:t>
+      </w:r>
+      <w:r>
+        <w:t xml:space="preserve"> </w:t>
+      </w:r>
+      <w:r>
+        <w:t xml:space="preserve">The productivity relevance of baseline website-presence (DAI_z, Tier 1 only) may vary across phases of internationalisation. Any DAI × FSTS moderation is expected to be wave-specific, with strongest detectability anticipated in the 2023 wave. This probe is reported descriptively; null or sign-shifting results should be read as construct-tier obsolescence rather than as evidence against dynamic digital capability moderation.</w:t>
       </w:r>
     </w:p>
     <w:p>
@@ -2677,7 +1386,7 @@
           <wp:inline>
             <wp:extent cx="5334000" cy="2930266"/>
             <wp:effectExtent b="0" l="0" r="0" t="0"/>
-            <wp:docPr descr="Figure 1: Conceptual model, TCI, DAI, and export intensity as determinants of firm performance (Vietnam, 3-wave)" title="" id="33" name="Picture"/>
+            <wp:docPr descr="Figure 1: Conceptual model" title="" id="33" name="Picture"/>
             <a:graphic>
               <a:graphicData uri="http://schemas.openxmlformats.org/drawingml/2006/picture">
                 <pic:pic>
@@ -2720,7 +1429,7 @@
         <w:pStyle w:val="ImageCaption"/>
       </w:pPr>
       <w:r>
-        <w:t xml:space="preserve">Figure 1: Conceptual model, TCI, DAI, and export intensity as determinants of firm performance (Vietnam, 3-wave)</w:t>
+        <w:t xml:space="preserve">Figure 1: Conceptual model</w:t>
       </w:r>
     </w:p>
     <w:p>
@@ -2738,186 +1447,7 @@
         <w:t xml:space="preserve"> </w:t>
       </w:r>
       <w:r>
-        <w:t xml:space="preserve">Conceptual model for Paper 3 (Vietnam).</w:t>
-      </w:r>
-    </w:p>
-    <w:p>
-      <w:pPr>
-        <w:pStyle w:val="BodyText"/>
-      </w:pPr>
-      <w:r>
-        <w:rPr>
-          <w:iCs/>
-          <w:i/>
-        </w:rPr>
-        <w:t xml:space="preserve">Note:</w:t>
-      </w:r>
-      <w:r>
-        <w:t xml:space="preserve"> </w:t>
-      </w:r>
-      <w:r>
-        <w:t xml:space="preserve">Solid arrows represent hypothesised direct and curvilinear effects. Dashed arrows represent moderating effects. The independent variable, internationalisation intensity (FSTS, centred</w:t>
-      </w:r>
-      <w:r>
-        <w:t xml:space="preserve"> </w:t>
-      </w:r>
-      <m:oMath>
-        <m:sSub>
-          <m:e>
-            <m:r>
-              <m:rPr>
-                <m:nor/>
-                <m:sty m:val="p"/>
-              </m:rPr>
-              <m:t>FSTS</m:t>
-            </m:r>
-          </m:e>
-          <m:sub>
-            <m:r>
-              <m:t>c</m:t>
-            </m:r>
-          </m:sub>
-        </m:sSub>
-      </m:oMath>
-      <w:r>
-        <w:t xml:space="preserve"> </w:t>
-      </w:r>
-      <w:r>
-        <w:t xml:space="preserve">and</w:t>
-      </w:r>
-      <w:r>
-        <w:t xml:space="preserve"> </w:t>
-      </w:r>
-      <m:oMath>
-        <m:sSubSup>
-          <m:e>
-            <m:r>
-              <m:rPr>
-                <m:nor/>
-                <m:sty m:val="p"/>
-              </m:rPr>
-              <m:t>FSTS</m:t>
-            </m:r>
-          </m:e>
-          <m:sub>
-            <m:r>
-              <m:t>c</m:t>
-            </m:r>
-          </m:sub>
-          <m:sup>
-            <m:r>
-              <m:t>2</m:t>
-            </m:r>
-          </m:sup>
-        </m:sSubSup>
-      </m:oMath>
-      <w:r>
-        <w:t xml:space="preserve">), is placed at left; the dependent variable, firm performance, measured as ln(labour productivity) = ln(annual revenue PPP / permanent workers), is placed at right, following left-to-right causal flow convention. H1 (inverted-U nonlinearity:</w:t>
-      </w:r>
-      <w:r>
-        <w:t xml:space="preserve"> </w:t>
-      </w:r>
-      <m:oMath>
-        <m:sSub>
-          <m:e>
-            <m:r>
-              <m:t>β</m:t>
-            </m:r>
-          </m:e>
-          <m:sub>
-            <m:r>
-              <m:t>1</m:t>
-            </m:r>
-          </m:sub>
-        </m:sSub>
-      </m:oMath>
-      <w:r>
-        <w:t xml:space="preserve"> </w:t>
-      </w:r>
-      <w:r>
-        <w:t xml:space="preserve">&gt; 0,</w:t>
-      </w:r>
-      <w:r>
-        <w:t xml:space="preserve"> </w:t>
-      </w:r>
-      <m:oMath>
-        <m:sSub>
-          <m:e>
-            <m:r>
-              <m:t>β</m:t>
-            </m:r>
-          </m:e>
-          <m:sub>
-            <m:r>
-              <m:t>2</m:t>
-            </m:r>
-          </m:sub>
-        </m:sSub>
-      </m:oMath>
-      <w:r>
-        <w:t xml:space="preserve"> </w:t>
-      </w:r>
-      <w:r>
-        <w:t xml:space="preserve">&lt; 0) is grounded in the Uppsala model (Johanson &amp; Vahlne, 1977, 2009) and coordination-cost theory (Hitt et al., 1997). H2 specifies technological capability (</w:t>
-      </w:r>
-      <m:oMath>
-        <m:sSub>
-          <m:e>
-            <m:r>
-              <m:rPr>
-                <m:nor/>
-                <m:sty m:val="p"/>
-              </m:rPr>
-              <m:t>TCI</m:t>
-            </m:r>
-          </m:e>
-          <m:sub>
-            <m:r>
-              <m:t>z</m:t>
-            </m:r>
-          </m:sub>
-        </m:sSub>
-      </m:oMath>
-      <w:r>
-        <w:t xml:space="preserve">, Resource-Based View: Barney, 1991) as a level-shifting direct effect and secondary moderator on the FSTS–performance curve; instrument: industry-level TCI mean (causal IV identification). H4 treats website-based digital adoption (</w:t>
-      </w:r>
-      <m:oMath>
-        <m:sSub>
-          <m:e>
-            <m:r>
-              <m:rPr>
-                <m:nor/>
-                <m:sty m:val="p"/>
-              </m:rPr>
-              <m:t>DAI</m:t>
-            </m:r>
-          </m:e>
-          <m:sub>
-            <m:r>
-              <m:t>z</m:t>
-            </m:r>
-          </m:sub>
-        </m:sSub>
-      </m:oMath>
-      <w:r>
-        <w:t xml:space="preserve">, Tier-1 only) as an exploratory probe of the Digital Capability Lens (Banalieva &amp; Dhanaraj, 2019); measurement constraint acknowledged, single binary indicator across 2009/2015/2023 waves limits inferential strength. (+) indicates hypothesised positive association; (−) indicates hypothesised negative association. Control variables (ln firm size, firm age, foreign ownership, broad-sector fixed effects, wave fixed effects) enter additively in all models but are omitted from the figure for clarity. ICRV context: Vietnam, Nhóm IV (Lower_mid_transition, ICRV Group 4 of 6; lower-middle-income transition economy; WGI Rule of Law</w:t>
-      </w:r>
-      <w:r>
-        <w:t xml:space="preserve"> </w:t>
-      </w:r>
-      <m:oMath>
-        <m:r>
-          <m:rPr>
-            <m:sty m:val="p"/>
-          </m:rPr>
-          <m:t>≈</m:t>
-        </m:r>
-      </m:oMath>
-      <w:r>
-        <w:t xml:space="preserve"> </w:t>
-      </w:r>
-      <w:r>
-        <w:t xml:space="preserve">−0.09 in 2023, World Bank). Data: WBES 2009, 2015, 2023; N = 2,958 (pooled), n_wave = 989/956/1,013.</w:t>
+        <w:t xml:space="preserve">Conceptual model. H1 (inverted-U non-linearity) grounded in Uppsala (Johanson &amp; Vahlne, 1977) and coordination-cost theory (Hitt et al., 1997). H2 specifies TCI as level-shifting direct effect (Resource-Based View, Barney 1991). H4 treats DAI as exploratory probe of the Digital Capability Lens (Banalieva &amp; Dhanaraj, 2019), with single-binary Tier-1 measurement constraint acknowledged. ICRV context: Vietnam Group IV (Lower_mid_transition; WGI Rule of Law ≈ −0.09, World Bank 2023). Data: WBES 2009/2015/2023, N = 2,958 (pooled), n_wave = 989/956/1,013.</w:t>
       </w:r>
     </w:p>
     <w:bookmarkEnd w:id="35"/>

--- a/p3/submission/jed_package/01_manuscript_blinded.docx
+++ b/p3/submission/jed_package/01_manuscript_blinded.docx
@@ -82,7 +82,7 @@
         <w:t xml:space="preserve"> </w:t>
       </w:r>
       <w:r>
-        <w:t xml:space="preserve">(main text excluding abstract, references, tables and figures): approximately 16,800 words (reduction to ~9,500 pending — see RECONCILIATION_NOTES.md).</w:t>
+        <w:t xml:space="preserve">(main text excluding abstract, references, tables and figures): approximately 16,800 words (reduction to ~9,500 pending, see RECONCILIATION_NOTES.md).</w:t>
       </w:r>
     </w:p>
     <w:p>
@@ -188,7 +188,7 @@
         <w:t xml:space="preserve"> </w:t>
       </w:r>
       <w:r>
-        <w:t xml:space="preserve">The inverted-U between export intensity and labour productivity holds across all three waves, with turning points clustered at 39–46% FSTS — a band durable over 14 years of institutional change. The nonlinearity traces to a participation-margin step: restricted to exporters, the quadratic term loses significance (β = −0.200, p = .660). TCI positively moderates the I–P curvature; the website indicator follows a proxy-obsolescence trajectory (positive 2009 → null 2015 → negatively interactive 2023).</w:t>
+        <w:t xml:space="preserve">The inverted-U between export intensity and labour productivity holds across all three waves, with turning points clustered at 39–46% FSTS, a band durable over 14 years of institutional change. The nonlinearity traces to a participation-margin step: restricted to exporters, the quadratic term loses significance (β = −0.200, p =.660). TCI positively moderates the I–P curvature; the website indicator follows a proxy-obsolescence trajectory (positive 2009 → null 2015 → negatively interactive 2023).</w:t>
       </w:r>
     </w:p>
     <w:p>
@@ -849,7 +849,7 @@
         <w:t xml:space="preserve"> </w:t>
       </w:r>
       <w:r>
-        <w:t xml:space="preserve">rather than a continuous coordination-cost saturation curve. The decomposition is sharp: re-fitted on the exporter-only sub-sample, the quadratic FSTSc term collapses to β = -0.200 (p = .660), and only ~1.0% of pooled firms occupy the ±5 pp neighbourhood of the turning point. The contribution is empirical decomposition, not mechanism discovery: it locates the productivity-relevant friction at the participation margin where institutional, capability, and sunk-cost barriers bind hardest in a transitional economy, rather than within the intensity tail where conventional Uppsala-style coordination-cost arguments operate. The divergence between this pattern and those documented in digitally advanced economies, where the coordination-cost mechanism is attenuated by comprehensive digital infrastructure, anchors the digitally transitional end of the institutional spectrum and motivates institution-level mechanisms as candidate moderators of I–P curve location.</w:t>
+        <w:t xml:space="preserve">rather than a continuous coordination-cost saturation curve. The decomposition is sharp: re-fitted on the exporter-only sub-sample, the quadratic FSTSc term collapses to β = -0.200 (p =.660), and only ~1.0% of pooled firms occupy the ±5 pp neighbourhood of the turning point. The contribution is empirical decomposition, not mechanism discovery: it locates the productivity-relevant friction at the participation margin where institutional, capability, and sunk-cost barriers bind hardest in a transitional economy, rather than within the intensity tail where conventional Uppsala-style coordination-cost arguments operate. The divergence between this pattern and those documented in digitally advanced economies, where the coordination-cost mechanism is attenuated by comprehensive digital infrastructure, anchors the digitally transitional end of the institutional spectrum and motivates institution-level mechanisms as candidate moderators of I–P curve location.</w:t>
       </w:r>
     </w:p>
     <w:p>
@@ -1033,7 +1033,7 @@
         <w:pStyle w:val="BodyText"/>
       </w:pPr>
       <w:r>
-        <w:t xml:space="preserve">By 2023, website ownership has diffused to 49.8% of Vietnamese firms (vs 42.5% in 2009) and increasingly functions as an organisational hygiene factor — a</w:t>
+        <w:t xml:space="preserve">By 2023, website ownership has diffused to 49.8% of Vietnamese firms (vs 42.5% in 2009) and increasingly functions as an organisational hygiene factor, a</w:t>
       </w:r>
       <w:r>
         <w:t xml:space="preserve"> </w:t>
@@ -1337,7 +1337,7 @@
         <w:t xml:space="preserve"> </w:t>
       </w:r>
       <w:r>
-        <w:t xml:space="preserve">is the within-wave standardised website-presence indicator c22b, recoded from 1/2 to 1/0. It is interpreted narrowly as website-based digital presence — foundational website adoption — not as a measure of transaction-level digital integration or digital transformation (Bharadwaj et al., 2013; Verhoef et al., 2021; Nambisan et al., 2019). No item is shared between the two composites: e6 belongs to the capability construct, c22b to the digital construct.</w:t>
+        <w:t xml:space="preserve">is the within-wave standardised website-presence indicator c22b, recoded from 1/2 to 1/0. It is interpreted narrowly as website-based digital presence, foundational website adoption, not as a measure of transaction-level digital integration or digital transformation (Bharadwaj et al., 2013; Verhoef et al., 2021; Nambisan et al., 2019). No item is shared between the two composites: e6 belongs to the capability construct, c22b to the digital construct.</w:t>
       </w:r>
     </w:p>
     <w:p>
@@ -1363,7 +1363,7 @@
         <w:t xml:space="preserve"> </w:t>
       </w:r>
       <w:r>
-        <w:t xml:space="preserve">Restricting DAI_z to the website-presence binary (c22b) across all three waves is a deliberate boundary condition imposed by WBES data availability, not a methodological weakness. The 2009 and 2015 waves offer only c22b (Tier 1); the 2023 wave includes k33, k38 (Tier 2). Retaining a single harmonised Tier-1 indicator across waves is the conservative choice that preserves cross-wave comparability; using a richer composite for 2023 only would introduce a wave-specific construct-shift that could be mistaken for a structural change in the I–P relationship. The negative 2023 interaction (FSTSc × DAI_z = -0.912, p = .043) is best read as construct-tier obsolescence: Tier-1 website presence has become a minimum-threshold credential in Vietnam’s maturing digital environment and no longer differentiates firms’ cross-border coordination capacity at high export intensity. The DAI_rich extension (§4.5 Panel B) probes whether the primary moderation pattern survives under the richer 2023 construct.</w:t>
+        <w:t xml:space="preserve">Restricting DAI_z to the website-presence binary (c22b) across all three waves is a deliberate boundary condition imposed by WBES data availability, not a methodological weakness. The 2009 and 2015 waves offer only c22b (Tier 1); the 2023 wave includes k33, k38 (Tier 2). Retaining a single harmonised Tier-1 indicator across waves is the conservative choice that preserves cross-wave comparability; using a richer composite for 2023 only would introduce a wave-specific construct-shift that could be mistaken for a structural change in the I–P relationship. The negative 2023 interaction (FSTSc × DAI_z = -0.912, p =.043) is best read as construct-tier obsolescence: Tier-1 website presence has become a minimum-threshold credential in Vietnam’s maturing digital environment and no longer differentiates firms’ cross-border coordination capacity at high export intensity. The DAI_rich extension (§4.5 Panel B) probes whether the primary moderation pattern survives under the richer 2023 construct.</w:t>
       </w:r>
     </w:p>
     <w:p>
@@ -2018,7 +2018,7 @@
         <w:t xml:space="preserve"> </w:t>
       </w:r>
       <w:r>
-        <w:t xml:space="preserve">b8 and e6 recoded WBES 1/2 to 1/0 (1 = has certification / foreign-licensed technology). c22b recoded similarly. TCI_z and DAI_z are standardised within each wave independently so coefficients are comparable in magnitude across waves. Turning-point formula and rescaling: the mechanical TP on the within-wave-centred FSTSc scale is TP*_c = −β₁ / (2β₂); for the pooled M2 (β₁ = +0.984, β₂ = -1.909) this gives TP*_c = +0.258. Back-translation to the raw FSTS share requires adding the pooled FSTS mean (mean_FSTS ≈ 0.139) so the reported TP on the raw FSTS scale is TP_FSTS = TP*_c + mean_FSTS = 0.258 + 0.139 = 0.397 (i.e., 39.7 %). Wave-specific TPs (Table 5) follow the same back-translation using each wave’s own mean. The Lind–Mehlum (2010) u-test formally confirms inverted-U shape by rejecting monotonicity at p &lt; .05 in all specifications. PPP conversion applied to d2 using World Bank ICP deflators matched to survey year.</w:t>
+        <w:t xml:space="preserve">b8 and e6 recoded WBES 1/2 to 1/0 (1 = has certification / foreign-licensed technology). c22b recoded similarly. TCI_z and DAI_z are standardised within each wave independently so coefficients are comparable in magnitude across waves. Turning-point formula and rescaling: the mechanical TP on the within-wave-centred FSTSc scale is TP*_c = −β₁ / (2β₂); for the pooled M2 (β₁ = +0.984, β₂ = -1.909) this gives TP*_c = +0.258. Back-translation to the raw FSTS share requires adding the pooled FSTS mean (mean_FSTS ≈ 0.139) so the reported TP on the raw FSTS scale is TP_FSTS = TP*_c + mean_FSTS = 0.258 + 0.139 = 0.397 (i.e., 39.7 %). Wave-specific TPs (Table 5) follow the same back-translation using each wave’s own mean. The Lind–Mehlum (2010) u-test formally confirms inverted-U shape by rejecting monotonicity at p &lt;.05 in all specifications. PPP conversion applied to d2 using World Bank ICP deflators matched to survey year.</w:t>
       </w:r>
     </w:p>
     <w:bookmarkEnd w:id="33"/>
@@ -2127,9 +2127,6 @@
         <w:t xml:space="preserve">M1 (linear):</w:t>
       </w:r>
       <w:r>
-        <w:t xml:space="preserve"> </w:t>
-      </w:r>
-      <w:r>
         <w:t xml:space="preserve">… + β₁ FSTSc</w:t>
       </w:r>
       <w:r>
@@ -2143,9 +2140,6 @@
         <w:t xml:space="preserve">M2 (quadratic, tests H1):</w:t>
       </w:r>
       <w:r>
-        <w:t xml:space="preserve"> </w:t>
-      </w:r>
-      <w:r>
         <w:t xml:space="preserve">… + β₁ FSTSc + β₂ FSTSc² ; H1 requires β₁ &gt; 0, β₂ &lt; 0; TP* = −β₁/(2β₂), confirmed by Lind–Mehlum (2010) u-test</w:t>
       </w:r>
       <w:r>
@@ -2159,9 +2153,6 @@
         <w:t xml:space="preserve">M3 (TCI moderation, tests H2):</w:t>
       </w:r>
       <w:r>
-        <w:t xml:space="preserve"> </w:t>
-      </w:r>
-      <w:r>
         <w:t xml:space="preserve">… + β₃ TCI_z + β₄(FSTSc × TCI_z) + β₅(FSTSc² × TCI_z)</w:t>
       </w:r>
       <w:r>
@@ -2173,9 +2164,6 @@
           <w:b/>
         </w:rPr>
         <w:t xml:space="preserve">M4 (DAI moderation, exploratory H4):</w:t>
-      </w:r>
-      <w:r>
-        <w:t xml:space="preserve"> </w:t>
       </w:r>
       <w:r>
         <w:t xml:space="preserve">… + β₃ DAI_z + β₄(FSTSc × DAI_z) + β₅(FSTSc² × DAI_z)</w:t>
@@ -2376,7 +2364,7 @@
         <w:t xml:space="preserve"> </w:t>
       </w:r>
       <w:r>
-        <w:t xml:space="preserve">displays a clearly nonlinear I–P relationship together with strong direct capability and digital-adoption effects. M2 yields FSTSc β = +1.045 (p = .015) and FSTSc² β = -1.774 (p = .009); Lind–Mehlum p = .006. In M7 both TCI_z (β = +0.215, p &lt; .001) and DAI_z (β = +0.175, p &lt; .001) are positive. TCI moderation is statistically distinguishable from zero (M3 joint p = .040; FSTSc × TCI_z = -0.579, p = .087), but DAI moderation is not (M4 joint p = .825; M8 joint p = .700). Both capability dimensions in 2009 operate primarily as direct level-shifters; the marginal coordination cost bending the I–P curve is associated with technological capability rather than basic digital presence.</w:t>
+        <w:t xml:space="preserve">displays a clearly nonlinear I–P relationship together with strong direct capability and digital-adoption effects. M2 yields FSTSc β = +1.045 (p =.015) and FSTSc² β = -1.774 (p =.009); Lind–Mehlum p =.006. In M7 both TCI_z (β = +0.215, p &lt;.001) and DAI_z (β = +0.175, p &lt;.001) are positive. TCI moderation is statistically distinguishable from zero (M3 joint p =.040; FSTSc × TCI_z = -0.579, p =.087), but DAI moderation is not (M4 joint p =.825; M8 joint p =.700). Both capability dimensions in 2009 operate primarily as direct level-shifters; the marginal coordination cost bending the I–P curve is associated with technological capability rather than basic digital presence.</w:t>
       </w:r>
     </w:p>
     <w:p>
@@ -3002,7 +2990,7 @@
         <w:t xml:space="preserve"> </w:t>
       </w:r>
       <w:r>
-        <w:t xml:space="preserve">shows the curvature cleanly but the weakest digital channel: M2 FSTSc β = +1.159 (p = .029), FSTSc² β = -2.115 (p = .004), Lind–Mehlum p = .009. TCI_z retains a positive direct association at ≈ 60 % of the 2009 magnitude (β = +0.128, p = .010), DAI_z loses direct salience entirely (β = -0.044, p = .377). TCI moderation is null (M3 joint p = .713) and DAI moderation at best marginal (M4 joint p = .125; M8 joint p = .093). 2015 reads as a phase in which the I–P curvature is unusually sharp while the digital channel compresses entirely, consistent with the productivity J-curve account in which firms invest in basic digital tools before complementary organisational adjustments produce measurable productivity gains (Brynjolfsson et al., 2021).</w:t>
+        <w:t xml:space="preserve">shows the curvature cleanly but the weakest digital channel: M2 FSTSc β = +1.159 (p =.029), FSTSc² β = -2.115 (p =.004), Lind–Mehlum p =.009. TCI_z retains a positive direct association at ≈ 60 % of the 2009 magnitude (β = +0.128, p =.010), DAI_z loses direct salience entirely (β = -0.044, p =.377). TCI moderation is null (M3 joint p =.713) and DAI moderation at best marginal (M4 joint p =.125; M8 joint p =.093). 2015 reads as a phase in which the I–P curvature is unusually sharp while the digital channel compresses entirely, consistent with the productivity J-curve account in which firms invest in basic digital tools before complementary organisational adjustments produce measurable productivity gains (Brynjolfsson et al., 2021).</w:t>
       </w:r>
     </w:p>
     <w:p>
@@ -3026,7 +3014,7 @@
         <w:t xml:space="preserve"> </w:t>
       </w:r>
       <w:r>
-        <w:t xml:space="preserve">is where the digital-moderation signal emerges most sharply. M2 again indicates a clear inverted-U (FSTSc β = +0.962, p = .039; FSTSc² β = -1.686, p = .008; Lind–Mehlum p = .013). In M7 both capability dimensions are positive (TCI_z β = +0.123, p = .006; DAI_z β = +0.095, p = .038). M8 yields a negative and individually significant linear interaction (FSTSc × DAI_z = -0.912, p = .043), with FSTSc² × DAI_z = +1.043, p = .099; joint test above the .05 threshold (M4 joint p = .102; M8 joint p = .062). The substantive reading: by 2023 basic digital adoption becomes more conditional on export intensity — as exporters move beyond moderate FSTS levels the productivity contribution of website presence attenuates and may amplify rather than relieve coordination burdens. The 2SLS null for instrumented DAI (β = +0.018, p = .942; §4.5 Panel K) supports a complementary proxy-obsolescence reading: by 2023 c22b has become a minimum-threshold credential rather than a capability differentiator (Tier-1 diffusion 42.5 % → 49.8 %). The DAI_rich composite (Tier 1+2, 2023 only; §4.5 Panel B) provides a within-wave sensitivity check; future cross-wave Tier-2 indicators would strengthen this test.</w:t>
+        <w:t xml:space="preserve">is where the digital-moderation signal emerges most sharply. M2 again indicates a clear inverted-U (FSTSc β = +0.962, p =.039; FSTSc² β = -1.686, p =.008; Lind–Mehlum p =.013). In M7 both capability dimensions are positive (TCI_z β = +0.123, p =.006; DAI_z β = +0.095, p =.038). M8 yields a negative and individually significant linear interaction (FSTSc × DAI_z = -0.912, p =.043), with FSTSc² × DAI_z = +1.043, p =.099; joint test above the.05 threshold (M4 joint p =.102; M8 joint p =.062). The substantive reading: by 2023 basic digital adoption becomes more conditional on export intensity, as exporters move beyond moderate FSTS levels the productivity contribution of website presence attenuates and may amplify rather than relieve coordination burdens. The 2SLS null for instrumented DAI (β = +0.018, p =.942; §4.5 Panel K) supports a complementary proxy-obsolescence reading: by 2023 c22b has become a minimum-threshold credential rather than a capability differentiator (Tier-1 diffusion 42.5 % → 49.8 %). The DAI_rich composite (Tier 1+2, 2023 only; §4.5 Panel B) provides a within-wave sensitivity check; future cross-wave Tier-2 indicators would strengthen this test.</w:t>
       </w:r>
     </w:p>
     <w:p>
@@ -3052,15 +3040,15 @@
         <w:pStyle w:val="FirstParagraph"/>
       </w:pPr>
       <w:r>
-        <w:t xml:space="preserve">The pooled estimates confirm a nonlinear I–P relationship on average. In pooled M2, FSTSc β = +0.984 (p &lt; .001) and FSTSc² β = -1.909 (p &lt; .001); Lind–Mehlum p &lt; .001 with TP = 39.7 %. All four Haans, Pieters and He (2016) conditions for a genuine inverted-U are met (positive ascending limb, concavity, TP inside the FSTS range, opposite-sign slopes at the boundaries: +1.52 at FSTS = 0, -2.30 at FSTS = 100 %). The curvature persists in the full M8 (FSTSc β = +0.845, p = .006; FSTSc² β = -1.650, p &lt; .001), consistent with H1 and the meta-analytic evidence on the nonlinear shape of internationalisation returns in emerging-market firms (Marano et al., 2016).</w:t>
-      </w:r>
-    </w:p>
-    <w:p>
-      <w:pPr>
-        <w:pStyle w:val="BodyText"/>
-      </w:pPr>
-      <w:r>
-        <w:t xml:space="preserve">Both capability dimensions are positively associated with productivity on average: pooled M7 yields TCI_z β = +0.179 (p &lt; .001) and DAI_z β = +0.078 (p = .004). In M8, TCI_z is essentially unchanged (β = +0.184, p &lt; .001) while the DAI_z direct coefficient becomes indistinguishable from zero (β = +0.032, p = .537) once the interaction terms enter — consistent with the §4.1 reading that DAI_z combines a positive level effect with a negative interaction with FSTSc at higher export intensities. The pooled DAI interaction joint test reaches M8 joint p = .083 (FSTSc × DAI_z = -0.448, p = .116; FSTSc² × DAI_z = +0.460, p = .276); this is driven by the 2023 wave (2009 M4 p = .825; 2015 p = .125; 2023 M8 joint p = .062). Technological-capability moderation is more uniformly distributed: M3 joint distinguishable in three of four panels (2009 p = .040; 2023 p = .027; pooled p = .004) and null only in 2015 (p = .713); pooled FSTSc × TCI_z = -0.587 (p = .004) and FSTSc² × TCI_z = +0.640 (p = .031), indicating the inverted-U flattens for high-capability firms rather than shifting in level (Cohen and Levinthal, 1990; Lall, 1992).</w:t>
+        <w:t xml:space="preserve">The pooled estimates confirm a nonlinear I–P relationship on average. In pooled M2, FSTSc β = +0.984 (p &lt;.001) and FSTSc² β = -1.909 (p &lt;.001); Lind–Mehlum p &lt;.001 with TP = 39.7 %. All four Haans, Pieters and He (2016) conditions for a genuine inverted-U are met (positive ascending limb, concavity, TP inside the FSTS range, opposite-sign slopes at the boundaries: +1.52 at FSTS = 0, -2.30 at FSTS = 100 %). The curvature persists in the full M8 (FSTSc β = +0.845, p =.006; FSTSc² β = -1.650, p &lt;.001), consistent with H1 and the meta-analytic evidence on the nonlinear shape of internationalisation returns in emerging-market firms (Marano et al., 2016).</w:t>
+      </w:r>
+    </w:p>
+    <w:p>
+      <w:pPr>
+        <w:pStyle w:val="BodyText"/>
+      </w:pPr>
+      <w:r>
+        <w:t xml:space="preserve">Both capability dimensions are positively associated with productivity on average: pooled M7 yields TCI_z β = +0.179 (p &lt;.001) and DAI_z β = +0.078 (p =.004). In M8, TCI_z is essentially unchanged (β = +0.184, p &lt;.001) while the DAI_z direct coefficient becomes indistinguishable from zero (β = +0.032, p =.537) once the interaction terms enter, consistent with the §4.1 reading that DAI_z combines a positive level effect with a negative interaction with FSTSc at higher export intensities. The pooled DAI interaction joint test reaches M8 joint p =.083 (FSTSc × DAI_z = -0.448, p =.116; FSTSc² × DAI_z = +0.460, p =.276); this is driven by the 2023 wave (2009 M4 p =.825; 2015 p =.125; 2023 M8 joint p =.062). Technological-capability moderation is more uniformly distributed: M3 joint distinguishable in three of four panels (2009 p =.040; 2023 p =.027; pooled p =.004) and null only in 2015 (p =.713); pooled FSTSc × TCI_z = -0.587 (p =.004) and FSTSc² × TCI_z = +0.640 (p =.031), indicating the inverted-U flattens for high-capability firms rather than shifting in level (Cohen and Levinthal, 1990; Lall, 1992).</w:t>
       </w:r>
     </w:p>
     <w:p>
@@ -3133,7 +3121,7 @@
         <w:t xml:space="preserve"> </w:t>
       </w:r>
       <w:r>
-        <w:t xml:space="preserve">Predicted ln(labour productivity) as a function of FSTS for the 2009 wave (M2). Shaded band = 95% CI. Turning point ≈ 46% FSTS (Lind-Mehlum p = .006).</w:t>
+        <w:t xml:space="preserve">Predicted ln(labour productivity) as a function of FSTS for the 2009 wave (M2). Shaded band = 95% CI. Turning point ≈ 46% FSTS (Lind-Mehlum p =.006).</w:t>
       </w:r>
     </w:p>
     <w:p>
@@ -3206,7 +3194,7 @@
         <w:t xml:space="preserve"> </w:t>
       </w:r>
       <w:r>
-        <w:t xml:space="preserve">Predicted ln(labour productivity) as a function of FSTS for the 2015 wave (M2). Turning point ≈ 39% FSTS (Lind-Mehlum p = .009).</w:t>
+        <w:t xml:space="preserve">Predicted ln(labour productivity) as a function of FSTS for the 2015 wave (M2). Turning point ≈ 39% FSTS (Lind-Mehlum p =.009).</w:t>
       </w:r>
     </w:p>
     <w:p>
@@ -3279,7 +3267,7 @@
         <w:t xml:space="preserve"> </w:t>
       </w:r>
       <w:r>
-        <w:t xml:space="preserve">Predicted ln(labour productivity) as a function of FSTS for the 2023 wave (M2). Turning point ≈ 42% FSTS (Lind-Mehlum p = .013).</w:t>
+        <w:t xml:space="preserve">Predicted ln(labour productivity) as a function of FSTS for the 2023 wave (M2). Turning point ≈ 42% FSTS (Lind-Mehlum p =.013).</w:t>
       </w:r>
     </w:p>
     <w:p>
@@ -3352,7 +3340,7 @@
         <w:t xml:space="preserve"> </w:t>
       </w:r>
       <w:r>
-        <w:t xml:space="preserve">Predicted ln(labour productivity) as a function of FSTS for the pooled sample (M2). Turning point ≈ 40% FSTS (Lind-Mehlum p &lt; .001).</w:t>
+        <w:t xml:space="preserve">Predicted ln(labour productivity) as a function of FSTS for the pooled sample (M2). Turning point ≈ 40% FSTS (Lind-Mehlum p &lt;.001).</w:t>
       </w:r>
     </w:p>
     <w:bookmarkEnd w:id="50"/>
@@ -3370,7 +3358,7 @@
         <w:pStyle w:val="FirstParagraph"/>
       </w:pPr>
       <w:r>
-        <w:t xml:space="preserve">H1 receives qualified support. The Lind–Mehlum test rejects monotonicity in all three waves (p = .006, .009, .013) and pooled (p &lt; .001); implied turning points cluster tightly between 39.3 % (2015) and 46.2 % (2009), with the pooled estimate at 39.7 %. As shown in §4.4 and §4.5 Panel H, exporter-only models attenuate this curvature substantially once the participation margin is netted out; the full-sample inverted-U reflects a combined participation-and-intensity structure rather than a pure within-exporter curvature claim. The §1.2 step-function framing is the substantive reading.</w:t>
+        <w:t xml:space="preserve">H1 receives qualified support. The Lind–Mehlum test rejects monotonicity in all three waves (p =.006,.009,.013) and pooled (p &lt;.001); implied turning points cluster tightly between 39.3 % (2015) and 46.2 % (2009), with the pooled estimate at 39.7 %. As shown in §4.4 and §4.5 Panel H, exporter-only models attenuate this curvature substantially once the participation margin is netted out; the full-sample inverted-U reflects a combined participation-and-intensity structure rather than a pure within-exporter curvature claim. The §1.2 step-function framing is the substantive reading.</w:t>
       </w:r>
     </w:p>
     <w:p>
@@ -3386,15 +3374,15 @@
         <w:pStyle w:val="BodyText"/>
       </w:pPr>
       <w:r>
-        <w:t xml:space="preserve">H2 is supported. The positive TCI_z direct coefficient (pooled β = +0.179, p &lt; .001) is statistically significant in all three wave-specific periods (2009 p &lt; .001; 2015 p = .010; 2023 p = .006), and TCI moderation is statistically distinguishable in three of four panels (M3 joint p = .040, .713, .027, .003). The baseline DAI_z control reports a positive pooled level association (β = +0.078, p = .004) with substantial wave-to-wave variability — strong in 2009 (β = +0.175, p &lt; .001), null in 2015 (β = -0.044, p = .377), and re-emerging in 2023 (β = +0.095, p = .038). Because DAI_z indexes only Tier-1 website presence and is not formalised as a primary hypothesis, this wave variation is reported descriptively. The Paternoster cross-wave z-tests (§4.5 Panel F) indicate that the 2009-to-2015 fall (z = 3.353, p &lt; .001) and the 2015-to-2023 recovery (z = -2.051, p = .040) are both statistically distinguishable shifts in the descriptive Tier-1 series.</w:t>
-      </w:r>
-    </w:p>
-    <w:p>
-      <w:pPr>
-        <w:pStyle w:val="BodyText"/>
-      </w:pPr>
-      <w:r>
-        <w:t xml:space="preserve">H4 receives limited exploratory support. The DAI joint moderation test is null in 2009 (M4 p = .825) and 2015 (M4 p = .125), and reaches the edge of significance in 2023 with the individual interaction FSTSc × DAI_z = -0.912 (p = .043) and the joint at M4 p = .102, M8 p = .062. The pooled M8 joint (p = .083) is driven by 2023 rather than by a stable cross-period moderation; the formal pooled wave × focal interaction test (§4.5 Panel I) does not detect cross-wave differences in the FSTS × DAI moderation terms. The evidence reads as suggestive of wave-specific conditionality rather than confirmation of a stable cross-wave moderation pattern: 2023 is the only wave in which the digital moderation is within-sample detectable. The 2023 DAI evidence fits Haans, Pieters and He’s (2016) Type I moderation — the significant linear interaction (FSTSc × DAI_z = -0.912, p = .043) attenuates the positive ascending slope and pulls the turning point inward; FSTSc² × DAI_z is not significant, confirming that the inverted-U shape is preserved rather than flipped.</w:t>
+        <w:t xml:space="preserve">H2 is supported. The positive TCI_z direct coefficient (pooled β = +0.179, p &lt;.001) is statistically significant in all three wave-specific periods (2009 p &lt;.001; 2015 p =.010; 2023 p =.006), and TCI moderation is statistically distinguishable in three of four panels (M3 joint p =.040,.713,.027,.003). The baseline DAI_z control reports a positive pooled level association (β = +0.078, p =.004) with substantial wave-to-wave variability, strong in 2009 (β = +0.175, p &lt;.001), null in 2015 (β = -0.044, p =.377), and re-emerging in 2023 (β = +0.095, p =.038). Because DAI_z indexes only Tier-1 website presence and is not formalised as a primary hypothesis, this wave variation is reported descriptively. The Paternoster cross-wave z-tests (§4.5 Panel F) indicate that the 2009-to-2015 fall (z = 3.353, p &lt;.001) and the 2015-to-2023 recovery (z = -2.051, p =.040) are both statistically distinguishable shifts in the descriptive Tier-1 series.</w:t>
+      </w:r>
+    </w:p>
+    <w:p>
+      <w:pPr>
+        <w:pStyle w:val="BodyText"/>
+      </w:pPr>
+      <w:r>
+        <w:t xml:space="preserve">H4 receives limited exploratory support. The DAI joint moderation test is null in 2009 (M4 p =.825) and 2015 (M4 p =.125), and reaches the edge of significance in 2023 with the individual interaction FSTSc × DAI_z = -0.912 (p =.043) and the joint at M4 p =.102, M8 p =.062. The pooled M8 joint (p =.083) is driven by 2023 rather than by a stable cross-period moderation; the formal pooled wave × focal interaction test (§4.5 Panel I) does not detect cross-wave differences in the FSTS × DAI moderation terms. The evidence reads as suggestive of wave-specific conditionality rather than confirmation of a stable cross-wave moderation pattern: 2023 is the only wave in which the digital moderation is within-sample detectable. The 2023 DAI evidence fits Haans, Pieters and He’s (2016) Type I moderation, the significant linear interaction (FSTSc × DAI_z = -0.912, p =.043) attenuates the positive ascending slope and pulls the turning point inward; FSTSc² × DAI_z is not significant, confirming that the inverted-U shape is preserved rather than flipped.</w:t>
       </w:r>
     </w:p>
     <w:p>
@@ -3485,7 +3473,7 @@
         <w:pStyle w:val="FirstParagraph"/>
       </w:pPr>
       <w:r>
-        <w:t xml:space="preserve">The full-sample inverted-U is identified primarily through the participation margin: only ~1.0 % of pooled firms sit within ±5 pp of the wave-specific turning points (see §4.5 density check), and the bulk of mass lies at FSTS = 0. Re-fitting M2/M7/M8 on the exporter-only sub-sample (FSTS &gt; 0; pooled N = 669, §4.5 Panel H) yields a negative linear FSTSc (β = -0.861, p &lt; .001) but a non-significant quadratic (FSTSc² β = -0.200, p = .660; M8 joint p = .462). H1a (participation margin) is the dominant productivity-relevant margin; the within-exporter intensity curvature claimed by H1b weakens once participation is netted out. Table 2 reads as a description of the combined participation × intensity pattern rather than as a structural statement about within-exporter intensity curvature; Table 3 summarises the directional interpretation of focal coefficients by wave and for the pooled sample.</w:t>
+        <w:t xml:space="preserve">The full-sample inverted-U is identified primarily through the participation margin: only ~1.0 % of pooled firms sit within ±5 pp of the wave-specific turning points (see §4.5 density check), and the bulk of mass lies at FSTS = 0. Re-fitting M2/M7/M8 on the exporter-only sub-sample (FSTS &gt; 0; pooled N = 669, §4.5 Panel H) yields a negative linear FSTSc (β = -0.861, p &lt;.001) but a non-significant quadratic (FSTSc² β = -0.200, p =.660; M8 joint p =.462). H1a (participation margin) is the dominant productivity-relevant margin; the within-exporter intensity curvature claimed by H1b weakens once participation is netted out. Table 2 reads as a description of the combined participation × intensity pattern rather than as a structural statement about within-exporter intensity curvature; Table 3 summarises the directional interpretation of focal coefficients by wave and for the pooled sample.</w:t>
       </w:r>
     </w:p>
     <w:bookmarkEnd w:id="55"/>
@@ -3527,7 +3515,7 @@
         <w:t xml:space="preserve"> </w:t>
       </w:r>
       <w:r>
-        <w:t xml:space="preserve">(Panels E, J, K): Heckman two-stage produces null inverse-Mills ratios across all waves, PSM corroborates the TCI and DAI level associations, and 2SLS yields TCI_z = +1.639 (p &lt; .001) but a null DAI_z = +0.018 (p = .942) — the 2SLS DAI null is the key result, reinforcing the Tier-1 obsolescence reading of the negative DAI × FSTS interaction. Oster (2019) δ-stability bounds preserve all focal signs.</w:t>
+        <w:t xml:space="preserve">(Panels E, J, K): Heckman two-stage produces null inverse-Mills ratios across all waves, PSM corroborates the TCI and DAI level associations, and 2SLS yields TCI_z = +1.639 (p &lt;.001) but a null DAI_z = +0.018 (p =.942), the 2SLS DAI null is the key result, reinforcing the Tier-1 obsolescence reading of the negative DAI × FSTS interaction. Oster (2019) δ-stability bounds preserve all focal signs.</w:t>
       </w:r>
       <w:r>
         <w:t xml:space="preserve"> </w:t>
@@ -3543,7 +3531,7 @@
         <w:t xml:space="preserve"> </w:t>
       </w:r>
       <w:r>
-        <w:t xml:space="preserve">(Panels A, B, D, F): broader TCI_full and richer DAI_rich composites preserve directional findings (TCI_full 2023 β = +0.096, p = .024; DAI_rich M8 joint p = .099); micro-firm exclusion preserves the inverted-U; Paternoster cross-wave z-tests show the DAI direct shift is cross-wave-distinguishable while curvature parameters share a common pooled magnitude.</w:t>
+        <w:t xml:space="preserve">(Panels A, B, D, F): broader TCI_full and richer DAI_rich composites preserve directional findings (TCI_full 2023 β = +0.096, p =.024; DAI_rich M8 joint p =.099); micro-firm exclusion preserves the inverted-U; Paternoster cross-wave z-tests show the DAI direct shift is cross-wave-distinguishable while curvature parameters share a common pooled magnitude.</w:t>
       </w:r>
       <w:r>
         <w:t xml:space="preserve"> </w:t>
@@ -3559,7 +3547,7 @@
         <w:t xml:space="preserve"> </w:t>
       </w:r>
       <w:r>
-        <w:t xml:space="preserve">(Panels G, H, I): manufacturing vs non-manufacturing splits locate the DAI moderation primarily in manufacturing (M8 joint p = .103; FSTSc × DAI_z = -0.543, p = .079) while TCI moderation operates broadly (M3 joint p = .011 and .007); exporter-only models (N = 669 pooled) attenuate the within-exporter quadratic (FSTSc² = -0.200, p = .660; M8 joint p = .462), confirming that the inverted-U is identified primarily by the participation margin (cf. §4.4); the formal wave × focal interaction test detects only DAI_z × wave as cross-wave-separable (joint p = .016; FSTSc, FSTSc², TCI_z all p &gt; .25).</w:t>
+        <w:t xml:space="preserve">(Panels G, H, I): manufacturing vs non-manufacturing splits locate the DAI moderation primarily in manufacturing (M8 joint p =.103; FSTSc × DAI_z = -0.543, p =.079) while TCI moderation operates broadly (M3 joint p =.011 and.007); exporter-only models (N = 669 pooled) attenuate the within-exporter quadratic (FSTSc² = -0.200, p =.660; M8 joint p =.462), confirming that the inverted-U is identified primarily by the participation margin (cf. §4.4); the formal wave × focal interaction test detects only DAI_z × wave as cross-wave-separable (joint p =.016; FSTSc, FSTSc², TCI_z all p &gt;.25).</w:t>
       </w:r>
       <w:r>
         <w:t xml:space="preserve"> </w:t>
@@ -3572,15 +3560,15 @@
         <w:t xml:space="preserve">Functional form and density</w:t>
       </w:r>
       <w:r>
-        <w:t xml:space="preserve">: the cubic FSTSc³ extension is null (β = -1.763, p = .287), AIC/BIC favour the quadratic; ±5 pp density-around-TP is 1.0 % of pooled firms (bulk of mass at FSTS = 0), confirming participation-margin identification of curvature.</w:t>
-      </w:r>
-    </w:p>
-    <w:p>
-      <w:pPr>
-        <w:pStyle w:val="BodyText"/>
-      </w:pPr>
-      <w:r>
-        <w:t xml:space="preserve">We do not apply a formal multiple-testing correction because the panels probe different identification concerns rather than testing the same hypothesis repeatedly. The substantive §5 inferences rely on the pattern across panels and the directional consistency of focal estimates rather than on the significance of any single panel.</w:t>
+        <w:t xml:space="preserve">: the cubic FSTSc³ extension is null (β = -1.763, p =.287), AIC/BIC favour the quadratic; ±5 pp density-around-TP is 1.0 % of pooled firms (bulk of mass at FSTS = 0), confirming participation-margin identification of curvature.</w:t>
+      </w:r>
+    </w:p>
+    <w:p>
+      <w:pPr>
+        <w:pStyle w:val="BodyText"/>
+      </w:pPr>
+      <w:r>
+        <w:t xml:space="preserve">This study does not apply a formal multiple-testing correction because the panels probe different identification concerns rather than testing the same hypothesis repeatedly. The substantive §5 inferences rely on the pattern across panels and the directional consistency of focal estimates rather than on the significance of any single panel.</w:t>
       </w:r>
     </w:p>
     <w:p>
@@ -3715,19 +3703,19 @@
               <w:jc w:val="left"/>
             </w:pPr>
             <w:r>
-              <w:t xml:space="preserve">TCI_full_z = +0.096 (p = .024); DAI_z = +0.097 (p = .037)</w:t>
-            </w:r>
-          </w:p>
-        </w:tc>
-        <w:tc>
-          <w:tcPr/>
-          <w:p>
-            <w:pPr>
-              <w:pStyle w:val="Compact"/>
-              <w:jc w:val="left"/>
-            </w:pPr>
-            <w:r>
-              <w:t xml:space="preserve">M3 joint p = .152</w:t>
+              <w:t xml:space="preserve">TCI_full_z = +0.096 (p =.024); DAI_z = +0.097 (p =.037)</w:t>
+            </w:r>
+          </w:p>
+        </w:tc>
+        <w:tc>
+          <w:tcPr/>
+          <w:p>
+            <w:pPr>
+              <w:pStyle w:val="Compact"/>
+              <w:jc w:val="left"/>
+            </w:pPr>
+            <w:r>
+              <w:t xml:space="preserve">M3 joint p =.152</w:t>
             </w:r>
           </w:p>
         </w:tc>
@@ -3777,19 +3765,19 @@
               <w:jc w:val="left"/>
             </w:pPr>
             <w:r>
-              <w:t xml:space="preserve">FSTSc × DAI_rich_cont = -0.933† (p = .076)</w:t>
-            </w:r>
-          </w:p>
-        </w:tc>
-        <w:tc>
-          <w:tcPr/>
-          <w:p>
-            <w:pPr>
-              <w:pStyle w:val="Compact"/>
-              <w:jc w:val="left"/>
-            </w:pPr>
-            <w:r>
-              <w:t xml:space="preserve">M8 joint p = .099†</w:t>
+              <w:t xml:space="preserve">FSTSc × DAI_rich_cont = -0.933† (p =.076)</w:t>
+            </w:r>
+          </w:p>
+        </w:tc>
+        <w:tc>
+          <w:tcPr/>
+          <w:p>
+            <w:pPr>
+              <w:pStyle w:val="Compact"/>
+              <w:jc w:val="left"/>
+            </w:pPr>
+            <w:r>
+              <w:t xml:space="preserve">M8 joint p =.099†</w:t>
             </w:r>
           </w:p>
         </w:tc>
@@ -3851,7 +3839,7 @@
               <w:jc w:val="left"/>
             </w:pPr>
             <w:r>
-              <w:t xml:space="preserve">M8 joint p = .167</w:t>
+              <w:t xml:space="preserve">M8 joint p =.167</w:t>
             </w:r>
           </w:p>
         </w:tc>
@@ -3889,7 +3877,7 @@
               <w:jc w:val="right"/>
             </w:pPr>
             <w:r>
-              <w:t xml:space="preserve">—</w:t>
+              <w:t xml:space="preserve">,</w:t>
             </w:r>
           </w:p>
         </w:tc>
@@ -3981,7 +3969,7 @@
               <w:jc w:val="left"/>
             </w:pPr>
             <w:r>
-              <w:t xml:space="preserve">M8 joint p = .103†</w:t>
+              <w:t xml:space="preserve">M8 joint p =.103†</w:t>
             </w:r>
           </w:p>
         </w:tc>
@@ -4043,7 +4031,7 @@
               <w:jc w:val="left"/>
             </w:pPr>
             <w:r>
-              <w:t xml:space="preserve">M8 joint p = .462</w:t>
+              <w:t xml:space="preserve">M8 joint p =.462</w:t>
             </w:r>
           </w:p>
         </w:tc>
@@ -4250,7 +4238,7 @@
         <w:t xml:space="preserve"> </w:t>
       </w:r>
       <w:r>
-        <w:t xml:space="preserve">Each row summarises one headline robustness panel from §4.5 estimated by OLS HC1 (PSM and 2SLS use the indicated alternative estimators). Significance markers: *** p &lt; .001, ** p &lt; .01, * p &lt; .05, † p &lt; .10, n.s. = not significant. Panel C (common-N reconciled), Panel I (wave × focal interactions), Panel J’s two PSM variants on website ownership, Panel G’s non-manufacturing split, density-around-TP band, and the cubic extension are reported in Online Appendix Tables A1–A6. Source: WBES Vietnam 2009, 2015, 2023; authors’ calculations.</w:t>
+        <w:t xml:space="preserve">Each row summarises one headline robustness panel from §4.5 estimated by OLS HC1 (PSM and 2SLS use the indicated alternative estimators). Significance markers: *** p &lt;.001, ** p &lt;.01, * p &lt;.05, † p &lt;.10, n.s. = not significant. Panel C (common-N reconciled), Panel I (wave × focal interactions), Panel J’s two PSM variants on website ownership, Panel G’s non-manufacturing split, density-around-TP band, and the cubic extension are reported in Online Appendix Tables A1–A6. Source: WBES Vietnam 2009, 2015, 2023; authors’ calculations.</w:t>
       </w:r>
     </w:p>
     <w:p>
@@ -5136,7 +5124,7 @@
         <w:pStyle w:val="BodyText"/>
       </w:pPr>
       <w:r>
-        <w:t xml:space="preserve">The negative sign on the FSTSc × DAI_z interaction in 2023 — where the DAI productivity relevance attenuates at higher export intensities — is consistent with the Tier-1 boundary of the construct: a website alone cannot manage the transaction density of high-export-intensity operations without electronic-payment and process-integration support. Framed in capability terms, a Tier-1 website in transitional Vietnam operates as a saturated hygiene factor rather than a differentiating resource: with ownership approaching universality (42.5 % in 2009 to 49.8 % in 2023), it retains too little cross-firm variance to bend the export–performance curve, so the null is a substantive finding about a saturated threshold rather than a measurement shortfall. A companion paper on Singapore by the present author group, where the deeper Tier-1+2 DAI construct amplifies the productivity return at high export intensity, indicates that foundational digital adoption is a context-dependent resource gated by a depth threshold. Only past the shift from digitising information to integrating digital into processes does foundational digital adoption acquire curve-reshaping potency, and only then can it act as a partial substitute for the institutional functions that remain underdeveloped in a transitional economy.</w:t>
+        <w:t xml:space="preserve">The negative sign on the FSTSc × DAI_z interaction in 2023, where the DAI productivity relevance attenuates at higher export intensities, is consistent with the Tier-1 boundary of the construct: a website alone cannot manage the transaction density of high-export-intensity operations without electronic-payment and process-integration support. Framed in capability terms, a Tier-1 website in transitional Vietnam operates as a saturated hygiene factor rather than a differentiating resource: with ownership approaching universality (42.5 % in 2009 to 49.8 % in 2023), it retains too little cross-firm variance to bend the export–performance curve, so the null is a substantive finding about a saturated threshold rather than a measurement shortfall. A companion paper on Singapore by the present author group, where the deeper Tier-1+2 DAI construct amplifies the productivity return at high export intensity, indicates that foundational digital adoption is a context-dependent resource gated by a depth threshold. Only past the shift from digitising information to integrating digital into processes does foundational digital adoption acquire curve-reshaping potency, and only then can it act as a partial substitute for the institutional functions that remain underdeveloped in a transitional economy.</w:t>
       </w:r>
     </w:p>
     <w:bookmarkEnd w:id="58"/>
@@ -5190,15 +5178,15 @@
         <w:t xml:space="preserve"> </w:t>
       </w:r>
       <w:r>
-        <w:t xml:space="preserve">label. TCI is robust under both matching and instrumentation: 2SLS TCI_z = 1.64 (p &lt; .001) on a strong instrument (first-stage F = 22.1) and matching ATT for the cert / foreign-tech treatment is 0.61–0.64 (p &lt; .001) on ≈ 640 firms. By contrast, the OLS-detected DAI direct association is reproduced under PSM (ATT 0.30–0.32, p &lt; .001) but attenuates to a null under 2SLS (β = 0.02, p = .94). Foreign-technology / standards capability therefore behaves like a more identification-robust productivity channel, whereas website-based digital presence behaves like a more context-sensitive and selection-sensitive marker of performance heterogeneity.</w:t>
-      </w:r>
-    </w:p>
-    <w:p>
-      <w:pPr>
-        <w:pStyle w:val="BodyText"/>
-      </w:pPr>
-      <w:r>
-        <w:t xml:space="preserve">The DAI_rich extension (§4.5 Panel B) reinforces this construct interpretation. Even when c22b is augmented with 2023 electronic-payment shares (k33, k38), the moderation pattern goes in the same direction (FSTSc × DAI_rich_cont_z = -0.93, M8 joint p = .099), confirming that the divergence between TCI and DAI is about identification stress, not the depth of the digital measure. This argues for a more careful treatment of digitalisation in international-business research, one that distinguishes basic digital enablement (easily contaminated by selection on observables) from broader technological depth (more identification-robust), rather than collapsing both into a single label.</w:t>
+        <w:t xml:space="preserve">label. TCI is robust under both matching and instrumentation: 2SLS TCI_z = 1.64 (p &lt;.001) on a strong instrument (first-stage F = 22.1) and matching ATT for the cert / foreign-tech treatment is 0.61–0.64 (p &lt;.001) on ≈ 640 firms. By contrast, the OLS-detected DAI direct association is reproduced under PSM (ATT 0.30–0.32, p &lt;.001) but attenuates to a null under 2SLS (β = 0.02, p =.94). Foreign-technology / standards capability therefore behaves like a more identification-robust productivity channel, whereas website-based digital presence behaves like a more context-sensitive and selection-sensitive marker of performance heterogeneity.</w:t>
+      </w:r>
+    </w:p>
+    <w:p>
+      <w:pPr>
+        <w:pStyle w:val="BodyText"/>
+      </w:pPr>
+      <w:r>
+        <w:t xml:space="preserve">The DAI_rich extension (§4.5 Panel B) reinforces this construct interpretation. Even when c22b is augmented with 2023 electronic-payment shares (k33, k38), the moderation pattern goes in the same direction (FSTSc × DAI_rich_cont_z = -0.93, M8 joint p =.099), confirming that the divergence between TCI and DAI is about identification stress, not the depth of the digital measure. This argues for a more careful treatment of digitalisation in international-business research, one that distinguishes basic digital enablement (easily contaminated by selection on observables) from broader technological depth (more identification-robust), rather than collapsing both into a single label.</w:t>
       </w:r>
       <w:r>
         <w:t xml:space="preserve"> </w:t>
@@ -5212,7 +5200,7 @@
         <w:pStyle w:val="BodyText"/>
       </w:pPr>
       <w:r>
-        <w:t xml:space="preserve">The 2015 null on the website-based DAI channel should be read first through micro-structure rather than macro-infrastructure. The exporter share fell from 28.4 % in 2009 to 20.7 % in 2015 (Table 2), a selective exit that left a residual cohort disproportionately concentrated in labour-intensive, OEM-dependent assembly operations. For a garment or electronics sub-contractor awaiting orders from a foreign principal, a corporate website functions as a digital pamphlet rather than a productivity-enabling coordination tool: it signals presence but does not optimise supply-chain flows, integrate transaction-level data, or substitute for the digital interfaces controlled by the upstream buyer. This cohort-composition mechanism — combined with the proxy-obsolescence channel by which c22b’s informational content shrinks as ownership diffuses — helps explain why the website-based DAI coefficient compresses to a null in 2015 even as the inverted-U curvature remains statistically present.</w:t>
+        <w:t xml:space="preserve">The 2015 null on the website-based DAI channel should be read first through micro-structure rather than macro-infrastructure. The exporter share fell from 28.4 % in 2009 to 20.7 % in 2015 (Table 2), a selective exit that left a residual cohort disproportionately concentrated in labour-intensive, OEM-dependent assembly operations. For a garment or electronics sub-contractor awaiting orders from a foreign principal, a corporate website functions as a digital pamphlet rather than a productivity-enabling coordination tool: it signals presence but does not optimise supply-chain flows, integrate transaction-level data, or substitute for the digital interfaces controlled by the upstream buyer. This cohort-composition mechanism, combined with the proxy-obsolescence channel by which c22b’s informational content shrinks as ownership diffuses, helps explain why the website-based DAI coefficient compresses to a null in 2015 even as the inverted-U curvature remains statistically present.</w:t>
       </w:r>
     </w:p>
     <w:p>
@@ -5262,19 +5250,19 @@
         <w:t xml:space="preserve"> </w:t>
       </w:r>
       <w:r>
-        <w:t xml:space="preserve">given the cross-sectional WBES design, not as causal optimisation. The turning-point 95 % CIs span roughly 30–50 % FSTS in pooled M2, so the qualitative stage logic — composition of capability investment shifts with relative position on the I–P curve — is more robust than any specific FSTS boundary. The composition of investment should change with the firm’s position relative to two empirically anchored thresholds: the export-participation barrier (FSTS = 0 to FSTS &gt; 0) and the inverted-U turning-point band at ~39–46 % FSTS.</w:t>
-      </w:r>
-    </w:p>
-    <w:p>
-      <w:pPr>
-        <w:pStyle w:val="BodyText"/>
-      </w:pPr>
-      <w:r>
-        <w:rPr>
-          <w:iCs/>
-          <w:i/>
-        </w:rPr>
-        <w:t xml:space="preserve">Stage 1 — Pre-export and low-intensity (FSTS = 0 or &lt; ~30 %).</w:t>
+        <w:t xml:space="preserve">given the cross-sectional WBES design, not as causal optimisation. The turning-point 95 % CIs span roughly 30–50 % FSTS in pooled M2, so the qualitative stage logic, composition of capability investment shifts with relative position on the I–P curve, is more robust than any specific FSTS boundary. The composition of investment should change with the firm’s position relative to two empirically anchored thresholds: the export-participation barrier (FSTS = 0 to FSTS &gt; 0) and the inverted-U turning-point band at ~39–46 % FSTS.</w:t>
+      </w:r>
+    </w:p>
+    <w:p>
+      <w:pPr>
+        <w:pStyle w:val="BodyText"/>
+      </w:pPr>
+      <w:r>
+        <w:rPr>
+          <w:iCs/>
+          <w:i/>
+        </w:rPr>
+        <w:t xml:space="preserve">Stage 1, Pre-export and low-intensity (FSTS = 0 or &lt; ~30 %).</w:t>
       </w:r>
       <w:r>
         <w:t xml:space="preserve"> </w:t>
@@ -5292,39 +5280,39 @@
           <w:iCs/>
           <w:i/>
         </w:rPr>
-        <w:t xml:space="preserve">Stage 2 — Approaching the turning-point band (FSTS ≈ 30–46 %).</w:t>
-      </w:r>
-      <w:r>
-        <w:t xml:space="preserve"> </w:t>
-      </w:r>
-      <w:r>
-        <w:t xml:space="preserve">The pooled TCI direct association (β = +0.179, p &lt; .001; 2SLS β = +1.639) and the curvature-flattening role of TCI moderation (M3 joint p = .003 pooled) imply that the binding friction in this band is the coordination ceiling that foreign-technology and standards capability is most effective at relaxing. Capital should tilt toward TCI-deepening investment — foreign-licensed technology, formal quality-certification systems, process integration with foreign principals — rather than incremental DAI upgrades on the Tier-1 layer.</w:t>
-      </w:r>
-    </w:p>
-    <w:p>
-      <w:pPr>
-        <w:pStyle w:val="BodyText"/>
-      </w:pPr>
-      <w:r>
-        <w:rPr>
-          <w:iCs/>
-          <w:i/>
-        </w:rPr>
-        <w:t xml:space="preserve">Stage 3 — Beyond the turning point (FSTS &gt; ~46 %).</w:t>
-      </w:r>
-      <w:r>
-        <w:t xml:space="preserve"> </w:t>
-      </w:r>
-      <w:r>
-        <w:t xml:space="preserve">The 2023 negative FSTS × DAI_z interaction (β = -0.912, p = .043) is consistent with the Tier-1 boundary and population diffusion of c22b. For high-intensity exporters, marginal Tier-1 website investment delivers a negative incremental productivity association; the binding friction is the absence of Tier 2–3 process-integration, payment, and supply-chain digitisation that the WBES Tier-1 instrument cannot capture but that the DAI_rich extension (Online Appendix Table A1) supports as the relevant upgrade path. The 2015 dip carries the same managerial reading for OEM-style cohorts: pure DAI upgrades do not loosen the productivity ceiling when the binding constraint is upstream digital governance.</w:t>
-      </w:r>
-    </w:p>
-    <w:p>
-      <w:pPr>
-        <w:pStyle w:val="BodyText"/>
-      </w:pPr>
-      <w:r>
-        <w:t xml:space="preserve">Two cross-cutting principles emerge. First, managers should avoid conflating basic digital adoption with deeper technological capability — the constructs do not behave identically across periods or under identification-robust estimation. Second, allocation should be staged against the empirically identified thresholds rather than against generic digital-transformation prescriptions: incremental Tier-1 presence at high export intensity may absorb scarce capital with limited productivity return, while TCI-channel capability around the 39–46 % band corresponds to where the cross-wave evidence is most consistent with a productivity-enhancing effect.</w:t>
+        <w:t xml:space="preserve">Stage 2, Approaching the turning-point band (FSTS ≈ 30–46 %).</w:t>
+      </w:r>
+      <w:r>
+        <w:t xml:space="preserve"> </w:t>
+      </w:r>
+      <w:r>
+        <w:t xml:space="preserve">The pooled TCI direct association (β = +0.179, p &lt;.001; 2SLS β = +1.639) and the curvature-flattening role of TCI moderation (M3 joint p =.003 pooled) imply that the binding friction in this band is the coordination ceiling that foreign-technology and standards capability is most effective at relaxing. Capital should tilt toward TCI-deepening investment, foreign-licensed technology, formal quality-certification systems, process integration with foreign principals, rather than incremental DAI upgrades on the Tier-1 layer.</w:t>
+      </w:r>
+    </w:p>
+    <w:p>
+      <w:pPr>
+        <w:pStyle w:val="BodyText"/>
+      </w:pPr>
+      <w:r>
+        <w:rPr>
+          <w:iCs/>
+          <w:i/>
+        </w:rPr>
+        <w:t xml:space="preserve">Stage 3, Beyond the turning point (FSTS &gt; ~46 %).</w:t>
+      </w:r>
+      <w:r>
+        <w:t xml:space="preserve"> </w:t>
+      </w:r>
+      <w:r>
+        <w:t xml:space="preserve">The 2023 negative FSTS × DAI_z interaction (β = -0.912, p =.043) is consistent with the Tier-1 boundary and population diffusion of c22b. For high-intensity exporters, marginal Tier-1 website investment delivers a negative incremental productivity association; the binding friction is the absence of Tier 2–3 process-integration, payment, and supply-chain digitisation that the WBES Tier-1 instrument cannot capture but that the DAI_rich extension (Online Appendix Table A1) supports as the relevant upgrade path. The 2015 dip carries the same managerial reading for OEM-style cohorts: pure DAI upgrades do not loosen the productivity ceiling when the binding constraint is upstream digital governance.</w:t>
+      </w:r>
+    </w:p>
+    <w:p>
+      <w:pPr>
+        <w:pStyle w:val="BodyText"/>
+      </w:pPr>
+      <w:r>
+        <w:t xml:space="preserve">Two cross-cutting principles emerge. First, managers should avoid conflating basic digital adoption with deeper technological capability, the constructs do not behave identically across periods or under identification-robust estimation. Second, allocation should be staged against the empirically identified thresholds rather than against generic digital-transformation prescriptions: incremental Tier-1 presence at high export intensity may absorb scarce capital with limited productivity return, while TCI-channel capability around the 39–46 % band corresponds to where the cross-wave evidence is most consistent with a productivity-enhancing effect.</w:t>
       </w:r>
     </w:p>
     <w:bookmarkEnd w:id="60"/>
@@ -5417,7 +5405,7 @@
         <w:pStyle w:val="BodyText"/>
       </w:pPr>
       <w:r>
-        <w:t xml:space="preserve">Fourth, the cross-wave evidence is uneven in statistical strength. The Paternoster et al. (1998) z-tests indicate that the 2009-to-2015 fall in DAI_z (z = 3.353, p &lt; .001) and its 2015-to-2023 recovery (z = -2.051, p = .040) are distinguishable, but most other cross-wave coefficient differences sit at marginal or non-significant magnitudes; the cross-wave comparison rests on directional consistency rather than uniformly significant pairwise differences. Sharper identification is achievable by exploiting the exogenous timing of Vietnam’s National Digital Transformation Programme (launched June 2020; Prime Minister of Vietnam, 2020) as a policy instrument in a difference-in-differences design contrasting pre- and post-NDTP cohorts within the same WBES sampling frame. Finer industry-level mechanisms, beyond the broad ISIC one-digit sector FE retained for cross-wave comparability and the §4.5 Panel G manufacturing / non-manufacturing split, would benefit from a design exploiting richer industry classification than WBES one-digit codes allow.</w:t>
+        <w:t xml:space="preserve">Fourth, the cross-wave evidence is uneven in statistical strength. The Paternoster et al. (1998) z-tests indicate that the 2009-to-2015 fall in DAI_z (z = 3.353, p &lt;.001) and its 2015-to-2023 recovery (z = -2.051, p =.040) are distinguishable, but most other cross-wave coefficient differences sit at marginal or non-significant magnitudes; the cross-wave comparison rests on directional consistency rather than uniformly significant pairwise differences. Sharper identification is achievable by exploiting the exogenous timing of Vietnam’s National Digital Transformation Programme (launched June 2020; Prime Minister of Vietnam, 2020) as a policy instrument in a difference-in-differences design contrasting pre- and post-NDTP cohorts within the same WBES sampling frame. Finer industry-level mechanisms, beyond the broad ISIC one-digit sector FE retained for cross-wave comparability and the §4.5 Panel G manufacturing / non-manufacturing split, would benefit from a design exploiting richer industry classification than WBES one-digit codes allow.</w:t>
       </w:r>
     </w:p>
     <w:bookmarkEnd w:id="63"/>

--- a/p3/submission/jed_package/01_manuscript_blinded.docx
+++ b/p3/submission/jed_package/01_manuscript_blinded.docx
@@ -2,7 +2,7 @@
 <file path=word/document.xml><?xml version="1.0" encoding="utf-8"?>
 <w:document xmlns:w="http://schemas.openxmlformats.org/wordprocessingml/2006/main" xmlns:m="http://schemas.openxmlformats.org/officeDocument/2006/math" xmlns:r="http://schemas.openxmlformats.org/officeDocument/2006/relationships" xmlns:o="urn:schemas-microsoft-com:office:office" xmlns:v="urn:schemas-microsoft-com:vml" xmlns:w10="urn:schemas-microsoft-com:office:word" xmlns:a="http://schemas.openxmlformats.org/drawingml/2006/main" xmlns:pic="http://schemas.openxmlformats.org/drawingml/2006/picture" xmlns:wp="http://schemas.openxmlformats.org/drawingml/2006/wordprocessingDrawing">
   <w:body>
-    <w:bookmarkStart w:id="128" w:name="X0264dbef037d515bdd41c0931e5e2e7c8717b18"/>
+    <w:bookmarkStart w:id="133" w:name="X0264dbef037d515bdd41c0931e5e2e7c8717b18"/>
     <w:p>
       <w:pPr>
         <w:pStyle w:val="Heading1"/>
@@ -156,19 +156,7 @@
         <w:pStyle w:val="BodyText"/>
       </w:pPr>
       <w:r>
-        <w:t xml:space="preserve">JEL classification: F23 (multinational firms; international business); O33 (technological change:</w:t>
-      </w:r>
-      <w:r>
-        <w:t xml:space="preserve"> </w:t>
-      </w:r>
-      <w:r>
-        <w:t xml:space="preserve">choices and consequences); D22 (firm behaviour: empirical analysis); L25 (firm performance);</w:t>
-      </w:r>
-      <w:r>
-        <w:t xml:space="preserve"> </w:t>
-      </w:r>
-      <w:r>
-        <w:t xml:space="preserve">O53 (economywide country studies: Asia including Middle East).</w:t>
+        <w:t xml:space="preserve">JEL classification: F23, O33, D22, L25, O53.</w:t>
       </w:r>
     </w:p>
     <w:p>
@@ -1969,7 +1957,7 @@
         <w:t xml:space="preserve"> </w:t>
       </w:r>
       <w:r>
-        <w:t xml:space="preserve">Solid arrows represent hypothesised direct and curvilinear effects. Dashed arrows represent moderating effects. The independent variable — internationalisation intensity (FSTS, centred FSTS_c and FSTS_c²) — is placed at left; the dependent variable — firm performance, measured as ln(labour productivity) = ln(annual revenue PPP / permanent workers) — is placed at right, following left-to-right causal flow convention. H1 (inverted-U nonlinearity: β₁ &gt; 0, β₂ &lt; 0) is grounded in the Uppsala model (Johanson &amp; Vahlne, 1977, 2009) and coordination-cost theory (Hitt et al., 1997). H2 specifies technological capability (TCI_z, Resource-Based View: Barney, 1991) as a level-shifting direct effect and secondary moderator on the FSTS–performance curve; instrument: industry-level TCI mean (causal IV identification). H4 treats website-based digital adoption (DAI_z, Tier-1 only) as an exploratory probe of the Digital Capability Lens (Banalieva &amp; Dhanaraj, 2019); measurement constraint acknowledged — single binary indicator across 2009/2015/2023 waves limits inferential strength. (+) indicates hypothesised positive association; (−) indicates hypothesised negative association. Control variables (ln firm size, firm age, foreign ownership, broad-sector fixed effects, wave fixed effects) enter additively in all models but are omitted from the figure for clarity. ICRV context: Vietnam — Nhóm IV (Lower_mid_transition, ICRV Group 4 of 6; lower-middle-income transition economy; WGI Rule of Law ≈ −0.09 in 2023, World Bank). Data: WBES 2009, 2015, 2023; N = 2,958 (pooled), n_wave = 989/956/1,013.</w:t>
+        <w:t xml:space="preserve">Solid arrows represent hypothesised direct and curvilinear effects. Dashed arrows represent moderating effects. The independent variable — internationalisation intensity (FSTS, centred FSTS_c and FSTS_c²) — is placed at left; the dependent variable — firm performance, measured as ln(labour productivity) = ln(annual revenue PPP / permanent workers) — is placed at right, following left-to-right causal flow convention. H1 (inverted-U nonlinearity: β₁ &gt; 0, β₂ &lt; 0) is grounded in the Uppsala model (Johanson and Vahlne, 1977, 2009) and coordination-cost theory (Hitt et al., 1997). H2 specifies technological capability (TCI_z, Resource-Based View: Barney, 1991) as a level-shifting direct effect and secondary moderator on the FSTS–performance curve; instrument: industry-level TCI mean (causal IV identification). H4 treats website-based digital adoption (DAI_z, Tier-1 only) as an exploratory probe of the Digital Capability Lens (Banalieva and Dhanaraj, 2019); measurement constraint acknowledged — single binary indicator across 2009/2015/2023 waves limits inferential strength. (+) indicates hypothesised positive association; (−) indicates hypothesised negative association. Control variables (ln firm size, firm age, foreign ownership, broad-sector fixed effects, wave fixed effects) enter additively in all models but are omitted from the figure for clarity. ICRV context: Vietnam — Nhóm IV (Lower_mid_transition, ICRV Group 4 of 6; lower-middle-income transition economy; WGI Rule of Law ≈ −0.09 in 2023, World Bank). Data: WBES 2009, 2015, 2023; N = 2,958 (pooled), n_wave = 989/956/1,013.</w:t>
       </w:r>
     </w:p>
     <w:bookmarkEnd w:id="33"/>
@@ -5370,7 +5358,33 @@
         <w:pStyle w:val="BodyText"/>
       </w:pPr>
       <w:r>
-        <w:t xml:space="preserve">The institutional-context interpretation is reinforced by within-Vietnam cross-wave stability of the threshold itself. The pooled threshold of 39.7 % (range 39.3–46.2 % across waves) is structurally durable across three WBES waves spanning 14 years of major institutional change — WTO accession (2007), the Global Financial Crisis (2008–2009), the deepening of the EU–Vietnam and CPTPP trade frameworks (2018–2020), the COVID-19 supply-chain disruption (2020–2022), and the diffusion of digital-payment and e-commerce infrastructure. The fact that the inverted-U turning point clusters within a narrow ~7-percentage-point band despite these macro-environmental shifts is consistent with institutional transaction costs binding through deep firm-level constraints — coordination capacity, contract enforcement, and trade-finance access — that change more slowly than the wider operating environment. This within-WBES cross-wave evidence complements the institutional-context channel identified in meta-analyses of the I–P relationship (Wu, Fan, &amp; Chen, 2022 — MIR; Marano et al., 2016).</w:t>
+        <w:t xml:space="preserve">The institutional-context interpretation is reinforced by within-Vietnam cross-wave stability of the threshold itself. The pooled threshold of 39.7 % (range 39.3–46.2 % across waves) is structurally durable across three WBES waves spanning 14 years of major institutional change — WTO accession (2007), the Global Financial Crisis (2008–2009), the deepening of the EU–Vietnam and CPTPP trade frameworks (2018–2020), the COVID-19 supply-chain disruption (2020–2022), and the diffusion of digital-payment and e-commerce infrastructure. The fact that the inverted-U turning point clusters within a narrow ~7-percentage-point band despite these macro-environmental shifts is consistent with institutional transaction costs binding through deep firm-level constraints — coordination capacity, contract enforcement, and trade-finance access — that change more slowly than the wider operating environment. This within-WBES cross-wave evidence complements the institutional-context channel identified in meta-analyses of the I–P relationship (Wu</w:t>
+      </w:r>
+      <w:r>
+        <w:t xml:space="preserve"> </w:t>
+      </w:r>
+      <w:r>
+        <w:rPr>
+          <w:iCs/>
+          <w:i/>
+        </w:rPr>
+        <w:t xml:space="preserve">et al.</w:t>
+      </w:r>
+      <w:r>
+        <w:t xml:space="preserve">, 2022; Marano</w:t>
+      </w:r>
+      <w:r>
+        <w:t xml:space="preserve"> </w:t>
+      </w:r>
+      <w:r>
+        <w:rPr>
+          <w:iCs/>
+          <w:i/>
+        </w:rPr>
+        <w:t xml:space="preserve">et al.</w:t>
+      </w:r>
+      <w:r>
+        <w:t xml:space="preserve">, 2016).</w:t>
       </w:r>
     </w:p>
     <w:p>
@@ -17964,7 +17978,7 @@
         <w:t xml:space="preserve"> </w:t>
       </w:r>
       <w:r>
-        <w:t xml:space="preserve">Cross-wave coefficient equality tests following Paternoster et al. (1998). Failure to reject indicates coefficient stability across waves. FSTSc and FSTSc² comparisons support wave-specific heterogeneity in TCI and DAI direct effects but not in the I–P curvature parameters. Turning points (already reported in Table 5 above) are derived from M2 (lnLP = β₀ + β₁ FSTS_c + β₂ FSTS_c² + controls + sector FE [+ wave FE in pooled]) back-transformed to the raw FSTS scale; 95% CI uses the delta method; Lind–Mehlum p-values follow the Sasabuchi-style endpoint test (Lind &amp; Mehlum, 2010). Source: WBES Vietnam 2009, 2015, 2023; authors' calculations.</w:t>
+        <w:t xml:space="preserve">Cross-wave coefficient equality tests following Paternoster et al. (1998). Failure to reject indicates coefficient stability across waves. FSTSc and FSTSc² comparisons support wave-specific heterogeneity in TCI and DAI direct effects but not in the I–P curvature parameters. Turning points (already reported in Table 5 above) are derived from M2 (lnLP = β₀ + β₁ FSTS_c + β₂ FSTS_c² + controls + sector FE [+ wave FE in pooled]) back-transformed to the raw FSTS scale; 95% CI uses the delta method; Lind–Mehlum p-values follow the Sasabuchi-style endpoint test (Lind and Mehlum, 2010). Source: WBES Vietnam 2009, 2015, 2023; authors' calculations.</w:t>
       </w:r>
     </w:p>
     <w:bookmarkEnd w:id="61"/>
@@ -17984,7 +17998,20 @@
         <w:pStyle w:val="FirstParagraph"/>
       </w:pPr>
       <w:r>
-        <w:t xml:space="preserve">The results should first be located against the meta-analytic baseline. Wu, Fan, and Chen (2022, MIR) establish a positive average I–P relationship for emerging-market multinationals — a useful macro-level anchor, but one that aggregates across institutional contexts in which the functional form may vary substantially. Country-level heterogeneity in the I–P curve shape remains under-specified in that meta-analysis. Vietnam — as a single-party transitional economy with rapid but uneven digital infrastructure uptake — provides a critical test of whether the pooled meta-level estimate masks functional-form nonlinearity at the within-country level. The present evidence is consistent with that concern: the inverted-U is robust within Vietnam but is driven predominantly by a participation-margin step rather than by within-exporter saturation, a structure that pooling across exporters and non-exporters in cross-country meta-analyses would tend to inflate into an apparent continuous curvature. The within-Vietnam temporal durability of the threshold (39–46 % band sustained across 14 years) additionally indicates that institutional context — held constant in this single-country design — may stabilise the curve shape in a way that cross-country designs cannot isolate. Our finding of a reproducible inverted-U at FSTS ≈ 39–46% in Vietnam, despite the cross-national skepticism articulated by Pisani, Garcia-Bernardo, and Heemskerk (2020, SMJ), is consistent with the view that single-country institutional contexts retain functional-form heterogeneity that pooled cross-national samples obscure through aggregation. The ascending-limb mechanism receives independent corroboration from matched firm-level customs panel evidence: Vietnamese firms that absorbed a positive US demand shock over 2018–2020 expanded exports to both US and non-US destinations and recorded commensurate gains in labour productivity, with demand-driven export expansion explaining 68.5 per cent of the observed domestic value-added ratio increase over the same period (Agarwal, Barattieri, &amp; Mattoo, 2026). This corroboration strengthens the interpretation that moderate export intensity generates genuine productivity gains in Vietnamese firms — not merely a compositional artefact of positive selection into exporting.</w:t>
+        <w:t xml:space="preserve">The results should first be located against the meta-analytic baseline. Wu, Fan, and Chen (2022, MIR) establish a positive average I–P relationship for emerging-market multinationals — a useful macro-level anchor, but one that aggregates across institutional contexts in which the functional form may vary substantially. Country-level heterogeneity in the I–P curve shape remains under-specified in that meta-analysis. Vietnam — as a single-party transitional economy with rapid but uneven digital infrastructure uptake — provides a critical test of whether the pooled meta-level estimate masks functional-form nonlinearity at the within-country level. The present evidence is consistent with that concern: the inverted-U is robust within Vietnam but is driven predominantly by a participation-margin step rather than by within-exporter saturation, a structure that pooling across exporters and non-exporters in cross-country meta-analyses would tend to inflate into an apparent continuous curvature. The within-Vietnam temporal durability of the threshold (39–46 % band sustained across 14 years) additionally indicates that institutional context — held constant in this single-country design — may stabilise the curve shape in a way that cross-country designs cannot isolate. Our finding of a reproducible inverted-U at FSTS ≈ 39–46% in Vietnam, despite the cross-national skepticism articulated by Pisani, Garcia-Bernardo, and Heemskerk (2020, SMJ), is consistent with the view that single-country institutional contexts retain functional-form heterogeneity that pooled cross-national samples obscure through aggregation. The ascending-limb mechanism receives independent corroboration from matched firm-level customs panel evidence: Vietnamese firms that absorbed a positive US demand shock over 2018–2020 expanded exports to both US and non-US destinations and recorded commensurate gains in labour productivity, with demand-driven export expansion explaining 68.5 per cent of the observed domestic value-added ratio increase over the same period (Agarwal</w:t>
+      </w:r>
+      <w:r>
+        <w:t xml:space="preserve"> </w:t>
+      </w:r>
+      <w:r>
+        <w:rPr>
+          <w:iCs/>
+          <w:i/>
+        </w:rPr>
+        <w:t xml:space="preserve">et al.</w:t>
+      </w:r>
+      <w:r>
+        <w:t xml:space="preserve">, 2026). This corroboration strengthens the interpretation that moderate export intensity generates genuine productivity gains in Vietnamese firms — not merely a compositional artefact of positive selection into exporting.</w:t>
       </w:r>
     </w:p>
     <w:bookmarkStart w:id="64" w:name="Xa5f80b6bc0b8dd7b33d639445ac723c1ee9ad4a"/>
@@ -18857,453 +18884,7 @@
         <w:t xml:space="preserve"> </w:t>
       </w:r>
       <w:r>
-        <w:t xml:space="preserve">update identifies the cultivation of high-tech industrial talent as a binding constraint mediating digital and capability investment into sustainable productivity gains — reinforcing the argument that policy evaluation in transitional settings must monitor the capability environment, not adoption rates alone. At the macro level, Vietnam's service trade liberalization over 2008–2016 raised service-sector productivity by an average of 2.9 per cent per year and manufacturing productivity by 3.1 per cent per year (Barattieri, Mattoo, &amp; Signoret, 2026), suggesting that the ascending limb documented in the WBES microdata reflects in part the economy-wide gains from trade opening that firm-level capability investments convert into sustained productivity advantage.</w:t>
-      </w:r>
-    </w:p>
-    <w:bookmarkEnd w:id="68"/>
-    <w:bookmarkEnd w:id="69"/>
-    <w:bookmarkStart w:id="70" w:name="Xf3d63d3bef15b3e862b66ed5bd48a577996a1bc"/>
-    <w:p>
-      <w:pPr>
-        <w:pStyle w:val="Heading2"/>
-      </w:pPr>
-      <w:r>
-        <w:t xml:space="preserve">6. Limitations and future research</w:t>
-      </w:r>
-    </w:p>
-    <w:p>
-      <w:pPr>
-        <w:pStyle w:val="FirstParagraph"/>
-      </w:pPr>
-      <w:r>
-        <w:t xml:space="preserve">The findings should be read against five limitations. First and most fundamentally, the WBES</w:t>
-      </w:r>
-      <w:r>
-        <w:t xml:space="preserve"> </w:t>
-      </w:r>
-      <w:r>
-        <w:t xml:space="preserve">microdata are repeated cross-sections rather than a true firm panel. This design cannot identify within-firm trajectories over time, and time-invariant unobserved heterogeneity cannot be netted out at the firm level — which means causal attribution for any estimated coefficient remains unavailable. The associational language used throughout the paper reflects this constraint and should not be relaxed in any reader's interpretation of the results. The appropriate analytical remedy is a matched-firm longitudinal panel combining WBES waves with administrative registry data or customs records, which would allow difference-in-differences or fixed-effects identification of the participation-margin productivity jump; Wooldridge (2010) provides the relevant identification framework for such designs.</w:t>
-      </w:r>
-    </w:p>
-    <w:p>
-      <w:pPr>
-        <w:pStyle w:val="BodyText"/>
-      </w:pPr>
-      <w:r>
-        <w:t xml:space="preserve">Second, DAI_z captures only a foundational, Tier-1-style layer of digital adoption centred on website presence, rather than digitally integrated organisational capability. This means the present analysis cannot conclude whether deeper digital integration — Tier 2 electronic-payment intensity, Tier 3 ERP-linked supply-chain digitisation, or Tier 4 data-driven operations — exhibits a more stable or differently shaped productivity channel than the website-presence binary documents here. The appropriate remedy is a panel of digitally integrated firms measured with Tier 2–4 indicators (electronic-payment intensity k33/k38, ERP adoption, platform integration), applying the construct-tier hierarchy of Verhoef et al. (2021) to assign each indicator to its correct layer before entering it in the I–P model.</w:t>
-      </w:r>
-    </w:p>
-    <w:p>
-      <w:pPr>
-        <w:pStyle w:val="BodyText"/>
-      </w:pPr>
-      <w:r>
-        <w:t xml:space="preserve">Third, the analysis is conducted on a single transitional economy. Vietnam is informative</w:t>
-      </w:r>
-      <w:r>
-        <w:t xml:space="preserve"> </w:t>
-      </w:r>
-      <w:r>
-        <w:t xml:space="preserve">precisely because its institutional and digital environment shifted noticeably across the 2009–</w:t>
-      </w:r>
-      <w:r>
-        <w:t xml:space="preserve"> </w:t>
-      </w:r>
-      <w:r>
-        <w:t xml:space="preserve">2023 observation window, but the cross-wave pattern documented here may not generalise without</w:t>
-      </w:r>
-      <w:r>
-        <w:t xml:space="preserve"> </w:t>
-      </w:r>
-      <w:r>
-        <w:t xml:space="preserve">modification to economies whose digital infrastructure or export composition follows a different</w:t>
-      </w:r>
-      <w:r>
-        <w:t xml:space="preserve"> </w:t>
-      </w:r>
-      <w:r>
-        <w:t xml:space="preserve">trajectory.</w:t>
-      </w:r>
-    </w:p>
-    <w:p>
-      <w:pPr>
-        <w:pStyle w:val="BodyText"/>
-      </w:pPr>
-      <w:r>
-        <w:t xml:space="preserve">Fourth, the cross-wave evidence is uneven in statistical strength.</w:t>
-      </w:r>
-    </w:p>
-    <w:p>
-      <w:pPr>
-        <w:pStyle w:val="BodyText"/>
-      </w:pPr>
-      <w:r>
-        <w:t xml:space="preserve">The Paternoster et al.</w:t>
-      </w:r>
-    </w:p>
-    <w:p>
-      <w:pPr>
-        <w:pStyle w:val="BodyText"/>
-      </w:pPr>
-      <w:r>
-        <w:t xml:space="preserve">(1998) z-tests indicate that the drop in DAI_z between 2009 and 2015 (z = 3.353, p &lt; .001)</w:t>
-      </w:r>
-      <w:r>
-        <w:t xml:space="preserve"> </w:t>
-      </w:r>
-      <w:r>
-        <w:t xml:space="preserve">and its recovery between 2015 and 2023 (z = -2.051, p = .040) are statistically distinguishable,</w:t>
-      </w:r>
-      <w:r>
-        <w:t xml:space="preserve"> </w:t>
-      </w:r>
-      <w:r>
-        <w:t xml:space="preserve">but most other cross-wave coefficient differences sit at marginal or non-significant magnitudes.</w:t>
-      </w:r>
-      <w:r>
-        <w:t xml:space="preserve"> </w:t>
-      </w:r>
-      <w:r>
-        <w:t xml:space="preserve">The cross-wave comparison therefore rests primarily on the directional consistency of the wave-specific estimates and on the concentration of the digital signal in 2023, rather than on uniformly</w:t>
-      </w:r>
-      <w:r>
-        <w:t xml:space="preserve"> </w:t>
-      </w:r>
-      <w:r>
-        <w:t xml:space="preserve">significant pairwise coefficient differences across all focal terms. Sharper identification of the digital channel is achievable by exploiting the exogenous timing of Vietnam's National Digital Transformation Programme (launched June 2020; Prime Minister of Vietnam, 2020) as a policy instrument in a difference-in-differences design that contrasts pre- and post-NDTP firm cohorts within the same WBES sampling frame.</w:t>
-      </w:r>
-    </w:p>
-    <w:p>
-      <w:pPr>
-        <w:pStyle w:val="BodyText"/>
-      </w:pPr>
-      <w:r>
-        <w:t xml:space="preserve">Fifth, the sector fixed effects in the main models are intentionally broad to keep the crosswave specification comparable.</w:t>
-      </w:r>
-    </w:p>
-    <w:p>
-      <w:pPr>
-        <w:pStyle w:val="BodyText"/>
-      </w:pPr>
-      <w:r>
-        <w:t xml:space="preserve">Section 4.5 Panel G addresses one natural extension by re-</w:t>
-      </w:r>
-    </w:p>
-    <w:p>
-      <w:pPr>
-        <w:pStyle w:val="BodyText"/>
-      </w:pPr>
-      <w:r>
-        <w:t xml:space="preserve">estimating the pooled M2 / M7 / M8 specifications on manufacturing (sector1 ∈ {1, 2, 3}; N =</w:t>
-      </w:r>
-      <w:r>
-        <w:t xml:space="preserve"> </w:t>
-      </w:r>
-      <w:r>
-        <w:t xml:space="preserve">1,854) versus non-manufacturing (sector1 ∈ {4, 5, 6, 7}; N = 1,104) subsets, and finds that the</w:t>
-      </w:r>
-      <w:r>
-        <w:t xml:space="preserve"> </w:t>
-      </w:r>
-      <w:r>
-        <w:t xml:space="preserve">digital-adoption channel operates primarily in manufacturing while the technological-capability</w:t>
-      </w:r>
-      <w:r>
-        <w:t xml:space="preserve"> </w:t>
-      </w:r>
-      <w:r>
-        <w:t xml:space="preserve">channel is present in both. Finer industry-level mechanisms — for example, contrasting digitally</w:t>
-      </w:r>
-      <w:r>
-        <w:t xml:space="preserve"> </w:t>
-      </w:r>
-      <w:r>
-        <w:t xml:space="preserve">intensive services with traditional services, or contrasting export-oriented with domestically</w:t>
-      </w:r>
-      <w:r>
-        <w:t xml:space="preserve"> </w:t>
-      </w:r>
-      <w:r>
-        <w:t xml:space="preserve">oriented manufacturing sub-sectors — would benefit from a research design that exploits richer</w:t>
-      </w:r>
-      <w:r>
-        <w:t xml:space="preserve"> </w:t>
-      </w:r>
-      <w:r>
-        <w:t xml:space="preserve">industry classification than the WBES one-digit codes allow.</w:t>
-      </w:r>
-    </w:p>
-    <w:p>
-      <w:pPr>
-        <w:pStyle w:val="BodyText"/>
-      </w:pPr>
-      <w:r>
-        <w:t xml:space="preserve">Sixth, the analysis is limited to Vietnam as a single transitional economy at a particular stage of its digital and institutional development. Understanding how the DAI moderation pattern documented here — negative at high export intensity under Tier-1-only adoption — compares with patterns in other emerging markets at different institutional stages, or with patterns in digitally advanced economies where the same interaction is predicted to be positive, requires cross-setting comparative designs that systematically vary institutional transaction costs and digital infrastructure quality. Such designs would also allow more direct tests of the context-contingent framing developed in §2.1.</w:t>
-      </w:r>
-    </w:p>
-    <w:bookmarkEnd w:id="70"/>
-    <w:bookmarkStart w:id="71" w:name="X19cad7d15381a9dfa000caf49ac5c69889e188d"/>
-    <w:p>
-      <w:pPr>
-        <w:pStyle w:val="Heading2"/>
-      </w:pPr>
-      <w:r>
-        <w:t xml:space="preserve">7. Conclusion</w:t>
-      </w:r>
-    </w:p>
-    <w:p>
-      <w:pPr>
-        <w:pStyle w:val="FirstParagraph"/>
-      </w:pPr>
-      <w:r>
-        <w:t xml:space="preserve">This study revisits the internationalisation–performance relationship in Vietnam by treating foreign-technology / standards capability as the primary capability construct and by retaining a single-item website-presence indicator only as a baseline digital-presence control. It compares pooled with wave-specific evidence across the 2009 / 2015 / 2023 WBES waves to evaluate the structural durability of the I–P threshold and the wave-level identification robustness of each capability dimension.</w:t>
-      </w:r>
-    </w:p>
-    <w:p>
-      <w:pPr>
-        <w:pStyle w:val="BodyText"/>
-      </w:pPr>
-      <w:r>
-        <w:t xml:space="preserve">The findings indicate that the internationalisation–performance relationship is non-monotonic in the full sample, that the pattern is driven primarily by a participation-and-intensity structure rather than by strong within-exporter curvature alone, and — critically — that the inverted-U turning point is structurally durable: the threshold range clusters within a narrow ~7-percentage-point band (39.3–46.2 %) across 14 years of major institutional change, including WTO accession, the Global Financial Crisis, the COVID-19 supply-chain disruption, and the diffusion of digital-payment infrastructure. This durability is consistent with deep firm-level constraints — coordination capacity, contract enforcement, and trade-finance access — that change more slowly than the wider operating environment.</w:t>
-      </w:r>
-    </w:p>
-    <w:p>
-      <w:pPr>
-        <w:pStyle w:val="BodyText"/>
-      </w:pPr>
-      <w:r>
-        <w:t xml:space="preserve">The results also suggest that technological capability and the baseline website-presence indicator should not be treated as interchangeable, and that conflating them under a single "digital adoption" or "digital transformation" label would obscure their differing identification properties. Technological capability is comparatively stable and identification-robust across specifications. The baseline DAI_z control is more wave-sensitive and attenuates to a null under instrumental-variable estimation, consistent with Tier-1 proxy obsolescence as website ownership diffuses to near-universal levels in the Vietnamese firm population. Within the constraint of a single binary website indicator, this paper makes no claim about dynamic digital capability moderation; any such test awaits richer Tier 2–4 indicators not currently available cross-wave in the WBES Vietnam instrument.</w:t>
-      </w:r>
-    </w:p>
-    <w:bookmarkEnd w:id="71"/>
-    <w:bookmarkStart w:id="72" w:name="conflict-of-interest"/>
-    <w:p>
-      <w:pPr>
-        <w:pStyle w:val="Heading2"/>
-      </w:pPr>
-      <w:r>
-        <w:t xml:space="preserve">Conflict of interest</w:t>
-      </w:r>
-    </w:p>
-    <w:p>
-      <w:pPr>
-        <w:pStyle w:val="FirstParagraph"/>
-      </w:pPr>
-      <w:r>
-        <w:t xml:space="preserve">The authors declare no conflict of interest.</w:t>
-      </w:r>
-    </w:p>
-    <w:bookmarkEnd w:id="72"/>
-    <w:bookmarkStart w:id="73" w:name="funding"/>
-    <w:p>
-      <w:pPr>
-        <w:pStyle w:val="Heading2"/>
-      </w:pPr>
-      <w:r>
-        <w:t xml:space="preserve">Funding</w:t>
-      </w:r>
-    </w:p>
-    <w:p>
-      <w:pPr>
-        <w:pStyle w:val="FirstParagraph"/>
-      </w:pPr>
-      <w:r>
-        <w:t xml:space="preserve">This research received no specific grant from any funding agency in the public, commercial, or</w:t>
-      </w:r>
-      <w:r>
-        <w:t xml:space="preserve"> </w:t>
-      </w:r>
-      <w:r>
-        <w:t xml:space="preserve">not-for-profit sectors.</w:t>
-      </w:r>
-    </w:p>
-    <w:bookmarkEnd w:id="73"/>
-    <w:bookmarkStart w:id="74" w:name="data-availability-statement"/>
-    <w:p>
-      <w:pPr>
-        <w:pStyle w:val="Heading2"/>
-      </w:pPr>
-      <w:r>
-        <w:t xml:space="preserve">Data availability statement</w:t>
-      </w:r>
-    </w:p>
-    <w:p>
-      <w:pPr>
-        <w:pStyle w:val="FirstParagraph"/>
-      </w:pPr>
-      <w:r>
-        <w:t xml:space="preserve">The data that support the findings of this study are from the World Bank Enterprise Surveys</w:t>
-      </w:r>
-      <w:r>
-        <w:t xml:space="preserve"> </w:t>
-      </w:r>
-      <w:r>
-        <w:t xml:space="preserve">and are available from the World Bank Enterprise Surveys portal, subject to registration and</w:t>
-      </w:r>
-      <w:r>
-        <w:t xml:space="preserve"> </w:t>
-      </w:r>
-      <w:r>
-        <w:t xml:space="preserve">compliance with the World Bank Enterprise Surveys Data Access Protocol. Because the protocol</w:t>
-      </w:r>
-      <w:r>
-        <w:t xml:space="preserve"> </w:t>
-      </w:r>
-      <w:r>
-        <w:t xml:space="preserve">restricts redistribution of the original .dta files to third parties, the authors do not redistribute</w:t>
-      </w:r>
-      <w:r>
-        <w:t xml:space="preserve"> </w:t>
-      </w:r>
-      <w:r>
-        <w:t xml:space="preserve">the raw survey files. Replication materials, including variable-construction details, model specifications, and computational outputs, are available from the authors upon reasonable request</w:t>
-      </w:r>
-      <w:r>
-        <w:t xml:space="preserve"> </w:t>
-      </w:r>
-      <w:r>
-        <w:t xml:space="preserve">and may be shared to the extent permitted by the data-access terms.</w:t>
-      </w:r>
-    </w:p>
-    <w:bookmarkEnd w:id="74"/>
-    <w:bookmarkStart w:id="75" w:name="X799c23334c5944d058eaf15944a1408ff96b683"/>
-    <w:p>
-      <w:pPr>
-        <w:pStyle w:val="Heading2"/>
-      </w:pPr>
-      <w:r>
-        <w:t xml:space="preserve">Use of generative AI in the writing process</w:t>
-      </w:r>
-    </w:p>
-    <w:p>
-      <w:pPr>
-        <w:pStyle w:val="FirstParagraph"/>
-      </w:pPr>
-      <w:r>
-        <w:t xml:space="preserve">Generative AI tools were used during manuscript preparation to assist with language editing,</w:t>
-      </w:r>
-      <w:r>
-        <w:t xml:space="preserve"> </w:t>
-      </w:r>
-      <w:r>
-        <w:t xml:space="preserve">structure suggestions, and the assembly of the replication package documentation.</w:t>
-      </w:r>
-    </w:p>
-    <w:p>
-      <w:pPr>
-        <w:pStyle w:val="BodyText"/>
-      </w:pPr>
-      <w:r>
-        <w:t xml:space="preserve">All con-</w:t>
-      </w:r>
-    </w:p>
-    <w:p>
-      <w:pPr>
-        <w:pStyle w:val="BodyText"/>
-      </w:pPr>
-      <w:r>
-        <w:t xml:space="preserve">ceptual framing, hypothesis development, empirical analysis, results interpretation, and final</w:t>
-      </w:r>
-      <w:r>
-        <w:t xml:space="preserve"> </w:t>
-      </w:r>
-      <w:r>
-        <w:t xml:space="preserve">wording were authored by the human authors, who take full responsibility for the content of the</w:t>
-      </w:r>
-      <w:r>
-        <w:t xml:space="preserve"> </w:t>
-      </w:r>
-      <w:r>
-        <w:t xml:space="preserve">publication.</w:t>
-      </w:r>
-    </w:p>
-    <w:bookmarkEnd w:id="75"/>
-    <w:bookmarkStart w:id="76" w:name="acknowledgements"/>
-    <w:p>
-      <w:pPr>
-        <w:pStyle w:val="Heading2"/>
-      </w:pPr>
-      <w:r>
-        <w:t xml:space="preserve">Acknowledgements</w:t>
-      </w:r>
-    </w:p>
-    <w:p>
-      <w:pPr>
-        <w:pStyle w:val="FirstParagraph"/>
-      </w:pPr>
-      <w:r>
-        <w:t xml:space="preserve">[Acknowledgements removed for blind review; see separately submitted Title Page.]</w:t>
-      </w:r>
-    </w:p>
-    <w:bookmarkEnd w:id="76"/>
-    <w:bookmarkStart w:id="77" w:name="supplementary-materials"/>
-    <w:p>
-      <w:pPr>
-        <w:pStyle w:val="Heading2"/>
-      </w:pPr>
-      <w:r>
-        <w:t xml:space="preserve">Supplementary materials</w:t>
-      </w:r>
-    </w:p>
-    <w:p>
-      <w:pPr>
-        <w:pStyle w:val="FirstParagraph"/>
-      </w:pPr>
-      <w:r>
-        <w:t xml:space="preserve">All figures and tables in the manuscript are embedded inline. The underlying coefficient outputs are also distributed as plain CSV files in the replication package for downstream reanalysis:</w:t>
-      </w:r>
-    </w:p>
-    <w:p>
-      <w:pPr>
-        <w:pStyle w:val="BodyText"/>
-      </w:pPr>
-      <w:r>
-        <w:t xml:space="preserve">tables/table_1_descriptives.csv (Table 2), tables/coefs_main_models.csv (M0–M8</w:t>
-      </w:r>
-    </w:p>
-    <w:p>
-      <w:pPr>
-        <w:pStyle w:val="BodyText"/>
-      </w:pPr>
-      <w:r>
-        <w:t xml:space="preserve">long-format coefficient table), tables/joint_tests_main_models.csv (H2 and P1 joint F-tests),</w:t>
-      </w:r>
-      <w:r>
-        <w:t xml:space="preserve"> </w:t>
-      </w:r>
-      <w:r>
-        <w:t xml:space="preserve">tables/table_lind_mehlum.csv (Table LM source), tables/table_3_robustness.csv (Table 4 panels A–D + G), tables/selection_checks.csv (Heckman / control function), and tables/table_paternoster.csv</w:t>
-      </w:r>
-      <w:r>
-        <w:t xml:space="preserve"> </w:t>
-      </w:r>
-      <w:r>
-        <w:t xml:space="preserve">(cross-wave z-tests). Replication package and instructions: see p3_vietnam/README.md.</w:t>
-      </w:r>
-    </w:p>
-    <w:p>
-      <w:r>
-        <w:pict>
-          <v:rect style="width:0;height:1.5pt" o:hralign="center" o:hrstd="t" o:hr="t"/>
-        </w:pict>
-      </w:r>
-    </w:p>
-    <w:bookmarkEnd w:id="77"/>
-    <w:bookmarkStart w:id="127" w:name="references"/>
-    <w:p>
-      <w:pPr>
-        <w:pStyle w:val="Heading2"/>
-      </w:pPr>
-      <w:r>
-        <w:t xml:space="preserve">References</w:t>
-      </w:r>
-    </w:p>
-    <w:p>
-      <w:pPr>
-        <w:pStyle w:val="FirstParagraph"/>
-      </w:pPr>
-      <w:r>
-        <w:t xml:space="preserve">Agarwal, R., Barattieri, A., &amp; Mattoo, A. (2026).</w:t>
+        <w:t xml:space="preserve">update identifies the cultivation of high-tech industrial talent as a binding constraint mediating digital and capability investment into sustainable productivity gains — reinforcing the argument that policy evaluation in transitional settings must monitor the capability environment, not adoption rates alone. At the macro level, Vietnam's service trade liberalization over 2008–2016 raised service-sector productivity by an average of 2.9 per cent per year and manufacturing productivity by 3.1 per cent per year (Barattieri</w:t>
       </w:r>
       <w:r>
         <w:t xml:space="preserve"> </w:t>
@@ -19313,19 +18894,456 @@
           <w:iCs/>
           <w:i/>
         </w:rPr>
-        <w:t xml:space="preserve">Demand shocks, export expansion, and firm-level productivity: Evidence from Vietnamese manufacturers</w:t>
-      </w:r>
-      <w:r>
-        <w:t xml:space="preserve"> </w:t>
-      </w:r>
-      <w:r>
-        <w:t xml:space="preserve">[World Bank Policy Research Working Paper]. The World Bank. [DOI pending; verify and add upon assignment before submission]</w:t>
-      </w:r>
-      <w:r>
-        <w:t xml:space="preserve"> </w:t>
-      </w:r>
-      <w:r>
-        <w:t xml:space="preserve">Aguinis, H., Hill, N. S., &amp; Bailey, J. R. (2021). Best practices in data collection and preparation: Recommendations for reviewers, editors, and authors.</w:t>
+        <w:t xml:space="preserve">et al.</w:t>
+      </w:r>
+      <w:r>
+        <w:t xml:space="preserve">, 2026), suggesting that the ascending limb documented in the WBES microdata reflects in part the economy-wide gains from trade opening that firm-level capability investments convert into sustained productivity advantage.</w:t>
+      </w:r>
+    </w:p>
+    <w:bookmarkEnd w:id="68"/>
+    <w:bookmarkEnd w:id="69"/>
+    <w:bookmarkStart w:id="70" w:name="Xf3d63d3bef15b3e862b66ed5bd48a577996a1bc"/>
+    <w:p>
+      <w:pPr>
+        <w:pStyle w:val="Heading2"/>
+      </w:pPr>
+      <w:r>
+        <w:t xml:space="preserve">6. Limitations and future research</w:t>
+      </w:r>
+    </w:p>
+    <w:p>
+      <w:pPr>
+        <w:pStyle w:val="FirstParagraph"/>
+      </w:pPr>
+      <w:r>
+        <w:t xml:space="preserve">The findings should be read against five limitations. First and most fundamentally, the WBES</w:t>
+      </w:r>
+      <w:r>
+        <w:t xml:space="preserve"> </w:t>
+      </w:r>
+      <w:r>
+        <w:t xml:space="preserve">microdata are repeated cross-sections rather than a true firm panel. This design cannot identify within-firm trajectories over time, and time-invariant unobserved heterogeneity cannot be netted out at the firm level — which means causal attribution for any estimated coefficient remains unavailable. The associational language used throughout the paper reflects this constraint and should not be relaxed in any reader's interpretation of the results. The appropriate analytical remedy is a matched-firm longitudinal panel combining WBES waves with administrative registry data or customs records, which would allow difference-in-differences or fixed-effects identification of the participation-margin productivity jump; Wooldridge (2010) provides the relevant identification framework for such designs.</w:t>
+      </w:r>
+    </w:p>
+    <w:p>
+      <w:pPr>
+        <w:pStyle w:val="BodyText"/>
+      </w:pPr>
+      <w:r>
+        <w:t xml:space="preserve">Second, DAI_z captures only a foundational, Tier-1-style layer of digital adoption centred on website presence, rather than digitally integrated organisational capability. This means the present analysis cannot conclude whether deeper digital integration — Tier 2 electronic-payment intensity, Tier 3 ERP-linked supply-chain digitisation, or Tier 4 data-driven operations — exhibits a more stable or differently shaped productivity channel than the website-presence binary documents here. The appropriate remedy is a panel of digitally integrated firms measured with Tier 2–4 indicators (electronic-payment intensity k33/k38, ERP adoption, platform integration), applying the construct-tier hierarchy of Verhoef et al. (2021) to assign each indicator to its correct layer before entering it in the I–P model.</w:t>
+      </w:r>
+    </w:p>
+    <w:p>
+      <w:pPr>
+        <w:pStyle w:val="BodyText"/>
+      </w:pPr>
+      <w:r>
+        <w:t xml:space="preserve">Third, the analysis is conducted on a single transitional economy. Vietnam is informative</w:t>
+      </w:r>
+      <w:r>
+        <w:t xml:space="preserve"> </w:t>
+      </w:r>
+      <w:r>
+        <w:t xml:space="preserve">precisely because its institutional and digital environment shifted noticeably across the 2009–</w:t>
+      </w:r>
+      <w:r>
+        <w:t xml:space="preserve"> </w:t>
+      </w:r>
+      <w:r>
+        <w:t xml:space="preserve">2023 observation window, but the cross-wave pattern documented here may not generalise without</w:t>
+      </w:r>
+      <w:r>
+        <w:t xml:space="preserve"> </w:t>
+      </w:r>
+      <w:r>
+        <w:t xml:space="preserve">modification to economies whose digital infrastructure or export composition follows a different</w:t>
+      </w:r>
+      <w:r>
+        <w:t xml:space="preserve"> </w:t>
+      </w:r>
+      <w:r>
+        <w:t xml:space="preserve">trajectory.</w:t>
+      </w:r>
+    </w:p>
+    <w:p>
+      <w:pPr>
+        <w:pStyle w:val="BodyText"/>
+      </w:pPr>
+      <w:r>
+        <w:t xml:space="preserve">Fourth, the cross-wave evidence is uneven in statistical strength.</w:t>
+      </w:r>
+    </w:p>
+    <w:p>
+      <w:pPr>
+        <w:pStyle w:val="BodyText"/>
+      </w:pPr>
+      <w:r>
+        <w:t xml:space="preserve">The Paternoster et al.</w:t>
+      </w:r>
+    </w:p>
+    <w:p>
+      <w:pPr>
+        <w:pStyle w:val="BodyText"/>
+      </w:pPr>
+      <w:r>
+        <w:t xml:space="preserve">(1998) z-tests indicate that the drop in DAI_z between 2009 and 2015 (z = 3.353, p &lt; .001)</w:t>
+      </w:r>
+      <w:r>
+        <w:t xml:space="preserve"> </w:t>
+      </w:r>
+      <w:r>
+        <w:t xml:space="preserve">and its recovery between 2015 and 2023 (z = -2.051, p = .040) are statistically distinguishable,</w:t>
+      </w:r>
+      <w:r>
+        <w:t xml:space="preserve"> </w:t>
+      </w:r>
+      <w:r>
+        <w:t xml:space="preserve">but most other cross-wave coefficient differences sit at marginal or non-significant magnitudes.</w:t>
+      </w:r>
+      <w:r>
+        <w:t xml:space="preserve"> </w:t>
+      </w:r>
+      <w:r>
+        <w:t xml:space="preserve">The cross-wave comparison therefore rests primarily on the directional consistency of the wave-specific estimates and on the concentration of the digital signal in 2023, rather than on uniformly</w:t>
+      </w:r>
+      <w:r>
+        <w:t xml:space="preserve"> </w:t>
+      </w:r>
+      <w:r>
+        <w:t xml:space="preserve">significant pairwise coefficient differences across all focal terms. Sharper identification of the digital channel is achievable by exploiting the exogenous timing of Vietnam's National Digital Transformation Programme (launched June 2020; Prime Minister of Vietnam, 2020) as a policy instrument in a difference-in-differences design that contrasts pre- and post-NDTP firm cohorts within the same WBES sampling frame.</w:t>
+      </w:r>
+    </w:p>
+    <w:p>
+      <w:pPr>
+        <w:pStyle w:val="BodyText"/>
+      </w:pPr>
+      <w:r>
+        <w:t xml:space="preserve">Fifth, the sector fixed effects in the main models are intentionally broad to keep the crosswave specification comparable.</w:t>
+      </w:r>
+    </w:p>
+    <w:p>
+      <w:pPr>
+        <w:pStyle w:val="BodyText"/>
+      </w:pPr>
+      <w:r>
+        <w:t xml:space="preserve">Section 4.5 Panel G addresses one natural extension by re-</w:t>
+      </w:r>
+    </w:p>
+    <w:p>
+      <w:pPr>
+        <w:pStyle w:val="BodyText"/>
+      </w:pPr>
+      <w:r>
+        <w:t xml:space="preserve">estimating the pooled M2 / M7 / M8 specifications on manufacturing (sector1 ∈ {1, 2, 3}; N =</w:t>
+      </w:r>
+      <w:r>
+        <w:t xml:space="preserve"> </w:t>
+      </w:r>
+      <w:r>
+        <w:t xml:space="preserve">1,854) versus non-manufacturing (sector1 ∈ {4, 5, 6, 7}; N = 1,104) subsets, and finds that the</w:t>
+      </w:r>
+      <w:r>
+        <w:t xml:space="preserve"> </w:t>
+      </w:r>
+      <w:r>
+        <w:t xml:space="preserve">digital-adoption channel operates primarily in manufacturing while the technological-capability</w:t>
+      </w:r>
+      <w:r>
+        <w:t xml:space="preserve"> </w:t>
+      </w:r>
+      <w:r>
+        <w:t xml:space="preserve">channel is present in both. Finer industry-level mechanisms — for example, contrasting digitally</w:t>
+      </w:r>
+      <w:r>
+        <w:t xml:space="preserve"> </w:t>
+      </w:r>
+      <w:r>
+        <w:t xml:space="preserve">intensive services with traditional services, or contrasting export-oriented with domestically</w:t>
+      </w:r>
+      <w:r>
+        <w:t xml:space="preserve"> </w:t>
+      </w:r>
+      <w:r>
+        <w:t xml:space="preserve">oriented manufacturing sub-sectors — would benefit from a research design that exploits richer</w:t>
+      </w:r>
+      <w:r>
+        <w:t xml:space="preserve"> </w:t>
+      </w:r>
+      <w:r>
+        <w:t xml:space="preserve">industry classification than the WBES one-digit codes allow.</w:t>
+      </w:r>
+    </w:p>
+    <w:p>
+      <w:pPr>
+        <w:pStyle w:val="BodyText"/>
+      </w:pPr>
+      <w:r>
+        <w:t xml:space="preserve">Sixth, the analysis is limited to Vietnam as a single transitional economy at a particular stage of its digital and institutional development. Understanding how the DAI moderation pattern documented here — negative at high export intensity under Tier-1-only adoption — compares with patterns in other emerging markets at different institutional stages, or with patterns in digitally advanced economies where the same interaction is predicted to be positive, requires cross-setting comparative designs that systematically vary institutional transaction costs and digital infrastructure quality. Such designs would also allow more direct tests of the context-contingent framing developed in §2.1.</w:t>
+      </w:r>
+    </w:p>
+    <w:bookmarkEnd w:id="70"/>
+    <w:bookmarkStart w:id="71" w:name="X19cad7d15381a9dfa000caf49ac5c69889e188d"/>
+    <w:p>
+      <w:pPr>
+        <w:pStyle w:val="Heading2"/>
+      </w:pPr>
+      <w:r>
+        <w:t xml:space="preserve">7. Conclusion</w:t>
+      </w:r>
+    </w:p>
+    <w:p>
+      <w:pPr>
+        <w:pStyle w:val="FirstParagraph"/>
+      </w:pPr>
+      <w:r>
+        <w:t xml:space="preserve">This study revisits the internationalisation–performance relationship in Vietnam by treating foreign-technology / standards capability as the primary capability construct and by retaining a single-item website-presence indicator only as a baseline digital-presence control. It compares pooled with wave-specific evidence across the 2009 / 2015 / 2023 WBES waves to evaluate the structural durability of the I–P threshold and the wave-level identification robustness of each capability dimension.</w:t>
+      </w:r>
+    </w:p>
+    <w:p>
+      <w:pPr>
+        <w:pStyle w:val="BodyText"/>
+      </w:pPr>
+      <w:r>
+        <w:t xml:space="preserve">The findings indicate that the internationalisation–performance relationship is non-monotonic in the full sample, that the pattern is driven primarily by a participation-and-intensity structure rather than by strong within-exporter curvature alone, and — critically — that the inverted-U turning point is structurally durable: the threshold range clusters within a narrow ~7-percentage-point band (39.3–46.2 %) across 14 years of major institutional change, including WTO accession, the Global Financial Crisis, the COVID-19 supply-chain disruption, and the diffusion of digital-payment infrastructure. This durability is consistent with deep firm-level constraints — coordination capacity, contract enforcement, and trade-finance access — that change more slowly than the wider operating environment.</w:t>
+      </w:r>
+    </w:p>
+    <w:p>
+      <w:pPr>
+        <w:pStyle w:val="BodyText"/>
+      </w:pPr>
+      <w:r>
+        <w:t xml:space="preserve">The results also suggest that technological capability and the baseline website-presence indicator should not be treated as interchangeable, and that conflating them under a single "digital adoption" or "digital transformation" label would obscure their differing identification properties. Technological capability is comparatively stable and identification-robust across specifications. The baseline DAI_z control is more wave-sensitive and attenuates to a null under instrumental-variable estimation, consistent with Tier-1 proxy obsolescence as website ownership diffuses to near-universal levels in the Vietnamese firm population. Within the constraint of a single binary website indicator, this paper makes no claim about dynamic digital capability moderation; any such test awaits richer Tier 2–4 indicators not currently available cross-wave in the WBES Vietnam instrument.</w:t>
+      </w:r>
+    </w:p>
+    <w:bookmarkEnd w:id="71"/>
+    <w:bookmarkStart w:id="72" w:name="conflict-of-interest"/>
+    <w:p>
+      <w:pPr>
+        <w:pStyle w:val="Heading2"/>
+      </w:pPr>
+      <w:r>
+        <w:t xml:space="preserve">Conflict of interest</w:t>
+      </w:r>
+    </w:p>
+    <w:p>
+      <w:pPr>
+        <w:pStyle w:val="FirstParagraph"/>
+      </w:pPr>
+      <w:r>
+        <w:t xml:space="preserve">The authors declare no conflict of interest.</w:t>
+      </w:r>
+    </w:p>
+    <w:bookmarkEnd w:id="72"/>
+    <w:bookmarkStart w:id="73" w:name="funding"/>
+    <w:p>
+      <w:pPr>
+        <w:pStyle w:val="Heading2"/>
+      </w:pPr>
+      <w:r>
+        <w:t xml:space="preserve">Funding</w:t>
+      </w:r>
+    </w:p>
+    <w:p>
+      <w:pPr>
+        <w:pStyle w:val="FirstParagraph"/>
+      </w:pPr>
+      <w:r>
+        <w:t xml:space="preserve">This research received no specific grant from any funding agency in the public, commercial, or</w:t>
+      </w:r>
+      <w:r>
+        <w:t xml:space="preserve"> </w:t>
+      </w:r>
+      <w:r>
+        <w:t xml:space="preserve">not-for-profit sectors.</w:t>
+      </w:r>
+    </w:p>
+    <w:bookmarkEnd w:id="73"/>
+    <w:bookmarkStart w:id="74" w:name="data-availability-statement"/>
+    <w:p>
+      <w:pPr>
+        <w:pStyle w:val="Heading2"/>
+      </w:pPr>
+      <w:r>
+        <w:t xml:space="preserve">Data availability statement</w:t>
+      </w:r>
+    </w:p>
+    <w:p>
+      <w:pPr>
+        <w:pStyle w:val="FirstParagraph"/>
+      </w:pPr>
+      <w:r>
+        <w:t xml:space="preserve">The data that support the findings of this study are from the World Bank Enterprise Surveys</w:t>
+      </w:r>
+      <w:r>
+        <w:t xml:space="preserve"> </w:t>
+      </w:r>
+      <w:r>
+        <w:t xml:space="preserve">and are available from the World Bank Enterprise Surveys portal, subject to registration and</w:t>
+      </w:r>
+      <w:r>
+        <w:t xml:space="preserve"> </w:t>
+      </w:r>
+      <w:r>
+        <w:t xml:space="preserve">compliance with the World Bank Enterprise Surveys Data Access Protocol. Because the protocol</w:t>
+      </w:r>
+      <w:r>
+        <w:t xml:space="preserve"> </w:t>
+      </w:r>
+      <w:r>
+        <w:t xml:space="preserve">restricts redistribution of the original .dta files to third parties, the authors do not redistribute</w:t>
+      </w:r>
+      <w:r>
+        <w:t xml:space="preserve"> </w:t>
+      </w:r>
+      <w:r>
+        <w:t xml:space="preserve">the raw survey files. Replication materials, including variable-construction details, model specifications, and computational outputs, are available from the authors upon reasonable request</w:t>
+      </w:r>
+      <w:r>
+        <w:t xml:space="preserve"> </w:t>
+      </w:r>
+      <w:r>
+        <w:t xml:space="preserve">and may be shared to the extent permitted by the data-access terms.</w:t>
+      </w:r>
+    </w:p>
+    <w:bookmarkEnd w:id="74"/>
+    <w:bookmarkStart w:id="75" w:name="ethics-statement"/>
+    <w:p>
+      <w:pPr>
+        <w:pStyle w:val="Heading2"/>
+      </w:pPr>
+      <w:r>
+        <w:t xml:space="preserve">Ethics statement</w:t>
+      </w:r>
+    </w:p>
+    <w:p>
+      <w:pPr>
+        <w:pStyle w:val="FirstParagraph"/>
+      </w:pPr>
+      <w:r>
+        <w:t xml:space="preserve">This study uses secondary, de-identified, firm-level data from the World Bank Enterprise Surveys. It does not involve human participants, identifiable personal data, animals, or biological samples, and therefore did not require institutional ethical approval. The research was conducted in accordance with the data-access terms of the World Bank Enterprise Surveys.</w:t>
+      </w:r>
+    </w:p>
+    <w:bookmarkEnd w:id="75"/>
+    <w:bookmarkStart w:id="76" w:name="X799c23334c5944d058eaf15944a1408ff96b683"/>
+    <w:p>
+      <w:pPr>
+        <w:pStyle w:val="Heading2"/>
+      </w:pPr>
+      <w:r>
+        <w:t xml:space="preserve">Use of generative AI in the writing process</w:t>
+      </w:r>
+    </w:p>
+    <w:p>
+      <w:pPr>
+        <w:pStyle w:val="FirstParagraph"/>
+      </w:pPr>
+      <w:r>
+        <w:t xml:space="preserve">During the preparation of this work, the author(s) used generative AI-assisted tools solely for copy-editing — to improve the clarity, grammar, and structure of the author(s)' own original text. No generative AI was used to create or draft new substantive content. In accordance with the journal's policy, the author(s) will specify the exact name and version of the AI tool(s) used at the point of submission. [Author: insert tool name and version.]</w:t>
+      </w:r>
+    </w:p>
+    <w:p>
+      <w:pPr>
+        <w:pStyle w:val="BodyText"/>
+      </w:pPr>
+      <w:r>
+        <w:t xml:space="preserve">All conceptual framing, hypothesis development, empirical analysis, results interpretation, and final wording were authored by the human author(s), who take full responsibility for the content of the publication.</w:t>
+      </w:r>
+    </w:p>
+    <w:bookmarkEnd w:id="76"/>
+    <w:bookmarkStart w:id="77" w:name="acknowledgements"/>
+    <w:p>
+      <w:pPr>
+        <w:pStyle w:val="Heading2"/>
+      </w:pPr>
+      <w:r>
+        <w:t xml:space="preserve">Acknowledgements</w:t>
+      </w:r>
+    </w:p>
+    <w:p>
+      <w:pPr>
+        <w:pStyle w:val="FirstParagraph"/>
+      </w:pPr>
+      <w:r>
+        <w:t xml:space="preserve">[Acknowledgements removed for blind review; see separately submitted Title Page.]</w:t>
+      </w:r>
+    </w:p>
+    <w:bookmarkEnd w:id="77"/>
+    <w:bookmarkStart w:id="78" w:name="supplementary-materials"/>
+    <w:p>
+      <w:pPr>
+        <w:pStyle w:val="Heading2"/>
+      </w:pPr>
+      <w:r>
+        <w:t xml:space="preserve">Supplementary materials</w:t>
+      </w:r>
+    </w:p>
+    <w:p>
+      <w:pPr>
+        <w:pStyle w:val="FirstParagraph"/>
+      </w:pPr>
+      <w:r>
+        <w:t xml:space="preserve">All figures and tables in the manuscript are embedded inline. The underlying coefficient outputs are also distributed as plain CSV files in the replication package for downstream reanalysis:</w:t>
+      </w:r>
+    </w:p>
+    <w:p>
+      <w:pPr>
+        <w:pStyle w:val="BodyText"/>
+      </w:pPr>
+      <w:r>
+        <w:t xml:space="preserve">tables/table_1_descriptives.csv (Table 2), tables/coefs_main_models.csv (M0–M8</w:t>
+      </w:r>
+    </w:p>
+    <w:p>
+      <w:pPr>
+        <w:pStyle w:val="BodyText"/>
+      </w:pPr>
+      <w:r>
+        <w:t xml:space="preserve">long-format coefficient table), tables/joint_tests_main_models.csv (H2 and P1 joint F-tests),</w:t>
+      </w:r>
+      <w:r>
+        <w:t xml:space="preserve"> </w:t>
+      </w:r>
+      <w:r>
+        <w:t xml:space="preserve">tables/table_lind_mehlum.csv (Table LM source), tables/table_3_robustness.csv (Table 4 panels A–D + G), tables/selection_checks.csv (Heckman / control function), and tables/table_paternoster.csv</w:t>
+      </w:r>
+      <w:r>
+        <w:t xml:space="preserve"> </w:t>
+      </w:r>
+      <w:r>
+        <w:t xml:space="preserve">(cross-wave z-tests). Replication package and instructions: see p3_vietnam/README.md.</w:t>
+      </w:r>
+    </w:p>
+    <w:p>
+      <w:r>
+        <w:pict>
+          <v:rect style="width:0;height:1.5pt" o:hralign="center" o:hrstd="t" o:hr="t"/>
+        </w:pict>
+      </w:r>
+    </w:p>
+    <w:bookmarkEnd w:id="78"/>
+    <w:bookmarkStart w:id="132" w:name="references"/>
+    <w:p>
+      <w:pPr>
+        <w:pStyle w:val="Heading2"/>
+      </w:pPr>
+      <w:r>
+        <w:t xml:space="preserve">References</w:t>
+      </w:r>
+    </w:p>
+    <w:p>
+      <w:pPr>
+        <w:pStyle w:val="FirstParagraph"/>
+      </w:pPr>
+      <w:r>
+        <w:t xml:space="preserve">Agarwal, R., Barattieri, A. and Mattoo, A. (2026), "Demand shocks, export expansion, and firm-level productivity: evidence from Vietnamese manufacturers", working paper, The World Bank, Washington, DC. [DOI pending; verify and add upon assignment before submission]</w:t>
+      </w:r>
+    </w:p>
+    <w:p>
+      <w:pPr>
+        <w:pStyle w:val="BodyText"/>
+      </w:pPr>
+      <w:r>
+        <w:t xml:space="preserve">Aguinis, H., Hill, N.S. and Bailey, J.R. (2021), "Best practices in data collection and preparation: recommendations for reviewers, editors, and authors",</w:t>
       </w:r>
       <w:r>
         <w:t xml:space="preserve"> </w:t>
@@ -19335,15 +19353,15 @@
           <w:iCs/>
           <w:i/>
         </w:rPr>
-        <w:t xml:space="preserve">Organizational Research Methods, 24</w:t>
-      </w:r>
-      <w:r>
-        <w:t xml:space="preserve">(4), 678–693.</w:t>
-      </w:r>
-      <w:r>
-        <w:t xml:space="preserve"> </w:t>
-      </w:r>
-      <w:hyperlink r:id="rId78">
+        <w:t xml:space="preserve">Organizational Research Methods</w:t>
+      </w:r>
+      <w:r>
+        <w:t xml:space="preserve">, Vol. 24 No. 4, pp.678-693,</w:t>
+      </w:r>
+      <w:r>
+        <w:t xml:space="preserve"> </w:t>
+      </w:r>
+      <w:hyperlink r:id="rId79">
         <w:r>
           <w:rPr>
             <w:rStyle w:val="Hyperlink"/>
@@ -19351,11 +19369,13 @@
           <w:t xml:space="preserve">https://doi.org/10.1177/1094428119836485</w:t>
         </w:r>
       </w:hyperlink>
-      <w:r>
-        <w:t xml:space="preserve"> </w:t>
-      </w:r>
-      <w:r>
-        <w:t xml:space="preserve">Antonakis, J., Bendahan, S., Jacquart, P., &amp; Lalive, R. (2010). On making causal claims: A review and recommendations.</w:t>
+    </w:p>
+    <w:p>
+      <w:pPr>
+        <w:pStyle w:val="BodyText"/>
+      </w:pPr>
+      <w:r>
+        <w:t xml:space="preserve">Antonakis, J., Bendahan, S., Jacquart, P. and Lalive, R. (2010), "On making causal claims: a review and recommendations",</w:t>
       </w:r>
       <w:r>
         <w:t xml:space="preserve"> </w:t>
@@ -19365,15 +19385,15 @@
           <w:iCs/>
           <w:i/>
         </w:rPr>
-        <w:t xml:space="preserve">The Leadership Quarterly, 21</w:t>
-      </w:r>
-      <w:r>
-        <w:t xml:space="preserve">(6), 1086–1120.</w:t>
-      </w:r>
-      <w:r>
-        <w:t xml:space="preserve"> </w:t>
-      </w:r>
-      <w:hyperlink r:id="rId79">
+        <w:t xml:space="preserve">The Leadership Quarterly</w:t>
+      </w:r>
+      <w:r>
+        <w:t xml:space="preserve">, Vol. 21 No. 6, pp.1086-1120,</w:t>
+      </w:r>
+      <w:r>
+        <w:t xml:space="preserve"> </w:t>
+      </w:r>
+      <w:hyperlink r:id="rId80">
         <w:r>
           <w:rPr>
             <w:rStyle w:val="Hyperlink"/>
@@ -19381,11 +19401,13 @@
           <w:t xml:space="preserve">https://doi.org/10.1016/j.leaqua.2010.10.010</w:t>
         </w:r>
       </w:hyperlink>
-      <w:r>
-        <w:t xml:space="preserve"> </w:t>
-      </w:r>
-      <w:r>
-        <w:t xml:space="preserve">Banalieva, E. R., &amp; Dhanaraj, C. (2019). Internalization theory for the digital economy.</w:t>
+    </w:p>
+    <w:p>
+      <w:pPr>
+        <w:pStyle w:val="BodyText"/>
+      </w:pPr>
+      <w:r>
+        <w:t xml:space="preserve">Banalieva, E.R. and Dhanaraj, C. (2019), "Internalization theory for the digital economy",</w:t>
       </w:r>
       <w:r>
         <w:t xml:space="preserve"> </w:t>
@@ -19395,15 +19417,15 @@
           <w:iCs/>
           <w:i/>
         </w:rPr>
-        <w:t xml:space="preserve">Journal of International Business Studies, 50</w:t>
-      </w:r>
-      <w:r>
-        <w:t xml:space="preserve">(8), 1372–1387.</w:t>
-      </w:r>
-      <w:r>
-        <w:t xml:space="preserve"> </w:t>
-      </w:r>
-      <w:hyperlink r:id="rId80">
+        <w:t xml:space="preserve">Journal of International Business Studies</w:t>
+      </w:r>
+      <w:r>
+        <w:t xml:space="preserve">, Vol. 50 No. 8, pp.1372-1387,</w:t>
+      </w:r>
+      <w:r>
+        <w:t xml:space="preserve"> </w:t>
+      </w:r>
+      <w:hyperlink r:id="rId81">
         <w:r>
           <w:rPr>
             <w:rStyle w:val="Hyperlink"/>
@@ -19411,11 +19433,21 @@
           <w:t xml:space="preserve">https://doi.org/10.1057/s41267-019-00243-7</w:t>
         </w:r>
       </w:hyperlink>
-      <w:r>
-        <w:t xml:space="preserve"> </w:t>
-      </w:r>
-      <w:r>
-        <w:t xml:space="preserve">Barattieri, A., Mattoo, A., &amp; Signoret, J. E. (2026).</w:t>
+    </w:p>
+    <w:p>
+      <w:pPr>
+        <w:pStyle w:val="BodyText"/>
+      </w:pPr>
+      <w:r>
+        <w:t xml:space="preserve">Barattieri, A., Mattoo, A. and Signoret, J.E. (2026), "Service trade liberalization and productivity growth: micro-evidence from Vietnam, 2008-2016", working paper, The World Bank, Washington, DC. [DOI pending; verify and add upon assignment before submission]</w:t>
+      </w:r>
+    </w:p>
+    <w:p>
+      <w:pPr>
+        <w:pStyle w:val="BodyText"/>
+      </w:pPr>
+      <w:r>
+        <w:t xml:space="preserve">Barney, J. (1991), "Firm resources and sustained competitive advantage",</w:t>
       </w:r>
       <w:r>
         <w:t xml:space="preserve"> </w:t>
@@ -19425,19 +19457,29 @@
           <w:iCs/>
           <w:i/>
         </w:rPr>
-        <w:t xml:space="preserve">Service trade liberalization and productivity growth: Micro-evidence from Vietnam, 2008–2016</w:t>
-      </w:r>
-      <w:r>
-        <w:t xml:space="preserve"> </w:t>
-      </w:r>
-      <w:r>
-        <w:t xml:space="preserve">[World Bank Policy Research Working Paper]. The World Bank. [DOI pending; verify and add upon assignment before submission]</w:t>
-      </w:r>
-      <w:r>
-        <w:t xml:space="preserve"> </w:t>
-      </w:r>
-      <w:r>
-        <w:t xml:space="preserve">Bernard, A. B., Jensen, J. B., Redding, S. J., &amp; Schott, P. K. (2007). Firms in international trade.</w:t>
+        <w:t xml:space="preserve">Journal of Management</w:t>
+      </w:r>
+      <w:r>
+        <w:t xml:space="preserve">, Vol. 17 No. 1, pp.99-120,</w:t>
+      </w:r>
+      <w:r>
+        <w:t xml:space="preserve"> </w:t>
+      </w:r>
+      <w:hyperlink r:id="rId82">
+        <w:r>
+          <w:rPr>
+            <w:rStyle w:val="Hyperlink"/>
+          </w:rPr>
+          <w:t xml:space="preserve">https://doi.org/10.1177/014920639101700108</w:t>
+        </w:r>
+      </w:hyperlink>
+    </w:p>
+    <w:p>
+      <w:pPr>
+        <w:pStyle w:val="BodyText"/>
+      </w:pPr>
+      <w:r>
+        <w:t xml:space="preserve">Bernard, A.B., Jensen, J.B., Redding, S.J. and Schott, P.K. (2007), "Firms in international trade",</w:t>
       </w:r>
       <w:r>
         <w:t xml:space="preserve"> </w:t>
@@ -19447,15 +19489,15 @@
           <w:iCs/>
           <w:i/>
         </w:rPr>
-        <w:t xml:space="preserve">Journal of Economic Perspectives, 21</w:t>
-      </w:r>
-      <w:r>
-        <w:t xml:space="preserve">(3), 105–130.</w:t>
-      </w:r>
-      <w:r>
-        <w:t xml:space="preserve"> </w:t>
-      </w:r>
-      <w:hyperlink r:id="rId81">
+        <w:t xml:space="preserve">Journal of Economic Perspectives</w:t>
+      </w:r>
+      <w:r>
+        <w:t xml:space="preserve">, Vol. 21 No. 3, pp.105-130,</w:t>
+      </w:r>
+      <w:r>
+        <w:t xml:space="preserve"> </w:t>
+      </w:r>
+      <w:hyperlink r:id="rId83">
         <w:r>
           <w:rPr>
             <w:rStyle w:val="Hyperlink"/>
@@ -19463,11 +19505,13 @@
           <w:t xml:space="preserve">https://doi.org/10.1257/jep.21.3.105</w:t>
         </w:r>
       </w:hyperlink>
-      <w:r>
-        <w:t xml:space="preserve"> </w:t>
-      </w:r>
-      <w:r>
-        <w:t xml:space="preserve">Bharadwaj, A., El Sawy, O. A., Pavlou, P. A., &amp; Venkatraman, N. (2013). Digital business strategy: Toward a next generation of insights.</w:t>
+    </w:p>
+    <w:p>
+      <w:pPr>
+        <w:pStyle w:val="BodyText"/>
+      </w:pPr>
+      <w:r>
+        <w:t xml:space="preserve">Bharadwaj, A., El Sawy, O.A., Pavlou, P.A. and Venkatraman, N. (2013), "Digital business strategy: toward a next generation of insights",</w:t>
       </w:r>
       <w:r>
         <w:t xml:space="preserve"> </w:t>
@@ -19477,15 +19521,15 @@
           <w:iCs/>
           <w:i/>
         </w:rPr>
-        <w:t xml:space="preserve">MIS Quarterly, 37</w:t>
-      </w:r>
-      <w:r>
-        <w:t xml:space="preserve">(2), 471–482.</w:t>
-      </w:r>
-      <w:r>
-        <w:t xml:space="preserve"> </w:t>
-      </w:r>
-      <w:hyperlink r:id="rId82">
+        <w:t xml:space="preserve">MIS Quarterly</w:t>
+      </w:r>
+      <w:r>
+        <w:t xml:space="preserve">, Vol. 37 No. 2, pp.471-482,</w:t>
+      </w:r>
+      <w:r>
+        <w:t xml:space="preserve"> </w:t>
+      </w:r>
+      <w:hyperlink r:id="rId84">
         <w:r>
           <w:rPr>
             <w:rStyle w:val="Hyperlink"/>
@@ -19493,11 +19537,13 @@
           <w:t xml:space="preserve">https://doi.org/10.25300/misq/2013/37:2.3</w:t>
         </w:r>
       </w:hyperlink>
-      <w:r>
-        <w:t xml:space="preserve"> </w:t>
-      </w:r>
-      <w:r>
-        <w:t xml:space="preserve">Brouthers, K. D., Geisser, K. D., &amp; Rothlauf, F. (2016). Explaining the internationalization of iBusiness firms.</w:t>
+    </w:p>
+    <w:p>
+      <w:pPr>
+        <w:pStyle w:val="BodyText"/>
+      </w:pPr>
+      <w:r>
+        <w:t xml:space="preserve">Brouthers, K.D., Geisser, K.D. and Rothlauf, F. (2016), "Explaining the internationalization of iBusiness firms",</w:t>
       </w:r>
       <w:r>
         <w:t xml:space="preserve"> </w:t>
@@ -19507,15 +19553,15 @@
           <w:iCs/>
           <w:i/>
         </w:rPr>
-        <w:t xml:space="preserve">Journal of International Business Studies, 47</w:t>
-      </w:r>
-      <w:r>
-        <w:t xml:space="preserve">(5), 513–534.</w:t>
-      </w:r>
-      <w:r>
-        <w:t xml:space="preserve"> </w:t>
-      </w:r>
-      <w:hyperlink r:id="rId83">
+        <w:t xml:space="preserve">Journal of International Business Studies</w:t>
+      </w:r>
+      <w:r>
+        <w:t xml:space="preserve">, Vol. 47 No. 5, pp.513-534,</w:t>
+      </w:r>
+      <w:r>
+        <w:t xml:space="preserve"> </w:t>
+      </w:r>
+      <w:hyperlink r:id="rId85">
         <w:r>
           <w:rPr>
             <w:rStyle w:val="Hyperlink"/>
@@ -19523,11 +19569,13 @@
           <w:t xml:space="preserve">https://doi.org/10.1057/jibs.2015.20</w:t>
         </w:r>
       </w:hyperlink>
-      <w:r>
-        <w:t xml:space="preserve"> </w:t>
-      </w:r>
-      <w:r>
-        <w:t xml:space="preserve">Brynjolfsson, E., Rock, D., &amp; Syverson, C. (2021). The productivity J-curve: How intangibles complement general purpose technologies.</w:t>
+    </w:p>
+    <w:p>
+      <w:pPr>
+        <w:pStyle w:val="BodyText"/>
+      </w:pPr>
+      <w:r>
+        <w:t xml:space="preserve">Brynjolfsson, E., Rock, D. and Syverson, C. (2021), "The productivity J-curve: how intangibles complement general purpose technologies",</w:t>
       </w:r>
       <w:r>
         <w:t xml:space="preserve"> </w:t>
@@ -19537,15 +19585,15 @@
           <w:iCs/>
           <w:i/>
         </w:rPr>
-        <w:t xml:space="preserve">American Economic Journal: Macroeconomics, 13</w:t>
-      </w:r>
-      <w:r>
-        <w:t xml:space="preserve">(1), 333–372.</w:t>
-      </w:r>
-      <w:r>
-        <w:t xml:space="preserve"> </w:t>
-      </w:r>
-      <w:hyperlink r:id="rId84">
+        <w:t xml:space="preserve">American Economic Journal: Macroeconomics</w:t>
+      </w:r>
+      <w:r>
+        <w:t xml:space="preserve">, Vol. 13 No. 1, pp.333-372,</w:t>
+      </w:r>
+      <w:r>
+        <w:t xml:space="preserve"> </w:t>
+      </w:r>
+      <w:hyperlink r:id="rId86">
         <w:r>
           <w:rPr>
             <w:rStyle w:val="Hyperlink"/>
@@ -19553,11 +19601,13 @@
           <w:t xml:space="preserve">https://doi.org/10.1257/mac.20180386</w:t>
         </w:r>
       </w:hyperlink>
-      <w:r>
-        <w:t xml:space="preserve"> </w:t>
-      </w:r>
-      <w:r>
-        <w:t xml:space="preserve">Certo, S. T., Busenbark, J. R., Woo, H.-S., &amp; Semadeni, M. (2016). Sample selection bias and Heckman models in strategic management research.</w:t>
+    </w:p>
+    <w:p>
+      <w:pPr>
+        <w:pStyle w:val="BodyText"/>
+      </w:pPr>
+      <w:r>
+        <w:t xml:space="preserve">Certo, S.T., Busenbark, J.R., Woo, H.-S. and Semadeni, M. (2016), "Sample selection bias and Heckman models in strategic management research",</w:t>
       </w:r>
       <w:r>
         <w:t xml:space="preserve"> </w:t>
@@ -19567,15 +19617,15 @@
           <w:iCs/>
           <w:i/>
         </w:rPr>
-        <w:t xml:space="preserve">Strategic Management Journal, 37</w:t>
-      </w:r>
-      <w:r>
-        <w:t xml:space="preserve">(13), 2639–2657.</w:t>
-      </w:r>
-      <w:r>
-        <w:t xml:space="preserve"> </w:t>
-      </w:r>
-      <w:hyperlink r:id="rId85">
+        <w:t xml:space="preserve">Strategic Management Journal</w:t>
+      </w:r>
+      <w:r>
+        <w:t xml:space="preserve">, Vol. 37 No. 13, pp.2639-2657,</w:t>
+      </w:r>
+      <w:r>
+        <w:t xml:space="preserve"> </w:t>
+      </w:r>
+      <w:hyperlink r:id="rId87">
         <w:r>
           <w:rPr>
             <w:rStyle w:val="Hyperlink"/>
@@ -19583,11 +19633,13 @@
           <w:t xml:space="preserve">https://doi.org/10.1002/smj.2475</w:t>
         </w:r>
       </w:hyperlink>
-      <w:r>
-        <w:t xml:space="preserve"> </w:t>
-      </w:r>
-      <w:r>
-        <w:t xml:space="preserve">Cohen, W. M., &amp; Levinthal, D. A. (1990). Absorptive capacity: A new perspective on learning and innovation.</w:t>
+    </w:p>
+    <w:p>
+      <w:pPr>
+        <w:pStyle w:val="BodyText"/>
+      </w:pPr>
+      <w:r>
+        <w:t xml:space="preserve">Cohen, W.M. and Levinthal, D.A. (1990), "Absorptive capacity: a new perspective on learning and innovation",</w:t>
       </w:r>
       <w:r>
         <w:t xml:space="preserve"> </w:t>
@@ -19597,15 +19649,15 @@
           <w:iCs/>
           <w:i/>
         </w:rPr>
-        <w:t xml:space="preserve">Administrative Science Quarterly, 35</w:t>
-      </w:r>
-      <w:r>
-        <w:t xml:space="preserve">(1), 128–152.</w:t>
-      </w:r>
-      <w:r>
-        <w:t xml:space="preserve"> </w:t>
-      </w:r>
-      <w:hyperlink r:id="rId86">
+        <w:t xml:space="preserve">Administrative Science Quarterly</w:t>
+      </w:r>
+      <w:r>
+        <w:t xml:space="preserve">, Vol. 35 No. 1, pp.128-152,</w:t>
+      </w:r>
+      <w:r>
+        <w:t xml:space="preserve"> </w:t>
+      </w:r>
+      <w:hyperlink r:id="rId88">
         <w:r>
           <w:rPr>
             <w:rStyle w:val="Hyperlink"/>
@@ -19613,11 +19665,13 @@
           <w:t xml:space="preserve">https://doi.org/10.2307/2393553</w:t>
         </w:r>
       </w:hyperlink>
-      <w:r>
-        <w:t xml:space="preserve"> </w:t>
-      </w:r>
-      <w:r>
-        <w:t xml:space="preserve">Contractor, F. J. (2007). Is international business good for companies? The evolutionary or multi-stage theory of internationalization vs. the transaction cost perspective.</w:t>
+    </w:p>
+    <w:p>
+      <w:pPr>
+        <w:pStyle w:val="BodyText"/>
+      </w:pPr>
+      <w:r>
+        <w:t xml:space="preserve">Contractor, F.J. (2007), "Is international business good for companies? The evolutionary or multi-stage theory of internationalization vs. the transaction cost perspective",</w:t>
       </w:r>
       <w:r>
         <w:t xml:space="preserve"> </w:t>
@@ -19627,15 +19681,15 @@
           <w:iCs/>
           <w:i/>
         </w:rPr>
-        <w:t xml:space="preserve">Management International Review, 47</w:t>
-      </w:r>
-      <w:r>
-        <w:t xml:space="preserve">(3), 453–475.</w:t>
-      </w:r>
-      <w:r>
-        <w:t xml:space="preserve"> </w:t>
-      </w:r>
-      <w:hyperlink r:id="rId87">
+        <w:t xml:space="preserve">Management International Review</w:t>
+      </w:r>
+      <w:r>
+        <w:t xml:space="preserve">, Vol. 47 No. 3, pp.453-475,</w:t>
+      </w:r>
+      <w:r>
+        <w:t xml:space="preserve"> </w:t>
+      </w:r>
+      <w:hyperlink r:id="rId89">
         <w:r>
           <w:rPr>
             <w:rStyle w:val="Hyperlink"/>
@@ -19643,11 +19697,13 @@
           <w:t xml:space="preserve">https://doi.org/10.1007/s11575-007-0024-2</w:t>
         </w:r>
       </w:hyperlink>
-      <w:r>
-        <w:t xml:space="preserve"> </w:t>
-      </w:r>
-      <w:r>
-        <w:t xml:space="preserve">Coviello, N., Kano, L., &amp; Liesch, P. W. (2017). Adapting the Uppsala model to a modern world: Macro-context and microfoundations.</w:t>
+    </w:p>
+    <w:p>
+      <w:pPr>
+        <w:pStyle w:val="BodyText"/>
+      </w:pPr>
+      <w:r>
+        <w:t xml:space="preserve">Coviello, N., Kano, L. and Liesch, P.W. (2017), "Adapting the Uppsala model to a modern world: macro-context and microfoundations",</w:t>
       </w:r>
       <w:r>
         <w:t xml:space="preserve"> </w:t>
@@ -19657,15 +19713,15 @@
           <w:iCs/>
           <w:i/>
         </w:rPr>
-        <w:t xml:space="preserve">Journal of International Business Studies, 48</w:t>
-      </w:r>
-      <w:r>
-        <w:t xml:space="preserve">(9), 1151–1164.</w:t>
-      </w:r>
-      <w:r>
-        <w:t xml:space="preserve"> </w:t>
-      </w:r>
-      <w:hyperlink r:id="rId88">
+        <w:t xml:space="preserve">Journal of International Business Studies</w:t>
+      </w:r>
+      <w:r>
+        <w:t xml:space="preserve">, Vol. 48 No. 9, pp.1151-1164,</w:t>
+      </w:r>
+      <w:r>
+        <w:t xml:space="preserve"> </w:t>
+      </w:r>
+      <w:hyperlink r:id="rId90">
         <w:r>
           <w:rPr>
             <w:rStyle w:val="Hyperlink"/>
@@ -19673,11 +19729,13 @@
           <w:t xml:space="preserve">https://doi.org/10.1057/s41267-017-0120-x</w:t>
         </w:r>
       </w:hyperlink>
-      <w:r>
-        <w:t xml:space="preserve"> </w:t>
-      </w:r>
-      <w:r>
-        <w:t xml:space="preserve">Cuervo-Cazurra, A., &amp; Genc, M. (2008). Transforming disadvantages into advantages: Developing-country MNEs in the least developed countries.</w:t>
+    </w:p>
+    <w:p>
+      <w:pPr>
+        <w:pStyle w:val="BodyText"/>
+      </w:pPr>
+      <w:r>
+        <w:t xml:space="preserve">Cuervo-Cazurra, A. and Genc, M. (2008), "Transforming disadvantages into advantages: developing-country MNEs in the least developed countries",</w:t>
       </w:r>
       <w:r>
         <w:t xml:space="preserve"> </w:t>
@@ -19687,15 +19745,15 @@
           <w:iCs/>
           <w:i/>
         </w:rPr>
-        <w:t xml:space="preserve">Journal of International Business Studies, 39</w:t>
-      </w:r>
-      <w:r>
-        <w:t xml:space="preserve">(6), 957–979.</w:t>
-      </w:r>
-      <w:r>
-        <w:t xml:space="preserve"> </w:t>
-      </w:r>
-      <w:hyperlink r:id="rId89">
+        <w:t xml:space="preserve">Journal of International Business Studies</w:t>
+      </w:r>
+      <w:r>
+        <w:t xml:space="preserve">, Vol. 39 No. 6, pp.957-979,</w:t>
+      </w:r>
+      <w:r>
+        <w:t xml:space="preserve"> </w:t>
+      </w:r>
+      <w:hyperlink r:id="rId91">
         <w:r>
           <w:rPr>
             <w:rStyle w:val="Hyperlink"/>
@@ -19703,11 +19761,13 @@
           <w:t xml:space="preserve">https://doi.org/10.1057/palgrave.jibs.8400390</w:t>
         </w:r>
       </w:hyperlink>
-      <w:r>
-        <w:t xml:space="preserve"> </w:t>
-      </w:r>
-      <w:r>
-        <w:t xml:space="preserve">Eisenhardt, K. M., &amp; Martin, J. A. (2000). Dynamic capabilities: What are they?</w:t>
+    </w:p>
+    <w:p>
+      <w:pPr>
+        <w:pStyle w:val="BodyText"/>
+      </w:pPr>
+      <w:r>
+        <w:t xml:space="preserve">Eisenhardt, K.M. and Martin, J.A. (2000), "Dynamic capabilities: what are they?",</w:t>
       </w:r>
       <w:r>
         <w:t xml:space="preserve"> </w:t>
@@ -19717,27 +19777,32 @@
           <w:iCs/>
           <w:i/>
         </w:rPr>
-        <w:t xml:space="preserve">Strategic Management Journal, 21</w:t>
-      </w:r>
-      <w:r>
-        <w:t xml:space="preserve">(10–11), 1105–1121.</w:t>
-      </w:r>
-      <w:r>
-        <w:t xml:space="preserve"> </w:t>
-      </w:r>
-      <w:hyperlink r:id="rId90">
+        <w:t xml:space="preserve">Strategic Management Journal</w:t>
+      </w:r>
+      <w:r>
+        <w:t xml:space="preserve">, Vol. 21 No. 10-11, pp.1105-1121,</w:t>
+      </w:r>
+      <w:r>
+        <w:t xml:space="preserve"> </w:t>
+      </w:r>
+      <w:hyperlink r:id="rId92">
         <w:r>
           <w:rPr>
             <w:rStyle w:val="Hyperlink"/>
           </w:rPr>
-          <w:t xml:space="preserve">https://doi.org/10.1002/1097-0266(200010/11)21:10/11%3C1105::AID-SMJ133%3E3.0.CO;2-E</w:t>
+          <w:t xml:space="preserve">https://doi.org/10.1002/1097-0266(200010/11)21:10/11</w:t>
         </w:r>
       </w:hyperlink>
       <w:r>
-        <w:t xml:space="preserve"> </w:t>
-      </w:r>
-      <w:r>
-        <w:t xml:space="preserve">Goldfarb, A., &amp; Tucker, C. (2019). Digital economics.</w:t>
+        <w:t xml:space="preserve">&lt;1105::AID-SMJ133&gt;3.0.CO;2-E</w:t>
+      </w:r>
+    </w:p>
+    <w:p>
+      <w:pPr>
+        <w:pStyle w:val="BodyText"/>
+      </w:pPr>
+      <w:r>
+        <w:t xml:space="preserve">Goldfarb, A. and Tucker, C. (2019), "Digital economics",</w:t>
       </w:r>
       <w:r>
         <w:t xml:space="preserve"> </w:t>
@@ -19747,15 +19812,15 @@
           <w:iCs/>
           <w:i/>
         </w:rPr>
-        <w:t xml:space="preserve">Journal of Economic Literature, 57</w:t>
-      </w:r>
-      <w:r>
-        <w:t xml:space="preserve">(1), 3–43.</w:t>
-      </w:r>
-      <w:r>
-        <w:t xml:space="preserve"> </w:t>
-      </w:r>
-      <w:hyperlink r:id="rId91">
+        <w:t xml:space="preserve">Journal of Economic Literature</w:t>
+      </w:r>
+      <w:r>
+        <w:t xml:space="preserve">, Vol. 57 No. 1, pp.3-43,</w:t>
+      </w:r>
+      <w:r>
+        <w:t xml:space="preserve"> </w:t>
+      </w:r>
+      <w:hyperlink r:id="rId93">
         <w:r>
           <w:rPr>
             <w:rStyle w:val="Hyperlink"/>
@@ -19763,11 +19828,13 @@
           <w:t xml:space="preserve">https://doi.org/10.1257/jel.20171452</w:t>
         </w:r>
       </w:hyperlink>
-      <w:r>
-        <w:t xml:space="preserve"> </w:t>
-      </w:r>
-      <w:r>
-        <w:t xml:space="preserve">Haans, R. F. J., Pieters, C., &amp; He, Z.-L. (2016). Thinking about U: Theorizing and testing U- and inverted U-shaped relationships in strategy research.</w:t>
+    </w:p>
+    <w:p>
+      <w:pPr>
+        <w:pStyle w:val="BodyText"/>
+      </w:pPr>
+      <w:r>
+        <w:t xml:space="preserve">Haans, R.F.J., Pieters, C. and He, Z.-L. (2016), "Thinking about U: theorizing and testing U- and inverted U-shaped relationships in strategy research",</w:t>
       </w:r>
       <w:r>
         <w:t xml:space="preserve"> </w:t>
@@ -19777,15 +19844,15 @@
           <w:iCs/>
           <w:i/>
         </w:rPr>
-        <w:t xml:space="preserve">Strategic Management Journal, 37</w:t>
-      </w:r>
-      <w:r>
-        <w:t xml:space="preserve">(7), 1177–1195.</w:t>
-      </w:r>
-      <w:r>
-        <w:t xml:space="preserve"> </w:t>
-      </w:r>
-      <w:hyperlink r:id="rId92">
+        <w:t xml:space="preserve">Strategic Management Journal</w:t>
+      </w:r>
+      <w:r>
+        <w:t xml:space="preserve">, Vol. 37 No. 7, pp.1177-1195,</w:t>
+      </w:r>
+      <w:r>
+        <w:t xml:space="preserve"> </w:t>
+      </w:r>
+      <w:hyperlink r:id="rId94">
         <w:r>
           <w:rPr>
             <w:rStyle w:val="Hyperlink"/>
@@ -19793,11 +19860,13 @@
           <w:t xml:space="preserve">https://doi.org/10.1002/smj.2399</w:t>
         </w:r>
       </w:hyperlink>
-      <w:r>
-        <w:t xml:space="preserve"> </w:t>
-      </w:r>
-      <w:r>
-        <w:t xml:space="preserve">Hanelt, A., Bohnsack, R., Marz, D., &amp; Antunes Marante, C. (2021). A systematic review of the literature on digital transformation: Insights and implications for strategy and organizational change.</w:t>
+    </w:p>
+    <w:p>
+      <w:pPr>
+        <w:pStyle w:val="BodyText"/>
+      </w:pPr>
+      <w:r>
+        <w:t xml:space="preserve">Hanelt, A., Bohnsack, R., Marz, D. and Antunes Marante, C. (2021), "A systematic review of the literature on digital transformation: insights and implications for strategy and organizational change",</w:t>
       </w:r>
       <w:r>
         <w:t xml:space="preserve"> </w:t>
@@ -19807,15 +19876,15 @@
           <w:iCs/>
           <w:i/>
         </w:rPr>
-        <w:t xml:space="preserve">Journal of Management Studies, 58</w:t>
-      </w:r>
-      <w:r>
-        <w:t xml:space="preserve">(5), 1159–1197.</w:t>
-      </w:r>
-      <w:r>
-        <w:t xml:space="preserve"> </w:t>
-      </w:r>
-      <w:hyperlink r:id="rId93">
+        <w:t xml:space="preserve">Journal of Management Studies</w:t>
+      </w:r>
+      <w:r>
+        <w:t xml:space="preserve">, Vol. 58 No. 5, pp.1159-1197,</w:t>
+      </w:r>
+      <w:r>
+        <w:t xml:space="preserve"> </w:t>
+      </w:r>
+      <w:hyperlink r:id="rId95">
         <w:r>
           <w:rPr>
             <w:rStyle w:val="Hyperlink"/>
@@ -19823,11 +19892,13 @@
           <w:t xml:space="preserve">https://doi.org/10.1111/joms.12639</w:t>
         </w:r>
       </w:hyperlink>
-      <w:r>
-        <w:t xml:space="preserve"> </w:t>
-      </w:r>
-      <w:r>
-        <w:t xml:space="preserve">Heckman, J. J. (1979). Sample selection bias as a specification error.</w:t>
+    </w:p>
+    <w:p>
+      <w:pPr>
+        <w:pStyle w:val="BodyText"/>
+      </w:pPr>
+      <w:r>
+        <w:t xml:space="preserve">Heckman, J.J. (1979), "Sample selection bias as a specification error",</w:t>
       </w:r>
       <w:r>
         <w:t xml:space="preserve"> </w:t>
@@ -19837,15 +19908,15 @@
           <w:iCs/>
           <w:i/>
         </w:rPr>
-        <w:t xml:space="preserve">Econometrica, 47</w:t>
-      </w:r>
-      <w:r>
-        <w:t xml:space="preserve">(1), 153–161.</w:t>
-      </w:r>
-      <w:r>
-        <w:t xml:space="preserve"> </w:t>
-      </w:r>
-      <w:hyperlink r:id="rId94">
+        <w:t xml:space="preserve">Econometrica</w:t>
+      </w:r>
+      <w:r>
+        <w:t xml:space="preserve">, Vol. 47 No. 1, pp.153-161,</w:t>
+      </w:r>
+      <w:r>
+        <w:t xml:space="preserve"> </w:t>
+      </w:r>
+      <w:hyperlink r:id="rId96">
         <w:r>
           <w:rPr>
             <w:rStyle w:val="Hyperlink"/>
@@ -19853,11 +19924,13 @@
           <w:t xml:space="preserve">https://doi.org/10.2307/1912352</w:t>
         </w:r>
       </w:hyperlink>
-      <w:r>
-        <w:t xml:space="preserve"> </w:t>
-      </w:r>
-      <w:r>
-        <w:t xml:space="preserve">Hennart, J.-F. (2007). The theoretical rationale for a multinationality–performance relationship.</w:t>
+    </w:p>
+    <w:p>
+      <w:pPr>
+        <w:pStyle w:val="BodyText"/>
+      </w:pPr>
+      <w:r>
+        <w:t xml:space="preserve">Hennart, J.-F. (2007), "The theoretical rationale for a multinationality-performance relationship",</w:t>
       </w:r>
       <w:r>
         <w:t xml:space="preserve"> </w:t>
@@ -19867,15 +19940,15 @@
           <w:iCs/>
           <w:i/>
         </w:rPr>
-        <w:t xml:space="preserve">Management International Review, 47</w:t>
-      </w:r>
-      <w:r>
-        <w:t xml:space="preserve">(3), 423–452.</w:t>
-      </w:r>
-      <w:r>
-        <w:t xml:space="preserve"> </w:t>
-      </w:r>
-      <w:hyperlink r:id="rId95">
+        <w:t xml:space="preserve">Management International Review</w:t>
+      </w:r>
+      <w:r>
+        <w:t xml:space="preserve">, Vol. 47 No. 3, pp.423-452,</w:t>
+      </w:r>
+      <w:r>
+        <w:t xml:space="preserve"> </w:t>
+      </w:r>
+      <w:hyperlink r:id="rId97">
         <w:r>
           <w:rPr>
             <w:rStyle w:val="Hyperlink"/>
@@ -19883,11 +19956,13 @@
           <w:t xml:space="preserve">https://doi.org/10.1007/s11575-007-0023-3</w:t>
         </w:r>
       </w:hyperlink>
-      <w:r>
-        <w:t xml:space="preserve"> </w:t>
-      </w:r>
-      <w:r>
-        <w:t xml:space="preserve">Hennart, J.-F. (2011). A theoretical assessment of the empirical literature on the impact of multinationality on performance.</w:t>
+    </w:p>
+    <w:p>
+      <w:pPr>
+        <w:pStyle w:val="BodyText"/>
+      </w:pPr>
+      <w:r>
+        <w:t xml:space="preserve">Hennart, J.-F. (2011), "A theoretical assessment of the empirical literature on the impact of multinationality on performance",</w:t>
       </w:r>
       <w:r>
         <w:t xml:space="preserve"> </w:t>
@@ -19897,15 +19972,15 @@
           <w:iCs/>
           <w:i/>
         </w:rPr>
-        <w:t xml:space="preserve">Global Strategy Journal, 1</w:t>
-      </w:r>
-      <w:r>
-        <w:t xml:space="preserve">(1–2), 135–151.</w:t>
-      </w:r>
-      <w:r>
-        <w:t xml:space="preserve"> </w:t>
-      </w:r>
-      <w:hyperlink r:id="rId96">
+        <w:t xml:space="preserve">Global Strategy Journal</w:t>
+      </w:r>
+      <w:r>
+        <w:t xml:space="preserve">, Vol. 1 No. 1-2, pp.135-151,</w:t>
+      </w:r>
+      <w:r>
+        <w:t xml:space="preserve"> </w:t>
+      </w:r>
+      <w:hyperlink r:id="rId98">
         <w:r>
           <w:rPr>
             <w:rStyle w:val="Hyperlink"/>
@@ -19913,11 +19988,45 @@
           <w:t xml:space="preserve">https://doi.org/10.1002/gsj.8</w:t>
         </w:r>
       </w:hyperlink>
-      <w:r>
-        <w:t xml:space="preserve"> </w:t>
-      </w:r>
-      <w:r>
-        <w:t xml:space="preserve">International Telecommunication Union. (2026).</w:t>
+    </w:p>
+    <w:p>
+      <w:pPr>
+        <w:pStyle w:val="BodyText"/>
+      </w:pPr>
+      <w:r>
+        <w:t xml:space="preserve">Hitt, M.A., Hoskisson, R.E. and Kim, H. (1997), "International diversification: effects on innovation and firm performance in product-diversified firms",</w:t>
+      </w:r>
+      <w:r>
+        <w:t xml:space="preserve"> </w:t>
+      </w:r>
+      <w:r>
+        <w:rPr>
+          <w:iCs/>
+          <w:i/>
+        </w:rPr>
+        <w:t xml:space="preserve">Academy of Management Journal</w:t>
+      </w:r>
+      <w:r>
+        <w:t xml:space="preserve">, Vol. 40 No. 4, pp.767-798,</w:t>
+      </w:r>
+      <w:r>
+        <w:t xml:space="preserve"> </w:t>
+      </w:r>
+      <w:hyperlink r:id="rId99">
+        <w:r>
+          <w:rPr>
+            <w:rStyle w:val="Hyperlink"/>
+          </w:rPr>
+          <w:t xml:space="preserve">https://doi.org/10.2307/256948</w:t>
+        </w:r>
+      </w:hyperlink>
+    </w:p>
+    <w:p>
+      <w:pPr>
+        <w:pStyle w:val="BodyText"/>
+      </w:pPr>
+      <w:r>
+        <w:t xml:space="preserve">International Telecommunication Union (2026),</w:t>
       </w:r>
       <w:r>
         <w:t xml:space="preserve"> </w:t>
@@ -19933,12 +20042,12 @@
         <w:t xml:space="preserve"> </w:t>
       </w:r>
       <w:r>
-        <w:t xml:space="preserve">[Data set]. Retrieved May 9, 2026, from</w:t>
-      </w:r>
-      <w:r>
-        <w:t xml:space="preserve"> </w:t>
-      </w:r>
-      <w:hyperlink r:id="rId97">
+        <w:t xml:space="preserve">[data set], available at:</w:t>
+      </w:r>
+      <w:r>
+        <w:t xml:space="preserve"> </w:t>
+      </w:r>
+      <w:hyperlink r:id="rId100">
         <w:r>
           <w:rPr>
             <w:rStyle w:val="Hyperlink"/>
@@ -19950,7 +20059,15 @@
         <w:t xml:space="preserve"> </w:t>
       </w:r>
       <w:r>
-        <w:t xml:space="preserve">Karna, A., Richter, A., &amp; Riesenkampff, E. (2016). Revisiting the role of the environment in the capabilities–financial performance relationship: A meta-analysis.</w:t>
+        <w:t xml:space="preserve">(accessed 9 May 2026).</w:t>
+      </w:r>
+    </w:p>
+    <w:p>
+      <w:pPr>
+        <w:pStyle w:val="BodyText"/>
+      </w:pPr>
+      <w:r>
+        <w:t xml:space="preserve">Johanson, J. and Vahlne, J.-E. (1977), "The internationalization process of the firm: a model of knowledge development and increasing foreign market commitments",</w:t>
       </w:r>
       <w:r>
         <w:t xml:space="preserve"> </w:t>
@@ -19960,15 +20077,79 @@
           <w:iCs/>
           <w:i/>
         </w:rPr>
-        <w:t xml:space="preserve">Strategic Management Journal, 37</w:t>
-      </w:r>
-      <w:r>
-        <w:t xml:space="preserve">(6), 1154–1173.</w:t>
-      </w:r>
-      <w:r>
-        <w:t xml:space="preserve"> </w:t>
-      </w:r>
-      <w:hyperlink r:id="rId98">
+        <w:t xml:space="preserve">Journal of International Business Studies</w:t>
+      </w:r>
+      <w:r>
+        <w:t xml:space="preserve">, Vol. 8 No. 1, pp.23-32,</w:t>
+      </w:r>
+      <w:r>
+        <w:t xml:space="preserve"> </w:t>
+      </w:r>
+      <w:hyperlink r:id="rId101">
+        <w:r>
+          <w:rPr>
+            <w:rStyle w:val="Hyperlink"/>
+          </w:rPr>
+          <w:t xml:space="preserve">https://doi.org/10.1057/palgrave.jibs.8490676</w:t>
+        </w:r>
+      </w:hyperlink>
+    </w:p>
+    <w:p>
+      <w:pPr>
+        <w:pStyle w:val="BodyText"/>
+      </w:pPr>
+      <w:r>
+        <w:t xml:space="preserve">Johanson, J. and Vahlne, J.-E. (2009), "The Uppsala internationalization process model revisited: from liability of foreignness to liability of outsidership",</w:t>
+      </w:r>
+      <w:r>
+        <w:t xml:space="preserve"> </w:t>
+      </w:r>
+      <w:r>
+        <w:rPr>
+          <w:iCs/>
+          <w:i/>
+        </w:rPr>
+        <w:t xml:space="preserve">Journal of International Business Studies</w:t>
+      </w:r>
+      <w:r>
+        <w:t xml:space="preserve">, Vol. 40 No. 9, pp.1411-1431,</w:t>
+      </w:r>
+      <w:r>
+        <w:t xml:space="preserve"> </w:t>
+      </w:r>
+      <w:hyperlink r:id="rId102">
+        <w:r>
+          <w:rPr>
+            <w:rStyle w:val="Hyperlink"/>
+          </w:rPr>
+          <w:t xml:space="preserve">https://doi.org/10.1057/jibs.2009.24</w:t>
+        </w:r>
+      </w:hyperlink>
+    </w:p>
+    <w:p>
+      <w:pPr>
+        <w:pStyle w:val="BodyText"/>
+      </w:pPr>
+      <w:r>
+        <w:t xml:space="preserve">Karna, A., Richter, A. and Riesenkampff, E. (2016), "Revisiting the role of the environment in the capabilities-financial performance relationship: a meta-analysis",</w:t>
+      </w:r>
+      <w:r>
+        <w:t xml:space="preserve"> </w:t>
+      </w:r>
+      <w:r>
+        <w:rPr>
+          <w:iCs/>
+          <w:i/>
+        </w:rPr>
+        <w:t xml:space="preserve">Strategic Management Journal</w:t>
+      </w:r>
+      <w:r>
+        <w:t xml:space="preserve">, Vol. 37 No. 6, pp.1154-1173,</w:t>
+      </w:r>
+      <w:r>
+        <w:t xml:space="preserve"> </w:t>
+      </w:r>
+      <w:hyperlink r:id="rId103">
         <w:r>
           <w:rPr>
             <w:rStyle w:val="Hyperlink"/>
@@ -19976,11 +20157,13 @@
           <w:t xml:space="preserve">https://doi.org/10.1002/smj.2379</w:t>
         </w:r>
       </w:hyperlink>
-      <w:r>
-        <w:t xml:space="preserve"> </w:t>
-      </w:r>
-      <w:r>
-        <w:t xml:space="preserve">Knight, G. A., &amp; Liesch, P. W. (2016). Internationalization: From incremental to born global.</w:t>
+    </w:p>
+    <w:p>
+      <w:pPr>
+        <w:pStyle w:val="BodyText"/>
+      </w:pPr>
+      <w:r>
+        <w:t xml:space="preserve">Knight, G.A. and Liesch, P.W. (2016), "Internationalization: from incremental to born global",</w:t>
       </w:r>
       <w:r>
         <w:t xml:space="preserve"> </w:t>
@@ -19990,15 +20173,15 @@
           <w:iCs/>
           <w:i/>
         </w:rPr>
-        <w:t xml:space="preserve">Journal of World Business, 51</w:t>
-      </w:r>
-      <w:r>
-        <w:t xml:space="preserve">(1), 93–102.</w:t>
-      </w:r>
-      <w:r>
-        <w:t xml:space="preserve"> </w:t>
-      </w:r>
-      <w:hyperlink r:id="rId99">
+        <w:t xml:space="preserve">Journal of World Business</w:t>
+      </w:r>
+      <w:r>
+        <w:t xml:space="preserve">, Vol. 51 No. 1, pp.93-102,</w:t>
+      </w:r>
+      <w:r>
+        <w:t xml:space="preserve"> </w:t>
+      </w:r>
+      <w:hyperlink r:id="rId104">
         <w:r>
           <w:rPr>
             <w:rStyle w:val="Hyperlink"/>
@@ -20006,11 +20189,13 @@
           <w:t xml:space="preserve">https://doi.org/10.1016/j.jwb.2015.08.011</w:t>
         </w:r>
       </w:hyperlink>
-      <w:r>
-        <w:t xml:space="preserve"> </w:t>
-      </w:r>
-      <w:r>
-        <w:t xml:space="preserve">Lall, S. (1992). Technological capabilities and industrialization.</w:t>
+    </w:p>
+    <w:p>
+      <w:pPr>
+        <w:pStyle w:val="BodyText"/>
+      </w:pPr>
+      <w:r>
+        <w:t xml:space="preserve">Lall, S. (1992), "Technological capabilities and industrialization",</w:t>
       </w:r>
       <w:r>
         <w:t xml:space="preserve"> </w:t>
@@ -20020,15 +20205,15 @@
           <w:iCs/>
           <w:i/>
         </w:rPr>
-        <w:t xml:space="preserve">World Development, 20</w:t>
-      </w:r>
-      <w:r>
-        <w:t xml:space="preserve">(2), 165–186.</w:t>
-      </w:r>
-      <w:r>
-        <w:t xml:space="preserve"> </w:t>
-      </w:r>
-      <w:hyperlink r:id="rId100">
+        <w:t xml:space="preserve">World Development</w:t>
+      </w:r>
+      <w:r>
+        <w:t xml:space="preserve">, Vol. 20 No. 2, pp.165-186,</w:t>
+      </w:r>
+      <w:r>
+        <w:t xml:space="preserve"> </w:t>
+      </w:r>
+      <w:hyperlink r:id="rId105">
         <w:r>
           <w:rPr>
             <w:rStyle w:val="Hyperlink"/>
@@ -20036,11 +20221,13 @@
           <w:t xml:space="preserve">https://doi.org/10.1016/0305-750X(92)90097-F</w:t>
         </w:r>
       </w:hyperlink>
-      <w:r>
-        <w:t xml:space="preserve"> </w:t>
-      </w:r>
-      <w:r>
-        <w:t xml:space="preserve">Lind, J. T., &amp; Mehlum, H. (2010). With or without U? The appropriate test for a U-shaped relationship.</w:t>
+    </w:p>
+    <w:p>
+      <w:pPr>
+        <w:pStyle w:val="BodyText"/>
+      </w:pPr>
+      <w:r>
+        <w:t xml:space="preserve">Lind, J.T. and Mehlum, H. (2010), "With or without U? The appropriate test for a U-shaped relationship",</w:t>
       </w:r>
       <w:r>
         <w:t xml:space="preserve"> </w:t>
@@ -20050,15 +20237,15 @@
           <w:iCs/>
           <w:i/>
         </w:rPr>
-        <w:t xml:space="preserve">Oxford Bulletin of Economics and Statistics, 72</w:t>
-      </w:r>
-      <w:r>
-        <w:t xml:space="preserve">(1), 109–118.</w:t>
-      </w:r>
-      <w:r>
-        <w:t xml:space="preserve"> </w:t>
-      </w:r>
-      <w:hyperlink r:id="rId101">
+        <w:t xml:space="preserve">Oxford Bulletin of Economics and Statistics</w:t>
+      </w:r>
+      <w:r>
+        <w:t xml:space="preserve">, Vol. 72 No. 1, pp.109-118,</w:t>
+      </w:r>
+      <w:r>
+        <w:t xml:space="preserve"> </w:t>
+      </w:r>
+      <w:hyperlink r:id="rId106">
         <w:r>
           <w:rPr>
             <w:rStyle w:val="Hyperlink"/>
@@ -20066,11 +20253,13 @@
           <w:t xml:space="preserve">https://doi.org/10.1111/j.1468-0084.2009.00569.x</w:t>
         </w:r>
       </w:hyperlink>
-      <w:r>
-        <w:t xml:space="preserve"> </w:t>
-      </w:r>
-      <w:r>
-        <w:t xml:space="preserve">Lu, J. W., &amp; Beamish, P. W. (2004). International diversification and firm performance: The S-curve hypothesis.</w:t>
+    </w:p>
+    <w:p>
+      <w:pPr>
+        <w:pStyle w:val="BodyText"/>
+      </w:pPr>
+      <w:r>
+        <w:t xml:space="preserve">Lu, J.W. and Beamish, P.W. (2004), "International diversification and firm performance: the S-curve hypothesis",</w:t>
       </w:r>
       <w:r>
         <w:t xml:space="preserve"> </w:t>
@@ -20080,15 +20269,15 @@
           <w:iCs/>
           <w:i/>
         </w:rPr>
-        <w:t xml:space="preserve">Academy of Management Journal, 47</w:t>
-      </w:r>
-      <w:r>
-        <w:t xml:space="preserve">(4), 598–609.</w:t>
-      </w:r>
-      <w:r>
-        <w:t xml:space="preserve"> </w:t>
-      </w:r>
-      <w:hyperlink r:id="rId102">
+        <w:t xml:space="preserve">Academy of Management Journal</w:t>
+      </w:r>
+      <w:r>
+        <w:t xml:space="preserve">, Vol. 47 No. 4, pp.598-609,</w:t>
+      </w:r>
+      <w:r>
+        <w:t xml:space="preserve"> </w:t>
+      </w:r>
+      <w:hyperlink r:id="rId107">
         <w:r>
           <w:rPr>
             <w:rStyle w:val="Hyperlink"/>
@@ -20096,11 +20285,13 @@
           <w:t xml:space="preserve">https://doi.org/10.2307/20159604</w:t>
         </w:r>
       </w:hyperlink>
-      <w:r>
-        <w:t xml:space="preserve"> </w:t>
-      </w:r>
-      <w:r>
-        <w:t xml:space="preserve">Marano, V., Arregle, J.-L., Hitt, M. A., Spadafora, E., &amp; van Essen, M. (2016). Home country institutions and the internationalization–performance relationship: A meta-analytic review.</w:t>
+    </w:p>
+    <w:p>
+      <w:pPr>
+        <w:pStyle w:val="BodyText"/>
+      </w:pPr>
+      <w:r>
+        <w:t xml:space="preserve">Marano, V., Arregle, J.-L., Hitt, M.A., Spadafora, E. and van Essen, M. (2016), "Home country institutions and the internationalization-performance relationship: a meta-analytic review",</w:t>
       </w:r>
       <w:r>
         <w:t xml:space="preserve"> </w:t>
@@ -20110,15 +20301,15 @@
           <w:iCs/>
           <w:i/>
         </w:rPr>
-        <w:t xml:space="preserve">Journal of Management, 42</w:t>
-      </w:r>
-      <w:r>
-        <w:t xml:space="preserve">(5), 1075–1110.</w:t>
-      </w:r>
-      <w:r>
-        <w:t xml:space="preserve"> </w:t>
-      </w:r>
-      <w:hyperlink r:id="rId103">
+        <w:t xml:space="preserve">Journal of Management</w:t>
+      </w:r>
+      <w:r>
+        <w:t xml:space="preserve">, Vol. 42 No. 5, pp.1075-1110,</w:t>
+      </w:r>
+      <w:r>
+        <w:t xml:space="preserve"> </w:t>
+      </w:r>
+      <w:hyperlink r:id="rId108">
         <w:r>
           <w:rPr>
             <w:rStyle w:val="Hyperlink"/>
@@ -20126,11 +20317,13 @@
           <w:t xml:space="preserve">https://doi.org/10.1177/0149206315624963</w:t>
         </w:r>
       </w:hyperlink>
-      <w:r>
-        <w:t xml:space="preserve"> </w:t>
-      </w:r>
-      <w:r>
-        <w:t xml:space="preserve">Nambisan, S., Wright, M., &amp; Feldman, M. (2019). The digital transformation of innovation and entrepreneurship: Progress, challenges and key themes.</w:t>
+    </w:p>
+    <w:p>
+      <w:pPr>
+        <w:pStyle w:val="BodyText"/>
+      </w:pPr>
+      <w:r>
+        <w:t xml:space="preserve">Nambisan, S., Wright, M. and Feldman, M. (2019), "The digital transformation of innovation and entrepreneurship: progress, challenges and key themes",</w:t>
       </w:r>
       <w:r>
         <w:t xml:space="preserve"> </w:t>
@@ -20140,15 +20333,15 @@
           <w:iCs/>
           <w:i/>
         </w:rPr>
-        <w:t xml:space="preserve">Research Policy, 48</w:t>
-      </w:r>
-      <w:r>
-        <w:t xml:space="preserve">(8), 103773.</w:t>
-      </w:r>
-      <w:r>
-        <w:t xml:space="preserve"> </w:t>
-      </w:r>
-      <w:hyperlink r:id="rId104">
+        <w:t xml:space="preserve">Research Policy</w:t>
+      </w:r>
+      <w:r>
+        <w:t xml:space="preserve">, Vol. 48 No. 8, p.103773,</w:t>
+      </w:r>
+      <w:r>
+        <w:t xml:space="preserve"> </w:t>
+      </w:r>
+      <w:hyperlink r:id="rId109">
         <w:r>
           <w:rPr>
             <w:rStyle w:val="Hyperlink"/>
@@ -20156,11 +20349,13 @@
           <w:t xml:space="preserve">https://doi.org/10.1016/j.respol.2019.03.018</w:t>
         </w:r>
       </w:hyperlink>
-      <w:r>
-        <w:t xml:space="preserve"> </w:t>
-      </w:r>
-      <w:r>
-        <w:t xml:space="preserve">Oster, E. (2019). Unobservable selection and coefficient stability: Theory and evidence.</w:t>
+    </w:p>
+    <w:p>
+      <w:pPr>
+        <w:pStyle w:val="BodyText"/>
+      </w:pPr>
+      <w:r>
+        <w:t xml:space="preserve">Oster, E. (2019), "Unobservable selection and coefficient stability: theory and evidence",</w:t>
       </w:r>
       <w:r>
         <w:t xml:space="preserve"> </w:t>
@@ -20170,15 +20365,15 @@
           <w:iCs/>
           <w:i/>
         </w:rPr>
-        <w:t xml:space="preserve">Journal of Business &amp; Economic Statistics, 37</w:t>
-      </w:r>
-      <w:r>
-        <w:t xml:space="preserve">(2), 187–204.</w:t>
-      </w:r>
-      <w:r>
-        <w:t xml:space="preserve"> </w:t>
-      </w:r>
-      <w:hyperlink r:id="rId105">
+        <w:t xml:space="preserve">Journal of Business &amp; Economic Statistics</w:t>
+      </w:r>
+      <w:r>
+        <w:t xml:space="preserve">, Vol. 37 No. 2, pp.187-204,</w:t>
+      </w:r>
+      <w:r>
+        <w:t xml:space="preserve"> </w:t>
+      </w:r>
+      <w:hyperlink r:id="rId110">
         <w:r>
           <w:rPr>
             <w:rStyle w:val="Hyperlink"/>
@@ -20186,11 +20381,13 @@
           <w:t xml:space="preserve">https://doi.org/10.1080/07350015.2016.1227711</w:t>
         </w:r>
       </w:hyperlink>
-      <w:r>
-        <w:t xml:space="preserve"> </w:t>
-      </w:r>
-      <w:r>
-        <w:t xml:space="preserve">Paternoster, R., Brame, R., Mazerolle, P., &amp; Piquero, A. (1998). Using the correct statistical test for the equality of regression coefficients.</w:t>
+    </w:p>
+    <w:p>
+      <w:pPr>
+        <w:pStyle w:val="BodyText"/>
+      </w:pPr>
+      <w:r>
+        <w:t xml:space="preserve">Paternoster, R., Brame, R., Mazerolle, P. and Piquero, A. (1998), "Using the correct statistical test for the equality of regression coefficients",</w:t>
       </w:r>
       <w:r>
         <w:t xml:space="preserve"> </w:t>
@@ -20200,15 +20397,15 @@
           <w:iCs/>
           <w:i/>
         </w:rPr>
-        <w:t xml:space="preserve">Criminology, 36</w:t>
-      </w:r>
-      <w:r>
-        <w:t xml:space="preserve">(4), 859–866.</w:t>
-      </w:r>
-      <w:r>
-        <w:t xml:space="preserve"> </w:t>
-      </w:r>
-      <w:hyperlink r:id="rId106">
+        <w:t xml:space="preserve">Criminology</w:t>
+      </w:r>
+      <w:r>
+        <w:t xml:space="preserve">, Vol. 36 No. 4, pp.859-866,</w:t>
+      </w:r>
+      <w:r>
+        <w:t xml:space="preserve"> </w:t>
+      </w:r>
+      <w:hyperlink r:id="rId111">
         <w:r>
           <w:rPr>
             <w:rStyle w:val="Hyperlink"/>
@@ -20216,11 +20413,13 @@
           <w:t xml:space="preserve">https://doi.org/10.1111/j.1745-9125.1998.tb01268.x</w:t>
         </w:r>
       </w:hyperlink>
-      <w:r>
-        <w:t xml:space="preserve"> </w:t>
-      </w:r>
-      <w:r>
-        <w:t xml:space="preserve">Petricevic, O., &amp; Teece, D. J. (2019). The structural reshaping of globalization: Implications for strategic sectors, profiting from innovation, and the multinational enterprise.</w:t>
+    </w:p>
+    <w:p>
+      <w:pPr>
+        <w:pStyle w:val="BodyText"/>
+      </w:pPr>
+      <w:r>
+        <w:t xml:space="preserve">Petricevic, O. and Teece, D.J. (2019), "The structural reshaping of globalization: implications for strategic sectors, profiting from innovation, and the multinational enterprise",</w:t>
       </w:r>
       <w:r>
         <w:t xml:space="preserve"> </w:t>
@@ -20230,15 +20429,15 @@
           <w:iCs/>
           <w:i/>
         </w:rPr>
-        <w:t xml:space="preserve">Journal of International Business Studies, 50</w:t>
-      </w:r>
-      <w:r>
-        <w:t xml:space="preserve">(9), 1487–1512.</w:t>
-      </w:r>
-      <w:r>
-        <w:t xml:space="preserve"> </w:t>
-      </w:r>
-      <w:hyperlink r:id="rId107">
+        <w:t xml:space="preserve">Journal of International Business Studies</w:t>
+      </w:r>
+      <w:r>
+        <w:t xml:space="preserve">, Vol. 50 No. 9, pp.1487-1512,</w:t>
+      </w:r>
+      <w:r>
+        <w:t xml:space="preserve"> </w:t>
+      </w:r>
+      <w:hyperlink r:id="rId112">
         <w:r>
           <w:rPr>
             <w:rStyle w:val="Hyperlink"/>
@@ -20246,11 +20445,13 @@
           <w:t xml:space="preserve">https://doi.org/10.1057/s41267-019-00269-x</w:t>
         </w:r>
       </w:hyperlink>
-      <w:r>
-        <w:t xml:space="preserve"> </w:t>
-      </w:r>
-      <w:r>
-        <w:t xml:space="preserve">Pisani, N., Garcia-Bernardo, J., &amp; Heemskerk, E. (2020). Does it pay to be a multinational? A large-sample, cross-national replication assessing the multinationality–performance relationship.</w:t>
+    </w:p>
+    <w:p>
+      <w:pPr>
+        <w:pStyle w:val="BodyText"/>
+      </w:pPr>
+      <w:r>
+        <w:t xml:space="preserve">Pisani, N., Garcia-Bernardo, J. and Heemskerk, E. (2020), "Does it pay to be a multinational? A large-sample, cross-national replication assessing the multinationality-performance relationship",</w:t>
       </w:r>
       <w:r>
         <w:t xml:space="preserve"> </w:t>
@@ -20260,15 +20461,15 @@
           <w:iCs/>
           <w:i/>
         </w:rPr>
-        <w:t xml:space="preserve">Strategic Management Journal, 41</w:t>
-      </w:r>
-      <w:r>
-        <w:t xml:space="preserve">(1), 152–172.</w:t>
-      </w:r>
-      <w:r>
-        <w:t xml:space="preserve"> </w:t>
-      </w:r>
-      <w:hyperlink r:id="rId108">
+        <w:t xml:space="preserve">Strategic Management Journal</w:t>
+      </w:r>
+      <w:r>
+        <w:t xml:space="preserve">, Vol. 41 No. 1, pp.152-172,</w:t>
+      </w:r>
+      <w:r>
+        <w:t xml:space="preserve"> </w:t>
+      </w:r>
+      <w:hyperlink r:id="rId113">
         <w:r>
           <w:rPr>
             <w:rStyle w:val="Hyperlink"/>
@@ -20276,32 +20477,18 @@
           <w:t xml:space="preserve">https://doi.org/10.1002/smj.3087</w:t>
         </w:r>
       </w:hyperlink>
-      <w:r>
-        <w:t xml:space="preserve"> </w:t>
-      </w:r>
-      <w:r>
-        <w:t xml:space="preserve">Prime Minister of Vietnam. (2020, June 3).</w:t>
-      </w:r>
-      <w:r>
-        <w:t xml:space="preserve"> </w:t>
-      </w:r>
-      <w:r>
-        <w:rPr>
-          <w:iCs/>
-          <w:i/>
-        </w:rPr>
-        <w:t xml:space="preserve">Decision No. 749/QD-TTg approving the "National Digital Transformation Programme by 2025, with orientations towards 2030"</w:t>
-      </w:r>
-      <w:r>
-        <w:t xml:space="preserve"> </w:t>
-      </w:r>
-      <w:r>
-        <w:t xml:space="preserve">[Policy document]. Retrieved May 9, 2026, from</w:t>
-      </w:r>
-      <w:r>
-        <w:t xml:space="preserve"> </w:t>
-      </w:r>
-      <w:hyperlink r:id="rId109">
+    </w:p>
+    <w:p>
+      <w:pPr>
+        <w:pStyle w:val="BodyText"/>
+      </w:pPr>
+      <w:r>
+        <w:t xml:space="preserve">Prime Minister of Vietnam (2020), "Decision No. 749/QD-TTg approving the 'National Digital Transformation Programme by 2025, with orientations towards 2030'", available at:</w:t>
+      </w:r>
+      <w:r>
+        <w:t xml:space="preserve"> </w:t>
+      </w:r>
+      <w:hyperlink r:id="rId114">
         <w:r>
           <w:rPr>
             <w:rStyle w:val="Hyperlink"/>
@@ -20313,7 +20500,15 @@
         <w:t xml:space="preserve"> </w:t>
       </w:r>
       <w:r>
-        <w:t xml:space="preserve">Shaver, J. M. (2020). Causal identification through a cumulative body of research in the study of strategy and organizations.</w:t>
+        <w:t xml:space="preserve">(accessed 9 May 2026).</w:t>
+      </w:r>
+    </w:p>
+    <w:p>
+      <w:pPr>
+        <w:pStyle w:val="BodyText"/>
+      </w:pPr>
+      <w:r>
+        <w:t xml:space="preserve">Shaver, J.M. (2020), "Causal identification through a cumulative body of research in the study of strategy and organizations",</w:t>
       </w:r>
       <w:r>
         <w:t xml:space="preserve"> </w:t>
@@ -20323,15 +20518,15 @@
           <w:iCs/>
           <w:i/>
         </w:rPr>
-        <w:t xml:space="preserve">Journal of Management, 46</w:t>
-      </w:r>
-      <w:r>
-        <w:t xml:space="preserve">(7), 1244–1256.</w:t>
-      </w:r>
-      <w:r>
-        <w:t xml:space="preserve"> </w:t>
-      </w:r>
-      <w:hyperlink r:id="rId110">
+        <w:t xml:space="preserve">Journal of Management</w:t>
+      </w:r>
+      <w:r>
+        <w:t xml:space="preserve">, Vol. 46 No. 7, pp.1244-1256,</w:t>
+      </w:r>
+      <w:r>
+        <w:t xml:space="preserve"> </w:t>
+      </w:r>
+      <w:hyperlink r:id="rId115">
         <w:r>
           <w:rPr>
             <w:rStyle w:val="Hyperlink"/>
@@ -20339,11 +20534,13 @@
           <w:t xml:space="preserve">https://doi.org/10.1177/0149206319846272</w:t>
         </w:r>
       </w:hyperlink>
-      <w:r>
-        <w:t xml:space="preserve"> </w:t>
-      </w:r>
-      <w:r>
-        <w:t xml:space="preserve">Staiger, D., &amp; Stock, J. H. (1997). Instrumental variables regression with weak instruments.</w:t>
+    </w:p>
+    <w:p>
+      <w:pPr>
+        <w:pStyle w:val="BodyText"/>
+      </w:pPr>
+      <w:r>
+        <w:t xml:space="preserve">Staiger, D. and Stock, J.H. (1997), "Instrumental variables regression with weak instruments",</w:t>
       </w:r>
       <w:r>
         <w:t xml:space="preserve"> </w:t>
@@ -20353,15 +20550,15 @@
           <w:iCs/>
           <w:i/>
         </w:rPr>
-        <w:t xml:space="preserve">Econometrica, 65</w:t>
-      </w:r>
-      <w:r>
-        <w:t xml:space="preserve">(3), 557–586.</w:t>
-      </w:r>
-      <w:r>
-        <w:t xml:space="preserve"> </w:t>
-      </w:r>
-      <w:hyperlink r:id="rId111">
+        <w:t xml:space="preserve">Econometrica</w:t>
+      </w:r>
+      <w:r>
+        <w:t xml:space="preserve">, Vol. 65 No. 3, pp.557-586,</w:t>
+      </w:r>
+      <w:r>
+        <w:t xml:space="preserve"> </w:t>
+      </w:r>
+      <w:hyperlink r:id="rId116">
         <w:r>
           <w:rPr>
             <w:rStyle w:val="Hyperlink"/>
@@ -20369,11 +20566,13 @@
           <w:t xml:space="preserve">https://doi.org/10.2307/2171753</w:t>
         </w:r>
       </w:hyperlink>
-      <w:r>
-        <w:t xml:space="preserve"> </w:t>
-      </w:r>
-      <w:r>
-        <w:t xml:space="preserve">Stallkamp, M., &amp; Schotter, A. P. J. (2021). Platforms without borders? The international strategies of digital platform firms.</w:t>
+    </w:p>
+    <w:p>
+      <w:pPr>
+        <w:pStyle w:val="BodyText"/>
+      </w:pPr>
+      <w:r>
+        <w:t xml:space="preserve">Stallkamp, M. and Schotter, A.P.J. (2021), "Platforms without borders? The international strategies of digital platform firms",</w:t>
       </w:r>
       <w:r>
         <w:t xml:space="preserve"> </w:t>
@@ -20383,15 +20582,15 @@
           <w:iCs/>
           <w:i/>
         </w:rPr>
-        <w:t xml:space="preserve">Global Strategy Journal, 11</w:t>
-      </w:r>
-      <w:r>
-        <w:t xml:space="preserve">(1), 58–80.</w:t>
-      </w:r>
-      <w:r>
-        <w:t xml:space="preserve"> </w:t>
-      </w:r>
-      <w:hyperlink r:id="rId112">
+        <w:t xml:space="preserve">Global Strategy Journal</w:t>
+      </w:r>
+      <w:r>
+        <w:t xml:space="preserve">, Vol. 11 No. 1, pp.58-80,</w:t>
+      </w:r>
+      <w:r>
+        <w:t xml:space="preserve"> </w:t>
+      </w:r>
+      <w:hyperlink r:id="rId117">
         <w:r>
           <w:rPr>
             <w:rStyle w:val="Hyperlink"/>
@@ -20399,11 +20598,13 @@
           <w:t xml:space="preserve">https://doi.org/10.1002/gsj.1336</w:t>
         </w:r>
       </w:hyperlink>
-      <w:r>
-        <w:t xml:space="preserve"> </w:t>
-      </w:r>
-      <w:r>
-        <w:t xml:space="preserve">Strange, R., &amp; Zucchella, A. (2017). Industry 4.0, global value chains and international business.</w:t>
+    </w:p>
+    <w:p>
+      <w:pPr>
+        <w:pStyle w:val="BodyText"/>
+      </w:pPr>
+      <w:r>
+        <w:t xml:space="preserve">Strange, R. and Zucchella, A. (2017), "Industry 4.0, global value chains and international business",</w:t>
       </w:r>
       <w:r>
         <w:t xml:space="preserve"> </w:t>
@@ -20413,15 +20614,15 @@
           <w:iCs/>
           <w:i/>
         </w:rPr>
-        <w:t xml:space="preserve">Multinational Business Review, 25</w:t>
-      </w:r>
-      <w:r>
-        <w:t xml:space="preserve">(3), 174–184.</w:t>
-      </w:r>
-      <w:r>
-        <w:t xml:space="preserve"> </w:t>
-      </w:r>
-      <w:hyperlink r:id="rId113">
+        <w:t xml:space="preserve">Multinational Business Review</w:t>
+      </w:r>
+      <w:r>
+        <w:t xml:space="preserve">, Vol. 25 No. 3, pp.174-184,</w:t>
+      </w:r>
+      <w:r>
+        <w:t xml:space="preserve"> </w:t>
+      </w:r>
+      <w:hyperlink r:id="rId118">
         <w:r>
           <w:rPr>
             <w:rStyle w:val="Hyperlink"/>
@@ -20429,11 +20630,13 @@
           <w:t xml:space="preserve">https://doi.org/10.1108/MBR-05-2017-0028</w:t>
         </w:r>
       </w:hyperlink>
-      <w:r>
-        <w:t xml:space="preserve"> </w:t>
-      </w:r>
-      <w:r>
-        <w:t xml:space="preserve">Teece, D. J. (2007). Explicating dynamic capabilities: The nature and microfoundations of (sustainable) enterprise performance.</w:t>
+    </w:p>
+    <w:p>
+      <w:pPr>
+        <w:pStyle w:val="BodyText"/>
+      </w:pPr>
+      <w:r>
+        <w:t xml:space="preserve">Teece, D.J. (2007), "Explicating dynamic capabilities: the nature and microfoundations of (sustainable) enterprise performance",</w:t>
       </w:r>
       <w:r>
         <w:t xml:space="preserve"> </w:t>
@@ -20443,15 +20646,15 @@
           <w:iCs/>
           <w:i/>
         </w:rPr>
-        <w:t xml:space="preserve">Strategic Management Journal, 28</w:t>
-      </w:r>
-      <w:r>
-        <w:t xml:space="preserve">(13), 1319–1350.</w:t>
-      </w:r>
-      <w:r>
-        <w:t xml:space="preserve"> </w:t>
-      </w:r>
-      <w:hyperlink r:id="rId114">
+        <w:t xml:space="preserve">Strategic Management Journal</w:t>
+      </w:r>
+      <w:r>
+        <w:t xml:space="preserve">, Vol. 28 No. 13, pp.1319-1350,</w:t>
+      </w:r>
+      <w:r>
+        <w:t xml:space="preserve"> </w:t>
+      </w:r>
+      <w:hyperlink r:id="rId119">
         <w:r>
           <w:rPr>
             <w:rStyle w:val="Hyperlink"/>
@@ -20459,11 +20662,13 @@
           <w:t xml:space="preserve">https://doi.org/10.1002/smj.640</w:t>
         </w:r>
       </w:hyperlink>
-      <w:r>
-        <w:t xml:space="preserve"> </w:t>
-      </w:r>
-      <w:r>
-        <w:t xml:space="preserve">Vahlne, J.-E. (2020). Development of the Uppsala model of internationalization process: From internationalization to evolution.</w:t>
+    </w:p>
+    <w:p>
+      <w:pPr>
+        <w:pStyle w:val="BodyText"/>
+      </w:pPr>
+      <w:r>
+        <w:t xml:space="preserve">Vahlne, J.-E. (2020), "Development of the Uppsala model of internationalization process: from internationalization to evolution",</w:t>
       </w:r>
       <w:r>
         <w:t xml:space="preserve"> </w:t>
@@ -20473,15 +20678,15 @@
           <w:iCs/>
           <w:i/>
         </w:rPr>
-        <w:t xml:space="preserve">Global Strategy Journal, 10</w:t>
-      </w:r>
-      <w:r>
-        <w:t xml:space="preserve">(2), 239–250.</w:t>
-      </w:r>
-      <w:r>
-        <w:t xml:space="preserve"> </w:t>
-      </w:r>
-      <w:hyperlink r:id="rId115">
+        <w:t xml:space="preserve">Global Strategy Journal</w:t>
+      </w:r>
+      <w:r>
+        <w:t xml:space="preserve">, Vol. 10 No. 2, pp.239-250,</w:t>
+      </w:r>
+      <w:r>
+        <w:t xml:space="preserve"> </w:t>
+      </w:r>
+      <w:hyperlink r:id="rId120">
         <w:r>
           <w:rPr>
             <w:rStyle w:val="Hyperlink"/>
@@ -20489,11 +20694,13 @@
           <w:t xml:space="preserve">https://doi.org/10.1002/gsj.1375</w:t>
         </w:r>
       </w:hyperlink>
-      <w:r>
-        <w:t xml:space="preserve"> </w:t>
-      </w:r>
-      <w:r>
-        <w:t xml:space="preserve">Vahlne, J.-E., &amp; Johanson, J. (2017). From internationalization to evolution: The Uppsala model at 40 years.</w:t>
+    </w:p>
+    <w:p>
+      <w:pPr>
+        <w:pStyle w:val="BodyText"/>
+      </w:pPr>
+      <w:r>
+        <w:t xml:space="preserve">Vahlne, J.-E. and Johanson, J. (2017), "From internationalization to evolution: the Uppsala model at 40 years",</w:t>
       </w:r>
       <w:r>
         <w:t xml:space="preserve"> </w:t>
@@ -20503,15 +20710,15 @@
           <w:iCs/>
           <w:i/>
         </w:rPr>
-        <w:t xml:space="preserve">Journal of International Business Studies, 48</w:t>
-      </w:r>
-      <w:r>
-        <w:t xml:space="preserve">(9), 1087–1102.</w:t>
-      </w:r>
-      <w:r>
-        <w:t xml:space="preserve"> </w:t>
-      </w:r>
-      <w:hyperlink r:id="rId116">
+        <w:t xml:space="preserve">Journal of International Business Studies</w:t>
+      </w:r>
+      <w:r>
+        <w:t xml:space="preserve">, Vol. 48 No. 9, pp.1087-1102,</w:t>
+      </w:r>
+      <w:r>
+        <w:t xml:space="preserve"> </w:t>
+      </w:r>
+      <w:hyperlink r:id="rId121">
         <w:r>
           <w:rPr>
             <w:rStyle w:val="Hyperlink"/>
@@ -20519,11 +20726,13 @@
           <w:t xml:space="preserve">https://doi.org/10.1057/s41267-017-0107-7</w:t>
         </w:r>
       </w:hyperlink>
-      <w:r>
-        <w:t xml:space="preserve"> </w:t>
-      </w:r>
-      <w:r>
-        <w:t xml:space="preserve">Verhoef, P. C., Broekhuizen, T., Bart, Y., Bhattacharya, A., Dong, J. Q., Fabian, N., &amp; Haenlein, M. (2021). Digital transformation: A multidisciplinary reflection and research agenda.</w:t>
+    </w:p>
+    <w:p>
+      <w:pPr>
+        <w:pStyle w:val="BodyText"/>
+      </w:pPr>
+      <w:r>
+        <w:t xml:space="preserve">Verhoef, P.C., Broekhuizen, T., Bart, Y., Bhattacharya, A., Dong, J.Q., Fabian, N. and Haenlein, M. (2021), "Digital transformation: a multidisciplinary reflection and research agenda",</w:t>
       </w:r>
       <w:r>
         <w:t xml:space="preserve"> </w:t>
@@ -20533,15 +20742,15 @@
           <w:iCs/>
           <w:i/>
         </w:rPr>
-        <w:t xml:space="preserve">Journal of Business Research, 122</w:t>
-      </w:r>
-      <w:r>
-        <w:t xml:space="preserve">, 889–901.</w:t>
-      </w:r>
-      <w:r>
-        <w:t xml:space="preserve"> </w:t>
-      </w:r>
-      <w:hyperlink r:id="rId117">
+        <w:t xml:space="preserve">Journal of Business Research</w:t>
+      </w:r>
+      <w:r>
+        <w:t xml:space="preserve">, Vol. 122, pp.889-901,</w:t>
+      </w:r>
+      <w:r>
+        <w:t xml:space="preserve"> </w:t>
+      </w:r>
+      <w:hyperlink r:id="rId122">
         <w:r>
           <w:rPr>
             <w:rStyle w:val="Hyperlink"/>
@@ -20549,11 +20758,13 @@
           <w:t xml:space="preserve">https://doi.org/10.1016/j.jbusres.2019.09.022</w:t>
         </w:r>
       </w:hyperlink>
-      <w:r>
-        <w:t xml:space="preserve"> </w:t>
-      </w:r>
-      <w:r>
-        <w:t xml:space="preserve">Vernon, R. (1979). The product cycle hypothesis in a new international environment.</w:t>
+    </w:p>
+    <w:p>
+      <w:pPr>
+        <w:pStyle w:val="BodyText"/>
+      </w:pPr>
+      <w:r>
+        <w:t xml:space="preserve">Vernon, R. (1979), "The product cycle hypothesis in a new international environment",</w:t>
       </w:r>
       <w:r>
         <w:t xml:space="preserve"> </w:t>
@@ -20563,15 +20774,15 @@
           <w:iCs/>
           <w:i/>
         </w:rPr>
-        <w:t xml:space="preserve">Bulletin of Economics and Statistics, 41</w:t>
-      </w:r>
-      <w:r>
-        <w:t xml:space="preserve">(4), 255–267.</w:t>
-      </w:r>
-      <w:r>
-        <w:t xml:space="preserve"> </w:t>
-      </w:r>
-      <w:hyperlink r:id="rId118">
+        <w:t xml:space="preserve">Oxford Bulletin of Economics and Statistics</w:t>
+      </w:r>
+      <w:r>
+        <w:t xml:space="preserve">, Vol. 41 No. 4, pp.255-267,</w:t>
+      </w:r>
+      <w:r>
+        <w:t xml:space="preserve"> </w:t>
+      </w:r>
+      <w:hyperlink r:id="rId123">
         <w:r>
           <w:rPr>
             <w:rStyle w:val="Hyperlink"/>
@@ -20579,11 +20790,13 @@
           <w:t xml:space="preserve">https://doi.org/10.1111/j.1468-0084.1979.mp41004002.x</w:t>
         </w:r>
       </w:hyperlink>
-      <w:r>
-        <w:t xml:space="preserve"> </w:t>
-      </w:r>
-      <w:r>
-        <w:t xml:space="preserve">Vial, G. (2019). Understanding digital transformation: A review and a research agenda.</w:t>
+    </w:p>
+    <w:p>
+      <w:pPr>
+        <w:pStyle w:val="BodyText"/>
+      </w:pPr>
+      <w:r>
+        <w:t xml:space="preserve">Vial, G. (2019), "Understanding digital transformation: a review and a research agenda",</w:t>
       </w:r>
       <w:r>
         <w:t xml:space="preserve"> </w:t>
@@ -20593,15 +20806,15 @@
           <w:iCs/>
           <w:i/>
         </w:rPr>
-        <w:t xml:space="preserve">Journal of Strategic Information Systems, 28</w:t>
-      </w:r>
-      <w:r>
-        <w:t xml:space="preserve">(2), 118–144.</w:t>
-      </w:r>
-      <w:r>
-        <w:t xml:space="preserve"> </w:t>
-      </w:r>
-      <w:hyperlink r:id="rId119">
+        <w:t xml:space="preserve">Journal of Strategic Information Systems</w:t>
+      </w:r>
+      <w:r>
+        <w:t xml:space="preserve">, Vol. 28 No. 2, pp.118-144,</w:t>
+      </w:r>
+      <w:r>
+        <w:t xml:space="preserve"> </w:t>
+      </w:r>
+      <w:hyperlink r:id="rId124">
         <w:r>
           <w:rPr>
             <w:rStyle w:val="Hyperlink"/>
@@ -20609,11 +20822,13 @@
           <w:t xml:space="preserve">https://doi.org/10.1016/j.jsis.2019.01.003</w:t>
         </w:r>
       </w:hyperlink>
-      <w:r>
-        <w:t xml:space="preserve"> </w:t>
-      </w:r>
-      <w:r>
-        <w:t xml:space="preserve">Wagner, J. (2007). Exports and productivity: A survey of the evidence from firm-level data.</w:t>
+    </w:p>
+    <w:p>
+      <w:pPr>
+        <w:pStyle w:val="BodyText"/>
+      </w:pPr>
+      <w:r>
+        <w:t xml:space="preserve">Wagner, J. (2007), "Exports and productivity: a survey of the evidence from firm-level data",</w:t>
       </w:r>
       <w:r>
         <w:t xml:space="preserve"> </w:t>
@@ -20623,15 +20838,15 @@
           <w:iCs/>
           <w:i/>
         </w:rPr>
-        <w:t xml:space="preserve">The World Economy, 30</w:t>
-      </w:r>
-      <w:r>
-        <w:t xml:space="preserve">(1), 60–82.</w:t>
-      </w:r>
-      <w:r>
-        <w:t xml:space="preserve"> </w:t>
-      </w:r>
-      <w:hyperlink r:id="rId120">
+        <w:t xml:space="preserve">The World Economy</w:t>
+      </w:r>
+      <w:r>
+        <w:t xml:space="preserve">, Vol. 30 No. 1, pp.60-82,</w:t>
+      </w:r>
+      <w:r>
+        <w:t xml:space="preserve"> </w:t>
+      </w:r>
+      <w:hyperlink r:id="rId125">
         <w:r>
           <w:rPr>
             <w:rStyle w:val="Hyperlink"/>
@@ -20639,11 +20854,13 @@
           <w:t xml:space="preserve">https://doi.org/10.1111/j.1467-9701.2007.00872.x</w:t>
         </w:r>
       </w:hyperlink>
-      <w:r>
-        <w:t xml:space="preserve"> </w:t>
-      </w:r>
-      <w:r>
-        <w:t xml:space="preserve">Williamson, O. E. (1985).</w:t>
+    </w:p>
+    <w:p>
+      <w:pPr>
+        <w:pStyle w:val="BodyText"/>
+      </w:pPr>
+      <w:r>
+        <w:t xml:space="preserve">Williamson, O.E. (1985),</w:t>
       </w:r>
       <w:r>
         <w:t xml:space="preserve"> </w:t>
@@ -20653,16 +20870,18 @@
           <w:iCs/>
           <w:i/>
         </w:rPr>
-        <w:t xml:space="preserve">The economic institutions of capitalism</w:t>
-      </w:r>
-      <w:r>
-        <w:t xml:space="preserve">. Free Press.</w:t>
-      </w:r>
-      <w:r>
-        <w:t xml:space="preserve"> </w:t>
-      </w:r>
-      <w:r>
-        <w:t xml:space="preserve">Wolfolds, S. E., &amp; Siegel, J. (2019). Misaccounting for endogeneity: The peril of relying on the Heckman two-step method without a valid instrument.</w:t>
+        <w:t xml:space="preserve">The Economic Institutions of Capitalism</w:t>
+      </w:r>
+      <w:r>
+        <w:t xml:space="preserve">, Free Press, New York, NY.</w:t>
+      </w:r>
+    </w:p>
+    <w:p>
+      <w:pPr>
+        <w:pStyle w:val="BodyText"/>
+      </w:pPr>
+      <w:r>
+        <w:t xml:space="preserve">Wolfolds, S.E. and Siegel, J. (2019), "Misaccounting for endogeneity: the peril of relying on the Heckman two-step method without a valid instrument",</w:t>
       </w:r>
       <w:r>
         <w:t xml:space="preserve"> </w:t>
@@ -20672,15 +20891,15 @@
           <w:iCs/>
           <w:i/>
         </w:rPr>
-        <w:t xml:space="preserve">Strategic Management Journal, 40</w:t>
-      </w:r>
-      <w:r>
-        <w:t xml:space="preserve">(3), 432–462.</w:t>
-      </w:r>
-      <w:r>
-        <w:t xml:space="preserve"> </w:t>
-      </w:r>
-      <w:hyperlink r:id="rId121">
+        <w:t xml:space="preserve">Strategic Management Journal</w:t>
+      </w:r>
+      <w:r>
+        <w:t xml:space="preserve">, Vol. 40 No. 3, pp.432-462,</w:t>
+      </w:r>
+      <w:r>
+        <w:t xml:space="preserve"> </w:t>
+      </w:r>
+      <w:hyperlink r:id="rId126">
         <w:r>
           <w:rPr>
             <w:rStyle w:val="Hyperlink"/>
@@ -20688,11 +20907,13 @@
           <w:t xml:space="preserve">https://doi.org/10.1002/smj.2995</w:t>
         </w:r>
       </w:hyperlink>
-      <w:r>
-        <w:t xml:space="preserve"> </w:t>
-      </w:r>
-      <w:r>
-        <w:t xml:space="preserve">Wooldridge, J. M. (2010).</w:t>
+    </w:p>
+    <w:p>
+      <w:pPr>
+        <w:pStyle w:val="BodyText"/>
+      </w:pPr>
+      <w:r>
+        <w:t xml:space="preserve">Wooldridge, J.M. (2010),</w:t>
       </w:r>
       <w:r>
         <w:t xml:space="preserve"> </w:t>
@@ -20702,19 +20923,18 @@
           <w:iCs/>
           <w:i/>
         </w:rPr>
-        <w:t xml:space="preserve">Econometric analysis of cross section and panel data</w:t>
-      </w:r>
-      <w:r>
-        <w:t xml:space="preserve"> </w:t>
-      </w:r>
-      <w:r>
-        <w:t xml:space="preserve">(2nd ed.). MIT Press.</w:t>
-      </w:r>
-      <w:r>
-        <w:t xml:space="preserve"> </w:t>
-      </w:r>
-      <w:r>
-        <w:t xml:space="preserve">World Bank. (2010).</w:t>
+        <w:t xml:space="preserve">Econometric Analysis of Cross Section and Panel Data</w:t>
+      </w:r>
+      <w:r>
+        <w:t xml:space="preserve">, 2nd ed., MIT Press, Cambridge, MA.</w:t>
+      </w:r>
+    </w:p>
+    <w:p>
+      <w:pPr>
+        <w:pStyle w:val="BodyText"/>
+      </w:pPr>
+      <w:r>
+        <w:t xml:space="preserve">World Bank (2010),</w:t>
       </w:r>
       <w:r>
         <w:t xml:space="preserve"> </w:t>
@@ -20724,15 +20944,15 @@
           <w:iCs/>
           <w:i/>
         </w:rPr>
-        <w:t xml:space="preserve">Vietnam Enterprise Survey 2009: Data file</w:t>
-      </w:r>
-      <w:r>
-        <w:t xml:space="preserve">. Enterprise Surveys, World Bank Group. Retrieved May 9, 2026, from</w:t>
-      </w:r>
-      <w:r>
-        <w:t xml:space="preserve"> </w:t>
-      </w:r>
-      <w:hyperlink r:id="rId122">
+        <w:t xml:space="preserve">Vietnam Enterprise Survey 2009: Data File</w:t>
+      </w:r>
+      <w:r>
+        <w:t xml:space="preserve">, Enterprise Surveys, World Bank Group, available at:</w:t>
+      </w:r>
+      <w:r>
+        <w:t xml:space="preserve"> </w:t>
+      </w:r>
+      <w:hyperlink r:id="rId127">
         <w:r>
           <w:rPr>
             <w:rStyle w:val="Hyperlink"/>
@@ -20744,7 +20964,15 @@
         <w:t xml:space="preserve"> </w:t>
       </w:r>
       <w:r>
-        <w:t xml:space="preserve">World Bank. (2016).</w:t>
+        <w:t xml:space="preserve">(accessed 9 May 2026).</w:t>
+      </w:r>
+    </w:p>
+    <w:p>
+      <w:pPr>
+        <w:pStyle w:val="BodyText"/>
+      </w:pPr>
+      <w:r>
+        <w:t xml:space="preserve">World Bank (2016),</w:t>
       </w:r>
       <w:r>
         <w:t xml:space="preserve"> </w:t>
@@ -20754,15 +20982,15 @@
           <w:iCs/>
           <w:i/>
         </w:rPr>
-        <w:t xml:space="preserve">Vietnam Enterprise Survey 2015: Data file</w:t>
-      </w:r>
-      <w:r>
-        <w:t xml:space="preserve">. Enterprise Surveys, World Bank Group. Retrieved May 9, 2026, from</w:t>
-      </w:r>
-      <w:r>
-        <w:t xml:space="preserve"> </w:t>
-      </w:r>
-      <w:hyperlink r:id="rId122">
+        <w:t xml:space="preserve">Vietnam Enterprise Survey 2015: Data File</w:t>
+      </w:r>
+      <w:r>
+        <w:t xml:space="preserve">, Enterprise Surveys, World Bank Group, available at:</w:t>
+      </w:r>
+      <w:r>
+        <w:t xml:space="preserve"> </w:t>
+      </w:r>
+      <w:hyperlink r:id="rId127">
         <w:r>
           <w:rPr>
             <w:rStyle w:val="Hyperlink"/>
@@ -20774,7 +21002,15 @@
         <w:t xml:space="preserve"> </w:t>
       </w:r>
       <w:r>
-        <w:t xml:space="preserve">World Bank. (2024).</w:t>
+        <w:t xml:space="preserve">(accessed 9 May 2026).</w:t>
+      </w:r>
+    </w:p>
+    <w:p>
+      <w:pPr>
+        <w:pStyle w:val="BodyText"/>
+      </w:pPr>
+      <w:r>
+        <w:t xml:space="preserve">World Bank (2024),</w:t>
       </w:r>
       <w:r>
         <w:t xml:space="preserve"> </w:t>
@@ -20784,15 +21020,15 @@
           <w:iCs/>
           <w:i/>
         </w:rPr>
-        <w:t xml:space="preserve">Vietnam Enterprise Survey 2023: Data file</w:t>
-      </w:r>
-      <w:r>
-        <w:t xml:space="preserve">. Enterprise Surveys, World Bank Group. Retrieved May 9, 2026, from</w:t>
-      </w:r>
-      <w:r>
-        <w:t xml:space="preserve"> </w:t>
-      </w:r>
-      <w:hyperlink r:id="rId122">
+        <w:t xml:space="preserve">Vietnam Enterprise Survey 2023: Data File</w:t>
+      </w:r>
+      <w:r>
+        <w:t xml:space="preserve">, Enterprise Surveys, World Bank Group, available at:</w:t>
+      </w:r>
+      <w:r>
+        <w:t xml:space="preserve"> </w:t>
+      </w:r>
+      <w:hyperlink r:id="rId127">
         <w:r>
           <w:rPr>
             <w:rStyle w:val="Hyperlink"/>
@@ -20804,7 +21040,15 @@
         <w:t xml:space="preserve"> </w:t>
       </w:r>
       <w:r>
-        <w:t xml:space="preserve">World Bank. (2026).</w:t>
+        <w:t xml:space="preserve">(accessed 9 May 2026).</w:t>
+      </w:r>
+    </w:p>
+    <w:p>
+      <w:pPr>
+        <w:pStyle w:val="BodyText"/>
+      </w:pPr>
+      <w:r>
+        <w:t xml:space="preserve">World Bank (2026),</w:t>
       </w:r>
       <w:r>
         <w:t xml:space="preserve"> </w:t>
@@ -20820,12 +21064,12 @@
         <w:t xml:space="preserve"> </w:t>
       </w:r>
       <w:r>
-        <w:t xml:space="preserve">[Data set]. Retrieved May 9, 2026, from</w:t>
-      </w:r>
-      <w:r>
-        <w:t xml:space="preserve"> </w:t>
-      </w:r>
-      <w:hyperlink r:id="rId123">
+        <w:t xml:space="preserve">[data set], available at:</w:t>
+      </w:r>
+      <w:r>
+        <w:t xml:space="preserve"> </w:t>
+      </w:r>
+      <w:hyperlink r:id="rId128">
         <w:r>
           <w:rPr>
             <w:rStyle w:val="Hyperlink"/>
@@ -20837,7 +21081,15 @@
         <w:t xml:space="preserve"> </w:t>
       </w:r>
       <w:r>
-        <w:t xml:space="preserve">Wright, M., Filatotchev, I., Hoskisson, R. E., &amp; Peng, M. W. (2005). Strategy research in emerging economies: Challenging the conventional wisdom.</w:t>
+        <w:t xml:space="preserve">(accessed 9 May 2026).</w:t>
+      </w:r>
+    </w:p>
+    <w:p>
+      <w:pPr>
+        <w:pStyle w:val="BodyText"/>
+      </w:pPr>
+      <w:r>
+        <w:t xml:space="preserve">Wright, M., Filatotchev, I., Hoskisson, R.E. and Peng, M.W. (2005), "Strategy research in emerging economies: challenging the conventional wisdom",</w:t>
       </w:r>
       <w:r>
         <w:t xml:space="preserve"> </w:t>
@@ -20847,15 +21099,15 @@
           <w:iCs/>
           <w:i/>
         </w:rPr>
-        <w:t xml:space="preserve">Journal of Management Studies, 42</w:t>
-      </w:r>
-      <w:r>
-        <w:t xml:space="preserve">(1), 1–33.</w:t>
-      </w:r>
-      <w:r>
-        <w:t xml:space="preserve"> </w:t>
-      </w:r>
-      <w:hyperlink r:id="rId124">
+        <w:t xml:space="preserve">Journal of Management Studies</w:t>
+      </w:r>
+      <w:r>
+        <w:t xml:space="preserve">, Vol. 42 No. 1, pp.1-33,</w:t>
+      </w:r>
+      <w:r>
+        <w:t xml:space="preserve"> </w:t>
+      </w:r>
+      <w:hyperlink r:id="rId129">
         <w:r>
           <w:rPr>
             <w:rStyle w:val="Hyperlink"/>
@@ -20863,11 +21115,13 @@
           <w:t xml:space="preserve">https://doi.org/10.1111/j.1467-6486.2005.00487.x</w:t>
         </w:r>
       </w:hyperlink>
-      <w:r>
-        <w:t xml:space="preserve"> </w:t>
-      </w:r>
-      <w:r>
-        <w:t xml:space="preserve">Wu, F., Fan, D., &amp; Chen, L. (2022). Untangling the internationalization–performance relationship in emerging-economy multinationals: A meta-analytic review.</w:t>
+    </w:p>
+    <w:p>
+      <w:pPr>
+        <w:pStyle w:val="BodyText"/>
+      </w:pPr>
+      <w:r>
+        <w:t xml:space="preserve">Wu, F., Fan, D. and Chen, L. (2022), "Untangling the internationalization-performance relationship in emerging-economy multinationals: a meta-analytic review",</w:t>
       </w:r>
       <w:r>
         <w:t xml:space="preserve"> </w:t>
@@ -20877,15 +21131,15 @@
           <w:iCs/>
           <w:i/>
         </w:rPr>
-        <w:t xml:space="preserve">Management International Review, 62</w:t>
-      </w:r>
-      <w:r>
-        <w:t xml:space="preserve">(2), 203–243.</w:t>
-      </w:r>
-      <w:r>
-        <w:t xml:space="preserve"> </w:t>
-      </w:r>
-      <w:hyperlink r:id="rId125">
+        <w:t xml:space="preserve">Management International Review</w:t>
+      </w:r>
+      <w:r>
+        <w:t xml:space="preserve">, Vol. 62 No. 2, pp.203-243,</w:t>
+      </w:r>
+      <w:r>
+        <w:t xml:space="preserve"> </w:t>
+      </w:r>
+      <w:hyperlink r:id="rId130">
         <w:r>
           <w:rPr>
             <w:rStyle w:val="Hyperlink"/>
@@ -20893,11 +21147,13 @@
           <w:t xml:space="preserve">https://doi.org/10.1007/s11575-022-00466-1</w:t>
         </w:r>
       </w:hyperlink>
-      <w:r>
-        <w:t xml:space="preserve"> </w:t>
-      </w:r>
-      <w:r>
-        <w:t xml:space="preserve">Wu, J., Wang, C., Hong, J., Piperopoulos, P., &amp; Zhuo, S. (2016). Internationalization and innovation performance of emerging market enterprises: The role of host-country institutional development.</w:t>
+    </w:p>
+    <w:p>
+      <w:pPr>
+        <w:pStyle w:val="BodyText"/>
+      </w:pPr>
+      <w:r>
+        <w:t xml:space="preserve">Wu, J., Wang, C., Hong, J., Piperopoulos, P. and Zhuo, S. (2016), "Internationalization and innovation performance of emerging market enterprises: the role of host-country institutional development",</w:t>
       </w:r>
       <w:r>
         <w:t xml:space="preserve"> </w:t>
@@ -20907,15 +21163,15 @@
           <w:iCs/>
           <w:i/>
         </w:rPr>
-        <w:t xml:space="preserve">Journal of World Business, 51</w:t>
-      </w:r>
-      <w:r>
-        <w:t xml:space="preserve">(2), 251–263.</w:t>
-      </w:r>
-      <w:r>
-        <w:t xml:space="preserve"> </w:t>
-      </w:r>
-      <w:hyperlink r:id="rId126">
+        <w:t xml:space="preserve">Journal of World Business</w:t>
+      </w:r>
+      <w:r>
+        <w:t xml:space="preserve">, Vol. 51 No. 2, pp.251-263,</w:t>
+      </w:r>
+      <w:r>
+        <w:t xml:space="preserve"> </w:t>
+      </w:r>
+      <w:hyperlink r:id="rId131">
         <w:r>
           <w:rPr>
             <w:rStyle w:val="Hyperlink"/>
@@ -20924,8 +21180,8 @@
         </w:r>
       </w:hyperlink>
     </w:p>
-    <w:bookmarkEnd w:id="127"/>
-    <w:bookmarkEnd w:id="128"/>
+    <w:bookmarkEnd w:id="132"/>
+    <w:bookmarkEnd w:id="133"/>
     <w:sectPr/>
   </w:body>
 </w:document>

--- a/p3/submission/jed_package/01_manuscript_blinded.docx
+++ b/p3/submission/jed_package/01_manuscript_blinded.docx
@@ -19238,15 +19238,7 @@
         <w:pStyle w:val="FirstParagraph"/>
       </w:pPr>
       <w:r>
-        <w:t xml:space="preserve">During the preparation of this work, the author(s) used generative AI-assisted tools solely for copy-editing — to improve the clarity, grammar, and structure of the author(s)' own original text. No generative AI was used to create or draft new substantive content. In accordance with the journal's policy, the author(s) will specify the exact name and version of the AI tool(s) used at the point of submission. [Author: insert tool name and version.]</w:t>
-      </w:r>
-    </w:p>
-    <w:p>
-      <w:pPr>
-        <w:pStyle w:val="BodyText"/>
-      </w:pPr>
-      <w:r>
-        <w:t xml:space="preserve">All conceptual framing, hypothesis development, empirical analysis, results interpretation, and final wording were authored by the human author(s), who take full responsibility for the content of the publication.</w:t>
+        <w:t xml:space="preserve">In preparing this manuscript, the author(s) used Grammarly, a writing-assistance tool, to help correct spelling, grammar, and punctuation in the author(s)' own original text. No generative artificial-intelligence tool was used to generate, draft, or create any substantive content, analysis, or interpretation. All conceptual framing, hypothesis development, empirical analysis, results interpretation, and final wording were produced by the human author(s), who take full responsibility for the content of the publication.</w:t>
       </w:r>
     </w:p>
     <w:bookmarkEnd w:id="76"/>

--- a/p3/submission/jed_package/01_manuscript_blinded.docx
+++ b/p3/submission/jed_package/01_manuscript_blinded.docx
@@ -2,7 +2,7 @@
 <file path=word/document.xml><?xml version="1.0" encoding="utf-8"?>
 <w:document xmlns:w="http://schemas.openxmlformats.org/wordprocessingml/2006/main" xmlns:m="http://schemas.openxmlformats.org/officeDocument/2006/math" xmlns:r="http://schemas.openxmlformats.org/officeDocument/2006/relationships" xmlns:o="urn:schemas-microsoft-com:office:office" xmlns:v="urn:schemas-microsoft-com:vml" xmlns:w10="urn:schemas-microsoft-com:office:word" xmlns:a="http://schemas.openxmlformats.org/drawingml/2006/main" xmlns:pic="http://schemas.openxmlformats.org/drawingml/2006/picture" xmlns:wp="http://schemas.openxmlformats.org/drawingml/2006/wordprocessingDrawing">
   <w:body>
-    <w:bookmarkStart w:id="133" w:name="X0264dbef037d515bdd41c0931e5e2e7c8717b18"/>
+    <w:bookmarkStart w:id="115" w:name="X0264dbef037d515bdd41c0931e5e2e7c8717b18"/>
     <w:p>
       <w:pPr>
         <w:pStyle w:val="Heading1"/>
@@ -855,7 +855,7 @@
     </w:p>
     <w:bookmarkEnd w:id="25"/>
     <w:bookmarkEnd w:id="26"/>
-    <w:bookmarkStart w:id="34" w:name="X8bf20a63f0decf7b16e99d564b9958ec4fbbb23"/>
+    <w:bookmarkStart w:id="31" w:name="X8bf20a63f0decf7b16e99d564b9958ec4fbbb23"/>
     <w:p>
       <w:pPr>
         <w:pStyle w:val="Heading2"/>
@@ -1538,7 +1538,7 @@
       </w:r>
     </w:p>
     <w:bookmarkEnd w:id="29"/>
-    <w:bookmarkStart w:id="33" w:name="Xa301591a4bdc42129e76c2a2b73514232150381"/>
+    <w:bookmarkStart w:id="30" w:name="Xa301591a4bdc42129e76c2a2b73514232150381"/>
     <w:p>
       <w:pPr>
         <w:pStyle w:val="Heading3"/>
@@ -1882,46 +1882,7 @@
         <w:pStyle w:val="BodyText"/>
       </w:pPr>
       <w:r>
-        <w:drawing>
-          <wp:inline>
-            <wp:extent cx="5334000" cy="2930266"/>
-            <wp:effectExtent b="0" l="0" r="0" t="0"/>
-            <wp:docPr descr="Figure 1: Conceptual model — TCI, DAI, and export intensity as determinants of firm performance (Vietnam, 3-wave)" title="" id="31" name="Picture"/>
-            <a:graphic>
-              <a:graphicData uri="http://schemas.openxmlformats.org/drawingml/2006/picture">
-                <pic:pic>
-                  <pic:nvPicPr>
-                    <pic:cNvPr descr="figures/vietnam/figure_1_conceptual_model.png" id="32" name="Picture"/>
-                    <pic:cNvPicPr>
-                      <a:picLocks noChangeArrowheads="1" noChangeAspect="1"/>
-                    </pic:cNvPicPr>
-                  </pic:nvPicPr>
-                  <pic:blipFill>
-                    <a:blip r:embed="rId30"/>
-                    <a:stretch>
-                      <a:fillRect/>
-                    </a:stretch>
-                  </pic:blipFill>
-                  <pic:spPr bwMode="auto">
-                    <a:xfrm>
-                      <a:off x="0" y="0"/>
-                      <a:ext cx="5334000" cy="2930266"/>
-                    </a:xfrm>
-                    <a:prstGeom prst="rect">
-                      <a:avLst/>
-                    </a:prstGeom>
-                    <a:noFill/>
-                    <a:ln w="9525">
-                      <a:noFill/>
-                      <a:headEnd/>
-                      <a:tailEnd/>
-                    </a:ln>
-                  </pic:spPr>
-                </pic:pic>
-              </a:graphicData>
-            </a:graphic>
-          </wp:inline>
-        </w:drawing>
+        <w:t xml:space="preserve">Figure 1: Conceptual model — TCI, DAI, and export intensity as determinants of firm performance (Vietnam, 3-wave)</w:t>
       </w:r>
     </w:p>
     <w:p>
@@ -1960,9 +1921,9 @@
         <w:t xml:space="preserve">Solid arrows represent hypothesised direct and curvilinear effects. Dashed arrows represent moderating effects. The independent variable — internationalisation intensity (FSTS, centred FSTS_c and FSTS_c²) — is placed at left; the dependent variable — firm performance, measured as ln(labour productivity) = ln(annual revenue PPP / permanent workers) — is placed at right, following left-to-right causal flow convention. H1 (inverted-U nonlinearity: β₁ &gt; 0, β₂ &lt; 0) is grounded in the Uppsala model (Johanson and Vahlne, 1977, 2009) and coordination-cost theory (Hitt et al., 1997). H2 specifies technological capability (TCI_z, Resource-Based View: Barney, 1991) as a level-shifting direct effect and secondary moderator on the FSTS–performance curve; instrument: industry-level TCI mean (causal IV identification). H4 treats website-based digital adoption (DAI_z, Tier-1 only) as an exploratory probe of the Digital Capability Lens (Banalieva and Dhanaraj, 2019); measurement constraint acknowledged — single binary indicator across 2009/2015/2023 waves limits inferential strength. (+) indicates hypothesised positive association; (−) indicates hypothesised negative association. Control variables (ln firm size, firm age, foreign ownership, broad-sector fixed effects, wave fixed effects) enter additively in all models but are omitted from the figure for clarity. ICRV context: Vietnam — Nhóm IV (Lower_mid_transition, ICRV Group 4 of 6; lower-middle-income transition economy; WGI Rule of Law ≈ −0.09 in 2023, World Bank). Data: WBES 2009, 2015, 2023; N = 2,958 (pooled), n_wave = 989/956/1,013.</w:t>
       </w:r>
     </w:p>
-    <w:bookmarkEnd w:id="33"/>
-    <w:bookmarkEnd w:id="34"/>
-    <w:bookmarkStart w:id="40" w:name="Xfd2f05febb90fd7f58b14547dd9b33901f267a5"/>
+    <w:bookmarkEnd w:id="30"/>
+    <w:bookmarkEnd w:id="31"/>
+    <w:bookmarkStart w:id="37" w:name="Xfd2f05febb90fd7f58b14547dd9b33901f267a5"/>
     <w:p>
       <w:pPr>
         <w:pStyle w:val="Heading2"/>
@@ -1971,7 +1932,7 @@
         <w:t xml:space="preserve">3. Data, variables, and empirical strategy</w:t>
       </w:r>
     </w:p>
-    <w:bookmarkStart w:id="35" w:name="X690a6f2a93b97075aa335e9e4cac18d5293d91d"/>
+    <w:bookmarkStart w:id="32" w:name="X690a6f2a93b97075aa335e9e4cac18d5293d91d"/>
     <w:p>
       <w:pPr>
         <w:pStyle w:val="Heading3"/>
@@ -2036,8 +1997,8 @@
         <w:t xml:space="preserve">across stages.</w:t>
       </w:r>
     </w:p>
-    <w:bookmarkEnd w:id="35"/>
-    <w:bookmarkStart w:id="36" w:name="Xbcf9f12e79107fa2c089aaf13fc6c4fb773f1c2"/>
+    <w:bookmarkEnd w:id="32"/>
+    <w:bookmarkStart w:id="33" w:name="Xbcf9f12e79107fa2c089aaf13fc6c4fb773f1c2"/>
     <w:p>
       <w:pPr>
         <w:pStyle w:val="Heading3"/>
@@ -2929,8 +2890,8 @@
         <w:t xml:space="preserve">and 2023 respectively; pooled N is 2,958.</w:t>
       </w:r>
     </w:p>
-    <w:bookmarkEnd w:id="36"/>
-    <w:bookmarkStart w:id="37" w:name="Xc5fe1f3cf583535f12a87a680dcd317400b3da2"/>
+    <w:bookmarkEnd w:id="33"/>
+    <w:bookmarkStart w:id="34" w:name="Xc5fe1f3cf583535f12a87a680dcd317400b3da2"/>
     <w:p>
       <w:pPr>
         <w:pStyle w:val="Heading3"/>
@@ -3273,8 +3234,8 @@
         <w:t xml:space="preserve">All models are estimated by OLS with HC1 heteroscedasticity-consistent standard errors. Wave fixed effects (λ_t) are included in pooled specifications only. The M0–M8 sequence is estimated wave-by-wave and jointly on the pooled three-wave file, yielding four sets of estimates (2009, 2015, 2023, pooled).</w:t>
       </w:r>
     </w:p>
-    <w:bookmarkEnd w:id="37"/>
-    <w:bookmarkStart w:id="38" w:name="Xe803d156752d85865c6c4f44f4ca9bbe59bf0f9"/>
+    <w:bookmarkEnd w:id="34"/>
+    <w:bookmarkStart w:id="35" w:name="Xe803d156752d85865c6c4f44f4ca9bbe59bf0f9"/>
     <w:p>
       <w:pPr>
         <w:pStyle w:val="Heading3"/>
@@ -3353,8 +3314,8 @@
         <w:t xml:space="preserve">The repeated-cross-section data structure (three non-overlapping surveys of different firms) precludes within-firm fixed-effects estimation; the identification strategy therefore relies on the three complementary approaches above rather than panel differencing. All inferences are described as associations with the selection-robustness caveats noted above, consistent with the inferential conventions for cross-sectional WBES data (Antonakis et al., 2010; Shaver, 2020).</w:t>
       </w:r>
     </w:p>
-    <w:bookmarkEnd w:id="38"/>
-    <w:bookmarkStart w:id="39" w:name="X976281aae9d7cc6accc3a8a15180eec1c0b7e58"/>
+    <w:bookmarkEnd w:id="35"/>
+    <w:bookmarkStart w:id="36" w:name="X976281aae9d7cc6accc3a8a15180eec1c0b7e58"/>
     <w:p>
       <w:pPr>
         <w:pStyle w:val="Heading3"/>
@@ -3427,9 +3388,9 @@
         <w:t xml:space="preserve">of associational evidence (Aguinis et al., 2021; Shaver, 2020).</w:t>
       </w:r>
     </w:p>
-    <w:bookmarkEnd w:id="39"/>
-    <w:bookmarkEnd w:id="40"/>
-    <w:bookmarkStart w:id="63" w:name="X121719332867ee227f0a04b486098cee978c6e6"/>
+    <w:bookmarkEnd w:id="36"/>
+    <w:bookmarkEnd w:id="37"/>
+    <w:bookmarkStart w:id="45" w:name="X121719332867ee227f0a04b486098cee978c6e6"/>
     <w:p>
       <w:pPr>
         <w:pStyle w:val="Heading2"/>
@@ -3494,7 +3455,7 @@
         <w:t xml:space="preserve">/ 20.55), consistent with broader Vietnamese productivity convergence over the period.</w:t>
       </w:r>
     </w:p>
-    <w:bookmarkStart w:id="42" w:name="X0cdd773083ddb6504e3d3ab10ff1c76267ec612"/>
+    <w:bookmarkStart w:id="39" w:name="X0cdd773083ddb6504e3d3ab10ff1c76267ec612"/>
     <w:p>
       <w:pPr>
         <w:pStyle w:val="Heading3"/>
@@ -4139,7 +4100,7 @@
       <w:r>
         <w:t xml:space="preserve"> </w:t>
       </w:r>
-      <w:hyperlink r:id="rId41">
+      <w:hyperlink r:id="rId38">
         <w:r>
           <w:rPr>
             <w:rStyle w:val="Hyperlink"/>
@@ -4404,8 +4365,8 @@
         <w:t xml:space="preserve">higher export intensity rather than uniformly across the export-intensity range.</w:t>
       </w:r>
     </w:p>
-    <w:bookmarkEnd w:id="42"/>
-    <w:bookmarkStart w:id="55" w:name="Xaa4851a9c1b3e08eeca0ab72ae930e2b05bff75"/>
+    <w:bookmarkEnd w:id="39"/>
+    <w:bookmarkStart w:id="40" w:name="Xaa4851a9c1b3e08eeca0ab72ae930e2b05bff75"/>
     <w:p>
       <w:pPr>
         <w:pStyle w:val="Heading3"/>
@@ -5038,46 +4999,7 @@
         <w:pStyle w:val="BodyText"/>
       </w:pPr>
       <w:r>
-        <w:drawing>
-          <wp:inline>
-            <wp:extent cx="5334000" cy="3555999"/>
-            <wp:effectExtent b="0" l="0" r="0" t="0"/>
-            <wp:docPr descr="Figure 2a: Wave 2009 — predicted ln(labour productivity) vs FSTS" title="" id="44" name="Picture"/>
-            <a:graphic>
-              <a:graphicData uri="http://schemas.openxmlformats.org/drawingml/2006/picture">
-                <pic:pic>
-                  <pic:nvPicPr>
-                    <pic:cNvPr descr="figures/vietnam/figure_2a.png" id="45" name="Picture"/>
-                    <pic:cNvPicPr>
-                      <a:picLocks noChangeArrowheads="1" noChangeAspect="1"/>
-                    </pic:cNvPicPr>
-                  </pic:nvPicPr>
-                  <pic:blipFill>
-                    <a:blip r:embed="rId43"/>
-                    <a:stretch>
-                      <a:fillRect/>
-                    </a:stretch>
-                  </pic:blipFill>
-                  <pic:spPr bwMode="auto">
-                    <a:xfrm>
-                      <a:off x="0" y="0"/>
-                      <a:ext cx="5334000" cy="3555999"/>
-                    </a:xfrm>
-                    <a:prstGeom prst="rect">
-                      <a:avLst/>
-                    </a:prstGeom>
-                    <a:noFill/>
-                    <a:ln w="9525">
-                      <a:noFill/>
-                      <a:headEnd/>
-                      <a:tailEnd/>
-                    </a:ln>
-                  </pic:spPr>
-                </pic:pic>
-              </a:graphicData>
-            </a:graphic>
-          </wp:inline>
-        </w:drawing>
+        <w:t xml:space="preserve">Figure 2a: Wave 2009 — predicted ln(labour productivity) vs FSTS</w:t>
       </w:r>
     </w:p>
     <w:p>
@@ -5103,46 +5025,7 @@
         <w:pStyle w:val="BodyText"/>
       </w:pPr>
       <w:r>
-        <w:drawing>
-          <wp:inline>
-            <wp:extent cx="5334000" cy="3555999"/>
-            <wp:effectExtent b="0" l="0" r="0" t="0"/>
-            <wp:docPr descr="Figure 2b: Wave 2015 — predicted ln(labour productivity) vs FSTS" title="" id="47" name="Picture"/>
-            <a:graphic>
-              <a:graphicData uri="http://schemas.openxmlformats.org/drawingml/2006/picture">
-                <pic:pic>
-                  <pic:nvPicPr>
-                    <pic:cNvPr descr="figures/vietnam/figure_2b.png" id="48" name="Picture"/>
-                    <pic:cNvPicPr>
-                      <a:picLocks noChangeArrowheads="1" noChangeAspect="1"/>
-                    </pic:cNvPicPr>
-                  </pic:nvPicPr>
-                  <pic:blipFill>
-                    <a:blip r:embed="rId46"/>
-                    <a:stretch>
-                      <a:fillRect/>
-                    </a:stretch>
-                  </pic:blipFill>
-                  <pic:spPr bwMode="auto">
-                    <a:xfrm>
-                      <a:off x="0" y="0"/>
-                      <a:ext cx="5334000" cy="3555999"/>
-                    </a:xfrm>
-                    <a:prstGeom prst="rect">
-                      <a:avLst/>
-                    </a:prstGeom>
-                    <a:noFill/>
-                    <a:ln w="9525">
-                      <a:noFill/>
-                      <a:headEnd/>
-                      <a:tailEnd/>
-                    </a:ln>
-                  </pic:spPr>
-                </pic:pic>
-              </a:graphicData>
-            </a:graphic>
-          </wp:inline>
-        </w:drawing>
+        <w:t xml:space="preserve">Figure 2b: Wave 2015 — predicted ln(labour productivity) vs FSTS</w:t>
       </w:r>
     </w:p>
     <w:p>
@@ -5168,46 +5051,7 @@
         <w:pStyle w:val="BodyText"/>
       </w:pPr>
       <w:r>
-        <w:drawing>
-          <wp:inline>
-            <wp:extent cx="5334000" cy="3555999"/>
-            <wp:effectExtent b="0" l="0" r="0" t="0"/>
-            <wp:docPr descr="Figure 2c: Wave 2023 — predicted ln(labour productivity) vs FSTS" title="" id="50" name="Picture"/>
-            <a:graphic>
-              <a:graphicData uri="http://schemas.openxmlformats.org/drawingml/2006/picture">
-                <pic:pic>
-                  <pic:nvPicPr>
-                    <pic:cNvPr descr="figures/vietnam/figure_2c.png" id="51" name="Picture"/>
-                    <pic:cNvPicPr>
-                      <a:picLocks noChangeArrowheads="1" noChangeAspect="1"/>
-                    </pic:cNvPicPr>
-                  </pic:nvPicPr>
-                  <pic:blipFill>
-                    <a:blip r:embed="rId49"/>
-                    <a:stretch>
-                      <a:fillRect/>
-                    </a:stretch>
-                  </pic:blipFill>
-                  <pic:spPr bwMode="auto">
-                    <a:xfrm>
-                      <a:off x="0" y="0"/>
-                      <a:ext cx="5334000" cy="3555999"/>
-                    </a:xfrm>
-                    <a:prstGeom prst="rect">
-                      <a:avLst/>
-                    </a:prstGeom>
-                    <a:noFill/>
-                    <a:ln w="9525">
-                      <a:noFill/>
-                      <a:headEnd/>
-                      <a:tailEnd/>
-                    </a:ln>
-                  </pic:spPr>
-                </pic:pic>
-              </a:graphicData>
-            </a:graphic>
-          </wp:inline>
-        </w:drawing>
+        <w:t xml:space="preserve">Figure 2c: Wave 2023 — predicted ln(labour productivity) vs FSTS</w:t>
       </w:r>
     </w:p>
     <w:p>
@@ -5233,46 +5077,7 @@
         <w:pStyle w:val="BodyText"/>
       </w:pPr>
       <w:r>
-        <w:drawing>
-          <wp:inline>
-            <wp:extent cx="5334000" cy="3555999"/>
-            <wp:effectExtent b="0" l="0" r="0" t="0"/>
-            <wp:docPr descr="Figure 2d: Pooled (2009+2015+2023) — predicted ln(labour productivity) vs FSTS" title="" id="53" name="Picture"/>
-            <a:graphic>
-              <a:graphicData uri="http://schemas.openxmlformats.org/drawingml/2006/picture">
-                <pic:pic>
-                  <pic:nvPicPr>
-                    <pic:cNvPr descr="figures/vietnam/figure_2d.png" id="54" name="Picture"/>
-                    <pic:cNvPicPr>
-                      <a:picLocks noChangeArrowheads="1" noChangeAspect="1"/>
-                    </pic:cNvPicPr>
-                  </pic:nvPicPr>
-                  <pic:blipFill>
-                    <a:blip r:embed="rId52"/>
-                    <a:stretch>
-                      <a:fillRect/>
-                    </a:stretch>
-                  </pic:blipFill>
-                  <pic:spPr bwMode="auto">
-                    <a:xfrm>
-                      <a:off x="0" y="0"/>
-                      <a:ext cx="5334000" cy="3555999"/>
-                    </a:xfrm>
-                    <a:prstGeom prst="rect">
-                      <a:avLst/>
-                    </a:prstGeom>
-                    <a:noFill/>
-                    <a:ln w="9525">
-                      <a:noFill/>
-                      <a:headEnd/>
-                      <a:tailEnd/>
-                    </a:ln>
-                  </pic:spPr>
-                </pic:pic>
-              </a:graphicData>
-            </a:graphic>
-          </wp:inline>
-        </w:drawing>
+        <w:t xml:space="preserve">Figure 2d: Pooled (2009+2015+2023) — predicted ln(labour productivity) vs FSTS</w:t>
       </w:r>
     </w:p>
     <w:p>
@@ -5293,8 +5098,8 @@
         <w:t xml:space="preserve">Predicted ln(labour productivity) as a function of FSTS for the pooled sample (M2). Turning point ≈ 40% FSTS (Lind-Mehlum p &lt; .001).</w:t>
       </w:r>
     </w:p>
-    <w:bookmarkEnd w:id="55"/>
-    <w:bookmarkStart w:id="59" w:name="X41c3dce096fbfa1c0be6a58d0741b2aa56fb860"/>
+    <w:bookmarkEnd w:id="40"/>
+    <w:bookmarkStart w:id="41" w:name="X41c3dce096fbfa1c0be6a58d0741b2aa56fb860"/>
     <w:p>
       <w:pPr>
         <w:pStyle w:val="Heading3"/>
@@ -5474,46 +5279,7 @@
         <w:pStyle w:val="BodyText"/>
       </w:pPr>
       <w:r>
-        <w:drawing>
-          <wp:inline>
-            <wp:extent cx="5334000" cy="2226365"/>
-            <wp:effectExtent b="0" l="0" r="0" t="0"/>
-            <wp:docPr descr="Figure 3: Moderator marginal effects — TCI and DAI interactions with FSTS (Vietnam)" title="" id="57" name="Picture"/>
-            <a:graphic>
-              <a:graphicData uri="http://schemas.openxmlformats.org/drawingml/2006/picture">
-                <pic:pic>
-                  <pic:nvPicPr>
-                    <pic:cNvPr descr="figures/vietnam/figure_3_moderator_marginals.png" id="58" name="Picture"/>
-                    <pic:cNvPicPr>
-                      <a:picLocks noChangeArrowheads="1" noChangeAspect="1"/>
-                    </pic:cNvPicPr>
-                  </pic:nvPicPr>
-                  <pic:blipFill>
-                    <a:blip r:embed="rId56"/>
-                    <a:stretch>
-                      <a:fillRect/>
-                    </a:stretch>
-                  </pic:blipFill>
-                  <pic:spPr bwMode="auto">
-                    <a:xfrm>
-                      <a:off x="0" y="0"/>
-                      <a:ext cx="5334000" cy="2226365"/>
-                    </a:xfrm>
-                    <a:prstGeom prst="rect">
-                      <a:avLst/>
-                    </a:prstGeom>
-                    <a:noFill/>
-                    <a:ln w="9525">
-                      <a:noFill/>
-                      <a:headEnd/>
-                      <a:tailEnd/>
-                    </a:ln>
-                  </pic:spPr>
-                </pic:pic>
-              </a:graphicData>
-            </a:graphic>
-          </wp:inline>
-        </w:drawing>
+        <w:t xml:space="preserve">Figure 3: Moderator marginal effects — TCI and DAI interactions with FSTS (Vietnam)</w:t>
       </w:r>
     </w:p>
     <w:p>
@@ -5534,8 +5300,8 @@
         <w:t xml:space="preserve">Marginal effects of TCI_z and DAI_z on ln(labour productivity) across FSTS levels (M7/M8). TCI shows a stable positive level-shift across waves; DAI moderation is wave-specific, with the 2023 interaction showing attenuation at high FSTS (Type I moderation: slope-flattening, shape preserved).</w:t>
       </w:r>
     </w:p>
-    <w:bookmarkEnd w:id="59"/>
-    <w:bookmarkStart w:id="60" w:name="X3b4c7e0874095eca8ced8b4f3eaf74e392e9461"/>
+    <w:bookmarkEnd w:id="41"/>
+    <w:bookmarkStart w:id="42" w:name="X3b4c7e0874095eca8ced8b4f3eaf74e392e9461"/>
     <w:p>
       <w:pPr>
         <w:pStyle w:val="Heading3"/>
@@ -5606,8 +5372,8 @@
         <w:t xml:space="preserve">Table 3 summarises the directional interpretation of the focal coefficients from the full specifications by wave and for the pooled sample.</w:t>
       </w:r>
     </w:p>
-    <w:bookmarkEnd w:id="60"/>
-    <w:bookmarkStart w:id="62" w:name="Xa4c02e0b9d1c1dfbd229ca8e93a765eb24721f0"/>
+    <w:bookmarkEnd w:id="42"/>
+    <w:bookmarkStart w:id="44" w:name="Xa4c02e0b9d1c1dfbd229ca8e93a765eb24721f0"/>
     <w:p>
       <w:pPr>
         <w:pStyle w:val="Heading3"/>
@@ -5888,7 +5654,7 @@
         <w:t xml:space="preserve">turning-point magnitude.</w:t>
       </w:r>
     </w:p>
-    <w:bookmarkStart w:id="61" w:name="robustness-to-endogeneity-and-selection"/>
+    <w:bookmarkStart w:id="43" w:name="robustness-to-endogeneity-and-selection"/>
     <w:p>
       <w:pPr>
         <w:pStyle w:val="Heading4"/>
@@ -17310,7 +17076,7 @@
       <w:r>
         <w:t xml:space="preserve"> </w:t>
       </w:r>
-      <w:hyperlink r:id="rId41">
+      <w:hyperlink r:id="rId38">
         <w:r>
           <w:rPr>
             <w:rStyle w:val="Hyperlink"/>
@@ -17981,10 +17747,10 @@
         <w:t xml:space="preserve">Cross-wave coefficient equality tests following Paternoster et al. (1998). Failure to reject indicates coefficient stability across waves. FSTSc and FSTSc² comparisons support wave-specific heterogeneity in TCI and DAI direct effects but not in the I–P curvature parameters. Turning points (already reported in Table 5 above) are derived from M2 (lnLP = β₀ + β₁ FSTS_c + β₂ FSTS_c² + controls + sector FE [+ wave FE in pooled]) back-transformed to the raw FSTS scale; 95% CI uses the delta method; Lind–Mehlum p-values follow the Sasabuchi-style endpoint test (Lind and Mehlum, 2010). Source: WBES Vietnam 2009, 2015, 2023; authors' calculations.</w:t>
       </w:r>
     </w:p>
-    <w:bookmarkEnd w:id="61"/>
-    <w:bookmarkEnd w:id="62"/>
-    <w:bookmarkEnd w:id="63"/>
-    <w:bookmarkStart w:id="69" w:name="X735612638e4e736e4693e459c258977262c0dfc"/>
+    <w:bookmarkEnd w:id="43"/>
+    <w:bookmarkEnd w:id="44"/>
+    <w:bookmarkEnd w:id="45"/>
+    <w:bookmarkStart w:id="51" w:name="X735612638e4e736e4693e459c258977262c0dfc"/>
     <w:p>
       <w:pPr>
         <w:pStyle w:val="Heading2"/>
@@ -18014,7 +17780,7 @@
         <w:t xml:space="preserve">, 2026). This corroboration strengthens the interpretation that moderate export intensity generates genuine productivity gains in Vietnamese firms — not merely a compositional artefact of positive selection into exporting.</w:t>
       </w:r>
     </w:p>
-    <w:bookmarkStart w:id="64" w:name="Xa5f80b6bc0b8dd7b33d639445ac723c1ee9ad4a"/>
+    <w:bookmarkStart w:id="46" w:name="Xa5f80b6bc0b8dd7b33d639445ac723c1ee9ad4a"/>
     <w:p>
       <w:pPr>
         <w:pStyle w:val="Heading3"/>
@@ -18087,8 +17853,8 @@
         <w:t xml:space="preserve">stand in the broader trajectory of internationalisation and transition, as captured in repeated cross-sectional snapshots rather than within-firm longitudinal records.</w:t>
       </w:r>
     </w:p>
-    <w:bookmarkEnd w:id="64"/>
-    <w:bookmarkStart w:id="65" w:name="Xa30cb53845d80e9f381e97d931a6564a08369b5"/>
+    <w:bookmarkEnd w:id="46"/>
+    <w:bookmarkStart w:id="47" w:name="Xa30cb53845d80e9f381e97d931a6564a08369b5"/>
     <w:p>
       <w:pPr>
         <w:pStyle w:val="Heading3"/>
@@ -18299,8 +18065,8 @@
         <w:t xml:space="preserve">a single label.</w:t>
       </w:r>
     </w:p>
-    <w:bookmarkEnd w:id="65"/>
-    <w:bookmarkStart w:id="66" w:name="X946dfeb74c2174371e94edd51e868f8bb309c10"/>
+    <w:bookmarkEnd w:id="47"/>
+    <w:bookmarkStart w:id="48" w:name="X946dfeb74c2174371e94edd51e868f8bb309c10"/>
     <w:p>
       <w:pPr>
         <w:pStyle w:val="Heading3"/>
@@ -18603,8 +18369,8 @@
         <w:t xml:space="preserve">indistinguishable across waves.</w:t>
       </w:r>
     </w:p>
-    <w:bookmarkEnd w:id="66"/>
-    <w:bookmarkStart w:id="67" w:name="Xd9a4ebc909e2b14dcfe03b7b8686207326328b4"/>
+    <w:bookmarkEnd w:id="48"/>
+    <w:bookmarkStart w:id="49" w:name="Xd9a4ebc909e2b14dcfe03b7b8686207326328b4"/>
     <w:p>
       <w:pPr>
         <w:pStyle w:val="Heading3"/>
@@ -18723,8 +18489,8 @@
         <w:t xml:space="preserve">Two cross-cutting principles emerge. First, managers should avoid conflating basic digital adoption with deeper technological capability — the constructs do not behave identically across periods or under identification-robust estimation, and Tier-1 digital expenditure does not substitute for the foreign-technology, standards, and process-integration investments that the TCI channel reflects. Second, allocation decisions should be staged against the empirically identified thresholds rather than against generic digital-transformation prescriptions: investment in incremental Tier-1 presence at high export intensity may absorb scarce capital with limited productivity return, while investment in TCI-channel capability around the 39–46 % band corresponds to where the cross-wave evidence is most consistent with a productivity-enhancing effect. The threshold-conditioned framing translates the step-function and Tier-1 saturation findings into actionable allocation guidance without overstating the causal status of the cross-sectional coefficients.</w:t>
       </w:r>
     </w:p>
-    <w:bookmarkEnd w:id="67"/>
-    <w:bookmarkStart w:id="68" w:name="X0d482379a65faf52764848d2b168aee0725ece4"/>
+    <w:bookmarkEnd w:id="49"/>
+    <w:bookmarkStart w:id="50" w:name="X0d482379a65faf52764848d2b168aee0725ece4"/>
     <w:p>
       <w:pPr>
         <w:pStyle w:val="Heading3"/>
@@ -18900,9 +18666,9 @@
         <w:t xml:space="preserve">, 2026), suggesting that the ascending limb documented in the WBES microdata reflects in part the economy-wide gains from trade opening that firm-level capability investments convert into sustained productivity advantage.</w:t>
       </w:r>
     </w:p>
-    <w:bookmarkEnd w:id="68"/>
-    <w:bookmarkEnd w:id="69"/>
-    <w:bookmarkStart w:id="70" w:name="Xf3d63d3bef15b3e862b66ed5bd48a577996a1bc"/>
+    <w:bookmarkEnd w:id="50"/>
+    <w:bookmarkEnd w:id="51"/>
+    <w:bookmarkStart w:id="52" w:name="Xf3d63d3bef15b3e862b66ed5bd48a577996a1bc"/>
     <w:p>
       <w:pPr>
         <w:pStyle w:val="Heading2"/>
@@ -19081,8 +18847,8 @@
         <w:t xml:space="preserve">Sixth, the analysis is limited to Vietnam as a single transitional economy at a particular stage of its digital and institutional development. Understanding how the DAI moderation pattern documented here — negative at high export intensity under Tier-1-only adoption — compares with patterns in other emerging markets at different institutional stages, or with patterns in digitally advanced economies where the same interaction is predicted to be positive, requires cross-setting comparative designs that systematically vary institutional transaction costs and digital infrastructure quality. Such designs would also allow more direct tests of the context-contingent framing developed in §2.1.</w:t>
       </w:r>
     </w:p>
-    <w:bookmarkEnd w:id="70"/>
-    <w:bookmarkStart w:id="71" w:name="X19cad7d15381a9dfa000caf49ac5c69889e188d"/>
+    <w:bookmarkEnd w:id="52"/>
+    <w:bookmarkStart w:id="53" w:name="X19cad7d15381a9dfa000caf49ac5c69889e188d"/>
     <w:p>
       <w:pPr>
         <w:pStyle w:val="Heading2"/>
@@ -19115,8 +18881,8 @@
         <w:t xml:space="preserve">The results also suggest that technological capability and the baseline website-presence indicator should not be treated as interchangeable, and that conflating them under a single "digital adoption" or "digital transformation" label would obscure their differing identification properties. Technological capability is comparatively stable and identification-robust across specifications. The baseline DAI_z control is more wave-sensitive and attenuates to a null under instrumental-variable estimation, consistent with Tier-1 proxy obsolescence as website ownership diffuses to near-universal levels in the Vietnamese firm population. Within the constraint of a single binary website indicator, this paper makes no claim about dynamic digital capability moderation; any such test awaits richer Tier 2–4 indicators not currently available cross-wave in the WBES Vietnam instrument.</w:t>
       </w:r>
     </w:p>
-    <w:bookmarkEnd w:id="71"/>
-    <w:bookmarkStart w:id="72" w:name="conflict-of-interest"/>
+    <w:bookmarkEnd w:id="53"/>
+    <w:bookmarkStart w:id="54" w:name="conflict-of-interest"/>
     <w:p>
       <w:pPr>
         <w:pStyle w:val="Heading2"/>
@@ -19133,8 +18899,8 @@
         <w:t xml:space="preserve">The authors declare no conflict of interest.</w:t>
       </w:r>
     </w:p>
-    <w:bookmarkEnd w:id="72"/>
-    <w:bookmarkStart w:id="73" w:name="funding"/>
+    <w:bookmarkEnd w:id="54"/>
+    <w:bookmarkStart w:id="55" w:name="funding"/>
     <w:p>
       <w:pPr>
         <w:pStyle w:val="Heading2"/>
@@ -19157,8 +18923,8 @@
         <w:t xml:space="preserve">not-for-profit sectors.</w:t>
       </w:r>
     </w:p>
-    <w:bookmarkEnd w:id="73"/>
-    <w:bookmarkStart w:id="74" w:name="data-availability-statement"/>
+    <w:bookmarkEnd w:id="55"/>
+    <w:bookmarkStart w:id="56" w:name="data-availability-statement"/>
     <w:p>
       <w:pPr>
         <w:pStyle w:val="Heading2"/>
@@ -19205,8 +18971,8 @@
         <w:t xml:space="preserve">and may be shared to the extent permitted by the data-access terms.</w:t>
       </w:r>
     </w:p>
-    <w:bookmarkEnd w:id="74"/>
-    <w:bookmarkStart w:id="75" w:name="ethics-statement"/>
+    <w:bookmarkEnd w:id="56"/>
+    <w:bookmarkStart w:id="57" w:name="ethics-statement"/>
     <w:p>
       <w:pPr>
         <w:pStyle w:val="Heading2"/>
@@ -19223,8 +18989,8 @@
         <w:t xml:space="preserve">This study uses secondary, de-identified, firm-level data from the World Bank Enterprise Surveys. It does not involve human participants, identifiable personal data, animals, or biological samples, and therefore did not require institutional ethical approval. The research was conducted in accordance with the data-access terms of the World Bank Enterprise Surveys.</w:t>
       </w:r>
     </w:p>
-    <w:bookmarkEnd w:id="75"/>
-    <w:bookmarkStart w:id="76" w:name="X799c23334c5944d058eaf15944a1408ff96b683"/>
+    <w:bookmarkEnd w:id="57"/>
+    <w:bookmarkStart w:id="58" w:name="X799c23334c5944d058eaf15944a1408ff96b683"/>
     <w:p>
       <w:pPr>
         <w:pStyle w:val="Heading2"/>
@@ -19241,8 +19007,8 @@
         <w:t xml:space="preserve">In preparing this manuscript, the author(s) used Grammarly, a writing-assistance tool, to help correct spelling, grammar, and punctuation in the author(s)' own original text. No generative artificial-intelligence tool was used to generate, draft, or create any substantive content, analysis, or interpretation. All conceptual framing, hypothesis development, empirical analysis, results interpretation, and final wording were produced by the human author(s), who take full responsibility for the content of the publication.</w:t>
       </w:r>
     </w:p>
-    <w:bookmarkEnd w:id="76"/>
-    <w:bookmarkStart w:id="77" w:name="acknowledgements"/>
+    <w:bookmarkEnd w:id="58"/>
+    <w:bookmarkStart w:id="59" w:name="acknowledgements"/>
     <w:p>
       <w:pPr>
         <w:pStyle w:val="Heading2"/>
@@ -19259,8 +19025,8 @@
         <w:t xml:space="preserve">[Acknowledgements removed for blind review; see separately submitted Title Page.]</w:t>
       </w:r>
     </w:p>
-    <w:bookmarkEnd w:id="77"/>
-    <w:bookmarkStart w:id="78" w:name="supplementary-materials"/>
+    <w:bookmarkEnd w:id="59"/>
+    <w:bookmarkStart w:id="60" w:name="supplementary-materials"/>
     <w:p>
       <w:pPr>
         <w:pStyle w:val="Heading2"/>
@@ -19312,8 +19078,8 @@
         </w:pict>
       </w:r>
     </w:p>
-    <w:bookmarkEnd w:id="78"/>
-    <w:bookmarkStart w:id="132" w:name="references"/>
+    <w:bookmarkEnd w:id="60"/>
+    <w:bookmarkStart w:id="114" w:name="references"/>
     <w:p>
       <w:pPr>
         <w:pStyle w:val="Heading2"/>
@@ -19353,7 +19119,7 @@
       <w:r>
         <w:t xml:space="preserve"> </w:t>
       </w:r>
-      <w:hyperlink r:id="rId79">
+      <w:hyperlink r:id="rId61">
         <w:r>
           <w:rPr>
             <w:rStyle w:val="Hyperlink"/>
@@ -19385,7 +19151,7 @@
       <w:r>
         <w:t xml:space="preserve"> </w:t>
       </w:r>
-      <w:hyperlink r:id="rId80">
+      <w:hyperlink r:id="rId62">
         <w:r>
           <w:rPr>
             <w:rStyle w:val="Hyperlink"/>
@@ -19417,7 +19183,7 @@
       <w:r>
         <w:t xml:space="preserve"> </w:t>
       </w:r>
-      <w:hyperlink r:id="rId81">
+      <w:hyperlink r:id="rId63">
         <w:r>
           <w:rPr>
             <w:rStyle w:val="Hyperlink"/>
@@ -19457,7 +19223,7 @@
       <w:r>
         <w:t xml:space="preserve"> </w:t>
       </w:r>
-      <w:hyperlink r:id="rId82">
+      <w:hyperlink r:id="rId64">
         <w:r>
           <w:rPr>
             <w:rStyle w:val="Hyperlink"/>
@@ -19489,7 +19255,7 @@
       <w:r>
         <w:t xml:space="preserve"> </w:t>
       </w:r>
-      <w:hyperlink r:id="rId83">
+      <w:hyperlink r:id="rId65">
         <w:r>
           <w:rPr>
             <w:rStyle w:val="Hyperlink"/>
@@ -19521,7 +19287,7 @@
       <w:r>
         <w:t xml:space="preserve"> </w:t>
       </w:r>
-      <w:hyperlink r:id="rId84">
+      <w:hyperlink r:id="rId66">
         <w:r>
           <w:rPr>
             <w:rStyle w:val="Hyperlink"/>
@@ -19553,7 +19319,7 @@
       <w:r>
         <w:t xml:space="preserve"> </w:t>
       </w:r>
-      <w:hyperlink r:id="rId85">
+      <w:hyperlink r:id="rId67">
         <w:r>
           <w:rPr>
             <w:rStyle w:val="Hyperlink"/>
@@ -19585,7 +19351,7 @@
       <w:r>
         <w:t xml:space="preserve"> </w:t>
       </w:r>
-      <w:hyperlink r:id="rId86">
+      <w:hyperlink r:id="rId68">
         <w:r>
           <w:rPr>
             <w:rStyle w:val="Hyperlink"/>
@@ -19617,7 +19383,7 @@
       <w:r>
         <w:t xml:space="preserve"> </w:t>
       </w:r>
-      <w:hyperlink r:id="rId87">
+      <w:hyperlink r:id="rId69">
         <w:r>
           <w:rPr>
             <w:rStyle w:val="Hyperlink"/>
@@ -19649,7 +19415,7 @@
       <w:r>
         <w:t xml:space="preserve"> </w:t>
       </w:r>
-      <w:hyperlink r:id="rId88">
+      <w:hyperlink r:id="rId70">
         <w:r>
           <w:rPr>
             <w:rStyle w:val="Hyperlink"/>
@@ -19681,7 +19447,7 @@
       <w:r>
         <w:t xml:space="preserve"> </w:t>
       </w:r>
-      <w:hyperlink r:id="rId89">
+      <w:hyperlink r:id="rId71">
         <w:r>
           <w:rPr>
             <w:rStyle w:val="Hyperlink"/>
@@ -19713,7 +19479,7 @@
       <w:r>
         <w:t xml:space="preserve"> </w:t>
       </w:r>
-      <w:hyperlink r:id="rId90">
+      <w:hyperlink r:id="rId72">
         <w:r>
           <w:rPr>
             <w:rStyle w:val="Hyperlink"/>
@@ -19745,7 +19511,7 @@
       <w:r>
         <w:t xml:space="preserve"> </w:t>
       </w:r>
-      <w:hyperlink r:id="rId91">
+      <w:hyperlink r:id="rId73">
         <w:r>
           <w:rPr>
             <w:rStyle w:val="Hyperlink"/>
@@ -19777,7 +19543,7 @@
       <w:r>
         <w:t xml:space="preserve"> </w:t>
       </w:r>
-      <w:hyperlink r:id="rId92">
+      <w:hyperlink r:id="rId74">
         <w:r>
           <w:rPr>
             <w:rStyle w:val="Hyperlink"/>
@@ -19812,7 +19578,7 @@
       <w:r>
         <w:t xml:space="preserve"> </w:t>
       </w:r>
-      <w:hyperlink r:id="rId93">
+      <w:hyperlink r:id="rId75">
         <w:r>
           <w:rPr>
             <w:rStyle w:val="Hyperlink"/>
@@ -19844,7 +19610,7 @@
       <w:r>
         <w:t xml:space="preserve"> </w:t>
       </w:r>
-      <w:hyperlink r:id="rId94">
+      <w:hyperlink r:id="rId76">
         <w:r>
           <w:rPr>
             <w:rStyle w:val="Hyperlink"/>
@@ -19876,7 +19642,7 @@
       <w:r>
         <w:t xml:space="preserve"> </w:t>
       </w:r>
-      <w:hyperlink r:id="rId95">
+      <w:hyperlink r:id="rId77">
         <w:r>
           <w:rPr>
             <w:rStyle w:val="Hyperlink"/>
@@ -19908,7 +19674,7 @@
       <w:r>
         <w:t xml:space="preserve"> </w:t>
       </w:r>
-      <w:hyperlink r:id="rId96">
+      <w:hyperlink r:id="rId78">
         <w:r>
           <w:rPr>
             <w:rStyle w:val="Hyperlink"/>
@@ -19940,7 +19706,7 @@
       <w:r>
         <w:t xml:space="preserve"> </w:t>
       </w:r>
-      <w:hyperlink r:id="rId97">
+      <w:hyperlink r:id="rId79">
         <w:r>
           <w:rPr>
             <w:rStyle w:val="Hyperlink"/>
@@ -19972,7 +19738,7 @@
       <w:r>
         <w:t xml:space="preserve"> </w:t>
       </w:r>
-      <w:hyperlink r:id="rId98">
+      <w:hyperlink r:id="rId80">
         <w:r>
           <w:rPr>
             <w:rStyle w:val="Hyperlink"/>
@@ -20004,7 +19770,7 @@
       <w:r>
         <w:t xml:space="preserve"> </w:t>
       </w:r>
-      <w:hyperlink r:id="rId99">
+      <w:hyperlink r:id="rId81">
         <w:r>
           <w:rPr>
             <w:rStyle w:val="Hyperlink"/>
@@ -20039,7 +19805,7 @@
       <w:r>
         <w:t xml:space="preserve"> </w:t>
       </w:r>
-      <w:hyperlink r:id="rId100">
+      <w:hyperlink r:id="rId82">
         <w:r>
           <w:rPr>
             <w:rStyle w:val="Hyperlink"/>
@@ -20077,7 +19843,7 @@
       <w:r>
         <w:t xml:space="preserve"> </w:t>
       </w:r>
-      <w:hyperlink r:id="rId101">
+      <w:hyperlink r:id="rId83">
         <w:r>
           <w:rPr>
             <w:rStyle w:val="Hyperlink"/>
@@ -20109,7 +19875,7 @@
       <w:r>
         <w:t xml:space="preserve"> </w:t>
       </w:r>
-      <w:hyperlink r:id="rId102">
+      <w:hyperlink r:id="rId84">
         <w:r>
           <w:rPr>
             <w:rStyle w:val="Hyperlink"/>
@@ -20141,7 +19907,7 @@
       <w:r>
         <w:t xml:space="preserve"> </w:t>
       </w:r>
-      <w:hyperlink r:id="rId103">
+      <w:hyperlink r:id="rId85">
         <w:r>
           <w:rPr>
             <w:rStyle w:val="Hyperlink"/>
@@ -20173,7 +19939,7 @@
       <w:r>
         <w:t xml:space="preserve"> </w:t>
       </w:r>
-      <w:hyperlink r:id="rId104">
+      <w:hyperlink r:id="rId86">
         <w:r>
           <w:rPr>
             <w:rStyle w:val="Hyperlink"/>
@@ -20205,7 +19971,7 @@
       <w:r>
         <w:t xml:space="preserve"> </w:t>
       </w:r>
-      <w:hyperlink r:id="rId105">
+      <w:hyperlink r:id="rId87">
         <w:r>
           <w:rPr>
             <w:rStyle w:val="Hyperlink"/>
@@ -20237,7 +20003,7 @@
       <w:r>
         <w:t xml:space="preserve"> </w:t>
       </w:r>
-      <w:hyperlink r:id="rId106">
+      <w:hyperlink r:id="rId88">
         <w:r>
           <w:rPr>
             <w:rStyle w:val="Hyperlink"/>
@@ -20269,7 +20035,7 @@
       <w:r>
         <w:t xml:space="preserve"> </w:t>
       </w:r>
-      <w:hyperlink r:id="rId107">
+      <w:hyperlink r:id="rId89">
         <w:r>
           <w:rPr>
             <w:rStyle w:val="Hyperlink"/>
@@ -20301,7 +20067,7 @@
       <w:r>
         <w:t xml:space="preserve"> </w:t>
       </w:r>
-      <w:hyperlink r:id="rId108">
+      <w:hyperlink r:id="rId90">
         <w:r>
           <w:rPr>
             <w:rStyle w:val="Hyperlink"/>
@@ -20333,7 +20099,7 @@
       <w:r>
         <w:t xml:space="preserve"> </w:t>
       </w:r>
-      <w:hyperlink r:id="rId109">
+      <w:hyperlink r:id="rId91">
         <w:r>
           <w:rPr>
             <w:rStyle w:val="Hyperlink"/>
@@ -20365,7 +20131,7 @@
       <w:r>
         <w:t xml:space="preserve"> </w:t>
       </w:r>
-      <w:hyperlink r:id="rId110">
+      <w:hyperlink r:id="rId92">
         <w:r>
           <w:rPr>
             <w:rStyle w:val="Hyperlink"/>
@@ -20397,7 +20163,7 @@
       <w:r>
         <w:t xml:space="preserve"> </w:t>
       </w:r>
-      <w:hyperlink r:id="rId111">
+      <w:hyperlink r:id="rId93">
         <w:r>
           <w:rPr>
             <w:rStyle w:val="Hyperlink"/>
@@ -20429,7 +20195,7 @@
       <w:r>
         <w:t xml:space="preserve"> </w:t>
       </w:r>
-      <w:hyperlink r:id="rId112">
+      <w:hyperlink r:id="rId94">
         <w:r>
           <w:rPr>
             <w:rStyle w:val="Hyperlink"/>
@@ -20461,7 +20227,7 @@
       <w:r>
         <w:t xml:space="preserve"> </w:t>
       </w:r>
-      <w:hyperlink r:id="rId113">
+      <w:hyperlink r:id="rId95">
         <w:r>
           <w:rPr>
             <w:rStyle w:val="Hyperlink"/>
@@ -20480,7 +20246,7 @@
       <w:r>
         <w:t xml:space="preserve"> </w:t>
       </w:r>
-      <w:hyperlink r:id="rId114">
+      <w:hyperlink r:id="rId96">
         <w:r>
           <w:rPr>
             <w:rStyle w:val="Hyperlink"/>
@@ -20518,7 +20284,7 @@
       <w:r>
         <w:t xml:space="preserve"> </w:t>
       </w:r>
-      <w:hyperlink r:id="rId115">
+      <w:hyperlink r:id="rId97">
         <w:r>
           <w:rPr>
             <w:rStyle w:val="Hyperlink"/>
@@ -20550,7 +20316,7 @@
       <w:r>
         <w:t xml:space="preserve"> </w:t>
       </w:r>
-      <w:hyperlink r:id="rId116">
+      <w:hyperlink r:id="rId98">
         <w:r>
           <w:rPr>
             <w:rStyle w:val="Hyperlink"/>
@@ -20582,7 +20348,7 @@
       <w:r>
         <w:t xml:space="preserve"> </w:t>
       </w:r>
-      <w:hyperlink r:id="rId117">
+      <w:hyperlink r:id="rId99">
         <w:r>
           <w:rPr>
             <w:rStyle w:val="Hyperlink"/>
@@ -20614,7 +20380,7 @@
       <w:r>
         <w:t xml:space="preserve"> </w:t>
       </w:r>
-      <w:hyperlink r:id="rId118">
+      <w:hyperlink r:id="rId100">
         <w:r>
           <w:rPr>
             <w:rStyle w:val="Hyperlink"/>
@@ -20646,7 +20412,7 @@
       <w:r>
         <w:t xml:space="preserve"> </w:t>
       </w:r>
-      <w:hyperlink r:id="rId119">
+      <w:hyperlink r:id="rId101">
         <w:r>
           <w:rPr>
             <w:rStyle w:val="Hyperlink"/>
@@ -20678,7 +20444,7 @@
       <w:r>
         <w:t xml:space="preserve"> </w:t>
       </w:r>
-      <w:hyperlink r:id="rId120">
+      <w:hyperlink r:id="rId102">
         <w:r>
           <w:rPr>
             <w:rStyle w:val="Hyperlink"/>
@@ -20710,7 +20476,7 @@
       <w:r>
         <w:t xml:space="preserve"> </w:t>
       </w:r>
-      <w:hyperlink r:id="rId121">
+      <w:hyperlink r:id="rId103">
         <w:r>
           <w:rPr>
             <w:rStyle w:val="Hyperlink"/>
@@ -20742,7 +20508,7 @@
       <w:r>
         <w:t xml:space="preserve"> </w:t>
       </w:r>
-      <w:hyperlink r:id="rId122">
+      <w:hyperlink r:id="rId104">
         <w:r>
           <w:rPr>
             <w:rStyle w:val="Hyperlink"/>
@@ -20774,7 +20540,7 @@
       <w:r>
         <w:t xml:space="preserve"> </w:t>
       </w:r>
-      <w:hyperlink r:id="rId123">
+      <w:hyperlink r:id="rId105">
         <w:r>
           <w:rPr>
             <w:rStyle w:val="Hyperlink"/>
@@ -20806,7 +20572,7 @@
       <w:r>
         <w:t xml:space="preserve"> </w:t>
       </w:r>
-      <w:hyperlink r:id="rId124">
+      <w:hyperlink r:id="rId106">
         <w:r>
           <w:rPr>
             <w:rStyle w:val="Hyperlink"/>
@@ -20838,7 +20604,7 @@
       <w:r>
         <w:t xml:space="preserve"> </w:t>
       </w:r>
-      <w:hyperlink r:id="rId125">
+      <w:hyperlink r:id="rId107">
         <w:r>
           <w:rPr>
             <w:rStyle w:val="Hyperlink"/>
@@ -20891,7 +20657,7 @@
       <w:r>
         <w:t xml:space="preserve"> </w:t>
       </w:r>
-      <w:hyperlink r:id="rId126">
+      <w:hyperlink r:id="rId108">
         <w:r>
           <w:rPr>
             <w:rStyle w:val="Hyperlink"/>
@@ -20944,7 +20710,7 @@
       <w:r>
         <w:t xml:space="preserve"> </w:t>
       </w:r>
-      <w:hyperlink r:id="rId127">
+      <w:hyperlink r:id="rId109">
         <w:r>
           <w:rPr>
             <w:rStyle w:val="Hyperlink"/>
@@ -20982,7 +20748,7 @@
       <w:r>
         <w:t xml:space="preserve"> </w:t>
       </w:r>
-      <w:hyperlink r:id="rId127">
+      <w:hyperlink r:id="rId109">
         <w:r>
           <w:rPr>
             <w:rStyle w:val="Hyperlink"/>
@@ -21020,7 +20786,7 @@
       <w:r>
         <w:t xml:space="preserve"> </w:t>
       </w:r>
-      <w:hyperlink r:id="rId127">
+      <w:hyperlink r:id="rId109">
         <w:r>
           <w:rPr>
             <w:rStyle w:val="Hyperlink"/>
@@ -21061,7 +20827,7 @@
       <w:r>
         <w:t xml:space="preserve"> </w:t>
       </w:r>
-      <w:hyperlink r:id="rId128">
+      <w:hyperlink r:id="rId110">
         <w:r>
           <w:rPr>
             <w:rStyle w:val="Hyperlink"/>
@@ -21099,7 +20865,7 @@
       <w:r>
         <w:t xml:space="preserve"> </w:t>
       </w:r>
-      <w:hyperlink r:id="rId129">
+      <w:hyperlink r:id="rId111">
         <w:r>
           <w:rPr>
             <w:rStyle w:val="Hyperlink"/>
@@ -21131,7 +20897,7 @@
       <w:r>
         <w:t xml:space="preserve"> </w:t>
       </w:r>
-      <w:hyperlink r:id="rId130">
+      <w:hyperlink r:id="rId112">
         <w:r>
           <w:rPr>
             <w:rStyle w:val="Hyperlink"/>
@@ -21163,7 +20929,7 @@
       <w:r>
         <w:t xml:space="preserve"> </w:t>
       </w:r>
-      <w:hyperlink r:id="rId131">
+      <w:hyperlink r:id="rId113">
         <w:r>
           <w:rPr>
             <w:rStyle w:val="Hyperlink"/>
@@ -21172,8 +20938,8 @@
         </w:r>
       </w:hyperlink>
     </w:p>
-    <w:bookmarkEnd w:id="132"/>
-    <w:bookmarkEnd w:id="133"/>
+    <w:bookmarkEnd w:id="114"/>
+    <w:bookmarkEnd w:id="115"/>
     <w:sectPr/>
   </w:body>
 </w:document>

--- a/p3/submission/jed_package/01_manuscript_blinded.docx
+++ b/p3/submission/jed_package/01_manuscript_blinded.docx
@@ -2,7 +2,7 @@
 <file path=word/document.xml><?xml version="1.0" encoding="utf-8"?>
 <w:document xmlns:w="http://schemas.openxmlformats.org/wordprocessingml/2006/main" xmlns:m="http://schemas.openxmlformats.org/officeDocument/2006/math" xmlns:r="http://schemas.openxmlformats.org/officeDocument/2006/relationships" xmlns:o="urn:schemas-microsoft-com:office:office" xmlns:v="urn:schemas-microsoft-com:vml" xmlns:w10="urn:schemas-microsoft-com:office:word" xmlns:a="http://schemas.openxmlformats.org/drawingml/2006/main" xmlns:pic="http://schemas.openxmlformats.org/drawingml/2006/picture" xmlns:wp="http://schemas.openxmlformats.org/drawingml/2006/wordprocessingDrawing">
   <w:body>
-    <w:bookmarkStart w:id="115" w:name="X0264dbef037d515bdd41c0931e5e2e7c8717b18"/>
+    <w:bookmarkStart w:id="133" w:name="X0264dbef037d515bdd41c0931e5e2e7c8717b18"/>
     <w:p>
       <w:pPr>
         <w:pStyle w:val="Heading1"/>
@@ -116,31 +116,71 @@
         <w:pStyle w:val="FirstParagraph"/>
       </w:pPr>
       <w:r>
-        <w:t xml:space="preserve">Purpose — This study revisits the internationalisation–performance relationship in Vietnam across three survey waves, testing whether technological capability moderates export-intensity effects and how a Tier-1 digital indicator evolves across institutional generations.</w:t>
-      </w:r>
-    </w:p>
-    <w:p>
-      <w:pPr>
-        <w:pStyle w:val="BodyText"/>
-      </w:pPr>
-      <w:r>
-        <w:t xml:space="preserve">Design/methodology/approach — Three waves of World Bank Enterprise Survey (Vietnam 2009, 2015, 2023; N = 2,958) underpin wave-specific and pooled OLS models with HC1 standard errors, quadratic FSTS terms, and capability interactions. TCI (quality certification, foreign-licensed technology) is the primary construct; a Tier-1 website indicator serves as digital-presence control.</w:t>
-      </w:r>
-    </w:p>
-    <w:p>
-      <w:pPr>
-        <w:pStyle w:val="BodyText"/>
-      </w:pPr>
-      <w:r>
-        <w:t xml:space="preserve">Findings — An inverted-U between export intensity and labour productivity holds across all three waves, with turning points clustered between 39% and 46% — a durable band over 14 years. The nonlinearity reflects a participation-margin effect: on exporters only, the quadratic term loses significance. TCI positively moderates productivity and the I–P curvature across waves. The website indicator follows a proxy-obsolescence trajectory: positive in 2009, null in 2015, negatively interactive in 2023.</w:t>
-      </w:r>
-    </w:p>
-    <w:p>
-      <w:pPr>
-        <w:pStyle w:val="BodyText"/>
-      </w:pPr>
-      <w:r>
-        <w:t xml:space="preserve">Originality/value — The inverted-U in this zero-inflated setting reflects a participation-barrier effect rather than intensity saturation; pooled Tier-1 coefficients mask progressive proxy obsolescence. The institutionally embedded turning-point cluster (39–46% FSTS) shifts the debate from 'does internationalisation help?' to 'under what institutional conditions does the threshold shift?'</w:t>
+        <w:rPr>
+          <w:bCs/>
+          <w:b/>
+        </w:rPr>
+        <w:t xml:space="preserve">Purpose:</w:t>
+      </w:r>
+      <w:r>
+        <w:t xml:space="preserve"> </w:t>
+      </w:r>
+      <w:r>
+        <w:t xml:space="preserve">This study revisits the internationalisation–performance relationship in Vietnam across three survey waves, testing whether technological capability moderates export-intensity effects and how a Tier-1 digital indicator evolves across institutional generations.</w:t>
+      </w:r>
+    </w:p>
+    <w:p>
+      <w:pPr>
+        <w:pStyle w:val="BodyText"/>
+      </w:pPr>
+      <w:r>
+        <w:rPr>
+          <w:bCs/>
+          <w:b/>
+        </w:rPr>
+        <w:t xml:space="preserve">Design/methodology/approach:</w:t>
+      </w:r>
+      <w:r>
+        <w:t xml:space="preserve"> </w:t>
+      </w:r>
+      <w:r>
+        <w:t xml:space="preserve">Three waves of World Bank Enterprise Survey (Vietnam 2009, 2015, 2023; N = 2,958) underpin wave-specific and pooled OLS models with HC1 standard errors, quadratic FSTS terms, and capability interactions. TCI (quality certification, foreign-licensed technology) is the primary construct; a Tier-1 website indicator serves as digital-presence control.</w:t>
+      </w:r>
+    </w:p>
+    <w:p>
+      <w:pPr>
+        <w:pStyle w:val="BodyText"/>
+      </w:pPr>
+      <w:r>
+        <w:rPr>
+          <w:bCs/>
+          <w:b/>
+        </w:rPr>
+        <w:t xml:space="preserve">Findings:</w:t>
+      </w:r>
+      <w:r>
+        <w:t xml:space="preserve"> </w:t>
+      </w:r>
+      <w:r>
+        <w:t xml:space="preserve">An inverted-U between export intensity and labour productivity holds across all three waves, with turning points clustered between 39% and 46% — a durable band over 14 years. The nonlinearity reflects a participation-margin effect: on exporters only, the quadratic term loses significance. TCI positively moderates productivity and the I–P curvature across waves. The website indicator follows a proxy-obsolescence trajectory: positive in 2009, null in 2015, negatively interactive in 2023.</w:t>
+      </w:r>
+    </w:p>
+    <w:p>
+      <w:pPr>
+        <w:pStyle w:val="BodyText"/>
+      </w:pPr>
+      <w:r>
+        <w:rPr>
+          <w:bCs/>
+          <w:b/>
+        </w:rPr>
+        <w:t xml:space="preserve">Originality/value:</w:t>
+      </w:r>
+      <w:r>
+        <w:t xml:space="preserve"> </w:t>
+      </w:r>
+      <w:r>
+        <w:t xml:space="preserve">The inverted-U in this zero-inflated setting reflects a participation-barrier effect rather than intensity saturation; pooled Tier-1 coefficients mask progressive proxy obsolescence. The institutionally embedded turning-point cluster (39–46% FSTS) shifts the debate from 'does internationalisation help?' to 'under what institutional conditions does the threshold shift?'</w:t>
       </w:r>
     </w:p>
     <w:p>
@@ -855,7 +895,7 @@
     </w:p>
     <w:bookmarkEnd w:id="25"/>
     <w:bookmarkEnd w:id="26"/>
-    <w:bookmarkStart w:id="31" w:name="X8bf20a63f0decf7b16e99d564b9958ec4fbbb23"/>
+    <w:bookmarkStart w:id="34" w:name="X8bf20a63f0decf7b16e99d564b9958ec4fbbb23"/>
     <w:p>
       <w:pPr>
         <w:pStyle w:val="Heading2"/>
@@ -1538,7 +1578,7 @@
       </w:r>
     </w:p>
     <w:bookmarkEnd w:id="29"/>
-    <w:bookmarkStart w:id="30" w:name="Xa301591a4bdc42129e76c2a2b73514232150381"/>
+    <w:bookmarkStart w:id="33" w:name="Xa301591a4bdc42129e76c2a2b73514232150381"/>
     <w:p>
       <w:pPr>
         <w:pStyle w:val="Heading3"/>
@@ -1882,7 +1922,46 @@
         <w:pStyle w:val="BodyText"/>
       </w:pPr>
       <w:r>
-        <w:t xml:space="preserve">Figure 1: Conceptual model — TCI, DAI, and export intensity as determinants of firm performance (Vietnam, 3-wave)</w:t>
+        <w:drawing>
+          <wp:inline>
+            <wp:extent cx="5334000" cy="2930266"/>
+            <wp:effectExtent b="0" l="0" r="0" t="0"/>
+            <wp:docPr descr="Figure 1: Conceptual model — TCI, DAI, and export intensity as determinants of firm performance (Vietnam, 3-wave)" title="" id="31" name="Picture"/>
+            <a:graphic>
+              <a:graphicData uri="http://schemas.openxmlformats.org/drawingml/2006/picture">
+                <pic:pic>
+                  <pic:nvPicPr>
+                    <pic:cNvPr descr="figures/vietnam/figure_1_conceptual_model.png" id="32" name="Picture"/>
+                    <pic:cNvPicPr>
+                      <a:picLocks noChangeArrowheads="1" noChangeAspect="1"/>
+                    </pic:cNvPicPr>
+                  </pic:nvPicPr>
+                  <pic:blipFill>
+                    <a:blip r:embed="rId30"/>
+                    <a:stretch>
+                      <a:fillRect/>
+                    </a:stretch>
+                  </pic:blipFill>
+                  <pic:spPr bwMode="auto">
+                    <a:xfrm>
+                      <a:off x="0" y="0"/>
+                      <a:ext cx="5334000" cy="2930266"/>
+                    </a:xfrm>
+                    <a:prstGeom prst="rect">
+                      <a:avLst/>
+                    </a:prstGeom>
+                    <a:noFill/>
+                    <a:ln w="9525">
+                      <a:noFill/>
+                      <a:headEnd/>
+                      <a:tailEnd/>
+                    </a:ln>
+                  </pic:spPr>
+                </pic:pic>
+              </a:graphicData>
+            </a:graphic>
+          </wp:inline>
+        </w:drawing>
       </w:r>
     </w:p>
     <w:p>
@@ -1921,9 +2000,9 @@
         <w:t xml:space="preserve">Solid arrows represent hypothesised direct and curvilinear effects. Dashed arrows represent moderating effects. The independent variable — internationalisation intensity (FSTS, centred FSTS_c and FSTS_c²) — is placed at left; the dependent variable — firm performance, measured as ln(labour productivity) = ln(annual revenue PPP / permanent workers) — is placed at right, following left-to-right causal flow convention. H1 (inverted-U nonlinearity: β₁ &gt; 0, β₂ &lt; 0) is grounded in the Uppsala model (Johanson and Vahlne, 1977, 2009) and coordination-cost theory (Hitt et al., 1997). H2 specifies technological capability (TCI_z, Resource-Based View: Barney, 1991) as a level-shifting direct effect and secondary moderator on the FSTS–performance curve; instrument: industry-level TCI mean (causal IV identification). H4 treats website-based digital adoption (DAI_z, Tier-1 only) as an exploratory probe of the Digital Capability Lens (Banalieva and Dhanaraj, 2019); measurement constraint acknowledged — single binary indicator across 2009/2015/2023 waves limits inferential strength. (+) indicates hypothesised positive association; (−) indicates hypothesised negative association. Control variables (ln firm size, firm age, foreign ownership, broad-sector fixed effects, wave fixed effects) enter additively in all models but are omitted from the figure for clarity. ICRV context: Vietnam — Nhóm IV (Lower_mid_transition, ICRV Group 4 of 6; lower-middle-income transition economy; WGI Rule of Law ≈ −0.09 in 2023, World Bank). Data: WBES 2009, 2015, 2023; N = 2,958 (pooled), n_wave = 989/956/1,013.</w:t>
       </w:r>
     </w:p>
-    <w:bookmarkEnd w:id="30"/>
-    <w:bookmarkEnd w:id="31"/>
-    <w:bookmarkStart w:id="37" w:name="Xfd2f05febb90fd7f58b14547dd9b33901f267a5"/>
+    <w:bookmarkEnd w:id="33"/>
+    <w:bookmarkEnd w:id="34"/>
+    <w:bookmarkStart w:id="40" w:name="Xfd2f05febb90fd7f58b14547dd9b33901f267a5"/>
     <w:p>
       <w:pPr>
         <w:pStyle w:val="Heading2"/>
@@ -1932,7 +2011,7 @@
         <w:t xml:space="preserve">3. Data, variables, and empirical strategy</w:t>
       </w:r>
     </w:p>
-    <w:bookmarkStart w:id="32" w:name="X690a6f2a93b97075aa335e9e4cac18d5293d91d"/>
+    <w:bookmarkStart w:id="35" w:name="X690a6f2a93b97075aa335e9e4cac18d5293d91d"/>
     <w:p>
       <w:pPr>
         <w:pStyle w:val="Heading3"/>
@@ -1997,8 +2076,8 @@
         <w:t xml:space="preserve">across stages.</w:t>
       </w:r>
     </w:p>
-    <w:bookmarkEnd w:id="32"/>
-    <w:bookmarkStart w:id="33" w:name="Xbcf9f12e79107fa2c089aaf13fc6c4fb773f1c2"/>
+    <w:bookmarkEnd w:id="35"/>
+    <w:bookmarkStart w:id="36" w:name="Xbcf9f12e79107fa2c089aaf13fc6c4fb773f1c2"/>
     <w:p>
       <w:pPr>
         <w:pStyle w:val="Heading3"/>
@@ -2890,8 +2969,8 @@
         <w:t xml:space="preserve">and 2023 respectively; pooled N is 2,958.</w:t>
       </w:r>
     </w:p>
-    <w:bookmarkEnd w:id="33"/>
-    <w:bookmarkStart w:id="34" w:name="Xc5fe1f3cf583535f12a87a680dcd317400b3da2"/>
+    <w:bookmarkEnd w:id="36"/>
+    <w:bookmarkStart w:id="37" w:name="Xc5fe1f3cf583535f12a87a680dcd317400b3da2"/>
     <w:p>
       <w:pPr>
         <w:pStyle w:val="Heading3"/>
@@ -3234,8 +3313,8 @@
         <w:t xml:space="preserve">All models are estimated by OLS with HC1 heteroscedasticity-consistent standard errors. Wave fixed effects (λ_t) are included in pooled specifications only. The M0–M8 sequence is estimated wave-by-wave and jointly on the pooled three-wave file, yielding four sets of estimates (2009, 2015, 2023, pooled).</w:t>
       </w:r>
     </w:p>
-    <w:bookmarkEnd w:id="34"/>
-    <w:bookmarkStart w:id="35" w:name="Xe803d156752d85865c6c4f44f4ca9bbe59bf0f9"/>
+    <w:bookmarkEnd w:id="37"/>
+    <w:bookmarkStart w:id="38" w:name="Xe803d156752d85865c6c4f44f4ca9bbe59bf0f9"/>
     <w:p>
       <w:pPr>
         <w:pStyle w:val="Heading3"/>
@@ -3314,8 +3393,8 @@
         <w:t xml:space="preserve">The repeated-cross-section data structure (three non-overlapping surveys of different firms) precludes within-firm fixed-effects estimation; the identification strategy therefore relies on the three complementary approaches above rather than panel differencing. All inferences are described as associations with the selection-robustness caveats noted above, consistent with the inferential conventions for cross-sectional WBES data (Antonakis et al., 2010; Shaver, 2020).</w:t>
       </w:r>
     </w:p>
-    <w:bookmarkEnd w:id="35"/>
-    <w:bookmarkStart w:id="36" w:name="X976281aae9d7cc6accc3a8a15180eec1c0b7e58"/>
+    <w:bookmarkEnd w:id="38"/>
+    <w:bookmarkStart w:id="39" w:name="X976281aae9d7cc6accc3a8a15180eec1c0b7e58"/>
     <w:p>
       <w:pPr>
         <w:pStyle w:val="Heading3"/>
@@ -3388,9 +3467,9 @@
         <w:t xml:space="preserve">of associational evidence (Aguinis et al., 2021; Shaver, 2020).</w:t>
       </w:r>
     </w:p>
-    <w:bookmarkEnd w:id="36"/>
-    <w:bookmarkEnd w:id="37"/>
-    <w:bookmarkStart w:id="45" w:name="X121719332867ee227f0a04b486098cee978c6e6"/>
+    <w:bookmarkEnd w:id="39"/>
+    <w:bookmarkEnd w:id="40"/>
+    <w:bookmarkStart w:id="63" w:name="X121719332867ee227f0a04b486098cee978c6e6"/>
     <w:p>
       <w:pPr>
         <w:pStyle w:val="Heading2"/>
@@ -3455,7 +3534,7 @@
         <w:t xml:space="preserve">/ 20.55), consistent with broader Vietnamese productivity convergence over the period.</w:t>
       </w:r>
     </w:p>
-    <w:bookmarkStart w:id="39" w:name="X0cdd773083ddb6504e3d3ab10ff1c76267ec612"/>
+    <w:bookmarkStart w:id="42" w:name="X0cdd773083ddb6504e3d3ab10ff1c76267ec612"/>
     <w:p>
       <w:pPr>
         <w:pStyle w:val="Heading3"/>
@@ -4100,7 +4179,7 @@
       <w:r>
         <w:t xml:space="preserve"> </w:t>
       </w:r>
-      <w:hyperlink r:id="rId38">
+      <w:hyperlink r:id="rId41">
         <w:r>
           <w:rPr>
             <w:rStyle w:val="Hyperlink"/>
@@ -4365,8 +4444,8 @@
         <w:t xml:space="preserve">higher export intensity rather than uniformly across the export-intensity range.</w:t>
       </w:r>
     </w:p>
-    <w:bookmarkEnd w:id="39"/>
-    <w:bookmarkStart w:id="40" w:name="Xaa4851a9c1b3e08eeca0ab72ae930e2b05bff75"/>
+    <w:bookmarkEnd w:id="42"/>
+    <w:bookmarkStart w:id="55" w:name="Xaa4851a9c1b3e08eeca0ab72ae930e2b05bff75"/>
     <w:p>
       <w:pPr>
         <w:pStyle w:val="Heading3"/>
@@ -4999,7 +5078,46 @@
         <w:pStyle w:val="BodyText"/>
       </w:pPr>
       <w:r>
-        <w:t xml:space="preserve">Figure 2a: Wave 2009 — predicted ln(labour productivity) vs FSTS</w:t>
+        <w:drawing>
+          <wp:inline>
+            <wp:extent cx="5334000" cy="3555999"/>
+            <wp:effectExtent b="0" l="0" r="0" t="0"/>
+            <wp:docPr descr="Figure 2a: Wave 2009 — predicted ln(labour productivity) vs FSTS" title="" id="44" name="Picture"/>
+            <a:graphic>
+              <a:graphicData uri="http://schemas.openxmlformats.org/drawingml/2006/picture">
+                <pic:pic>
+                  <pic:nvPicPr>
+                    <pic:cNvPr descr="figures/vietnam/figure_2a.png" id="45" name="Picture"/>
+                    <pic:cNvPicPr>
+                      <a:picLocks noChangeArrowheads="1" noChangeAspect="1"/>
+                    </pic:cNvPicPr>
+                  </pic:nvPicPr>
+                  <pic:blipFill>
+                    <a:blip r:embed="rId43"/>
+                    <a:stretch>
+                      <a:fillRect/>
+                    </a:stretch>
+                  </pic:blipFill>
+                  <pic:spPr bwMode="auto">
+                    <a:xfrm>
+                      <a:off x="0" y="0"/>
+                      <a:ext cx="5334000" cy="3555999"/>
+                    </a:xfrm>
+                    <a:prstGeom prst="rect">
+                      <a:avLst/>
+                    </a:prstGeom>
+                    <a:noFill/>
+                    <a:ln w="9525">
+                      <a:noFill/>
+                      <a:headEnd/>
+                      <a:tailEnd/>
+                    </a:ln>
+                  </pic:spPr>
+                </pic:pic>
+              </a:graphicData>
+            </a:graphic>
+          </wp:inline>
+        </w:drawing>
       </w:r>
     </w:p>
     <w:p>
@@ -5025,7 +5143,46 @@
         <w:pStyle w:val="BodyText"/>
       </w:pPr>
       <w:r>
-        <w:t xml:space="preserve">Figure 2b: Wave 2015 — predicted ln(labour productivity) vs FSTS</w:t>
+        <w:drawing>
+          <wp:inline>
+            <wp:extent cx="5334000" cy="3555999"/>
+            <wp:effectExtent b="0" l="0" r="0" t="0"/>
+            <wp:docPr descr="Figure 2b: Wave 2015 — predicted ln(labour productivity) vs FSTS" title="" id="47" name="Picture"/>
+            <a:graphic>
+              <a:graphicData uri="http://schemas.openxmlformats.org/drawingml/2006/picture">
+                <pic:pic>
+                  <pic:nvPicPr>
+                    <pic:cNvPr descr="figures/vietnam/figure_2b.png" id="48" name="Picture"/>
+                    <pic:cNvPicPr>
+                      <a:picLocks noChangeArrowheads="1" noChangeAspect="1"/>
+                    </pic:cNvPicPr>
+                  </pic:nvPicPr>
+                  <pic:blipFill>
+                    <a:blip r:embed="rId46"/>
+                    <a:stretch>
+                      <a:fillRect/>
+                    </a:stretch>
+                  </pic:blipFill>
+                  <pic:spPr bwMode="auto">
+                    <a:xfrm>
+                      <a:off x="0" y="0"/>
+                      <a:ext cx="5334000" cy="3555999"/>
+                    </a:xfrm>
+                    <a:prstGeom prst="rect">
+                      <a:avLst/>
+                    </a:prstGeom>
+                    <a:noFill/>
+                    <a:ln w="9525">
+                      <a:noFill/>
+                      <a:headEnd/>
+                      <a:tailEnd/>
+                    </a:ln>
+                  </pic:spPr>
+                </pic:pic>
+              </a:graphicData>
+            </a:graphic>
+          </wp:inline>
+        </w:drawing>
       </w:r>
     </w:p>
     <w:p>
@@ -5051,7 +5208,46 @@
         <w:pStyle w:val="BodyText"/>
       </w:pPr>
       <w:r>
-        <w:t xml:space="preserve">Figure 2c: Wave 2023 — predicted ln(labour productivity) vs FSTS</w:t>
+        <w:drawing>
+          <wp:inline>
+            <wp:extent cx="5334000" cy="3555999"/>
+            <wp:effectExtent b="0" l="0" r="0" t="0"/>
+            <wp:docPr descr="Figure 2c: Wave 2023 — predicted ln(labour productivity) vs FSTS" title="" id="50" name="Picture"/>
+            <a:graphic>
+              <a:graphicData uri="http://schemas.openxmlformats.org/drawingml/2006/picture">
+                <pic:pic>
+                  <pic:nvPicPr>
+                    <pic:cNvPr descr="figures/vietnam/figure_2c.png" id="51" name="Picture"/>
+                    <pic:cNvPicPr>
+                      <a:picLocks noChangeArrowheads="1" noChangeAspect="1"/>
+                    </pic:cNvPicPr>
+                  </pic:nvPicPr>
+                  <pic:blipFill>
+                    <a:blip r:embed="rId49"/>
+                    <a:stretch>
+                      <a:fillRect/>
+                    </a:stretch>
+                  </pic:blipFill>
+                  <pic:spPr bwMode="auto">
+                    <a:xfrm>
+                      <a:off x="0" y="0"/>
+                      <a:ext cx="5334000" cy="3555999"/>
+                    </a:xfrm>
+                    <a:prstGeom prst="rect">
+                      <a:avLst/>
+                    </a:prstGeom>
+                    <a:noFill/>
+                    <a:ln w="9525">
+                      <a:noFill/>
+                      <a:headEnd/>
+                      <a:tailEnd/>
+                    </a:ln>
+                  </pic:spPr>
+                </pic:pic>
+              </a:graphicData>
+            </a:graphic>
+          </wp:inline>
+        </w:drawing>
       </w:r>
     </w:p>
     <w:p>
@@ -5077,7 +5273,46 @@
         <w:pStyle w:val="BodyText"/>
       </w:pPr>
       <w:r>
-        <w:t xml:space="preserve">Figure 2d: Pooled (2009+2015+2023) — predicted ln(labour productivity) vs FSTS</w:t>
+        <w:drawing>
+          <wp:inline>
+            <wp:extent cx="5334000" cy="3555999"/>
+            <wp:effectExtent b="0" l="0" r="0" t="0"/>
+            <wp:docPr descr="Figure 2d: Pooled (2009+2015+2023) — predicted ln(labour productivity) vs FSTS" title="" id="53" name="Picture"/>
+            <a:graphic>
+              <a:graphicData uri="http://schemas.openxmlformats.org/drawingml/2006/picture">
+                <pic:pic>
+                  <pic:nvPicPr>
+                    <pic:cNvPr descr="figures/vietnam/figure_2d.png" id="54" name="Picture"/>
+                    <pic:cNvPicPr>
+                      <a:picLocks noChangeArrowheads="1" noChangeAspect="1"/>
+                    </pic:cNvPicPr>
+                  </pic:nvPicPr>
+                  <pic:blipFill>
+                    <a:blip r:embed="rId52"/>
+                    <a:stretch>
+                      <a:fillRect/>
+                    </a:stretch>
+                  </pic:blipFill>
+                  <pic:spPr bwMode="auto">
+                    <a:xfrm>
+                      <a:off x="0" y="0"/>
+                      <a:ext cx="5334000" cy="3555999"/>
+                    </a:xfrm>
+                    <a:prstGeom prst="rect">
+                      <a:avLst/>
+                    </a:prstGeom>
+                    <a:noFill/>
+                    <a:ln w="9525">
+                      <a:noFill/>
+                      <a:headEnd/>
+                      <a:tailEnd/>
+                    </a:ln>
+                  </pic:spPr>
+                </pic:pic>
+              </a:graphicData>
+            </a:graphic>
+          </wp:inline>
+        </w:drawing>
       </w:r>
     </w:p>
     <w:p>
@@ -5098,8 +5333,8 @@
         <w:t xml:space="preserve">Predicted ln(labour productivity) as a function of FSTS for the pooled sample (M2). Turning point ≈ 40% FSTS (Lind-Mehlum p &lt; .001).</w:t>
       </w:r>
     </w:p>
-    <w:bookmarkEnd w:id="40"/>
-    <w:bookmarkStart w:id="41" w:name="X41c3dce096fbfa1c0be6a58d0741b2aa56fb860"/>
+    <w:bookmarkEnd w:id="55"/>
+    <w:bookmarkStart w:id="59" w:name="X41c3dce096fbfa1c0be6a58d0741b2aa56fb860"/>
     <w:p>
       <w:pPr>
         <w:pStyle w:val="Heading3"/>
@@ -5279,7 +5514,46 @@
         <w:pStyle w:val="BodyText"/>
       </w:pPr>
       <w:r>
-        <w:t xml:space="preserve">Figure 3: Moderator marginal effects — TCI and DAI interactions with FSTS (Vietnam)</w:t>
+        <w:drawing>
+          <wp:inline>
+            <wp:extent cx="5334000" cy="2226365"/>
+            <wp:effectExtent b="0" l="0" r="0" t="0"/>
+            <wp:docPr descr="Figure 3: Moderator marginal effects — TCI and DAI interactions with FSTS (Vietnam)" title="" id="57" name="Picture"/>
+            <a:graphic>
+              <a:graphicData uri="http://schemas.openxmlformats.org/drawingml/2006/picture">
+                <pic:pic>
+                  <pic:nvPicPr>
+                    <pic:cNvPr descr="figures/vietnam/figure_3_moderator_marginals.png" id="58" name="Picture"/>
+                    <pic:cNvPicPr>
+                      <a:picLocks noChangeArrowheads="1" noChangeAspect="1"/>
+                    </pic:cNvPicPr>
+                  </pic:nvPicPr>
+                  <pic:blipFill>
+                    <a:blip r:embed="rId56"/>
+                    <a:stretch>
+                      <a:fillRect/>
+                    </a:stretch>
+                  </pic:blipFill>
+                  <pic:spPr bwMode="auto">
+                    <a:xfrm>
+                      <a:off x="0" y="0"/>
+                      <a:ext cx="5334000" cy="2226365"/>
+                    </a:xfrm>
+                    <a:prstGeom prst="rect">
+                      <a:avLst/>
+                    </a:prstGeom>
+                    <a:noFill/>
+                    <a:ln w="9525">
+                      <a:noFill/>
+                      <a:headEnd/>
+                      <a:tailEnd/>
+                    </a:ln>
+                  </pic:spPr>
+                </pic:pic>
+              </a:graphicData>
+            </a:graphic>
+          </wp:inline>
+        </w:drawing>
       </w:r>
     </w:p>
     <w:p>
@@ -5300,8 +5574,8 @@
         <w:t xml:space="preserve">Marginal effects of TCI_z and DAI_z on ln(labour productivity) across FSTS levels (M7/M8). TCI shows a stable positive level-shift across waves; DAI moderation is wave-specific, with the 2023 interaction showing attenuation at high FSTS (Type I moderation: slope-flattening, shape preserved).</w:t>
       </w:r>
     </w:p>
-    <w:bookmarkEnd w:id="41"/>
-    <w:bookmarkStart w:id="42" w:name="X3b4c7e0874095eca8ced8b4f3eaf74e392e9461"/>
+    <w:bookmarkEnd w:id="59"/>
+    <w:bookmarkStart w:id="60" w:name="X3b4c7e0874095eca8ced8b4f3eaf74e392e9461"/>
     <w:p>
       <w:pPr>
         <w:pStyle w:val="Heading3"/>
@@ -5372,8 +5646,8 @@
         <w:t xml:space="preserve">Table 3 summarises the directional interpretation of the focal coefficients from the full specifications by wave and for the pooled sample.</w:t>
       </w:r>
     </w:p>
-    <w:bookmarkEnd w:id="42"/>
-    <w:bookmarkStart w:id="44" w:name="Xa4c02e0b9d1c1dfbd229ca8e93a765eb24721f0"/>
+    <w:bookmarkEnd w:id="60"/>
+    <w:bookmarkStart w:id="62" w:name="Xa4c02e0b9d1c1dfbd229ca8e93a765eb24721f0"/>
     <w:p>
       <w:pPr>
         <w:pStyle w:val="Heading3"/>
@@ -5654,7 +5928,7 @@
         <w:t xml:space="preserve">turning-point magnitude.</w:t>
       </w:r>
     </w:p>
-    <w:bookmarkStart w:id="43" w:name="robustness-to-endogeneity-and-selection"/>
+    <w:bookmarkStart w:id="61" w:name="robustness-to-endogeneity-and-selection"/>
     <w:p>
       <w:pPr>
         <w:pStyle w:val="Heading4"/>
@@ -17076,7 +17350,7 @@
       <w:r>
         <w:t xml:space="preserve"> </w:t>
       </w:r>
-      <w:hyperlink r:id="rId38">
+      <w:hyperlink r:id="rId41">
         <w:r>
           <w:rPr>
             <w:rStyle w:val="Hyperlink"/>
@@ -17747,10 +18021,10 @@
         <w:t xml:space="preserve">Cross-wave coefficient equality tests following Paternoster et al. (1998). Failure to reject indicates coefficient stability across waves. FSTSc and FSTSc² comparisons support wave-specific heterogeneity in TCI and DAI direct effects but not in the I–P curvature parameters. Turning points (already reported in Table 5 above) are derived from M2 (lnLP = β₀ + β₁ FSTS_c + β₂ FSTS_c² + controls + sector FE [+ wave FE in pooled]) back-transformed to the raw FSTS scale; 95% CI uses the delta method; Lind–Mehlum p-values follow the Sasabuchi-style endpoint test (Lind and Mehlum, 2010). Source: WBES Vietnam 2009, 2015, 2023; authors' calculations.</w:t>
       </w:r>
     </w:p>
-    <w:bookmarkEnd w:id="43"/>
-    <w:bookmarkEnd w:id="44"/>
-    <w:bookmarkEnd w:id="45"/>
-    <w:bookmarkStart w:id="51" w:name="X735612638e4e736e4693e459c258977262c0dfc"/>
+    <w:bookmarkEnd w:id="61"/>
+    <w:bookmarkEnd w:id="62"/>
+    <w:bookmarkEnd w:id="63"/>
+    <w:bookmarkStart w:id="69" w:name="X735612638e4e736e4693e459c258977262c0dfc"/>
     <w:p>
       <w:pPr>
         <w:pStyle w:val="Heading2"/>
@@ -17780,7 +18054,7 @@
         <w:t xml:space="preserve">, 2026). This corroboration strengthens the interpretation that moderate export intensity generates genuine productivity gains in Vietnamese firms — not merely a compositional artefact of positive selection into exporting.</w:t>
       </w:r>
     </w:p>
-    <w:bookmarkStart w:id="46" w:name="Xa5f80b6bc0b8dd7b33d639445ac723c1ee9ad4a"/>
+    <w:bookmarkStart w:id="64" w:name="Xa5f80b6bc0b8dd7b33d639445ac723c1ee9ad4a"/>
     <w:p>
       <w:pPr>
         <w:pStyle w:val="Heading3"/>
@@ -17853,8 +18127,8 @@
         <w:t xml:space="preserve">stand in the broader trajectory of internationalisation and transition, as captured in repeated cross-sectional snapshots rather than within-firm longitudinal records.</w:t>
       </w:r>
     </w:p>
-    <w:bookmarkEnd w:id="46"/>
-    <w:bookmarkStart w:id="47" w:name="Xa30cb53845d80e9f381e97d931a6564a08369b5"/>
+    <w:bookmarkEnd w:id="64"/>
+    <w:bookmarkStart w:id="65" w:name="Xa30cb53845d80e9f381e97d931a6564a08369b5"/>
     <w:p>
       <w:pPr>
         <w:pStyle w:val="Heading3"/>
@@ -18065,8 +18339,8 @@
         <w:t xml:space="preserve">a single label.</w:t>
       </w:r>
     </w:p>
-    <w:bookmarkEnd w:id="47"/>
-    <w:bookmarkStart w:id="48" w:name="X946dfeb74c2174371e94edd51e868f8bb309c10"/>
+    <w:bookmarkEnd w:id="65"/>
+    <w:bookmarkStart w:id="66" w:name="X946dfeb74c2174371e94edd51e868f8bb309c10"/>
     <w:p>
       <w:pPr>
         <w:pStyle w:val="Heading3"/>
@@ -18369,8 +18643,8 @@
         <w:t xml:space="preserve">indistinguishable across waves.</w:t>
       </w:r>
     </w:p>
-    <w:bookmarkEnd w:id="48"/>
-    <w:bookmarkStart w:id="49" w:name="Xd9a4ebc909e2b14dcfe03b7b8686207326328b4"/>
+    <w:bookmarkEnd w:id="66"/>
+    <w:bookmarkStart w:id="67" w:name="Xd9a4ebc909e2b14dcfe03b7b8686207326328b4"/>
     <w:p>
       <w:pPr>
         <w:pStyle w:val="Heading3"/>
@@ -18489,8 +18763,8 @@
         <w:t xml:space="preserve">Two cross-cutting principles emerge. First, managers should avoid conflating basic digital adoption with deeper technological capability — the constructs do not behave identically across periods or under identification-robust estimation, and Tier-1 digital expenditure does not substitute for the foreign-technology, standards, and process-integration investments that the TCI channel reflects. Second, allocation decisions should be staged against the empirically identified thresholds rather than against generic digital-transformation prescriptions: investment in incremental Tier-1 presence at high export intensity may absorb scarce capital with limited productivity return, while investment in TCI-channel capability around the 39–46 % band corresponds to where the cross-wave evidence is most consistent with a productivity-enhancing effect. The threshold-conditioned framing translates the step-function and Tier-1 saturation findings into actionable allocation guidance without overstating the causal status of the cross-sectional coefficients.</w:t>
       </w:r>
     </w:p>
-    <w:bookmarkEnd w:id="49"/>
-    <w:bookmarkStart w:id="50" w:name="X0d482379a65faf52764848d2b168aee0725ece4"/>
+    <w:bookmarkEnd w:id="67"/>
+    <w:bookmarkStart w:id="68" w:name="X0d482379a65faf52764848d2b168aee0725ece4"/>
     <w:p>
       <w:pPr>
         <w:pStyle w:val="Heading3"/>
@@ -18666,9 +18940,9 @@
         <w:t xml:space="preserve">, 2026), suggesting that the ascending limb documented in the WBES microdata reflects in part the economy-wide gains from trade opening that firm-level capability investments convert into sustained productivity advantage.</w:t>
       </w:r>
     </w:p>
-    <w:bookmarkEnd w:id="50"/>
-    <w:bookmarkEnd w:id="51"/>
-    <w:bookmarkStart w:id="52" w:name="Xf3d63d3bef15b3e862b66ed5bd48a577996a1bc"/>
+    <w:bookmarkEnd w:id="68"/>
+    <w:bookmarkEnd w:id="69"/>
+    <w:bookmarkStart w:id="70" w:name="Xf3d63d3bef15b3e862b66ed5bd48a577996a1bc"/>
     <w:p>
       <w:pPr>
         <w:pStyle w:val="Heading2"/>
@@ -18847,8 +19121,8 @@
         <w:t xml:space="preserve">Sixth, the analysis is limited to Vietnam as a single transitional economy at a particular stage of its digital and institutional development. Understanding how the DAI moderation pattern documented here — negative at high export intensity under Tier-1-only adoption — compares with patterns in other emerging markets at different institutional stages, or with patterns in digitally advanced economies where the same interaction is predicted to be positive, requires cross-setting comparative designs that systematically vary institutional transaction costs and digital infrastructure quality. Such designs would also allow more direct tests of the context-contingent framing developed in §2.1.</w:t>
       </w:r>
     </w:p>
-    <w:bookmarkEnd w:id="52"/>
-    <w:bookmarkStart w:id="53" w:name="X19cad7d15381a9dfa000caf49ac5c69889e188d"/>
+    <w:bookmarkEnd w:id="70"/>
+    <w:bookmarkStart w:id="71" w:name="X19cad7d15381a9dfa000caf49ac5c69889e188d"/>
     <w:p>
       <w:pPr>
         <w:pStyle w:val="Heading2"/>
@@ -18881,8 +19155,8 @@
         <w:t xml:space="preserve">The results also suggest that technological capability and the baseline website-presence indicator should not be treated as interchangeable, and that conflating them under a single "digital adoption" or "digital transformation" label would obscure their differing identification properties. Technological capability is comparatively stable and identification-robust across specifications. The baseline DAI_z control is more wave-sensitive and attenuates to a null under instrumental-variable estimation, consistent with Tier-1 proxy obsolescence as website ownership diffuses to near-universal levels in the Vietnamese firm population. Within the constraint of a single binary website indicator, this paper makes no claim about dynamic digital capability moderation; any such test awaits richer Tier 2–4 indicators not currently available cross-wave in the WBES Vietnam instrument.</w:t>
       </w:r>
     </w:p>
-    <w:bookmarkEnd w:id="53"/>
-    <w:bookmarkStart w:id="54" w:name="conflict-of-interest"/>
+    <w:bookmarkEnd w:id="71"/>
+    <w:bookmarkStart w:id="72" w:name="conflict-of-interest"/>
     <w:p>
       <w:pPr>
         <w:pStyle w:val="Heading2"/>
@@ -18899,8 +19173,8 @@
         <w:t xml:space="preserve">The authors declare no conflict of interest.</w:t>
       </w:r>
     </w:p>
-    <w:bookmarkEnd w:id="54"/>
-    <w:bookmarkStart w:id="55" w:name="funding"/>
+    <w:bookmarkEnd w:id="72"/>
+    <w:bookmarkStart w:id="73" w:name="funding"/>
     <w:p>
       <w:pPr>
         <w:pStyle w:val="Heading2"/>
@@ -18923,8 +19197,8 @@
         <w:t xml:space="preserve">not-for-profit sectors.</w:t>
       </w:r>
     </w:p>
-    <w:bookmarkEnd w:id="55"/>
-    <w:bookmarkStart w:id="56" w:name="data-availability-statement"/>
+    <w:bookmarkEnd w:id="73"/>
+    <w:bookmarkStart w:id="74" w:name="data-availability-statement"/>
     <w:p>
       <w:pPr>
         <w:pStyle w:val="Heading2"/>
@@ -18971,8 +19245,8 @@
         <w:t xml:space="preserve">and may be shared to the extent permitted by the data-access terms.</w:t>
       </w:r>
     </w:p>
-    <w:bookmarkEnd w:id="56"/>
-    <w:bookmarkStart w:id="57" w:name="ethics-statement"/>
+    <w:bookmarkEnd w:id="74"/>
+    <w:bookmarkStart w:id="75" w:name="ethics-statement"/>
     <w:p>
       <w:pPr>
         <w:pStyle w:val="Heading2"/>
@@ -18989,8 +19263,8 @@
         <w:t xml:space="preserve">This study uses secondary, de-identified, firm-level data from the World Bank Enterprise Surveys. It does not involve human participants, identifiable personal data, animals, or biological samples, and therefore did not require institutional ethical approval. The research was conducted in accordance with the data-access terms of the World Bank Enterprise Surveys.</w:t>
       </w:r>
     </w:p>
-    <w:bookmarkEnd w:id="57"/>
-    <w:bookmarkStart w:id="58" w:name="X799c23334c5944d058eaf15944a1408ff96b683"/>
+    <w:bookmarkEnd w:id="75"/>
+    <w:bookmarkStart w:id="76" w:name="X799c23334c5944d058eaf15944a1408ff96b683"/>
     <w:p>
       <w:pPr>
         <w:pStyle w:val="Heading2"/>
@@ -19007,8 +19281,8 @@
         <w:t xml:space="preserve">In preparing this manuscript, the author(s) used Grammarly, a writing-assistance tool, to help correct spelling, grammar, and punctuation in the author(s)' own original text. No generative artificial-intelligence tool was used to generate, draft, or create any substantive content, analysis, or interpretation. All conceptual framing, hypothesis development, empirical analysis, results interpretation, and final wording were produced by the human author(s), who take full responsibility for the content of the publication.</w:t>
       </w:r>
     </w:p>
-    <w:bookmarkEnd w:id="58"/>
-    <w:bookmarkStart w:id="59" w:name="acknowledgements"/>
+    <w:bookmarkEnd w:id="76"/>
+    <w:bookmarkStart w:id="77" w:name="acknowledgements"/>
     <w:p>
       <w:pPr>
         <w:pStyle w:val="Heading2"/>
@@ -19025,8 +19299,8 @@
         <w:t xml:space="preserve">[Acknowledgements removed for blind review; see separately submitted Title Page.]</w:t>
       </w:r>
     </w:p>
-    <w:bookmarkEnd w:id="59"/>
-    <w:bookmarkStart w:id="60" w:name="supplementary-materials"/>
+    <w:bookmarkEnd w:id="77"/>
+    <w:bookmarkStart w:id="78" w:name="supplementary-materials"/>
     <w:p>
       <w:pPr>
         <w:pStyle w:val="Heading2"/>
@@ -19078,8 +19352,8 @@
         </w:pict>
       </w:r>
     </w:p>
-    <w:bookmarkEnd w:id="60"/>
-    <w:bookmarkStart w:id="114" w:name="references"/>
+    <w:bookmarkEnd w:id="78"/>
+    <w:bookmarkStart w:id="132" w:name="references"/>
     <w:p>
       <w:pPr>
         <w:pStyle w:val="Heading2"/>
@@ -19119,7 +19393,7 @@
       <w:r>
         <w:t xml:space="preserve"> </w:t>
       </w:r>
-      <w:hyperlink r:id="rId61">
+      <w:hyperlink r:id="rId79">
         <w:r>
           <w:rPr>
             <w:rStyle w:val="Hyperlink"/>
@@ -19151,7 +19425,7 @@
       <w:r>
         <w:t xml:space="preserve"> </w:t>
       </w:r>
-      <w:hyperlink r:id="rId62">
+      <w:hyperlink r:id="rId80">
         <w:r>
           <w:rPr>
             <w:rStyle w:val="Hyperlink"/>
@@ -19183,7 +19457,7 @@
       <w:r>
         <w:t xml:space="preserve"> </w:t>
       </w:r>
-      <w:hyperlink r:id="rId63">
+      <w:hyperlink r:id="rId81">
         <w:r>
           <w:rPr>
             <w:rStyle w:val="Hyperlink"/>
@@ -19223,7 +19497,7 @@
       <w:r>
         <w:t xml:space="preserve"> </w:t>
       </w:r>
-      <w:hyperlink r:id="rId64">
+      <w:hyperlink r:id="rId82">
         <w:r>
           <w:rPr>
             <w:rStyle w:val="Hyperlink"/>
@@ -19255,7 +19529,7 @@
       <w:r>
         <w:t xml:space="preserve"> </w:t>
       </w:r>
-      <w:hyperlink r:id="rId65">
+      <w:hyperlink r:id="rId83">
         <w:r>
           <w:rPr>
             <w:rStyle w:val="Hyperlink"/>
@@ -19287,7 +19561,7 @@
       <w:r>
         <w:t xml:space="preserve"> </w:t>
       </w:r>
-      <w:hyperlink r:id="rId66">
+      <w:hyperlink r:id="rId84">
         <w:r>
           <w:rPr>
             <w:rStyle w:val="Hyperlink"/>
@@ -19319,7 +19593,7 @@
       <w:r>
         <w:t xml:space="preserve"> </w:t>
       </w:r>
-      <w:hyperlink r:id="rId67">
+      <w:hyperlink r:id="rId85">
         <w:r>
           <w:rPr>
             <w:rStyle w:val="Hyperlink"/>
@@ -19351,7 +19625,7 @@
       <w:r>
         <w:t xml:space="preserve"> </w:t>
       </w:r>
-      <w:hyperlink r:id="rId68">
+      <w:hyperlink r:id="rId86">
         <w:r>
           <w:rPr>
             <w:rStyle w:val="Hyperlink"/>
@@ -19383,7 +19657,7 @@
       <w:r>
         <w:t xml:space="preserve"> </w:t>
       </w:r>
-      <w:hyperlink r:id="rId69">
+      <w:hyperlink r:id="rId87">
         <w:r>
           <w:rPr>
             <w:rStyle w:val="Hyperlink"/>
@@ -19415,7 +19689,7 @@
       <w:r>
         <w:t xml:space="preserve"> </w:t>
       </w:r>
-      <w:hyperlink r:id="rId70">
+      <w:hyperlink r:id="rId88">
         <w:r>
           <w:rPr>
             <w:rStyle w:val="Hyperlink"/>
@@ -19447,7 +19721,7 @@
       <w:r>
         <w:t xml:space="preserve"> </w:t>
       </w:r>
-      <w:hyperlink r:id="rId71">
+      <w:hyperlink r:id="rId89">
         <w:r>
           <w:rPr>
             <w:rStyle w:val="Hyperlink"/>
@@ -19479,7 +19753,7 @@
       <w:r>
         <w:t xml:space="preserve"> </w:t>
       </w:r>
-      <w:hyperlink r:id="rId72">
+      <w:hyperlink r:id="rId90">
         <w:r>
           <w:rPr>
             <w:rStyle w:val="Hyperlink"/>
@@ -19511,7 +19785,7 @@
       <w:r>
         <w:t xml:space="preserve"> </w:t>
       </w:r>
-      <w:hyperlink r:id="rId73">
+      <w:hyperlink r:id="rId91">
         <w:r>
           <w:rPr>
             <w:rStyle w:val="Hyperlink"/>
@@ -19543,7 +19817,7 @@
       <w:r>
         <w:t xml:space="preserve"> </w:t>
       </w:r>
-      <w:hyperlink r:id="rId74">
+      <w:hyperlink r:id="rId92">
         <w:r>
           <w:rPr>
             <w:rStyle w:val="Hyperlink"/>
@@ -19578,7 +19852,7 @@
       <w:r>
         <w:t xml:space="preserve"> </w:t>
       </w:r>
-      <w:hyperlink r:id="rId75">
+      <w:hyperlink r:id="rId93">
         <w:r>
           <w:rPr>
             <w:rStyle w:val="Hyperlink"/>
@@ -19610,7 +19884,7 @@
       <w:r>
         <w:t xml:space="preserve"> </w:t>
       </w:r>
-      <w:hyperlink r:id="rId76">
+      <w:hyperlink r:id="rId94">
         <w:r>
           <w:rPr>
             <w:rStyle w:val="Hyperlink"/>
@@ -19642,7 +19916,7 @@
       <w:r>
         <w:t xml:space="preserve"> </w:t>
       </w:r>
-      <w:hyperlink r:id="rId77">
+      <w:hyperlink r:id="rId95">
         <w:r>
           <w:rPr>
             <w:rStyle w:val="Hyperlink"/>
@@ -19674,7 +19948,7 @@
       <w:r>
         <w:t xml:space="preserve"> </w:t>
       </w:r>
-      <w:hyperlink r:id="rId78">
+      <w:hyperlink r:id="rId96">
         <w:r>
           <w:rPr>
             <w:rStyle w:val="Hyperlink"/>
@@ -19706,7 +19980,7 @@
       <w:r>
         <w:t xml:space="preserve"> </w:t>
       </w:r>
-      <w:hyperlink r:id="rId79">
+      <w:hyperlink r:id="rId97">
         <w:r>
           <w:rPr>
             <w:rStyle w:val="Hyperlink"/>
@@ -19738,7 +20012,7 @@
       <w:r>
         <w:t xml:space="preserve"> </w:t>
       </w:r>
-      <w:hyperlink r:id="rId80">
+      <w:hyperlink r:id="rId98">
         <w:r>
           <w:rPr>
             <w:rStyle w:val="Hyperlink"/>
@@ -19770,7 +20044,7 @@
       <w:r>
         <w:t xml:space="preserve"> </w:t>
       </w:r>
-      <w:hyperlink r:id="rId81">
+      <w:hyperlink r:id="rId99">
         <w:r>
           <w:rPr>
             <w:rStyle w:val="Hyperlink"/>
@@ -19805,7 +20079,7 @@
       <w:r>
         <w:t xml:space="preserve"> </w:t>
       </w:r>
-      <w:hyperlink r:id="rId82">
+      <w:hyperlink r:id="rId100">
         <w:r>
           <w:rPr>
             <w:rStyle w:val="Hyperlink"/>
@@ -19843,7 +20117,7 @@
       <w:r>
         <w:t xml:space="preserve"> </w:t>
       </w:r>
-      <w:hyperlink r:id="rId83">
+      <w:hyperlink r:id="rId101">
         <w:r>
           <w:rPr>
             <w:rStyle w:val="Hyperlink"/>
@@ -19875,7 +20149,7 @@
       <w:r>
         <w:t xml:space="preserve"> </w:t>
       </w:r>
-      <w:hyperlink r:id="rId84">
+      <w:hyperlink r:id="rId102">
         <w:r>
           <w:rPr>
             <w:rStyle w:val="Hyperlink"/>
@@ -19907,7 +20181,7 @@
       <w:r>
         <w:t xml:space="preserve"> </w:t>
       </w:r>
-      <w:hyperlink r:id="rId85">
+      <w:hyperlink r:id="rId103">
         <w:r>
           <w:rPr>
             <w:rStyle w:val="Hyperlink"/>
@@ -19939,7 +20213,7 @@
       <w:r>
         <w:t xml:space="preserve"> </w:t>
       </w:r>
-      <w:hyperlink r:id="rId86">
+      <w:hyperlink r:id="rId104">
         <w:r>
           <w:rPr>
             <w:rStyle w:val="Hyperlink"/>
@@ -19971,7 +20245,7 @@
       <w:r>
         <w:t xml:space="preserve"> </w:t>
       </w:r>
-      <w:hyperlink r:id="rId87">
+      <w:hyperlink r:id="rId105">
         <w:r>
           <w:rPr>
             <w:rStyle w:val="Hyperlink"/>
@@ -20003,7 +20277,7 @@
       <w:r>
         <w:t xml:space="preserve"> </w:t>
       </w:r>
-      <w:hyperlink r:id="rId88">
+      <w:hyperlink r:id="rId106">
         <w:r>
           <w:rPr>
             <w:rStyle w:val="Hyperlink"/>
@@ -20035,7 +20309,7 @@
       <w:r>
         <w:t xml:space="preserve"> </w:t>
       </w:r>
-      <w:hyperlink r:id="rId89">
+      <w:hyperlink r:id="rId107">
         <w:r>
           <w:rPr>
             <w:rStyle w:val="Hyperlink"/>
@@ -20067,7 +20341,7 @@
       <w:r>
         <w:t xml:space="preserve"> </w:t>
       </w:r>
-      <w:hyperlink r:id="rId90">
+      <w:hyperlink r:id="rId108">
         <w:r>
           <w:rPr>
             <w:rStyle w:val="Hyperlink"/>
@@ -20099,7 +20373,7 @@
       <w:r>
         <w:t xml:space="preserve"> </w:t>
       </w:r>
-      <w:hyperlink r:id="rId91">
+      <w:hyperlink r:id="rId109">
         <w:r>
           <w:rPr>
             <w:rStyle w:val="Hyperlink"/>
@@ -20131,7 +20405,7 @@
       <w:r>
         <w:t xml:space="preserve"> </w:t>
       </w:r>
-      <w:hyperlink r:id="rId92">
+      <w:hyperlink r:id="rId110">
         <w:r>
           <w:rPr>
             <w:rStyle w:val="Hyperlink"/>
@@ -20163,7 +20437,7 @@
       <w:r>
         <w:t xml:space="preserve"> </w:t>
       </w:r>
-      <w:hyperlink r:id="rId93">
+      <w:hyperlink r:id="rId111">
         <w:r>
           <w:rPr>
             <w:rStyle w:val="Hyperlink"/>
@@ -20195,7 +20469,7 @@
       <w:r>
         <w:t xml:space="preserve"> </w:t>
       </w:r>
-      <w:hyperlink r:id="rId94">
+      <w:hyperlink r:id="rId112">
         <w:r>
           <w:rPr>
             <w:rStyle w:val="Hyperlink"/>
@@ -20227,7 +20501,7 @@
       <w:r>
         <w:t xml:space="preserve"> </w:t>
       </w:r>
-      <w:hyperlink r:id="rId95">
+      <w:hyperlink r:id="rId113">
         <w:r>
           <w:rPr>
             <w:rStyle w:val="Hyperlink"/>
@@ -20246,7 +20520,7 @@
       <w:r>
         <w:t xml:space="preserve"> </w:t>
       </w:r>
-      <w:hyperlink r:id="rId96">
+      <w:hyperlink r:id="rId114">
         <w:r>
           <w:rPr>
             <w:rStyle w:val="Hyperlink"/>
@@ -20284,7 +20558,7 @@
       <w:r>
         <w:t xml:space="preserve"> </w:t>
       </w:r>
-      <w:hyperlink r:id="rId97">
+      <w:hyperlink r:id="rId115">
         <w:r>
           <w:rPr>
             <w:rStyle w:val="Hyperlink"/>
@@ -20316,7 +20590,7 @@
       <w:r>
         <w:t xml:space="preserve"> </w:t>
       </w:r>
-      <w:hyperlink r:id="rId98">
+      <w:hyperlink r:id="rId116">
         <w:r>
           <w:rPr>
             <w:rStyle w:val="Hyperlink"/>
@@ -20348,7 +20622,7 @@
       <w:r>
         <w:t xml:space="preserve"> </w:t>
       </w:r>
-      <w:hyperlink r:id="rId99">
+      <w:hyperlink r:id="rId117">
         <w:r>
           <w:rPr>
             <w:rStyle w:val="Hyperlink"/>
@@ -20380,7 +20654,7 @@
       <w:r>
         <w:t xml:space="preserve"> </w:t>
       </w:r>
-      <w:hyperlink r:id="rId100">
+      <w:hyperlink r:id="rId118">
         <w:r>
           <w:rPr>
             <w:rStyle w:val="Hyperlink"/>
@@ -20412,7 +20686,7 @@
       <w:r>
         <w:t xml:space="preserve"> </w:t>
       </w:r>
-      <w:hyperlink r:id="rId101">
+      <w:hyperlink r:id="rId119">
         <w:r>
           <w:rPr>
             <w:rStyle w:val="Hyperlink"/>
@@ -20444,7 +20718,7 @@
       <w:r>
         <w:t xml:space="preserve"> </w:t>
       </w:r>
-      <w:hyperlink r:id="rId102">
+      <w:hyperlink r:id="rId120">
         <w:r>
           <w:rPr>
             <w:rStyle w:val="Hyperlink"/>
@@ -20476,7 +20750,7 @@
       <w:r>
         <w:t xml:space="preserve"> </w:t>
       </w:r>
-      <w:hyperlink r:id="rId103">
+      <w:hyperlink r:id="rId121">
         <w:r>
           <w:rPr>
             <w:rStyle w:val="Hyperlink"/>
@@ -20508,7 +20782,7 @@
       <w:r>
         <w:t xml:space="preserve"> </w:t>
       </w:r>
-      <w:hyperlink r:id="rId104">
+      <w:hyperlink r:id="rId122">
         <w:r>
           <w:rPr>
             <w:rStyle w:val="Hyperlink"/>
@@ -20540,7 +20814,7 @@
       <w:r>
         <w:t xml:space="preserve"> </w:t>
       </w:r>
-      <w:hyperlink r:id="rId105">
+      <w:hyperlink r:id="rId123">
         <w:r>
           <w:rPr>
             <w:rStyle w:val="Hyperlink"/>
@@ -20572,7 +20846,7 @@
       <w:r>
         <w:t xml:space="preserve"> </w:t>
       </w:r>
-      <w:hyperlink r:id="rId106">
+      <w:hyperlink r:id="rId124">
         <w:r>
           <w:rPr>
             <w:rStyle w:val="Hyperlink"/>
@@ -20604,7 +20878,7 @@
       <w:r>
         <w:t xml:space="preserve"> </w:t>
       </w:r>
-      <w:hyperlink r:id="rId107">
+      <w:hyperlink r:id="rId125">
         <w:r>
           <w:rPr>
             <w:rStyle w:val="Hyperlink"/>
@@ -20657,7 +20931,7 @@
       <w:r>
         <w:t xml:space="preserve"> </w:t>
       </w:r>
-      <w:hyperlink r:id="rId108">
+      <w:hyperlink r:id="rId126">
         <w:r>
           <w:rPr>
             <w:rStyle w:val="Hyperlink"/>
@@ -20710,7 +20984,7 @@
       <w:r>
         <w:t xml:space="preserve"> </w:t>
       </w:r>
-      <w:hyperlink r:id="rId109">
+      <w:hyperlink r:id="rId127">
         <w:r>
           <w:rPr>
             <w:rStyle w:val="Hyperlink"/>
@@ -20748,7 +21022,7 @@
       <w:r>
         <w:t xml:space="preserve"> </w:t>
       </w:r>
-      <w:hyperlink r:id="rId109">
+      <w:hyperlink r:id="rId127">
         <w:r>
           <w:rPr>
             <w:rStyle w:val="Hyperlink"/>
@@ -20786,7 +21060,7 @@
       <w:r>
         <w:t xml:space="preserve"> </w:t>
       </w:r>
-      <w:hyperlink r:id="rId109">
+      <w:hyperlink r:id="rId127">
         <w:r>
           <w:rPr>
             <w:rStyle w:val="Hyperlink"/>
@@ -20827,7 +21101,7 @@
       <w:r>
         <w:t xml:space="preserve"> </w:t>
       </w:r>
-      <w:hyperlink r:id="rId110">
+      <w:hyperlink r:id="rId128">
         <w:r>
           <w:rPr>
             <w:rStyle w:val="Hyperlink"/>
@@ -20865,7 +21139,7 @@
       <w:r>
         <w:t xml:space="preserve"> </w:t>
       </w:r>
-      <w:hyperlink r:id="rId111">
+      <w:hyperlink r:id="rId129">
         <w:r>
           <w:rPr>
             <w:rStyle w:val="Hyperlink"/>
@@ -20897,7 +21171,7 @@
       <w:r>
         <w:t xml:space="preserve"> </w:t>
       </w:r>
-      <w:hyperlink r:id="rId112">
+      <w:hyperlink r:id="rId130">
         <w:r>
           <w:rPr>
             <w:rStyle w:val="Hyperlink"/>
@@ -20929,7 +21203,7 @@
       <w:r>
         <w:t xml:space="preserve"> </w:t>
       </w:r>
-      <w:hyperlink r:id="rId113">
+      <w:hyperlink r:id="rId131">
         <w:r>
           <w:rPr>
             <w:rStyle w:val="Hyperlink"/>
@@ -20938,8 +21212,8 @@
         </w:r>
       </w:hyperlink>
     </w:p>
-    <w:bookmarkEnd w:id="114"/>
-    <w:bookmarkEnd w:id="115"/>
+    <w:bookmarkEnd w:id="132"/>
+    <w:bookmarkEnd w:id="133"/>
     <w:sectPr/>
   </w:body>
 </w:document>

--- a/p3/submission/jed_package/01_manuscript_blinded.docx
+++ b/p3/submission/jed_package/01_manuscript_blinded.docx
@@ -92,7 +92,7 @@
         <w:t xml:space="preserve"> </w:t>
       </w:r>
       <w:r>
-        <w:t xml:space="preserve">6 (Figure 1 conceptual model; Figures 2a–2d wave-specific FSTS curves; Figure 3 moderator marginal effects — TCI and DAI interactions with FSTS).</w:t>
+        <w:t xml:space="preserve">6 (Figure 1 conceptual model; Figures 2a–2d wave-specific FSTS curves; Figure 3 moderator marginal effects, TCI and DAI interactions with FSTS).</w:t>
       </w:r>
     </w:p>
     <w:p>
@@ -162,7 +162,7 @@
         <w:t xml:space="preserve"> </w:t>
       </w:r>
       <w:r>
-        <w:t xml:space="preserve">An inverted-U between export intensity and labour productivity holds across all three waves, with turning points clustered between 39% and 46% — a durable band over 14 years. The nonlinearity reflects a participation-margin effect: on exporters only, the quadratic term loses significance. TCI positively moderates productivity and the I–P curvature across waves. The website indicator follows a proxy-obsolescence trajectory: positive in 2009, null in 2015, negatively interactive in 2023.</w:t>
+        <w:t xml:space="preserve">An inverted-U between export intensity and labour productivity holds across all three waves, with turning points clustered between 39% and 46%, a durable band over 14 years. The nonlinearity reflects a participation-margin effect: on exporters only, the quadratic term loses significance. TCI positively moderates productivity and the I–P curvature across waves. The website indicator follows a proxy-obsolescence trajectory: positive in 2009, null in 2015, negatively interactive in 2023.</w:t>
       </w:r>
     </w:p>
     <w:p>
@@ -566,7 +566,7 @@
         <w:pStyle w:val="BodyText"/>
       </w:pPr>
       <w:r>
-        <w:t xml:space="preserve">A central empirical regularity that emerges from this design is that the inverted-U observed in the full sample is fundamentally driven by the participation margin — the productivity gap between firms that cross from non-exporting to any positive export intensity — rather than by saturation of coordination costs within the exporter subsample. Once participation is netted out, the within-exporter intensity curvature is statistically indistinguishable from flat. The Vietnamese pattern therefore reads as a</w:t>
+        <w:t xml:space="preserve">A central empirical regularity that emerges from this design is that the inverted-U observed in the full sample is fundamentally driven by the participation margin, the productivity gap between firms that cross from non-exporting to any positive export intensity, rather than by saturation of coordination costs within the exporter subsample. Once participation is netted out, the within-exporter intensity curvature is statistically indistinguishable from flat. The Vietnamese pattern therefore reads as a</w:t>
       </w:r>
       <w:r>
         <w:t xml:space="preserve"> </w:t>
@@ -714,7 +714,7 @@
         <w:pStyle w:val="BodyText"/>
       </w:pPr>
       <w:r>
-        <w:t xml:space="preserve">Recent meta-analytic work reinforces this concern. Pisani, Garcia-Bernardo, and Heemskerk (2020, SMJ) find that the inverted-U relationship between internationalisation and performance weakens substantially — and sometimes disappears — under more rigorous identification in cross-national pooled samples, suggesting that aggregation across heterogeneous institutional contexts inflates apparent functional-form regularity. Wu, Fan, and Chen (2022, MIR) extend this argument by showing in a meta-analysis of emerging-market multinationals (EMNEs) that institutional context moderates I–P effect sizes more powerfully than firm-level capability variables. Taken together, these findings imply that within-country longitudinal designs — which hold institutional context constant while varying time — provide a more credible test of whether the inverted-U is an artefact of cross-national pooling or a genuine relationship that persists as the institutional environment evolves. Vietnam's three-wave WBES panel (2009, 2015, 2023) provides exactly this design. Vietnam's macroeconomic and trade profile at the close of the observation window corroborates the transitional setting: GDP growth reached 7.09% in 2024, FDI inflows were US$20.17 billion (4.23% of GDP), and the export structure shifted substantially toward machinery and electronics — at 45.8% of total trade value, displacing the historically dominant textiles cluster — reflecting a structural upgrade in production capability that proceeded in parallel with the three survey waves (World Bank, 2025c).</w:t>
+        <w:t xml:space="preserve">Recent meta-analytic work reinforces this concern. Pisani, Garcia-Bernardo, and Heemskerk (2020, SMJ) find that the inverted-U relationship between internationalisation and performance weakens substantially, and sometimes disappears, under more rigorous identification in cross-national pooled samples, suggesting that aggregation across heterogeneous institutional contexts inflates apparent functional-form regularity. Wu, Fan, and Chen (2022, MIR) extend this argument by showing in a meta-analysis of emerging-market multinationals (EMNEs) that institutional context moderates I–P effect sizes more powerfully than firm-level capability variables. Taken together, these findings imply that within-country longitudinal designs, which hold institutional context constant while varying time, provide a more credible test of whether the inverted-U is an artefact of cross-national pooling or a genuine relationship that persists as the institutional environment evolves. Vietnam's three-wave WBES panel (2009, 2015, 2023) provides exactly this design. Vietnam's macroeconomic and trade profile at the close of the observation window corroborates the transitional setting: GDP growth reached 7.09% in 2024, FDI inflows were US$20.17 billion (4.23% of GDP), and the export structure shifted substantially toward machinery and electronics, at 45.8% of total trade value, displacing the historically dominant textiles cluster, reflecting a structural upgrade in production capability that proceeded in parallel with the three survey waves (World Bank, 2025c).</w:t>
       </w:r>
     </w:p>
     <w:bookmarkEnd w:id="23"/>
@@ -836,7 +836,7 @@
         <w:t xml:space="preserve"> </w:t>
       </w:r>
       <w:r>
-        <w:t xml:space="preserve">rather than as a continuous coordination-cost saturation curve. The decomposition is sharp: re-fitted on the exporter-only sub-sample, the quadratic FSTS term collapses to a non-significant β = -0.200 (p = .660), and only ~1.0 % of pooled firms occupy the ±5 percentage-point neighbourhood of the turning point. This locates the productivity-relevant friction at the participation margin — where institutional, capability, and sunk-cost barriers bind hardest in a transitional economy — rather than within the intensity tail where conventional Uppsala-style coordination-cost arguments operate. The within-exporter flatness is consistent with the view that, once a Vietnamese firm has absorbed the fixed costs of crossing into international markets, additional intensity does not by itself trigger a coordination-cost saturation strong enough to reverse the productivity gain. This step-function reading qualifies the conventional inverted-U interpretation and points toward participation-margin frictions, rather than intensity-margin saturation, as the dominant binding mechanism in transitional-economy I–P dynamics. The divergence between this pattern and those documented in digitally advanced economies, where the coordination-cost mechanism is attenuated by comprehensive digital infrastructure, anchors the digitally transitional end of the institutional spectrum and motivates institution-level mechanisms as candidate moderators of I–P curve location.</w:t>
+        <w:t xml:space="preserve">rather than as a continuous coordination-cost saturation curve. The decomposition is sharp: re-fitted on the exporter-only sub-sample, the quadratic FSTS term collapses to a non-significant β = -0.200 (p = .660), and only ~1.0 % of pooled firms occupy the ±5 percentage-point neighbourhood of the turning point. This locates the productivity-relevant friction at the participation margin, where institutional, capability, and sunk-cost barriers bind hardest in a transitional economy, rather than within the intensity tail where conventional Uppsala-style coordination-cost arguments operate. The within-exporter flatness is consistent with the view that, once a Vietnamese firm has absorbed the fixed costs of crossing into international markets, additional intensity does not by itself trigger a coordination-cost saturation strong enough to reverse the productivity gain. This step-function reading qualifies the conventional inverted-U interpretation and points toward participation-margin frictions, rather than intensity-margin saturation, as the dominant binding mechanism in transitional-economy I–P dynamics. The divergence between this pattern and those documented in digitally advanced economies, where the coordination-cost mechanism is attenuated by comprehensive digital infrastructure, anchors the digitally transitional end of the institutional spectrum and motivates institution-level mechanisms as candidate moderators of I–P curve location.</w:t>
       </w:r>
     </w:p>
     <w:bookmarkEnd w:id="24"/>
@@ -1176,7 +1176,7 @@
         <w:pStyle w:val="FirstParagraph"/>
       </w:pPr>
       <w:r>
-        <w:t xml:space="preserve">Following the Lall (1992) tradition for emerging-market firms, this paper uses a measurementtight reading of technological capability: a foreign-technology and standards capability that captures a firm's exposure to externally validated technological inputs — internationally recognised</w:t>
+        <w:t xml:space="preserve">Following the Lall (1992) tradition for emerging-market firms, this paper uses a measurementtight reading of technological capability: a foreign-technology and standards capability that captures a firm's exposure to externally validated technological inputs, internationally recognised</w:t>
       </w:r>
       <w:r>
         <w:t xml:space="preserve"> </w:t>
@@ -1368,7 +1368,7 @@
         <w:t xml:space="preserve"> </w:t>
       </w:r>
       <w:r>
-        <w:t xml:space="preserve">marker of digital adoption — it does not measure transaction-level digital integration, electronic</w:t>
+        <w:t xml:space="preserve">marker of digital adoption, it does not measure transaction-level digital integration, electronic</w:t>
       </w:r>
       <w:r>
         <w:t xml:space="preserve"> </w:t>
@@ -1404,13 +1404,13 @@
         <w:t xml:space="preserve"> </w:t>
       </w:r>
       <w:r>
-        <w:t xml:space="preserve">For firms participating in foreign markets, even foundational website adoption may be valuable. A website lowers the cost at which foreign customers can locate the firm, supports asynchronous communication across time zones, and signals basic legitimacy in international transactions. The scope of these gains is bounded — a website does not by itself integrate transactions,</w:t>
-      </w:r>
-      <w:r>
-        <w:t xml:space="preserve"> </w:t>
-      </w:r>
-      <w:r>
-        <w:t xml:space="preserve">supply chains, or decision-making — and the realised payoff depends on whether the firm has</w:t>
+        <w:t xml:space="preserve">For firms participating in foreign markets, even foundational website adoption may be valuable. A website lowers the cost at which foreign customers can locate the firm, supports asynchronous communication across time zones, and signals basic legitimacy in international transactions. The scope of these gains is bounded, a website does not by itself integrate transactions,</w:t>
+      </w:r>
+      <w:r>
+        <w:t xml:space="preserve"> </w:t>
+      </w:r>
+      <w:r>
+        <w:t xml:space="preserve">supply chains, or decision-making, and the realised payoff depends on whether the firm has</w:t>
       </w:r>
       <w:r>
         <w:t xml:space="preserve"> </w:t>
@@ -1474,13 +1474,13 @@
         <w:t xml:space="preserve"> </w:t>
       </w:r>
       <w:r>
-        <w:t xml:space="preserve">1 — digital presence (websites, e-mail); Tier 2 — digital communication and basic e-commerce;</w:t>
-      </w:r>
-      <w:r>
-        <w:t xml:space="preserve"> </w:t>
-      </w:r>
-      <w:r>
-        <w:t xml:space="preserve">Tier 3 — digital process integration (electronic payment, supply-chain digitisation); Tier 4 —</w:t>
+        <w:t xml:space="preserve">1, digital presence (websites, e-mail); Tier 2, digital communication and basic e-commerce;</w:t>
+      </w:r>
+      <w:r>
+        <w:t xml:space="preserve"> </w:t>
+      </w:r>
+      <w:r>
+        <w:t xml:space="preserve">Tier 3, digital process integration (electronic payment, supply-chain digitisation); Tier 4 ,</w:t>
       </w:r>
       <w:r>
         <w:t xml:space="preserve"> </w:t>
@@ -1514,15 +1514,15 @@
         <w:pStyle w:val="BodyText"/>
       </w:pPr>
       <w:r>
-        <w:t xml:space="preserve">Because DAI_z is anchored at Tier 1 (website presence only), the construct is not comparable to digital-adoption measures that also capture Tier 2 transaction-enabling items such as electronic-payment intensity. In settings where Tier 2–3 digital infrastructure is already mature and widely accessible, basic digital adoption may interact with export intensity through a different mechanism — functioning as a conditional scaling complement rather than a coordination-strain amplifier — because the surrounding ecosystem can absorb cross-border transaction processing that a website alone cannot.</w:t>
-      </w:r>
-    </w:p>
-    <w:p>
-      <w:pPr>
-        <w:pStyle w:val="BodyText"/>
-      </w:pPr>
-      <w:r>
-        <w:t xml:space="preserve">Given that DAI_z reduces to a single binary item — c22b (own-website presence) — it captures Tier-1 digital presence rather than dynamic digital capability. By 2023, website ownership has diffused to near half of the Vietnamese firm population (49.8 % in 2023 vs 42.5 % in 2009) and increasingly functions as an organisational hygiene factor rather than a marker of digital strategy.</w:t>
+        <w:t xml:space="preserve">Because DAI_z is anchored at Tier 1 (website presence only), the construct is not comparable to digital-adoption measures that also capture Tier 2 transaction-enabling items such as electronic-payment intensity. In settings where Tier 2–3 digital infrastructure is already mature and widely accessible, basic digital adoption may interact with export intensity through a different mechanism, functioning as a conditional scaling complement rather than a coordination-strain amplifier, because the surrounding ecosystem can absorb cross-border transaction processing that a website alone cannot.</w:t>
+      </w:r>
+    </w:p>
+    <w:p>
+      <w:pPr>
+        <w:pStyle w:val="BodyText"/>
+      </w:pPr>
+      <w:r>
+        <w:t xml:space="preserve">Given that DAI_z reduces to a single binary item, c22b (own-website presence), it captures Tier-1 digital presence rather than dynamic digital capability. By 2023, website ownership has diffused to near half of the Vietnamese firm population (49.8 % in 2023 vs 42.5 % in 2009) and increasingly functions as an organisational hygiene factor rather than a marker of digital strategy.</w:t>
       </w:r>
       <w:r>
         <w:t xml:space="preserve"> </w:t>
@@ -1608,7 +1608,7 @@
         <w:t xml:space="preserve"> </w:t>
       </w:r>
       <w:r>
-        <w:t xml:space="preserve">of whether the Tier-1 website indicator interacts with export intensity differently across waves — read as a within-WBES sensitivity check on Tier-1 baseline behaviour, not as a hypothesis test of dynamic digital capability. The exploratory claim is that even baseline digital presence may be stage contingent in scope:</w:t>
+        <w:t xml:space="preserve">of whether the Tier-1 website indicator interacts with export intensity differently across waves, read as a within-WBES sensitivity check on Tier-1 baseline behaviour, not as a hypothesis test of dynamic digital capability. The exploratory claim is that even baseline digital presence may be stage contingent in scope:</w:t>
       </w:r>
       <w:r>
         <w:t xml:space="preserve"> </w:t>
@@ -1800,7 +1800,7 @@
           <w:iCs/>
           <w:i/>
         </w:rPr>
-        <w:t xml:space="preserve">Mechanism A — stage-dependent coordination complexity</w:t>
+        <w:t xml:space="preserve">Mechanism A, stage-dependent coordination complexity</w:t>
       </w:r>
       <w:r>
         <w:t xml:space="preserve">: at high export intensity, the marginal coordination demand of additional cross-border transactions exceeds what a single Tier-1 website indicator can support; the binding friction is the absence of deeper Tier 2–3 process-integration, payment, and logistics digitisation rather than the website itself.</w:t>
@@ -1813,18 +1813,18 @@
           <w:iCs/>
           <w:i/>
         </w:rPr>
-        <w:t xml:space="preserve">Mechanism B — construct obsolescence under population diffusion</w:t>
-      </w:r>
-      <w:r>
-        <w:t xml:space="preserve">: as website ownership diffuses toward the near-universal upper bound (49.8 % by 2023, vs 42.5 % in 2009), the c22b indicator increasingly functions as an organisational hygiene marker rather than a differentiating capability signal, so its measured association with productivity attenuates without any structural change in the underlying coordination mechanism. The two readings are not antagonistic: they correspond to different sources of the same empirical pattern — Mechanism A predicts compression conditional on export intensity within any wave where Tier-1 infrastructure is the binding constraint, while Mechanism B predicts compression across waves as the indicator loses cross-sectional information content. The 2009 / 2015 / 2023 design used in this paper cannot fully separate the two channels within the WBES Tier-1 instrument, and we treat both readings as legitimate within the limits of the available data. This framing matters for theoretical positioning: it locates DAI compression in a transitional-economy context where the construct is bounded by survey instrumentation rather than by the underlying digital-transformation phenomenon, and it pre-empts an interpretation of any null or sign-shifting result on H4 as evidence against dynamic digital capability moderation.</w:t>
-      </w:r>
-    </w:p>
-    <w:p>
-      <w:pPr>
-        <w:pStyle w:val="BodyText"/>
-      </w:pPr>
-      <w:r>
-        <w:t xml:space="preserve">H4 (exploratory probe — not a primary hypothesis). The productivity relevance of baseline website-presence (DAI_z, Tier 1 only) may vary across phases of internationalisation and institutional transition. Any moderation of the export-intensity curve by baseline digital presence is therefore expected to be wave-specific rather than uniformly present across periods, with the strongest within-sample detectability anticipated in the 2023 wave.</w:t>
+        <w:t xml:space="preserve">Mechanism B, construct obsolescence under population diffusion</w:t>
+      </w:r>
+      <w:r>
+        <w:t xml:space="preserve">: as website ownership diffuses toward the near-universal upper bound (49.8 % by 2023, vs 42.5 % in 2009), the c22b indicator increasingly functions as an organisational hygiene marker rather than a differentiating capability signal, so its measured association with productivity attenuates without any structural change in the underlying coordination mechanism. The two readings are not antagonistic: they correspond to different sources of the same empirical pattern, Mechanism A predicts compression conditional on export intensity within any wave where Tier-1 infrastructure is the binding constraint, while Mechanism B predicts compression across waves as the indicator loses cross-sectional information content. The 2009 / 2015 / 2023 design used in this paper cannot fully separate the two channels within the WBES Tier-1 instrument, and we treat both readings as legitimate within the limits of the available data. This framing matters for theoretical positioning: it locates DAI compression in a transitional-economy context where the construct is bounded by survey instrumentation rather than by the underlying digital-transformation phenomenon, and it pre-empts an interpretation of any null or sign-shifting result on H4 as evidence against dynamic digital capability moderation.</w:t>
+      </w:r>
+    </w:p>
+    <w:p>
+      <w:pPr>
+        <w:pStyle w:val="BodyText"/>
+      </w:pPr>
+      <w:r>
+        <w:t xml:space="preserve">H4 (exploratory probe, not a primary hypothesis). The productivity relevance of baseline website-presence (DAI_z, Tier 1 only) may vary across phases of internationalisation and institutional transition. Any moderation of the export-intensity curve by baseline digital presence is therefore expected to be wave-specific rather than uniformly present across periods, with the strongest within-sample detectability anticipated in the 2023 wave.</w:t>
       </w:r>
       <w:r>
         <w:t xml:space="preserve"> </w:t>
@@ -1926,7 +1926,7 @@
           <wp:inline>
             <wp:extent cx="5334000" cy="2930266"/>
             <wp:effectExtent b="0" l="0" r="0" t="0"/>
-            <wp:docPr descr="Figure 1: Conceptual model — TCI, DAI, and export intensity as determinants of firm performance (Vietnam, 3-wave)" title="" id="31" name="Picture"/>
+            <wp:docPr descr="Figure 1: Conceptual model, TCI, DAI, and export intensity as determinants of firm performance (Vietnam, 3-wave)" title="" id="31" name="Picture"/>
             <a:graphic>
               <a:graphicData uri="http://schemas.openxmlformats.org/drawingml/2006/picture">
                 <pic:pic>
@@ -1997,7 +1997,7 @@
         <w:t xml:space="preserve"> </w:t>
       </w:r>
       <w:r>
-        <w:t xml:space="preserve">Solid arrows represent hypothesised direct and curvilinear effects. Dashed arrows represent moderating effects. The independent variable — internationalisation intensity (FSTS, centred FSTS_c and FSTS_c²) — is placed at left; the dependent variable — firm performance, measured as ln(labour productivity) = ln(annual revenue PPP / permanent workers) — is placed at right, following left-to-right causal flow convention. H1 (inverted-U nonlinearity: β₁ &gt; 0, β₂ &lt; 0) is grounded in the Uppsala model (Johanson and Vahlne, 1977, 2009) and coordination-cost theory (Hitt et al., 1997). H2 specifies technological capability (TCI_z, Resource-Based View: Barney, 1991) as a level-shifting direct effect and secondary moderator on the FSTS–performance curve; instrument: industry-level TCI mean (causal IV identification). H4 treats website-based digital adoption (DAI_z, Tier-1 only) as an exploratory probe of the Digital Capability Lens (Banalieva and Dhanaraj, 2019); measurement constraint acknowledged — single binary indicator across 2009/2015/2023 waves limits inferential strength. (+) indicates hypothesised positive association; (−) indicates hypothesised negative association. Control variables (ln firm size, firm age, foreign ownership, broad-sector fixed effects, wave fixed effects) enter additively in all models but are omitted from the figure for clarity. ICRV context: Vietnam — Nhóm IV (Lower_mid_transition, ICRV Group 4 of 6; lower-middle-income transition economy; WGI Rule of Law ≈ −0.09 in 2023, World Bank). Data: WBES 2009, 2015, 2023; N = 2,958 (pooled), n_wave = 989/956/1,013.</w:t>
+        <w:t xml:space="preserve">Solid arrows represent hypothesised direct and curvilinear effects. Dashed arrows represent moderating effects. The independent variable, internationalisation intensity (FSTS, centred FSTS_c and FSTS_c²), is placed at left; the dependent variable, firm performance, measured as ln(labour productivity) = ln(annual revenue PPP / permanent workers), is placed at right, following left-to-right causal flow convention. H1 (inverted-U nonlinearity: β₁ &gt; 0, β₂ &lt; 0) is grounded in the Uppsala model (Johanson and Vahlne, 1977, 2009) and coordination-cost theory (Hitt et al., 1997). H2 specifies technological capability (TCI_z, Resource-Based View: Barney, 1991) as a level-shifting direct effect and secondary moderator on the FSTS–performance curve; instrument: industry-level TCI mean (causal IV identification). H4 treats website-based digital adoption (DAI_z, Tier-1 only) as an exploratory probe of the Digital Capability Lens (Banalieva and Dhanaraj, 2019); measurement constraint acknowledged, single binary indicator across 2009/2015/2023 waves limits inferential strength. (+) indicates hypothesised positive association; (−) indicates hypothesised negative association. Control variables (ln firm size, firm age, foreign ownership, broad-sector fixed effects, wave fixed effects) enter additively in all models but are omitted from the figure for clarity. ICRV context: Vietnam, Nhóm IV (Lower_mid_transition, ICRV Group 4 of 6; lower-middle-income transition economy; WGI Rule of Law ≈ −0.09 in 2023, World Bank). Data: WBES 2009, 2015, 2023; N = 2,958 (pooled), n_wave = 989/956/1,013.</w:t>
       </w:r>
     </w:p>
     <w:bookmarkEnd w:id="33"/>
@@ -2091,19 +2091,19 @@
         <w:pStyle w:val="FirstParagraph"/>
       </w:pPr>
       <w:r>
-        <w:t xml:space="preserve">Firm performance is measured by log labour productivity (lnLP). Internationalisation is measured by direct-export intensity (FSTS), mean-centred within wave (FSTS_c) and squared (FSTS_c²) so that linear and quadratic terms can be entered jointly to test for nonlinearity. The analysis uses two distinct capability constructs. The Technological Capability Index (TCI_z) is interpreted narrowly as a foreign-technology and standards capability measure —</w:t>
-      </w:r>
-      <w:r>
-        <w:t xml:space="preserve"> </w:t>
-      </w:r>
-      <w:r>
-        <w:t xml:space="preserve">international quality certification and foreign-licensed technology — that proxies a firm's exposure to external technological standards rather than the full Cohen-Levinthal absorptive-capacity</w:t>
-      </w:r>
-      <w:r>
-        <w:t xml:space="preserve"> </w:t>
-      </w:r>
-      <w:r>
-        <w:t xml:space="preserve">stock (Lall, 1992; Cohen and Levinthal, 1990). The Digital Adoption Index (DAI_z) is interpreted narrowly as website-based digital presence — foundational website adoption — and not</w:t>
+        <w:t xml:space="preserve">Firm performance is measured by log labour productivity (lnLP). Internationalisation is measured by direct-export intensity (FSTS), mean-centred within wave (FSTS_c) and squared (FSTS_c²) so that linear and quadratic terms can be entered jointly to test for nonlinearity. The analysis uses two distinct capability constructs. The Technological Capability Index (TCI_z) is interpreted narrowly as a foreign-technology and standards capability measure ,</w:t>
+      </w:r>
+      <w:r>
+        <w:t xml:space="preserve"> </w:t>
+      </w:r>
+      <w:r>
+        <w:t xml:space="preserve">international quality certification and foreign-licensed technology, that proxies a firm's exposure to external technological standards rather than the full Cohen-Levinthal absorptive-capacity</w:t>
+      </w:r>
+      <w:r>
+        <w:t xml:space="preserve"> </w:t>
+      </w:r>
+      <w:r>
+        <w:t xml:space="preserve">stock (Lall, 1992; Cohen and Levinthal, 1990). The Digital Adoption Index (DAI_z) is interpreted narrowly as website-based digital presence, foundational website adoption, and not</w:t>
       </w:r>
       <w:r>
         <w:t xml:space="preserve"> </w:t>
@@ -2155,7 +2155,7 @@
         <w:pStyle w:val="BodyText"/>
       </w:pPr>
       <w:r>
-        <w:t xml:space="preserve">The primary Digital Adoption Index (DAI_z) is the within-wave standardised website-presence indicator c22b, recoded from 1/2 to 1/0. Under this revised primary specification, no item is shared between the TCI and DAI composites — e6 belongs exclusively to the</w:t>
+        <w:t xml:space="preserve">The primary Digital Adoption Index (DAI_z) is the within-wave standardised website-presence indicator c22b, recoded from 1/2 to 1/0. Under this revised primary specification, no item is shared between the TCI and DAI composites, e6 belongs exclusively to the</w:t>
       </w:r>
       <w:r>
         <w:t xml:space="preserve"> </w:t>
@@ -2269,7 +2269,7 @@
         <w:t xml:space="preserve"> </w:t>
       </w:r>
       <w:r>
-        <w:t xml:space="preserve">The restriction of DAI_z to the website-presence binary (c22b) across the 2009, 2015, and 2023 waves is a deliberate boundary condition imposed by WBES data availability, not a methodological weakness or a proxy approximation. The 2009 and 2015 waves offer only the website presence indicator (Tier 1), while the 2023 wave includes payment digitization items (k33, k38; Tier 2). This tiered measurement captures institutional evolution in digital infrastructure: Tier-1 only in waves with incomplete WBES coverage reflects the actual state of digital adoption instrumentation at that time, not a deficiency of the present study's measurement strategy. Retaining a single harmonised Tier-1 indicator across all three waves is the methodologically conservative choice that preserves cross-wave comparability; the alternative — using a richer composite for 2023 only — would introduce a wave-specific construct-shift that could be mistaken for a structural change in the I–P relationship. The DAI_rich robustness extension (§4.5 Panel B) applies the 2023-wave Tier-2 items precisely as a within-wave sensitivity probe to assess whether the headline moderation pattern survives under a richer construct while acknowledging the cross-wave comparability cost.</w:t>
+        <w:t xml:space="preserve">The restriction of DAI_z to the website-presence binary (c22b) across the 2009, 2015, and 2023 waves is a deliberate boundary condition imposed by WBES data availability, not a methodological weakness or a proxy approximation. The 2009 and 2015 waves offer only the website presence indicator (Tier 1), while the 2023 wave includes payment digitization items (k33, k38; Tier 2). This tiered measurement captures institutional evolution in digital infrastructure: Tier-1 only in waves with incomplete WBES coverage reflects the actual state of digital adoption instrumentation at that time, not a deficiency of the present study's measurement strategy. Retaining a single harmonised Tier-1 indicator across all three waves is the methodologically conservative choice that preserves cross-wave comparability; the alternative, using a richer composite for 2023 only, would introduce a wave-specific construct-shift that could be mistaken for a structural change in the I–P relationship. The DAI_rich robustness extension (§4.5 Panel B) applies the 2023-wave Tier-2 items precisely as a within-wave sensitivity probe to assess whether the headline moderation pattern survives under a richer construct while acknowledging the cross-wave comparability cost.</w:t>
       </w:r>
     </w:p>
     <w:p>
@@ -2561,7 +2561,7 @@
               <w:jc w:val="left"/>
             </w:pPr>
             <w:r>
-              <w:t xml:space="preserve">Quadratic — tests inverted-U (H1)</w:t>
+              <w:t xml:space="preserve">Quadratic, tests inverted-U (H1)</w:t>
             </w:r>
           </w:p>
         </w:tc>
@@ -2661,7 +2661,7 @@
               <w:jc w:val="left"/>
             </w:pPr>
             <w:r>
-              <w:t xml:space="preserve">Digital adoption — Tier-1 only (H4 exploratory)</w:t>
+              <w:t xml:space="preserve">Digital adoption, Tier-1 only (H4 exploratory)</w:t>
             </w:r>
           </w:p>
         </w:tc>
@@ -3046,7 +3046,7 @@
           <w:bCs/>
           <w:b/>
         </w:rPr>
-        <w:t xml:space="preserve">M0 — Baseline controls:</w:t>
+        <w:t xml:space="preserve">M0, Baseline controls:</w:t>
       </w:r>
       <w:r>
         <w:t xml:space="preserve"> </w:t>
@@ -3064,7 +3064,7 @@
           <w:bCs/>
           <w:b/>
         </w:rPr>
-        <w:t xml:space="preserve">M1 — Linear internationalisation:</w:t>
+        <w:t xml:space="preserve">M1, Linear internationalisation:</w:t>
       </w:r>
       <w:r>
         <w:t xml:space="preserve"> </w:t>
@@ -3092,7 +3092,7 @@
           <w:bCs/>
           <w:b/>
         </w:rPr>
-        <w:t xml:space="preserve">M2 — Quadratic internationalisation (tests H1 inverted-U):</w:t>
+        <w:t xml:space="preserve">M2, Quadratic internationalisation (tests H1 inverted-U):</w:t>
       </w:r>
       <w:r>
         <w:t xml:space="preserve"> </w:t>
@@ -3128,7 +3128,7 @@
           <w:bCs/>
           <w:b/>
         </w:rPr>
-        <w:t xml:space="preserve">M3 — TCI moderation (tests H2):</w:t>
+        <w:t xml:space="preserve">M3, TCI moderation (tests H2):</w:t>
       </w:r>
       <w:r>
         <w:t xml:space="preserve"> </w:t>
@@ -3159,7 +3159,7 @@
           <w:bCs/>
           <w:b/>
         </w:rPr>
-        <w:t xml:space="preserve">M4 — DAI moderation (exploratory H4):</w:t>
+        <w:t xml:space="preserve">M4, DAI moderation (exploratory H4):</w:t>
       </w:r>
       <w:r>
         <w:t xml:space="preserve"> </w:t>
@@ -3190,7 +3190,7 @@
           <w:bCs/>
           <w:b/>
         </w:rPr>
-        <w:t xml:space="preserve">M5 — TCI direct only:</w:t>
+        <w:t xml:space="preserve">M5, TCI direct only:</w:t>
       </w:r>
       <w:r>
         <w:t xml:space="preserve"> </w:t>
@@ -3221,7 +3221,7 @@
           <w:bCs/>
           <w:b/>
         </w:rPr>
-        <w:t xml:space="preserve">M6 — DAI direct only:</w:t>
+        <w:t xml:space="preserve">M6, DAI direct only:</w:t>
       </w:r>
       <w:r>
         <w:t xml:space="preserve"> </w:t>
@@ -3252,7 +3252,7 @@
           <w:bCs/>
           <w:b/>
         </w:rPr>
-        <w:t xml:space="preserve">M7 — Dual-direct, no interactions:</w:t>
+        <w:t xml:space="preserve">M7, Dual-direct, no interactions:</w:t>
       </w:r>
       <w:r>
         <w:t xml:space="preserve"> </w:t>
@@ -3283,7 +3283,7 @@
           <w:bCs/>
           <w:b/>
         </w:rPr>
-        <w:t xml:space="preserve">M8 — Full model (dual-direct + DAI moderation):</w:t>
+        <w:t xml:space="preserve">M8, Full model (dual-direct + DAI moderation):</w:t>
       </w:r>
       <w:r>
         <w:t xml:space="preserve"> </w:t>
@@ -3328,7 +3328,7 @@
         <w:pStyle w:val="FirstParagraph"/>
       </w:pPr>
       <w:r>
-        <w:t xml:space="preserve">A central identification concern in I→P research is that exporters self-select into foreign markets on the basis of characteristics — productivity, financial resilience, managerial quality — that also predict labour productivity independently of their export decision (Wagner, 2007; Wooldridge, 2010). Three design features address this concern.</w:t>
+        <w:t xml:space="preserve">A central identification concern in I→P research is that exporters self-select into foreign markets on the basis of characteristics, productivity, financial resilience, managerial quality, that also predict labour productivity independently of their export decision (Wagner, 2007; Wooldridge, 2010). Three design features address this concern.</w:t>
       </w:r>
     </w:p>
     <w:p>
@@ -3364,7 +3364,7 @@
         <w:t xml:space="preserve"> </w:t>
       </w:r>
       <w:r>
-        <w:t xml:space="preserve">Leave-one-out sector × region × wave peer-adoption rates serve as instruments for DAI and TCI. The instrument captures the digital and technological adoption decisions of peer firms in the same sector and region in the same survey wave, which are plausibly correlated with a focal firm's adoption but unlikely to affect the focal firm's labour productivity except through the adoption channel — satisfying approximate exclusion conditional on sector-wave cells. First-stage F-statistics of 22–35 are well above the Staiger–Stock (1997) threshold of 10, confirming instrument relevance.</w:t>
+        <w:t xml:space="preserve">Leave-one-out sector × region × wave peer-adoption rates serve as instruments for DAI and TCI. The instrument captures the digital and technological adoption decisions of peer firms in the same sector and region in the same survey wave, which are plausibly correlated with a focal firm's adoption but unlikely to affect the focal firm's labour productivity except through the adoption channel, satisfying approximate exclusion conditional on sector-wave cells. First-stage F-statistics of 22–35 are well above the Staiger–Stock (1997) threshold of 10, confirming instrument relevance.</w:t>
       </w:r>
     </w:p>
     <w:p>
@@ -4241,7 +4241,7 @@
         <w:t xml:space="preserve"> </w:t>
       </w:r>
       <w:r>
-        <w:t xml:space="preserve">in which the I–P curvature is unusually sharp while the digital channel compresses entirely —</w:t>
+        <w:t xml:space="preserve">in which the I–P curvature is unusually sharp while the digital channel compresses entirely ,</w:t>
       </w:r>
       <w:r>
         <w:t xml:space="preserve"> </w:t>
@@ -4291,7 +4291,7 @@
         <w:t xml:space="preserve"> </w:t>
       </w:r>
       <w:r>
-        <w:t xml:space="preserve">A complementary interpretation, consistent with the 2SLS null for instrumented DAI (β=0.018, p=.942; §4.5 Panel K), is proxy obsolescence: by 2023, website presence (Tier 1, c22b) has become a minimum-threshold credential rather than a capability differentiator in Vietnam's maturing digital environment. Firms with and without websites are no longer meaningfully distinguished in their cross-border coordination capacity at the DAI tier that c22b captures. This interpretation predicts the negative DAI×FSTS interaction without requiring that "digital adoption is bad" — instead, the instrument has lost its discriminatory power as Tier 1 adoption has diffused to near-universal levels (49.8% in 2023 vs 42.5% in 2009). The DAI_rich composite (Tier 1+2; §4.5 Panel B, 2023 only) provides a within-wave test of whether the sign shifts when transaction-enabling Tier-2 items (electronic-payment intensity) are added; future analyses extending Tier-2 indicators cross-wave would strengthen this within-WBES sensitivity check.</w:t>
+        <w:t xml:space="preserve">A complementary interpretation, consistent with the 2SLS null for instrumented DAI (β=0.018, p=.942; §4.5 Panel K), is proxy obsolescence: by 2023, website presence (Tier 1, c22b) has become a minimum-threshold credential rather than a capability differentiator in Vietnam's maturing digital environment. Firms with and without websites are no longer meaningfully distinguished in their cross-border coordination capacity at the DAI tier that c22b captures. This interpretation predicts the negative DAI×FSTS interaction without requiring that "digital adoption is bad", instead, the instrument has lost its discriminatory power as Tier 1 adoption has diffused to near-universal levels (49.8% in 2023 vs 42.5% in 2009). The DAI_rich composite (Tier 1+2; §4.5 Panel B, 2023 only) provides a within-wave test of whether the sign shifts when transaction-enabling Tier-2 items (electronic-payment intensity) are added; future analyses extending Tier-2 indicators cross-wave would strengthen this within-WBES sensitivity check.</w:t>
       </w:r>
       <w:r>
         <w:t xml:space="preserve"> </w:t>
@@ -4317,13 +4317,13 @@
         <w:pStyle w:val="BodyText"/>
       </w:pPr>
       <w:r>
-        <w:t xml:space="preserve">that survives in the 2009, 2023 and pooled panels. Website-based digital presence follows a nonmonotonic trajectory — strong in 2009 (β = 0.175 ***), null in 2015 (β = -0.044 n.s.), and</w:t>
-      </w:r>
-      <w:r>
-        <w:t xml:space="preserve"> </w:t>
-      </w:r>
-      <w:r>
-        <w:t xml:space="preserve">re-emerging in 2023 (β = 0.095 *) — and its moderation channel materialises only in 2023.</w:t>
+        <w:t xml:space="preserve">that survives in the 2009, 2023 and pooled panels. Website-based digital presence follows a nonmonotonic trajectory, strong in 2009 (β = 0.175 ***), null in 2015 (β = -0.044 n.s.), and</w:t>
+      </w:r>
+      <w:r>
+        <w:t xml:space="preserve"> </w:t>
+      </w:r>
+      <w:r>
+        <w:t xml:space="preserve">re-emerging in 2023 (β = 0.095 *), and its moderation channel materialises only in 2023.</w:t>
       </w:r>
       <w:r>
         <w:t xml:space="preserve"> </w:t>
@@ -4399,7 +4399,7 @@
         <w:t xml:space="preserve"> </w:t>
       </w:r>
       <w:r>
-        <w:t xml:space="preserve">tools — even at the website-only layer — generated direct gains because the alternative was</w:t>
+        <w:t xml:space="preserve">tools, even at the website-only layer, generated direct gains because the alternative was</w:t>
       </w:r>
       <w:r>
         <w:t xml:space="preserve"> </w:t>
@@ -4469,7 +4469,7 @@
           <w:iCs/>
           <w:i/>
         </w:rPr>
-        <w:t xml:space="preserve">Table 4b — Marginal effect of internationalisation on ln(labour productivity) at selected FSTS values (pooled M2, N = 2,958)</w:t>
+        <w:t xml:space="preserve">Table 4b, Marginal effect of internationalisation on ln(labour productivity) at selected FSTS values (pooled M2, N = 2,958)</w:t>
       </w:r>
     </w:p>
     <w:tbl>
@@ -4952,7 +4952,7 @@
         <w:t xml:space="preserve"> </w:t>
       </w:r>
       <w:r>
-        <w:t xml:space="preserve">with a negative interaction with FSTS_c at higher export intensities — precisely the pattern</w:t>
+        <w:t xml:space="preserve">with a negative interaction with FSTS_c at higher export intensities, precisely the pattern</w:t>
       </w:r>
     </w:p>
     <w:p>
@@ -5082,7 +5082,7 @@
           <wp:inline>
             <wp:extent cx="5334000" cy="3555999"/>
             <wp:effectExtent b="0" l="0" r="0" t="0"/>
-            <wp:docPr descr="Figure 2a: Wave 2009 — predicted ln(labour productivity) vs FSTS" title="" id="44" name="Picture"/>
+            <wp:docPr descr="Figure 2a: Wave 2009, predicted ln(labour productivity) vs FSTS" title="" id="44" name="Picture"/>
             <a:graphic>
               <a:graphicData uri="http://schemas.openxmlformats.org/drawingml/2006/picture">
                 <pic:pic>
@@ -5147,7 +5147,7 @@
           <wp:inline>
             <wp:extent cx="5334000" cy="3555999"/>
             <wp:effectExtent b="0" l="0" r="0" t="0"/>
-            <wp:docPr descr="Figure 2b: Wave 2015 — predicted ln(labour productivity) vs FSTS" title="" id="47" name="Picture"/>
+            <wp:docPr descr="Figure 2b: Wave 2015, predicted ln(labour productivity) vs FSTS" title="" id="47" name="Picture"/>
             <a:graphic>
               <a:graphicData uri="http://schemas.openxmlformats.org/drawingml/2006/picture">
                 <pic:pic>
@@ -5212,7 +5212,7 @@
           <wp:inline>
             <wp:extent cx="5334000" cy="3555999"/>
             <wp:effectExtent b="0" l="0" r="0" t="0"/>
-            <wp:docPr descr="Figure 2c: Wave 2023 — predicted ln(labour productivity) vs FSTS" title="" id="50" name="Picture"/>
+            <wp:docPr descr="Figure 2c: Wave 2023, predicted ln(labour productivity) vs FSTS" title="" id="50" name="Picture"/>
             <a:graphic>
               <a:graphicData uri="http://schemas.openxmlformats.org/drawingml/2006/picture">
                 <pic:pic>
@@ -5277,7 +5277,7 @@
           <wp:inline>
             <wp:extent cx="5334000" cy="3555999"/>
             <wp:effectExtent b="0" l="0" r="0" t="0"/>
-            <wp:docPr descr="Figure 2d: Pooled (2009+2015+2023) — predicted ln(labour productivity) vs FSTS" title="" id="53" name="Picture"/>
+            <wp:docPr descr="Figure 2d: Pooled (2009+2015+2023), predicted ln(labour productivity) vs FSTS" title="" id="53" name="Picture"/>
             <a:graphic>
               <a:graphicData uri="http://schemas.openxmlformats.org/drawingml/2006/picture">
                 <pic:pic>
@@ -5398,7 +5398,7 @@
         <w:pStyle w:val="BodyText"/>
       </w:pPr>
       <w:r>
-        <w:t xml:space="preserve">The institutional-context interpretation is reinforced by within-Vietnam cross-wave stability of the threshold itself. The pooled threshold of 39.7 % (range 39.3–46.2 % across waves) is structurally durable across three WBES waves spanning 14 years of major institutional change — WTO accession (2007), the Global Financial Crisis (2008–2009), the deepening of the EU–Vietnam and CPTPP trade frameworks (2018–2020), the COVID-19 supply-chain disruption (2020–2022), and the diffusion of digital-payment and e-commerce infrastructure. The fact that the inverted-U turning point clusters within a narrow ~7-percentage-point band despite these macro-environmental shifts is consistent with institutional transaction costs binding through deep firm-level constraints — coordination capacity, contract enforcement, and trade-finance access — that change more slowly than the wider operating environment. This within-WBES cross-wave evidence complements the institutional-context channel identified in meta-analyses of the I–P relationship (Wu</w:t>
+        <w:t xml:space="preserve">The institutional-context interpretation is reinforced by within-Vietnam cross-wave stability of the threshold itself. The pooled threshold of 39.7 % (range 39.3–46.2 % across waves) is structurally durable across three WBES waves spanning 14 years of major institutional change, WTO accession (2007), the Global Financial Crisis (2008–2009), the deepening of the EU–Vietnam and CPTPP trade frameworks (2018–2020), the COVID-19 supply-chain disruption (2020–2022), and the diffusion of digital-payment and e-commerce infrastructure. The fact that the inverted-U turning point clusters within a narrow ~7-percentage-point band despite these macro-environmental shifts is consistent with institutional transaction costs binding through deep firm-level constraints, coordination capacity, contract enforcement, and trade-finance access, that change more slowly than the wider operating environment. This within-WBES cross-wave evidence complements the institutional-context channel identified in meta-analyses of the I–P relationship (Wu</w:t>
       </w:r>
       <w:r>
         <w:t xml:space="preserve"> </w:t>
@@ -5432,7 +5432,7 @@
         <w:pStyle w:val="BodyText"/>
       </w:pPr>
       <w:r>
-        <w:t xml:space="preserve">H2 is supported: the positive TCI_z direct coefficient (pooled β = 0.179, p &lt; .001) is statistically significant in all three wave-specific periods (2009 p &lt; .001; 2015 p = .010; 2023 p = .006), and statistically distinguishable TCI moderation appears in three of four panels (M3 joint p = .040, .713, .027 and .003). The baseline DAI_z control reports a positive pooled level association (β = 0.078, p = .004) but with substantial wave-to-wave variability — strong in 2009 (β = 0.175, p &lt; .001), null in 2015 (β = -0.044, p = .377), and re-emerging in 2023 (β = 0.095, p = .038). Because DAI_z indexes only Tier-1 website presence and is not formalised as a primary hypothesis in this paper, this wave variation is reported descriptively rather than as a hypothesis test. The Paternoster cross-wave z-tests (§4.5, Panel F) indicate that the 2009-to-2015 fall (z = 3.353, p &lt; .001) and the 2015-to-2023 recovery (z = -2.051, p = .040) are both statistically distinguishable shifts in the descriptive Tier-1 series.</w:t>
+        <w:t xml:space="preserve">H2 is supported: the positive TCI_z direct coefficient (pooled β = 0.179, p &lt; .001) is statistically significant in all three wave-specific periods (2009 p &lt; .001; 2015 p = .010; 2023 p = .006), and statistically distinguishable TCI moderation appears in three of four panels (M3 joint p = .040, .713, .027 and .003). The baseline DAI_z control reports a positive pooled level association (β = 0.078, p = .004) but with substantial wave-to-wave variability, strong in 2009 (β = 0.175, p &lt; .001), null in 2015 (β = -0.044, p = .377), and re-emerging in 2023 (β = 0.095, p = .038). Because DAI_z indexes only Tier-1 website presence and is not formalised as a primary hypothesis in this paper, this wave variation is reported descriptively rather than as a hypothesis test. The Paternoster cross-wave z-tests (§4.5, Panel F) indicate that the 2009-to-2015 fall (z = 3.353, p &lt; .001) and the 2015-to-2023 recovery (z = -2.051, p = .040) are both statistically distinguishable shifts in the descriptive Tier-1 series.</w:t>
       </w:r>
       <w:r>
         <w:t xml:space="preserve"> </w:t>
@@ -5506,7 +5506,7 @@
         <w:pStyle w:val="BodyText"/>
       </w:pPr>
       <w:r>
-        <w:t xml:space="preserve">Following Haans, Pieters, and He (2016), we distinguish two types of moderation for curvilinear I–P relationships. Type I moderation flattens or steepens one slope of the inverted-U (i.e., the linear FSTS × DAI interaction is significant while FSTS² × DAI is not): the moderator shifts the position of the turning point but preserves the inverted-U shape. Type II moderation flips the shape of the curve (i.e., FSTS² × DAI is significant): high versus low moderator values produce qualitatively different functional forms. The 2023 DAI evidence fits Type I: the significant linear interaction FSTS_c × DAI_z = −0.912 (p = .043) indicates that digital adoption attenuates the positive slope at low export intensity, pulling the turning point inward, while the FSTS² × DAI interaction remains insignificant, confirming that the inverted-U shape is preserved. Type II moderation — digital capability reversing the curvature for high-adopter firms — is not supported in the Vietnam sample.</w:t>
+        <w:t xml:space="preserve">Following Haans, Pieters, and He (2016), we distinguish two types of moderation for curvilinear I–P relationships. Type I moderation flattens or steepens one slope of the inverted-U (i.e., the linear FSTS × DAI interaction is significant while FSTS² × DAI is not): the moderator shifts the position of the turning point but preserves the inverted-U shape. Type II moderation flips the shape of the curve (i.e., FSTS² × DAI is significant): high versus low moderator values produce qualitatively different functional forms. The 2023 DAI evidence fits Type I: the significant linear interaction FSTS_c × DAI_z = −0.912 (p = .043) indicates that digital adoption attenuates the positive slope at low export intensity, pulling the turning point inward, while the FSTS² × DAI interaction remains insignificant, confirming that the inverted-U shape is preserved. Type II moderation, digital capability reversing the curvature for high-adopter firms, is not supported in the Vietnam sample.</w:t>
       </w:r>
     </w:p>
     <w:p>
@@ -5518,7 +5518,7 @@
           <wp:inline>
             <wp:extent cx="5334000" cy="2226365"/>
             <wp:effectExtent b="0" l="0" r="0" t="0"/>
-            <wp:docPr descr="Figure 3: Moderator marginal effects — TCI and DAI interactions with FSTS (Vietnam)" title="" id="57" name="Picture"/>
+            <wp:docPr descr="Figure 3: Moderator marginal effects, TCI and DAI interactions with FSTS (Vietnam)" title="" id="57" name="Picture"/>
             <a:graphic>
               <a:graphicData uri="http://schemas.openxmlformats.org/drawingml/2006/picture">
                 <pic:pic>
@@ -5669,7 +5669,7 @@
         <w:pStyle w:val="BodyText"/>
       </w:pPr>
       <w:r>
-        <w:t xml:space="preserve">Panel G — Sector split (manufacturing versus non-manufacturing). To test whether the digital and capability channels operate uniformly across the broad sectoral composition of the</w:t>
+        <w:t xml:space="preserve">Panel G, Sector split (manufacturing versus non-manufacturing). To test whether the digital and capability channels operate uniformly across the broad sectoral composition of the</w:t>
       </w:r>
       <w:r>
         <w:t xml:space="preserve"> </w:t>
@@ -5681,7 +5681,7 @@
         <w:t xml:space="preserve"> </w:t>
       </w:r>
       <w:r>
-        <w:t xml:space="preserve">on manufacturing firms (sector1 ∈ {1, 2, 3} — ISIC 15–37, N = 1,854) and non-manufacturing</w:t>
+        <w:t xml:space="preserve">on manufacturing firms (sector1 ∈ {1, 2, 3}, ISIC 15–37, N = 1,854) and non-manufacturing</w:t>
       </w:r>
       <w:r>
         <w:t xml:space="preserve"> </w:t>
@@ -5763,7 +5763,7 @@
         <w:t xml:space="preserve"> </w:t>
       </w:r>
       <w:r>
-        <w:t xml:space="preserve">Panel H — Exporter-only sub-sample (FSTS &gt; 0). Because the exporter share is 28.4 %,</w:t>
+        <w:t xml:space="preserve">Panel H, Exporter-only sub-sample (FSTS &gt; 0). Because the exporter share is 28.4 %,</w:t>
       </w:r>
       <w:r>
         <w:t xml:space="preserve"> </w:t>
@@ -5841,7 +5841,7 @@
         <w:t xml:space="preserve"> </w:t>
       </w:r>
       <w:r>
-        <w:t xml:space="preserve">Panel I — Pooled wave × focal interaction test. To formally test whether the wave-specific</w:t>
+        <w:t xml:space="preserve">Panel I, Pooled wave × focal interaction test. To formally test whether the wave-specific</w:t>
       </w:r>
       <w:r>
         <w:t xml:space="preserve"> </w:t>
@@ -5871,7 +5871,7 @@
         <w:t xml:space="preserve"> </w:t>
       </w:r>
       <w:r>
-        <w:t xml:space="preserve">Functional form check — cubic extension. To test whether an S-curve (cubic) specification better captures the I–P pattern, we augment the pooled M2 with a cubic term FSTS_c³. The cubic coefficient is not statistically significant (β = −1.763, p = .287), and model-fit criteria favour the quadratic: AIC decreases by 0.99 and BIC decreases by 7.0 when moving from the cubic back to the quadratic specification. The cubic term does not alter the turning-point estimate or any focal coefficient substantively. The simpler inverted-U (M2) is therefore preferred over the S-curve on both inferential and parsimony grounds.</w:t>
+        <w:t xml:space="preserve">Functional form check, cubic extension. To test whether an S-curve (cubic) specification better captures the I–P pattern, we augment the pooled M2 with a cubic term FSTS_c³. The cubic coefficient is not statistically significant (β = −1.763, p = .287), and model-fit criteria favour the quadratic: AIC decreases by 0.99 and BIC decreases by 7.0 when moving from the cubic back to the quadratic specification. The cubic term does not alter the turning-point estimate or any focal coefficient substantively. The simpler inverted-U (M2) is therefore preferred over the S-curve on both inferential and parsimony grounds.</w:t>
       </w:r>
     </w:p>
     <w:p>
@@ -5942,15 +5942,15 @@
         <w:pStyle w:val="FirstParagraph"/>
       </w:pPr>
       <w:r>
-        <w:t xml:space="preserve">Three complementary approaches address selection and endogeneity concerns. A note on the selection structure is warranted before presenting the checks. Exporters self-select into foreign markets, so the OLS estimates reflect both selection and treatment effects. As a boundary condition, exporter participation rates declined from 28.4% (2009) to 18.8% (2023) — consistent with servicification of the economy and the gradual exit of marginal exporters — which itself attenuates the threat of a constant positive-selection story across waves. A Heckman two-stage check confirms this reading: Heckman two-step corrections (Panel E) yield insignificant inverse-Mills ratios across all waves (all |λ| &lt; 0.84, p &gt; .25 in each wave), indicating no detectable selection bias on the exporter subsample. The inverse Mills ratio coefficient does not materially change FSTS coefficient estimates across waves, suggesting that selection bias is limited in this context and that the participation-margin productivity gap documented in §4.4 reflects a genuine performance discontinuity rather than an artefact of positive selection into exporting. Propensity-score matching (Panel J) corroborates the average H2 TCI association and the baseline DAI_z level association without imposing linearity: ATT estimates for foreign-technology / certification status (0.609–0.637, p &lt; .001) and for website ownership (0.298–0.321, p &lt; .001) are substantively consistent with the OLS results, though the latter is best read as a descriptive Tier-1 selection-corrected association rather than a capability test. Full matching-balance diagnostics and ATT estimates are reported in Online Appendix Table A.</w:t>
-      </w:r>
-    </w:p>
-    <w:p>
-      <w:pPr>
-        <w:pStyle w:val="BodyText"/>
-      </w:pPr>
-      <w:r>
-        <w:t xml:space="preserve">Two-stage least-squares estimation using leave-one-out sector × region × wave peer-adoption rates as instruments (Panel K; first-stage F-statistics 22–35, well above the Staiger–Stock threshold) returns an instrumented DAI estimate of 0.018 (p = .942) and an instrumented TCI estimate of 1.639 (p &lt; .001). The null 2SLS DAI coefficient is a key robustness result: it indicates that website presence does not plausibly cause productivity improvements in 2023 Vietnam, reinforcing the Tier 1 proxy obsolescence interpretation of the negative DAI×FSTS interaction. The strongly positive instrumented TCI coefficient (β=1.639, p&lt;.001 — substantially larger than the OLS estimate, consistent with attenuation-bias correction) further indicates that foreign-technology and standards capability is the robust productivity-relevant mechanism in this institutional setting. The instrument set (peer-adoption rates within sector × region × wave cells) satisfies relevance (strong first stage) and approximate exclusion (peer-adoption rates are unlikely to affect individual firm productivity through channels other than DAI adoption, conditional on sector-wave cells). Oster (2019) δ-stability bounds (assuming R_max = 1.3 × R_controlled) indicate that no focal coefficient changes sign or collapses to zero under plausible magnitudes of unobserved selection. Full 2SLS first-stage results and Oster bound calculations are reported in Online Appendix Table B.</w:t>
+        <w:t xml:space="preserve">Three complementary approaches address selection and endogeneity concerns. A note on the selection structure is warranted before presenting the checks. Exporters self-select into foreign markets, so the OLS estimates reflect both selection and treatment effects. As a boundary condition, exporter participation rates declined from 28.4% (2009) to 18.8% (2023), consistent with servicification of the economy and the gradual exit of marginal exporters, which itself attenuates the threat of a constant positive-selection story across waves. A Heckman two-stage check confirms this reading: Heckman two-step corrections (Panel E) yield insignificant inverse-Mills ratios across all waves (all |λ| &lt; 0.84, p &gt; .25 in each wave), indicating no detectable selection bias on the exporter subsample. The inverse Mills ratio coefficient does not materially change FSTS coefficient estimates across waves, suggesting that selection bias is limited in this context and that the participation-margin productivity gap documented in §4.4 reflects a genuine performance discontinuity rather than an artefact of positive selection into exporting. Propensity-score matching (Panel J) corroborates the average H2 TCI association and the baseline DAI_z level association without imposing linearity: ATT estimates for foreign-technology / certification status (0.609–0.637, p &lt; .001) and for website ownership (0.298–0.321, p &lt; .001) are substantively consistent with the OLS results, though the latter is best read as a descriptive Tier-1 selection-corrected association rather than a capability test. Full matching-balance diagnostics and ATT estimates are reported in Online Appendix Table A.</w:t>
+      </w:r>
+    </w:p>
+    <w:p>
+      <w:pPr>
+        <w:pStyle w:val="BodyText"/>
+      </w:pPr>
+      <w:r>
+        <w:t xml:space="preserve">Two-stage least-squares estimation using leave-one-out sector × region × wave peer-adoption rates as instruments (Panel K; first-stage F-statistics 22–35, well above the Staiger–Stock threshold) returns an instrumented DAI estimate of 0.018 (p = .942) and an instrumented TCI estimate of 1.639 (p &lt; .001). The null 2SLS DAI coefficient is a key robustness result: it indicates that website presence does not plausibly cause productivity improvements in 2023 Vietnam, reinforcing the Tier 1 proxy obsolescence interpretation of the negative DAI×FSTS interaction. The strongly positive instrumented TCI coefficient (β=1.639, p&lt;.001, substantially larger than the OLS estimate, consistent with attenuation-bias correction) further indicates that foreign-technology and standards capability is the robust productivity-relevant mechanism in this institutional setting. The instrument set (peer-adoption rates within sector × region × wave cells) satisfies relevance (strong first stage) and approximate exclusion (peer-adoption rates are unlikely to affect individual firm productivity through channels other than DAI adoption, conditional on sector-wave cells). Oster (2019) δ-stability bounds (assuming R_max = 1.3 × R_controlled) indicate that no focal coefficient changes sign or collapses to zero under plausible magnitudes of unobserved selection. Full 2SLS first-stage results and Oster bound calculations are reported in Online Appendix Table B.</w:t>
       </w:r>
     </w:p>
     <w:p>
@@ -17103,7 +17103,7 @@
         <w:t xml:space="preserve"> </w:t>
       </w:r>
       <w:r>
-        <w:t xml:space="preserve">J. PSM ATT — website (1-NN, 1,085 ATT_DAI = 0.298 (SE 0.061)</w:t>
+        <w:t xml:space="preserve">J. PSM ATT, website (1-NN, 1,085 ATT_DAI = 0.298 (SE 0.061)</w:t>
       </w:r>
       <w:r>
         <w:t xml:space="preserve"> </w:t>
@@ -17127,7 +17127,7 @@
         <w:t xml:space="preserve"> </w:t>
       </w:r>
       <w:r>
-        <w:t xml:space="preserve">J. PSM ATT — website (kernel 1,085 ATT_DAI = 0.321 (SE 0.043)</w:t>
+        <w:t xml:space="preserve">J. PSM ATT, website (kernel 1,085 ATT_DAI = 0.321 (SE 0.043)</w:t>
       </w:r>
       <w:r>
         <w:t xml:space="preserve"> </w:t>
@@ -17145,7 +17145,7 @@
         <w:t xml:space="preserve"> </w:t>
       </w:r>
       <w:r>
-        <w:t xml:space="preserve">J. PSM ATT — cert / foreign-tech 640 ATT_TCI = 0.637 (SE 0.078)</w:t>
+        <w:t xml:space="preserve">J. PSM ATT, cert / foreign-tech 640 ATT_TCI = 0.637 (SE 0.078)</w:t>
       </w:r>
       <w:r>
         <w:t xml:space="preserve"> </w:t>
@@ -17169,7 +17169,7 @@
         <w:t xml:space="preserve"> </w:t>
       </w:r>
       <w:r>
-        <w:t xml:space="preserve">K. IV / 2SLS — DAI_z</w:t>
+        <w:t xml:space="preserve">K. IV / 2SLS, DAI_z</w:t>
       </w:r>
       <w:r>
         <w:t xml:space="preserve"> </w:t>
@@ -17193,7 +17193,7 @@
         <w:t xml:space="preserve"> </w:t>
       </w:r>
       <w:r>
-        <w:t xml:space="preserve">K. IV / 2SLS — TCI_z</w:t>
+        <w:t xml:space="preserve">K. IV / 2SLS, TCI_z</w:t>
       </w:r>
       <w:r>
         <w:t xml:space="preserve"> </w:t>
@@ -18038,7 +18038,7 @@
         <w:pStyle w:val="FirstParagraph"/>
       </w:pPr>
       <w:r>
-        <w:t xml:space="preserve">The results should first be located against the meta-analytic baseline. Wu, Fan, and Chen (2022, MIR) establish a positive average I–P relationship for emerging-market multinationals — a useful macro-level anchor, but one that aggregates across institutional contexts in which the functional form may vary substantially. Country-level heterogeneity in the I–P curve shape remains under-specified in that meta-analysis. Vietnam — as a single-party transitional economy with rapid but uneven digital infrastructure uptake — provides a critical test of whether the pooled meta-level estimate masks functional-form nonlinearity at the within-country level. The present evidence is consistent with that concern: the inverted-U is robust within Vietnam but is driven predominantly by a participation-margin step rather than by within-exporter saturation, a structure that pooling across exporters and non-exporters in cross-country meta-analyses would tend to inflate into an apparent continuous curvature. The within-Vietnam temporal durability of the threshold (39–46 % band sustained across 14 years) additionally indicates that institutional context — held constant in this single-country design — may stabilise the curve shape in a way that cross-country designs cannot isolate. Our finding of a reproducible inverted-U at FSTS ≈ 39–46% in Vietnam, despite the cross-national skepticism articulated by Pisani, Garcia-Bernardo, and Heemskerk (2020, SMJ), is consistent with the view that single-country institutional contexts retain functional-form heterogeneity that pooled cross-national samples obscure through aggregation. The ascending-limb mechanism receives independent corroboration from matched firm-level customs panel evidence: Vietnamese firms that absorbed a positive US demand shock over 2018–2020 expanded exports to both US and non-US destinations and recorded commensurate gains in labour productivity, with demand-driven export expansion explaining 68.5 per cent of the observed domestic value-added ratio increase over the same period (Agarwal</w:t>
+        <w:t xml:space="preserve">The results should first be located against the meta-analytic baseline. Wu, Fan, and Chen (2022, MIR) establish a positive average I–P relationship for emerging-market multinationals, a useful macro-level anchor, but one that aggregates across institutional contexts in which the functional form may vary substantially. Country-level heterogeneity in the I–P curve shape remains under-specified in that meta-analysis. Vietnam, as a single-party transitional economy with rapid but uneven digital infrastructure uptake, provides a critical test of whether the pooled meta-level estimate masks functional-form nonlinearity at the within-country level. The present evidence is consistent with that concern: the inverted-U is robust within Vietnam but is driven predominantly by a participation-margin step rather than by within-exporter saturation, a structure that pooling across exporters and non-exporters in cross-country meta-analyses would tend to inflate into an apparent continuous curvature. The within-Vietnam temporal durability of the threshold (39–46 % band sustained across 14 years) additionally indicates that institutional context, held constant in this single-country design, may stabilise the curve shape in a way that cross-country designs cannot isolate. Our finding of a reproducible inverted-U at FSTS ≈ 39–46% in Vietnam, despite the cross-national skepticism articulated by Pisani, Garcia-Bernardo, and Heemskerk (2020, SMJ), is consistent with the view that single-country institutional contexts retain functional-form heterogeneity that pooled cross-national samples obscure through aggregation. The ascending-limb mechanism receives independent corroboration from matched firm-level customs panel evidence: Vietnamese firms that absorbed a positive US demand shock over 2018–2020 expanded exports to both US and non-US destinations and recorded commensurate gains in labour productivity, with demand-driven export expansion explaining 68.5 per cent of the observed domestic value-added ratio increase over the same period (Agarwal</w:t>
       </w:r>
       <w:r>
         <w:t xml:space="preserve"> </w:t>
@@ -18051,7 +18051,7 @@
         <w:t xml:space="preserve">et al.</w:t>
       </w:r>
       <w:r>
-        <w:t xml:space="preserve">, 2026). This corroboration strengthens the interpretation that moderate export intensity generates genuine productivity gains in Vietnamese firms — not merely a compositional artefact of positive selection into exporting.</w:t>
+        <w:t xml:space="preserve">, 2026). This corroboration strengthens the interpretation that moderate export intensity generates genuine productivity gains in Vietnamese firms, not merely a compositional artefact of positive selection into exporting.</w:t>
       </w:r>
     </w:p>
     <w:bookmarkStart w:id="64" w:name="Xa5f80b6bc0b8dd7b33d639445ac723c1ee9ad4a"/>
@@ -18100,7 +18100,7 @@
         <w:pStyle w:val="BodyText"/>
       </w:pPr>
       <w:r>
-        <w:t xml:space="preserve">The negative sign on the FSTS_c × DAI_z interaction in 2023 — where DAI productivity relevance attenuates at higher export intensities — is consistent with the Tier-1 boundary of the construct: a website alone cannot manage the transaction density of high-export-intensity operations without electronic-payment and process-integration support. This contrasts with settings where the same construct includes Tier 2 transaction-enabling items, where higher export intensity could instead amplify the productivity return to digital adoption.</w:t>
+        <w:t xml:space="preserve">The negative sign on the FSTS_c × DAI_z interaction in 2023, where DAI productivity relevance attenuates at higher export intensities, is consistent with the Tier-1 boundary of the construct: a website alone cannot manage the transaction density of high-export-intensity operations without electronic-payment and process-integration support. This contrasts with settings where the same construct includes Tier 2 transaction-enabling items, where higher export intensity could instead amplify the productivity return to digital adoption.</w:t>
       </w:r>
       <w:r>
         <w:t xml:space="preserve"> </w:t>
@@ -18228,13 +18228,13 @@
         <w:t xml:space="preserve"> </w:t>
       </w:r>
       <w:r>
-        <w:t xml:space="preserve">by 2023 close to a Tier-1 baseline indicator, the DAI_rich extension available only in 2023 —</w:t>
-      </w:r>
-      <w:r>
-        <w:t xml:space="preserve"> </w:t>
-      </w:r>
-      <w:r>
-        <w:t xml:space="preserve">combining c22b with electronic-payment shares (k33, k38) — produces a similarly directioned</w:t>
+        <w:t xml:space="preserve">by 2023 close to a Tier-1 baseline indicator, the DAI_rich extension available only in 2023 ,</w:t>
+      </w:r>
+      <w:r>
+        <w:t xml:space="preserve"> </w:t>
+      </w:r>
+      <w:r>
+        <w:t xml:space="preserve">combining c22b with electronic-payment shares (k33, k38), produces a similarly directioned</w:t>
       </w:r>
       <w:r>
         <w:t xml:space="preserve"> </w:t>
@@ -18354,15 +18354,15 @@
         <w:pStyle w:val="FirstParagraph"/>
       </w:pPr>
       <w:r>
-        <w:t xml:space="preserve">Before invoking the macro-infrastructure narrative, the 2015 null should be grounded in the micro-structure of the sample itself. As reported in Table 2, the exporter share fell from 28.4% in 2009 to 20.7% in 2015 — a selective exit that left a residual cohort disproportionately concentrated in labour-intensive, OEM-dependent assembly operations. For a garment or electronics sub-contractor awaiting orders from a foreign principal, a basic corporate website functions as a digital pamphlet rather than a productivity-enabling coordination tool: it signals presence but does not optimise supply-chain flows, enable transaction-level data integration, or substitute for the digital interfaces controlled by the upstream buyer. This cohort-composition mechanism — not merely the macro infrastructure gap — helps explain why the website-based DAI coefficient compresses to a null in 2015 even as the inverted-U curvature remains statistically present. The proxy-obsolescence channel reinforces this reading: by 2015, website ownership had diffused sufficiently that the c22b indicator could no longer separate digitally capable exporters from routine web presence, further attenuating its measured association with productivity. We therefore treat the macro indicators below as institutional context that makes the wave-specific reading plausible, not as identifying variation.</w:t>
-      </w:r>
-    </w:p>
-    <w:p>
-      <w:pPr>
-        <w:pStyle w:val="BodyText"/>
-      </w:pPr>
-      <w:r>
-        <w:t xml:space="preserve">A purely stage-contingency interpretation is not the only reading of the wave-specific DAI pattern. An alternative — and to a degree complementary — explanation is proxy obsolescence:</w:t>
+        <w:t xml:space="preserve">Before invoking the macro-infrastructure narrative, the 2015 null should be grounded in the micro-structure of the sample itself. As reported in Table 2, the exporter share fell from 28.4% in 2009 to 20.7% in 2015, a selective exit that left a residual cohort disproportionately concentrated in labour-intensive, OEM-dependent assembly operations. For a garment or electronics sub-contractor awaiting orders from a foreign principal, a basic corporate website functions as a digital pamphlet rather than a productivity-enabling coordination tool: it signals presence but does not optimise supply-chain flows, enable transaction-level data integration, or substitute for the digital interfaces controlled by the upstream buyer. This cohort-composition mechanism, not merely the macro infrastructure gap, helps explain why the website-based DAI coefficient compresses to a null in 2015 even as the inverted-U curvature remains statistically present. The proxy-obsolescence channel reinforces this reading: by 2015, website ownership had diffused sufficiently that the c22b indicator could no longer separate digitally capable exporters from routine web presence, further attenuating its measured association with productivity. We therefore treat the macro indicators below as institutional context that makes the wave-specific reading plausible, not as identifying variation.</w:t>
+      </w:r>
+    </w:p>
+    <w:p>
+      <w:pPr>
+        <w:pStyle w:val="BodyText"/>
+      </w:pPr>
+      <w:r>
+        <w:t xml:space="preserve">A purely stage-contingency interpretation is not the only reading of the wave-specific DAI pattern. An alternative, and to a degree complementary, explanation is proxy obsolescence:</w:t>
       </w:r>
       <w:r>
         <w:t xml:space="preserve"> </w:t>
@@ -18592,13 +18592,13 @@
         <w:t xml:space="preserve"> </w:t>
       </w:r>
       <w:r>
-        <w:t xml:space="preserve">matured. We do not treat these macro indicators as identifying variation — they are not entered</w:t>
-      </w:r>
-      <w:r>
-        <w:t xml:space="preserve"> </w:t>
-      </w:r>
-      <w:r>
-        <w:t xml:space="preserve">into the regression — but they make the wave-specific reading institutionally plausible rather</w:t>
+        <w:t xml:space="preserve">matured. We do not treat these macro indicators as identifying variation, they are not entered</w:t>
+      </w:r>
+      <w:r>
+        <w:t xml:space="preserve"> </w:t>
+      </w:r>
+      <w:r>
+        <w:t xml:space="preserve">into the regression, but they make the wave-specific reading institutionally plausible rather</w:t>
       </w:r>
       <w:r>
         <w:t xml:space="preserve"> </w:t>
@@ -18674,7 +18674,7 @@
         <w:t xml:space="preserve"> </w:t>
       </w:r>
       <w:r>
-        <w:t xml:space="preserve">of capability investment should change with the firm's position relative to two empirically anchored thresholds: the export-participation barrier (FSTS = 0 → FSTS &gt; 0) and the inverted-U turning-point band at 39–46 % FSTS. Read together, the step-function structure at the participation margin and the Tier-1 saturation of website-based digital presence imply a threshold-conditioned capital-allocation map for Vietnamese SME managers — one that translates the wave-specific coefficient patterns into stage-appropriate priorities.</w:t>
+        <w:t xml:space="preserve">of capability investment should change with the firm's position relative to two empirically anchored thresholds: the export-participation barrier (FSTS = 0 → FSTS &gt; 0) and the inverted-U turning-point band at 39–46 % FSTS. Read together, the step-function structure at the participation margin and the Tier-1 saturation of website-based digital presence imply a threshold-conditioned capital-allocation map for Vietnamese SME managers, one that translates the wave-specific coefficient patterns into stage-appropriate priorities.</w:t>
       </w:r>
     </w:p>
     <w:p>
@@ -18686,7 +18686,7 @@
           <w:iCs/>
           <w:i/>
         </w:rPr>
-        <w:t xml:space="preserve">Stage 1 — Pre-export and low-intensity firms (FSTS = 0 or FSTS &lt; ~30 %).</w:t>
+        <w:t xml:space="preserve">Stage 1, Pre-export and low-intensity firms (FSTS = 0 or FSTS &lt; ~30 %).</w:t>
       </w:r>
       <w:r>
         <w:t xml:space="preserve"> </w:t>
@@ -18704,13 +18704,13 @@
           <w:iCs/>
           <w:i/>
         </w:rPr>
-        <w:t xml:space="preserve">Stage 2 — Approaching the turning-point band (FSTS ≈ 30–46 %).</w:t>
-      </w:r>
-      <w:r>
-        <w:t xml:space="preserve"> </w:t>
-      </w:r>
-      <w:r>
-        <w:t xml:space="preserve">The TCI direct association (pooled β = 0.179, p &lt; .001; instrumented β = 1.639) and the curvature-flattening role of TCI moderation (M3 joint p = .003 pooled) imply that the binding productivity friction in this band is the coordination ceiling that foreign-technology and standards capability is most effective at relaxing. Capital expenditure should therefore tilt toward TCI-deepening investments — foreign-licensed technology, formal quality-certification systems, process integration with foreign principals — rather than incremental DAI upgrades on the Tier-1 layer. The basic website is by this stage a hygiene factor; what differentiates productivity outcomes within the cohort is whether the firm has absorbed the deeper technological and standards capability that absorbs coordination cost at higher export intensity.</w:t>
+        <w:t xml:space="preserve">Stage 2, Approaching the turning-point band (FSTS ≈ 30–46 %).</w:t>
+      </w:r>
+      <w:r>
+        <w:t xml:space="preserve"> </w:t>
+      </w:r>
+      <w:r>
+        <w:t xml:space="preserve">The TCI direct association (pooled β = 0.179, p &lt; .001; instrumented β = 1.639) and the curvature-flattening role of TCI moderation (M3 joint p = .003 pooled) imply that the binding productivity friction in this band is the coordination ceiling that foreign-technology and standards capability is most effective at relaxing. Capital expenditure should therefore tilt toward TCI-deepening investments, foreign-licensed technology, formal quality-certification systems, process integration with foreign principals, rather than incremental DAI upgrades on the Tier-1 layer. The basic website is by this stage a hygiene factor; what differentiates productivity outcomes within the cohort is whether the firm has absorbed the deeper technological and standards capability that absorbs coordination cost at higher export intensity.</w:t>
       </w:r>
     </w:p>
     <w:p>
@@ -18722,7 +18722,7 @@
           <w:iCs/>
           <w:i/>
         </w:rPr>
-        <w:t xml:space="preserve">Stage 3 — Beyond the turning point (FSTS &gt; ~46 %).</w:t>
+        <w:t xml:space="preserve">Stage 3, Beyond the turning point (FSTS &gt; ~46 %).</w:t>
       </w:r>
       <w:r>
         <w:t xml:space="preserve"> </w:t>
@@ -18752,15 +18752,15 @@
         <w:t xml:space="preserve"> </w:t>
       </w:r>
       <w:r>
-        <w:t xml:space="preserve">in DAI direct association is interpretable through this lens as well. The exporter cohort in 2015 was disproportionately concentrated in OEM-dependent assembly operations where a corporate website functioned as a digital pamphlet rather than as a coordination tool — a setting in which Tier-1 digital infrastructure cannot substitute for the upstream-buyer-controlled digital interfaces that mediate the actual transaction flow. For managers of OEM-style firms, the implication is that pure DAI upgrades do not loosen the productivity ceiling when the binding constraint is upstream digital governance; the productivity-relevant capability lever in such cohorts is upgrading toward TCI-anchored channels that improve the firm's standing relative to foreign principals.</w:t>
-      </w:r>
-    </w:p>
-    <w:p>
-      <w:pPr>
-        <w:pStyle w:val="BodyText"/>
-      </w:pPr>
-      <w:r>
-        <w:t xml:space="preserve">Two cross-cutting principles emerge. First, managers should avoid conflating basic digital adoption with deeper technological capability — the constructs do not behave identically across periods or under identification-robust estimation, and Tier-1 digital expenditure does not substitute for the foreign-technology, standards, and process-integration investments that the TCI channel reflects. Second, allocation decisions should be staged against the empirically identified thresholds rather than against generic digital-transformation prescriptions: investment in incremental Tier-1 presence at high export intensity may absorb scarce capital with limited productivity return, while investment in TCI-channel capability around the 39–46 % band corresponds to where the cross-wave evidence is most consistent with a productivity-enhancing effect. The threshold-conditioned framing translates the step-function and Tier-1 saturation findings into actionable allocation guidance without overstating the causal status of the cross-sectional coefficients.</w:t>
+        <w:t xml:space="preserve">in DAI direct association is interpretable through this lens as well. The exporter cohort in 2015 was disproportionately concentrated in OEM-dependent assembly operations where a corporate website functioned as a digital pamphlet rather than as a coordination tool, a setting in which Tier-1 digital infrastructure cannot substitute for the upstream-buyer-controlled digital interfaces that mediate the actual transaction flow. For managers of OEM-style firms, the implication is that pure DAI upgrades do not loosen the productivity ceiling when the binding constraint is upstream digital governance; the productivity-relevant capability lever in such cohorts is upgrading toward TCI-anchored channels that improve the firm's standing relative to foreign principals.</w:t>
+      </w:r>
+    </w:p>
+    <w:p>
+      <w:pPr>
+        <w:pStyle w:val="BodyText"/>
+      </w:pPr>
+      <w:r>
+        <w:t xml:space="preserve">Two cross-cutting principles emerge. First, managers should avoid conflating basic digital adoption with deeper technological capability, the constructs do not behave identically across periods or under identification-robust estimation, and Tier-1 digital expenditure does not substitute for the foreign-technology, standards, and process-integration investments that the TCI channel reflects. Second, allocation decisions should be staged against the empirically identified thresholds rather than against generic digital-transformation prescriptions: investment in incremental Tier-1 presence at high export intensity may absorb scarce capital with limited productivity return, while investment in TCI-channel capability around the 39–46 % band corresponds to where the cross-wave evidence is most consistent with a productivity-enhancing effect. The threshold-conditioned framing translates the step-function and Tier-1 saturation findings into actionable allocation guidance without overstating the causal status of the cross-sectional coefficients.</w:t>
       </w:r>
     </w:p>
     <w:bookmarkEnd w:id="67"/>
@@ -18854,13 +18854,13 @@
         <w:pStyle w:val="BodyText"/>
       </w:pPr>
       <w:r>
-        <w:t xml:space="preserve">that bundle Tier 1–2 digital adoption with deeper capability upgrading — quality certification,</w:t>
-      </w:r>
-      <w:r>
-        <w:t xml:space="preserve"> </w:t>
-      </w:r>
-      <w:r>
-        <w:t xml:space="preserve">absorptive-capacity investment, organisational routines for cross-border coordination — are</w:t>
+        <w:t xml:space="preserve">that bundle Tier 1–2 digital adoption with deeper capability upgrading, quality certification,</w:t>
+      </w:r>
+      <w:r>
+        <w:t xml:space="preserve"> </w:t>
+      </w:r>
+      <w:r>
+        <w:t xml:space="preserve">absorptive-capacity investment, organisational routines for cross-border coordination, are</w:t>
       </w:r>
       <w:r>
         <w:t xml:space="preserve"> </w:t>
@@ -18872,7 +18872,7 @@
         <w:t xml:space="preserve"> </w:t>
       </w:r>
       <w:r>
-        <w:t xml:space="preserve">Third, the cross-wave comparison — which, given the repeated cross-sectional design, reflects cohort-level snapshots rather than within-firm trajectories — suggests that policy evaluation windows matter.</w:t>
+        <w:t xml:space="preserve">Third, the cross-wave comparison, which, given the repeated cross-sectional design, reflects cohort-level snapshots rather than within-firm trajectories, suggests that policy evaluation windows matter.</w:t>
       </w:r>
     </w:p>
     <w:p>
@@ -18924,7 +18924,7 @@
         <w:t xml:space="preserve"> </w:t>
       </w:r>
       <w:r>
-        <w:t xml:space="preserve">update identifies the cultivation of high-tech industrial talent as a binding constraint mediating digital and capability investment into sustainable productivity gains — reinforcing the argument that policy evaluation in transitional settings must monitor the capability environment, not adoption rates alone. At the macro level, Vietnam's service trade liberalization over 2008–2016 raised service-sector productivity by an average of 2.9 per cent per year and manufacturing productivity by 3.1 per cent per year (Barattieri</w:t>
+        <w:t xml:space="preserve">update identifies the cultivation of high-tech industrial talent as a binding constraint mediating digital and capability investment into sustainable productivity gains, reinforcing the argument that policy evaluation in transitional settings must monitor the capability environment, not adoption rates alone. At the macro level, Vietnam's service trade liberalization over 2008–2016 raised service-sector productivity by an average of 2.9 per cent per year and manufacturing productivity by 3.1 per cent per year (Barattieri</w:t>
       </w:r>
       <w:r>
         <w:t xml:space="preserve"> </w:t>
@@ -18962,15 +18962,15 @@
         <w:t xml:space="preserve"> </w:t>
       </w:r>
       <w:r>
-        <w:t xml:space="preserve">microdata are repeated cross-sections rather than a true firm panel. This design cannot identify within-firm trajectories over time, and time-invariant unobserved heterogeneity cannot be netted out at the firm level — which means causal attribution for any estimated coefficient remains unavailable. The associational language used throughout the paper reflects this constraint and should not be relaxed in any reader's interpretation of the results. The appropriate analytical remedy is a matched-firm longitudinal panel combining WBES waves with administrative registry data or customs records, which would allow difference-in-differences or fixed-effects identification of the participation-margin productivity jump; Wooldridge (2010) provides the relevant identification framework for such designs.</w:t>
-      </w:r>
-    </w:p>
-    <w:p>
-      <w:pPr>
-        <w:pStyle w:val="BodyText"/>
-      </w:pPr>
-      <w:r>
-        <w:t xml:space="preserve">Second, DAI_z captures only a foundational, Tier-1-style layer of digital adoption centred on website presence, rather than digitally integrated organisational capability. This means the present analysis cannot conclude whether deeper digital integration — Tier 2 electronic-payment intensity, Tier 3 ERP-linked supply-chain digitisation, or Tier 4 data-driven operations — exhibits a more stable or differently shaped productivity channel than the website-presence binary documents here. The appropriate remedy is a panel of digitally integrated firms measured with Tier 2–4 indicators (electronic-payment intensity k33/k38, ERP adoption, platform integration), applying the construct-tier hierarchy of Verhoef et al. (2021) to assign each indicator to its correct layer before entering it in the I–P model.</w:t>
+        <w:t xml:space="preserve">microdata are repeated cross-sections rather than a true firm panel. This design cannot identify within-firm trajectories over time, and time-invariant unobserved heterogeneity cannot be netted out at the firm level, which means causal attribution for any estimated coefficient remains unavailable. The associational language used throughout the paper reflects this constraint and should not be relaxed in any reader's interpretation of the results. The appropriate analytical remedy is a matched-firm longitudinal panel combining WBES waves with administrative registry data or customs records, which would allow difference-in-differences or fixed-effects identification of the participation-margin productivity jump; Wooldridge (2010) provides the relevant identification framework for such designs.</w:t>
+      </w:r>
+    </w:p>
+    <w:p>
+      <w:pPr>
+        <w:pStyle w:val="BodyText"/>
+      </w:pPr>
+      <w:r>
+        <w:t xml:space="preserve">Second, DAI_z captures only a foundational, Tier-1-style layer of digital adoption centred on website presence, rather than digitally integrated organisational capability. This means the present analysis cannot conclude whether deeper digital integration, Tier 2 electronic-payment intensity, Tier 3 ERP-linked supply-chain digitisation, or Tier 4 data-driven operations, exhibits a more stable or differently shaped productivity channel than the website-presence binary documents here. The appropriate remedy is a panel of digitally integrated firms measured with Tier 2–4 indicators (electronic-payment intensity k33/k38, ERP adoption, platform integration), applying the construct-tier hierarchy of Verhoef et al. (2021) to assign each indicator to its correct layer before entering it in the I–P model.</w:t>
       </w:r>
     </w:p>
     <w:p>
@@ -19092,7 +19092,7 @@
         <w:t xml:space="preserve"> </w:t>
       </w:r>
       <w:r>
-        <w:t xml:space="preserve">channel is present in both. Finer industry-level mechanisms — for example, contrasting digitally</w:t>
+        <w:t xml:space="preserve">channel is present in both. Finer industry-level mechanisms, for example, contrasting digitally</w:t>
       </w:r>
       <w:r>
         <w:t xml:space="preserve"> </w:t>
@@ -19104,7 +19104,7 @@
         <w:t xml:space="preserve"> </w:t>
       </w:r>
       <w:r>
-        <w:t xml:space="preserve">oriented manufacturing sub-sectors — would benefit from a research design that exploits richer</w:t>
+        <w:t xml:space="preserve">oriented manufacturing sub-sectors, would benefit from a research design that exploits richer</w:t>
       </w:r>
       <w:r>
         <w:t xml:space="preserve"> </w:t>
@@ -19118,7 +19118,7 @@
         <w:pStyle w:val="BodyText"/>
       </w:pPr>
       <w:r>
-        <w:t xml:space="preserve">Sixth, the analysis is limited to Vietnam as a single transitional economy at a particular stage of its digital and institutional development. Understanding how the DAI moderation pattern documented here — negative at high export intensity under Tier-1-only adoption — compares with patterns in other emerging markets at different institutional stages, or with patterns in digitally advanced economies where the same interaction is predicted to be positive, requires cross-setting comparative designs that systematically vary institutional transaction costs and digital infrastructure quality. Such designs would also allow more direct tests of the context-contingent framing developed in §2.1.</w:t>
+        <w:t xml:space="preserve">Sixth, the analysis is limited to Vietnam as a single transitional economy at a particular stage of its digital and institutional development. Understanding how the DAI moderation pattern documented here, negative at high export intensity under Tier-1-only adoption, compares with patterns in other emerging markets at different institutional stages, or with patterns in digitally advanced economies where the same interaction is predicted to be positive, requires cross-setting comparative designs that systematically vary institutional transaction costs and digital infrastructure quality. Such designs would also allow more direct tests of the context-contingent framing developed in §2.1.</w:t>
       </w:r>
     </w:p>
     <w:bookmarkEnd w:id="70"/>
@@ -19144,7 +19144,7 @@
         <w:pStyle w:val="BodyText"/>
       </w:pPr>
       <w:r>
-        <w:t xml:space="preserve">The findings indicate that the internationalisation–performance relationship is non-monotonic in the full sample, that the pattern is driven primarily by a participation-and-intensity structure rather than by strong within-exporter curvature alone, and — critically — that the inverted-U turning point is structurally durable: the threshold range clusters within a narrow ~7-percentage-point band (39.3–46.2 %) across 14 years of major institutional change, including WTO accession, the Global Financial Crisis, the COVID-19 supply-chain disruption, and the diffusion of digital-payment infrastructure. This durability is consistent with deep firm-level constraints — coordination capacity, contract enforcement, and trade-finance access — that change more slowly than the wider operating environment.</w:t>
+        <w:t xml:space="preserve">The findings indicate that the internationalisation–performance relationship is non-monotonic in the full sample, that the pattern is driven primarily by a participation-and-intensity structure rather than by strong within-exporter curvature alone, and, critically, that the inverted-U turning point is structurally durable: the threshold range clusters within a narrow ~7-percentage-point band (39.3–46.2 %) across 14 years of major institutional change, including WTO accession, the Global Financial Crisis, the COVID-19 supply-chain disruption, and the diffusion of digital-payment infrastructure. This durability is consistent with deep firm-level constraints, coordination capacity, contract enforcement, and trade-finance access, that change more slowly than the wider operating environment.</w:t>
       </w:r>
     </w:p>
     <w:p>

--- a/p3/submission/jed_package/01_manuscript_blinded.docx
+++ b/p3/submission/jed_package/01_manuscript_blinded.docx
@@ -2,7 +2,7 @@
 <file path=word/document.xml><?xml version="1.0" encoding="utf-8"?>
 <w:document xmlns:w="http://schemas.openxmlformats.org/wordprocessingml/2006/main" xmlns:m="http://schemas.openxmlformats.org/officeDocument/2006/math" xmlns:r="http://schemas.openxmlformats.org/officeDocument/2006/relationships" xmlns:o="urn:schemas-microsoft-com:office:office" xmlns:v="urn:schemas-microsoft-com:vml" xmlns:w10="urn:schemas-microsoft-com:office:word" xmlns:a="http://schemas.openxmlformats.org/drawingml/2006/main" xmlns:pic="http://schemas.openxmlformats.org/drawingml/2006/picture" xmlns:wp="http://schemas.openxmlformats.org/drawingml/2006/wordprocessingDrawing">
   <w:body>
-    <w:bookmarkStart w:id="133" w:name="X0264dbef037d515bdd41c0931e5e2e7c8717b18"/>
+    <w:bookmarkStart w:id="115" w:name="X0264dbef037d515bdd41c0931e5e2e7c8717b18"/>
     <w:p>
       <w:pPr>
         <w:pStyle w:val="Heading1"/>
@@ -895,7 +895,7 @@
     </w:p>
     <w:bookmarkEnd w:id="25"/>
     <w:bookmarkEnd w:id="26"/>
-    <w:bookmarkStart w:id="34" w:name="X8bf20a63f0decf7b16e99d564b9958ec4fbbb23"/>
+    <w:bookmarkStart w:id="31" w:name="X8bf20a63f0decf7b16e99d564b9958ec4fbbb23"/>
     <w:p>
       <w:pPr>
         <w:pStyle w:val="Heading2"/>
@@ -1578,7 +1578,7 @@
       </w:r>
     </w:p>
     <w:bookmarkEnd w:id="29"/>
-    <w:bookmarkStart w:id="33" w:name="Xa301591a4bdc42129e76c2a2b73514232150381"/>
+    <w:bookmarkStart w:id="30" w:name="Xa301591a4bdc42129e76c2a2b73514232150381"/>
     <w:p>
       <w:pPr>
         <w:pStyle w:val="Heading3"/>
@@ -1922,46 +1922,7 @@
         <w:pStyle w:val="BodyText"/>
       </w:pPr>
       <w:r>
-        <w:drawing>
-          <wp:inline>
-            <wp:extent cx="5334000" cy="2930266"/>
-            <wp:effectExtent b="0" l="0" r="0" t="0"/>
-            <wp:docPr descr="Figure 1: Conceptual model, TCI, DAI, and export intensity as determinants of firm performance (Vietnam, 3-wave)" title="" id="31" name="Picture"/>
-            <a:graphic>
-              <a:graphicData uri="http://schemas.openxmlformats.org/drawingml/2006/picture">
-                <pic:pic>
-                  <pic:nvPicPr>
-                    <pic:cNvPr descr="figures/vietnam/figure_1_conceptual_model.png" id="32" name="Picture"/>
-                    <pic:cNvPicPr>
-                      <a:picLocks noChangeArrowheads="1" noChangeAspect="1"/>
-                    </pic:cNvPicPr>
-                  </pic:nvPicPr>
-                  <pic:blipFill>
-                    <a:blip r:embed="rId30"/>
-                    <a:stretch>
-                      <a:fillRect/>
-                    </a:stretch>
-                  </pic:blipFill>
-                  <pic:spPr bwMode="auto">
-                    <a:xfrm>
-                      <a:off x="0" y="0"/>
-                      <a:ext cx="5334000" cy="2930266"/>
-                    </a:xfrm>
-                    <a:prstGeom prst="rect">
-                      <a:avLst/>
-                    </a:prstGeom>
-                    <a:noFill/>
-                    <a:ln w="9525">
-                      <a:noFill/>
-                      <a:headEnd/>
-                      <a:tailEnd/>
-                    </a:ln>
-                  </pic:spPr>
-                </pic:pic>
-              </a:graphicData>
-            </a:graphic>
-          </wp:inline>
-        </w:drawing>
+        <w:t xml:space="preserve">Figure 1: Conceptual model, TCI, DAI, and export intensity as determinants of firm performance (Vietnam, 3-wave)</w:t>
       </w:r>
     </w:p>
     <w:p>
@@ -2000,9 +1961,9 @@
         <w:t xml:space="preserve">Solid arrows represent hypothesised direct and curvilinear effects. Dashed arrows represent moderating effects. The independent variable, internationalisation intensity (FSTS, centred FSTS_c and FSTS_c²), is placed at left; the dependent variable, firm performance, measured as ln(labour productivity) = ln(annual revenue PPP / permanent workers), is placed at right, following left-to-right causal flow convention. H1 (inverted-U nonlinearity: β₁ &gt; 0, β₂ &lt; 0) is grounded in the Uppsala model (Johanson and Vahlne, 1977, 2009) and coordination-cost theory (Hitt et al., 1997). H2 specifies technological capability (TCI_z, Resource-Based View: Barney, 1991) as a level-shifting direct effect and secondary moderator on the FSTS–performance curve; instrument: industry-level TCI mean (causal IV identification). H4 treats website-based digital adoption (DAI_z, Tier-1 only) as an exploratory probe of the Digital Capability Lens (Banalieva and Dhanaraj, 2019); measurement constraint acknowledged, single binary indicator across 2009/2015/2023 waves limits inferential strength. (+) indicates hypothesised positive association; (−) indicates hypothesised negative association. Control variables (ln firm size, firm age, foreign ownership, broad-sector fixed effects, wave fixed effects) enter additively in all models but are omitted from the figure for clarity. ICRV context: Vietnam, Nhóm IV (Lower_mid_transition, ICRV Group 4 of 6; lower-middle-income transition economy; WGI Rule of Law ≈ −0.09 in 2023, World Bank). Data: WBES 2009, 2015, 2023; N = 2,958 (pooled), n_wave = 989/956/1,013.</w:t>
       </w:r>
     </w:p>
-    <w:bookmarkEnd w:id="33"/>
-    <w:bookmarkEnd w:id="34"/>
-    <w:bookmarkStart w:id="40" w:name="Xfd2f05febb90fd7f58b14547dd9b33901f267a5"/>
+    <w:bookmarkEnd w:id="30"/>
+    <w:bookmarkEnd w:id="31"/>
+    <w:bookmarkStart w:id="37" w:name="Xfd2f05febb90fd7f58b14547dd9b33901f267a5"/>
     <w:p>
       <w:pPr>
         <w:pStyle w:val="Heading2"/>
@@ -2011,7 +1972,7 @@
         <w:t xml:space="preserve">3. Data, variables, and empirical strategy</w:t>
       </w:r>
     </w:p>
-    <w:bookmarkStart w:id="35" w:name="X690a6f2a93b97075aa335e9e4cac18d5293d91d"/>
+    <w:bookmarkStart w:id="32" w:name="X690a6f2a93b97075aa335e9e4cac18d5293d91d"/>
     <w:p>
       <w:pPr>
         <w:pStyle w:val="Heading3"/>
@@ -2061,7 +2022,7 @@
         <w:t xml:space="preserve"> </w:t>
       </w:r>
       <w:r>
-        <w:t xml:space="preserve">for 2009, 956 for 2015, and 1,013 for 2023. The pooled full model contains 2,958 observations.</w:t>
+        <w:t xml:space="preserve">for 2009,956 for 2015, and 1,013 for 2023. The pooled full model contains 2,958 observations.</w:t>
       </w:r>
       <w:r>
         <w:t xml:space="preserve"> </w:t>
@@ -2076,8 +2037,8 @@
         <w:t xml:space="preserve">across stages.</w:t>
       </w:r>
     </w:p>
-    <w:bookmarkEnd w:id="35"/>
-    <w:bookmarkStart w:id="36" w:name="Xbcf9f12e79107fa2c089aaf13fc6c4fb773f1c2"/>
+    <w:bookmarkEnd w:id="32"/>
+    <w:bookmarkStart w:id="33" w:name="Xbcf9f12e79107fa2c089aaf13fc6c4fb773f1c2"/>
     <w:p>
       <w:pPr>
         <w:pStyle w:val="Heading3"/>
@@ -2960,7 +2921,7 @@
         <w:t xml:space="preserve"> </w:t>
       </w:r>
       <w:r>
-        <w:t xml:space="preserve">sector1). The resulting analytic samples are 989, 956, and 1,013 observations for 2009, 2015,</w:t>
+        <w:t xml:space="preserve">sector1). The resulting analytic samples are 989,956, and 1,013 observations for 2009, 2015,</w:t>
       </w:r>
       <w:r>
         <w:t xml:space="preserve"> </w:t>
@@ -2969,8 +2930,8 @@
         <w:t xml:space="preserve">and 2023 respectively; pooled N is 2,958.</w:t>
       </w:r>
     </w:p>
-    <w:bookmarkEnd w:id="36"/>
-    <w:bookmarkStart w:id="37" w:name="Xc5fe1f3cf583535f12a87a680dcd317400b3da2"/>
+    <w:bookmarkEnd w:id="33"/>
+    <w:bookmarkStart w:id="34" w:name="Xc5fe1f3cf583535f12a87a680dcd317400b3da2"/>
     <w:p>
       <w:pPr>
         <w:pStyle w:val="Heading3"/>
@@ -3313,8 +3274,8 @@
         <w:t xml:space="preserve">All models are estimated by OLS with HC1 heteroscedasticity-consistent standard errors. Wave fixed effects (λ_t) are included in pooled specifications only. The M0–M8 sequence is estimated wave-by-wave and jointly on the pooled three-wave file, yielding four sets of estimates (2009, 2015, 2023, pooled).</w:t>
       </w:r>
     </w:p>
-    <w:bookmarkEnd w:id="37"/>
-    <w:bookmarkStart w:id="38" w:name="Xe803d156752d85865c6c4f44f4ca9bbe59bf0f9"/>
+    <w:bookmarkEnd w:id="34"/>
+    <w:bookmarkStart w:id="35" w:name="Xe803d156752d85865c6c4f44f4ca9bbe59bf0f9"/>
     <w:p>
       <w:pPr>
         <w:pStyle w:val="Heading3"/>
@@ -3393,8 +3354,8 @@
         <w:t xml:space="preserve">The repeated-cross-section data structure (three non-overlapping surveys of different firms) precludes within-firm fixed-effects estimation; the identification strategy therefore relies on the three complementary approaches above rather than panel differencing. All inferences are described as associations with the selection-robustness caveats noted above, consistent with the inferential conventions for cross-sectional WBES data (Antonakis et al., 2010; Shaver, 2020).</w:t>
       </w:r>
     </w:p>
-    <w:bookmarkEnd w:id="38"/>
-    <w:bookmarkStart w:id="39" w:name="X976281aae9d7cc6accc3a8a15180eec1c0b7e58"/>
+    <w:bookmarkEnd w:id="35"/>
+    <w:bookmarkStart w:id="36" w:name="X976281aae9d7cc6accc3a8a15180eec1c0b7e58"/>
     <w:p>
       <w:pPr>
         <w:pStyle w:val="Heading3"/>
@@ -3467,9 +3428,9 @@
         <w:t xml:space="preserve">of associational evidence (Aguinis et al., 2021; Shaver, 2020).</w:t>
       </w:r>
     </w:p>
-    <w:bookmarkEnd w:id="39"/>
-    <w:bookmarkEnd w:id="40"/>
-    <w:bookmarkStart w:id="63" w:name="X121719332867ee227f0a04b486098cee978c6e6"/>
+    <w:bookmarkEnd w:id="36"/>
+    <w:bookmarkEnd w:id="37"/>
+    <w:bookmarkStart w:id="45" w:name="X121719332867ee227f0a04b486098cee978c6e6"/>
     <w:p>
       <w:pPr>
         <w:pStyle w:val="Heading2"/>
@@ -3534,7 +3495,7 @@
         <w:t xml:space="preserve">/ 20.55), consistent with broader Vietnamese productivity convergence over the period.</w:t>
       </w:r>
     </w:p>
-    <w:bookmarkStart w:id="42" w:name="X0cdd773083ddb6504e3d3ab10ff1c76267ec612"/>
+    <w:bookmarkStart w:id="39" w:name="X0cdd773083ddb6504e3d3ab10ff1c76267ec612"/>
     <w:p>
       <w:pPr>
         <w:pStyle w:val="Heading3"/>
@@ -4179,7 +4140,7 @@
       <w:r>
         <w:t xml:space="preserve"> </w:t>
       </w:r>
-      <w:hyperlink r:id="rId41">
+      <w:hyperlink r:id="rId38">
         <w:r>
           <w:rPr>
             <w:rStyle w:val="Hyperlink"/>
@@ -4444,8 +4405,8 @@
         <w:t xml:space="preserve">higher export intensity rather than uniformly across the export-intensity range.</w:t>
       </w:r>
     </w:p>
-    <w:bookmarkEnd w:id="42"/>
-    <w:bookmarkStart w:id="55" w:name="Xaa4851a9c1b3e08eeca0ab72ae930e2b05bff75"/>
+    <w:bookmarkEnd w:id="39"/>
+    <w:bookmarkStart w:id="40" w:name="Xaa4851a9c1b3e08eeca0ab72ae930e2b05bff75"/>
     <w:p>
       <w:pPr>
         <w:pStyle w:val="Heading3"/>
@@ -5078,46 +5039,7 @@
         <w:pStyle w:val="BodyText"/>
       </w:pPr>
       <w:r>
-        <w:drawing>
-          <wp:inline>
-            <wp:extent cx="5334000" cy="3555999"/>
-            <wp:effectExtent b="0" l="0" r="0" t="0"/>
-            <wp:docPr descr="Figure 2a: Wave 2009, predicted ln(labour productivity) vs FSTS" title="" id="44" name="Picture"/>
-            <a:graphic>
-              <a:graphicData uri="http://schemas.openxmlformats.org/drawingml/2006/picture">
-                <pic:pic>
-                  <pic:nvPicPr>
-                    <pic:cNvPr descr="figures/vietnam/figure_2a.png" id="45" name="Picture"/>
-                    <pic:cNvPicPr>
-                      <a:picLocks noChangeArrowheads="1" noChangeAspect="1"/>
-                    </pic:cNvPicPr>
-                  </pic:nvPicPr>
-                  <pic:blipFill>
-                    <a:blip r:embed="rId43"/>
-                    <a:stretch>
-                      <a:fillRect/>
-                    </a:stretch>
-                  </pic:blipFill>
-                  <pic:spPr bwMode="auto">
-                    <a:xfrm>
-                      <a:off x="0" y="0"/>
-                      <a:ext cx="5334000" cy="3555999"/>
-                    </a:xfrm>
-                    <a:prstGeom prst="rect">
-                      <a:avLst/>
-                    </a:prstGeom>
-                    <a:noFill/>
-                    <a:ln w="9525">
-                      <a:noFill/>
-                      <a:headEnd/>
-                      <a:tailEnd/>
-                    </a:ln>
-                  </pic:spPr>
-                </pic:pic>
-              </a:graphicData>
-            </a:graphic>
-          </wp:inline>
-        </w:drawing>
+        <w:t xml:space="preserve">Figure 2a: Wave 2009, predicted ln(labour productivity) vs FSTS</w:t>
       </w:r>
     </w:p>
     <w:p>
@@ -5143,46 +5065,7 @@
         <w:pStyle w:val="BodyText"/>
       </w:pPr>
       <w:r>
-        <w:drawing>
-          <wp:inline>
-            <wp:extent cx="5334000" cy="3555999"/>
-            <wp:effectExtent b="0" l="0" r="0" t="0"/>
-            <wp:docPr descr="Figure 2b: Wave 2015, predicted ln(labour productivity) vs FSTS" title="" id="47" name="Picture"/>
-            <a:graphic>
-              <a:graphicData uri="http://schemas.openxmlformats.org/drawingml/2006/picture">
-                <pic:pic>
-                  <pic:nvPicPr>
-                    <pic:cNvPr descr="figures/vietnam/figure_2b.png" id="48" name="Picture"/>
-                    <pic:cNvPicPr>
-                      <a:picLocks noChangeArrowheads="1" noChangeAspect="1"/>
-                    </pic:cNvPicPr>
-                  </pic:nvPicPr>
-                  <pic:blipFill>
-                    <a:blip r:embed="rId46"/>
-                    <a:stretch>
-                      <a:fillRect/>
-                    </a:stretch>
-                  </pic:blipFill>
-                  <pic:spPr bwMode="auto">
-                    <a:xfrm>
-                      <a:off x="0" y="0"/>
-                      <a:ext cx="5334000" cy="3555999"/>
-                    </a:xfrm>
-                    <a:prstGeom prst="rect">
-                      <a:avLst/>
-                    </a:prstGeom>
-                    <a:noFill/>
-                    <a:ln w="9525">
-                      <a:noFill/>
-                      <a:headEnd/>
-                      <a:tailEnd/>
-                    </a:ln>
-                  </pic:spPr>
-                </pic:pic>
-              </a:graphicData>
-            </a:graphic>
-          </wp:inline>
-        </w:drawing>
+        <w:t xml:space="preserve">Figure 2b: Wave 2015, predicted ln(labour productivity) vs FSTS</w:t>
       </w:r>
     </w:p>
     <w:p>
@@ -5208,46 +5091,7 @@
         <w:pStyle w:val="BodyText"/>
       </w:pPr>
       <w:r>
-        <w:drawing>
-          <wp:inline>
-            <wp:extent cx="5334000" cy="3555999"/>
-            <wp:effectExtent b="0" l="0" r="0" t="0"/>
-            <wp:docPr descr="Figure 2c: Wave 2023, predicted ln(labour productivity) vs FSTS" title="" id="50" name="Picture"/>
-            <a:graphic>
-              <a:graphicData uri="http://schemas.openxmlformats.org/drawingml/2006/picture">
-                <pic:pic>
-                  <pic:nvPicPr>
-                    <pic:cNvPr descr="figures/vietnam/figure_2c.png" id="51" name="Picture"/>
-                    <pic:cNvPicPr>
-                      <a:picLocks noChangeArrowheads="1" noChangeAspect="1"/>
-                    </pic:cNvPicPr>
-                  </pic:nvPicPr>
-                  <pic:blipFill>
-                    <a:blip r:embed="rId49"/>
-                    <a:stretch>
-                      <a:fillRect/>
-                    </a:stretch>
-                  </pic:blipFill>
-                  <pic:spPr bwMode="auto">
-                    <a:xfrm>
-                      <a:off x="0" y="0"/>
-                      <a:ext cx="5334000" cy="3555999"/>
-                    </a:xfrm>
-                    <a:prstGeom prst="rect">
-                      <a:avLst/>
-                    </a:prstGeom>
-                    <a:noFill/>
-                    <a:ln w="9525">
-                      <a:noFill/>
-                      <a:headEnd/>
-                      <a:tailEnd/>
-                    </a:ln>
-                  </pic:spPr>
-                </pic:pic>
-              </a:graphicData>
-            </a:graphic>
-          </wp:inline>
-        </w:drawing>
+        <w:t xml:space="preserve">Figure 2c: Wave 2023, predicted ln(labour productivity) vs FSTS</w:t>
       </w:r>
     </w:p>
     <w:p>
@@ -5273,46 +5117,7 @@
         <w:pStyle w:val="BodyText"/>
       </w:pPr>
       <w:r>
-        <w:drawing>
-          <wp:inline>
-            <wp:extent cx="5334000" cy="3555999"/>
-            <wp:effectExtent b="0" l="0" r="0" t="0"/>
-            <wp:docPr descr="Figure 2d: Pooled (2009+2015+2023), predicted ln(labour productivity) vs FSTS" title="" id="53" name="Picture"/>
-            <a:graphic>
-              <a:graphicData uri="http://schemas.openxmlformats.org/drawingml/2006/picture">
-                <pic:pic>
-                  <pic:nvPicPr>
-                    <pic:cNvPr descr="figures/vietnam/figure_2d.png" id="54" name="Picture"/>
-                    <pic:cNvPicPr>
-                      <a:picLocks noChangeArrowheads="1" noChangeAspect="1"/>
-                    </pic:cNvPicPr>
-                  </pic:nvPicPr>
-                  <pic:blipFill>
-                    <a:blip r:embed="rId52"/>
-                    <a:stretch>
-                      <a:fillRect/>
-                    </a:stretch>
-                  </pic:blipFill>
-                  <pic:spPr bwMode="auto">
-                    <a:xfrm>
-                      <a:off x="0" y="0"/>
-                      <a:ext cx="5334000" cy="3555999"/>
-                    </a:xfrm>
-                    <a:prstGeom prst="rect">
-                      <a:avLst/>
-                    </a:prstGeom>
-                    <a:noFill/>
-                    <a:ln w="9525">
-                      <a:noFill/>
-                      <a:headEnd/>
-                      <a:tailEnd/>
-                    </a:ln>
-                  </pic:spPr>
-                </pic:pic>
-              </a:graphicData>
-            </a:graphic>
-          </wp:inline>
-        </w:drawing>
+        <w:t xml:space="preserve">Figure 2d: Pooled (2009+2015+2023), predicted ln(labour productivity) vs FSTS</w:t>
       </w:r>
     </w:p>
     <w:p>
@@ -5333,8 +5138,8 @@
         <w:t xml:space="preserve">Predicted ln(labour productivity) as a function of FSTS for the pooled sample (M2). Turning point ≈ 40% FSTS (Lind-Mehlum p &lt; .001).</w:t>
       </w:r>
     </w:p>
-    <w:bookmarkEnd w:id="55"/>
-    <w:bookmarkStart w:id="59" w:name="X41c3dce096fbfa1c0be6a58d0741b2aa56fb860"/>
+    <w:bookmarkEnd w:id="40"/>
+    <w:bookmarkStart w:id="41" w:name="X41c3dce096fbfa1c0be6a58d0741b2aa56fb860"/>
     <w:p>
       <w:pPr>
         <w:pStyle w:val="Heading3"/>
@@ -5514,46 +5319,7 @@
         <w:pStyle w:val="BodyText"/>
       </w:pPr>
       <w:r>
-        <w:drawing>
-          <wp:inline>
-            <wp:extent cx="5334000" cy="2226365"/>
-            <wp:effectExtent b="0" l="0" r="0" t="0"/>
-            <wp:docPr descr="Figure 3: Moderator marginal effects, TCI and DAI interactions with FSTS (Vietnam)" title="" id="57" name="Picture"/>
-            <a:graphic>
-              <a:graphicData uri="http://schemas.openxmlformats.org/drawingml/2006/picture">
-                <pic:pic>
-                  <pic:nvPicPr>
-                    <pic:cNvPr descr="figures/vietnam/figure_3_moderator_marginals.png" id="58" name="Picture"/>
-                    <pic:cNvPicPr>
-                      <a:picLocks noChangeArrowheads="1" noChangeAspect="1"/>
-                    </pic:cNvPicPr>
-                  </pic:nvPicPr>
-                  <pic:blipFill>
-                    <a:blip r:embed="rId56"/>
-                    <a:stretch>
-                      <a:fillRect/>
-                    </a:stretch>
-                  </pic:blipFill>
-                  <pic:spPr bwMode="auto">
-                    <a:xfrm>
-                      <a:off x="0" y="0"/>
-                      <a:ext cx="5334000" cy="2226365"/>
-                    </a:xfrm>
-                    <a:prstGeom prst="rect">
-                      <a:avLst/>
-                    </a:prstGeom>
-                    <a:noFill/>
-                    <a:ln w="9525">
-                      <a:noFill/>
-                      <a:headEnd/>
-                      <a:tailEnd/>
-                    </a:ln>
-                  </pic:spPr>
-                </pic:pic>
-              </a:graphicData>
-            </a:graphic>
-          </wp:inline>
-        </w:drawing>
+        <w:t xml:space="preserve">Figure 3: Moderator marginal effects, TCI and DAI interactions with FSTS (Vietnam)</w:t>
       </w:r>
     </w:p>
     <w:p>
@@ -5574,8 +5340,8 @@
         <w:t xml:space="preserve">Marginal effects of TCI_z and DAI_z on ln(labour productivity) across FSTS levels (M7/M8). TCI shows a stable positive level-shift across waves; DAI moderation is wave-specific, with the 2023 interaction showing attenuation at high FSTS (Type I moderation: slope-flattening, shape preserved).</w:t>
       </w:r>
     </w:p>
-    <w:bookmarkEnd w:id="59"/>
-    <w:bookmarkStart w:id="60" w:name="X3b4c7e0874095eca8ced8b4f3eaf74e392e9461"/>
+    <w:bookmarkEnd w:id="41"/>
+    <w:bookmarkStart w:id="42" w:name="X3b4c7e0874095eca8ced8b4f3eaf74e392e9461"/>
     <w:p>
       <w:pPr>
         <w:pStyle w:val="Heading3"/>
@@ -5646,8 +5412,8 @@
         <w:t xml:space="preserve">Table 3 summarises the directional interpretation of the focal coefficients from the full specifications by wave and for the pooled sample.</w:t>
       </w:r>
     </w:p>
-    <w:bookmarkEnd w:id="60"/>
-    <w:bookmarkStart w:id="62" w:name="Xa4c02e0b9d1c1dfbd229ca8e93a765eb24721f0"/>
+    <w:bookmarkEnd w:id="42"/>
+    <w:bookmarkStart w:id="44" w:name="Xa4c02e0b9d1c1dfbd229ca8e93a765eb24721f0"/>
     <w:p>
       <w:pPr>
         <w:pStyle w:val="Heading3"/>
@@ -5781,7 +5547,7 @@
         <w:t xml:space="preserve"> </w:t>
       </w:r>
       <w:r>
-        <w:t xml:space="preserve">exporter-only sub-sample (N ≈ 281 in 2009, 198 in 2015, 190 in 2023, and 669 pooled). The</w:t>
+        <w:t xml:space="preserve">exporter-only sub-sample (N ≈ 281 in 2009,198 in 2015,190 in 2023, and 669 pooled). The</w:t>
       </w:r>
       <w:r>
         <w:t xml:space="preserve"> </w:t>
@@ -5928,7 +5694,7 @@
         <w:t xml:space="preserve">turning-point magnitude.</w:t>
       </w:r>
     </w:p>
-    <w:bookmarkStart w:id="61" w:name="robustness-to-endogeneity-and-selection"/>
+    <w:bookmarkStart w:id="43" w:name="robustness-to-endogeneity-and-selection"/>
     <w:p>
       <w:pPr>
         <w:pStyle w:val="Heading4"/>
@@ -17049,7 +16815,7 @@
         <w:t xml:space="preserve"> </w:t>
       </w:r>
       <w:r>
-        <w:t xml:space="preserve">H. Exporter-only (FSTS &gt; 0, 669 FSTS_c = −0.861 ; FSTS_c² = −0.200 M8 joint p = .462 n.s.</w:t>
+        <w:t xml:space="preserve">H. Exporter-only (FSTS &gt; 0,669 FSTS_c = −0.861 ; FSTS_c² = −0.200 M8 joint p = .462 n.s.</w:t>
       </w:r>
       <w:r>
         <w:t xml:space="preserve"> </w:t>
@@ -17350,7 +17116,7 @@
       <w:r>
         <w:t xml:space="preserve"> </w:t>
       </w:r>
-      <w:hyperlink r:id="rId41">
+      <w:hyperlink r:id="rId38">
         <w:r>
           <w:rPr>
             <w:rStyle w:val="Hyperlink"/>
@@ -18021,10 +17787,10 @@
         <w:t xml:space="preserve">Cross-wave coefficient equality tests following Paternoster et al. (1998). Failure to reject indicates coefficient stability across waves. FSTSc and FSTSc² comparisons support wave-specific heterogeneity in TCI and DAI direct effects but not in the I–P curvature parameters. Turning points (already reported in Table 5 above) are derived from M2 (lnLP = β₀ + β₁ FSTS_c + β₂ FSTS_c² + controls + sector FE [+ wave FE in pooled]) back-transformed to the raw FSTS scale; 95% CI uses the delta method; Lind–Mehlum p-values follow the Sasabuchi-style endpoint test (Lind and Mehlum, 2010). Source: WBES Vietnam 2009, 2015, 2023; authors' calculations.</w:t>
       </w:r>
     </w:p>
-    <w:bookmarkEnd w:id="61"/>
-    <w:bookmarkEnd w:id="62"/>
-    <w:bookmarkEnd w:id="63"/>
-    <w:bookmarkStart w:id="69" w:name="X735612638e4e736e4693e459c258977262c0dfc"/>
+    <w:bookmarkEnd w:id="43"/>
+    <w:bookmarkEnd w:id="44"/>
+    <w:bookmarkEnd w:id="45"/>
+    <w:bookmarkStart w:id="51" w:name="X735612638e4e736e4693e459c258977262c0dfc"/>
     <w:p>
       <w:pPr>
         <w:pStyle w:val="Heading2"/>
@@ -18054,7 +17820,7 @@
         <w:t xml:space="preserve">, 2026). This corroboration strengthens the interpretation that moderate export intensity generates genuine productivity gains in Vietnamese firms, not merely a compositional artefact of positive selection into exporting.</w:t>
       </w:r>
     </w:p>
-    <w:bookmarkStart w:id="64" w:name="Xa5f80b6bc0b8dd7b33d639445ac723c1ee9ad4a"/>
+    <w:bookmarkStart w:id="46" w:name="Xa5f80b6bc0b8dd7b33d639445ac723c1ee9ad4a"/>
     <w:p>
       <w:pPr>
         <w:pStyle w:val="Heading3"/>
@@ -18127,8 +17893,8 @@
         <w:t xml:space="preserve">stand in the broader trajectory of internationalisation and transition, as captured in repeated cross-sectional snapshots rather than within-firm longitudinal records.</w:t>
       </w:r>
     </w:p>
-    <w:bookmarkEnd w:id="64"/>
-    <w:bookmarkStart w:id="65" w:name="Xa30cb53845d80e9f381e97d931a6564a08369b5"/>
+    <w:bookmarkEnd w:id="46"/>
+    <w:bookmarkStart w:id="47" w:name="Xa30cb53845d80e9f381e97d931a6564a08369b5"/>
     <w:p>
       <w:pPr>
         <w:pStyle w:val="Heading3"/>
@@ -18339,8 +18105,8 @@
         <w:t xml:space="preserve">a single label.</w:t>
       </w:r>
     </w:p>
-    <w:bookmarkEnd w:id="65"/>
-    <w:bookmarkStart w:id="66" w:name="X946dfeb74c2174371e94edd51e868f8bb309c10"/>
+    <w:bookmarkEnd w:id="47"/>
+    <w:bookmarkStart w:id="48" w:name="X946dfeb74c2174371e94edd51e868f8bb309c10"/>
     <w:p>
       <w:pPr>
         <w:pStyle w:val="Heading3"/>
@@ -18643,8 +18409,8 @@
         <w:t xml:space="preserve">indistinguishable across waves.</w:t>
       </w:r>
     </w:p>
-    <w:bookmarkEnd w:id="66"/>
-    <w:bookmarkStart w:id="67" w:name="Xd9a4ebc909e2b14dcfe03b7b8686207326328b4"/>
+    <w:bookmarkEnd w:id="48"/>
+    <w:bookmarkStart w:id="49" w:name="Xd9a4ebc909e2b14dcfe03b7b8686207326328b4"/>
     <w:p>
       <w:pPr>
         <w:pStyle w:val="Heading3"/>
@@ -18763,8 +18529,8 @@
         <w:t xml:space="preserve">Two cross-cutting principles emerge. First, managers should avoid conflating basic digital adoption with deeper technological capability, the constructs do not behave identically across periods or under identification-robust estimation, and Tier-1 digital expenditure does not substitute for the foreign-technology, standards, and process-integration investments that the TCI channel reflects. Second, allocation decisions should be staged against the empirically identified thresholds rather than against generic digital-transformation prescriptions: investment in incremental Tier-1 presence at high export intensity may absorb scarce capital with limited productivity return, while investment in TCI-channel capability around the 39–46 % band corresponds to where the cross-wave evidence is most consistent with a productivity-enhancing effect. The threshold-conditioned framing translates the step-function and Tier-1 saturation findings into actionable allocation guidance without overstating the causal status of the cross-sectional coefficients.</w:t>
       </w:r>
     </w:p>
-    <w:bookmarkEnd w:id="67"/>
-    <w:bookmarkStart w:id="68" w:name="X0d482379a65faf52764848d2b168aee0725ece4"/>
+    <w:bookmarkEnd w:id="49"/>
+    <w:bookmarkStart w:id="50" w:name="X0d482379a65faf52764848d2b168aee0725ece4"/>
     <w:p>
       <w:pPr>
         <w:pStyle w:val="Heading3"/>
@@ -18940,9 +18706,9 @@
         <w:t xml:space="preserve">, 2026), suggesting that the ascending limb documented in the WBES microdata reflects in part the economy-wide gains from trade opening that firm-level capability investments convert into sustained productivity advantage.</w:t>
       </w:r>
     </w:p>
-    <w:bookmarkEnd w:id="68"/>
-    <w:bookmarkEnd w:id="69"/>
-    <w:bookmarkStart w:id="70" w:name="Xf3d63d3bef15b3e862b66ed5bd48a577996a1bc"/>
+    <w:bookmarkEnd w:id="50"/>
+    <w:bookmarkEnd w:id="51"/>
+    <w:bookmarkStart w:id="52" w:name="Xf3d63d3bef15b3e862b66ed5bd48a577996a1bc"/>
     <w:p>
       <w:pPr>
         <w:pStyle w:val="Heading2"/>
@@ -19121,8 +18887,8 @@
         <w:t xml:space="preserve">Sixth, the analysis is limited to Vietnam as a single transitional economy at a particular stage of its digital and institutional development. Understanding how the DAI moderation pattern documented here, negative at high export intensity under Tier-1-only adoption, compares with patterns in other emerging markets at different institutional stages, or with patterns in digitally advanced economies where the same interaction is predicted to be positive, requires cross-setting comparative designs that systematically vary institutional transaction costs and digital infrastructure quality. Such designs would also allow more direct tests of the context-contingent framing developed in §2.1.</w:t>
       </w:r>
     </w:p>
-    <w:bookmarkEnd w:id="70"/>
-    <w:bookmarkStart w:id="71" w:name="X19cad7d15381a9dfa000caf49ac5c69889e188d"/>
+    <w:bookmarkEnd w:id="52"/>
+    <w:bookmarkStart w:id="53" w:name="X19cad7d15381a9dfa000caf49ac5c69889e188d"/>
     <w:p>
       <w:pPr>
         <w:pStyle w:val="Heading2"/>
@@ -19155,8 +18921,8 @@
         <w:t xml:space="preserve">The results also suggest that technological capability and the baseline website-presence indicator should not be treated as interchangeable, and that conflating them under a single "digital adoption" or "digital transformation" label would obscure their differing identification properties. Technological capability is comparatively stable and identification-robust across specifications. The baseline DAI_z control is more wave-sensitive and attenuates to a null under instrumental-variable estimation, consistent with Tier-1 proxy obsolescence as website ownership diffuses to near-universal levels in the Vietnamese firm population. Within the constraint of a single binary website indicator, this paper makes no claim about dynamic digital capability moderation; any such test awaits richer Tier 2–4 indicators not currently available cross-wave in the WBES Vietnam instrument.</w:t>
       </w:r>
     </w:p>
-    <w:bookmarkEnd w:id="71"/>
-    <w:bookmarkStart w:id="72" w:name="conflict-of-interest"/>
+    <w:bookmarkEnd w:id="53"/>
+    <w:bookmarkStart w:id="54" w:name="conflict-of-interest"/>
     <w:p>
       <w:pPr>
         <w:pStyle w:val="Heading2"/>
@@ -19173,8 +18939,8 @@
         <w:t xml:space="preserve">The authors declare no conflict of interest.</w:t>
       </w:r>
     </w:p>
-    <w:bookmarkEnd w:id="72"/>
-    <w:bookmarkStart w:id="73" w:name="funding"/>
+    <w:bookmarkEnd w:id="54"/>
+    <w:bookmarkStart w:id="55" w:name="funding"/>
     <w:p>
       <w:pPr>
         <w:pStyle w:val="Heading2"/>
@@ -19197,8 +18963,8 @@
         <w:t xml:space="preserve">not-for-profit sectors.</w:t>
       </w:r>
     </w:p>
-    <w:bookmarkEnd w:id="73"/>
-    <w:bookmarkStart w:id="74" w:name="data-availability-statement"/>
+    <w:bookmarkEnd w:id="55"/>
+    <w:bookmarkStart w:id="56" w:name="data-availability-statement"/>
     <w:p>
       <w:pPr>
         <w:pStyle w:val="Heading2"/>
@@ -19245,8 +19011,8 @@
         <w:t xml:space="preserve">and may be shared to the extent permitted by the data-access terms.</w:t>
       </w:r>
     </w:p>
-    <w:bookmarkEnd w:id="74"/>
-    <w:bookmarkStart w:id="75" w:name="ethics-statement"/>
+    <w:bookmarkEnd w:id="56"/>
+    <w:bookmarkStart w:id="57" w:name="ethics-statement"/>
     <w:p>
       <w:pPr>
         <w:pStyle w:val="Heading2"/>
@@ -19263,8 +19029,8 @@
         <w:t xml:space="preserve">This study uses secondary, de-identified, firm-level data from the World Bank Enterprise Surveys. It does not involve human participants, identifiable personal data, animals, or biological samples, and therefore did not require institutional ethical approval. The research was conducted in accordance with the data-access terms of the World Bank Enterprise Surveys.</w:t>
       </w:r>
     </w:p>
-    <w:bookmarkEnd w:id="75"/>
-    <w:bookmarkStart w:id="76" w:name="X799c23334c5944d058eaf15944a1408ff96b683"/>
+    <w:bookmarkEnd w:id="57"/>
+    <w:bookmarkStart w:id="58" w:name="X799c23334c5944d058eaf15944a1408ff96b683"/>
     <w:p>
       <w:pPr>
         <w:pStyle w:val="Heading2"/>
@@ -19281,8 +19047,8 @@
         <w:t xml:space="preserve">In preparing this manuscript, the author(s) used Grammarly, a writing-assistance tool, to help correct spelling, grammar, and punctuation in the author(s)' own original text. No generative artificial-intelligence tool was used to generate, draft, or create any substantive content, analysis, or interpretation. All conceptual framing, hypothesis development, empirical analysis, results interpretation, and final wording were produced by the human author(s), who take full responsibility for the content of the publication.</w:t>
       </w:r>
     </w:p>
-    <w:bookmarkEnd w:id="76"/>
-    <w:bookmarkStart w:id="77" w:name="acknowledgements"/>
+    <w:bookmarkEnd w:id="58"/>
+    <w:bookmarkStart w:id="59" w:name="acknowledgements"/>
     <w:p>
       <w:pPr>
         <w:pStyle w:val="Heading2"/>
@@ -19299,8 +19065,8 @@
         <w:t xml:space="preserve">[Acknowledgements removed for blind review; see separately submitted Title Page.]</w:t>
       </w:r>
     </w:p>
-    <w:bookmarkEnd w:id="77"/>
-    <w:bookmarkStart w:id="78" w:name="supplementary-materials"/>
+    <w:bookmarkEnd w:id="59"/>
+    <w:bookmarkStart w:id="60" w:name="supplementary-materials"/>
     <w:p>
       <w:pPr>
         <w:pStyle w:val="Heading2"/>
@@ -19352,8 +19118,8 @@
         </w:pict>
       </w:r>
     </w:p>
-    <w:bookmarkEnd w:id="78"/>
-    <w:bookmarkStart w:id="132" w:name="references"/>
+    <w:bookmarkEnd w:id="60"/>
+    <w:bookmarkStart w:id="114" w:name="references"/>
     <w:p>
       <w:pPr>
         <w:pStyle w:val="Heading2"/>
@@ -19393,7 +19159,7 @@
       <w:r>
         <w:t xml:space="preserve"> </w:t>
       </w:r>
-      <w:hyperlink r:id="rId79">
+      <w:hyperlink r:id="rId61">
         <w:r>
           <w:rPr>
             <w:rStyle w:val="Hyperlink"/>
@@ -19425,7 +19191,7 @@
       <w:r>
         <w:t xml:space="preserve"> </w:t>
       </w:r>
-      <w:hyperlink r:id="rId80">
+      <w:hyperlink r:id="rId62">
         <w:r>
           <w:rPr>
             <w:rStyle w:val="Hyperlink"/>
@@ -19457,7 +19223,7 @@
       <w:r>
         <w:t xml:space="preserve"> </w:t>
       </w:r>
-      <w:hyperlink r:id="rId81">
+      <w:hyperlink r:id="rId63">
         <w:r>
           <w:rPr>
             <w:rStyle w:val="Hyperlink"/>
@@ -19497,7 +19263,7 @@
       <w:r>
         <w:t xml:space="preserve"> </w:t>
       </w:r>
-      <w:hyperlink r:id="rId82">
+      <w:hyperlink r:id="rId64">
         <w:r>
           <w:rPr>
             <w:rStyle w:val="Hyperlink"/>
@@ -19529,7 +19295,7 @@
       <w:r>
         <w:t xml:space="preserve"> </w:t>
       </w:r>
-      <w:hyperlink r:id="rId83">
+      <w:hyperlink r:id="rId65">
         <w:r>
           <w:rPr>
             <w:rStyle w:val="Hyperlink"/>
@@ -19561,7 +19327,7 @@
       <w:r>
         <w:t xml:space="preserve"> </w:t>
       </w:r>
-      <w:hyperlink r:id="rId84">
+      <w:hyperlink r:id="rId66">
         <w:r>
           <w:rPr>
             <w:rStyle w:val="Hyperlink"/>
@@ -19593,7 +19359,7 @@
       <w:r>
         <w:t xml:space="preserve"> </w:t>
       </w:r>
-      <w:hyperlink r:id="rId85">
+      <w:hyperlink r:id="rId67">
         <w:r>
           <w:rPr>
             <w:rStyle w:val="Hyperlink"/>
@@ -19625,7 +19391,7 @@
       <w:r>
         <w:t xml:space="preserve"> </w:t>
       </w:r>
-      <w:hyperlink r:id="rId86">
+      <w:hyperlink r:id="rId68">
         <w:r>
           <w:rPr>
             <w:rStyle w:val="Hyperlink"/>
@@ -19657,7 +19423,7 @@
       <w:r>
         <w:t xml:space="preserve"> </w:t>
       </w:r>
-      <w:hyperlink r:id="rId87">
+      <w:hyperlink r:id="rId69">
         <w:r>
           <w:rPr>
             <w:rStyle w:val="Hyperlink"/>
@@ -19689,7 +19455,7 @@
       <w:r>
         <w:t xml:space="preserve"> </w:t>
       </w:r>
-      <w:hyperlink r:id="rId88">
+      <w:hyperlink r:id="rId70">
         <w:r>
           <w:rPr>
             <w:rStyle w:val="Hyperlink"/>
@@ -19721,7 +19487,7 @@
       <w:r>
         <w:t xml:space="preserve"> </w:t>
       </w:r>
-      <w:hyperlink r:id="rId89">
+      <w:hyperlink r:id="rId71">
         <w:r>
           <w:rPr>
             <w:rStyle w:val="Hyperlink"/>
@@ -19753,7 +19519,7 @@
       <w:r>
         <w:t xml:space="preserve"> </w:t>
       </w:r>
-      <w:hyperlink r:id="rId90">
+      <w:hyperlink r:id="rId72">
         <w:r>
           <w:rPr>
             <w:rStyle w:val="Hyperlink"/>
@@ -19785,7 +19551,7 @@
       <w:r>
         <w:t xml:space="preserve"> </w:t>
       </w:r>
-      <w:hyperlink r:id="rId91">
+      <w:hyperlink r:id="rId73">
         <w:r>
           <w:rPr>
             <w:rStyle w:val="Hyperlink"/>
@@ -19817,7 +19583,7 @@
       <w:r>
         <w:t xml:space="preserve"> </w:t>
       </w:r>
-      <w:hyperlink r:id="rId92">
+      <w:hyperlink r:id="rId74">
         <w:r>
           <w:rPr>
             <w:rStyle w:val="Hyperlink"/>
@@ -19852,7 +19618,7 @@
       <w:r>
         <w:t xml:space="preserve"> </w:t>
       </w:r>
-      <w:hyperlink r:id="rId93">
+      <w:hyperlink r:id="rId75">
         <w:r>
           <w:rPr>
             <w:rStyle w:val="Hyperlink"/>
@@ -19884,7 +19650,7 @@
       <w:r>
         <w:t xml:space="preserve"> </w:t>
       </w:r>
-      <w:hyperlink r:id="rId94">
+      <w:hyperlink r:id="rId76">
         <w:r>
           <w:rPr>
             <w:rStyle w:val="Hyperlink"/>
@@ -19916,7 +19682,7 @@
       <w:r>
         <w:t xml:space="preserve"> </w:t>
       </w:r>
-      <w:hyperlink r:id="rId95">
+      <w:hyperlink r:id="rId77">
         <w:r>
           <w:rPr>
             <w:rStyle w:val="Hyperlink"/>
@@ -19948,7 +19714,7 @@
       <w:r>
         <w:t xml:space="preserve"> </w:t>
       </w:r>
-      <w:hyperlink r:id="rId96">
+      <w:hyperlink r:id="rId78">
         <w:r>
           <w:rPr>
             <w:rStyle w:val="Hyperlink"/>
@@ -19980,7 +19746,7 @@
       <w:r>
         <w:t xml:space="preserve"> </w:t>
       </w:r>
-      <w:hyperlink r:id="rId97">
+      <w:hyperlink r:id="rId79">
         <w:r>
           <w:rPr>
             <w:rStyle w:val="Hyperlink"/>
@@ -20012,7 +19778,7 @@
       <w:r>
         <w:t xml:space="preserve"> </w:t>
       </w:r>
-      <w:hyperlink r:id="rId98">
+      <w:hyperlink r:id="rId80">
         <w:r>
           <w:rPr>
             <w:rStyle w:val="Hyperlink"/>
@@ -20044,7 +19810,7 @@
       <w:r>
         <w:t xml:space="preserve"> </w:t>
       </w:r>
-      <w:hyperlink r:id="rId99">
+      <w:hyperlink r:id="rId81">
         <w:r>
           <w:rPr>
             <w:rStyle w:val="Hyperlink"/>
@@ -20079,7 +19845,7 @@
       <w:r>
         <w:t xml:space="preserve"> </w:t>
       </w:r>
-      <w:hyperlink r:id="rId100">
+      <w:hyperlink r:id="rId82">
         <w:r>
           <w:rPr>
             <w:rStyle w:val="Hyperlink"/>
@@ -20117,7 +19883,7 @@
       <w:r>
         <w:t xml:space="preserve"> </w:t>
       </w:r>
-      <w:hyperlink r:id="rId101">
+      <w:hyperlink r:id="rId83">
         <w:r>
           <w:rPr>
             <w:rStyle w:val="Hyperlink"/>
@@ -20149,7 +19915,7 @@
       <w:r>
         <w:t xml:space="preserve"> </w:t>
       </w:r>
-      <w:hyperlink r:id="rId102">
+      <w:hyperlink r:id="rId84">
         <w:r>
           <w:rPr>
             <w:rStyle w:val="Hyperlink"/>
@@ -20181,7 +19947,7 @@
       <w:r>
         <w:t xml:space="preserve"> </w:t>
       </w:r>
-      <w:hyperlink r:id="rId103">
+      <w:hyperlink r:id="rId85">
         <w:r>
           <w:rPr>
             <w:rStyle w:val="Hyperlink"/>
@@ -20213,7 +19979,7 @@
       <w:r>
         <w:t xml:space="preserve"> </w:t>
       </w:r>
-      <w:hyperlink r:id="rId104">
+      <w:hyperlink r:id="rId86">
         <w:r>
           <w:rPr>
             <w:rStyle w:val="Hyperlink"/>
@@ -20245,7 +20011,7 @@
       <w:r>
         <w:t xml:space="preserve"> </w:t>
       </w:r>
-      <w:hyperlink r:id="rId105">
+      <w:hyperlink r:id="rId87">
         <w:r>
           <w:rPr>
             <w:rStyle w:val="Hyperlink"/>
@@ -20277,7 +20043,7 @@
       <w:r>
         <w:t xml:space="preserve"> </w:t>
       </w:r>
-      <w:hyperlink r:id="rId106">
+      <w:hyperlink r:id="rId88">
         <w:r>
           <w:rPr>
             <w:rStyle w:val="Hyperlink"/>
@@ -20309,7 +20075,7 @@
       <w:r>
         <w:t xml:space="preserve"> </w:t>
       </w:r>
-      <w:hyperlink r:id="rId107">
+      <w:hyperlink r:id="rId89">
         <w:r>
           <w:rPr>
             <w:rStyle w:val="Hyperlink"/>
@@ -20341,7 +20107,7 @@
       <w:r>
         <w:t xml:space="preserve"> </w:t>
       </w:r>
-      <w:hyperlink r:id="rId108">
+      <w:hyperlink r:id="rId90">
         <w:r>
           <w:rPr>
             <w:rStyle w:val="Hyperlink"/>
@@ -20373,7 +20139,7 @@
       <w:r>
         <w:t xml:space="preserve"> </w:t>
       </w:r>
-      <w:hyperlink r:id="rId109">
+      <w:hyperlink r:id="rId91">
         <w:r>
           <w:rPr>
             <w:rStyle w:val="Hyperlink"/>
@@ -20405,7 +20171,7 @@
       <w:r>
         <w:t xml:space="preserve"> </w:t>
       </w:r>
-      <w:hyperlink r:id="rId110">
+      <w:hyperlink r:id="rId92">
         <w:r>
           <w:rPr>
             <w:rStyle w:val="Hyperlink"/>
@@ -20437,7 +20203,7 @@
       <w:r>
         <w:t xml:space="preserve"> </w:t>
       </w:r>
-      <w:hyperlink r:id="rId111">
+      <w:hyperlink r:id="rId93">
         <w:r>
           <w:rPr>
             <w:rStyle w:val="Hyperlink"/>
@@ -20469,7 +20235,7 @@
       <w:r>
         <w:t xml:space="preserve"> </w:t>
       </w:r>
-      <w:hyperlink r:id="rId112">
+      <w:hyperlink r:id="rId94">
         <w:r>
           <w:rPr>
             <w:rStyle w:val="Hyperlink"/>
@@ -20501,7 +20267,7 @@
       <w:r>
         <w:t xml:space="preserve"> </w:t>
       </w:r>
-      <w:hyperlink r:id="rId113">
+      <w:hyperlink r:id="rId95">
         <w:r>
           <w:rPr>
             <w:rStyle w:val="Hyperlink"/>
@@ -20520,7 +20286,7 @@
       <w:r>
         <w:t xml:space="preserve"> </w:t>
       </w:r>
-      <w:hyperlink r:id="rId114">
+      <w:hyperlink r:id="rId96">
         <w:r>
           <w:rPr>
             <w:rStyle w:val="Hyperlink"/>
@@ -20558,7 +20324,7 @@
       <w:r>
         <w:t xml:space="preserve"> </w:t>
       </w:r>
-      <w:hyperlink r:id="rId115">
+      <w:hyperlink r:id="rId97">
         <w:r>
           <w:rPr>
             <w:rStyle w:val="Hyperlink"/>
@@ -20590,7 +20356,7 @@
       <w:r>
         <w:t xml:space="preserve"> </w:t>
       </w:r>
-      <w:hyperlink r:id="rId116">
+      <w:hyperlink r:id="rId98">
         <w:r>
           <w:rPr>
             <w:rStyle w:val="Hyperlink"/>
@@ -20622,7 +20388,7 @@
       <w:r>
         <w:t xml:space="preserve"> </w:t>
       </w:r>
-      <w:hyperlink r:id="rId117">
+      <w:hyperlink r:id="rId99">
         <w:r>
           <w:rPr>
             <w:rStyle w:val="Hyperlink"/>
@@ -20654,7 +20420,7 @@
       <w:r>
         <w:t xml:space="preserve"> </w:t>
       </w:r>
-      <w:hyperlink r:id="rId118">
+      <w:hyperlink r:id="rId100">
         <w:r>
           <w:rPr>
             <w:rStyle w:val="Hyperlink"/>
@@ -20686,7 +20452,7 @@
       <w:r>
         <w:t xml:space="preserve"> </w:t>
       </w:r>
-      <w:hyperlink r:id="rId119">
+      <w:hyperlink r:id="rId101">
         <w:r>
           <w:rPr>
             <w:rStyle w:val="Hyperlink"/>
@@ -20718,7 +20484,7 @@
       <w:r>
         <w:t xml:space="preserve"> </w:t>
       </w:r>
-      <w:hyperlink r:id="rId120">
+      <w:hyperlink r:id="rId102">
         <w:r>
           <w:rPr>
             <w:rStyle w:val="Hyperlink"/>
@@ -20750,7 +20516,7 @@
       <w:r>
         <w:t xml:space="preserve"> </w:t>
       </w:r>
-      <w:hyperlink r:id="rId121">
+      <w:hyperlink r:id="rId103">
         <w:r>
           <w:rPr>
             <w:rStyle w:val="Hyperlink"/>
@@ -20782,7 +20548,7 @@
       <w:r>
         <w:t xml:space="preserve"> </w:t>
       </w:r>
-      <w:hyperlink r:id="rId122">
+      <w:hyperlink r:id="rId104">
         <w:r>
           <w:rPr>
             <w:rStyle w:val="Hyperlink"/>
@@ -20814,7 +20580,7 @@
       <w:r>
         <w:t xml:space="preserve"> </w:t>
       </w:r>
-      <w:hyperlink r:id="rId123">
+      <w:hyperlink r:id="rId105">
         <w:r>
           <w:rPr>
             <w:rStyle w:val="Hyperlink"/>
@@ -20846,7 +20612,7 @@
       <w:r>
         <w:t xml:space="preserve"> </w:t>
       </w:r>
-      <w:hyperlink r:id="rId124">
+      <w:hyperlink r:id="rId106">
         <w:r>
           <w:rPr>
             <w:rStyle w:val="Hyperlink"/>
@@ -20878,7 +20644,7 @@
       <w:r>
         <w:t xml:space="preserve"> </w:t>
       </w:r>
-      <w:hyperlink r:id="rId125">
+      <w:hyperlink r:id="rId107">
         <w:r>
           <w:rPr>
             <w:rStyle w:val="Hyperlink"/>
@@ -20931,7 +20697,7 @@
       <w:r>
         <w:t xml:space="preserve"> </w:t>
       </w:r>
-      <w:hyperlink r:id="rId126">
+      <w:hyperlink r:id="rId108">
         <w:r>
           <w:rPr>
             <w:rStyle w:val="Hyperlink"/>
@@ -20984,7 +20750,7 @@
       <w:r>
         <w:t xml:space="preserve"> </w:t>
       </w:r>
-      <w:hyperlink r:id="rId127">
+      <w:hyperlink r:id="rId109">
         <w:r>
           <w:rPr>
             <w:rStyle w:val="Hyperlink"/>
@@ -21022,7 +20788,7 @@
       <w:r>
         <w:t xml:space="preserve"> </w:t>
       </w:r>
-      <w:hyperlink r:id="rId127">
+      <w:hyperlink r:id="rId109">
         <w:r>
           <w:rPr>
             <w:rStyle w:val="Hyperlink"/>
@@ -21060,7 +20826,7 @@
       <w:r>
         <w:t xml:space="preserve"> </w:t>
       </w:r>
-      <w:hyperlink r:id="rId127">
+      <w:hyperlink r:id="rId109">
         <w:r>
           <w:rPr>
             <w:rStyle w:val="Hyperlink"/>
@@ -21101,7 +20867,7 @@
       <w:r>
         <w:t xml:space="preserve"> </w:t>
       </w:r>
-      <w:hyperlink r:id="rId128">
+      <w:hyperlink r:id="rId110">
         <w:r>
           <w:rPr>
             <w:rStyle w:val="Hyperlink"/>
@@ -21139,7 +20905,7 @@
       <w:r>
         <w:t xml:space="preserve"> </w:t>
       </w:r>
-      <w:hyperlink r:id="rId129">
+      <w:hyperlink r:id="rId111">
         <w:r>
           <w:rPr>
             <w:rStyle w:val="Hyperlink"/>
@@ -21171,7 +20937,7 @@
       <w:r>
         <w:t xml:space="preserve"> </w:t>
       </w:r>
-      <w:hyperlink r:id="rId130">
+      <w:hyperlink r:id="rId112">
         <w:r>
           <w:rPr>
             <w:rStyle w:val="Hyperlink"/>
@@ -21203,7 +20969,7 @@
       <w:r>
         <w:t xml:space="preserve"> </w:t>
       </w:r>
-      <w:hyperlink r:id="rId131">
+      <w:hyperlink r:id="rId113">
         <w:r>
           <w:rPr>
             <w:rStyle w:val="Hyperlink"/>
@@ -21212,8 +20978,8 @@
         </w:r>
       </w:hyperlink>
     </w:p>
-    <w:bookmarkEnd w:id="132"/>
-    <w:bookmarkEnd w:id="133"/>
+    <w:bookmarkEnd w:id="114"/>
+    <w:bookmarkEnd w:id="115"/>
     <w:sectPr/>
   </w:body>
 </w:document>

--- a/p3/submission/jed_package/01_manuscript_blinded.docx
+++ b/p3/submission/jed_package/01_manuscript_blinded.docx
@@ -2,7 +2,7 @@
 <file path=word/document.xml><?xml version="1.0" encoding="utf-8"?>
 <w:document xmlns:w="http://schemas.openxmlformats.org/wordprocessingml/2006/main" xmlns:m="http://schemas.openxmlformats.org/officeDocument/2006/math" xmlns:r="http://schemas.openxmlformats.org/officeDocument/2006/relationships" xmlns:o="urn:schemas-microsoft-com:office:office" xmlns:v="urn:schemas-microsoft-com:vml" xmlns:w10="urn:schemas-microsoft-com:office:word" xmlns:a="http://schemas.openxmlformats.org/drawingml/2006/main" xmlns:pic="http://schemas.openxmlformats.org/drawingml/2006/picture" xmlns:wp="http://schemas.openxmlformats.org/drawingml/2006/wordprocessingDrawing">
   <w:body>
-    <w:bookmarkStart w:id="115" w:name="X0264dbef037d515bdd41c0931e5e2e7c8717b18"/>
+    <w:bookmarkStart w:id="133" w:name="X0264dbef037d515bdd41c0931e5e2e7c8717b18"/>
     <w:p>
       <w:pPr>
         <w:pStyle w:val="Heading1"/>
@@ -895,7 +895,7 @@
     </w:p>
     <w:bookmarkEnd w:id="25"/>
     <w:bookmarkEnd w:id="26"/>
-    <w:bookmarkStart w:id="31" w:name="X8bf20a63f0decf7b16e99d564b9958ec4fbbb23"/>
+    <w:bookmarkStart w:id="34" w:name="X8bf20a63f0decf7b16e99d564b9958ec4fbbb23"/>
     <w:p>
       <w:pPr>
         <w:pStyle w:val="Heading2"/>
@@ -1480,13 +1480,7 @@
         <w:t xml:space="preserve"> </w:t>
       </w:r>
       <w:r>
-        <w:t xml:space="preserve">Tier 3, digital process integration (electronic payment, supply-chain digitisation); Tier 4 ,</w:t>
-      </w:r>
-      <w:r>
-        <w:t xml:space="preserve"> </w:t>
-      </w:r>
-      <w:r>
-        <w:t xml:space="preserve">dynamic digital capability (data-driven decision-making, AI integration). The primary DAI_z</w:t>
+        <w:t xml:space="preserve">Tier 3, digital process integration (electronic payment, supply-chain digitisation); Tier 4, dynamic digital capability (data-driven decision-making, AI integration). The primary DAI_z</w:t>
       </w:r>
     </w:p>
     <w:p>
@@ -1559,26 +1553,8 @@
         <w:t xml:space="preserve">Because DAI_z is not advanced as a primary hypothesis in this study, no H3 is formulated in the present paper. The exploratory digital moderation probe that follows (§2.4) is designated H4 to preserve alignment with the broader dissertation framework, in which H3 conventionally corresponds to institutional moderation in multi-country papers (P5 China, P7 Multi-country). Readers expecting H1–H2–H3–H4 sequencing should note this deliberate gap and the rationale above.</w:t>
       </w:r>
     </w:p>
-    <w:p>
-      <w:pPr>
-        <w:pStyle w:val="BodyText"/>
-      </w:pPr>
-      <w:r>
-        <w:rPr>
-          <w:bCs/>
-          <w:b/>
-        </w:rPr>
-        <w:t xml:space="preserve">WBES-scope caveat.</w:t>
-      </w:r>
-      <w:r>
-        <w:t xml:space="preserve"> </w:t>
-      </w:r>
-      <w:r>
-        <w:t xml:space="preserve">Because the WBES Vietnam instrument carries only the website-presence binary (c22b) comparably across the 2009 / 2015 / 2023 waves, this paper does not attempt to test higher-tier digital-transformation mechanisms such as data-driven decision-making, AI integration, or ERP-based process digitisation. Any descriptive coefficient on DAI_z should be read as reflecting baseline digital-presence variation, not dynamic digital capability. This caveat shields the present analysis from over-claiming on the limited Tier-1 information that a single binary website indicator can provide.</w:t>
-      </w:r>
-    </w:p>
     <w:bookmarkEnd w:id="29"/>
-    <w:bookmarkStart w:id="30" w:name="Xa301591a4bdc42129e76c2a2b73514232150381"/>
+    <w:bookmarkStart w:id="33" w:name="Xa301591a4bdc42129e76c2a2b73514232150381"/>
     <w:p>
       <w:pPr>
         <w:pStyle w:val="Heading3"/>
@@ -1922,7 +1898,46 @@
         <w:pStyle w:val="BodyText"/>
       </w:pPr>
       <w:r>
-        <w:t xml:space="preserve">Figure 1: Conceptual model, TCI, DAI, and export intensity as determinants of firm performance (Vietnam, 3-wave)</w:t>
+        <w:drawing>
+          <wp:inline>
+            <wp:extent cx="5334000" cy="2930266"/>
+            <wp:effectExtent b="0" l="0" r="0" t="0"/>
+            <wp:docPr descr="Figure 1: Conceptual model, TCI, DAI, and export intensity as determinants of firm performance (Vietnam, 3-wave)" title="" id="31" name="Picture"/>
+            <a:graphic>
+              <a:graphicData uri="http://schemas.openxmlformats.org/drawingml/2006/picture">
+                <pic:pic>
+                  <pic:nvPicPr>
+                    <pic:cNvPr descr="figures/vietnam/figure_1_conceptual_model.png" id="32" name="Picture"/>
+                    <pic:cNvPicPr>
+                      <a:picLocks noChangeArrowheads="1" noChangeAspect="1"/>
+                    </pic:cNvPicPr>
+                  </pic:nvPicPr>
+                  <pic:blipFill>
+                    <a:blip r:embed="rId30"/>
+                    <a:stretch>
+                      <a:fillRect/>
+                    </a:stretch>
+                  </pic:blipFill>
+                  <pic:spPr bwMode="auto">
+                    <a:xfrm>
+                      <a:off x="0" y="0"/>
+                      <a:ext cx="5334000" cy="2930266"/>
+                    </a:xfrm>
+                    <a:prstGeom prst="rect">
+                      <a:avLst/>
+                    </a:prstGeom>
+                    <a:noFill/>
+                    <a:ln w="9525">
+                      <a:noFill/>
+                      <a:headEnd/>
+                      <a:tailEnd/>
+                    </a:ln>
+                  </pic:spPr>
+                </pic:pic>
+              </a:graphicData>
+            </a:graphic>
+          </wp:inline>
+        </w:drawing>
       </w:r>
     </w:p>
     <w:p>
@@ -1961,9 +1976,9 @@
         <w:t xml:space="preserve">Solid arrows represent hypothesised direct and curvilinear effects. Dashed arrows represent moderating effects. The independent variable, internationalisation intensity (FSTS, centred FSTS_c and FSTS_c²), is placed at left; the dependent variable, firm performance, measured as ln(labour productivity) = ln(annual revenue PPP / permanent workers), is placed at right, following left-to-right causal flow convention. H1 (inverted-U nonlinearity: β₁ &gt; 0, β₂ &lt; 0) is grounded in the Uppsala model (Johanson and Vahlne, 1977, 2009) and coordination-cost theory (Hitt et al., 1997). H2 specifies technological capability (TCI_z, Resource-Based View: Barney, 1991) as a level-shifting direct effect and secondary moderator on the FSTS–performance curve; instrument: industry-level TCI mean (causal IV identification). H4 treats website-based digital adoption (DAI_z, Tier-1 only) as an exploratory probe of the Digital Capability Lens (Banalieva and Dhanaraj, 2019); measurement constraint acknowledged, single binary indicator across 2009/2015/2023 waves limits inferential strength. (+) indicates hypothesised positive association; (−) indicates hypothesised negative association. Control variables (ln firm size, firm age, foreign ownership, broad-sector fixed effects, wave fixed effects) enter additively in all models but are omitted from the figure for clarity. ICRV context: Vietnam, Nhóm IV (Lower_mid_transition, ICRV Group 4 of 6; lower-middle-income transition economy; WGI Rule of Law ≈ −0.09 in 2023, World Bank). Data: WBES 2009, 2015, 2023; N = 2,958 (pooled), n_wave = 989/956/1,013.</w:t>
       </w:r>
     </w:p>
-    <w:bookmarkEnd w:id="30"/>
-    <w:bookmarkEnd w:id="31"/>
-    <w:bookmarkStart w:id="37" w:name="Xfd2f05febb90fd7f58b14547dd9b33901f267a5"/>
+    <w:bookmarkEnd w:id="33"/>
+    <w:bookmarkEnd w:id="34"/>
+    <w:bookmarkStart w:id="40" w:name="Xfd2f05febb90fd7f58b14547dd9b33901f267a5"/>
     <w:p>
       <w:pPr>
         <w:pStyle w:val="Heading2"/>
@@ -1972,7 +1987,7 @@
         <w:t xml:space="preserve">3. Data, variables, and empirical strategy</w:t>
       </w:r>
     </w:p>
-    <w:bookmarkStart w:id="32" w:name="X690a6f2a93b97075aa335e9e4cac18d5293d91d"/>
+    <w:bookmarkStart w:id="35" w:name="X690a6f2a93b97075aa335e9e4cac18d5293d91d"/>
     <w:p>
       <w:pPr>
         <w:pStyle w:val="Heading3"/>
@@ -2037,8 +2052,8 @@
         <w:t xml:space="preserve">across stages.</w:t>
       </w:r>
     </w:p>
-    <w:bookmarkEnd w:id="32"/>
-    <w:bookmarkStart w:id="33" w:name="Xbcf9f12e79107fa2c089aaf13fc6c4fb773f1c2"/>
+    <w:bookmarkEnd w:id="35"/>
+    <w:bookmarkStart w:id="36" w:name="Xbcf9f12e79107fa2c089aaf13fc6c4fb773f1c2"/>
     <w:p>
       <w:pPr>
         <w:pStyle w:val="Heading3"/>
@@ -2052,13 +2067,7 @@
         <w:pStyle w:val="FirstParagraph"/>
       </w:pPr>
       <w:r>
-        <w:t xml:space="preserve">Firm performance is measured by log labour productivity (lnLP). Internationalisation is measured by direct-export intensity (FSTS), mean-centred within wave (FSTS_c) and squared (FSTS_c²) so that linear and quadratic terms can be entered jointly to test for nonlinearity. The analysis uses two distinct capability constructs. The Technological Capability Index (TCI_z) is interpreted narrowly as a foreign-technology and standards capability measure ,</w:t>
-      </w:r>
-      <w:r>
-        <w:t xml:space="preserve"> </w:t>
-      </w:r>
-      <w:r>
-        <w:t xml:space="preserve">international quality certification and foreign-licensed technology, that proxies a firm's exposure to external technological standards rather than the full Cohen-Levinthal absorptive-capacity</w:t>
+        <w:t xml:space="preserve">Firm performance is measured by log labour productivity (lnLP). Internationalisation is measured by direct-export intensity (FSTS), mean-centred within wave (FSTS_c) and squared (FSTS_c²) so that linear and quadratic terms can be entered jointly to test for nonlinearity. The analysis uses two distinct capability constructs. The Technological Capability Index (TCI_z) is interpreted narrowly as a foreign-technology and standards capability measure (namely international quality certification and foreign-licensed technology) that proxies a firm's exposure to external technological standards rather than the full Cohen-Levinthal absorptive-capacity</w:t>
       </w:r>
       <w:r>
         <w:t xml:space="preserve"> </w:t>
@@ -2195,24 +2204,6 @@
       </w:r>
       <w:r>
         <w:t xml:space="preserve">because k33 and k38 are unavailable in the 2009 and 2015 waves.</w:t>
-      </w:r>
-    </w:p>
-    <w:p>
-      <w:pPr>
-        <w:pStyle w:val="BodyText"/>
-      </w:pPr>
-      <w:r>
-        <w:rPr>
-          <w:bCs/>
-          <w:b/>
-        </w:rPr>
-        <w:t xml:space="preserve">Construct-tier scope note.</w:t>
-      </w:r>
-      <w:r>
-        <w:t xml:space="preserve"> </w:t>
-      </w:r>
-      <w:r>
-        <w:t xml:space="preserve">The DAI_z construct in this paper (Tier 1 only: website binary c22b) is constrained by the WBES Vietnam instrument: only the website-presence binary is carried comparably across the 2009 / 2015 / 2023 waves, whereas richer Tier-2 transaction-enabling items such as electronic-payment intensity (k33, k38) appear only in the 2023 wave. The Vietnam Tier-1-only indicator (FSTS_c × DAI_z = −0.912, p = .043) is best read as construct-tier obsolescence: Tier-1 website presence has become a minimum-threshold credential in Vietnam's maturing digital environment and no longer differentiates firms' cross-border coordination capacity at high export intensity. The DAI_rich robustness composite available in the 2023 wave (Tier 1+2, §4.5 Panel B) provides within-wave sensitivity analysis on this scope-limitation question, but cross-wave comparability limits its use as the primary measure.</w:t>
       </w:r>
     </w:p>
     <w:p>
@@ -2930,8 +2921,8 @@
         <w:t xml:space="preserve">and 2023 respectively; pooled N is 2,958.</w:t>
       </w:r>
     </w:p>
-    <w:bookmarkEnd w:id="33"/>
-    <w:bookmarkStart w:id="34" w:name="Xc5fe1f3cf583535f12a87a680dcd317400b3da2"/>
+    <w:bookmarkEnd w:id="36"/>
+    <w:bookmarkStart w:id="37" w:name="Xc5fe1f3cf583535f12a87a680dcd317400b3da2"/>
     <w:p>
       <w:pPr>
         <w:pStyle w:val="Heading3"/>
@@ -3274,8 +3265,8 @@
         <w:t xml:space="preserve">All models are estimated by OLS with HC1 heteroscedasticity-consistent standard errors. Wave fixed effects (λ_t) are included in pooled specifications only. The M0–M8 sequence is estimated wave-by-wave and jointly on the pooled three-wave file, yielding four sets of estimates (2009, 2015, 2023, pooled).</w:t>
       </w:r>
     </w:p>
-    <w:bookmarkEnd w:id="34"/>
-    <w:bookmarkStart w:id="35" w:name="Xe803d156752d85865c6c4f44f4ca9bbe59bf0f9"/>
+    <w:bookmarkEnd w:id="37"/>
+    <w:bookmarkStart w:id="38" w:name="Xe803d156752d85865c6c4f44f4ca9bbe59bf0f9"/>
     <w:p>
       <w:pPr>
         <w:pStyle w:val="Heading3"/>
@@ -3354,8 +3345,8 @@
         <w:t xml:space="preserve">The repeated-cross-section data structure (three non-overlapping surveys of different firms) precludes within-firm fixed-effects estimation; the identification strategy therefore relies on the three complementary approaches above rather than panel differencing. All inferences are described as associations with the selection-robustness caveats noted above, consistent with the inferential conventions for cross-sectional WBES data (Antonakis et al., 2010; Shaver, 2020).</w:t>
       </w:r>
     </w:p>
-    <w:bookmarkEnd w:id="35"/>
-    <w:bookmarkStart w:id="36" w:name="X976281aae9d7cc6accc3a8a15180eec1c0b7e58"/>
+    <w:bookmarkEnd w:id="38"/>
+    <w:bookmarkStart w:id="39" w:name="X976281aae9d7cc6accc3a8a15180eec1c0b7e58"/>
     <w:p>
       <w:pPr>
         <w:pStyle w:val="Heading3"/>
@@ -3428,9 +3419,9 @@
         <w:t xml:space="preserve">of associational evidence (Aguinis et al., 2021; Shaver, 2020).</w:t>
       </w:r>
     </w:p>
-    <w:bookmarkEnd w:id="36"/>
-    <w:bookmarkEnd w:id="37"/>
-    <w:bookmarkStart w:id="45" w:name="X121719332867ee227f0a04b486098cee978c6e6"/>
+    <w:bookmarkEnd w:id="39"/>
+    <w:bookmarkEnd w:id="40"/>
+    <w:bookmarkStart w:id="63" w:name="X121719332867ee227f0a04b486098cee978c6e6"/>
     <w:p>
       <w:pPr>
         <w:pStyle w:val="Heading2"/>
@@ -3495,7 +3486,7 @@
         <w:t xml:space="preserve">/ 20.55), consistent with broader Vietnamese productivity convergence over the period.</w:t>
       </w:r>
     </w:p>
-    <w:bookmarkStart w:id="39" w:name="X0cdd773083ddb6504e3d3ab10ff1c76267ec612"/>
+    <w:bookmarkStart w:id="42" w:name="X0cdd773083ddb6504e3d3ab10ff1c76267ec612"/>
     <w:p>
       <w:pPr>
         <w:pStyle w:val="Heading3"/>
@@ -4140,7 +4131,7 @@
       <w:r>
         <w:t xml:space="preserve"> </w:t>
       </w:r>
-      <w:hyperlink r:id="rId38">
+      <w:hyperlink r:id="rId41">
         <w:r>
           <w:rPr>
             <w:rStyle w:val="Hyperlink"/>
@@ -4202,13 +4193,7 @@
         <w:t xml:space="preserve"> </w:t>
       </w:r>
       <w:r>
-        <w:t xml:space="preserve">in which the I–P curvature is unusually sharp while the digital channel compresses entirely ,</w:t>
-      </w:r>
-      <w:r>
-        <w:t xml:space="preserve"> </w:t>
-      </w:r>
-      <w:r>
-        <w:t xml:space="preserve">consistent with the productivity J-curve account in which firms invest in basic digital tools before</w:t>
+        <w:t xml:space="preserve">in which the I–P curvature is unusually sharp while the digital channel compresses entirely, consistent with the productivity J-curve account in which firms invest in basic digital tools before</w:t>
       </w:r>
       <w:r>
         <w:t xml:space="preserve"> </w:t>
@@ -4405,8 +4390,8 @@
         <w:t xml:space="preserve">higher export intensity rather than uniformly across the export-intensity range.</w:t>
       </w:r>
     </w:p>
-    <w:bookmarkEnd w:id="39"/>
-    <w:bookmarkStart w:id="40" w:name="Xaa4851a9c1b3e08eeca0ab72ae930e2b05bff75"/>
+    <w:bookmarkEnd w:id="42"/>
+    <w:bookmarkStart w:id="55" w:name="Xaa4851a9c1b3e08eeca0ab72ae930e2b05bff75"/>
     <w:p>
       <w:pPr>
         <w:pStyle w:val="Heading3"/>
@@ -5039,7 +5024,46 @@
         <w:pStyle w:val="BodyText"/>
       </w:pPr>
       <w:r>
-        <w:t xml:space="preserve">Figure 2a: Wave 2009, predicted ln(labour productivity) vs FSTS</w:t>
+        <w:drawing>
+          <wp:inline>
+            <wp:extent cx="5334000" cy="3555999"/>
+            <wp:effectExtent b="0" l="0" r="0" t="0"/>
+            <wp:docPr descr="Figure 2a: Wave 2009, predicted ln(labour productivity) vs FSTS" title="" id="44" name="Picture"/>
+            <a:graphic>
+              <a:graphicData uri="http://schemas.openxmlformats.org/drawingml/2006/picture">
+                <pic:pic>
+                  <pic:nvPicPr>
+                    <pic:cNvPr descr="figures/vietnam/figure_2a.png" id="45" name="Picture"/>
+                    <pic:cNvPicPr>
+                      <a:picLocks noChangeArrowheads="1" noChangeAspect="1"/>
+                    </pic:cNvPicPr>
+                  </pic:nvPicPr>
+                  <pic:blipFill>
+                    <a:blip r:embed="rId43"/>
+                    <a:stretch>
+                      <a:fillRect/>
+                    </a:stretch>
+                  </pic:blipFill>
+                  <pic:spPr bwMode="auto">
+                    <a:xfrm>
+                      <a:off x="0" y="0"/>
+                      <a:ext cx="5334000" cy="3555999"/>
+                    </a:xfrm>
+                    <a:prstGeom prst="rect">
+                      <a:avLst/>
+                    </a:prstGeom>
+                    <a:noFill/>
+                    <a:ln w="9525">
+                      <a:noFill/>
+                      <a:headEnd/>
+                      <a:tailEnd/>
+                    </a:ln>
+                  </pic:spPr>
+                </pic:pic>
+              </a:graphicData>
+            </a:graphic>
+          </wp:inline>
+        </w:drawing>
       </w:r>
     </w:p>
     <w:p>
@@ -5065,7 +5089,46 @@
         <w:pStyle w:val="BodyText"/>
       </w:pPr>
       <w:r>
-        <w:t xml:space="preserve">Figure 2b: Wave 2015, predicted ln(labour productivity) vs FSTS</w:t>
+        <w:drawing>
+          <wp:inline>
+            <wp:extent cx="5334000" cy="3555999"/>
+            <wp:effectExtent b="0" l="0" r="0" t="0"/>
+            <wp:docPr descr="Figure 2b: Wave 2015, predicted ln(labour productivity) vs FSTS" title="" id="47" name="Picture"/>
+            <a:graphic>
+              <a:graphicData uri="http://schemas.openxmlformats.org/drawingml/2006/picture">
+                <pic:pic>
+                  <pic:nvPicPr>
+                    <pic:cNvPr descr="figures/vietnam/figure_2b.png" id="48" name="Picture"/>
+                    <pic:cNvPicPr>
+                      <a:picLocks noChangeArrowheads="1" noChangeAspect="1"/>
+                    </pic:cNvPicPr>
+                  </pic:nvPicPr>
+                  <pic:blipFill>
+                    <a:blip r:embed="rId46"/>
+                    <a:stretch>
+                      <a:fillRect/>
+                    </a:stretch>
+                  </pic:blipFill>
+                  <pic:spPr bwMode="auto">
+                    <a:xfrm>
+                      <a:off x="0" y="0"/>
+                      <a:ext cx="5334000" cy="3555999"/>
+                    </a:xfrm>
+                    <a:prstGeom prst="rect">
+                      <a:avLst/>
+                    </a:prstGeom>
+                    <a:noFill/>
+                    <a:ln w="9525">
+                      <a:noFill/>
+                      <a:headEnd/>
+                      <a:tailEnd/>
+                    </a:ln>
+                  </pic:spPr>
+                </pic:pic>
+              </a:graphicData>
+            </a:graphic>
+          </wp:inline>
+        </w:drawing>
       </w:r>
     </w:p>
     <w:p>
@@ -5091,7 +5154,46 @@
         <w:pStyle w:val="BodyText"/>
       </w:pPr>
       <w:r>
-        <w:t xml:space="preserve">Figure 2c: Wave 2023, predicted ln(labour productivity) vs FSTS</w:t>
+        <w:drawing>
+          <wp:inline>
+            <wp:extent cx="5334000" cy="3555999"/>
+            <wp:effectExtent b="0" l="0" r="0" t="0"/>
+            <wp:docPr descr="Figure 2c: Wave 2023, predicted ln(labour productivity) vs FSTS" title="" id="50" name="Picture"/>
+            <a:graphic>
+              <a:graphicData uri="http://schemas.openxmlformats.org/drawingml/2006/picture">
+                <pic:pic>
+                  <pic:nvPicPr>
+                    <pic:cNvPr descr="figures/vietnam/figure_2c.png" id="51" name="Picture"/>
+                    <pic:cNvPicPr>
+                      <a:picLocks noChangeArrowheads="1" noChangeAspect="1"/>
+                    </pic:cNvPicPr>
+                  </pic:nvPicPr>
+                  <pic:blipFill>
+                    <a:blip r:embed="rId49"/>
+                    <a:stretch>
+                      <a:fillRect/>
+                    </a:stretch>
+                  </pic:blipFill>
+                  <pic:spPr bwMode="auto">
+                    <a:xfrm>
+                      <a:off x="0" y="0"/>
+                      <a:ext cx="5334000" cy="3555999"/>
+                    </a:xfrm>
+                    <a:prstGeom prst="rect">
+                      <a:avLst/>
+                    </a:prstGeom>
+                    <a:noFill/>
+                    <a:ln w="9525">
+                      <a:noFill/>
+                      <a:headEnd/>
+                      <a:tailEnd/>
+                    </a:ln>
+                  </pic:spPr>
+                </pic:pic>
+              </a:graphicData>
+            </a:graphic>
+          </wp:inline>
+        </w:drawing>
       </w:r>
     </w:p>
     <w:p>
@@ -5117,7 +5219,46 @@
         <w:pStyle w:val="BodyText"/>
       </w:pPr>
       <w:r>
-        <w:t xml:space="preserve">Figure 2d: Pooled (2009+2015+2023), predicted ln(labour productivity) vs FSTS</w:t>
+        <w:drawing>
+          <wp:inline>
+            <wp:extent cx="5334000" cy="3555999"/>
+            <wp:effectExtent b="0" l="0" r="0" t="0"/>
+            <wp:docPr descr="Figure 2d: Pooled (2009+2015+2023), predicted ln(labour productivity) vs FSTS" title="" id="53" name="Picture"/>
+            <a:graphic>
+              <a:graphicData uri="http://schemas.openxmlformats.org/drawingml/2006/picture">
+                <pic:pic>
+                  <pic:nvPicPr>
+                    <pic:cNvPr descr="figures/vietnam/figure_2d.png" id="54" name="Picture"/>
+                    <pic:cNvPicPr>
+                      <a:picLocks noChangeArrowheads="1" noChangeAspect="1"/>
+                    </pic:cNvPicPr>
+                  </pic:nvPicPr>
+                  <pic:blipFill>
+                    <a:blip r:embed="rId52"/>
+                    <a:stretch>
+                      <a:fillRect/>
+                    </a:stretch>
+                  </pic:blipFill>
+                  <pic:spPr bwMode="auto">
+                    <a:xfrm>
+                      <a:off x="0" y="0"/>
+                      <a:ext cx="5334000" cy="3555999"/>
+                    </a:xfrm>
+                    <a:prstGeom prst="rect">
+                      <a:avLst/>
+                    </a:prstGeom>
+                    <a:noFill/>
+                    <a:ln w="9525">
+                      <a:noFill/>
+                      <a:headEnd/>
+                      <a:tailEnd/>
+                    </a:ln>
+                  </pic:spPr>
+                </pic:pic>
+              </a:graphicData>
+            </a:graphic>
+          </wp:inline>
+        </w:drawing>
       </w:r>
     </w:p>
     <w:p>
@@ -5138,8 +5279,8 @@
         <w:t xml:space="preserve">Predicted ln(labour productivity) as a function of FSTS for the pooled sample (M2). Turning point ≈ 40% FSTS (Lind-Mehlum p &lt; .001).</w:t>
       </w:r>
     </w:p>
-    <w:bookmarkEnd w:id="40"/>
-    <w:bookmarkStart w:id="41" w:name="X41c3dce096fbfa1c0be6a58d0741b2aa56fb860"/>
+    <w:bookmarkEnd w:id="55"/>
+    <w:bookmarkStart w:id="59" w:name="X41c3dce096fbfa1c0be6a58d0741b2aa56fb860"/>
     <w:p>
       <w:pPr>
         <w:pStyle w:val="Heading3"/>
@@ -5319,7 +5460,46 @@
         <w:pStyle w:val="BodyText"/>
       </w:pPr>
       <w:r>
-        <w:t xml:space="preserve">Figure 3: Moderator marginal effects, TCI and DAI interactions with FSTS (Vietnam)</w:t>
+        <w:drawing>
+          <wp:inline>
+            <wp:extent cx="5334000" cy="2226365"/>
+            <wp:effectExtent b="0" l="0" r="0" t="0"/>
+            <wp:docPr descr="Figure 3: Moderator marginal effects, TCI and DAI interactions with FSTS (Vietnam)" title="" id="57" name="Picture"/>
+            <a:graphic>
+              <a:graphicData uri="http://schemas.openxmlformats.org/drawingml/2006/picture">
+                <pic:pic>
+                  <pic:nvPicPr>
+                    <pic:cNvPr descr="figures/vietnam/figure_3_moderator_marginals.png" id="58" name="Picture"/>
+                    <pic:cNvPicPr>
+                      <a:picLocks noChangeArrowheads="1" noChangeAspect="1"/>
+                    </pic:cNvPicPr>
+                  </pic:nvPicPr>
+                  <pic:blipFill>
+                    <a:blip r:embed="rId56"/>
+                    <a:stretch>
+                      <a:fillRect/>
+                    </a:stretch>
+                  </pic:blipFill>
+                  <pic:spPr bwMode="auto">
+                    <a:xfrm>
+                      <a:off x="0" y="0"/>
+                      <a:ext cx="5334000" cy="2226365"/>
+                    </a:xfrm>
+                    <a:prstGeom prst="rect">
+                      <a:avLst/>
+                    </a:prstGeom>
+                    <a:noFill/>
+                    <a:ln w="9525">
+                      <a:noFill/>
+                      <a:headEnd/>
+                      <a:tailEnd/>
+                    </a:ln>
+                  </pic:spPr>
+                </pic:pic>
+              </a:graphicData>
+            </a:graphic>
+          </wp:inline>
+        </w:drawing>
       </w:r>
     </w:p>
     <w:p>
@@ -5340,8 +5520,8 @@
         <w:t xml:space="preserve">Marginal effects of TCI_z and DAI_z on ln(labour productivity) across FSTS levels (M7/M8). TCI shows a stable positive level-shift across waves; DAI moderation is wave-specific, with the 2023 interaction showing attenuation at high FSTS (Type I moderation: slope-flattening, shape preserved).</w:t>
       </w:r>
     </w:p>
-    <w:bookmarkEnd w:id="41"/>
-    <w:bookmarkStart w:id="42" w:name="X3b4c7e0874095eca8ced8b4f3eaf74e392e9461"/>
+    <w:bookmarkEnd w:id="59"/>
+    <w:bookmarkStart w:id="60" w:name="X3b4c7e0874095eca8ced8b4f3eaf74e392e9461"/>
     <w:p>
       <w:pPr>
         <w:pStyle w:val="Heading3"/>
@@ -5412,8 +5592,8 @@
         <w:t xml:space="preserve">Table 3 summarises the directional interpretation of the focal coefficients from the full specifications by wave and for the pooled sample.</w:t>
       </w:r>
     </w:p>
-    <w:bookmarkEnd w:id="42"/>
-    <w:bookmarkStart w:id="44" w:name="Xa4c02e0b9d1c1dfbd229ca8e93a765eb24721f0"/>
+    <w:bookmarkEnd w:id="60"/>
+    <w:bookmarkStart w:id="62" w:name="Xa4c02e0b9d1c1dfbd229ca8e93a765eb24721f0"/>
     <w:p>
       <w:pPr>
         <w:pStyle w:val="Heading3"/>
@@ -5694,7 +5874,7 @@
         <w:t xml:space="preserve">turning-point magnitude.</w:t>
       </w:r>
     </w:p>
-    <w:bookmarkStart w:id="43" w:name="robustness-to-endogeneity-and-selection"/>
+    <w:bookmarkStart w:id="61" w:name="robustness-to-endogeneity-and-selection"/>
     <w:p>
       <w:pPr>
         <w:pStyle w:val="Heading4"/>
@@ -17116,7 +17296,7 @@
       <w:r>
         <w:t xml:space="preserve"> </w:t>
       </w:r>
-      <w:hyperlink r:id="rId38">
+      <w:hyperlink r:id="rId41">
         <w:r>
           <w:rPr>
             <w:rStyle w:val="Hyperlink"/>
@@ -17787,10 +17967,10 @@
         <w:t xml:space="preserve">Cross-wave coefficient equality tests following Paternoster et al. (1998). Failure to reject indicates coefficient stability across waves. FSTSc and FSTSc² comparisons support wave-specific heterogeneity in TCI and DAI direct effects but not in the I–P curvature parameters. Turning points (already reported in Table 5 above) are derived from M2 (lnLP = β₀ + β₁ FSTS_c + β₂ FSTS_c² + controls + sector FE [+ wave FE in pooled]) back-transformed to the raw FSTS scale; 95% CI uses the delta method; Lind–Mehlum p-values follow the Sasabuchi-style endpoint test (Lind and Mehlum, 2010). Source: WBES Vietnam 2009, 2015, 2023; authors' calculations.</w:t>
       </w:r>
     </w:p>
-    <w:bookmarkEnd w:id="43"/>
-    <w:bookmarkEnd w:id="44"/>
-    <w:bookmarkEnd w:id="45"/>
-    <w:bookmarkStart w:id="51" w:name="X735612638e4e736e4693e459c258977262c0dfc"/>
+    <w:bookmarkEnd w:id="61"/>
+    <w:bookmarkEnd w:id="62"/>
+    <w:bookmarkEnd w:id="63"/>
+    <w:bookmarkStart w:id="69" w:name="X735612638e4e736e4693e459c258977262c0dfc"/>
     <w:p>
       <w:pPr>
         <w:pStyle w:val="Heading2"/>
@@ -17820,7 +18000,7 @@
         <w:t xml:space="preserve">, 2026). This corroboration strengthens the interpretation that moderate export intensity generates genuine productivity gains in Vietnamese firms, not merely a compositional artefact of positive selection into exporting.</w:t>
       </w:r>
     </w:p>
-    <w:bookmarkStart w:id="46" w:name="Xa5f80b6bc0b8dd7b33d639445ac723c1ee9ad4a"/>
+    <w:bookmarkStart w:id="64" w:name="Xa5f80b6bc0b8dd7b33d639445ac723c1ee9ad4a"/>
     <w:p>
       <w:pPr>
         <w:pStyle w:val="Heading3"/>
@@ -17893,8 +18073,8 @@
         <w:t xml:space="preserve">stand in the broader trajectory of internationalisation and transition, as captured in repeated cross-sectional snapshots rather than within-firm longitudinal records.</w:t>
       </w:r>
     </w:p>
-    <w:bookmarkEnd w:id="46"/>
-    <w:bookmarkStart w:id="47" w:name="Xa30cb53845d80e9f381e97d931a6564a08369b5"/>
+    <w:bookmarkEnd w:id="64"/>
+    <w:bookmarkStart w:id="65" w:name="Xa30cb53845d80e9f381e97d931a6564a08369b5"/>
     <w:p>
       <w:pPr>
         <w:pStyle w:val="Heading3"/>
@@ -17994,13 +18174,7 @@
         <w:t xml:space="preserve"> </w:t>
       </w:r>
       <w:r>
-        <w:t xml:space="preserve">by 2023 close to a Tier-1 baseline indicator, the DAI_rich extension available only in 2023 ,</w:t>
-      </w:r>
-      <w:r>
-        <w:t xml:space="preserve"> </w:t>
-      </w:r>
-      <w:r>
-        <w:t xml:space="preserve">combining c22b with electronic-payment shares (k33, k38), produces a similarly directioned</w:t>
+        <w:t xml:space="preserve">by 2023 close to a Tier-1 baseline indicator, the DAI_rich extension available only in 2023 (combining c22b with electronic-payment shares k33, k38) produces a similarly directioned</w:t>
       </w:r>
       <w:r>
         <w:t xml:space="preserve"> </w:t>
@@ -18105,8 +18279,8 @@
         <w:t xml:space="preserve">a single label.</w:t>
       </w:r>
     </w:p>
-    <w:bookmarkEnd w:id="47"/>
-    <w:bookmarkStart w:id="48" w:name="X946dfeb74c2174371e94edd51e868f8bb309c10"/>
+    <w:bookmarkEnd w:id="65"/>
+    <w:bookmarkStart w:id="66" w:name="X946dfeb74c2174371e94edd51e868f8bb309c10"/>
     <w:p>
       <w:pPr>
         <w:pStyle w:val="Heading3"/>
@@ -18409,8 +18583,8 @@
         <w:t xml:space="preserve">indistinguishable across waves.</w:t>
       </w:r>
     </w:p>
-    <w:bookmarkEnd w:id="48"/>
-    <w:bookmarkStart w:id="49" w:name="Xd9a4ebc909e2b14dcfe03b7b8686207326328b4"/>
+    <w:bookmarkEnd w:id="66"/>
+    <w:bookmarkStart w:id="67" w:name="Xd9a4ebc909e2b14dcfe03b7b8686207326328b4"/>
     <w:p>
       <w:pPr>
         <w:pStyle w:val="Heading3"/>
@@ -18529,8 +18703,8 @@
         <w:t xml:space="preserve">Two cross-cutting principles emerge. First, managers should avoid conflating basic digital adoption with deeper technological capability, the constructs do not behave identically across periods or under identification-robust estimation, and Tier-1 digital expenditure does not substitute for the foreign-technology, standards, and process-integration investments that the TCI channel reflects. Second, allocation decisions should be staged against the empirically identified thresholds rather than against generic digital-transformation prescriptions: investment in incremental Tier-1 presence at high export intensity may absorb scarce capital with limited productivity return, while investment in TCI-channel capability around the 39–46 % band corresponds to where the cross-wave evidence is most consistent with a productivity-enhancing effect. The threshold-conditioned framing translates the step-function and Tier-1 saturation findings into actionable allocation guidance without overstating the causal status of the cross-sectional coefficients.</w:t>
       </w:r>
     </w:p>
-    <w:bookmarkEnd w:id="49"/>
-    <w:bookmarkStart w:id="50" w:name="X0d482379a65faf52764848d2b168aee0725ece4"/>
+    <w:bookmarkEnd w:id="67"/>
+    <w:bookmarkStart w:id="68" w:name="X0d482379a65faf52764848d2b168aee0725ece4"/>
     <w:p>
       <w:pPr>
         <w:pStyle w:val="Heading3"/>
@@ -18706,9 +18880,9 @@
         <w:t xml:space="preserve">, 2026), suggesting that the ascending limb documented in the WBES microdata reflects in part the economy-wide gains from trade opening that firm-level capability investments convert into sustained productivity advantage.</w:t>
       </w:r>
     </w:p>
-    <w:bookmarkEnd w:id="50"/>
-    <w:bookmarkEnd w:id="51"/>
-    <w:bookmarkStart w:id="52" w:name="Xf3d63d3bef15b3e862b66ed5bd48a577996a1bc"/>
+    <w:bookmarkEnd w:id="68"/>
+    <w:bookmarkEnd w:id="69"/>
+    <w:bookmarkStart w:id="70" w:name="Xf3d63d3bef15b3e862b66ed5bd48a577996a1bc"/>
     <w:p>
       <w:pPr>
         <w:pStyle w:val="Heading2"/>
@@ -18887,8 +19061,8 @@
         <w:t xml:space="preserve">Sixth, the analysis is limited to Vietnam as a single transitional economy at a particular stage of its digital and institutional development. Understanding how the DAI moderation pattern documented here, negative at high export intensity under Tier-1-only adoption, compares with patterns in other emerging markets at different institutional stages, or with patterns in digitally advanced economies where the same interaction is predicted to be positive, requires cross-setting comparative designs that systematically vary institutional transaction costs and digital infrastructure quality. Such designs would also allow more direct tests of the context-contingent framing developed in §2.1.</w:t>
       </w:r>
     </w:p>
-    <w:bookmarkEnd w:id="52"/>
-    <w:bookmarkStart w:id="53" w:name="X19cad7d15381a9dfa000caf49ac5c69889e188d"/>
+    <w:bookmarkEnd w:id="70"/>
+    <w:bookmarkStart w:id="71" w:name="X19cad7d15381a9dfa000caf49ac5c69889e188d"/>
     <w:p>
       <w:pPr>
         <w:pStyle w:val="Heading2"/>
@@ -18921,8 +19095,8 @@
         <w:t xml:space="preserve">The results also suggest that technological capability and the baseline website-presence indicator should not be treated as interchangeable, and that conflating them under a single "digital adoption" or "digital transformation" label would obscure their differing identification properties. Technological capability is comparatively stable and identification-robust across specifications. The baseline DAI_z control is more wave-sensitive and attenuates to a null under instrumental-variable estimation, consistent with Tier-1 proxy obsolescence as website ownership diffuses to near-universal levels in the Vietnamese firm population. Within the constraint of a single binary website indicator, this paper makes no claim about dynamic digital capability moderation; any such test awaits richer Tier 2–4 indicators not currently available cross-wave in the WBES Vietnam instrument.</w:t>
       </w:r>
     </w:p>
-    <w:bookmarkEnd w:id="53"/>
-    <w:bookmarkStart w:id="54" w:name="conflict-of-interest"/>
+    <w:bookmarkEnd w:id="71"/>
+    <w:bookmarkStart w:id="72" w:name="conflict-of-interest"/>
     <w:p>
       <w:pPr>
         <w:pStyle w:val="Heading2"/>
@@ -18939,8 +19113,8 @@
         <w:t xml:space="preserve">The authors declare no conflict of interest.</w:t>
       </w:r>
     </w:p>
-    <w:bookmarkEnd w:id="54"/>
-    <w:bookmarkStart w:id="55" w:name="funding"/>
+    <w:bookmarkEnd w:id="72"/>
+    <w:bookmarkStart w:id="73" w:name="funding"/>
     <w:p>
       <w:pPr>
         <w:pStyle w:val="Heading2"/>
@@ -18963,8 +19137,8 @@
         <w:t xml:space="preserve">not-for-profit sectors.</w:t>
       </w:r>
     </w:p>
-    <w:bookmarkEnd w:id="55"/>
-    <w:bookmarkStart w:id="56" w:name="data-availability-statement"/>
+    <w:bookmarkEnd w:id="73"/>
+    <w:bookmarkStart w:id="74" w:name="data-availability-statement"/>
     <w:p>
       <w:pPr>
         <w:pStyle w:val="Heading2"/>
@@ -19011,8 +19185,8 @@
         <w:t xml:space="preserve">and may be shared to the extent permitted by the data-access terms.</w:t>
       </w:r>
     </w:p>
-    <w:bookmarkEnd w:id="56"/>
-    <w:bookmarkStart w:id="57" w:name="ethics-statement"/>
+    <w:bookmarkEnd w:id="74"/>
+    <w:bookmarkStart w:id="75" w:name="ethics-statement"/>
     <w:p>
       <w:pPr>
         <w:pStyle w:val="Heading2"/>
@@ -19029,8 +19203,8 @@
         <w:t xml:space="preserve">This study uses secondary, de-identified, firm-level data from the World Bank Enterprise Surveys. It does not involve human participants, identifiable personal data, animals, or biological samples, and therefore did not require institutional ethical approval. The research was conducted in accordance with the data-access terms of the World Bank Enterprise Surveys.</w:t>
       </w:r>
     </w:p>
-    <w:bookmarkEnd w:id="57"/>
-    <w:bookmarkStart w:id="58" w:name="X799c23334c5944d058eaf15944a1408ff96b683"/>
+    <w:bookmarkEnd w:id="75"/>
+    <w:bookmarkStart w:id="76" w:name="X799c23334c5944d058eaf15944a1408ff96b683"/>
     <w:p>
       <w:pPr>
         <w:pStyle w:val="Heading2"/>
@@ -19047,8 +19221,8 @@
         <w:t xml:space="preserve">In preparing this manuscript, the author(s) used Grammarly, a writing-assistance tool, to help correct spelling, grammar, and punctuation in the author(s)' own original text. No generative artificial-intelligence tool was used to generate, draft, or create any substantive content, analysis, or interpretation. All conceptual framing, hypothesis development, empirical analysis, results interpretation, and final wording were produced by the human author(s), who take full responsibility for the content of the publication.</w:t>
       </w:r>
     </w:p>
-    <w:bookmarkEnd w:id="58"/>
-    <w:bookmarkStart w:id="59" w:name="acknowledgements"/>
+    <w:bookmarkEnd w:id="76"/>
+    <w:bookmarkStart w:id="77" w:name="acknowledgements"/>
     <w:p>
       <w:pPr>
         <w:pStyle w:val="Heading2"/>
@@ -19065,8 +19239,8 @@
         <w:t xml:space="preserve">[Acknowledgements removed for blind review; see separately submitted Title Page.]</w:t>
       </w:r>
     </w:p>
-    <w:bookmarkEnd w:id="59"/>
-    <w:bookmarkStart w:id="60" w:name="supplementary-materials"/>
+    <w:bookmarkEnd w:id="77"/>
+    <w:bookmarkStart w:id="78" w:name="supplementary-materials"/>
     <w:p>
       <w:pPr>
         <w:pStyle w:val="Heading2"/>
@@ -19118,8 +19292,8 @@
         </w:pict>
       </w:r>
     </w:p>
-    <w:bookmarkEnd w:id="60"/>
-    <w:bookmarkStart w:id="114" w:name="references"/>
+    <w:bookmarkEnd w:id="78"/>
+    <w:bookmarkStart w:id="132" w:name="references"/>
     <w:p>
       <w:pPr>
         <w:pStyle w:val="Heading2"/>
@@ -19159,7 +19333,7 @@
       <w:r>
         <w:t xml:space="preserve"> </w:t>
       </w:r>
-      <w:hyperlink r:id="rId61">
+      <w:hyperlink r:id="rId79">
         <w:r>
           <w:rPr>
             <w:rStyle w:val="Hyperlink"/>
@@ -19191,7 +19365,7 @@
       <w:r>
         <w:t xml:space="preserve"> </w:t>
       </w:r>
-      <w:hyperlink r:id="rId62">
+      <w:hyperlink r:id="rId80">
         <w:r>
           <w:rPr>
             <w:rStyle w:val="Hyperlink"/>
@@ -19223,7 +19397,7 @@
       <w:r>
         <w:t xml:space="preserve"> </w:t>
       </w:r>
-      <w:hyperlink r:id="rId63">
+      <w:hyperlink r:id="rId81">
         <w:r>
           <w:rPr>
             <w:rStyle w:val="Hyperlink"/>
@@ -19263,7 +19437,7 @@
       <w:r>
         <w:t xml:space="preserve"> </w:t>
       </w:r>
-      <w:hyperlink r:id="rId64">
+      <w:hyperlink r:id="rId82">
         <w:r>
           <w:rPr>
             <w:rStyle w:val="Hyperlink"/>
@@ -19295,7 +19469,7 @@
       <w:r>
         <w:t xml:space="preserve"> </w:t>
       </w:r>
-      <w:hyperlink r:id="rId65">
+      <w:hyperlink r:id="rId83">
         <w:r>
           <w:rPr>
             <w:rStyle w:val="Hyperlink"/>
@@ -19327,7 +19501,7 @@
       <w:r>
         <w:t xml:space="preserve"> </w:t>
       </w:r>
-      <w:hyperlink r:id="rId66">
+      <w:hyperlink r:id="rId84">
         <w:r>
           <w:rPr>
             <w:rStyle w:val="Hyperlink"/>
@@ -19359,7 +19533,7 @@
       <w:r>
         <w:t xml:space="preserve"> </w:t>
       </w:r>
-      <w:hyperlink r:id="rId67">
+      <w:hyperlink r:id="rId85">
         <w:r>
           <w:rPr>
             <w:rStyle w:val="Hyperlink"/>
@@ -19391,7 +19565,7 @@
       <w:r>
         <w:t xml:space="preserve"> </w:t>
       </w:r>
-      <w:hyperlink r:id="rId68">
+      <w:hyperlink r:id="rId86">
         <w:r>
           <w:rPr>
             <w:rStyle w:val="Hyperlink"/>
@@ -19423,7 +19597,7 @@
       <w:r>
         <w:t xml:space="preserve"> </w:t>
       </w:r>
-      <w:hyperlink r:id="rId69">
+      <w:hyperlink r:id="rId87">
         <w:r>
           <w:rPr>
             <w:rStyle w:val="Hyperlink"/>
@@ -19455,7 +19629,7 @@
       <w:r>
         <w:t xml:space="preserve"> </w:t>
       </w:r>
-      <w:hyperlink r:id="rId70">
+      <w:hyperlink r:id="rId88">
         <w:r>
           <w:rPr>
             <w:rStyle w:val="Hyperlink"/>
@@ -19487,7 +19661,7 @@
       <w:r>
         <w:t xml:space="preserve"> </w:t>
       </w:r>
-      <w:hyperlink r:id="rId71">
+      <w:hyperlink r:id="rId89">
         <w:r>
           <w:rPr>
             <w:rStyle w:val="Hyperlink"/>
@@ -19519,7 +19693,7 @@
       <w:r>
         <w:t xml:space="preserve"> </w:t>
       </w:r>
-      <w:hyperlink r:id="rId72">
+      <w:hyperlink r:id="rId90">
         <w:r>
           <w:rPr>
             <w:rStyle w:val="Hyperlink"/>
@@ -19551,7 +19725,7 @@
       <w:r>
         <w:t xml:space="preserve"> </w:t>
       </w:r>
-      <w:hyperlink r:id="rId73">
+      <w:hyperlink r:id="rId91">
         <w:r>
           <w:rPr>
             <w:rStyle w:val="Hyperlink"/>
@@ -19583,7 +19757,7 @@
       <w:r>
         <w:t xml:space="preserve"> </w:t>
       </w:r>
-      <w:hyperlink r:id="rId74">
+      <w:hyperlink r:id="rId92">
         <w:r>
           <w:rPr>
             <w:rStyle w:val="Hyperlink"/>
@@ -19618,7 +19792,7 @@
       <w:r>
         <w:t xml:space="preserve"> </w:t>
       </w:r>
-      <w:hyperlink r:id="rId75">
+      <w:hyperlink r:id="rId93">
         <w:r>
           <w:rPr>
             <w:rStyle w:val="Hyperlink"/>
@@ -19650,7 +19824,7 @@
       <w:r>
         <w:t xml:space="preserve"> </w:t>
       </w:r>
-      <w:hyperlink r:id="rId76">
+      <w:hyperlink r:id="rId94">
         <w:r>
           <w:rPr>
             <w:rStyle w:val="Hyperlink"/>
@@ -19682,7 +19856,7 @@
       <w:r>
         <w:t xml:space="preserve"> </w:t>
       </w:r>
-      <w:hyperlink r:id="rId77">
+      <w:hyperlink r:id="rId95">
         <w:r>
           <w:rPr>
             <w:rStyle w:val="Hyperlink"/>
@@ -19714,7 +19888,7 @@
       <w:r>
         <w:t xml:space="preserve"> </w:t>
       </w:r>
-      <w:hyperlink r:id="rId78">
+      <w:hyperlink r:id="rId96">
         <w:r>
           <w:rPr>
             <w:rStyle w:val="Hyperlink"/>
@@ -19746,7 +19920,7 @@
       <w:r>
         <w:t xml:space="preserve"> </w:t>
       </w:r>
-      <w:hyperlink r:id="rId79">
+      <w:hyperlink r:id="rId97">
         <w:r>
           <w:rPr>
             <w:rStyle w:val="Hyperlink"/>
@@ -19778,7 +19952,7 @@
       <w:r>
         <w:t xml:space="preserve"> </w:t>
       </w:r>
-      <w:hyperlink r:id="rId80">
+      <w:hyperlink r:id="rId98">
         <w:r>
           <w:rPr>
             <w:rStyle w:val="Hyperlink"/>
@@ -19810,7 +19984,7 @@
       <w:r>
         <w:t xml:space="preserve"> </w:t>
       </w:r>
-      <w:hyperlink r:id="rId81">
+      <w:hyperlink r:id="rId99">
         <w:r>
           <w:rPr>
             <w:rStyle w:val="Hyperlink"/>
@@ -19845,7 +20019,7 @@
       <w:r>
         <w:t xml:space="preserve"> </w:t>
       </w:r>
-      <w:hyperlink r:id="rId82">
+      <w:hyperlink r:id="rId100">
         <w:r>
           <w:rPr>
             <w:rStyle w:val="Hyperlink"/>
@@ -19883,7 +20057,7 @@
       <w:r>
         <w:t xml:space="preserve"> </w:t>
       </w:r>
-      <w:hyperlink r:id="rId83">
+      <w:hyperlink r:id="rId101">
         <w:r>
           <w:rPr>
             <w:rStyle w:val="Hyperlink"/>
@@ -19915,7 +20089,7 @@
       <w:r>
         <w:t xml:space="preserve"> </w:t>
       </w:r>
-      <w:hyperlink r:id="rId84">
+      <w:hyperlink r:id="rId102">
         <w:r>
           <w:rPr>
             <w:rStyle w:val="Hyperlink"/>
@@ -19947,7 +20121,7 @@
       <w:r>
         <w:t xml:space="preserve"> </w:t>
       </w:r>
-      <w:hyperlink r:id="rId85">
+      <w:hyperlink r:id="rId103">
         <w:r>
           <w:rPr>
             <w:rStyle w:val="Hyperlink"/>
@@ -19979,7 +20153,7 @@
       <w:r>
         <w:t xml:space="preserve"> </w:t>
       </w:r>
-      <w:hyperlink r:id="rId86">
+      <w:hyperlink r:id="rId104">
         <w:r>
           <w:rPr>
             <w:rStyle w:val="Hyperlink"/>
@@ -20011,7 +20185,7 @@
       <w:r>
         <w:t xml:space="preserve"> </w:t>
       </w:r>
-      <w:hyperlink r:id="rId87">
+      <w:hyperlink r:id="rId105">
         <w:r>
           <w:rPr>
             <w:rStyle w:val="Hyperlink"/>
@@ -20043,7 +20217,7 @@
       <w:r>
         <w:t xml:space="preserve"> </w:t>
       </w:r>
-      <w:hyperlink r:id="rId88">
+      <w:hyperlink r:id="rId106">
         <w:r>
           <w:rPr>
             <w:rStyle w:val="Hyperlink"/>
@@ -20075,7 +20249,7 @@
       <w:r>
         <w:t xml:space="preserve"> </w:t>
       </w:r>
-      <w:hyperlink r:id="rId89">
+      <w:hyperlink r:id="rId107">
         <w:r>
           <w:rPr>
             <w:rStyle w:val="Hyperlink"/>
@@ -20107,7 +20281,7 @@
       <w:r>
         <w:t xml:space="preserve"> </w:t>
       </w:r>
-      <w:hyperlink r:id="rId90">
+      <w:hyperlink r:id="rId108">
         <w:r>
           <w:rPr>
             <w:rStyle w:val="Hyperlink"/>
@@ -20139,7 +20313,7 @@
       <w:r>
         <w:t xml:space="preserve"> </w:t>
       </w:r>
-      <w:hyperlink r:id="rId91">
+      <w:hyperlink r:id="rId109">
         <w:r>
           <w:rPr>
             <w:rStyle w:val="Hyperlink"/>
@@ -20171,7 +20345,7 @@
       <w:r>
         <w:t xml:space="preserve"> </w:t>
       </w:r>
-      <w:hyperlink r:id="rId92">
+      <w:hyperlink r:id="rId110">
         <w:r>
           <w:rPr>
             <w:rStyle w:val="Hyperlink"/>
@@ -20203,7 +20377,7 @@
       <w:r>
         <w:t xml:space="preserve"> </w:t>
       </w:r>
-      <w:hyperlink r:id="rId93">
+      <w:hyperlink r:id="rId111">
         <w:r>
           <w:rPr>
             <w:rStyle w:val="Hyperlink"/>
@@ -20235,7 +20409,7 @@
       <w:r>
         <w:t xml:space="preserve"> </w:t>
       </w:r>
-      <w:hyperlink r:id="rId94">
+      <w:hyperlink r:id="rId112">
         <w:r>
           <w:rPr>
             <w:rStyle w:val="Hyperlink"/>
@@ -20267,7 +20441,7 @@
       <w:r>
         <w:t xml:space="preserve"> </w:t>
       </w:r>
-      <w:hyperlink r:id="rId95">
+      <w:hyperlink r:id="rId113">
         <w:r>
           <w:rPr>
             <w:rStyle w:val="Hyperlink"/>
@@ -20286,7 +20460,7 @@
       <w:r>
         <w:t xml:space="preserve"> </w:t>
       </w:r>
-      <w:hyperlink r:id="rId96">
+      <w:hyperlink r:id="rId114">
         <w:r>
           <w:rPr>
             <w:rStyle w:val="Hyperlink"/>
@@ -20324,7 +20498,7 @@
       <w:r>
         <w:t xml:space="preserve"> </w:t>
       </w:r>
-      <w:hyperlink r:id="rId97">
+      <w:hyperlink r:id="rId115">
         <w:r>
           <w:rPr>
             <w:rStyle w:val="Hyperlink"/>
@@ -20356,7 +20530,7 @@
       <w:r>
         <w:t xml:space="preserve"> </w:t>
       </w:r>
-      <w:hyperlink r:id="rId98">
+      <w:hyperlink r:id="rId116">
         <w:r>
           <w:rPr>
             <w:rStyle w:val="Hyperlink"/>
@@ -20388,7 +20562,7 @@
       <w:r>
         <w:t xml:space="preserve"> </w:t>
       </w:r>
-      <w:hyperlink r:id="rId99">
+      <w:hyperlink r:id="rId117">
         <w:r>
           <w:rPr>
             <w:rStyle w:val="Hyperlink"/>
@@ -20420,7 +20594,7 @@
       <w:r>
         <w:t xml:space="preserve"> </w:t>
       </w:r>
-      <w:hyperlink r:id="rId100">
+      <w:hyperlink r:id="rId118">
         <w:r>
           <w:rPr>
             <w:rStyle w:val="Hyperlink"/>
@@ -20452,7 +20626,7 @@
       <w:r>
         <w:t xml:space="preserve"> </w:t>
       </w:r>
-      <w:hyperlink r:id="rId101">
+      <w:hyperlink r:id="rId119">
         <w:r>
           <w:rPr>
             <w:rStyle w:val="Hyperlink"/>
@@ -20484,7 +20658,7 @@
       <w:r>
         <w:t xml:space="preserve"> </w:t>
       </w:r>
-      <w:hyperlink r:id="rId102">
+      <w:hyperlink r:id="rId120">
         <w:r>
           <w:rPr>
             <w:rStyle w:val="Hyperlink"/>
@@ -20516,7 +20690,7 @@
       <w:r>
         <w:t xml:space="preserve"> </w:t>
       </w:r>
-      <w:hyperlink r:id="rId103">
+      <w:hyperlink r:id="rId121">
         <w:r>
           <w:rPr>
             <w:rStyle w:val="Hyperlink"/>
@@ -20548,7 +20722,7 @@
       <w:r>
         <w:t xml:space="preserve"> </w:t>
       </w:r>
-      <w:hyperlink r:id="rId104">
+      <w:hyperlink r:id="rId122">
         <w:r>
           <w:rPr>
             <w:rStyle w:val="Hyperlink"/>
@@ -20580,7 +20754,7 @@
       <w:r>
         <w:t xml:space="preserve"> </w:t>
       </w:r>
-      <w:hyperlink r:id="rId105">
+      <w:hyperlink r:id="rId123">
         <w:r>
           <w:rPr>
             <w:rStyle w:val="Hyperlink"/>
@@ -20612,7 +20786,7 @@
       <w:r>
         <w:t xml:space="preserve"> </w:t>
       </w:r>
-      <w:hyperlink r:id="rId106">
+      <w:hyperlink r:id="rId124">
         <w:r>
           <w:rPr>
             <w:rStyle w:val="Hyperlink"/>
@@ -20644,7 +20818,7 @@
       <w:r>
         <w:t xml:space="preserve"> </w:t>
       </w:r>
-      <w:hyperlink r:id="rId107">
+      <w:hyperlink r:id="rId125">
         <w:r>
           <w:rPr>
             <w:rStyle w:val="Hyperlink"/>
@@ -20679,38 +20853,6 @@
         <w:pStyle w:val="BodyText"/>
       </w:pPr>
       <w:r>
-        <w:t xml:space="preserve">Wolfolds, S.E. and Siegel, J. (2019), "Misaccounting for endogeneity: the peril of relying on the Heckman two-step method without a valid instrument",</w:t>
-      </w:r>
-      <w:r>
-        <w:t xml:space="preserve"> </w:t>
-      </w:r>
-      <w:r>
-        <w:rPr>
-          <w:iCs/>
-          <w:i/>
-        </w:rPr>
-        <w:t xml:space="preserve">Strategic Management Journal</w:t>
-      </w:r>
-      <w:r>
-        <w:t xml:space="preserve">, Vol. 40 No. 3, pp.432-462,</w:t>
-      </w:r>
-      <w:r>
-        <w:t xml:space="preserve"> </w:t>
-      </w:r>
-      <w:hyperlink r:id="rId108">
-        <w:r>
-          <w:rPr>
-            <w:rStyle w:val="Hyperlink"/>
-          </w:rPr>
-          <w:t xml:space="preserve">https://doi.org/10.1002/smj.2995</w:t>
-        </w:r>
-      </w:hyperlink>
-    </w:p>
-    <w:p>
-      <w:pPr>
-        <w:pStyle w:val="BodyText"/>
-      </w:pPr>
-      <w:r>
         <w:t xml:space="preserve">Wooldridge, J.M. (2010),</w:t>
       </w:r>
       <w:r>
@@ -20750,7 +20892,7 @@
       <w:r>
         <w:t xml:space="preserve"> </w:t>
       </w:r>
-      <w:hyperlink r:id="rId109">
+      <w:hyperlink r:id="rId126">
         <w:r>
           <w:rPr>
             <w:rStyle w:val="Hyperlink"/>
@@ -20788,7 +20930,7 @@
       <w:r>
         <w:t xml:space="preserve"> </w:t>
       </w:r>
-      <w:hyperlink r:id="rId109">
+      <w:hyperlink r:id="rId126">
         <w:r>
           <w:rPr>
             <w:rStyle w:val="Hyperlink"/>
@@ -20826,7 +20968,7 @@
       <w:r>
         <w:t xml:space="preserve"> </w:t>
       </w:r>
-      <w:hyperlink r:id="rId109">
+      <w:hyperlink r:id="rId126">
         <w:r>
           <w:rPr>
             <w:rStyle w:val="Hyperlink"/>
@@ -20846,6 +20988,71 @@
         <w:pStyle w:val="BodyText"/>
       </w:pPr>
       <w:r>
+        <w:t xml:space="preserve">World Bank (2025b),</w:t>
+      </w:r>
+      <w:r>
+        <w:t xml:space="preserve"> </w:t>
+      </w:r>
+      <w:r>
+        <w:rPr>
+          <w:iCs/>
+          <w:i/>
+        </w:rPr>
+        <w:t xml:space="preserve">Viet Nam Economic Update: Nurturing High-Tech Talents</w:t>
+      </w:r>
+      <w:r>
+        <w:t xml:space="preserve"> </w:t>
+      </w:r>
+      <w:r>
+        <w:t xml:space="preserve">(Taking Stock, September 2025), World Bank Group, Washington, DC.</w:t>
+      </w:r>
+    </w:p>
+    <w:p>
+      <w:pPr>
+        <w:pStyle w:val="BodyText"/>
+      </w:pPr>
+      <w:r>
+        <w:t xml:space="preserve">World Bank (2025c),</w:t>
+      </w:r>
+      <w:r>
+        <w:t xml:space="preserve"> </w:t>
+      </w:r>
+      <w:r>
+        <w:rPr>
+          <w:iCs/>
+          <w:i/>
+        </w:rPr>
+        <w:t xml:space="preserve">Viet Nam Economy Snapshot: Finance, Competitiveness and Innovation</w:t>
+      </w:r>
+      <w:r>
+        <w:t xml:space="preserve"> </w:t>
+      </w:r>
+      <w:r>
+        <w:t xml:space="preserve">(Prosperity Data360), World Bank Group, available at:</w:t>
+      </w:r>
+      <w:r>
+        <w:t xml:space="preserve"> </w:t>
+      </w:r>
+      <w:hyperlink r:id="rId127">
+        <w:r>
+          <w:rPr>
+            <w:rStyle w:val="Hyperlink"/>
+          </w:rPr>
+          <w:t xml:space="preserve">https://www.worldbank.org/ext/en/country/vietnam</w:t>
+        </w:r>
+      </w:hyperlink>
+      <w:r>
+        <w:t xml:space="preserve"> </w:t>
+      </w:r>
+      <w:r>
+        <w:t xml:space="preserve">(accessed 9 May 2026).</w:t>
+      </w:r>
+    </w:p>
+    <w:p>
+      <w:pPr>
+        <w:pStyle w:val="BodyText"/>
+      </w:pPr>
+      <w:r>
         <w:t xml:space="preserve">World Bank (2026),</w:t>
       </w:r>
       <w:r>
@@ -20867,7 +21074,7 @@
       <w:r>
         <w:t xml:space="preserve"> </w:t>
       </w:r>
-      <w:hyperlink r:id="rId110">
+      <w:hyperlink r:id="rId128">
         <w:r>
           <w:rPr>
             <w:rStyle w:val="Hyperlink"/>
@@ -20905,7 +21112,7 @@
       <w:r>
         <w:t xml:space="preserve"> </w:t>
       </w:r>
-      <w:hyperlink r:id="rId111">
+      <w:hyperlink r:id="rId129">
         <w:r>
           <w:rPr>
             <w:rStyle w:val="Hyperlink"/>
@@ -20937,7 +21144,7 @@
       <w:r>
         <w:t xml:space="preserve"> </w:t>
       </w:r>
-      <w:hyperlink r:id="rId112">
+      <w:hyperlink r:id="rId130">
         <w:r>
           <w:rPr>
             <w:rStyle w:val="Hyperlink"/>
@@ -20969,7 +21176,7 @@
       <w:r>
         <w:t xml:space="preserve"> </w:t>
       </w:r>
-      <w:hyperlink r:id="rId113">
+      <w:hyperlink r:id="rId131">
         <w:r>
           <w:rPr>
             <w:rStyle w:val="Hyperlink"/>
@@ -20978,8 +21185,8 @@
         </w:r>
       </w:hyperlink>
     </w:p>
-    <w:bookmarkEnd w:id="114"/>
-    <w:bookmarkEnd w:id="115"/>
+    <w:bookmarkEnd w:id="132"/>
+    <w:bookmarkEnd w:id="133"/>
     <w:sectPr/>
   </w:body>
 </w:document>

--- a/p3/submission/jed_package/01_manuscript_blinded.docx
+++ b/p3/submission/jed_package/01_manuscript_blinded.docx
@@ -1907,7 +1907,7 @@
               <a:graphicData uri="http://schemas.openxmlformats.org/drawingml/2006/picture">
                 <pic:pic>
                   <pic:nvPicPr>
-                    <pic:cNvPr descr="figures/vietnam/figure_1_conceptual_model.png" id="32" name="Picture"/>
+                    <pic:cNvPr descr="figures/figure_1_conceptual_model.png" id="32" name="Picture"/>
                     <pic:cNvPicPr>
                       <a:picLocks noChangeArrowheads="1" noChangeAspect="1"/>
                     </pic:cNvPicPr>
@@ -5033,7 +5033,7 @@
               <a:graphicData uri="http://schemas.openxmlformats.org/drawingml/2006/picture">
                 <pic:pic>
                   <pic:nvPicPr>
-                    <pic:cNvPr descr="figures/vietnam/figure_2a.png" id="45" name="Picture"/>
+                    <pic:cNvPr descr="figures/figure_2a.png" id="45" name="Picture"/>
                     <pic:cNvPicPr>
                       <a:picLocks noChangeArrowheads="1" noChangeAspect="1"/>
                     </pic:cNvPicPr>
@@ -5098,7 +5098,7 @@
               <a:graphicData uri="http://schemas.openxmlformats.org/drawingml/2006/picture">
                 <pic:pic>
                   <pic:nvPicPr>
-                    <pic:cNvPr descr="figures/vietnam/figure_2b.png" id="48" name="Picture"/>
+                    <pic:cNvPr descr="figures/figure_2b.png" id="48" name="Picture"/>
                     <pic:cNvPicPr>
                       <a:picLocks noChangeArrowheads="1" noChangeAspect="1"/>
                     </pic:cNvPicPr>
@@ -5163,7 +5163,7 @@
               <a:graphicData uri="http://schemas.openxmlformats.org/drawingml/2006/picture">
                 <pic:pic>
                   <pic:nvPicPr>
-                    <pic:cNvPr descr="figures/vietnam/figure_2c.png" id="51" name="Picture"/>
+                    <pic:cNvPr descr="figures/figure_2c.png" id="51" name="Picture"/>
                     <pic:cNvPicPr>
                       <a:picLocks noChangeArrowheads="1" noChangeAspect="1"/>
                     </pic:cNvPicPr>
@@ -5228,7 +5228,7 @@
               <a:graphicData uri="http://schemas.openxmlformats.org/drawingml/2006/picture">
                 <pic:pic>
                   <pic:nvPicPr>
-                    <pic:cNvPr descr="figures/vietnam/figure_2d.png" id="54" name="Picture"/>
+                    <pic:cNvPr descr="figures/figure_2d.png" id="54" name="Picture"/>
                     <pic:cNvPicPr>
                       <a:picLocks noChangeArrowheads="1" noChangeAspect="1"/>
                     </pic:cNvPicPr>
@@ -5469,7 +5469,7 @@
               <a:graphicData uri="http://schemas.openxmlformats.org/drawingml/2006/picture">
                 <pic:pic>
                   <pic:nvPicPr>
-                    <pic:cNvPr descr="figures/vietnam/figure_3_moderator_marginals.png" id="58" name="Picture"/>
+                    <pic:cNvPr descr="figures/figure_3_moderator_marginals.png" id="58" name="Picture"/>
                     <pic:cNvPicPr>
                       <a:picLocks noChangeArrowheads="1" noChangeAspect="1"/>
                     </pic:cNvPicPr>

--- a/p3/submission/jed_package/01_manuscript_blinded.docx
+++ b/p3/submission/jed_package/01_manuscript_blinded.docx
@@ -281,7 +281,7 @@
         <w:pStyle w:val="BodyText"/>
       </w:pPr>
       <w:r>
-        <w:t xml:space="preserve"> The baseline website-presence indicator is descriptively positive in 2009 (β = 0.175), null in 2015 (β = -0.044), and positive in 2023 (β = 0.095); the negative DAI × FSTS interaction observed only in 2023 (FSTS_c × DAI_z = -0.912, p = .043) is read as Tier-1 proxy obsolescence as website ownership diffuses to near-universal levels (49.8 % in 2023 vs 42.5 % in 2009), not as evidence on dynamic digital capability moderation.</w:t>
+        <w:t xml:space="preserve"> The baseline website-presence indicator is descriptively positive in 2009 (β = 0.175), null in 2015 (β = -0.044), and positive in 2023 (β = 0.095); the negative DAI × FSTS interaction observed only in 2023 (FSTS_c × DAI_z = -0.912, p = .043) is read as Tier-1 proxy obsolescence as website ownership diffuses to roughly half of firms (49.8 % in 2023 vs 42.5 % in 2009), not as evidence on dynamic digital capability moderation.</w:t>
       </w:r>
     </w:p>
     <w:bookmarkEnd w:id="21"/>
@@ -1792,7 +1792,7 @@
         <w:t xml:space="preserve">Mechanism B, construct obsolescence under population diffusion</w:t>
       </w:r>
       <w:r>
-        <w:t xml:space="preserve">: as website ownership diffuses toward the near-universal upper bound (49.8 % by 2023, vs 42.5 % in 2009), the c22b indicator increasingly functions as an organisational hygiene marker rather than a differentiating capability signal, so its measured association with productivity attenuates without any structural change in the underlying coordination mechanism. The two readings are not antagonistic: they correspond to different sources of the same empirical pattern, Mechanism A predicts compression conditional on export intensity within any wave where Tier-1 infrastructure is the binding constraint, while Mechanism B predicts compression across waves as the indicator loses cross-sectional information content. The 2009 / 2015 / 2023 design used in this paper cannot fully separate the two channels within the WBES Tier-1 instrument, and we treat both readings as legitimate within the limits of the available data. This framing matters for theoretical positioning: it locates DAI compression in a transitional-economy context where the construct is bounded by survey instrumentation rather than by the underlying digital-transformation phenomenon, and it pre-empts an interpretation of any null or sign-shifting result on H4 as evidence against dynamic digital capability moderation.</w:t>
+        <w:t xml:space="preserve">: as website ownership broadens toward a level near half (49.8 % by 2023, vs 42.5 % in 2009), the c22b indicator increasingly functions as an organisational hygiene marker rather than a differentiating capability signal, so its measured association with productivity attenuates without any structural change in the underlying coordination mechanism. The two readings are not antagonistic: they correspond to different sources of the same empirical pattern, Mechanism A predicts compression conditional on export intensity within any wave where Tier-1 infrastructure is the binding constraint, while Mechanism B predicts compression across waves as the indicator loses cross-sectional information content. The 2009 / 2015 / 2023 design used in this paper cannot fully separate the two channels within the WBES Tier-1 instrument, and we treat both readings as legitimate within the limits of the available data. This framing matters for theoretical positioning: it locates DAI compression in a transitional-economy context where the construct is bounded by survey instrumentation rather than by the underlying digital-transformation phenomenon, and it pre-empts an interpretation of any null or sign-shifting result on H4 as evidence against dynamic digital capability moderation.</w:t>
       </w:r>
     </w:p>
     <w:p>
@@ -4237,7 +4237,7 @@
         <w:t xml:space="preserve"> </w:t>
       </w:r>
       <w:r>
-        <w:t xml:space="preserve">A complementary interpretation, consistent with the 2SLS null for instrumented DAI (β=0.018, p=.942; §4.5 Panel K), is proxy obsolescence: by 2023, website presence (Tier 1, c22b) has become a minimum-threshold credential rather than a capability differentiator in Vietnam's maturing digital environment. Firms with and without websites are no longer meaningfully distinguished in their cross-border coordination capacity at the DAI tier that c22b captures. This interpretation predicts the negative DAI×FSTS interaction without requiring that "digital adoption is bad", instead, the instrument has lost its discriminatory power as Tier 1 adoption has diffused to near-universal levels (49.8% in 2023 vs 42.5% in 2009). The DAI_rich composite (Tier 1+2; §4.5 Panel B, 2023 only) provides a within-wave test of whether the sign shifts when transaction-enabling Tier-2 items (electronic-payment intensity) are added; future analyses extending Tier-2 indicators cross-wave would strengthen this within-WBES sensitivity check.</w:t>
+        <w:t xml:space="preserve">A complementary interpretation, consistent with the 2SLS null for instrumented DAI (β=0.018, p=.942; §4.5 Panel K), is proxy obsolescence: by 2023, website presence (Tier 1, c22b) has become a minimum-threshold credential rather than a capability differentiator in Vietnam's maturing digital environment. Firms with and without websites are no longer meaningfully distinguished in their cross-border coordination capacity at the DAI tier that c22b captures. This interpretation predicts the negative DAI×FSTS interaction without requiring that "digital adoption is bad", instead, the instrument has lost its discriminatory power as Tier 1 adoption has diffused to roughly half of firms (49.8% in 2023 vs 42.5% in 2009). The DAI_rich composite (Tier 1+2; §4.5 Panel B, 2023 only) provides a within-wave test of whether the sign shifts when transaction-enabling Tier-2 items (electronic-payment intensity) are added; future analyses extending Tier-2 indicators cross-wave would strengthen this within-WBES sensitivity check.</w:t>
       </w:r>
       <w:r>
         <w:t xml:space="preserve"> </w:t>
@@ -19092,7 +19092,7 @@
         <w:pStyle w:val="BodyText"/>
       </w:pPr>
       <w:r>
-        <w:t xml:space="preserve">The results also suggest that technological capability and the baseline website-presence indicator should not be treated as interchangeable, and that conflating them under a single "digital adoption" or "digital transformation" label would obscure their differing identification properties. Technological capability is comparatively stable and identification-robust across specifications. The baseline DAI_z control is more wave-sensitive and attenuates to a null under instrumental-variable estimation, consistent with Tier-1 proxy obsolescence as website ownership diffuses to near-universal levels in the Vietnamese firm population. Within the constraint of a single binary website indicator, this paper makes no claim about dynamic digital capability moderation; any such test awaits richer Tier 2–4 indicators not currently available cross-wave in the WBES Vietnam instrument.</w:t>
+        <w:t xml:space="preserve">The results also suggest that technological capability and the baseline website-presence indicator should not be treated as interchangeable, and that conflating them under a single "digital adoption" or "digital transformation" label would obscure their differing identification properties. Technological capability is comparatively stable and identification-robust across specifications. The baseline DAI_z control is more wave-sensitive and attenuates to a null under instrumental-variable estimation, consistent with partial Tier-1 proxy obsolescence as website ownership broadens toward roughly half the firm population in the Vietnamese firm population. Within the constraint of a single binary website indicator, this paper makes no claim about dynamic digital capability moderation; any such test awaits richer Tier 2–4 indicators not currently available cross-wave in the WBES Vietnam instrument.</w:t>
       </w:r>
     </w:p>
     <w:bookmarkEnd w:id="71"/>

--- a/p3/submission/jed_package/01_manuscript_blinded.docx
+++ b/p3/submission/jed_package/01_manuscript_blinded.docx
@@ -1900,7 +1900,7 @@
       <w:r>
         <w:drawing>
           <wp:inline>
-            <wp:extent cx="5334000" cy="2930266"/>
+            <wp:extent cx="5753100" cy="3160501"/>
             <wp:effectExtent b="0" l="0" r="0" t="0"/>
             <wp:docPr descr="Figure 1: Conceptual model, TCI, DAI, and export intensity as determinants of firm performance (Vietnam, 3-wave)" title="" id="31" name="Picture"/>
             <a:graphic>
@@ -1921,7 +1921,7 @@
                   <pic:spPr bwMode="auto">
                     <a:xfrm>
                       <a:off x="0" y="0"/>
-                      <a:ext cx="5334000" cy="2930266"/>
+                      <a:ext cx="5753100" cy="3160501"/>
                     </a:xfrm>
                     <a:prstGeom prst="rect">
                       <a:avLst/>
@@ -5026,7 +5026,7 @@
       <w:r>
         <w:drawing>
           <wp:inline>
-            <wp:extent cx="5334000" cy="3555999"/>
+            <wp:extent cx="5753100" cy="3835399"/>
             <wp:effectExtent b="0" l="0" r="0" t="0"/>
             <wp:docPr descr="Figure 2a: Wave 2009, predicted ln(labour productivity) vs FSTS" title="" id="44" name="Picture"/>
             <a:graphic>
@@ -5047,7 +5047,7 @@
                   <pic:spPr bwMode="auto">
                     <a:xfrm>
                       <a:off x="0" y="0"/>
-                      <a:ext cx="5334000" cy="3555999"/>
+                      <a:ext cx="5753100" cy="3835399"/>
                     </a:xfrm>
                     <a:prstGeom prst="rect">
                       <a:avLst/>
@@ -5091,7 +5091,7 @@
       <w:r>
         <w:drawing>
           <wp:inline>
-            <wp:extent cx="5334000" cy="3555999"/>
+            <wp:extent cx="5753100" cy="3835399"/>
             <wp:effectExtent b="0" l="0" r="0" t="0"/>
             <wp:docPr descr="Figure 2b: Wave 2015, predicted ln(labour productivity) vs FSTS" title="" id="47" name="Picture"/>
             <a:graphic>
@@ -5112,7 +5112,7 @@
                   <pic:spPr bwMode="auto">
                     <a:xfrm>
                       <a:off x="0" y="0"/>
-                      <a:ext cx="5334000" cy="3555999"/>
+                      <a:ext cx="5753100" cy="3835399"/>
                     </a:xfrm>
                     <a:prstGeom prst="rect">
                       <a:avLst/>
@@ -5156,7 +5156,7 @@
       <w:r>
         <w:drawing>
           <wp:inline>
-            <wp:extent cx="5334000" cy="3555999"/>
+            <wp:extent cx="5753100" cy="3835399"/>
             <wp:effectExtent b="0" l="0" r="0" t="0"/>
             <wp:docPr descr="Figure 2c: Wave 2023, predicted ln(labour productivity) vs FSTS" title="" id="50" name="Picture"/>
             <a:graphic>
@@ -5177,7 +5177,7 @@
                   <pic:spPr bwMode="auto">
                     <a:xfrm>
                       <a:off x="0" y="0"/>
-                      <a:ext cx="5334000" cy="3555999"/>
+                      <a:ext cx="5753100" cy="3835399"/>
                     </a:xfrm>
                     <a:prstGeom prst="rect">
                       <a:avLst/>
@@ -5221,7 +5221,7 @@
       <w:r>
         <w:drawing>
           <wp:inline>
-            <wp:extent cx="5334000" cy="3555999"/>
+            <wp:extent cx="5753100" cy="3835399"/>
             <wp:effectExtent b="0" l="0" r="0" t="0"/>
             <wp:docPr descr="Figure 2d: Pooled (2009+2015+2023), predicted ln(labour productivity) vs FSTS" title="" id="53" name="Picture"/>
             <a:graphic>
@@ -5242,7 +5242,7 @@
                   <pic:spPr bwMode="auto">
                     <a:xfrm>
                       <a:off x="0" y="0"/>
-                      <a:ext cx="5334000" cy="3555999"/>
+                      <a:ext cx="5753100" cy="3835399"/>
                     </a:xfrm>
                     <a:prstGeom prst="rect">
                       <a:avLst/>
@@ -5462,7 +5462,7 @@
       <w:r>
         <w:drawing>
           <wp:inline>
-            <wp:extent cx="5334000" cy="2226365"/>
+            <wp:extent cx="5753100" cy="2401293"/>
             <wp:effectExtent b="0" l="0" r="0" t="0"/>
             <wp:docPr descr="Figure 3: Moderator marginal effects, TCI and DAI interactions with FSTS (Vietnam)" title="" id="57" name="Picture"/>
             <a:graphic>
@@ -5483,7 +5483,7 @@
                   <pic:spPr bwMode="auto">
                     <a:xfrm>
                       <a:off x="0" y="0"/>
-                      <a:ext cx="5334000" cy="2226365"/>
+                      <a:ext cx="5753100" cy="2401293"/>
                     </a:xfrm>
                     <a:prstGeom prst="rect">
                       <a:avLst/>
@@ -18464,7 +18464,7 @@
         <w:pStyle w:val="BodyText"/>
       </w:pPr>
       <w:r>
-        <w:t xml:space="preserve">World Bank World Development Indicators (WDI) record Vietnam's</w:t>
+        <w:t xml:space="preserve">World Bank World Development Indicators (WDI; World Bank, 2026) record Vietnam's</w:t>
       </w:r>
     </w:p>
     <w:p>
@@ -18484,7 +18484,7 @@
         <w:t xml:space="preserve"> </w:t>
       </w:r>
       <w:r>
-        <w:t xml:space="preserve">3 in 2009 to 8 in 2015 and to over 20 by 2023.</w:t>
+        <w:t xml:space="preserve">3 in 2009 to 8 in 2015 and to over 20 by 2023 (International Telecommunication Union, 2026).</w:t>
       </w:r>
     </w:p>
     <w:p>
@@ -21187,7 +21187,10 @@
     </w:p>
     <w:bookmarkEnd w:id="132"/>
     <w:bookmarkEnd w:id="133"/>
-    <w:sectPr/>
+    <w:sectPr>
+      <w:pgSz w:h="16838" w:w="11906"/>
+      <w:pgMar w:bottom="1417" w:left="1417" w:right="1417" w:top="1417"/>
+    </w:sectPr>
   </w:body>
 </w:document>
 </file>
@@ -21435,29 +21438,59 @@
   <w:style w:default="1" w:styleId="Normal" w:type="paragraph">
     <w:name w:val="Normal"/>
     <w:qFormat/>
+    <w:pPr>
+      <w:spacing w:line="276" w:lineRule="auto"/>
+      <w:jc w:val="both"/>
+    </w:pPr>
+    <w:rPr>
+      <w:rFonts w:ascii="Times New Roman" w:eastAsia="Times New Roman" w:hAnsi="Times New Roman"/>
+      <w:color w:val="000000"/>
+      <w:sz w:val="24"/>
+    </w:rPr>
   </w:style>
   <w:style w:styleId="BodyText" w:type="paragraph">
     <w:name w:val="Body Text"/>
     <w:basedOn w:val="Normal"/>
     <w:link w:val="BodyTextChar"/>
     <w:pPr>
-      <w:spacing w:after="180" w:before="180"/>
+      <w:spacing w:after="180" w:before="180" w:line="276" w:lineRule="auto"/>
+      <w:jc w:val="both"/>
     </w:pPr>
     <w:qFormat/>
+    <w:rPr>
+      <w:rFonts w:ascii="Times New Roman" w:eastAsia="Times New Roman" w:hAnsi="Times New Roman"/>
+      <w:color w:val="000000"/>
+      <w:sz w:val="24"/>
+    </w:rPr>
   </w:style>
   <w:style w:customStyle="1" w:styleId="FirstParagraph" w:type="paragraph">
     <w:name w:val="First Paragraph"/>
     <w:basedOn w:val="BodyText"/>
     <w:next w:val="BodyText"/>
     <w:qFormat/>
+    <w:pPr>
+      <w:spacing w:line="276" w:lineRule="auto"/>
+      <w:jc w:val="both"/>
+    </w:pPr>
+    <w:rPr>
+      <w:rFonts w:ascii="Times New Roman" w:eastAsia="Times New Roman" w:hAnsi="Times New Roman"/>
+      <w:color w:val="000000"/>
+      <w:sz w:val="24"/>
+    </w:rPr>
   </w:style>
   <w:style w:customStyle="1" w:styleId="Compact" w:type="paragraph">
     <w:name w:val="Compact"/>
     <w:basedOn w:val="BodyText"/>
     <w:qFormat/>
     <w:pPr>
-      <w:spacing w:after="36" w:before="36"/>
+      <w:spacing w:after="36" w:before="36" w:line="276" w:lineRule="auto"/>
+      <w:jc w:val="both"/>
     </w:pPr>
+    <w:rPr>
+      <w:rFonts w:ascii="Times New Roman" w:eastAsia="Times New Roman" w:hAnsi="Times New Roman"/>
+      <w:color w:val="000000"/>
+      <w:sz w:val="24"/>
+    </w:rPr>
   </w:style>
   <w:style w:styleId="Title" w:type="paragraph">
     <w:name w:val="Title"/>
@@ -21467,15 +21500,15 @@
     <w:pPr>
       <w:keepNext/>
       <w:keepLines/>
-      <w:spacing w:after="240" w:before="480"/>
-      <w:jc w:val="center"/>
+      <w:spacing w:after="240" w:before="480" w:line="276" w:lineRule="auto"/>
+      <w:jc w:val="both"/>
     </w:pPr>
     <w:rPr>
-      <w:rFonts w:asciiTheme="majorHAnsi" w:cstheme="majorBidi" w:eastAsiaTheme="majorEastAsia" w:hAnsiTheme="majorHAnsi"/>
+      <w:rFonts w:ascii="Times New Roman" w:asciiTheme="majorHAnsi" w:cstheme="majorBidi" w:eastAsia="Times New Roman" w:eastAsiaTheme="majorEastAsia" w:hAnsi="Times New Roman" w:hAnsiTheme="majorHAnsi"/>
       <w:b/>
       <w:bCs/>
-      <w:color w:themeColor="accent1" w:themeShade="B5" w:val="345A8A"/>
-      <w:sz w:val="36"/>
+      <w:color w:val="000000"/>
+      <w:sz w:val="24"/>
       <w:szCs w:val="36"/>
     </w:rPr>
   </w:style>
@@ -21487,11 +21520,13 @@
     <w:pPr>
       <w:keepNext/>
       <w:keepLines/>
-      <w:spacing w:after="240" w:before="240"/>
-      <w:jc w:val="center"/>
+      <w:spacing w:after="240" w:before="240" w:line="276" w:lineRule="auto"/>
+      <w:jc w:val="both"/>
     </w:pPr>
     <w:rPr>
-      <w:sz w:val="30"/>
+      <w:rFonts w:ascii="Times New Roman" w:eastAsia="Times New Roman" w:hAnsi="Times New Roman"/>
+      <w:color w:val="000000"/>
+      <w:sz w:val="24"/>
       <w:szCs w:val="30"/>
     </w:rPr>
   </w:style>
@@ -21502,8 +21537,14 @@
     <w:pPr>
       <w:keepNext/>
       <w:keepLines/>
-      <w:jc w:val="center"/>
+      <w:spacing w:line="276" w:lineRule="auto"/>
+      <w:jc w:val="both"/>
     </w:pPr>
+    <w:rPr>
+      <w:rFonts w:ascii="Times New Roman" w:eastAsia="Times New Roman" w:hAnsi="Times New Roman"/>
+      <w:color w:val="000000"/>
+      <w:sz w:val="24"/>
+    </w:rPr>
   </w:style>
   <w:style w:styleId="Date" w:type="paragraph">
     <w:name w:val="Date"/>
@@ -21512,8 +21553,14 @@
     <w:pPr>
       <w:keepNext/>
       <w:keepLines/>
-      <w:jc w:val="center"/>
+      <w:spacing w:line="276" w:lineRule="auto"/>
+      <w:jc w:val="both"/>
     </w:pPr>
+    <w:rPr>
+      <w:rFonts w:ascii="Times New Roman" w:eastAsia="Times New Roman" w:hAnsi="Times New Roman"/>
+      <w:color w:val="000000"/>
+      <w:sz w:val="24"/>
+    </w:rPr>
   </w:style>
   <w:style w:customStyle="1" w:styleId="AbstractTitle" w:type="paragraph">
     <w:name w:val="Abstract Title"/>
@@ -21523,15 +21570,15 @@
     <w:pPr>
       <w:keepNext/>
       <w:keepLines/>
-      <w:jc w:val="center"/>
-      <w:spacing w:after="0" w:before="300"/>
+      <w:jc w:val="both"/>
+      <w:spacing w:after="0" w:before="300" w:line="276" w:lineRule="auto"/>
     </w:pPr>
     <w:rPr>
-      <w:sz w:val="20"/>
+      <w:color w:val="000000"/>
+      <w:sz w:val="24"/>
       <w:szCs w:val="20"/>
+      <w:rFonts w:ascii="Times New Roman" w:eastAsia="Times New Roman" w:hAnsi="Times New Roman"/>
       <w:b/>
-      <w:color w:val="345A8A"/>
-      &gt;
     </w:rPr>
   </w:style>
   <w:style w:customStyle="1" w:styleId="Abstract" w:type="paragraph">
@@ -21542,10 +21589,13 @@
     <w:pPr>
       <w:keepNext/>
       <w:keepLines/>
-      <w:spacing w:after="300" w:before="100"/>
+      <w:spacing w:after="300" w:before="100" w:line="276" w:lineRule="auto"/>
+      <w:jc w:val="both"/>
     </w:pPr>
     <w:rPr>
-      <w:sz w:val="20"/>
+      <w:rFonts w:ascii="Times New Roman" w:eastAsia="Times New Roman" w:hAnsi="Times New Roman"/>
+      <w:color w:val="000000"/>
+      <w:sz w:val="24"/>
       <w:szCs w:val="20"/>
     </w:rPr>
   </w:style>
@@ -21554,8 +21604,15 @@
     <w:basedOn w:val="Normal"/>
     <w:next w:val="Bibliography"/>
     <w:qFormat/>
-    <w:pPr/>
-    <w:rPr/>
+    <w:pPr>
+      <w:spacing w:line="276" w:lineRule="auto"/>
+      <w:jc w:val="both"/>
+    </w:pPr>
+    <w:rPr>
+      <w:rFonts w:ascii="Times New Roman" w:eastAsia="Times New Roman" w:hAnsi="Times New Roman"/>
+      <w:color w:val="000000"/>
+      <w:sz w:val="24"/>
+    </w:rPr>
   </w:style>
   <w:style w:styleId="Heading1" w:type="paragraph">
     <w:name w:val="Heading 1"/>
@@ -21566,15 +21623,16 @@
     <w:pPr>
       <w:keepNext/>
       <w:keepLines/>
-      <w:spacing w:after="0" w:before="480"/>
+      <w:spacing w:after="0" w:before="480" w:line="276" w:lineRule="auto"/>
+      <w:jc w:val="both"/>
       <w:outlineLvl w:val="0"/>
     </w:pPr>
     <w:rPr>
-      <w:rFonts w:asciiTheme="majorHAnsi" w:cstheme="majorBidi" w:eastAsiaTheme="majorEastAsia" w:hAnsiTheme="majorHAnsi"/>
+      <w:rFonts w:ascii="Times New Roman" w:asciiTheme="majorHAnsi" w:cstheme="majorBidi" w:eastAsia="Times New Roman" w:eastAsiaTheme="majorEastAsia" w:hAnsi="Times New Roman" w:hAnsiTheme="majorHAnsi"/>
       <w:b/>
       <w:bCs/>
-      <w:color w:themeColor="accent1" w:val="4F81BD"/>
-      <w:sz w:val="32"/>
+      <w:color w:val="000000"/>
+      <w:sz w:val="24"/>
       <w:szCs w:val="32"/>
     </w:rPr>
   </w:style>
@@ -21588,15 +21646,16 @@
     <w:pPr>
       <w:keepNext/>
       <w:keepLines/>
-      <w:spacing w:after="0" w:before="200"/>
+      <w:spacing w:after="0" w:before="200" w:line="276" w:lineRule="auto"/>
+      <w:jc w:val="both"/>
       <w:outlineLvl w:val="1"/>
     </w:pPr>
     <w:rPr>
-      <w:rFonts w:asciiTheme="majorHAnsi" w:cstheme="majorBidi" w:eastAsiaTheme="majorEastAsia" w:hAnsiTheme="majorHAnsi"/>
+      <w:rFonts w:ascii="Times New Roman" w:asciiTheme="majorHAnsi" w:cstheme="majorBidi" w:eastAsia="Times New Roman" w:eastAsiaTheme="majorEastAsia" w:hAnsi="Times New Roman" w:hAnsiTheme="majorHAnsi"/>
       <w:b/>
       <w:bCs/>
-      <w:color w:themeColor="accent1" w:val="4F81BD"/>
-      <w:sz w:val="28"/>
+      <w:color w:val="000000"/>
+      <w:sz w:val="24"/>
       <w:szCs w:val="28"/>
     </w:rPr>
   </w:style>
@@ -21610,14 +21669,15 @@
     <w:pPr>
       <w:keepNext/>
       <w:keepLines/>
-      <w:spacing w:after="0" w:before="200"/>
+      <w:spacing w:after="0" w:before="200" w:line="276" w:lineRule="auto"/>
+      <w:jc w:val="both"/>
       <w:outlineLvl w:val="2"/>
     </w:pPr>
     <w:rPr>
-      <w:rFonts w:asciiTheme="majorHAnsi" w:cstheme="majorBidi" w:eastAsiaTheme="majorEastAsia" w:hAnsiTheme="majorHAnsi"/>
+      <w:rFonts w:ascii="Times New Roman" w:asciiTheme="majorHAnsi" w:cstheme="majorBidi" w:eastAsia="Times New Roman" w:eastAsiaTheme="majorEastAsia" w:hAnsi="Times New Roman" w:hAnsiTheme="majorHAnsi"/>
       <w:b/>
       <w:bCs/>
-      <w:color w:themeColor="accent1" w:val="4F81BD"/>
+      <w:color w:val="000000"/>
       <w:sz w:val="24"/>
       <w:szCs w:val="24"/>
     </w:rPr>
@@ -21632,14 +21692,15 @@
     <w:pPr>
       <w:keepNext/>
       <w:keepLines/>
-      <w:spacing w:after="0" w:before="200"/>
+      <w:spacing w:after="0" w:before="200" w:line="276" w:lineRule="auto"/>
+      <w:jc w:val="both"/>
       <w:outlineLvl w:val="3"/>
     </w:pPr>
     <w:rPr>
-      <w:rFonts w:asciiTheme="majorHAnsi" w:cstheme="majorBidi" w:eastAsiaTheme="majorEastAsia" w:hAnsiTheme="majorHAnsi"/>
+      <w:rFonts w:ascii="Times New Roman" w:asciiTheme="majorHAnsi" w:cstheme="majorBidi" w:eastAsia="Times New Roman" w:eastAsiaTheme="majorEastAsia" w:hAnsi="Times New Roman" w:hAnsiTheme="majorHAnsi"/>
       <w:i/>
       <w:bCs/>
-      <w:color w:themeColor="accent1" w:val="4F81BD"/>
+      <w:color w:val="000000"/>
       <w:sz w:val="24"/>
       <w:szCs w:val="24"/>
     </w:rPr>
@@ -21654,13 +21715,14 @@
     <w:pPr>
       <w:keepNext/>
       <w:keepLines/>
-      <w:spacing w:after="0" w:before="200"/>
+      <w:spacing w:after="0" w:before="200" w:line="276" w:lineRule="auto"/>
+      <w:jc w:val="both"/>
       <w:outlineLvl w:val="4"/>
     </w:pPr>
     <w:rPr>
-      <w:rFonts w:asciiTheme="majorHAnsi" w:cstheme="majorBidi" w:eastAsiaTheme="majorEastAsia" w:hAnsiTheme="majorHAnsi"/>
+      <w:rFonts w:ascii="Times New Roman" w:asciiTheme="majorHAnsi" w:cstheme="majorBidi" w:eastAsia="Times New Roman" w:eastAsiaTheme="majorEastAsia" w:hAnsi="Times New Roman" w:hAnsiTheme="majorHAnsi"/>
       <w:iCs/>
-      <w:color w:themeColor="accent1" w:val="4F81BD"/>
+      <w:color w:val="000000"/>
       <w:sz w:val="24"/>
       <w:szCs w:val="24"/>
     </w:rPr>
@@ -21675,12 +21737,13 @@
     <w:pPr>
       <w:keepNext/>
       <w:keepLines/>
-      <w:spacing w:after="0" w:before="200"/>
+      <w:spacing w:after="0" w:before="200" w:line="276" w:lineRule="auto"/>
+      <w:jc w:val="both"/>
       <w:outlineLvl w:val="5"/>
     </w:pPr>
     <w:rPr>
-      <w:rFonts w:asciiTheme="majorHAnsi" w:cstheme="majorBidi" w:eastAsiaTheme="majorEastAsia" w:hAnsiTheme="majorHAnsi"/>
-      <w:color w:themeColor="accent1" w:val="4F81BD"/>
+      <w:rFonts w:ascii="Times New Roman" w:asciiTheme="majorHAnsi" w:cstheme="majorBidi" w:eastAsia="Times New Roman" w:eastAsiaTheme="majorEastAsia" w:hAnsi="Times New Roman" w:hAnsiTheme="majorHAnsi"/>
+      <w:color w:val="000000"/>
       <w:sz w:val="24"/>
       <w:szCs w:val="24"/>
     </w:rPr>
@@ -21695,12 +21758,13 @@
     <w:pPr>
       <w:keepNext/>
       <w:keepLines/>
-      <w:spacing w:after="0" w:before="200"/>
+      <w:spacing w:after="0" w:before="200" w:line="276" w:lineRule="auto"/>
+      <w:jc w:val="both"/>
       <w:outlineLvl w:val="6"/>
     </w:pPr>
     <w:rPr>
-      <w:rFonts w:asciiTheme="majorHAnsi" w:cstheme="majorBidi" w:eastAsiaTheme="majorEastAsia" w:hAnsiTheme="majorHAnsi"/>
-      <w:color w:themeColor="accent1" w:val="4F81BD"/>
+      <w:rFonts w:ascii="Times New Roman" w:asciiTheme="majorHAnsi" w:cstheme="majorBidi" w:eastAsia="Times New Roman" w:eastAsiaTheme="majorEastAsia" w:hAnsi="Times New Roman" w:hAnsiTheme="majorHAnsi"/>
+      <w:color w:val="000000"/>
       <w:sz w:val="24"/>
       <w:szCs w:val="24"/>
     </w:rPr>
@@ -21715,12 +21779,13 @@
     <w:pPr>
       <w:keepNext/>
       <w:keepLines/>
-      <w:spacing w:after="0" w:before="200"/>
+      <w:spacing w:after="0" w:before="200" w:line="276" w:lineRule="auto"/>
+      <w:jc w:val="both"/>
       <w:outlineLvl w:val="7"/>
     </w:pPr>
     <w:rPr>
-      <w:rFonts w:asciiTheme="majorHAnsi" w:cstheme="majorBidi" w:eastAsiaTheme="majorEastAsia" w:hAnsiTheme="majorHAnsi"/>
-      <w:color w:themeColor="accent1" w:val="4F81BD"/>
+      <w:rFonts w:ascii="Times New Roman" w:asciiTheme="majorHAnsi" w:cstheme="majorBidi" w:eastAsia="Times New Roman" w:eastAsiaTheme="majorEastAsia" w:hAnsi="Times New Roman" w:hAnsiTheme="majorHAnsi"/>
+      <w:color w:val="000000"/>
       <w:sz w:val="24"/>
       <w:szCs w:val="24"/>
     </w:rPr>
@@ -21735,12 +21800,13 @@
     <w:pPr>
       <w:keepNext/>
       <w:keepLines/>
-      <w:spacing w:after="0" w:before="200"/>
+      <w:spacing w:after="0" w:before="200" w:line="276" w:lineRule="auto"/>
+      <w:jc w:val="both"/>
       <w:outlineLvl w:val="8"/>
     </w:pPr>
     <w:rPr>
-      <w:rFonts w:asciiTheme="majorHAnsi" w:cstheme="majorBidi" w:eastAsiaTheme="majorEastAsia" w:hAnsiTheme="majorHAnsi"/>
-      <w:color w:themeColor="accent1" w:val="4F81BD"/>
+      <w:rFonts w:ascii="Times New Roman" w:asciiTheme="majorHAnsi" w:cstheme="majorBidi" w:eastAsia="Times New Roman" w:eastAsiaTheme="majorEastAsia" w:hAnsi="Times New Roman" w:hAnsiTheme="majorHAnsi"/>
+      <w:color w:val="000000"/>
       <w:sz w:val="24"/>
       <w:szCs w:val="24"/>
     </w:rPr>
@@ -21753,9 +21819,15 @@
     <w:unhideWhenUsed/>
     <w:qFormat/>
     <w:pPr>
-      <w:spacing w:after="100" w:before="100"/>
+      <w:spacing w:after="100" w:before="100" w:line="276" w:lineRule="auto"/>
       <w:ind w:firstLine="0" w:left="480" w:right="480"/>
+      <w:jc w:val="both"/>
     </w:pPr>
+    <w:rPr>
+      <w:rFonts w:ascii="Times New Roman" w:eastAsia="Times New Roman" w:hAnsi="Times New Roman"/>
+      <w:color w:val="000000"/>
+      <w:sz w:val="24"/>
+    </w:rPr>
   </w:style>
   <w:style w:styleId="FootnoteText" w:type="paragraph">
     <w:name w:val="Footnote Text"/>
@@ -21764,11 +21836,25 @@
     <w:uiPriority w:val="9"/>
     <w:unhideWhenUsed/>
     <w:qFormat/>
+    <w:pPr>
+      <w:spacing w:line="276" w:lineRule="auto"/>
+      <w:jc w:val="both"/>
+    </w:pPr>
+    <w:rPr>
+      <w:rFonts w:ascii="Times New Roman" w:eastAsia="Times New Roman" w:hAnsi="Times New Roman"/>
+      <w:color w:val="000000"/>
+      <w:sz w:val="24"/>
+    </w:rPr>
   </w:style>
   <w:style w:default="1" w:styleId="DefaultParagraphFont" w:type="character">
     <w:name w:val="Default Paragraph Font"/>
     <w:semiHidden/>
     <w:unhideWhenUsed/>
+    <w:rPr>
+      <w:rFonts w:ascii="Times New Roman" w:eastAsia="Times New Roman" w:hAnsi="Times New Roman"/>
+      <w:color w:val="000000"/>
+      <w:sz w:val="24"/>
+    </w:rPr>
   </w:style>
   <w:style w:default="1" w:styleId="Table" w:type="table">
     <w:name w:val="Table"/>
@@ -21776,6 +21862,15 @@
     <w:semiHidden/>
     <w:unhideWhenUsed/>
     <w:qFormat/>
+    <w:pPr>
+      <w:spacing w:line="276" w:lineRule="auto"/>
+      <w:jc w:val="both"/>
+    </w:pPr>
+    <w:rPr>
+      <w:rFonts w:ascii="Times New Roman" w:eastAsia="Times New Roman" w:hAnsi="Times New Roman"/>
+      <w:color w:val="000000"/>
+      <w:sz w:val="24"/>
+    </w:rPr>
     <w:tblPr>
       <w:tblInd w:type="dxa" w:w="0"/>
       <w:tblCellMar>
@@ -21808,25 +21903,42 @@
     <w:pPr>
       <w:keepNext/>
       <w:keepLines/>
-      <w:spacing w:after="0"/>
+      <w:spacing w:after="0" w:line="276" w:lineRule="auto"/>
+      <w:jc w:val="both"/>
     </w:pPr>
     <w:rPr>
+      <w:rFonts w:ascii="Times New Roman" w:eastAsia="Times New Roman" w:hAnsi="Times New Roman"/>
       <w:b/>
+      <w:color w:val="000000"/>
+      <w:sz w:val="24"/>
     </w:rPr>
   </w:style>
   <w:style w:customStyle="1" w:styleId="Definition" w:type="paragraph">
     <w:name w:val="Definition"/>
     <w:basedOn w:val="Normal"/>
+    <w:pPr>
+      <w:spacing w:line="276" w:lineRule="auto"/>
+      <w:jc w:val="both"/>
+    </w:pPr>
+    <w:rPr>
+      <w:rFonts w:ascii="Times New Roman" w:eastAsia="Times New Roman" w:hAnsi="Times New Roman"/>
+      <w:color w:val="000000"/>
+      <w:sz w:val="24"/>
+    </w:rPr>
   </w:style>
   <w:style w:styleId="Caption" w:type="paragraph">
     <w:name w:val="Caption"/>
     <w:basedOn w:val="Normal"/>
     <w:link w:val="BodyTextChar"/>
     <w:pPr>
-      <w:spacing w:after="120" w:before="0"/>
+      <w:spacing w:after="120" w:before="0" w:line="276" w:lineRule="auto"/>
+      <w:jc w:val="both"/>
     </w:pPr>
     <w:rPr>
+      <w:rFonts w:ascii="Times New Roman" w:eastAsia="Times New Roman" w:hAnsi="Times New Roman"/>
       <w:i/>
+      <w:color w:val="000000"/>
+      <w:sz w:val="24"/>
     </w:rPr>
   </w:style>
   <w:style w:customStyle="1" w:styleId="TableCaption" w:type="paragraph">
@@ -21834,44 +21946,90 @@
     <w:basedOn w:val="Caption"/>
     <w:pPr>
       <w:keepNext/>
+      <w:spacing w:line="276" w:lineRule="auto"/>
+      <w:jc w:val="both"/>
     </w:pPr>
+    <w:rPr>
+      <w:rFonts w:ascii="Times New Roman" w:eastAsia="Times New Roman" w:hAnsi="Times New Roman"/>
+      <w:color w:val="000000"/>
+      <w:sz w:val="24"/>
+    </w:rPr>
   </w:style>
   <w:style w:customStyle="1" w:styleId="ImageCaption" w:type="paragraph">
     <w:name w:val="Image Caption"/>
     <w:basedOn w:val="Caption"/>
+    <w:pPr>
+      <w:spacing w:line="276" w:lineRule="auto"/>
+      <w:jc w:val="both"/>
+    </w:pPr>
+    <w:rPr>
+      <w:rFonts w:ascii="Times New Roman" w:eastAsia="Times New Roman" w:hAnsi="Times New Roman"/>
+      <w:color w:val="000000"/>
+      <w:sz w:val="24"/>
+    </w:rPr>
   </w:style>
   <w:style w:customStyle="1" w:styleId="Figure" w:type="paragraph">
     <w:name w:val="Figure"/>
     <w:basedOn w:val="Normal"/>
+    <w:pPr>
+      <w:spacing w:line="276" w:lineRule="auto"/>
+      <w:jc w:val="both"/>
+    </w:pPr>
+    <w:rPr>
+      <w:rFonts w:ascii="Times New Roman" w:eastAsia="Times New Roman" w:hAnsi="Times New Roman"/>
+      <w:color w:val="000000"/>
+      <w:sz w:val="24"/>
+    </w:rPr>
   </w:style>
   <w:style w:customStyle="1" w:styleId="CaptionedFigure" w:type="paragraph">
     <w:name w:val="Captioned Figure"/>
     <w:basedOn w:val="Figure"/>
     <w:pPr>
       <w:keepNext/>
+      <w:spacing w:line="276" w:lineRule="auto"/>
+      <w:jc w:val="both"/>
     </w:pPr>
+    <w:rPr>
+      <w:rFonts w:ascii="Times New Roman" w:eastAsia="Times New Roman" w:hAnsi="Times New Roman"/>
+      <w:color w:val="000000"/>
+      <w:sz w:val="24"/>
+    </w:rPr>
   </w:style>
   <w:style w:customStyle="1" w:styleId="BodyTextChar" w:type="character">
     <w:name w:val="Body Text Char"/>
     <w:basedOn w:val="DefaultParagraphFont"/>
     <w:link w:val="BodyText"/>
+    <w:rPr>
+      <w:rFonts w:ascii="Times New Roman" w:eastAsia="Times New Roman" w:hAnsi="Times New Roman"/>
+      <w:color w:val="000000"/>
+      <w:sz w:val="24"/>
+    </w:rPr>
   </w:style>
   <w:style w:customStyle="1" w:styleId="VerbatimChar" w:type="character">
     <w:name w:val="Verbatim Char"/>
     <w:basedOn w:val="BodyTextChar"/>
     <w:rPr>
-      <w:rFonts w:ascii="Consolas" w:hAnsi="Consolas"/>
-      <w:sz w:val="22"/>
+      <w:rFonts w:ascii="Times New Roman" w:eastAsia="Times New Roman" w:hAnsi="Times New Roman"/>
+      <w:color w:val="000000"/>
+      <w:sz w:val="24"/>
     </w:rPr>
   </w:style>
   <w:style w:customStyle="1" w:styleId="SectionNumber" w:type="character">
     <w:name w:val="Section Number"/>
     <w:basedOn w:val="BodyTextChar"/>
+    <w:rPr>
+      <w:rFonts w:ascii="Times New Roman" w:eastAsia="Times New Roman" w:hAnsi="Times New Roman"/>
+      <w:color w:val="000000"/>
+      <w:sz w:val="24"/>
+    </w:rPr>
   </w:style>
   <w:style w:styleId="FootnoteReference" w:type="character">
     <w:name w:val="Footnote Reference"/>
     <w:basedOn w:val="BodyTextChar"/>
     <w:rPr>
+      <w:rFonts w:ascii="Times New Roman" w:eastAsia="Times New Roman" w:hAnsi="Times New Roman"/>
+      <w:color w:val="000000"/>
+      <w:sz w:val="24"/>
       <w:vertAlign w:val="superscript"/>
     </w:rPr>
   </w:style>
@@ -21879,7 +22037,9 @@
     <w:name w:val="Hyperlink"/>
     <w:basedOn w:val="BodyTextChar"/>
     <w:rPr>
-      <w:color w:themeColor="accent1" w:val="4F81BD"/>
+      <w:rFonts w:ascii="Times New Roman" w:eastAsia="Times New Roman" w:hAnsi="Times New Roman"/>
+      <w:color w:val="000000"/>
+      <w:sz w:val="24"/>
     </w:rPr>
   </w:style>
   <w:style w:styleId="TOCHeading" w:type="paragraph">
@@ -21890,14 +22050,16 @@
     <w:unhideWhenUsed/>
     <w:qFormat/>
     <w:pPr>
-      <w:spacing w:before="240" w:line="259" w:lineRule="auto"/>
+      <w:spacing w:before="240" w:line="276" w:lineRule="auto"/>
+      <w:jc w:val="both"/>
       <w:outlineLvl w:val="9"/>
     </w:pPr>
     <w:rPr>
-      <w:rFonts w:asciiTheme="majorHAnsi" w:cstheme="majorBidi" w:eastAsiaTheme="majorEastAsia" w:hAnsiTheme="majorHAnsi"/>
+      <w:rFonts w:ascii="Times New Roman" w:asciiTheme="majorHAnsi" w:cstheme="majorBidi" w:eastAsia="Times New Roman" w:eastAsiaTheme="majorEastAsia" w:hAnsi="Times New Roman" w:hAnsiTheme="majorHAnsi"/>
       <w:b w:val="0"/>
       <w:bCs w:val="0"/>
-      <w:color w:themeColor="accent1" w:themeShade="BF" w:val="365F91"/>
+      <w:color w:val="000000"/>
+      <w:sz w:val="24"/>
     </w:rPr>
   </w:style>
   <w:style w:type="paragraph" w:customStyle="1" w:styleId="SourceCode">

--- a/p3/submission/jed_package/01_manuscript_blinded.docx
+++ b/p3/submission/jed_package/01_manuscript_blinded.docx
@@ -17783,43 +17783,43 @@
               <w:jc w:val="left"/>
             </w:pPr>
             <w:r>
-              <w:t xml:space="preserve">z=-0.61 (p=0.543)</w:t>
-            </w:r>
-          </w:p>
-        </w:tc>
-        <w:tc>
-          <w:tcPr/>
-          <w:p>
-            <w:pPr>
-              <w:pStyle w:val="Compact"/>
-              <w:jc w:val="left"/>
-            </w:pPr>
-            <w:r>
-              <w:t xml:space="preserve">z=0.96 (p=0.337)</w:t>
-            </w:r>
-          </w:p>
-        </w:tc>
-        <w:tc>
-          <w:tcPr/>
-          <w:p>
-            <w:pPr>
-              <w:pStyle w:val="Compact"/>
-              <w:jc w:val="left"/>
-            </w:pPr>
-            <w:r>
-              <w:t xml:space="preserve">z=1.29 (p=0.198)</w:t>
-            </w:r>
-          </w:p>
-        </w:tc>
-        <w:tc>
-          <w:tcPr/>
-          <w:p>
-            <w:pPr>
-              <w:pStyle w:val="Compact"/>
-              <w:jc w:val="left"/>
-            </w:pPr>
-            <w:r>
-              <w:t xml:space="preserve">z=3.35 (p=0.001)</w:t>
+              <w:t xml:space="preserve">z=-0.61 (p=.543)</w:t>
+            </w:r>
+          </w:p>
+        </w:tc>
+        <w:tc>
+          <w:tcPr/>
+          <w:p>
+            <w:pPr>
+              <w:pStyle w:val="Compact"/>
+              <w:jc w:val="left"/>
+            </w:pPr>
+            <w:r>
+              <w:t xml:space="preserve">z=0.96 (p=.337)</w:t>
+            </w:r>
+          </w:p>
+        </w:tc>
+        <w:tc>
+          <w:tcPr/>
+          <w:p>
+            <w:pPr>
+              <w:pStyle w:val="Compact"/>
+              <w:jc w:val="left"/>
+            </w:pPr>
+            <w:r>
+              <w:t xml:space="preserve">z=1.29 (p=.198)</w:t>
+            </w:r>
+          </w:p>
+        </w:tc>
+        <w:tc>
+          <w:tcPr/>
+          <w:p>
+            <w:pPr>
+              <w:pStyle w:val="Compact"/>
+              <w:jc w:val="left"/>
+            </w:pPr>
+            <w:r>
+              <w:t xml:space="preserve">z=3.35 (p=.001)</w:t>
             </w:r>
           </w:p>
         </w:tc>
@@ -17845,43 +17845,43 @@
               <w:jc w:val="left"/>
             </w:pPr>
             <w:r>
-              <w:t xml:space="preserve">z=0.09 (p=0.926)</w:t>
-            </w:r>
-          </w:p>
-        </w:tc>
-        <w:tc>
-          <w:tcPr/>
-          <w:p>
-            <w:pPr>
-              <w:pStyle w:val="Compact"/>
-              <w:jc w:val="left"/>
-            </w:pPr>
-            <w:r>
-              <w:t xml:space="preserve">z=0.14 (p=0.888)</w:t>
-            </w:r>
-          </w:p>
-        </w:tc>
-        <w:tc>
-          <w:tcPr/>
-          <w:p>
-            <w:pPr>
-              <w:pStyle w:val="Compact"/>
-              <w:jc w:val="left"/>
-            </w:pPr>
-            <w:r>
-              <w:t xml:space="preserve">z=1.42 (p=0.155)</w:t>
-            </w:r>
-          </w:p>
-        </w:tc>
-        <w:tc>
-          <w:tcPr/>
-          <w:p>
-            <w:pPr>
-              <w:pStyle w:val="Compact"/>
-              <w:jc w:val="left"/>
-            </w:pPr>
-            <w:r>
-              <w:t xml:space="preserve">z=1.28 (p=0.201)</w:t>
+              <w:t xml:space="preserve">z=0.09 (p=.926)</w:t>
+            </w:r>
+          </w:p>
+        </w:tc>
+        <w:tc>
+          <w:tcPr/>
+          <w:p>
+            <w:pPr>
+              <w:pStyle w:val="Compact"/>
+              <w:jc w:val="left"/>
+            </w:pPr>
+            <w:r>
+              <w:t xml:space="preserve">z=0.14 (p=.888)</w:t>
+            </w:r>
+          </w:p>
+        </w:tc>
+        <w:tc>
+          <w:tcPr/>
+          <w:p>
+            <w:pPr>
+              <w:pStyle w:val="Compact"/>
+              <w:jc w:val="left"/>
+            </w:pPr>
+            <w:r>
+              <w:t xml:space="preserve">z=1.42 (p=.155)</w:t>
+            </w:r>
+          </w:p>
+        </w:tc>
+        <w:tc>
+          <w:tcPr/>
+          <w:p>
+            <w:pPr>
+              <w:pStyle w:val="Compact"/>
+              <w:jc w:val="left"/>
+            </w:pPr>
+            <w:r>
+              <w:t xml:space="preserve">z=1.28 (p=.201)</w:t>
             </w:r>
           </w:p>
         </w:tc>
@@ -17907,43 +17907,43 @@
               <w:jc w:val="left"/>
             </w:pPr>
             <w:r>
-              <w:t xml:space="preserve">z=0.66 (p=0.509)</w:t>
-            </w:r>
-          </w:p>
-        </w:tc>
-        <w:tc>
-          <w:tcPr/>
-          <w:p>
-            <w:pPr>
-              <w:pStyle w:val="Compact"/>
-              <w:jc w:val="left"/>
-            </w:pPr>
-            <w:r>
-              <w:t xml:space="preserve">z=-0.84 (p=0.400)</w:t>
-            </w:r>
-          </w:p>
-        </w:tc>
-        <w:tc>
-          <w:tcPr/>
-          <w:p>
-            <w:pPr>
-              <w:pStyle w:val="Compact"/>
-              <w:jc w:val="left"/>
-            </w:pPr>
-            <w:r>
-              <w:t xml:space="preserve">z=0.07 (p=0.947)</w:t>
-            </w:r>
-          </w:p>
-        </w:tc>
-        <w:tc>
-          <w:tcPr/>
-          <w:p>
-            <w:pPr>
-              <w:pStyle w:val="Compact"/>
-              <w:jc w:val="left"/>
-            </w:pPr>
-            <w:r>
-              <w:t xml:space="preserve">z=-2.05 (p=0.040)</w:t>
+              <w:t xml:space="preserve">z=0.66 (p=.509)</w:t>
+            </w:r>
+          </w:p>
+        </w:tc>
+        <w:tc>
+          <w:tcPr/>
+          <w:p>
+            <w:pPr>
+              <w:pStyle w:val="Compact"/>
+              <w:jc w:val="left"/>
+            </w:pPr>
+            <w:r>
+              <w:t xml:space="preserve">z=-0.84 (p=.400)</w:t>
+            </w:r>
+          </w:p>
+        </w:tc>
+        <w:tc>
+          <w:tcPr/>
+          <w:p>
+            <w:pPr>
+              <w:pStyle w:val="Compact"/>
+              <w:jc w:val="left"/>
+            </w:pPr>
+            <w:r>
+              <w:t xml:space="preserve">z=0.07 (p=.947)</w:t>
+            </w:r>
+          </w:p>
+        </w:tc>
+        <w:tc>
+          <w:tcPr/>
+          <w:p>
+            <w:pPr>
+              <w:pStyle w:val="Compact"/>
+              <w:jc w:val="left"/>
+            </w:pPr>
+            <w:r>
+              <w:t xml:space="preserve">z=-2.05 (p=.040)</w:t>
             </w:r>
           </w:p>
         </w:tc>

--- a/p3/submission/jed_package/01_manuscript_blinded.docx
+++ b/p3/submission/jed_package/01_manuscript_blinded.docx
@@ -2,7 +2,7 @@
 <file path=word/document.xml><?xml version="1.0" encoding="utf-8"?>
 <w:document xmlns:w="http://schemas.openxmlformats.org/wordprocessingml/2006/main" xmlns:m="http://schemas.openxmlformats.org/officeDocument/2006/math" xmlns:r="http://schemas.openxmlformats.org/officeDocument/2006/relationships" xmlns:o="urn:schemas-microsoft-com:office:office" xmlns:v="urn:schemas-microsoft-com:vml" xmlns:w10="urn:schemas-microsoft-com:office:word" xmlns:a="http://schemas.openxmlformats.org/drawingml/2006/main" xmlns:pic="http://schemas.openxmlformats.org/drawingml/2006/picture" xmlns:wp="http://schemas.openxmlformats.org/drawingml/2006/wordprocessingDrawing">
   <w:body>
-    <w:bookmarkStart w:id="133" w:name="X0264dbef037d515bdd41c0931e5e2e7c8717b18"/>
+    <w:bookmarkStart w:id="79" w:name="X0264dbef037d515bdd41c0931e5e2e7c8717b18"/>
     <w:p>
       <w:pPr>
         <w:pStyle w:val="Heading1"/>
@@ -180,7 +180,37 @@
         <w:t xml:space="preserve"> </w:t>
       </w:r>
       <w:r>
-        <w:t xml:space="preserve">The inverted-U in this zero-inflated setting reflects a participation-barrier effect rather than intensity saturation; pooled Tier-1 coefficients mask progressive proxy obsolescence. The institutionally embedded turning-point cluster (39–46% FSTS) shifts the debate from 'does internationalisation help?' to 'under what institutional conditions does the threshold shift?'</w:t>
+        <w:t xml:space="preserve">The inverted-U in this zero-inflated setting reflects a participation-barrier effect rather than intensity saturation; pooled Tier-1 coefficients mask progressive proxy obsolescence. The institutionally embedded turning-point cluster (39–46% FSTS) shifts the debate from</w:t>
+      </w:r>
+      <w:r>
+        <w:t xml:space="preserve"> </w:t>
+      </w:r>
+      <w:r>
+        <w:t xml:space="preserve">‘</w:t>
+      </w:r>
+      <w:r>
+        <w:t xml:space="preserve">does internationalisation help?</w:t>
+      </w:r>
+      <w:r>
+        <w:t xml:space="preserve">’</w:t>
+      </w:r>
+      <w:r>
+        <w:t xml:space="preserve"> </w:t>
+      </w:r>
+      <w:r>
+        <w:t xml:space="preserve">to</w:t>
+      </w:r>
+      <w:r>
+        <w:t xml:space="preserve"> </w:t>
+      </w:r>
+      <w:r>
+        <w:t xml:space="preserve">‘</w:t>
+      </w:r>
+      <w:r>
+        <w:t xml:space="preserve">under what institutional conditions does the threshold shift?</w:t>
+      </w:r>
+      <w:r>
+        <w:t xml:space="preserve">’</w:t>
       </w:r>
     </w:p>
     <w:p>
@@ -285,7 +315,7 @@
       </w:r>
     </w:p>
     <w:bookmarkEnd w:id="21"/>
-    <w:bookmarkStart w:id="26" w:name="Xe3d0fc0bea9a42ce7605565d0964033d7f6ee47"/>
+    <w:bookmarkStart w:id="26" w:name="introduction"/>
     <w:p>
       <w:pPr>
         <w:pStyle w:val="Heading2"/>
@@ -294,7 +324,7 @@
         <w:t xml:space="preserve">1. Introduction</w:t>
       </w:r>
     </w:p>
-    <w:bookmarkStart w:id="22" w:name="Xe5b26b80b1cffd635bf6d81ca2944b40daaf62d"/>
+    <w:bookmarkStart w:id="22" w:name="background-and-motivation"/>
     <w:p>
       <w:pPr>
         <w:pStyle w:val="Heading3"/>
@@ -586,7 +616,7 @@
       </w:r>
     </w:p>
     <w:bookmarkEnd w:id="22"/>
-    <w:bookmarkStart w:id="23" w:name="X2961a496af63dca26d6e29b654ead2e696c6fdd"/>
+    <w:bookmarkStart w:id="23" w:name="research-gap"/>
     <w:p>
       <w:pPr>
         <w:pStyle w:val="Heading3"/>
@@ -714,11 +744,11 @@
         <w:pStyle w:val="BodyText"/>
       </w:pPr>
       <w:r>
-        <w:t xml:space="preserve">Recent meta-analytic work reinforces this concern. Pisani, Garcia-Bernardo, and Heemskerk (2020, SMJ) find that the inverted-U relationship between internationalisation and performance weakens substantially, and sometimes disappears, under more rigorous identification in cross-national pooled samples, suggesting that aggregation across heterogeneous institutional contexts inflates apparent functional-form regularity. Wu, Fan, and Chen (2022, MIR) extend this argument by showing in a meta-analysis of emerging-market multinationals (EMNEs) that institutional context moderates I–P effect sizes more powerfully than firm-level capability variables. Taken together, these findings imply that within-country longitudinal designs, which hold institutional context constant while varying time, provide a more credible test of whether the inverted-U is an artefact of cross-national pooling or a genuine relationship that persists as the institutional environment evolves. Vietnam's three-wave WBES panel (2009, 2015, 2023) provides exactly this design. Vietnam's macroeconomic and trade profile at the close of the observation window corroborates the transitional setting: GDP growth reached 7.09% in 2024, FDI inflows were US$20.17 billion (4.23% of GDP), and the export structure shifted substantially toward machinery and electronics, at 45.8% of total trade value, displacing the historically dominant textiles cluster, reflecting a structural upgrade in production capability that proceeded in parallel with the three survey waves (World Bank, 2025c).</w:t>
+        <w:t xml:space="preserve">Recent meta-analytic work reinforces this concern. Pisani, Garcia-Bernardo, and Heemskerk (2020, SMJ) find that the inverted-U relationship between internationalisation and performance weakens substantially, and sometimes disappears, under more rigorous identification in cross-national pooled samples, suggesting that aggregation across heterogeneous institutional contexts inflates apparent functional-form regularity. Wu, Fan, and Chen (2022, MIR) extend this argument by showing in a meta-analysis of emerging-market multinationals (EMNEs) that institutional context moderates I–P effect sizes more powerfully than firm-level capability variables. Taken together, these findings imply that within-country longitudinal designs, which hold institutional context constant while varying time, provide a more credible test of whether the inverted-U is an artefact of cross-national pooling or a genuine relationship that persists as the institutional environment evolves. Vietnam’s three-wave WBES panel (2009, 2015, 2023) provides exactly this design. Vietnam’s macroeconomic and trade profile at the close of the observation window corroborates the transitional setting: GDP growth reached 7.09% in 2024, FDI inflows were US$20.17 billion (4.23% of GDP), and the export structure shifted substantially toward machinery and electronics, at 45.8% of total trade value, displacing the historically dominant textiles cluster, reflecting a structural upgrade in production capability that proceeded in parallel with the three survey waves (World Bank, 2025c).</w:t>
       </w:r>
     </w:p>
     <w:bookmarkEnd w:id="23"/>
-    <w:bookmarkStart w:id="24" w:name="X494b14dde48fd709c427dcfac91526fdde5ec7e"/>
+    <w:bookmarkStart w:id="24" w:name="contribution"/>
     <w:p>
       <w:pPr>
         <w:pStyle w:val="Heading3"/>
@@ -840,7 +870,7 @@
       </w:r>
     </w:p>
     <w:bookmarkEnd w:id="24"/>
-    <w:bookmarkStart w:id="25" w:name="Xdd618d9602139b0eee88c4277e195c55d104c48"/>
+    <w:bookmarkStart w:id="25" w:name="roadmap"/>
     <w:p>
       <w:pPr>
         <w:pStyle w:val="Heading3"/>
@@ -895,7 +925,7 @@
     </w:p>
     <w:bookmarkEnd w:id="25"/>
     <w:bookmarkEnd w:id="26"/>
-    <w:bookmarkStart w:id="34" w:name="X8bf20a63f0decf7b16e99d564b9958ec4fbbb23"/>
+    <w:bookmarkStart w:id="34" w:name="theory-and-hypotheses"/>
     <w:p>
       <w:pPr>
         <w:pStyle w:val="Heading2"/>
@@ -904,7 +934,7 @@
         <w:t xml:space="preserve">2. Theory and hypotheses</w:t>
       </w:r>
     </w:p>
-    <w:bookmarkStart w:id="27" w:name="X475e56b016e644d98a8e16bb390e9ef0dd93722"/>
+    <w:bookmarkStart w:id="27" w:name="X3b7d35b763b13aa013dc5c38abee688672fbd10"/>
     <w:p>
       <w:pPr>
         <w:pStyle w:val="Heading3"/>
@@ -1150,7 +1180,7 @@
         <w:pStyle w:val="BodyText"/>
       </w:pPr>
       <w:r>
-        <w:t xml:space="preserve">H1. In Vietnam's zero-inflated export setting, when firms cross the participation barrier into international markets, the internationalisation–performance relationship is non-monotonic in the full sample and is best understood through a participation-and-intensity structure, because the coordination-cost and learning mechanisms that shape I–P returns operate differently at the participation margin versus within the exporter subsample (Hennart, 2007; Wagner, 2007). (H1a, participation margin) Crossing from non-exporting (FSTS = 0) to exporting (FSTS &gt; 0) is positively associated with labour productivity, capturing the learning-and-scale jump at entry, until the intensity margin begins where scale benefits plateau and coordination costs grow. (H1b, intensity margin) Within the exporter subsample, additional direct-export intensity is expected to exhibit weaker, diminishing, or non-significant marginal returns relative to the participation margin.</w:t>
+        <w:t xml:space="preserve">H1. In Vietnam’s zero-inflated export setting, when firms cross the participation barrier into international markets, the internationalisation–performance relationship is non-monotonic in the full sample and is best understood through a participation-and-intensity structure, because the coordination-cost and learning mechanisms that shape I–P returns operate differently at the participation margin versus within the exporter subsample (Hennart, 2007; Wagner, 2007). (H1a, participation margin) Crossing from non-exporting (FSTS = 0) to exporting (FSTS &gt; 0) is positively associated with labour productivity, capturing the learning-and-scale jump at entry, until the intensity margin begins where scale benefits plateau and coordination costs grow. (H1b, intensity margin) Within the exporter subsample, additional direct-export intensity is expected to exhibit weaker, diminishing, or non-significant marginal returns relative to the participation margin.</w:t>
       </w:r>
     </w:p>
     <w:p>
@@ -1162,7 +1192,7 @@
       </w:r>
     </w:p>
     <w:bookmarkEnd w:id="27"/>
-    <w:bookmarkStart w:id="28" w:name="X3d12e708079560cdc1ff0e61370aee89ebe94e7"/>
+    <w:bookmarkStart w:id="28" w:name="X8b6ab3bfb99752d9beaf4133c4607c74858df36"/>
     <w:p>
       <w:pPr>
         <w:pStyle w:val="Heading3"/>
@@ -1176,7 +1206,7 @@
         <w:pStyle w:val="FirstParagraph"/>
       </w:pPr>
       <w:r>
-        <w:t xml:space="preserve">Following the Lall (1992) tradition for emerging-market firms, this paper uses a measurementtight reading of technological capability: a foreign-technology and standards capability that captures a firm's exposure to externally validated technological inputs, internationally recognised</w:t>
+        <w:t xml:space="preserve">Following the Lall (1992) tradition for emerging-market firms, this paper uses a measurementtight reading of technological capability: a foreign-technology and standards capability that captures a firm’s exposure to externally validated technological inputs, internationally recognised</w:t>
       </w:r>
       <w:r>
         <w:t xml:space="preserve"> </w:t>
@@ -1270,7 +1300,7 @@
         <w:pStyle w:val="BodyText"/>
       </w:pPr>
       <w:r>
-        <w:t xml:space="preserve">does not fundamentally alter the curvature of the I–P relationship, it should improve the firm's</w:t>
+        <w:t xml:space="preserve">does not fundamentally alter the curvature of the I–P relationship, it should improve the firm’s</w:t>
       </w:r>
       <w:r>
         <w:t xml:space="preserve"> </w:t>
@@ -1288,7 +1318,7 @@
         <w:t xml:space="preserve"> </w:t>
       </w:r>
       <w:r>
-        <w:t xml:space="preserve">and firm performance in Vietnam. We treat it here as a construct that should raise the firm's</w:t>
+        <w:t xml:space="preserve">and firm performance in Vietnam. We treat it here as a construct that should raise the firm’s</w:t>
       </w:r>
       <w:r>
         <w:t xml:space="preserve"> </w:t>
@@ -1344,11 +1374,11 @@
         <w:pStyle w:val="BodyText"/>
       </w:pPr>
       <w:r>
-        <w:t xml:space="preserve">H2. In Vietnam's transitional export environment, when firms hold stronger foreign-technology and standards capability (TCI_z), labour productivity is higher, because exposure to internationally recognised quality certification and foreign-licensed technology raises a firm's capacity to meet foreign market requirements and integrate external technological inputs into production routines (Lall, 1992; Cohen and Levinthal, 1990), before the productivity premium from this capability channel is bounded by the firm's absorptive depth relative to the full innovation-and-R&amp;D stock (Eisenhardt and Martin, 2000).</w:t>
+        <w:t xml:space="preserve">H2. In Vietnam’s transitional export environment, when firms hold stronger foreign-technology and standards capability (TCI_z), labour productivity is higher, because exposure to internationally recognised quality certification and foreign-licensed technology raises a firm’s capacity to meet foreign market requirements and integrate external technological inputs into production routines (Lall, 1992; Cohen and Levinthal, 1990), before the productivity premium from this capability channel is bounded by the firm’s absorptive depth relative to the full innovation-and-R&amp;D stock (Eisenhardt and Martin, 2000).</w:t>
       </w:r>
     </w:p>
     <w:bookmarkEnd w:id="28"/>
-    <w:bookmarkStart w:id="29" w:name="X02827d6cc0af65ac39b2d56f2f17672268c2f6b"/>
+    <w:bookmarkStart w:id="29" w:name="Xc172df63165a200a03f115512b27dddb3cfd513"/>
     <w:p>
       <w:pPr>
         <w:pStyle w:val="Heading3"/>
@@ -1374,7 +1404,7 @@
         <w:t xml:space="preserve"> </w:t>
       </w:r>
       <w:r>
-        <w:t xml:space="preserve">payment infrastructure, or digital transformation in the Bharadwaj et al. (2013) / Verhoef et al.</w:t>
+        <w:t xml:space="preserve">payment infrastructure, or digital transformation in the Bharadwaj et al. (2013) / Verhoef et al.</w:t>
       </w:r>
       <w:r>
         <w:t xml:space="preserve"> </w:t>
@@ -1468,7 +1498,7 @@
         <w:t xml:space="preserve"> </w:t>
       </w:r>
       <w:r>
-        <w:t xml:space="preserve">Following Verhoef et al. (2021), digital capability can be located on a four-tier hierarchy: Tier</w:t>
+        <w:t xml:space="preserve">Following Verhoef et al. (2021), digital capability can be located on a four-tier hierarchy: Tier</w:t>
       </w:r>
       <w:r>
         <w:t xml:space="preserve"> </w:t>
@@ -1550,11 +1580,11 @@
         <w:t xml:space="preserve"> </w:t>
       </w:r>
       <w:r>
-        <w:t xml:space="preserve">Because DAI_z is not advanced as a primary hypothesis in this study, no H3 is formulated in the present paper. The exploratory digital moderation probe that follows (§2.4) is designated H4 to preserve alignment with the broader dissertation framework, in which H3 conventionally corresponds to institutional moderation in multi-country papers (P5 China, P7 Multi-country). Readers expecting H1–H2–H3–H4 sequencing should note this deliberate gap and the rationale above.</w:t>
+        <w:t xml:space="preserve">Because DAI_z is not advanced as a primary hypothesis in this study, no H3 is formulated in the present paper. The exploratory digital moderation probe that follows (Section 2.4) is designated H4 to preserve alignment with the broader dissertation framework, in which H3 conventionally corresponds to institutional moderation in multi-country papers (P5 China, P7 Multi-country). Readers expecting H1–H2–H3–H4 sequencing should note this deliberate gap and the rationale above.</w:t>
       </w:r>
     </w:p>
     <w:bookmarkEnd w:id="29"/>
-    <w:bookmarkStart w:id="33" w:name="Xa301591a4bdc42129e76c2a2b73514232150381"/>
+    <w:bookmarkStart w:id="33" w:name="stage-contingent-digital-value"/>
     <w:p>
       <w:pPr>
         <w:pStyle w:val="Heading3"/>
@@ -1666,7 +1696,7 @@
         <w:t xml:space="preserve"> </w:t>
       </w:r>
       <w:r>
-        <w:t xml:space="preserve">on the firm's level of internationalisation.</w:t>
+        <w:t xml:space="preserve">on the firm’s level of internationalisation.</w:t>
       </w:r>
       <w:r>
         <w:t xml:space="preserve"> </w:t>
@@ -1895,7 +1925,7 @@
     </w:p>
     <w:p>
       <w:pPr>
-        <w:pStyle w:val="BodyText"/>
+        <w:pStyle w:val="CaptionedFigure"/>
       </w:pPr>
       <w:r>
         <w:drawing>
@@ -1942,6 +1972,14 @@
     </w:p>
     <w:p>
       <w:pPr>
+        <w:pStyle w:val="ImageCaption"/>
+      </w:pPr>
+      <w:r>
+        <w:t xml:space="preserve">Figure 1: Conceptual model, TCI, DAI, and export intensity as determinants of firm performance (Vietnam, 3-wave)</w:t>
+      </w:r>
+    </w:p>
+    <w:p>
+      <w:pPr>
         <w:pStyle w:val="BodyText"/>
       </w:pPr>
       <w:r>
@@ -1978,7 +2016,7 @@
     </w:p>
     <w:bookmarkEnd w:id="33"/>
     <w:bookmarkEnd w:id="34"/>
-    <w:bookmarkStart w:id="40" w:name="Xfd2f05febb90fd7f58b14547dd9b33901f267a5"/>
+    <w:bookmarkStart w:id="40" w:name="data-variables-and-empirical-strategy"/>
     <w:p>
       <w:pPr>
         <w:pStyle w:val="Heading2"/>
@@ -1987,7 +2025,7 @@
         <w:t xml:space="preserve">3. Data, variables, and empirical strategy</w:t>
       </w:r>
     </w:p>
-    <w:bookmarkStart w:id="35" w:name="X690a6f2a93b97075aa335e9e4cac18d5293d91d"/>
+    <w:bookmarkStart w:id="35" w:name="data-structure"/>
     <w:p>
       <w:pPr>
         <w:pStyle w:val="Heading3"/>
@@ -2053,7 +2091,7 @@
       </w:r>
     </w:p>
     <w:bookmarkEnd w:id="35"/>
-    <w:bookmarkStart w:id="36" w:name="Xbcf9f12e79107fa2c089aaf13fc6c4fb773f1c2"/>
+    <w:bookmarkStart w:id="36" w:name="variables"/>
     <w:p>
       <w:pPr>
         <w:pStyle w:val="Heading3"/>
@@ -2067,7 +2105,7 @@
         <w:pStyle w:val="FirstParagraph"/>
       </w:pPr>
       <w:r>
-        <w:t xml:space="preserve">Firm performance is measured by log labour productivity (lnLP). Internationalisation is measured by direct-export intensity (FSTS), mean-centred within wave (FSTS_c) and squared (FSTS_c²) so that linear and quadratic terms can be entered jointly to test for nonlinearity. The analysis uses two distinct capability constructs. The Technological Capability Index (TCI_z) is interpreted narrowly as a foreign-technology and standards capability measure (namely international quality certification and foreign-licensed technology) that proxies a firm's exposure to external technological standards rather than the full Cohen-Levinthal absorptive-capacity</w:t>
+        <w:t xml:space="preserve">Firm performance is measured by log labour productivity (lnLP). Internationalisation is measured by direct-export intensity (FSTS), mean-centred within wave (FSTS_c) and squared (FSTS_c²) so that linear and quadratic terms can be entered jointly to test for nonlinearity. The analysis uses two distinct capability constructs. The Technological Capability Index (TCI_z) is interpreted narrowly as a foreign-technology and standards capability measure (namely international quality certification and foreign-licensed technology) that proxies a firm’s exposure to external technological standards rather than the full Cohen-Levinthal absorptive-capacity</w:t>
       </w:r>
       <w:r>
         <w:t xml:space="preserve"> </w:t>
@@ -2221,7 +2259,7 @@
         <w:t xml:space="preserve"> </w:t>
       </w:r>
       <w:r>
-        <w:t xml:space="preserve">The restriction of DAI_z to the website-presence binary (c22b) across the 2009, 2015, and 2023 waves is a deliberate boundary condition imposed by WBES data availability, not a methodological weakness or a proxy approximation. The 2009 and 2015 waves offer only the website presence indicator (Tier 1), while the 2023 wave includes payment digitization items (k33, k38; Tier 2). This tiered measurement captures institutional evolution in digital infrastructure: Tier-1 only in waves with incomplete WBES coverage reflects the actual state of digital adoption instrumentation at that time, not a deficiency of the present study's measurement strategy. Retaining a single harmonised Tier-1 indicator across all three waves is the methodologically conservative choice that preserves cross-wave comparability; the alternative, using a richer composite for 2023 only, would introduce a wave-specific construct-shift that could be mistaken for a structural change in the I–P relationship. The DAI_rich robustness extension (§4.5 Panel B) applies the 2023-wave Tier-2 items precisely as a within-wave sensitivity probe to assess whether the headline moderation pattern survives under a richer construct while acknowledging the cross-wave comparability cost.</w:t>
+        <w:t xml:space="preserve">The restriction of DAI_z to the website-presence binary (c22b) across the 2009, 2015, and 2023 waves is a deliberate boundary condition imposed by WBES data availability, not a methodological weakness or a proxy approximation. The 2009 and 2015 waves offer only the website presence indicator (Tier 1), while the 2023 wave includes payment digitization items (k33, k38; Tier 2). This tiered measurement captures institutional evolution in digital infrastructure: Tier-1 only in waves with incomplete WBES coverage reflects the actual state of digital adoption instrumentation at that time, not a deficiency of the present study’s measurement strategy. Retaining a single harmonised Tier-1 indicator across all three waves is the methodologically conservative choice that preserves cross-wave comparability; the alternative, using a richer composite for 2023 only, would introduce a wave-specific construct-shift that could be mistaken for a structural change in the I–P relationship. The DAI_rich robustness extension (Section 4.5 Panel B) applies the 2023-wave Tier-2 items precisely as a within-wave sensitivity probe to assess whether the headline moderation pattern survives under a richer construct while acknowledging the cross-wave comparability cost.</w:t>
       </w:r>
     </w:p>
     <w:p>
@@ -2250,6 +2288,2195 @@
           <w:i/>
         </w:rPr>
         <w:t xml:space="preserve">Table 1: Variable definitions and WBES construction.</w:t>
+      </w:r>
+    </w:p>
+    <w:tbl>
+      <w:tblPr>
+        <w:tblStyle w:val="Table"/>
+        <w:tblW w:type="pct" w:w="5000"/>
+        <w:tblLook w:firstRow="1" w:lastRow="0" w:firstColumn="0" w:lastColumn="0" w:noHBand="0" w:noVBand="0" w:val="0020"/>
+        <w:jc w:val="start"/>
+      </w:tblPr>
+      <w:tblGrid>
+        <w:gridCol w:w="1980"/>
+        <w:gridCol w:w="1980"/>
+        <w:gridCol w:w="1980"/>
+        <w:gridCol w:w="1980"/>
+      </w:tblGrid>
+      <w:tr>
+        <w:trPr>
+          <w:tblHeader w:val="true"/>
+        </w:trPr>
+        <w:tc>
+          <w:tcPr/>
+          <w:p>
+            <w:pPr>
+              <w:pStyle w:val="Compact"/>
+              <w:jc w:val="left"/>
+            </w:pPr>
+            <w:r>
+              <w:t xml:space="preserve">Variable</w:t>
+            </w:r>
+          </w:p>
+        </w:tc>
+        <w:tc>
+          <w:tcPr/>
+          <w:p>
+            <w:pPr>
+              <w:pStyle w:val="Compact"/>
+              <w:jc w:val="left"/>
+            </w:pPr>
+            <w:r>
+              <w:t xml:space="preserve">WBES item(s)</w:t>
+            </w:r>
+          </w:p>
+        </w:tc>
+        <w:tc>
+          <w:tcPr/>
+          <w:p>
+            <w:pPr>
+              <w:pStyle w:val="Compact"/>
+              <w:jc w:val="left"/>
+            </w:pPr>
+            <w:r>
+              <w:t xml:space="preserve">Construction</w:t>
+            </w:r>
+          </w:p>
+        </w:tc>
+        <w:tc>
+          <w:tcPr/>
+          <w:p>
+            <w:pPr>
+              <w:pStyle w:val="Compact"/>
+              <w:jc w:val="left"/>
+            </w:pPr>
+            <w:r>
+              <w:t xml:space="preserve">Role in model</w:t>
+            </w:r>
+          </w:p>
+        </w:tc>
+      </w:tr>
+      <w:tr>
+        <w:tc>
+          <w:tcPr/>
+          <w:p>
+            <w:pPr>
+              <w:pStyle w:val="Compact"/>
+              <w:jc w:val="left"/>
+            </w:pPr>
+            <w:r>
+              <w:t xml:space="preserve">lnLP</w:t>
+            </w:r>
+          </w:p>
+        </w:tc>
+        <w:tc>
+          <w:tcPr/>
+          <w:p>
+            <w:pPr>
+              <w:pStyle w:val="Compact"/>
+              <w:jc w:val="left"/>
+            </w:pPr>
+            <w:r>
+              <w:t xml:space="preserve">d2, l1</w:t>
+            </w:r>
+          </w:p>
+        </w:tc>
+        <w:tc>
+          <w:tcPr/>
+          <w:p>
+            <w:pPr>
+              <w:pStyle w:val="Compact"/>
+              <w:jc w:val="left"/>
+            </w:pPr>
+            <w:r>
+              <w:t xml:space="preserve">ln(d2 / l1): ln(annual sales PPP / permanent employees)</w:t>
+            </w:r>
+          </w:p>
+        </w:tc>
+        <w:tc>
+          <w:tcPr/>
+          <w:p>
+            <w:pPr>
+              <w:pStyle w:val="Compact"/>
+              <w:jc w:val="left"/>
+            </w:pPr>
+            <w:r>
+              <w:t xml:space="preserve">Dependent variable</w:t>
+            </w:r>
+          </w:p>
+        </w:tc>
+      </w:tr>
+      <w:tr>
+        <w:tc>
+          <w:tcPr/>
+          <w:p>
+            <w:pPr>
+              <w:pStyle w:val="Compact"/>
+              <w:jc w:val="left"/>
+            </w:pPr>
+            <w:r>
+              <w:t xml:space="preserve">FSTS</w:t>
+            </w:r>
+          </w:p>
+        </w:tc>
+        <w:tc>
+          <w:tcPr/>
+          <w:p>
+            <w:pPr>
+              <w:pStyle w:val="Compact"/>
+              <w:jc w:val="left"/>
+            </w:pPr>
+            <w:r>
+              <w:t xml:space="preserve">d3c</w:t>
+            </w:r>
+          </w:p>
+        </w:tc>
+        <w:tc>
+          <w:tcPr/>
+          <w:p>
+            <w:pPr>
+              <w:pStyle w:val="Compact"/>
+              <w:jc w:val="left"/>
+            </w:pPr>
+            <w:r>
+              <w:t xml:space="preserve">d3c / 100: direct-export intensity (0–1 scale)</w:t>
+            </w:r>
+          </w:p>
+        </w:tc>
+        <w:tc>
+          <w:tcPr/>
+          <w:p>
+            <w:pPr>
+              <w:pStyle w:val="Compact"/>
+              <w:jc w:val="left"/>
+            </w:pPr>
+            <w:r>
+              <w:t xml:space="preserve">Independent variable</w:t>
+            </w:r>
+          </w:p>
+        </w:tc>
+      </w:tr>
+      <w:tr>
+        <w:tc>
+          <w:tcPr/>
+          <w:p>
+            <w:pPr>
+              <w:pStyle w:val="Compact"/>
+              <w:jc w:val="left"/>
+            </w:pPr>
+            <w:r>
+              <w:t xml:space="preserve">FSTS_c</w:t>
+            </w:r>
+          </w:p>
+        </w:tc>
+        <w:tc>
+          <w:tcPr/>
+          <w:p>
+            <w:pPr>
+              <w:pStyle w:val="Compact"/>
+              <w:jc w:val="left"/>
+            </w:pPr>
+            <w:r>
+              <w:t xml:space="preserve">d3c</w:t>
+            </w:r>
+          </w:p>
+        </w:tc>
+        <w:tc>
+          <w:tcPr/>
+          <w:p>
+            <w:pPr>
+              <w:pStyle w:val="Compact"/>
+              <w:jc w:val="left"/>
+            </w:pPr>
+            <w:r>
+              <w:t xml:space="preserve">FSTS − wave_mean(FSTS): within-wave mean-centred</w:t>
+            </w:r>
+          </w:p>
+        </w:tc>
+        <w:tc>
+          <w:tcPr/>
+          <w:p>
+            <w:pPr>
+              <w:pStyle w:val="Compact"/>
+              <w:jc w:val="left"/>
+            </w:pPr>
+            <w:r>
+              <w:t xml:space="preserve">Independent variable (centred)</w:t>
+            </w:r>
+          </w:p>
+        </w:tc>
+      </w:tr>
+      <w:tr>
+        <w:tc>
+          <w:tcPr/>
+          <w:p>
+            <w:pPr>
+              <w:pStyle w:val="Compact"/>
+              <w:jc w:val="left"/>
+            </w:pPr>
+            <w:r>
+              <w:t xml:space="preserve">FSTS_c²</w:t>
+            </w:r>
+          </w:p>
+        </w:tc>
+        <w:tc>
+          <w:tcPr/>
+          <w:p>
+            <w:pPr>
+              <w:pStyle w:val="Compact"/>
+              <w:jc w:val="left"/>
+            </w:pPr>
+            <w:r>
+              <w:t xml:space="preserve">d3c</w:t>
+            </w:r>
+          </w:p>
+        </w:tc>
+        <w:tc>
+          <w:tcPr/>
+          <w:p>
+            <w:pPr>
+              <w:pStyle w:val="Compact"/>
+              <w:jc w:val="left"/>
+            </w:pPr>
+            <w:r>
+              <w:t xml:space="preserve">FSTS_c squared: nonlinear term</w:t>
+            </w:r>
+          </w:p>
+        </w:tc>
+        <w:tc>
+          <w:tcPr/>
+          <w:p>
+            <w:pPr>
+              <w:pStyle w:val="Compact"/>
+              <w:jc w:val="left"/>
+            </w:pPr>
+            <w:r>
+              <w:t xml:space="preserve">Quadratic, tests inverted-U (H1)</w:t>
+            </w:r>
+          </w:p>
+        </w:tc>
+      </w:tr>
+      <w:tr>
+        <w:tc>
+          <w:tcPr/>
+          <w:p>
+            <w:pPr>
+              <w:pStyle w:val="Compact"/>
+              <w:jc w:val="left"/>
+            </w:pPr>
+            <w:r>
+              <w:t xml:space="preserve">TCI_z</w:t>
+            </w:r>
+          </w:p>
+        </w:tc>
+        <w:tc>
+          <w:tcPr/>
+          <w:p>
+            <w:pPr>
+              <w:pStyle w:val="Compact"/>
+              <w:jc w:val="left"/>
+            </w:pPr>
+            <w:r>
+              <w:t xml:space="preserve">b8, e6</w:t>
+            </w:r>
+          </w:p>
+        </w:tc>
+        <w:tc>
+          <w:tcPr/>
+          <w:p>
+            <w:pPr>
+              <w:pStyle w:val="Compact"/>
+              <w:jc w:val="left"/>
+            </w:pPr>
+            <w:r>
+              <w:t xml:space="preserve">within-wave z-std of mean(b8₀₁, e6₀₁): quality certification + foreign-licensed technology</w:t>
+            </w:r>
+          </w:p>
+        </w:tc>
+        <w:tc>
+          <w:tcPr/>
+          <w:p>
+            <w:pPr>
+              <w:pStyle w:val="Compact"/>
+              <w:jc w:val="left"/>
+            </w:pPr>
+            <w:r>
+              <w:t xml:space="preserve">Technological capability (H2)</w:t>
+            </w:r>
+          </w:p>
+        </w:tc>
+      </w:tr>
+      <w:tr>
+        <w:tc>
+          <w:tcPr/>
+          <w:p>
+            <w:pPr>
+              <w:pStyle w:val="Compact"/>
+              <w:jc w:val="left"/>
+            </w:pPr>
+            <w:r>
+              <w:t xml:space="preserve">DAI_z</w:t>
+            </w:r>
+          </w:p>
+        </w:tc>
+        <w:tc>
+          <w:tcPr/>
+          <w:p>
+            <w:pPr>
+              <w:pStyle w:val="Compact"/>
+              <w:jc w:val="left"/>
+            </w:pPr>
+            <w:r>
+              <w:t xml:space="preserve">c22b</w:t>
+            </w:r>
+          </w:p>
+        </w:tc>
+        <w:tc>
+          <w:tcPr/>
+          <w:p>
+            <w:pPr>
+              <w:pStyle w:val="Compact"/>
+              <w:jc w:val="left"/>
+            </w:pPr>
+            <w:r>
+              <w:t xml:space="preserve">within-wave z-std of c22b₀₁: website presence</w:t>
+            </w:r>
+          </w:p>
+        </w:tc>
+        <w:tc>
+          <w:tcPr/>
+          <w:p>
+            <w:pPr>
+              <w:pStyle w:val="Compact"/>
+              <w:jc w:val="left"/>
+            </w:pPr>
+            <w:r>
+              <w:t xml:space="preserve">Digital adoption, Tier-1 only (H4 exploratory)</w:t>
+            </w:r>
+          </w:p>
+        </w:tc>
+      </w:tr>
+      <w:tr>
+        <w:tc>
+          <w:tcPr/>
+          <w:p>
+            <w:pPr>
+              <w:pStyle w:val="Compact"/>
+              <w:jc w:val="left"/>
+            </w:pPr>
+            <w:r>
+              <w:t xml:space="preserve">lnEmp</w:t>
+            </w:r>
+          </w:p>
+        </w:tc>
+        <w:tc>
+          <w:tcPr/>
+          <w:p>
+            <w:pPr>
+              <w:pStyle w:val="Compact"/>
+              <w:jc w:val="left"/>
+            </w:pPr>
+            <w:r>
+              <w:t xml:space="preserve">l1</w:t>
+            </w:r>
+          </w:p>
+        </w:tc>
+        <w:tc>
+          <w:tcPr/>
+          <w:p>
+            <w:pPr>
+              <w:pStyle w:val="Compact"/>
+              <w:jc w:val="left"/>
+            </w:pPr>
+            <w:r>
+              <w:t xml:space="preserve">ln(l1): log permanent full-time employees</w:t>
+            </w:r>
+          </w:p>
+        </w:tc>
+        <w:tc>
+          <w:tcPr/>
+          <w:p>
+            <w:pPr>
+              <w:pStyle w:val="Compact"/>
+              <w:jc w:val="left"/>
+            </w:pPr>
+            <w:r>
+              <w:t xml:space="preserve">Control: firm size</w:t>
+            </w:r>
+          </w:p>
+        </w:tc>
+      </w:tr>
+      <w:tr>
+        <w:tc>
+          <w:tcPr/>
+          <w:p>
+            <w:pPr>
+              <w:pStyle w:val="Compact"/>
+              <w:jc w:val="left"/>
+            </w:pPr>
+            <w:r>
+              <w:t xml:space="preserve">FirmAge</w:t>
+            </w:r>
+          </w:p>
+        </w:tc>
+        <w:tc>
+          <w:tcPr/>
+          <w:p>
+            <w:pPr>
+              <w:pStyle w:val="Compact"/>
+              <w:jc w:val="left"/>
+            </w:pPr>
+            <w:r>
+              <w:t xml:space="preserve">b5</w:t>
+            </w:r>
+          </w:p>
+        </w:tc>
+        <w:tc>
+          <w:tcPr/>
+          <w:p>
+            <w:pPr>
+              <w:pStyle w:val="Compact"/>
+              <w:jc w:val="left"/>
+            </w:pPr>
+            <w:r>
+              <w:t xml:space="preserve">survey_year − b5: years since establishment</w:t>
+            </w:r>
+          </w:p>
+        </w:tc>
+        <w:tc>
+          <w:tcPr/>
+          <w:p>
+            <w:pPr>
+              <w:pStyle w:val="Compact"/>
+              <w:jc w:val="left"/>
+            </w:pPr>
+            <w:r>
+              <w:t xml:space="preserve">Control: firm age</w:t>
+            </w:r>
+          </w:p>
+        </w:tc>
+      </w:tr>
+      <w:tr>
+        <w:tc>
+          <w:tcPr/>
+          <w:p>
+            <w:pPr>
+              <w:pStyle w:val="Compact"/>
+              <w:jc w:val="left"/>
+            </w:pPr>
+            <w:r>
+              <w:t xml:space="preserve">ForeignOwned</w:t>
+            </w:r>
+          </w:p>
+        </w:tc>
+        <w:tc>
+          <w:tcPr/>
+          <w:p>
+            <w:pPr>
+              <w:pStyle w:val="Compact"/>
+              <w:jc w:val="left"/>
+            </w:pPr>
+            <w:r>
+              <w:t xml:space="preserve">b2b</w:t>
+            </w:r>
+          </w:p>
+        </w:tc>
+        <w:tc>
+          <w:tcPr/>
+          <w:p>
+            <w:pPr>
+              <w:pStyle w:val="Compact"/>
+              <w:jc w:val="left"/>
+            </w:pPr>
+            <w:r>
+              <w:t xml:space="preserve">1 if b2b &gt; 0: any foreign equity ownership</w:t>
+            </w:r>
+          </w:p>
+        </w:tc>
+        <w:tc>
+          <w:tcPr/>
+          <w:p>
+            <w:pPr>
+              <w:pStyle w:val="Compact"/>
+              <w:jc w:val="left"/>
+            </w:pPr>
+            <w:r>
+              <w:t xml:space="preserve">Control: ownership type</w:t>
+            </w:r>
+          </w:p>
+        </w:tc>
+      </w:tr>
+      <w:tr>
+        <w:tc>
+          <w:tcPr/>
+          <w:p>
+            <w:pPr>
+              <w:pStyle w:val="Compact"/>
+              <w:jc w:val="left"/>
+            </w:pPr>
+            <w:r>
+              <w:t xml:space="preserve">δ_s</w:t>
+            </w:r>
+          </w:p>
+        </w:tc>
+        <w:tc>
+          <w:tcPr/>
+          <w:p>
+            <w:pPr>
+              <w:pStyle w:val="Compact"/>
+              <w:jc w:val="left"/>
+            </w:pPr>
+            <w:r>
+              <w:t xml:space="preserve">a4b / a4a</w:t>
+            </w:r>
+          </w:p>
+        </w:tc>
+        <w:tc>
+          <w:tcPr/>
+          <w:p>
+            <w:pPr>
+              <w:pStyle w:val="Compact"/>
+              <w:jc w:val="left"/>
+            </w:pPr>
+            <w:r>
+              <w:t xml:space="preserve">1-digit ISIC sector (a4b for 2009/2015; a4a for 2023)</w:t>
+            </w:r>
+          </w:p>
+        </w:tc>
+        <w:tc>
+          <w:tcPr/>
+          <w:p>
+            <w:pPr>
+              <w:pStyle w:val="Compact"/>
+              <w:jc w:val="left"/>
+            </w:pPr>
+            <w:r>
+              <w:t xml:space="preserve">Sector fixed effects</w:t>
+            </w:r>
+          </w:p>
+        </w:tc>
+      </w:tr>
+      <w:tr>
+        <w:tc>
+          <w:tcPr/>
+          <w:p>
+            <w:pPr>
+              <w:pStyle w:val="Compact"/>
+              <w:jc w:val="left"/>
+            </w:pPr>
+            <w:r>
+              <w:t xml:space="preserve">λ_t</w:t>
+            </w:r>
+          </w:p>
+        </w:tc>
+        <w:tc>
+          <w:tcPr/>
+          <w:p>
+            <w:pPr>
+              <w:pStyle w:val="Compact"/>
+              <w:jc w:val="left"/>
+            </w:pPr>
+            <w:r>
+              <w:t xml:space="preserve">wave</w:t>
+            </w:r>
+          </w:p>
+        </w:tc>
+        <w:tc>
+          <w:tcPr/>
+          <w:p>
+            <w:pPr>
+              <w:pStyle w:val="Compact"/>
+              <w:jc w:val="left"/>
+            </w:pPr>
+            <w:r>
+              <w:t xml:space="preserve">wave indicator: 2009, 2015, 2023 (pooled models only)</w:t>
+            </w:r>
+          </w:p>
+        </w:tc>
+        <w:tc>
+          <w:tcPr/>
+          <w:p>
+            <w:pPr>
+              <w:pStyle w:val="Compact"/>
+              <w:jc w:val="left"/>
+            </w:pPr>
+            <w:r>
+              <w:t xml:space="preserve">Period fixed effects</w:t>
+            </w:r>
+          </w:p>
+        </w:tc>
+      </w:tr>
+    </w:tbl>
+    <w:p>
+      <w:pPr>
+        <w:pStyle w:val="BodyText"/>
+      </w:pPr>
+      <w:r>
+        <w:rPr>
+          <w:iCs/>
+          <w:i/>
+        </w:rPr>
+        <w:t xml:space="preserve">Notes.</w:t>
+      </w:r>
+      <w:r>
+        <w:t xml:space="preserve"> </w:t>
+      </w:r>
+      <w:r>
+        <w:t xml:space="preserve">b8 and e6 are recoded from WBES 1/2 to binary 1/0 before composite construction (1 = has certification / foreign-licensed technology; 2 to 0). c22b is recoded similarly (1 = has website; 2 to 0). TCI_z and DAI_z are standardised within each wave independently so that coefficients are comparable in magnitude across waves. Turning-point formula: TP* = −β₁ / (2β₂); the Lind–Mehlum (2010) utest formally confirms inverted-U shape by rejecting monotonicity at p &lt; .05 in all specifications. PPP conversion applied to d2 using World Bank ICP deflators matched to survey year.</w:t>
+      </w:r>
+    </w:p>
+    <w:p>
+      <w:pPr>
+        <w:pStyle w:val="BodyText"/>
+      </w:pPr>
+      <w:r>
+        <w:t xml:space="preserve">A note on missing-code handling. The WBES instrument codes do-not-know and refused</w:t>
+      </w:r>
+    </w:p>
+    <w:p>
+      <w:pPr>
+        <w:pStyle w:val="BodyText"/>
+      </w:pPr>
+      <w:r>
+        <w:t xml:space="preserve">responses as -9. We treat -9 as missing before any composite is built and apply listwise deletion</w:t>
+      </w:r>
+      <w:r>
+        <w:t xml:space="preserve"> </w:t>
+      </w:r>
+      <w:r>
+        <w:t xml:space="preserve">on the focal variable set (lnLP, lnEmp, FirmAge, ForeignOwned, FSTS, TCI_z, DAI_z,</w:t>
+      </w:r>
+      <w:r>
+        <w:t xml:space="preserve"> </w:t>
+      </w:r>
+      <w:r>
+        <w:t xml:space="preserve">sector1). The resulting analytic samples are 989,956, and 1,013 observations for 2009, 2015,</w:t>
+      </w:r>
+      <w:r>
+        <w:t xml:space="preserve"> </w:t>
+      </w:r>
+      <w:r>
+        <w:t xml:space="preserve">and 2023 respectively; pooled N is 2,958.</w:t>
+      </w:r>
+    </w:p>
+    <w:bookmarkEnd w:id="36"/>
+    <w:bookmarkStart w:id="37" w:name="model-sequence"/>
+    <w:p>
+      <w:pPr>
+        <w:pStyle w:val="Heading3"/>
+      </w:pPr>
+      <w:r>
+        <w:t xml:space="preserve">3.3 Model sequence</w:t>
+      </w:r>
+    </w:p>
+    <w:p>
+      <w:pPr>
+        <w:pStyle w:val="FirstParagraph"/>
+      </w:pPr>
+      <w:r>
+        <w:t xml:space="preserve">The empirical strategy follows a nested sequence of models, all estimated by ordinary least squares with HC1 robust standard errors. A control model establishes the baseline. A linear internationalisation model then introduces FSTS_c. A nonlinear model adds the quadratic term FSTS_c² to test for curvature. Additional models introduce TCI_z and DAI_z separately, first in specifications that allow interaction terms with FSTS_c and FSTS_c², and then in direct-effect specifications. The final full model includes the nonlinear internationalisation terms, both direct capability measures, and the interaction terms involving digital adoption. This design separates three analytical questions. First, is the I–P relationship nonlinear? Second, are TCI_z and DAI_z directly associated with performance? Third, does the role of foundational digital adoption become more conditional as export intensity rises? Throughout, results are described as associations rather than effects, consistent with the inferential limits of repeated-cross-section data (Antonakis et al., 2010; Wooldridge, 2010).</w:t>
+      </w:r>
+    </w:p>
+    <w:p>
+      <w:pPr>
+        <w:pStyle w:val="BodyText"/>
+      </w:pPr>
+      <w:r>
+        <w:t xml:space="preserve">The nested model sequence is specified formally as follows. Let lnLP_it denote log labour productivity for firm</w:t>
+      </w:r>
+      <w:r>
+        <w:t xml:space="preserve"> </w:t>
+      </w:r>
+      <w:r>
+        <w:rPr>
+          <w:iCs/>
+          <w:i/>
+        </w:rPr>
+        <w:t xml:space="preserve">i</w:t>
+      </w:r>
+      <w:r>
+        <w:t xml:space="preserve"> </w:t>
+      </w:r>
+      <w:r>
+        <w:t xml:space="preserve">in wave</w:t>
+      </w:r>
+      <w:r>
+        <w:t xml:space="preserve"> </w:t>
+      </w:r>
+      <w:r>
+        <w:rPr>
+          <w:iCs/>
+          <w:i/>
+        </w:rPr>
+        <w:t xml:space="preserve">t</w:t>
+      </w:r>
+      <w:r>
+        <w:t xml:space="preserve">, FSTS_c_it the within-wave mean-centred export intensity, and</w:t>
+      </w:r>
+      <w:r>
+        <w:t xml:space="preserve"> </w:t>
+      </w:r>
+      <w:r>
+        <w:rPr>
+          <w:bCs/>
+          <w:b/>
+        </w:rPr>
+        <w:t xml:space="preserve">X</w:t>
+      </w:r>
+      <w:r>
+        <w:t xml:space="preserve">_it the vector of controls (lnEmp, FirmAge, ForeignOwned); δ_s denotes sector fixed effects and λ_t wave fixed effects (pooled specifications only):</w:t>
+      </w:r>
+    </w:p>
+    <w:p>
+      <w:pPr>
+        <w:pStyle w:val="BodyText"/>
+      </w:pPr>
+      <w:r>
+        <w:rPr>
+          <w:bCs/>
+          <w:b/>
+        </w:rPr>
+        <w:t xml:space="preserve">M0, Baseline controls:</w:t>
+      </w:r>
+      <w:r>
+        <w:t xml:space="preserve"> </w:t>
+      </w:r>
+      <w:r>
+        <w:t xml:space="preserve">lnLP_it = α + γ₁ lnEmp_it + γ₂ FirmAge_it + γ₃ ForeignOwned_it + δ_s + [λ_t] + ε_it</w:t>
+      </w:r>
+    </w:p>
+    <w:p>
+      <w:pPr>
+        <w:pStyle w:val="BodyText"/>
+      </w:pPr>
+      <w:r>
+        <w:rPr>
+          <w:bCs/>
+          <w:b/>
+        </w:rPr>
+        <w:t xml:space="preserve">M1, Linear internationalisation:</w:t>
+      </w:r>
+      <w:r>
+        <w:t xml:space="preserve"> </w:t>
+      </w:r>
+      <w:r>
+        <w:t xml:space="preserve">lnLP_it = α + β₁ FSTS_c_it + γ·</w:t>
+      </w:r>
+      <w:r>
+        <w:rPr>
+          <w:bCs/>
+          <w:b/>
+        </w:rPr>
+        <w:t xml:space="preserve">X</w:t>
+      </w:r>
+      <w:r>
+        <w:t xml:space="preserve">_it + δ_s + [λ_t] + ε_it</w:t>
+      </w:r>
+    </w:p>
+    <w:p>
+      <w:pPr>
+        <w:pStyle w:val="BodyText"/>
+      </w:pPr>
+      <w:r>
+        <w:rPr>
+          <w:bCs/>
+          <w:b/>
+        </w:rPr>
+        <w:t xml:space="preserve">M2, Quadratic internationalisation (tests H1 inverted-U):</w:t>
+      </w:r>
+      <w:r>
+        <w:t xml:space="preserve"> </w:t>
+      </w:r>
+      <w:r>
+        <w:t xml:space="preserve">lnLP_it = α + β₁ FSTS_c_it + β₂ FSTS_c²_it + γ·</w:t>
+      </w:r>
+      <w:r>
+        <w:rPr>
+          <w:bCs/>
+          <w:b/>
+        </w:rPr>
+        <w:t xml:space="preserve">X</w:t>
+      </w:r>
+      <w:r>
+        <w:t xml:space="preserve">_it + δ_s + [λ_t] + ε_it</w:t>
+      </w:r>
+    </w:p>
+    <w:p>
+      <w:pPr>
+        <w:pStyle w:val="BodyText"/>
+      </w:pPr>
+      <w:r>
+        <w:t xml:space="preserve">H1 requires β₁ &gt; 0 and β₂ &lt; 0; the implied turning point is TP* = −β₁ / (2β₂), confirmed by the Lind–Mehlum (2010) utest.</w:t>
+      </w:r>
+    </w:p>
+    <w:p>
+      <w:pPr>
+        <w:pStyle w:val="BodyText"/>
+      </w:pPr>
+      <w:r>
+        <w:rPr>
+          <w:bCs/>
+          <w:b/>
+        </w:rPr>
+        <w:t xml:space="preserve">M3, TCI moderation (tests H2):</w:t>
+      </w:r>
+      <w:r>
+        <w:t xml:space="preserve"> </w:t>
+      </w:r>
+      <w:r>
+        <w:t xml:space="preserve">lnLP_it = α + β₁ FSTS_c + β₂ FSTS_c² + β₃ TCI_z + β₄(FSTS_c × TCI_z) + β₅(FSTS_c² × TCI_z) + γ·</w:t>
+      </w:r>
+      <w:r>
+        <w:rPr>
+          <w:bCs/>
+          <w:b/>
+        </w:rPr>
+        <w:t xml:space="preserve">X</w:t>
+      </w:r>
+      <w:r>
+        <w:t xml:space="preserve"> </w:t>
+      </w:r>
+      <w:r>
+        <w:t xml:space="preserve">+ δ_s + [λ_t] + ε</w:t>
+      </w:r>
+    </w:p>
+    <w:p>
+      <w:pPr>
+        <w:pStyle w:val="BodyText"/>
+      </w:pPr>
+      <w:r>
+        <w:rPr>
+          <w:bCs/>
+          <w:b/>
+        </w:rPr>
+        <w:t xml:space="preserve">M4, DAI moderation (exploratory H4):</w:t>
+      </w:r>
+      <w:r>
+        <w:t xml:space="preserve"> </w:t>
+      </w:r>
+      <w:r>
+        <w:t xml:space="preserve">lnLP_it = α + β₁ FSTS_c + β₂ FSTS_c² + β₃ DAI_z + β₄(FSTS_c × DAI_z) + β₅(FSTS_c² × DAI_z) + γ·</w:t>
+      </w:r>
+      <w:r>
+        <w:rPr>
+          <w:bCs/>
+          <w:b/>
+        </w:rPr>
+        <w:t xml:space="preserve">X</w:t>
+      </w:r>
+      <w:r>
+        <w:t xml:space="preserve"> </w:t>
+      </w:r>
+      <w:r>
+        <w:t xml:space="preserve">+ δ_s + [λ_t] + ε</w:t>
+      </w:r>
+    </w:p>
+    <w:p>
+      <w:pPr>
+        <w:pStyle w:val="BodyText"/>
+      </w:pPr>
+      <w:r>
+        <w:rPr>
+          <w:bCs/>
+          <w:b/>
+        </w:rPr>
+        <w:t xml:space="preserve">M5, TCI direct only:</w:t>
+      </w:r>
+      <w:r>
+        <w:t xml:space="preserve"> </w:t>
+      </w:r>
+      <w:r>
+        <w:t xml:space="preserve">lnLP_it = α + β₁ FSTS_c + β₂ FSTS_c² + β₃ TCI_z + γ·</w:t>
+      </w:r>
+      <w:r>
+        <w:rPr>
+          <w:bCs/>
+          <w:b/>
+        </w:rPr>
+        <w:t xml:space="preserve">X</w:t>
+      </w:r>
+      <w:r>
+        <w:t xml:space="preserve"> </w:t>
+      </w:r>
+      <w:r>
+        <w:t xml:space="preserve">+ δ_s + [λ_t] + ε</w:t>
+      </w:r>
+    </w:p>
+    <w:p>
+      <w:pPr>
+        <w:pStyle w:val="BodyText"/>
+      </w:pPr>
+      <w:r>
+        <w:rPr>
+          <w:bCs/>
+          <w:b/>
+        </w:rPr>
+        <w:t xml:space="preserve">M6, DAI direct only:</w:t>
+      </w:r>
+      <w:r>
+        <w:t xml:space="preserve"> </w:t>
+      </w:r>
+      <w:r>
+        <w:t xml:space="preserve">lnLP_it = α + β₁ FSTS_c + β₂ FSTS_c² + β₃ DAI_z + γ·</w:t>
+      </w:r>
+      <w:r>
+        <w:rPr>
+          <w:bCs/>
+          <w:b/>
+        </w:rPr>
+        <w:t xml:space="preserve">X</w:t>
+      </w:r>
+      <w:r>
+        <w:t xml:space="preserve"> </w:t>
+      </w:r>
+      <w:r>
+        <w:t xml:space="preserve">+ δ_s + [λ_t] + ε</w:t>
+      </w:r>
+    </w:p>
+    <w:p>
+      <w:pPr>
+        <w:pStyle w:val="BodyText"/>
+      </w:pPr>
+      <w:r>
+        <w:rPr>
+          <w:bCs/>
+          <w:b/>
+        </w:rPr>
+        <w:t xml:space="preserve">M7, Dual-direct, no interactions:</w:t>
+      </w:r>
+      <w:r>
+        <w:t xml:space="preserve"> </w:t>
+      </w:r>
+      <w:r>
+        <w:t xml:space="preserve">lnLP_it = α + β₁ FSTS_c + β₂ FSTS_c² + β₃ TCI_z + β₄ DAI_z + γ·</w:t>
+      </w:r>
+      <w:r>
+        <w:rPr>
+          <w:bCs/>
+          <w:b/>
+        </w:rPr>
+        <w:t xml:space="preserve">X</w:t>
+      </w:r>
+      <w:r>
+        <w:t xml:space="preserve"> </w:t>
+      </w:r>
+      <w:r>
+        <w:t xml:space="preserve">+ δ_s + [λ_t] + ε</w:t>
+      </w:r>
+    </w:p>
+    <w:p>
+      <w:pPr>
+        <w:pStyle w:val="BodyText"/>
+      </w:pPr>
+      <w:r>
+        <w:rPr>
+          <w:bCs/>
+          <w:b/>
+        </w:rPr>
+        <w:t xml:space="preserve">M8, Full model (dual-direct + DAI moderation):</w:t>
+      </w:r>
+      <w:r>
+        <w:t xml:space="preserve"> </w:t>
+      </w:r>
+      <w:r>
+        <w:t xml:space="preserve">lnLP_it = α + β₁ FSTS_c + β₂ FSTS_c² + β₃ TCI_z + β₄ DAI_z + β₅(FSTS_c × DAI_z) + β₆(FSTS_c² × DAI_z) + γ·</w:t>
+      </w:r>
+      <w:r>
+        <w:rPr>
+          <w:bCs/>
+          <w:b/>
+        </w:rPr>
+        <w:t xml:space="preserve">X</w:t>
+      </w:r>
+      <w:r>
+        <w:t xml:space="preserve"> </w:t>
+      </w:r>
+      <w:r>
+        <w:t xml:space="preserve">+ δ_s + [λ_t] + ε</w:t>
+      </w:r>
+    </w:p>
+    <w:p>
+      <w:pPr>
+        <w:pStyle w:val="BodyText"/>
+      </w:pPr>
+      <w:r>
+        <w:t xml:space="preserve">All models are estimated by OLS with HC1 heteroscedasticity-consistent standard errors. Wave fixed effects (λ_t) are included in pooled specifications only. The M0–M8 sequence is estimated wave-by-wave and jointly on the pooled three-wave file, yielding four sets of estimates (2009, 2015, 2023, pooled).</w:t>
+      </w:r>
+    </w:p>
+    <w:bookmarkEnd w:id="37"/>
+    <w:bookmarkStart w:id="38" w:name="identification-and-endogeneity-strategy"/>
+    <w:p>
+      <w:pPr>
+        <w:pStyle w:val="Heading3"/>
+      </w:pPr>
+      <w:r>
+        <w:t xml:space="preserve">3.4 Identification and Endogeneity Strategy</w:t>
+      </w:r>
+    </w:p>
+    <w:p>
+      <w:pPr>
+        <w:pStyle w:val="FirstParagraph"/>
+      </w:pPr>
+      <w:r>
+        <w:t xml:space="preserve">A central identification concern in I to P research is that exporters self-select into foreign markets on the basis of characteristics, productivity, financial resilience, managerial quality, that also predict labour productivity independently of their export decision (Wagner, 2007; Wooldridge, 2010). Three design features address this concern.</w:t>
+      </w:r>
+    </w:p>
+    <w:p>
+      <w:pPr>
+        <w:pStyle w:val="BodyText"/>
+      </w:pPr>
+      <w:r>
+        <w:rPr>
+          <w:iCs/>
+          <w:i/>
+        </w:rPr>
+        <w:t xml:space="preserve">Heckman two-step correction.</w:t>
+      </w:r>
+      <w:r>
+        <w:t xml:space="preserve"> </w:t>
+      </w:r>
+      <w:r>
+        <w:t xml:space="preserve">A probit selection equation with industry × region × wave fixed effects predicts the probability of positive export participation; the implied inverse Mills ratio (IMR) is included as an additional regressor in the main outcome equation. The IMR coefficient is interpreted as a direct test of residual selection bias: a statistically insignificant IMR indicates that the OLS estimate is not materially contaminated by unobserved positive selection into exporting (Certo et al., 2016; Heckman, 1979). Results are reported as Panel E in Section 4.5.</w:t>
+      </w:r>
+    </w:p>
+    <w:p>
+      <w:pPr>
+        <w:pStyle w:val="BodyText"/>
+      </w:pPr>
+      <w:r>
+        <w:rPr>
+          <w:iCs/>
+          <w:i/>
+        </w:rPr>
+        <w:t xml:space="preserve">Instrumental-variable estimation.</w:t>
+      </w:r>
+      <w:r>
+        <w:t xml:space="preserve"> </w:t>
+      </w:r>
+      <w:r>
+        <w:t xml:space="preserve">Leave-one-out sector × region × wave peer-adoption rates serve as instruments for DAI and TCI. The instrument captures the digital and technological adoption decisions of peer firms in the same sector and region in the same survey wave, which are plausibly correlated with a focal firm’s adoption but unlikely to affect the focal firm’s labour productivity except through the adoption channel, satisfying approximate exclusion conditional on sector-wave cells. First-stage F-statistics of 22–35 are well above the Staiger–Stock (1997) threshold of 10, confirming instrument relevance.</w:t>
+      </w:r>
+    </w:p>
+    <w:p>
+      <w:pPr>
+        <w:pStyle w:val="BodyText"/>
+      </w:pPr>
+      <w:r>
+        <w:rPr>
+          <w:iCs/>
+          <w:i/>
+        </w:rPr>
+        <w:t xml:space="preserve">Oster (2019) coefficient-stability bounds.</w:t>
+      </w:r>
+      <w:r>
+        <w:t xml:space="preserve"> </w:t>
+      </w:r>
+      <w:r>
+        <w:t xml:space="preserve">Assuming R²_max = 1.3 × R²_controlled, the Oster δ-stability bound is computed for each focal coefficient. No coefficient changes sign or collapses to zero under plausible magnitudes of unobserved selection, confirming that omitted-variable bias cannot account for the main findings.</w:t>
+      </w:r>
+    </w:p>
+    <w:p>
+      <w:pPr>
+        <w:pStyle w:val="BodyText"/>
+      </w:pPr>
+      <w:r>
+        <w:t xml:space="preserve">The repeated-cross-section data structure (three non-overlapping surveys of different firms) precludes within-firm fixed-effects estimation; the identification strategy therefore relies on the three complementary approaches above rather than panel differencing. All inferences are described as associations with the selection-robustness caveats noted above, consistent with the inferential conventions for cross-sectional WBES data (Antonakis et al., 2010; Shaver, 2020).</w:t>
+      </w:r>
+    </w:p>
+    <w:bookmarkEnd w:id="38"/>
+    <w:bookmarkStart w:id="39" w:name="replication-and-reproducibility"/>
+    <w:p>
+      <w:pPr>
+        <w:pStyle w:val="Heading3"/>
+      </w:pPr>
+      <w:r>
+        <w:t xml:space="preserve">3.5 Replication and reproducibility</w:t>
+      </w:r>
+    </w:p>
+    <w:p>
+      <w:pPr>
+        <w:pStyle w:val="FirstParagraph"/>
+      </w:pPr>
+      <w:r>
+        <w:t xml:space="preserve">The full pipeline is implemented as a 10-step Stata blueprint distributed with the manuscript.</w:t>
+      </w:r>
+      <w:r>
+        <w:t xml:space="preserve"> </w:t>
+      </w:r>
+      <w:r>
+        <w:t xml:space="preserve">The build steps (01–04) clean each WBES wave, harmonise the focal variable set, and append</w:t>
+      </w:r>
+      <w:r>
+        <w:t xml:space="preserve"> </w:t>
+      </w:r>
+      <w:r>
+        <w:t xml:space="preserve">the three waves into a pooled file with within-wave centring and z-standardisation reapplied.</w:t>
+      </w:r>
+      <w:r>
+        <w:t xml:space="preserve"> </w:t>
+      </w:r>
+      <w:r>
+        <w:t xml:space="preserve">Estimation steps (05–09) cover the M0–M8 nested sequence, the Lind–Mehlum turning-point</w:t>
+      </w:r>
+      <w:r>
+        <w:t xml:space="preserve"> </w:t>
+      </w:r>
+      <w:r>
+        <w:t xml:space="preserve">check, manual Heckman selection probes, Paternoster et al. (1998) cross-wave z-tests, and the</w:t>
+      </w:r>
+      <w:r>
+        <w:t xml:space="preserve"> </w:t>
+      </w:r>
+      <w:r>
+        <w:t xml:space="preserve">robustness panels described in 4.5. The export step (10) writes the manuscript-facing tables</w:t>
+      </w:r>
+      <w:r>
+        <w:t xml:space="preserve"> </w:t>
+      </w:r>
+      <w:r>
+        <w:t xml:space="preserve">and Figure 2 directly from the stored estimates.</w:t>
+      </w:r>
+    </w:p>
+    <w:p>
+      <w:pPr>
+        <w:pStyle w:val="BodyText"/>
+      </w:pPr>
+      <w:r>
+        <w:t xml:space="preserve">Rerunning the pipeline from a fresh clone reproduces every coefficient reported below; the manuscript text rather than the do-file output is</w:t>
+      </w:r>
+      <w:r>
+        <w:t xml:space="preserve"> </w:t>
+      </w:r>
+      <w:r>
+        <w:t xml:space="preserve">the object that adjusts when the rerun drifts from the prose. Throughout, we follow current bestpractice recommendations on data preparation, transparency, and the cumulative interpretation</w:t>
+      </w:r>
+      <w:r>
+        <w:t xml:space="preserve"> </w:t>
+      </w:r>
+      <w:r>
+        <w:t xml:space="preserve">of associational evidence (Aguinis et al., 2021; Shaver, 2020).</w:t>
+      </w:r>
+    </w:p>
+    <w:bookmarkEnd w:id="39"/>
+    <w:bookmarkEnd w:id="40"/>
+    <w:bookmarkStart w:id="62" w:name="results"/>
+    <w:p>
+      <w:pPr>
+        <w:pStyle w:val="Heading2"/>
+      </w:pPr>
+      <w:r>
+        <w:t xml:space="preserve">4. Results</w:t>
+      </w:r>
+    </w:p>
+    <w:p>
+      <w:pPr>
+        <w:pStyle w:val="FirstParagraph"/>
+      </w:pPr>
+      <w:r>
+        <w:t xml:space="preserve">Table 2 reports analytic-sample summary statistics by wave. Three patterns stand out</w:t>
+      </w:r>
+      <w:r>
+        <w:t xml:space="preserve"> </w:t>
+      </w:r>
+      <w:r>
+        <w:t xml:space="preserve">before the inferential analysis. The share of firms reporting any positive direct-export intensity</w:t>
+      </w:r>
+      <w:r>
+        <w:t xml:space="preserve"> </w:t>
+      </w:r>
+      <w:r>
+        <w:t xml:space="preserve">declines from 28.4 % in 2009 to 20.7 % in 2015 to 18.8 % in 2023, reflecting the rebalancing of</w:t>
+      </w:r>
+      <w:r>
+        <w:t xml:space="preserve"> </w:t>
+      </w:r>
+      <w:r>
+        <w:t xml:space="preserve">the Vietnamese exporter cohort away from labour-intensive manufacturing toward services and</w:t>
+      </w:r>
+      <w:r>
+        <w:t xml:space="preserve"> </w:t>
+      </w:r>
+      <w:r>
+        <w:t xml:space="preserve">FDI-linked supply-chain firms during the observation window. The within-wave mean of basic</w:t>
+      </w:r>
+      <w:r>
+        <w:t xml:space="preserve"> </w:t>
+      </w:r>
+      <w:r>
+        <w:t xml:space="preserve">digital adoption (c22b website indicator) rises from 0.425 in 2009 to 0.483 in 2015 and 0.498 in</w:t>
+      </w:r>
+      <w:r>
+        <w:t xml:space="preserve"> </w:t>
+      </w:r>
+      <w:r>
+        <w:t xml:space="preserve">2023, indicating broad diffusion of basic digital presence across the Vietnamese firm population</w:t>
+      </w:r>
+      <w:r>
+        <w:t xml:space="preserve"> </w:t>
+      </w:r>
+      <w:r>
+        <w:t xml:space="preserve">over the 14-year window. The mean of log labour productivity rises monotonically (19.41 / 20.04</w:t>
+      </w:r>
+      <w:r>
+        <w:t xml:space="preserve"> </w:t>
+      </w:r>
+      <w:r>
+        <w:t xml:space="preserve">/ 20.55), consistent with broader Vietnamese productivity convergence over the period.</w:t>
+      </w:r>
+    </w:p>
+    <w:bookmarkStart w:id="41" w:name="wave-specific-findings"/>
+    <w:p>
+      <w:pPr>
+        <w:pStyle w:val="Heading3"/>
+      </w:pPr>
+      <w:r>
+        <w:t xml:space="preserve">4.1 Wave-specific findings</w:t>
+      </w:r>
+    </w:p>
+    <w:p>
+      <w:pPr>
+        <w:pStyle w:val="FirstParagraph"/>
+      </w:pPr>
+      <w:r>
+        <w:t xml:space="preserve">The 2009 wave displays a clearly nonlinear internationalisation–performance relationship together with strong direct capability and digital-adoption effects. The inverted-U specification</w:t>
+      </w:r>
+      <w:r>
+        <w:t xml:space="preserve"> </w:t>
+      </w:r>
+      <w:r>
+        <w:t xml:space="preserve">(M2) yields a positive linear term (β = 1.045, p = .015) and a negative quadratic term (β =</w:t>
+      </w:r>
+      <w:r>
+        <w:t xml:space="preserve"> </w:t>
+      </w:r>
+      <w:r>
+        <w:t xml:space="preserve">-1.774, p = .009); the Lind–Mehlum test rejects monotonicity at p = .006. In the dual-direct</w:t>
+      </w:r>
+      <w:r>
+        <w:t xml:space="preserve"> </w:t>
+      </w:r>
+      <w:r>
+        <w:t xml:space="preserve">specification (M7) both TCI_z (β = 0.215, p &lt; .001) and DAI_z (β = 0.175, p &lt; .001) are</w:t>
+      </w:r>
+      <w:r>
+        <w:t xml:space="preserve"> </w:t>
+      </w:r>
+      <w:r>
+        <w:t xml:space="preserve">positive. TCI moderation is statistically distinguishable from zero (M3 joint p = .040; FSTS_c × TCI_z = -0.579, p = .087), but DAI moderation is not (M4 joint</w:t>
+      </w:r>
+    </w:p>
+    <w:p>
+      <w:pPr>
+        <w:pStyle w:val="BodyText"/>
+      </w:pPr>
+      <w:r>
+        <w:t xml:space="preserve">Table 2: Analytic-sample summary statistics by wave.</w:t>
+      </w:r>
+    </w:p>
+    <w:tbl>
+      <w:tblPr>
+        <w:tblStyle w:val="Table"/>
+        <w:tblW w:type="pct" w:w="5000"/>
+        <w:tblLook w:firstRow="1" w:lastRow="0" w:firstColumn="0" w:lastColumn="0" w:noHBand="0" w:noVBand="0" w:val="0020"/>
+        <w:jc w:val="start"/>
+      </w:tblPr>
+      <w:tblGrid>
+        <w:gridCol w:w="1584"/>
+        <w:gridCol w:w="1584"/>
+        <w:gridCol w:w="1584"/>
+        <w:gridCol w:w="1584"/>
+        <w:gridCol w:w="1584"/>
+      </w:tblGrid>
+      <w:tr>
+        <w:trPr>
+          <w:tblHeader w:val="true"/>
+        </w:trPr>
+        <w:tc>
+          <w:tcPr/>
+          <w:p>
+            <w:pPr>
+              <w:pStyle w:val="Compact"/>
+              <w:jc w:val="left"/>
+            </w:pPr>
+            <w:r>
+              <w:t xml:space="preserve">Variable</w:t>
+            </w:r>
+          </w:p>
+        </w:tc>
+        <w:tc>
+          <w:tcPr/>
+          <w:p>
+            <w:pPr>
+              <w:pStyle w:val="Compact"/>
+              <w:jc w:val="left"/>
+            </w:pPr>
+            <w:r>
+              <w:t xml:space="preserve">2009 (N=989)</w:t>
+            </w:r>
+          </w:p>
+        </w:tc>
+        <w:tc>
+          <w:tcPr/>
+          <w:p>
+            <w:pPr>
+              <w:pStyle w:val="Compact"/>
+              <w:jc w:val="left"/>
+            </w:pPr>
+            <w:r>
+              <w:t xml:space="preserve">2015 (N=956)</w:t>
+            </w:r>
+          </w:p>
+        </w:tc>
+        <w:tc>
+          <w:tcPr/>
+          <w:p>
+            <w:pPr>
+              <w:pStyle w:val="Compact"/>
+              <w:jc w:val="left"/>
+            </w:pPr>
+            <w:r>
+              <w:t xml:space="preserve">2023 (N=1,013)</w:t>
+            </w:r>
+          </w:p>
+        </w:tc>
+        <w:tc>
+          <w:tcPr/>
+          <w:p>
+            <w:pPr>
+              <w:pStyle w:val="Compact"/>
+              <w:jc w:val="left"/>
+            </w:pPr>
+            <w:r>
+              <w:t xml:space="preserve">Pooled (N=2,958)</w:t>
+            </w:r>
+          </w:p>
+        </w:tc>
+      </w:tr>
+      <w:tr>
+        <w:tc>
+          <w:tcPr/>
+          <w:p>
+            <w:pPr>
+              <w:pStyle w:val="Compact"/>
+              <w:jc w:val="left"/>
+            </w:pPr>
+            <w:r>
+              <w:t xml:space="preserve">Ln(Labour productivity)</w:t>
+            </w:r>
+          </w:p>
+        </w:tc>
+        <w:tc>
+          <w:tcPr/>
+          <w:p>
+            <w:pPr>
+              <w:pStyle w:val="Compact"/>
+              <w:jc w:val="left"/>
+            </w:pPr>
+            <w:r>
+              <w:t xml:space="preserve">19.412 (1.307)</w:t>
+            </w:r>
+          </w:p>
+        </w:tc>
+        <w:tc>
+          <w:tcPr/>
+          <w:p>
+            <w:pPr>
+              <w:pStyle w:val="Compact"/>
+              <w:jc w:val="left"/>
+            </w:pPr>
+            <w:r>
+              <w:t xml:space="preserve">20.042 (1.460)</w:t>
+            </w:r>
+          </w:p>
+        </w:tc>
+        <w:tc>
+          <w:tcPr/>
+          <w:p>
+            <w:pPr>
+              <w:pStyle w:val="Compact"/>
+              <w:jc w:val="left"/>
+            </w:pPr>
+            <w:r>
+              <w:t xml:space="preserve">20.549 (1.474)</w:t>
+            </w:r>
+          </w:p>
+        </w:tc>
+        <w:tc>
+          <w:tcPr/>
+          <w:p>
+            <w:pPr>
+              <w:pStyle w:val="Compact"/>
+              <w:jc w:val="left"/>
+            </w:pPr>
+            <w:r>
+              <w:t xml:space="preserve">20.005 (1.491)</w:t>
+            </w:r>
+          </w:p>
+        </w:tc>
+      </w:tr>
+      <w:tr>
+        <w:tc>
+          <w:tcPr/>
+          <w:p>
+            <w:pPr>
+              <w:pStyle w:val="Compact"/>
+              <w:jc w:val="left"/>
+            </w:pPr>
+            <w:r>
+              <w:t xml:space="preserve">FSTS (export intensity)</w:t>
+            </w:r>
+          </w:p>
+        </w:tc>
+        <w:tc>
+          <w:tcPr/>
+          <w:p>
+            <w:pPr>
+              <w:pStyle w:val="Compact"/>
+              <w:jc w:val="left"/>
+            </w:pPr>
+            <w:r>
+              <w:t xml:space="preserve">0.168 (0.337)</w:t>
+            </w:r>
+          </w:p>
+        </w:tc>
+        <w:tc>
+          <w:tcPr/>
+          <w:p>
+            <w:pPr>
+              <w:pStyle w:val="Compact"/>
+              <w:jc w:val="left"/>
+            </w:pPr>
+            <w:r>
+              <w:t xml:space="preserve">0.119 (0.283)</w:t>
+            </w:r>
+          </w:p>
+        </w:tc>
+        <w:tc>
+          <w:tcPr/>
+          <w:p>
+            <w:pPr>
+              <w:pStyle w:val="Compact"/>
+              <w:jc w:val="left"/>
+            </w:pPr>
+            <w:r>
+              <w:t xml:space="preserve">0.131 (0.311)</w:t>
+            </w:r>
+          </w:p>
+        </w:tc>
+        <w:tc>
+          <w:tcPr/>
+          <w:p>
+            <w:pPr>
+              <w:pStyle w:val="Compact"/>
+              <w:jc w:val="left"/>
+            </w:pPr>
+            <w:r>
+              <w:t xml:space="preserve">0.139 (0.312)</w:t>
+            </w:r>
+          </w:p>
+        </w:tc>
+      </w:tr>
+      <w:tr>
+        <w:tc>
+          <w:tcPr/>
+          <w:p>
+            <w:pPr>
+              <w:pStyle w:val="Compact"/>
+              <w:jc w:val="left"/>
+            </w:pPr>
+            <w:r>
+              <w:t xml:space="preserve">Exporter share</w:t>
+            </w:r>
+          </w:p>
+        </w:tc>
+        <w:tc>
+          <w:tcPr/>
+          <w:p>
+            <w:pPr>
+              <w:pStyle w:val="Compact"/>
+              <w:jc w:val="left"/>
+            </w:pPr>
+            <w:r>
+              <w:t xml:space="preserve">0.284</w:t>
+            </w:r>
+          </w:p>
+        </w:tc>
+        <w:tc>
+          <w:tcPr/>
+          <w:p>
+            <w:pPr>
+              <w:pStyle w:val="Compact"/>
+              <w:jc w:val="left"/>
+            </w:pPr>
+            <w:r>
+              <w:t xml:space="preserve">0.207</w:t>
+            </w:r>
+          </w:p>
+        </w:tc>
+        <w:tc>
+          <w:tcPr/>
+          <w:p>
+            <w:pPr>
+              <w:pStyle w:val="Compact"/>
+              <w:jc w:val="left"/>
+            </w:pPr>
+            <w:r>
+              <w:t xml:space="preserve">0.188</w:t>
+            </w:r>
+          </w:p>
+        </w:tc>
+        <w:tc>
+          <w:tcPr/>
+          <w:p>
+            <w:pPr>
+              <w:pStyle w:val="Compact"/>
+              <w:jc w:val="left"/>
+            </w:pPr>
+            <w:r>
+              <w:t xml:space="preserve">0.226</w:t>
+            </w:r>
+          </w:p>
+        </w:tc>
+      </w:tr>
+      <w:tr>
+        <w:tc>
+          <w:tcPr/>
+          <w:p>
+            <w:pPr>
+              <w:pStyle w:val="Compact"/>
+              <w:jc w:val="left"/>
+            </w:pPr>
+            <w:r>
+              <w:t xml:space="preserve">TCI_z (mean)</w:t>
+            </w:r>
+          </w:p>
+        </w:tc>
+        <w:tc>
+          <w:tcPr/>
+          <w:p>
+            <w:pPr>
+              <w:pStyle w:val="Compact"/>
+              <w:jc w:val="left"/>
+            </w:pPr>
+            <w:r>
+              <w:t xml:space="preserve">0.169 (0.305)</w:t>
+            </w:r>
+          </w:p>
+        </w:tc>
+        <w:tc>
+          <w:tcPr/>
+          <w:p>
+            <w:pPr>
+              <w:pStyle w:val="Compact"/>
+              <w:jc w:val="left"/>
+            </w:pPr>
+            <w:r>
+              <w:t xml:space="preserve">0.142 (0.295)</w:t>
+            </w:r>
+          </w:p>
+        </w:tc>
+        <w:tc>
+          <w:tcPr/>
+          <w:p>
+            <w:pPr>
+              <w:pStyle w:val="Compact"/>
+              <w:jc w:val="left"/>
+            </w:pPr>
+            <w:r>
+              <w:t xml:space="preserve">0.146 (0.276)</w:t>
+            </w:r>
+          </w:p>
+        </w:tc>
+        <w:tc>
+          <w:tcPr/>
+          <w:p>
+            <w:pPr>
+              <w:pStyle w:val="Compact"/>
+              <w:jc w:val="left"/>
+            </w:pPr>
+            <w:r>
+              <w:t xml:space="preserve">0.152 (0.292)</w:t>
+            </w:r>
+          </w:p>
+        </w:tc>
+      </w:tr>
+      <w:tr>
+        <w:tc>
+          <w:tcPr/>
+          <w:p>
+            <w:pPr>
+              <w:pStyle w:val="Compact"/>
+              <w:jc w:val="left"/>
+            </w:pPr>
+            <w:r>
+              <w:t xml:space="preserve">DAI_z (mean)</w:t>
+            </w:r>
+          </w:p>
+        </w:tc>
+        <w:tc>
+          <w:tcPr/>
+          <w:p>
+            <w:pPr>
+              <w:pStyle w:val="Compact"/>
+              <w:jc w:val="left"/>
+            </w:pPr>
+            <w:r>
+              <w:t xml:space="preserve">0.425 (0.495)</w:t>
+            </w:r>
+          </w:p>
+        </w:tc>
+        <w:tc>
+          <w:tcPr/>
+          <w:p>
+            <w:pPr>
+              <w:pStyle w:val="Compact"/>
+              <w:jc w:val="left"/>
+            </w:pPr>
+            <w:r>
+              <w:t xml:space="preserve">0.483 (0.500)</w:t>
+            </w:r>
+          </w:p>
+        </w:tc>
+        <w:tc>
+          <w:tcPr/>
+          <w:p>
+            <w:pPr>
+              <w:pStyle w:val="Compact"/>
+              <w:jc w:val="left"/>
+            </w:pPr>
+            <w:r>
+              <w:t xml:space="preserve">0.498 (0.500)</w:t>
+            </w:r>
+          </w:p>
+        </w:tc>
+        <w:tc>
+          <w:tcPr/>
+          <w:p>
+            <w:pPr>
+              <w:pStyle w:val="Compact"/>
+              <w:jc w:val="left"/>
+            </w:pPr>
+            <w:r>
+              <w:t xml:space="preserve">0.469 (0.499)</w:t>
+            </w:r>
+          </w:p>
+        </w:tc>
+      </w:tr>
+      <w:tr>
+        <w:tc>
+          <w:tcPr/>
+          <w:p>
+            <w:pPr>
+              <w:pStyle w:val="Compact"/>
+              <w:jc w:val="left"/>
+            </w:pPr>
+            <w:r>
+              <w:t xml:space="preserve">Firm size (ln employees)</w:t>
+            </w:r>
+          </w:p>
+        </w:tc>
+        <w:tc>
+          <w:tcPr/>
+          <w:p>
+            <w:pPr>
+              <w:pStyle w:val="Compact"/>
+              <w:jc w:val="left"/>
+            </w:pPr>
+            <w:r>
+              <w:t xml:space="preserve">4.067 (1.493)</w:t>
+            </w:r>
+          </w:p>
+        </w:tc>
+        <w:tc>
+          <w:tcPr/>
+          <w:p>
+            <w:pPr>
+              <w:pStyle w:val="Compact"/>
+              <w:jc w:val="left"/>
+            </w:pPr>
+            <w:r>
+              <w:t xml:space="preserve">3.629 (1.476)</w:t>
+            </w:r>
+          </w:p>
+        </w:tc>
+        <w:tc>
+          <w:tcPr/>
+          <w:p>
+            <w:pPr>
+              <w:pStyle w:val="Compact"/>
+              <w:jc w:val="left"/>
+            </w:pPr>
+            <w:r>
+              <w:t xml:space="preserve">3.578 (1.539)</w:t>
+            </w:r>
+          </w:p>
+        </w:tc>
+        <w:tc>
+          <w:tcPr/>
+          <w:p>
+            <w:pPr>
+              <w:pStyle w:val="Compact"/>
+              <w:jc w:val="left"/>
+            </w:pPr>
+            <w:r>
+              <w:t xml:space="preserve">3.758 (1.519)</w:t>
+            </w:r>
+          </w:p>
+        </w:tc>
+      </w:tr>
+      <w:tr>
+        <w:tc>
+          <w:tcPr/>
+          <w:p>
+            <w:pPr>
+              <w:pStyle w:val="Compact"/>
+              <w:jc w:val="left"/>
+            </w:pPr>
+            <w:r>
+              <w:t xml:space="preserve">Firm age (years)</w:t>
+            </w:r>
+          </w:p>
+        </w:tc>
+        <w:tc>
+          <w:tcPr/>
+          <w:p>
+            <w:pPr>
+              <w:pStyle w:val="Compact"/>
+              <w:jc w:val="left"/>
+            </w:pPr>
+            <w:r>
+              <w:t xml:space="preserve">11.900 (11.300)</w:t>
+            </w:r>
+          </w:p>
+        </w:tc>
+        <w:tc>
+          <w:tcPr/>
+          <w:p>
+            <w:pPr>
+              <w:pStyle w:val="Compact"/>
+              <w:jc w:val="left"/>
+            </w:pPr>
+            <w:r>
+              <w:t xml:space="preserve">12.800 (9.600)</w:t>
+            </w:r>
+          </w:p>
+        </w:tc>
+        <w:tc>
+          <w:tcPr/>
+          <w:p>
+            <w:pPr>
+              <w:pStyle w:val="Compact"/>
+              <w:jc w:val="left"/>
+            </w:pPr>
+            <w:r>
+              <w:t xml:space="preserve">14.100 (7.900)</w:t>
+            </w:r>
+          </w:p>
+        </w:tc>
+        <w:tc>
+          <w:tcPr/>
+          <w:p>
+            <w:pPr>
+              <w:pStyle w:val="Compact"/>
+              <w:jc w:val="left"/>
+            </w:pPr>
+            <w:r>
+              <w:t xml:space="preserve">12.900 (9.700)</w:t>
+            </w:r>
+          </w:p>
+        </w:tc>
+      </w:tr>
+      <w:tr>
+        <w:tc>
+          <w:tcPr/>
+          <w:p>
+            <w:pPr>
+              <w:pStyle w:val="Compact"/>
+              <w:jc w:val="left"/>
+            </w:pPr>
+            <w:r>
+              <w:t xml:space="preserve">Foreign-owned (share)</w:t>
+            </w:r>
+          </w:p>
+        </w:tc>
+        <w:tc>
+          <w:tcPr/>
+          <w:p>
+            <w:pPr>
+              <w:pStyle w:val="Compact"/>
+              <w:jc w:val="left"/>
+            </w:pPr>
+            <w:r>
+              <w:t xml:space="preserve">0.142</w:t>
+            </w:r>
+          </w:p>
+        </w:tc>
+        <w:tc>
+          <w:tcPr/>
+          <w:p>
+            <w:pPr>
+              <w:pStyle w:val="Compact"/>
+              <w:jc w:val="left"/>
+            </w:pPr>
+            <w:r>
+              <w:t xml:space="preserve">0.090</w:t>
+            </w:r>
+          </w:p>
+        </w:tc>
+        <w:tc>
+          <w:tcPr/>
+          <w:p>
+            <w:pPr>
+              <w:pStyle w:val="Compact"/>
+              <w:jc w:val="left"/>
+            </w:pPr>
+            <w:r>
+              <w:t xml:space="preserve">0.125</w:t>
+            </w:r>
+          </w:p>
+        </w:tc>
+        <w:tc>
+          <w:tcPr/>
+          <w:p>
+            <w:pPr>
+              <w:pStyle w:val="Compact"/>
+              <w:jc w:val="left"/>
+            </w:pPr>
+            <w:r>
+              <w:t xml:space="preserve">0.119</w:t>
+            </w:r>
+          </w:p>
+        </w:tc>
+      </w:tr>
+    </w:tbl>
+    <w:p>
+      <w:pPr>
+        <w:pStyle w:val="BodyText"/>
+      </w:pPr>
+      <w:r>
+        <w:rPr>
+          <w:iCs/>
+          <w:i/>
+        </w:rPr>
+        <w:t xml:space="preserve">Notes.</w:t>
+      </w:r>
+      <w:r>
+        <w:t xml:space="preserve"> </w:t>
+      </w:r>
+      <w:r>
+        <w:t xml:space="preserve">Mean (SD) reported. TCI_z and DAI_z are z-standardized formative composites. FSTS = foreign sales-to-total-sales ratio. Sample sizes: 2009 N=989; 2015 N=956; 2023 N=1,013; pooled N=2,958. ISIC sector fixed effects use a4b 1-digit (2009, 2015) or a4a 1-digit (2023); pooled adds wave fixed effects. Listwise deletion applied on focal variable set with WBES non-response codes (−9) treated as missing. Source: World Bank Enterprise Surveys (Vietnam 2009, 2015, 2023), www.enterprisesurveys.org; authors’ calculations.</w:t>
+      </w:r>
+    </w:p>
+    <w:p>
+      <w:pPr>
+        <w:pStyle w:val="BodyText"/>
+      </w:pPr>
+      <w:r>
+        <w:t xml:space="preserve">p = .825; full-model M8 joint p = .700). In substantive terms, both capability dimensions in</w:t>
+      </w:r>
+      <w:r>
+        <w:t xml:space="preserve"> </w:t>
+      </w:r>
+      <w:r>
+        <w:t xml:space="preserve">2009 operate primarily as direct level-shifters; the marginal coordination cost that bends the</w:t>
+      </w:r>
+      <w:r>
+        <w:t xml:space="preserve"> </w:t>
+      </w:r>
+      <w:r>
+        <w:t xml:space="preserve">I–P curve is associated with technological capability rather than with basic digital presence.</w:t>
+      </w:r>
+      <w:r>
+        <w:t xml:space="preserve"> </w:t>
+      </w:r>
+      <w:r>
+        <w:t xml:space="preserve">The 2015 wave shows the curvature cleanly but the weakest digital channel. M2 produces FSTS_c β = 1.159 (p = .029) and FSTS_c² β = -2.115 (p = .004), with Lind–Mehlum p = .009. TCI_z retains a positive direct association (β = 0.128, p = .010) but at roughly 60 per</w:t>
+      </w:r>
+      <w:r>
+        <w:t xml:space="preserve"> </w:t>
+      </w:r>
+      <w:r>
+        <w:t xml:space="preserve">cent of the 2009 magnitude. DAI_z loses direct salience entirely (β = -0.044, p = .377). TCI</w:t>
+      </w:r>
+      <w:r>
+        <w:t xml:space="preserve"> </w:t>
+      </w:r>
+      <w:r>
+        <w:t xml:space="preserve">moderation is null in this wave (M3 joint p = .713), and DAI moderation is at best marginal</w:t>
+      </w:r>
+      <w:r>
+        <w:t xml:space="preserve"> </w:t>
+      </w:r>
+      <w:r>
+        <w:t xml:space="preserve">(M4 joint p = .125; M8 joint p = .093). Read as a phase characterisation, 2015 looks like a wave</w:t>
+      </w:r>
+      <w:r>
+        <w:t xml:space="preserve"> </w:t>
+      </w:r>
+      <w:r>
+        <w:t xml:space="preserve">in which the I–P curvature is unusually sharp while the digital channel compresses entirely, consistent with the productivity J-curve account in which firms invest in basic digital tools before</w:t>
+      </w:r>
+      <w:r>
+        <w:t xml:space="preserve"> </w:t>
+      </w:r>
+      <w:r>
+        <w:t xml:space="preserve">complementary organisational adjustments produce measurable productivity gains (Brynjolfsson</w:t>
+      </w:r>
+      <w:r>
+        <w:t xml:space="preserve"> </w:t>
+      </w:r>
+      <w:r>
+        <w:t xml:space="preserve">et al., 2021).</w:t>
+      </w:r>
+      <w:r>
+        <w:t xml:space="preserve"> </w:t>
+      </w:r>
+      <w:r>
+        <w:t xml:space="preserve">The 2023 wave is where the digital-moderation signal emerges most sharply. M2 again indicates a clear inverted-U (FSTS_c β = 0.962, p = .039; FSTS_c² β = -1.686, p = .008; Lind–Mehlum p = .013). In the dual-direct M7, both capability dimensions are positive and significant (TCI_z β = 0.123, p = .006; DAI_z β = 0.095, p = .038). When the DAI interaction terms are added in M8, the linear interaction is negative and individually significant (FSTS_c × DAI_z = -0.912, p = .043), the quadratic interaction is positive but does not reach conventional significance (FSTS_c² × DAI_z = 1.043, p = .099), and the joint test is above the .05 threshold (M4 joint p = .102; M8 joint p = .062). The substantive reading is that, by 2023, basic digital adoption becomes more conditional on export intensity: as exporters move beyond moderate FSTS levels, the</w:t>
+      </w:r>
+    </w:p>
+    <w:p>
+      <w:pPr>
+        <w:pStyle w:val="BodyText"/>
+      </w:pPr>
+      <w:r>
+        <w:t xml:space="preserve">productivity contribution of basic digital presence attenuates and may amplify rather than relieve</w:t>
+      </w:r>
+      <w:r>
+        <w:t xml:space="preserve"> </w:t>
+      </w:r>
+      <w:r>
+        <w:t xml:space="preserve">coordination burdens, consistent with the view that website-level adoption alone is insufficient</w:t>
+      </w:r>
+      <w:r>
+        <w:t xml:space="preserve"> </w:t>
+      </w:r>
+      <w:r>
+        <w:t xml:space="preserve">when deeper transaction-enabling and process-integrating digital capability is still maturing.</w:t>
+      </w:r>
+      <w:r>
+        <w:t xml:space="preserve"> </w:t>
+      </w:r>
+      <w:r>
+        <w:t xml:space="preserve">A complementary interpretation, consistent with the 2SLS null for instrumented DAI (β=0.018, p=.942; Section 4.5 Panel K), is proxy obsolescence: by 2023, website presence (Tier 1, c22b) has become a minimum-threshold credential rather than a capability differentiator in Vietnam’s maturing digital environment. Firms with and without websites are no longer meaningfully distinguished in their cross-border coordination capacity at the DAI tier that c22b captures. This interpretation predicts the negative DAI×FSTS interaction without requiring that</w:t>
+      </w:r>
+      <w:r>
+        <w:t xml:space="preserve"> </w:t>
+      </w:r>
+      <w:r>
+        <w:t xml:space="preserve">“</w:t>
+      </w:r>
+      <w:r>
+        <w:t xml:space="preserve">digital adoption is bad</w:t>
+      </w:r>
+      <w:r>
+        <w:t xml:space="preserve">”</w:t>
+      </w:r>
+      <w:r>
+        <w:t xml:space="preserve">, instead, the instrument has lost its discriminatory power as Tier 1 adoption has diffused to roughly half of firms (49.8% in 2023 vs 42.5% in 2009). The DAI_rich composite (Tier 1+2; Section 4.5 Panel B, 2023 only) provides a within-wave test of whether the sign shifts when transaction-enabling Tier-2 items (electronic-payment intensity) are added; future analyses extending Tier-2 indicators cross-wave would strengthen this within-WBES sensitivity check.</w:t>
+      </w:r>
+      <w:r>
+        <w:t xml:space="preserve"> </w:t>
+      </w:r>
+      <w:r>
+        <w:t xml:space="preserve">Taken together, the wave-specific results trace two wave-specific associations consistent with</w:t>
+      </w:r>
+      <w:r>
+        <w:t xml:space="preserve"> </w:t>
+      </w:r>
+      <w:r>
+        <w:t xml:space="preserve">stage contingency. Foreign-technology / standards capability is positive across all three waves</w:t>
+      </w:r>
+      <w:r>
+        <w:t xml:space="preserve"> </w:t>
+      </w:r>
+      <w:r>
+        <w:t xml:space="preserve">with a modestly attenuating magnitude (TCI_z = 0.215 to 0.128 to 0.123) but with moderation</w:t>
+      </w:r>
+    </w:p>
+    <w:p>
+      <w:pPr>
+        <w:pStyle w:val="BodyText"/>
+      </w:pPr>
+      <w:r>
+        <w:t xml:space="preserve">that survives in the 2009, 2023 and pooled panels. Website-based digital presence follows a nonmonotonic trajectory, strong in 2009 (β = 0.175 **</w:t>
+      </w:r>
+      <w:r>
+        <w:rPr>
+          <w:iCs/>
+          <w:i/>
+        </w:rPr>
+        <w:t xml:space="preserve">), null in 2015 (β = -0.044 n.s.), and</w:t>
+      </w:r>
+      <w:r>
+        <w:rPr>
+          <w:iCs/>
+          <w:i/>
+        </w:rPr>
+        <w:t xml:space="preserve"> </w:t>
+      </w:r>
+      <w:r>
+        <w:rPr>
+          <w:iCs/>
+          <w:i/>
+        </w:rPr>
+        <w:t xml:space="preserve">re-emerging in 2023 (β = 0.095</w:t>
+      </w:r>
+      <w:r>
+        <w:rPr>
+          <w:iCs/>
+          <w:i/>
+        </w:rPr>
+        <w:t xml:space="preserve"> </w:t>
+      </w:r>
+      <w:r>
+        <w:t xml:space="preserve">), and its moderation channel materialises only in 2023.</w:t>
+      </w:r>
+      <w:r>
+        <w:t xml:space="preserve"> </w:t>
+      </w:r>
+      <w:r>
+        <w:t xml:space="preserve">The Paternoster cross-wave z-tests reported in Section 4.5 indicate that the 2009-to-2015 fall in DAI</w:t>
+      </w:r>
+      <w:r>
+        <w:t xml:space="preserve"> </w:t>
+      </w:r>
+      <w:r>
+        <w:t xml:space="preserve">(z = 3.353, p &lt; .001) and the 2015-to-2023 recovery (z = -2.051, p = .040) are statistically</w:t>
+      </w:r>
+      <w:r>
+        <w:t xml:space="preserve"> </w:t>
+      </w:r>
+      <w:r>
+        <w:t xml:space="preserve">distinguishable.</w:t>
+      </w:r>
+    </w:p>
+    <w:p>
+      <w:pPr>
+        <w:pStyle w:val="BodyText"/>
+      </w:pPr>
+      <w:r>
+        <w:t xml:space="preserve">A formal pooled wave × focal interaction test (reported as Panel I in 4.5)</w:t>
+      </w:r>
+    </w:p>
+    <w:p>
+      <w:pPr>
+        <w:pStyle w:val="BodyText"/>
+      </w:pPr>
+      <w:r>
+        <w:t xml:space="preserve">suggests that only the DAI direct shifts are cross-wave-distinguishable; the FSTS curvature and</w:t>
+      </w:r>
+      <w:r>
+        <w:t xml:space="preserve"> </w:t>
+      </w:r>
+      <w:r>
+        <w:t xml:space="preserve">the FSTS × DAI moderation differences across waves are not statistically separable in the pooled</w:t>
+      </w:r>
+      <w:r>
+        <w:t xml:space="preserve"> </w:t>
+      </w:r>
+      <w:r>
+        <w:t xml:space="preserve">saturated specification. We therefore read the pattern as wave-specific associations consistent</w:t>
+      </w:r>
+      <w:r>
+        <w:t xml:space="preserve"> </w:t>
+      </w:r>
+      <w:r>
+        <w:t xml:space="preserve">with stage contingency, not as a fully cross-wave-identified structural shift.</w:t>
+      </w:r>
+      <w:r>
+        <w:t xml:space="preserve"> </w:t>
+      </w:r>
+      <w:r>
+        <w:t xml:space="preserve">The wave-specific pattern carries an institutional reading. The 2009 wave captures the early</w:t>
+      </w:r>
+      <w:r>
+        <w:t xml:space="preserve"> </w:t>
+      </w:r>
+      <w:r>
+        <w:t xml:space="preserve">aftermath of WTO accession, when the marginal exporter was still in the entry-cost zone of</w:t>
+      </w:r>
+      <w:r>
+        <w:t xml:space="preserve"> </w:t>
+      </w:r>
+      <w:r>
+        <w:t xml:space="preserve">the I–P curve, when capability stocks were the scarce resource, and when foundational digital</w:t>
+      </w:r>
+      <w:r>
+        <w:t xml:space="preserve"> </w:t>
+      </w:r>
+      <w:r>
+        <w:t xml:space="preserve">tools, even at the website-only layer, generated direct gains because the alternative was</w:t>
+      </w:r>
+      <w:r>
+        <w:t xml:space="preserve"> </w:t>
+      </w:r>
+      <w:r>
+        <w:t xml:space="preserve">paper-based transaction processing. The 2015 wave captures a transitional phase in which the I–P curvature is unusually sharp (FSTS_c² = -2.115, p = .004 in M2) but the digital channel compresses entirely: DAI_z loses direct salience and shows no joint moderation, suggesting that the differences in exporter composition across waves are reflected in productivity gains</w:t>
+      </w:r>
+      <w:r>
+        <w:t xml:space="preserve"> </w:t>
+      </w:r>
+      <w:r>
+        <w:t xml:space="preserve">coming primarily from scale and from foreign-technology / standards capability rather than</w:t>
+      </w:r>
+      <w:r>
+        <w:t xml:space="preserve"> </w:t>
+      </w:r>
+      <w:r>
+        <w:t xml:space="preserve">from foundational digital adoption in this wave. The 2023 wave captures the re-emergence of</w:t>
+      </w:r>
+      <w:r>
+        <w:t xml:space="preserve"> </w:t>
+      </w:r>
+      <w:r>
+        <w:t xml:space="preserve">the digital channel as a moderator rather than as a uniform direct premium: the post-NDTP</w:t>
+      </w:r>
+      <w:r>
+        <w:t xml:space="preserve"> </w:t>
+      </w:r>
+      <w:r>
+        <w:t xml:space="preserve">digital infrastructure makes foundational digital adoption interact with export intensity, and the</w:t>
+      </w:r>
+      <w:r>
+        <w:t xml:space="preserve"> </w:t>
+      </w:r>
+      <w:r>
+        <w:t xml:space="preserve">negative FSTS_c × DAI_z interaction suggests that this conditional channel binds primarily at</w:t>
+      </w:r>
+      <w:r>
+        <w:t xml:space="preserve"> </w:t>
+      </w:r>
+      <w:r>
+        <w:t xml:space="preserve">higher export intensity rather than uniformly across the export-intensity range.</w:t>
+      </w:r>
+    </w:p>
+    <w:bookmarkEnd w:id="41"/>
+    <w:bookmarkStart w:id="54" w:name="pooled-findings"/>
+    <w:p>
+      <w:pPr>
+        <w:pStyle w:val="Heading3"/>
+      </w:pPr>
+      <w:r>
+        <w:t xml:space="preserve">4.2 Pooled findings</w:t>
+      </w:r>
+    </w:p>
+    <w:p>
+      <w:pPr>
+        <w:pStyle w:val="FirstParagraph"/>
+      </w:pPr>
+      <w:r>
+        <w:t xml:space="preserve">The pooled estimates are consistent with a nonlinear internationalisation–performance relationship on average. In the pooled M2 specification, the linear FSTS_c term is positive (β = 0.984, p &lt; .001) and the quadratic FSTS_c² term is negative (β = -1.909, p &lt; .001); the Lind–Mehlum test rejects monotonicity at p &lt; .001 with an estimated turning point at 39.7 per cent of direct-export intensity. Following Haans, Pieters, and He (2016), all four formal conditions for a genuine inverted-U are met: (C1) β₁ = +0.984 (p &lt; .001), confirming a positive ascending limb; (C2) β₂ = −1.909 (p &lt; .001), confirming concavity; (C3) TP* = −β₁/(2β₂) = 39.7% falls within the observed FSTS range [0%, 100%]; and (C4) the predicted marginal return of internationalisation is positive at the lower data bound (FSTS = 0%, slope ≈ +1.52) and negative at the upper data bound (FSTS = 100%, slope ≈ −2.30), with opposite signs confirmed by the Lind–Mehlum (2010) u-test (p &lt; .001 binding). The curvature persists in the full M8 specification (FSTS_c β = 0.845, p = .006; FSTS_c² β = -1.650, p &lt; .001); the positive linear and negative quadratic coefficients are jointly consistent with the inverted-U pattern, consistent with H1 and aligning with the meta-analytic evidence on the nonlinear shape of internationalisation returns in emerging-market firms (Marano et al., 2016).</w:t>
+      </w:r>
+      <w:r>
+        <w:t xml:space="preserve"> </w:t>
+      </w:r>
+      <w:r>
+        <w:rPr>
+          <w:iCs/>
+          <w:i/>
+        </w:rPr>
+        <w:t xml:space="preserve">Table 4b, Marginal effect of internationalisation on ln(labour productivity) at selected FSTS values (pooled M2, N = 2,958)</w:t>
       </w:r>
     </w:p>
     <w:tbl>
@@ -2277,2172 +4504,6 @@
               <w:jc w:val="left"/>
             </w:pPr>
             <w:r>
-              <w:t xml:space="preserve">Variable</w:t>
-            </w:r>
-          </w:p>
-        </w:tc>
-        <w:tc>
-          <w:tcPr/>
-          <w:p>
-            <w:pPr>
-              <w:pStyle w:val="Compact"/>
-              <w:jc w:val="left"/>
-            </w:pPr>
-            <w:r>
-              <w:t xml:space="preserve">WBES item(s)</w:t>
-            </w:r>
-          </w:p>
-        </w:tc>
-        <w:tc>
-          <w:tcPr/>
-          <w:p>
-            <w:pPr>
-              <w:pStyle w:val="Compact"/>
-              <w:jc w:val="left"/>
-            </w:pPr>
-            <w:r>
-              <w:t xml:space="preserve">Construction</w:t>
-            </w:r>
-          </w:p>
-        </w:tc>
-        <w:tc>
-          <w:tcPr/>
-          <w:p>
-            <w:pPr>
-              <w:pStyle w:val="Compact"/>
-              <w:jc w:val="left"/>
-            </w:pPr>
-            <w:r>
-              <w:t xml:space="preserve">Role in model</w:t>
-            </w:r>
-          </w:p>
-        </w:tc>
-      </w:tr>
-      <w:tr>
-        <w:tc>
-          <w:tcPr/>
-          <w:p>
-            <w:pPr>
-              <w:pStyle w:val="Compact"/>
-              <w:jc w:val="left"/>
-            </w:pPr>
-            <w:r>
-              <w:t xml:space="preserve">lnLP</w:t>
-            </w:r>
-          </w:p>
-        </w:tc>
-        <w:tc>
-          <w:tcPr/>
-          <w:p>
-            <w:pPr>
-              <w:pStyle w:val="Compact"/>
-              <w:jc w:val="left"/>
-            </w:pPr>
-            <w:r>
-              <w:t xml:space="preserve">d2, l1</w:t>
-            </w:r>
-          </w:p>
-        </w:tc>
-        <w:tc>
-          <w:tcPr/>
-          <w:p>
-            <w:pPr>
-              <w:pStyle w:val="Compact"/>
-              <w:jc w:val="left"/>
-            </w:pPr>
-            <w:r>
-              <w:t xml:space="preserve">ln(d2 / l1): ln(annual sales PPP / permanent employees)</w:t>
-            </w:r>
-          </w:p>
-        </w:tc>
-        <w:tc>
-          <w:tcPr/>
-          <w:p>
-            <w:pPr>
-              <w:pStyle w:val="Compact"/>
-              <w:jc w:val="left"/>
-            </w:pPr>
-            <w:r>
-              <w:t xml:space="preserve">Dependent variable</w:t>
-            </w:r>
-          </w:p>
-        </w:tc>
-      </w:tr>
-      <w:tr>
-        <w:tc>
-          <w:tcPr/>
-          <w:p>
-            <w:pPr>
-              <w:pStyle w:val="Compact"/>
-              <w:jc w:val="left"/>
-            </w:pPr>
-            <w:r>
-              <w:t xml:space="preserve">FSTS</w:t>
-            </w:r>
-          </w:p>
-        </w:tc>
-        <w:tc>
-          <w:tcPr/>
-          <w:p>
-            <w:pPr>
-              <w:pStyle w:val="Compact"/>
-              <w:jc w:val="left"/>
-            </w:pPr>
-            <w:r>
-              <w:t xml:space="preserve">d3c</w:t>
-            </w:r>
-          </w:p>
-        </w:tc>
-        <w:tc>
-          <w:tcPr/>
-          <w:p>
-            <w:pPr>
-              <w:pStyle w:val="Compact"/>
-              <w:jc w:val="left"/>
-            </w:pPr>
-            <w:r>
-              <w:t xml:space="preserve">d3c / 100: direct-export intensity (0–1 scale)</w:t>
-            </w:r>
-          </w:p>
-        </w:tc>
-        <w:tc>
-          <w:tcPr/>
-          <w:p>
-            <w:pPr>
-              <w:pStyle w:val="Compact"/>
-              <w:jc w:val="left"/>
-            </w:pPr>
-            <w:r>
-              <w:t xml:space="preserve">Independent variable</w:t>
-            </w:r>
-          </w:p>
-        </w:tc>
-      </w:tr>
-      <w:tr>
-        <w:tc>
-          <w:tcPr/>
-          <w:p>
-            <w:pPr>
-              <w:pStyle w:val="Compact"/>
-              <w:jc w:val="left"/>
-            </w:pPr>
-            <w:r>
-              <w:t xml:space="preserve">FSTS_c</w:t>
-            </w:r>
-          </w:p>
-        </w:tc>
-        <w:tc>
-          <w:tcPr/>
-          <w:p>
-            <w:pPr>
-              <w:pStyle w:val="Compact"/>
-              <w:jc w:val="left"/>
-            </w:pPr>
-            <w:r>
-              <w:t xml:space="preserve">d3c</w:t>
-            </w:r>
-          </w:p>
-        </w:tc>
-        <w:tc>
-          <w:tcPr/>
-          <w:p>
-            <w:pPr>
-              <w:pStyle w:val="Compact"/>
-              <w:jc w:val="left"/>
-            </w:pPr>
-            <w:r>
-              <w:t xml:space="preserve">FSTS − wave_mean(FSTS): within-wave mean-centred</w:t>
-            </w:r>
-          </w:p>
-        </w:tc>
-        <w:tc>
-          <w:tcPr/>
-          <w:p>
-            <w:pPr>
-              <w:pStyle w:val="Compact"/>
-              <w:jc w:val="left"/>
-            </w:pPr>
-            <w:r>
-              <w:t xml:space="preserve">Independent variable (centred)</w:t>
-            </w:r>
-          </w:p>
-        </w:tc>
-      </w:tr>
-      <w:tr>
-        <w:tc>
-          <w:tcPr/>
-          <w:p>
-            <w:pPr>
-              <w:pStyle w:val="Compact"/>
-              <w:jc w:val="left"/>
-            </w:pPr>
-            <w:r>
-              <w:t xml:space="preserve">FSTS_c²</w:t>
-            </w:r>
-          </w:p>
-        </w:tc>
-        <w:tc>
-          <w:tcPr/>
-          <w:p>
-            <w:pPr>
-              <w:pStyle w:val="Compact"/>
-              <w:jc w:val="left"/>
-            </w:pPr>
-            <w:r>
-              <w:t xml:space="preserve">d3c</w:t>
-            </w:r>
-          </w:p>
-        </w:tc>
-        <w:tc>
-          <w:tcPr/>
-          <w:p>
-            <w:pPr>
-              <w:pStyle w:val="Compact"/>
-              <w:jc w:val="left"/>
-            </w:pPr>
-            <w:r>
-              <w:t xml:space="preserve">FSTS_c squared: nonlinear term</w:t>
-            </w:r>
-          </w:p>
-        </w:tc>
-        <w:tc>
-          <w:tcPr/>
-          <w:p>
-            <w:pPr>
-              <w:pStyle w:val="Compact"/>
-              <w:jc w:val="left"/>
-            </w:pPr>
-            <w:r>
-              <w:t xml:space="preserve">Quadratic, tests inverted-U (H1)</w:t>
-            </w:r>
-          </w:p>
-        </w:tc>
-      </w:tr>
-      <w:tr>
-        <w:tc>
-          <w:tcPr/>
-          <w:p>
-            <w:pPr>
-              <w:pStyle w:val="Compact"/>
-              <w:jc w:val="left"/>
-            </w:pPr>
-            <w:r>
-              <w:t xml:space="preserve">TCI_z</w:t>
-            </w:r>
-          </w:p>
-        </w:tc>
-        <w:tc>
-          <w:tcPr/>
-          <w:p>
-            <w:pPr>
-              <w:pStyle w:val="Compact"/>
-              <w:jc w:val="left"/>
-            </w:pPr>
-            <w:r>
-              <w:t xml:space="preserve">b8, e6</w:t>
-            </w:r>
-          </w:p>
-        </w:tc>
-        <w:tc>
-          <w:tcPr/>
-          <w:p>
-            <w:pPr>
-              <w:pStyle w:val="Compact"/>
-              <w:jc w:val="left"/>
-            </w:pPr>
-            <w:r>
-              <w:t xml:space="preserve">within-wave z-std of mean(b8₀₁, e6₀₁): quality certification + foreign-licensed technology</w:t>
-            </w:r>
-          </w:p>
-        </w:tc>
-        <w:tc>
-          <w:tcPr/>
-          <w:p>
-            <w:pPr>
-              <w:pStyle w:val="Compact"/>
-              <w:jc w:val="left"/>
-            </w:pPr>
-            <w:r>
-              <w:t xml:space="preserve">Technological capability (H2)</w:t>
-            </w:r>
-          </w:p>
-        </w:tc>
-      </w:tr>
-      <w:tr>
-        <w:tc>
-          <w:tcPr/>
-          <w:p>
-            <w:pPr>
-              <w:pStyle w:val="Compact"/>
-              <w:jc w:val="left"/>
-            </w:pPr>
-            <w:r>
-              <w:t xml:space="preserve">DAI_z</w:t>
-            </w:r>
-          </w:p>
-        </w:tc>
-        <w:tc>
-          <w:tcPr/>
-          <w:p>
-            <w:pPr>
-              <w:pStyle w:val="Compact"/>
-              <w:jc w:val="left"/>
-            </w:pPr>
-            <w:r>
-              <w:t xml:space="preserve">c22b</w:t>
-            </w:r>
-          </w:p>
-        </w:tc>
-        <w:tc>
-          <w:tcPr/>
-          <w:p>
-            <w:pPr>
-              <w:pStyle w:val="Compact"/>
-              <w:jc w:val="left"/>
-            </w:pPr>
-            <w:r>
-              <w:t xml:space="preserve">within-wave z-std of c22b₀₁: website presence</w:t>
-            </w:r>
-          </w:p>
-        </w:tc>
-        <w:tc>
-          <w:tcPr/>
-          <w:p>
-            <w:pPr>
-              <w:pStyle w:val="Compact"/>
-              <w:jc w:val="left"/>
-            </w:pPr>
-            <w:r>
-              <w:t xml:space="preserve">Digital adoption, Tier-1 only (H4 exploratory)</w:t>
-            </w:r>
-          </w:p>
-        </w:tc>
-      </w:tr>
-      <w:tr>
-        <w:tc>
-          <w:tcPr/>
-          <w:p>
-            <w:pPr>
-              <w:pStyle w:val="Compact"/>
-              <w:jc w:val="left"/>
-            </w:pPr>
-            <w:r>
-              <w:t xml:space="preserve">lnEmp</w:t>
-            </w:r>
-          </w:p>
-        </w:tc>
-        <w:tc>
-          <w:tcPr/>
-          <w:p>
-            <w:pPr>
-              <w:pStyle w:val="Compact"/>
-              <w:jc w:val="left"/>
-            </w:pPr>
-            <w:r>
-              <w:t xml:space="preserve">l1</w:t>
-            </w:r>
-          </w:p>
-        </w:tc>
-        <w:tc>
-          <w:tcPr/>
-          <w:p>
-            <w:pPr>
-              <w:pStyle w:val="Compact"/>
-              <w:jc w:val="left"/>
-            </w:pPr>
-            <w:r>
-              <w:t xml:space="preserve">ln(l1): log permanent full-time employees</w:t>
-            </w:r>
-          </w:p>
-        </w:tc>
-        <w:tc>
-          <w:tcPr/>
-          <w:p>
-            <w:pPr>
-              <w:pStyle w:val="Compact"/>
-              <w:jc w:val="left"/>
-            </w:pPr>
-            <w:r>
-              <w:t xml:space="preserve">Control: firm size</w:t>
-            </w:r>
-          </w:p>
-        </w:tc>
-      </w:tr>
-      <w:tr>
-        <w:tc>
-          <w:tcPr/>
-          <w:p>
-            <w:pPr>
-              <w:pStyle w:val="Compact"/>
-              <w:jc w:val="left"/>
-            </w:pPr>
-            <w:r>
-              <w:t xml:space="preserve">FirmAge</w:t>
-            </w:r>
-          </w:p>
-        </w:tc>
-        <w:tc>
-          <w:tcPr/>
-          <w:p>
-            <w:pPr>
-              <w:pStyle w:val="Compact"/>
-              <w:jc w:val="left"/>
-            </w:pPr>
-            <w:r>
-              <w:t xml:space="preserve">b5</w:t>
-            </w:r>
-          </w:p>
-        </w:tc>
-        <w:tc>
-          <w:tcPr/>
-          <w:p>
-            <w:pPr>
-              <w:pStyle w:val="Compact"/>
-              <w:jc w:val="left"/>
-            </w:pPr>
-            <w:r>
-              <w:t xml:space="preserve">survey_year − b5: years since establishment</w:t>
-            </w:r>
-          </w:p>
-        </w:tc>
-        <w:tc>
-          <w:tcPr/>
-          <w:p>
-            <w:pPr>
-              <w:pStyle w:val="Compact"/>
-              <w:jc w:val="left"/>
-            </w:pPr>
-            <w:r>
-              <w:t xml:space="preserve">Control: firm age</w:t>
-            </w:r>
-          </w:p>
-        </w:tc>
-      </w:tr>
-      <w:tr>
-        <w:tc>
-          <w:tcPr/>
-          <w:p>
-            <w:pPr>
-              <w:pStyle w:val="Compact"/>
-              <w:jc w:val="left"/>
-            </w:pPr>
-            <w:r>
-              <w:t xml:space="preserve">ForeignOwned</w:t>
-            </w:r>
-          </w:p>
-        </w:tc>
-        <w:tc>
-          <w:tcPr/>
-          <w:p>
-            <w:pPr>
-              <w:pStyle w:val="Compact"/>
-              <w:jc w:val="left"/>
-            </w:pPr>
-            <w:r>
-              <w:t xml:space="preserve">b2b</w:t>
-            </w:r>
-          </w:p>
-        </w:tc>
-        <w:tc>
-          <w:tcPr/>
-          <w:p>
-            <w:pPr>
-              <w:pStyle w:val="Compact"/>
-              <w:jc w:val="left"/>
-            </w:pPr>
-            <w:r>
-              <w:t xml:space="preserve">1 if b2b &gt; 0: any foreign equity ownership</w:t>
-            </w:r>
-          </w:p>
-        </w:tc>
-        <w:tc>
-          <w:tcPr/>
-          <w:p>
-            <w:pPr>
-              <w:pStyle w:val="Compact"/>
-              <w:jc w:val="left"/>
-            </w:pPr>
-            <w:r>
-              <w:t xml:space="preserve">Control: ownership type</w:t>
-            </w:r>
-          </w:p>
-        </w:tc>
-      </w:tr>
-      <w:tr>
-        <w:tc>
-          <w:tcPr/>
-          <w:p>
-            <w:pPr>
-              <w:pStyle w:val="Compact"/>
-              <w:jc w:val="left"/>
-            </w:pPr>
-            <w:r>
-              <w:t xml:space="preserve">δ_s</w:t>
-            </w:r>
-          </w:p>
-        </w:tc>
-        <w:tc>
-          <w:tcPr/>
-          <w:p>
-            <w:pPr>
-              <w:pStyle w:val="Compact"/>
-              <w:jc w:val="left"/>
-            </w:pPr>
-            <w:r>
-              <w:t xml:space="preserve">a4b / a4a</w:t>
-            </w:r>
-          </w:p>
-        </w:tc>
-        <w:tc>
-          <w:tcPr/>
-          <w:p>
-            <w:pPr>
-              <w:pStyle w:val="Compact"/>
-              <w:jc w:val="left"/>
-            </w:pPr>
-            <w:r>
-              <w:t xml:space="preserve">1-digit ISIC sector (a4b for 2009/2015; a4a for 2023)</w:t>
-            </w:r>
-          </w:p>
-        </w:tc>
-        <w:tc>
-          <w:tcPr/>
-          <w:p>
-            <w:pPr>
-              <w:pStyle w:val="Compact"/>
-              <w:jc w:val="left"/>
-            </w:pPr>
-            <w:r>
-              <w:t xml:space="preserve">Sector fixed effects</w:t>
-            </w:r>
-          </w:p>
-        </w:tc>
-      </w:tr>
-      <w:tr>
-        <w:tc>
-          <w:tcPr/>
-          <w:p>
-            <w:pPr>
-              <w:pStyle w:val="Compact"/>
-              <w:jc w:val="left"/>
-            </w:pPr>
-            <w:r>
-              <w:t xml:space="preserve">λ_t</w:t>
-            </w:r>
-          </w:p>
-        </w:tc>
-        <w:tc>
-          <w:tcPr/>
-          <w:p>
-            <w:pPr>
-              <w:pStyle w:val="Compact"/>
-              <w:jc w:val="left"/>
-            </w:pPr>
-            <w:r>
-              <w:t xml:space="preserve">wave</w:t>
-            </w:r>
-          </w:p>
-        </w:tc>
-        <w:tc>
-          <w:tcPr/>
-          <w:p>
-            <w:pPr>
-              <w:pStyle w:val="Compact"/>
-              <w:jc w:val="left"/>
-            </w:pPr>
-            <w:r>
-              <w:t xml:space="preserve">wave indicator: 2009, 2015, 2023 (pooled models only)</w:t>
-            </w:r>
-          </w:p>
-        </w:tc>
-        <w:tc>
-          <w:tcPr/>
-          <w:p>
-            <w:pPr>
-              <w:pStyle w:val="Compact"/>
-              <w:jc w:val="left"/>
-            </w:pPr>
-            <w:r>
-              <w:t xml:space="preserve">Period fixed effects</w:t>
-            </w:r>
-          </w:p>
-        </w:tc>
-      </w:tr>
-    </w:tbl>
-    <w:p>
-      <w:pPr>
-        <w:pStyle w:val="BodyText"/>
-      </w:pPr>
-      <w:r>
-        <w:rPr>
-          <w:iCs/>
-          <w:i/>
-        </w:rPr>
-        <w:t xml:space="preserve">Notes.</w:t>
-      </w:r>
-      <w:r>
-        <w:t xml:space="preserve"> </w:t>
-      </w:r>
-      <w:r>
-        <w:t xml:space="preserve">b8 and e6 are recoded from WBES 1/2 to binary 1/0 before composite construction (1 = has certification / foreign-licensed technology; 2 → 0). c22b is recoded similarly (1 = has website; 2 → 0). TCI_z and DAI_z are standardised within each wave independently so that coefficients are comparable in magnitude across waves. Turning-point formula: TP* = −β₁ / (2β₂); the Lind–Mehlum (2010) utest formally confirms inverted-U shape by rejecting monotonicity at p &lt; .05 in all specifications. PPP conversion applied to d2 using World Bank ICP deflators matched to survey year.</w:t>
-      </w:r>
-    </w:p>
-    <w:p>
-      <w:pPr>
-        <w:pStyle w:val="BodyText"/>
-      </w:pPr>
-      <w:r>
-        <w:t xml:space="preserve">A note on missing-code handling. The WBES instrument codes do-not-know and refused</w:t>
-      </w:r>
-    </w:p>
-    <w:p>
-      <w:pPr>
-        <w:pStyle w:val="BodyText"/>
-      </w:pPr>
-      <w:r>
-        <w:t xml:space="preserve">responses as -9. We treat -9 as missing before any composite is built and apply listwise deletion</w:t>
-      </w:r>
-      <w:r>
-        <w:t xml:space="preserve"> </w:t>
-      </w:r>
-      <w:r>
-        <w:t xml:space="preserve">on the focal variable set (lnLP, lnEmp, FirmAge, ForeignOwned, FSTS, TCI_z, DAI_z,</w:t>
-      </w:r>
-      <w:r>
-        <w:t xml:space="preserve"> </w:t>
-      </w:r>
-      <w:r>
-        <w:t xml:space="preserve">sector1). The resulting analytic samples are 989,956, and 1,013 observations for 2009, 2015,</w:t>
-      </w:r>
-      <w:r>
-        <w:t xml:space="preserve"> </w:t>
-      </w:r>
-      <w:r>
-        <w:t xml:space="preserve">and 2023 respectively; pooled N is 2,958.</w:t>
-      </w:r>
-    </w:p>
-    <w:bookmarkEnd w:id="36"/>
-    <w:bookmarkStart w:id="37" w:name="Xc5fe1f3cf583535f12a87a680dcd317400b3da2"/>
-    <w:p>
-      <w:pPr>
-        <w:pStyle w:val="Heading3"/>
-      </w:pPr>
-      <w:r>
-        <w:t xml:space="preserve">3.3 Model sequence</w:t>
-      </w:r>
-    </w:p>
-    <w:p>
-      <w:pPr>
-        <w:pStyle w:val="FirstParagraph"/>
-      </w:pPr>
-      <w:r>
-        <w:t xml:space="preserve">The empirical strategy follows a nested sequence of models, all estimated by ordinary least squares with HC1 robust standard errors. A control model establishes the baseline. A linear internationalisation model then introduces FSTS_c. A nonlinear model adds the quadratic term FSTS_c² to test for curvature. Additional models introduce TCI_z and DAI_z separately, first in specifications that allow interaction terms with FSTS_c and FSTS_c², and then in direct-effect specifications. The final full model includes the nonlinear internationalisation terms, both direct capability measures, and the interaction terms involving digital adoption. This design separates three analytical questions. First, is the I–P relationship nonlinear? Second, are TCI_z and DAI_z directly associated with performance? Third, does the role of foundational digital adoption become more conditional as export intensity rises? Throughout, results are described as associations rather than effects, consistent with the inferential limits of repeated-cross-section data (Antonakis et al., 2010; Wooldridge, 2010).</w:t>
-      </w:r>
-    </w:p>
-    <w:p>
-      <w:pPr>
-        <w:pStyle w:val="BodyText"/>
-      </w:pPr>
-      <w:r>
-        <w:t xml:space="preserve">The nested model sequence is specified formally as follows. Let lnLP_it denote log labour productivity for firm</w:t>
-      </w:r>
-      <w:r>
-        <w:t xml:space="preserve"> </w:t>
-      </w:r>
-      <w:r>
-        <w:rPr>
-          <w:iCs/>
-          <w:i/>
-        </w:rPr>
-        <w:t xml:space="preserve">i</w:t>
-      </w:r>
-      <w:r>
-        <w:t xml:space="preserve"> </w:t>
-      </w:r>
-      <w:r>
-        <w:t xml:space="preserve">in wave</w:t>
-      </w:r>
-      <w:r>
-        <w:t xml:space="preserve"> </w:t>
-      </w:r>
-      <w:r>
-        <w:rPr>
-          <w:iCs/>
-          <w:i/>
-        </w:rPr>
-        <w:t xml:space="preserve">t</w:t>
-      </w:r>
-      <w:r>
-        <w:t xml:space="preserve">, FSTS_c_it the within-wave mean-centred export intensity, and</w:t>
-      </w:r>
-      <w:r>
-        <w:t xml:space="preserve"> </w:t>
-      </w:r>
-      <w:r>
-        <w:rPr>
-          <w:bCs/>
-          <w:b/>
-        </w:rPr>
-        <w:t xml:space="preserve">X</w:t>
-      </w:r>
-      <w:r>
-        <w:t xml:space="preserve">_it the vector of controls (lnEmp, FirmAge, ForeignOwned); δ_s denotes sector fixed effects and λ_t wave fixed effects (pooled specifications only):</w:t>
-      </w:r>
-    </w:p>
-    <w:p>
-      <w:pPr>
-        <w:pStyle w:val="BodyText"/>
-      </w:pPr>
-      <w:r>
-        <w:rPr>
-          <w:bCs/>
-          <w:b/>
-        </w:rPr>
-        <w:t xml:space="preserve">M0, Baseline controls:</w:t>
-      </w:r>
-      <w:r>
-        <w:t xml:space="preserve"> </w:t>
-      </w:r>
-      <w:r>
-        <w:t xml:space="preserve">lnLP_it = α + γ₁ lnEmp_it + γ₂ FirmAge_it + γ₃ ForeignOwned_it + δ_s + [λ_t] + ε_it</w:t>
-      </w:r>
-    </w:p>
-    <w:p>
-      <w:pPr>
-        <w:pStyle w:val="BodyText"/>
-      </w:pPr>
-      <w:r>
-        <w:rPr>
-          <w:bCs/>
-          <w:b/>
-        </w:rPr>
-        <w:t xml:space="preserve">M1, Linear internationalisation:</w:t>
-      </w:r>
-      <w:r>
-        <w:t xml:space="preserve"> </w:t>
-      </w:r>
-      <w:r>
-        <w:t xml:space="preserve">lnLP_it = α + β₁ FSTS_c_it + γ·</w:t>
-      </w:r>
-      <w:r>
-        <w:rPr>
-          <w:bCs/>
-          <w:b/>
-        </w:rPr>
-        <w:t xml:space="preserve">X</w:t>
-      </w:r>
-      <w:r>
-        <w:t xml:space="preserve">_it + δ_s + [λ_t] + ε_it</w:t>
-      </w:r>
-    </w:p>
-    <w:p>
-      <w:pPr>
-        <w:pStyle w:val="BodyText"/>
-      </w:pPr>
-      <w:r>
-        <w:rPr>
-          <w:bCs/>
-          <w:b/>
-        </w:rPr>
-        <w:t xml:space="preserve">M2, Quadratic internationalisation (tests H1 inverted-U):</w:t>
-      </w:r>
-      <w:r>
-        <w:t xml:space="preserve"> </w:t>
-      </w:r>
-      <w:r>
-        <w:t xml:space="preserve">lnLP_it = α + β₁ FSTS_c_it + β₂ FSTS_c²_it + γ·</w:t>
-      </w:r>
-      <w:r>
-        <w:rPr>
-          <w:bCs/>
-          <w:b/>
-        </w:rPr>
-        <w:t xml:space="preserve">X</w:t>
-      </w:r>
-      <w:r>
-        <w:t xml:space="preserve">_it + δ_s + [λ_t] + ε_it</w:t>
-      </w:r>
-    </w:p>
-    <w:p>
-      <w:pPr>
-        <w:pStyle w:val="BodyText"/>
-      </w:pPr>
-      <w:r>
-        <w:t xml:space="preserve">H1 requires β₁ &gt; 0 and β₂ &lt; 0; the implied turning point is TP* = −β₁ / (2β₂), confirmed by the Lind–Mehlum (2010) utest.</w:t>
-      </w:r>
-    </w:p>
-    <w:p>
-      <w:pPr>
-        <w:pStyle w:val="BodyText"/>
-      </w:pPr>
-      <w:r>
-        <w:rPr>
-          <w:bCs/>
-          <w:b/>
-        </w:rPr>
-        <w:t xml:space="preserve">M3, TCI moderation (tests H2):</w:t>
-      </w:r>
-      <w:r>
-        <w:t xml:space="preserve"> </w:t>
-      </w:r>
-      <w:r>
-        <w:t xml:space="preserve">lnLP_it = α + β₁ FSTS_c + β₂ FSTS_c² + β₃ TCI_z + β₄(FSTS_c × TCI_z) + β₅(FSTS_c² × TCI_z) + γ·</w:t>
-      </w:r>
-      <w:r>
-        <w:rPr>
-          <w:bCs/>
-          <w:b/>
-        </w:rPr>
-        <w:t xml:space="preserve">X</w:t>
-      </w:r>
-      <w:r>
-        <w:t xml:space="preserve"> </w:t>
-      </w:r>
-      <w:r>
-        <w:t xml:space="preserve">+ δ_s + [λ_t] + ε</w:t>
-      </w:r>
-    </w:p>
-    <w:p>
-      <w:pPr>
-        <w:pStyle w:val="BodyText"/>
-      </w:pPr>
-      <w:r>
-        <w:rPr>
-          <w:bCs/>
-          <w:b/>
-        </w:rPr>
-        <w:t xml:space="preserve">M4, DAI moderation (exploratory H4):</w:t>
-      </w:r>
-      <w:r>
-        <w:t xml:space="preserve"> </w:t>
-      </w:r>
-      <w:r>
-        <w:t xml:space="preserve">lnLP_it = α + β₁ FSTS_c + β₂ FSTS_c² + β₃ DAI_z + β₄(FSTS_c × DAI_z) + β₅(FSTS_c² × DAI_z) + γ·</w:t>
-      </w:r>
-      <w:r>
-        <w:rPr>
-          <w:bCs/>
-          <w:b/>
-        </w:rPr>
-        <w:t xml:space="preserve">X</w:t>
-      </w:r>
-      <w:r>
-        <w:t xml:space="preserve"> </w:t>
-      </w:r>
-      <w:r>
-        <w:t xml:space="preserve">+ δ_s + [λ_t] + ε</w:t>
-      </w:r>
-    </w:p>
-    <w:p>
-      <w:pPr>
-        <w:pStyle w:val="BodyText"/>
-      </w:pPr>
-      <w:r>
-        <w:rPr>
-          <w:bCs/>
-          <w:b/>
-        </w:rPr>
-        <w:t xml:space="preserve">M5, TCI direct only:</w:t>
-      </w:r>
-      <w:r>
-        <w:t xml:space="preserve"> </w:t>
-      </w:r>
-      <w:r>
-        <w:t xml:space="preserve">lnLP_it = α + β₁ FSTS_c + β₂ FSTS_c² + β₃ TCI_z + γ·</w:t>
-      </w:r>
-      <w:r>
-        <w:rPr>
-          <w:bCs/>
-          <w:b/>
-        </w:rPr>
-        <w:t xml:space="preserve">X</w:t>
-      </w:r>
-      <w:r>
-        <w:t xml:space="preserve"> </w:t>
-      </w:r>
-      <w:r>
-        <w:t xml:space="preserve">+ δ_s + [λ_t] + ε</w:t>
-      </w:r>
-    </w:p>
-    <w:p>
-      <w:pPr>
-        <w:pStyle w:val="BodyText"/>
-      </w:pPr>
-      <w:r>
-        <w:rPr>
-          <w:bCs/>
-          <w:b/>
-        </w:rPr>
-        <w:t xml:space="preserve">M6, DAI direct only:</w:t>
-      </w:r>
-      <w:r>
-        <w:t xml:space="preserve"> </w:t>
-      </w:r>
-      <w:r>
-        <w:t xml:space="preserve">lnLP_it = α + β₁ FSTS_c + β₂ FSTS_c² + β₃ DAI_z + γ·</w:t>
-      </w:r>
-      <w:r>
-        <w:rPr>
-          <w:bCs/>
-          <w:b/>
-        </w:rPr>
-        <w:t xml:space="preserve">X</w:t>
-      </w:r>
-      <w:r>
-        <w:t xml:space="preserve"> </w:t>
-      </w:r>
-      <w:r>
-        <w:t xml:space="preserve">+ δ_s + [λ_t] + ε</w:t>
-      </w:r>
-    </w:p>
-    <w:p>
-      <w:pPr>
-        <w:pStyle w:val="BodyText"/>
-      </w:pPr>
-      <w:r>
-        <w:rPr>
-          <w:bCs/>
-          <w:b/>
-        </w:rPr>
-        <w:t xml:space="preserve">M7, Dual-direct, no interactions:</w:t>
-      </w:r>
-      <w:r>
-        <w:t xml:space="preserve"> </w:t>
-      </w:r>
-      <w:r>
-        <w:t xml:space="preserve">lnLP_it = α + β₁ FSTS_c + β₂ FSTS_c² + β₃ TCI_z + β₄ DAI_z + γ·</w:t>
-      </w:r>
-      <w:r>
-        <w:rPr>
-          <w:bCs/>
-          <w:b/>
-        </w:rPr>
-        <w:t xml:space="preserve">X</w:t>
-      </w:r>
-      <w:r>
-        <w:t xml:space="preserve"> </w:t>
-      </w:r>
-      <w:r>
-        <w:t xml:space="preserve">+ δ_s + [λ_t] + ε</w:t>
-      </w:r>
-    </w:p>
-    <w:p>
-      <w:pPr>
-        <w:pStyle w:val="BodyText"/>
-      </w:pPr>
-      <w:r>
-        <w:rPr>
-          <w:bCs/>
-          <w:b/>
-        </w:rPr>
-        <w:t xml:space="preserve">M8, Full model (dual-direct + DAI moderation):</w:t>
-      </w:r>
-      <w:r>
-        <w:t xml:space="preserve"> </w:t>
-      </w:r>
-      <w:r>
-        <w:t xml:space="preserve">lnLP_it = α + β₁ FSTS_c + β₂ FSTS_c² + β₃ TCI_z + β₄ DAI_z + β₅(FSTS_c × DAI_z) + β₆(FSTS_c² × DAI_z) + γ·</w:t>
-      </w:r>
-      <w:r>
-        <w:rPr>
-          <w:bCs/>
-          <w:b/>
-        </w:rPr>
-        <w:t xml:space="preserve">X</w:t>
-      </w:r>
-      <w:r>
-        <w:t xml:space="preserve"> </w:t>
-      </w:r>
-      <w:r>
-        <w:t xml:space="preserve">+ δ_s + [λ_t] + ε</w:t>
-      </w:r>
-    </w:p>
-    <w:p>
-      <w:pPr>
-        <w:pStyle w:val="BodyText"/>
-      </w:pPr>
-      <w:r>
-        <w:t xml:space="preserve">All models are estimated by OLS with HC1 heteroscedasticity-consistent standard errors. Wave fixed effects (λ_t) are included in pooled specifications only. The M0–M8 sequence is estimated wave-by-wave and jointly on the pooled three-wave file, yielding four sets of estimates (2009, 2015, 2023, pooled).</w:t>
-      </w:r>
-    </w:p>
-    <w:bookmarkEnd w:id="37"/>
-    <w:bookmarkStart w:id="38" w:name="Xe803d156752d85865c6c4f44f4ca9bbe59bf0f9"/>
-    <w:p>
-      <w:pPr>
-        <w:pStyle w:val="Heading3"/>
-      </w:pPr>
-      <w:r>
-        <w:t xml:space="preserve">3.4 Identification and Endogeneity Strategy</w:t>
-      </w:r>
-    </w:p>
-    <w:p>
-      <w:pPr>
-        <w:pStyle w:val="FirstParagraph"/>
-      </w:pPr>
-      <w:r>
-        <w:t xml:space="preserve">A central identification concern in I→P research is that exporters self-select into foreign markets on the basis of characteristics, productivity, financial resilience, managerial quality, that also predict labour productivity independently of their export decision (Wagner, 2007; Wooldridge, 2010). Three design features address this concern.</w:t>
-      </w:r>
-    </w:p>
-    <w:p>
-      <w:pPr>
-        <w:pStyle w:val="BodyText"/>
-      </w:pPr>
-      <w:r>
-        <w:rPr>
-          <w:iCs/>
-          <w:i/>
-        </w:rPr>
-        <w:t xml:space="preserve">Heckman two-step correction.</w:t>
-      </w:r>
-      <w:r>
-        <w:t xml:space="preserve"> </w:t>
-      </w:r>
-      <w:r>
-        <w:t xml:space="preserve">A probit selection equation with industry × region × wave fixed effects predicts the probability of positive export participation; the implied inverse Mills ratio (IMR) is included as an additional regressor in the main outcome equation. The IMR coefficient is interpreted as a direct test of residual selection bias: a statistically insignificant IMR indicates that the OLS estimate is not materially contaminated by unobserved positive selection into exporting (Certo et al., 2016; Heckman, 1979). Results are reported as Panel E in §4.5.</w:t>
-      </w:r>
-    </w:p>
-    <w:p>
-      <w:pPr>
-        <w:pStyle w:val="BodyText"/>
-      </w:pPr>
-      <w:r>
-        <w:rPr>
-          <w:iCs/>
-          <w:i/>
-        </w:rPr>
-        <w:t xml:space="preserve">Instrumental-variable estimation.</w:t>
-      </w:r>
-      <w:r>
-        <w:t xml:space="preserve"> </w:t>
-      </w:r>
-      <w:r>
-        <w:t xml:space="preserve">Leave-one-out sector × region × wave peer-adoption rates serve as instruments for DAI and TCI. The instrument captures the digital and technological adoption decisions of peer firms in the same sector and region in the same survey wave, which are plausibly correlated with a focal firm's adoption but unlikely to affect the focal firm's labour productivity except through the adoption channel, satisfying approximate exclusion conditional on sector-wave cells. First-stage F-statistics of 22–35 are well above the Staiger–Stock (1997) threshold of 10, confirming instrument relevance.</w:t>
-      </w:r>
-    </w:p>
-    <w:p>
-      <w:pPr>
-        <w:pStyle w:val="BodyText"/>
-      </w:pPr>
-      <w:r>
-        <w:rPr>
-          <w:iCs/>
-          <w:i/>
-        </w:rPr>
-        <w:t xml:space="preserve">Oster (2019) coefficient-stability bounds.</w:t>
-      </w:r>
-      <w:r>
-        <w:t xml:space="preserve"> </w:t>
-      </w:r>
-      <w:r>
-        <w:t xml:space="preserve">Assuming R²_max = 1.3 × R²_controlled, the Oster δ-stability bound is computed for each focal coefficient. No coefficient changes sign or collapses to zero under plausible magnitudes of unobserved selection, confirming that omitted-variable bias cannot account for the main findings.</w:t>
-      </w:r>
-    </w:p>
-    <w:p>
-      <w:pPr>
-        <w:pStyle w:val="BodyText"/>
-      </w:pPr>
-      <w:r>
-        <w:t xml:space="preserve">The repeated-cross-section data structure (three non-overlapping surveys of different firms) precludes within-firm fixed-effects estimation; the identification strategy therefore relies on the three complementary approaches above rather than panel differencing. All inferences are described as associations with the selection-robustness caveats noted above, consistent with the inferential conventions for cross-sectional WBES data (Antonakis et al., 2010; Shaver, 2020).</w:t>
-      </w:r>
-    </w:p>
-    <w:bookmarkEnd w:id="38"/>
-    <w:bookmarkStart w:id="39" w:name="X976281aae9d7cc6accc3a8a15180eec1c0b7e58"/>
-    <w:p>
-      <w:pPr>
-        <w:pStyle w:val="Heading3"/>
-      </w:pPr>
-      <w:r>
-        <w:t xml:space="preserve">3.5 Replication and reproducibility</w:t>
-      </w:r>
-    </w:p>
-    <w:p>
-      <w:pPr>
-        <w:pStyle w:val="FirstParagraph"/>
-      </w:pPr>
-      <w:r>
-        <w:t xml:space="preserve">The full pipeline is implemented as a 10-step Stata blueprint distributed with the manuscript.</w:t>
-      </w:r>
-      <w:r>
-        <w:t xml:space="preserve"> </w:t>
-      </w:r>
-      <w:r>
-        <w:t xml:space="preserve">The build steps (01–04) clean each WBES wave, harmonise the focal variable set, and append</w:t>
-      </w:r>
-      <w:r>
-        <w:t xml:space="preserve"> </w:t>
-      </w:r>
-      <w:r>
-        <w:t xml:space="preserve">the three waves into a pooled file with within-wave centring and z-standardisation reapplied.</w:t>
-      </w:r>
-      <w:r>
-        <w:t xml:space="preserve"> </w:t>
-      </w:r>
-      <w:r>
-        <w:t xml:space="preserve">Estimation steps (05–09) cover the M0–M8 nested sequence, the Lind–Mehlum turning-point</w:t>
-      </w:r>
-      <w:r>
-        <w:t xml:space="preserve"> </w:t>
-      </w:r>
-      <w:r>
-        <w:t xml:space="preserve">check, manual Heckman selection probes, Paternoster et al. (1998) cross-wave z-tests, and the</w:t>
-      </w:r>
-      <w:r>
-        <w:t xml:space="preserve"> </w:t>
-      </w:r>
-      <w:r>
-        <w:t xml:space="preserve">robustness panels described in 4.5. The export step (10) writes the manuscript-facing tables</w:t>
-      </w:r>
-      <w:r>
-        <w:t xml:space="preserve"> </w:t>
-      </w:r>
-      <w:r>
-        <w:t xml:space="preserve">and Figure 2 directly from the stored estimates.</w:t>
-      </w:r>
-    </w:p>
-    <w:p>
-      <w:pPr>
-        <w:pStyle w:val="BodyText"/>
-      </w:pPr>
-      <w:r>
-        <w:t xml:space="preserve">Rerunning the pipeline from a fresh clone reproduces every coefficient reported below; the manuscript text rather than the do-file output is</w:t>
-      </w:r>
-      <w:r>
-        <w:t xml:space="preserve"> </w:t>
-      </w:r>
-      <w:r>
-        <w:t xml:space="preserve">the object that adjusts when the rerun drifts from the prose. Throughout, we follow current bestpractice recommendations on data preparation, transparency, and the cumulative interpretation</w:t>
-      </w:r>
-      <w:r>
-        <w:t xml:space="preserve"> </w:t>
-      </w:r>
-      <w:r>
-        <w:t xml:space="preserve">of associational evidence (Aguinis et al., 2021; Shaver, 2020).</w:t>
-      </w:r>
-    </w:p>
-    <w:bookmarkEnd w:id="39"/>
-    <w:bookmarkEnd w:id="40"/>
-    <w:bookmarkStart w:id="63" w:name="X121719332867ee227f0a04b486098cee978c6e6"/>
-    <w:p>
-      <w:pPr>
-        <w:pStyle w:val="Heading2"/>
-      </w:pPr>
-      <w:r>
-        <w:t xml:space="preserve">4. Results</w:t>
-      </w:r>
-    </w:p>
-    <w:p>
-      <w:pPr>
-        <w:pStyle w:val="FirstParagraph"/>
-      </w:pPr>
-      <w:r>
-        <w:t xml:space="preserve">Table 2 reports analytic-sample summary statistics by wave. Three patterns stand out</w:t>
-      </w:r>
-      <w:r>
-        <w:t xml:space="preserve"> </w:t>
-      </w:r>
-      <w:r>
-        <w:t xml:space="preserve">before the inferential analysis. The share of firms reporting any positive direct-export intensity</w:t>
-      </w:r>
-      <w:r>
-        <w:t xml:space="preserve"> </w:t>
-      </w:r>
-      <w:r>
-        <w:t xml:space="preserve">declines from 28.4 % in 2009 to 20.7 % in 2015 to 18.8 % in 2023, reflecting the rebalancing of</w:t>
-      </w:r>
-      <w:r>
-        <w:t xml:space="preserve"> </w:t>
-      </w:r>
-      <w:r>
-        <w:t xml:space="preserve">the Vietnamese exporter cohort away from labour-intensive manufacturing toward services and</w:t>
-      </w:r>
-      <w:r>
-        <w:t xml:space="preserve"> </w:t>
-      </w:r>
-      <w:r>
-        <w:t xml:space="preserve">FDI-linked supply-chain firms during the observation window. The within-wave mean of basic</w:t>
-      </w:r>
-      <w:r>
-        <w:t xml:space="preserve"> </w:t>
-      </w:r>
-      <w:r>
-        <w:t xml:space="preserve">digital adoption (c22b website indicator) rises from 0.425 in 2009 to 0.483 in 2015 and 0.498 in</w:t>
-      </w:r>
-      <w:r>
-        <w:t xml:space="preserve"> </w:t>
-      </w:r>
-      <w:r>
-        <w:t xml:space="preserve">2023, indicating broad diffusion of basic digital presence across the Vietnamese firm population</w:t>
-      </w:r>
-      <w:r>
-        <w:t xml:space="preserve"> </w:t>
-      </w:r>
-      <w:r>
-        <w:t xml:space="preserve">over the 14-year window. The mean of log labour productivity rises monotonically (19.41 / 20.04</w:t>
-      </w:r>
-      <w:r>
-        <w:t xml:space="preserve"> </w:t>
-      </w:r>
-      <w:r>
-        <w:t xml:space="preserve">/ 20.55), consistent with broader Vietnamese productivity convergence over the period.</w:t>
-      </w:r>
-    </w:p>
-    <w:bookmarkStart w:id="42" w:name="X0cdd773083ddb6504e3d3ab10ff1c76267ec612"/>
-    <w:p>
-      <w:pPr>
-        <w:pStyle w:val="Heading3"/>
-      </w:pPr>
-      <w:r>
-        <w:t xml:space="preserve">4.1 Wave-specific findings</w:t>
-      </w:r>
-    </w:p>
-    <w:p>
-      <w:pPr>
-        <w:pStyle w:val="FirstParagraph"/>
-      </w:pPr>
-      <w:r>
-        <w:t xml:space="preserve">The 2009 wave displays a clearly nonlinear internationalisation–performance relationship together with strong direct capability and digital-adoption effects. The inverted-U specification</w:t>
-      </w:r>
-      <w:r>
-        <w:t xml:space="preserve"> </w:t>
-      </w:r>
-      <w:r>
-        <w:t xml:space="preserve">(M2) yields a positive linear term (β = 1.045, p = .015) and a negative quadratic term (β =</w:t>
-      </w:r>
-      <w:r>
-        <w:t xml:space="preserve"> </w:t>
-      </w:r>
-      <w:r>
-        <w:t xml:space="preserve">-1.774, p = .009); the Lind–Mehlum test rejects monotonicity at p = .006. In the dual-direct</w:t>
-      </w:r>
-      <w:r>
-        <w:t xml:space="preserve"> </w:t>
-      </w:r>
-      <w:r>
-        <w:t xml:space="preserve">specification (M7) both TCI_z (β = 0.215, p &lt; .001) and DAI_z (β = 0.175, p &lt; .001) are</w:t>
-      </w:r>
-      <w:r>
-        <w:t xml:space="preserve"> </w:t>
-      </w:r>
-      <w:r>
-        <w:t xml:space="preserve">positive. TCI moderation is statistically distinguishable from zero (M3 joint p = .040; FSTS_c × TCI_z = -0.579, p = .087), but DAI moderation is not (M4 joint</w:t>
-      </w:r>
-    </w:p>
-    <w:p>
-      <w:pPr>
-        <w:pStyle w:val="BodyText"/>
-      </w:pPr>
-      <w:r>
-        <w:t xml:space="preserve">Table 2: Analytic-sample summary statistics by wave.</w:t>
-      </w:r>
-    </w:p>
-    <w:tbl>
-      <w:tblPr>
-        <w:tblStyle w:val="Table"/>
-        <w:tblW w:type="auto" w:w="0"/>
-        <w:tblLook w:firstRow="1" w:lastRow="0" w:firstColumn="0" w:lastColumn="0" w:noHBand="0" w:noVBand="0" w:val="0020"/>
-        <w:jc w:val="start"/>
-      </w:tblPr>
-      <w:tblGrid>
-        <w:gridCol w:w="1584"/>
-        <w:gridCol w:w="1584"/>
-        <w:gridCol w:w="1584"/>
-        <w:gridCol w:w="1584"/>
-        <w:gridCol w:w="1584"/>
-      </w:tblGrid>
-      <w:tr>
-        <w:trPr>
-          <w:tblHeader w:val="true"/>
-        </w:trPr>
-        <w:tc>
-          <w:tcPr/>
-          <w:p>
-            <w:pPr>
-              <w:pStyle w:val="Compact"/>
-              <w:jc w:val="left"/>
-            </w:pPr>
-            <w:r>
-              <w:t xml:space="preserve">Variable</w:t>
-            </w:r>
-          </w:p>
-        </w:tc>
-        <w:tc>
-          <w:tcPr/>
-          <w:p>
-            <w:pPr>
-              <w:pStyle w:val="Compact"/>
-              <w:jc w:val="left"/>
-            </w:pPr>
-            <w:r>
-              <w:t xml:space="preserve">2009 (N=989)</w:t>
-            </w:r>
-          </w:p>
-        </w:tc>
-        <w:tc>
-          <w:tcPr/>
-          <w:p>
-            <w:pPr>
-              <w:pStyle w:val="Compact"/>
-              <w:jc w:val="left"/>
-            </w:pPr>
-            <w:r>
-              <w:t xml:space="preserve">2015 (N=956)</w:t>
-            </w:r>
-          </w:p>
-        </w:tc>
-        <w:tc>
-          <w:tcPr/>
-          <w:p>
-            <w:pPr>
-              <w:pStyle w:val="Compact"/>
-              <w:jc w:val="left"/>
-            </w:pPr>
-            <w:r>
-              <w:t xml:space="preserve">2023 (N=1,013)</w:t>
-            </w:r>
-          </w:p>
-        </w:tc>
-        <w:tc>
-          <w:tcPr/>
-          <w:p>
-            <w:pPr>
-              <w:pStyle w:val="Compact"/>
-              <w:jc w:val="left"/>
-            </w:pPr>
-            <w:r>
-              <w:t xml:space="preserve">Pooled (N=2,958)</w:t>
-            </w:r>
-          </w:p>
-        </w:tc>
-      </w:tr>
-      <w:tr>
-        <w:tc>
-          <w:tcPr/>
-          <w:p>
-            <w:pPr>
-              <w:pStyle w:val="Compact"/>
-              <w:jc w:val="left"/>
-            </w:pPr>
-            <w:r>
-              <w:t xml:space="preserve">Ln(Labour productivity)</w:t>
-            </w:r>
-          </w:p>
-        </w:tc>
-        <w:tc>
-          <w:tcPr/>
-          <w:p>
-            <w:pPr>
-              <w:pStyle w:val="Compact"/>
-              <w:jc w:val="left"/>
-            </w:pPr>
-            <w:r>
-              <w:t xml:space="preserve">19.412 (1.307)</w:t>
-            </w:r>
-          </w:p>
-        </w:tc>
-        <w:tc>
-          <w:tcPr/>
-          <w:p>
-            <w:pPr>
-              <w:pStyle w:val="Compact"/>
-              <w:jc w:val="left"/>
-            </w:pPr>
-            <w:r>
-              <w:t xml:space="preserve">20.042 (1.460)</w:t>
-            </w:r>
-          </w:p>
-        </w:tc>
-        <w:tc>
-          <w:tcPr/>
-          <w:p>
-            <w:pPr>
-              <w:pStyle w:val="Compact"/>
-              <w:jc w:val="left"/>
-            </w:pPr>
-            <w:r>
-              <w:t xml:space="preserve">20.549 (1.474)</w:t>
-            </w:r>
-          </w:p>
-        </w:tc>
-        <w:tc>
-          <w:tcPr/>
-          <w:p>
-            <w:pPr>
-              <w:pStyle w:val="Compact"/>
-              <w:jc w:val="left"/>
-            </w:pPr>
-            <w:r>
-              <w:t xml:space="preserve">20.005 (1.491)</w:t>
-            </w:r>
-          </w:p>
-        </w:tc>
-      </w:tr>
-      <w:tr>
-        <w:tc>
-          <w:tcPr/>
-          <w:p>
-            <w:pPr>
-              <w:pStyle w:val="Compact"/>
-              <w:jc w:val="left"/>
-            </w:pPr>
-            <w:r>
-              <w:t xml:space="preserve">FSTS (export intensity)</w:t>
-            </w:r>
-          </w:p>
-        </w:tc>
-        <w:tc>
-          <w:tcPr/>
-          <w:p>
-            <w:pPr>
-              <w:pStyle w:val="Compact"/>
-              <w:jc w:val="left"/>
-            </w:pPr>
-            <w:r>
-              <w:t xml:space="preserve">0.168 (0.337)</w:t>
-            </w:r>
-          </w:p>
-        </w:tc>
-        <w:tc>
-          <w:tcPr/>
-          <w:p>
-            <w:pPr>
-              <w:pStyle w:val="Compact"/>
-              <w:jc w:val="left"/>
-            </w:pPr>
-            <w:r>
-              <w:t xml:space="preserve">0.119 (0.283)</w:t>
-            </w:r>
-          </w:p>
-        </w:tc>
-        <w:tc>
-          <w:tcPr/>
-          <w:p>
-            <w:pPr>
-              <w:pStyle w:val="Compact"/>
-              <w:jc w:val="left"/>
-            </w:pPr>
-            <w:r>
-              <w:t xml:space="preserve">0.131 (0.311)</w:t>
-            </w:r>
-          </w:p>
-        </w:tc>
-        <w:tc>
-          <w:tcPr/>
-          <w:p>
-            <w:pPr>
-              <w:pStyle w:val="Compact"/>
-              <w:jc w:val="left"/>
-            </w:pPr>
-            <w:r>
-              <w:t xml:space="preserve">0.139 (0.312)</w:t>
-            </w:r>
-          </w:p>
-        </w:tc>
-      </w:tr>
-      <w:tr>
-        <w:tc>
-          <w:tcPr/>
-          <w:p>
-            <w:pPr>
-              <w:pStyle w:val="Compact"/>
-              <w:jc w:val="left"/>
-            </w:pPr>
-            <w:r>
-              <w:t xml:space="preserve">Exporter share</w:t>
-            </w:r>
-          </w:p>
-        </w:tc>
-        <w:tc>
-          <w:tcPr/>
-          <w:p>
-            <w:pPr>
-              <w:pStyle w:val="Compact"/>
-              <w:jc w:val="left"/>
-            </w:pPr>
-            <w:r>
-              <w:t xml:space="preserve">0.284</w:t>
-            </w:r>
-          </w:p>
-        </w:tc>
-        <w:tc>
-          <w:tcPr/>
-          <w:p>
-            <w:pPr>
-              <w:pStyle w:val="Compact"/>
-              <w:jc w:val="left"/>
-            </w:pPr>
-            <w:r>
-              <w:t xml:space="preserve">0.207</w:t>
-            </w:r>
-          </w:p>
-        </w:tc>
-        <w:tc>
-          <w:tcPr/>
-          <w:p>
-            <w:pPr>
-              <w:pStyle w:val="Compact"/>
-              <w:jc w:val="left"/>
-            </w:pPr>
-            <w:r>
-              <w:t xml:space="preserve">0.188</w:t>
-            </w:r>
-          </w:p>
-        </w:tc>
-        <w:tc>
-          <w:tcPr/>
-          <w:p>
-            <w:pPr>
-              <w:pStyle w:val="Compact"/>
-              <w:jc w:val="left"/>
-            </w:pPr>
-            <w:r>
-              <w:t xml:space="preserve">0.226</w:t>
-            </w:r>
-          </w:p>
-        </w:tc>
-      </w:tr>
-      <w:tr>
-        <w:tc>
-          <w:tcPr/>
-          <w:p>
-            <w:pPr>
-              <w:pStyle w:val="Compact"/>
-              <w:jc w:val="left"/>
-            </w:pPr>
-            <w:r>
-              <w:t xml:space="preserve">TCI_z (mean)</w:t>
-            </w:r>
-          </w:p>
-        </w:tc>
-        <w:tc>
-          <w:tcPr/>
-          <w:p>
-            <w:pPr>
-              <w:pStyle w:val="Compact"/>
-              <w:jc w:val="left"/>
-            </w:pPr>
-            <w:r>
-              <w:t xml:space="preserve">0.169 (0.305)</w:t>
-            </w:r>
-          </w:p>
-        </w:tc>
-        <w:tc>
-          <w:tcPr/>
-          <w:p>
-            <w:pPr>
-              <w:pStyle w:val="Compact"/>
-              <w:jc w:val="left"/>
-            </w:pPr>
-            <w:r>
-              <w:t xml:space="preserve">0.142 (0.295)</w:t>
-            </w:r>
-          </w:p>
-        </w:tc>
-        <w:tc>
-          <w:tcPr/>
-          <w:p>
-            <w:pPr>
-              <w:pStyle w:val="Compact"/>
-              <w:jc w:val="left"/>
-            </w:pPr>
-            <w:r>
-              <w:t xml:space="preserve">0.146 (0.276)</w:t>
-            </w:r>
-          </w:p>
-        </w:tc>
-        <w:tc>
-          <w:tcPr/>
-          <w:p>
-            <w:pPr>
-              <w:pStyle w:val="Compact"/>
-              <w:jc w:val="left"/>
-            </w:pPr>
-            <w:r>
-              <w:t xml:space="preserve">0.152 (0.292)</w:t>
-            </w:r>
-          </w:p>
-        </w:tc>
-      </w:tr>
-      <w:tr>
-        <w:tc>
-          <w:tcPr/>
-          <w:p>
-            <w:pPr>
-              <w:pStyle w:val="Compact"/>
-              <w:jc w:val="left"/>
-            </w:pPr>
-            <w:r>
-              <w:t xml:space="preserve">DAI_z (mean)</w:t>
-            </w:r>
-          </w:p>
-        </w:tc>
-        <w:tc>
-          <w:tcPr/>
-          <w:p>
-            <w:pPr>
-              <w:pStyle w:val="Compact"/>
-              <w:jc w:val="left"/>
-            </w:pPr>
-            <w:r>
-              <w:t xml:space="preserve">0.425 (0.495)</w:t>
-            </w:r>
-          </w:p>
-        </w:tc>
-        <w:tc>
-          <w:tcPr/>
-          <w:p>
-            <w:pPr>
-              <w:pStyle w:val="Compact"/>
-              <w:jc w:val="left"/>
-            </w:pPr>
-            <w:r>
-              <w:t xml:space="preserve">0.483 (0.500)</w:t>
-            </w:r>
-          </w:p>
-        </w:tc>
-        <w:tc>
-          <w:tcPr/>
-          <w:p>
-            <w:pPr>
-              <w:pStyle w:val="Compact"/>
-              <w:jc w:val="left"/>
-            </w:pPr>
-            <w:r>
-              <w:t xml:space="preserve">0.498 (0.500)</w:t>
-            </w:r>
-          </w:p>
-        </w:tc>
-        <w:tc>
-          <w:tcPr/>
-          <w:p>
-            <w:pPr>
-              <w:pStyle w:val="Compact"/>
-              <w:jc w:val="left"/>
-            </w:pPr>
-            <w:r>
-              <w:t xml:space="preserve">0.469 (0.499)</w:t>
-            </w:r>
-          </w:p>
-        </w:tc>
-      </w:tr>
-      <w:tr>
-        <w:tc>
-          <w:tcPr/>
-          <w:p>
-            <w:pPr>
-              <w:pStyle w:val="Compact"/>
-              <w:jc w:val="left"/>
-            </w:pPr>
-            <w:r>
-              <w:t xml:space="preserve">Firm size (ln employees)</w:t>
-            </w:r>
-          </w:p>
-        </w:tc>
-        <w:tc>
-          <w:tcPr/>
-          <w:p>
-            <w:pPr>
-              <w:pStyle w:val="Compact"/>
-              <w:jc w:val="left"/>
-            </w:pPr>
-            <w:r>
-              <w:t xml:space="preserve">4.067 (1.493)</w:t>
-            </w:r>
-          </w:p>
-        </w:tc>
-        <w:tc>
-          <w:tcPr/>
-          <w:p>
-            <w:pPr>
-              <w:pStyle w:val="Compact"/>
-              <w:jc w:val="left"/>
-            </w:pPr>
-            <w:r>
-              <w:t xml:space="preserve">3.629 (1.476)</w:t>
-            </w:r>
-          </w:p>
-        </w:tc>
-        <w:tc>
-          <w:tcPr/>
-          <w:p>
-            <w:pPr>
-              <w:pStyle w:val="Compact"/>
-              <w:jc w:val="left"/>
-            </w:pPr>
-            <w:r>
-              <w:t xml:space="preserve">3.578 (1.539)</w:t>
-            </w:r>
-          </w:p>
-        </w:tc>
-        <w:tc>
-          <w:tcPr/>
-          <w:p>
-            <w:pPr>
-              <w:pStyle w:val="Compact"/>
-              <w:jc w:val="left"/>
-            </w:pPr>
-            <w:r>
-              <w:t xml:space="preserve">3.758 (1.519)</w:t>
-            </w:r>
-          </w:p>
-        </w:tc>
-      </w:tr>
-      <w:tr>
-        <w:tc>
-          <w:tcPr/>
-          <w:p>
-            <w:pPr>
-              <w:pStyle w:val="Compact"/>
-              <w:jc w:val="left"/>
-            </w:pPr>
-            <w:r>
-              <w:t xml:space="preserve">Firm age (years)</w:t>
-            </w:r>
-          </w:p>
-        </w:tc>
-        <w:tc>
-          <w:tcPr/>
-          <w:p>
-            <w:pPr>
-              <w:pStyle w:val="Compact"/>
-              <w:jc w:val="left"/>
-            </w:pPr>
-            <w:r>
-              <w:t xml:space="preserve">11.900 (11.300)</w:t>
-            </w:r>
-          </w:p>
-        </w:tc>
-        <w:tc>
-          <w:tcPr/>
-          <w:p>
-            <w:pPr>
-              <w:pStyle w:val="Compact"/>
-              <w:jc w:val="left"/>
-            </w:pPr>
-            <w:r>
-              <w:t xml:space="preserve">12.800 (9.600)</w:t>
-            </w:r>
-          </w:p>
-        </w:tc>
-        <w:tc>
-          <w:tcPr/>
-          <w:p>
-            <w:pPr>
-              <w:pStyle w:val="Compact"/>
-              <w:jc w:val="left"/>
-            </w:pPr>
-            <w:r>
-              <w:t xml:space="preserve">14.100 (7.900)</w:t>
-            </w:r>
-          </w:p>
-        </w:tc>
-        <w:tc>
-          <w:tcPr/>
-          <w:p>
-            <w:pPr>
-              <w:pStyle w:val="Compact"/>
-              <w:jc w:val="left"/>
-            </w:pPr>
-            <w:r>
-              <w:t xml:space="preserve">12.900 (9.700)</w:t>
-            </w:r>
-          </w:p>
-        </w:tc>
-      </w:tr>
-      <w:tr>
-        <w:tc>
-          <w:tcPr/>
-          <w:p>
-            <w:pPr>
-              <w:pStyle w:val="Compact"/>
-              <w:jc w:val="left"/>
-            </w:pPr>
-            <w:r>
-              <w:t xml:space="preserve">Foreign-owned (share)</w:t>
-            </w:r>
-          </w:p>
-        </w:tc>
-        <w:tc>
-          <w:tcPr/>
-          <w:p>
-            <w:pPr>
-              <w:pStyle w:val="Compact"/>
-              <w:jc w:val="left"/>
-            </w:pPr>
-            <w:r>
-              <w:t xml:space="preserve">0.142</w:t>
-            </w:r>
-          </w:p>
-        </w:tc>
-        <w:tc>
-          <w:tcPr/>
-          <w:p>
-            <w:pPr>
-              <w:pStyle w:val="Compact"/>
-              <w:jc w:val="left"/>
-            </w:pPr>
-            <w:r>
-              <w:t xml:space="preserve">0.090</w:t>
-            </w:r>
-          </w:p>
-        </w:tc>
-        <w:tc>
-          <w:tcPr/>
-          <w:p>
-            <w:pPr>
-              <w:pStyle w:val="Compact"/>
-              <w:jc w:val="left"/>
-            </w:pPr>
-            <w:r>
-              <w:t xml:space="preserve">0.125</w:t>
-            </w:r>
-          </w:p>
-        </w:tc>
-        <w:tc>
-          <w:tcPr/>
-          <w:p>
-            <w:pPr>
-              <w:pStyle w:val="Compact"/>
-              <w:jc w:val="left"/>
-            </w:pPr>
-            <w:r>
-              <w:t xml:space="preserve">0.119</w:t>
-            </w:r>
-          </w:p>
-        </w:tc>
-      </w:tr>
-    </w:tbl>
-    <w:p>
-      <w:pPr>
-        <w:pStyle w:val="BodyText"/>
-      </w:pPr>
-      <w:r>
-        <w:rPr>
-          <w:iCs/>
-          <w:i/>
-        </w:rPr>
-        <w:t xml:space="preserve">Notes.</w:t>
-      </w:r>
-      <w:r>
-        <w:t xml:space="preserve"> </w:t>
-      </w:r>
-      <w:r>
-        <w:t xml:space="preserve">Mean (SD) reported. TCI_z and DAI_z are z-standardized formative composites. FSTS = foreign sales-to-total-sales ratio. Sample sizes: 2009 N=989; 2015 N=956; 2023 N=1,013; pooled N=2,958. ISIC sector fixed effects use a4b 1-digit (2009, 2015) or a4a 1-digit (2023); pooled adds wave fixed effects. Listwise deletion applied on focal variable set with WBES non-response codes (−9) treated as missing. Source: World Bank Enterprise Surveys (Vietnam 2009, 2015, 2023),</w:t>
-      </w:r>
-      <w:r>
-        <w:t xml:space="preserve"> </w:t>
-      </w:r>
-      <w:hyperlink r:id="rId41">
-        <w:r>
-          <w:rPr>
-            <w:rStyle w:val="Hyperlink"/>
-          </w:rPr>
-          <w:t xml:space="preserve">www.enterprisesurveys.org;</w:t>
-        </w:r>
-      </w:hyperlink>
-      <w:r>
-        <w:t xml:space="preserve"> </w:t>
-      </w:r>
-      <w:r>
-        <w:t xml:space="preserve">authors' calculations.</w:t>
-      </w:r>
-    </w:p>
-    <w:p>
-      <w:pPr>
-        <w:pStyle w:val="BodyText"/>
-      </w:pPr>
-      <w:r>
-        <w:t xml:space="preserve">p = .825; full-model M8 joint p = .700). In substantive terms, both capability dimensions in</w:t>
-      </w:r>
-      <w:r>
-        <w:t xml:space="preserve"> </w:t>
-      </w:r>
-      <w:r>
-        <w:t xml:space="preserve">2009 operate primarily as direct level-shifters; the marginal coordination cost that bends the</w:t>
-      </w:r>
-      <w:r>
-        <w:t xml:space="preserve"> </w:t>
-      </w:r>
-      <w:r>
-        <w:t xml:space="preserve">I–P curve is associated with technological capability rather than with basic digital presence.</w:t>
-      </w:r>
-      <w:r>
-        <w:t xml:space="preserve"> </w:t>
-      </w:r>
-      <w:r>
-        <w:t xml:space="preserve">The 2015 wave shows the curvature cleanly but the weakest digital channel. M2 produces FSTS_c β = 1.159 (p = .029) and FSTS_c² β = -2.115 (p = .004), with Lind–Mehlum p = .009. TCI_z retains a positive direct association (β = 0.128, p = .010) but at roughly 60 per</w:t>
-      </w:r>
-      <w:r>
-        <w:t xml:space="preserve"> </w:t>
-      </w:r>
-      <w:r>
-        <w:t xml:space="preserve">cent of the 2009 magnitude. DAI_z loses direct salience entirely (β = -0.044, p = .377). TCI</w:t>
-      </w:r>
-      <w:r>
-        <w:t xml:space="preserve"> </w:t>
-      </w:r>
-      <w:r>
-        <w:t xml:space="preserve">moderation is null in this wave (M3 joint p = .713), and DAI moderation is at best marginal</w:t>
-      </w:r>
-      <w:r>
-        <w:t xml:space="preserve"> </w:t>
-      </w:r>
-      <w:r>
-        <w:t xml:space="preserve">(M4 joint p = .125; M8 joint p = .093). Read as a phase characterisation, 2015 looks like a wave</w:t>
-      </w:r>
-      <w:r>
-        <w:t xml:space="preserve"> </w:t>
-      </w:r>
-      <w:r>
-        <w:t xml:space="preserve">in which the I–P curvature is unusually sharp while the digital channel compresses entirely, consistent with the productivity J-curve account in which firms invest in basic digital tools before</w:t>
-      </w:r>
-      <w:r>
-        <w:t xml:space="preserve"> </w:t>
-      </w:r>
-      <w:r>
-        <w:t xml:space="preserve">complementary organisational adjustments produce measurable productivity gains (Brynjolfsson</w:t>
-      </w:r>
-      <w:r>
-        <w:t xml:space="preserve"> </w:t>
-      </w:r>
-      <w:r>
-        <w:t xml:space="preserve">et al., 2021).</w:t>
-      </w:r>
-      <w:r>
-        <w:t xml:space="preserve"> </w:t>
-      </w:r>
-      <w:r>
-        <w:t xml:space="preserve">The 2023 wave is where the digital-moderation signal emerges most sharply. M2 again indicates a clear inverted-U (FSTS_c β = 0.962, p = .039; FSTS_c² β = -1.686, p = .008; Lind–Mehlum p = .013). In the dual-direct M7, both capability dimensions are positive and significant (TCI_z β = 0.123, p = .006; DAI_z β = 0.095, p = .038). When the DAI interaction terms are added in M8, the linear interaction is negative and individually significant (FSTS_c × DAI_z = -0.912, p = .043), the quadratic interaction is positive but does not reach conventional significance (FSTS_c² × DAI_z = 1.043, p = .099), and the joint test is above the .05 threshold (M4 joint p = .102; M8 joint p = .062). The substantive reading is that, by 2023, basic digital adoption becomes more conditional on export intensity: as exporters move beyond moderate FSTS levels, the</w:t>
-      </w:r>
-    </w:p>
-    <w:p>
-      <w:pPr>
-        <w:pStyle w:val="BodyText"/>
-      </w:pPr>
-      <w:r>
-        <w:t xml:space="preserve">productivity contribution of basic digital presence attenuates and may amplify rather than relieve</w:t>
-      </w:r>
-      <w:r>
-        <w:t xml:space="preserve"> </w:t>
-      </w:r>
-      <w:r>
-        <w:t xml:space="preserve">coordination burdens, consistent with the view that website-level adoption alone is insufficient</w:t>
-      </w:r>
-      <w:r>
-        <w:t xml:space="preserve"> </w:t>
-      </w:r>
-      <w:r>
-        <w:t xml:space="preserve">when deeper transaction-enabling and process-integrating digital capability is still maturing.</w:t>
-      </w:r>
-      <w:r>
-        <w:t xml:space="preserve"> </w:t>
-      </w:r>
-      <w:r>
-        <w:t xml:space="preserve">A complementary interpretation, consistent with the 2SLS null for instrumented DAI (β=0.018, p=.942; §4.5 Panel K), is proxy obsolescence: by 2023, website presence (Tier 1, c22b) has become a minimum-threshold credential rather than a capability differentiator in Vietnam's maturing digital environment. Firms with and without websites are no longer meaningfully distinguished in their cross-border coordination capacity at the DAI tier that c22b captures. This interpretation predicts the negative DAI×FSTS interaction without requiring that "digital adoption is bad", instead, the instrument has lost its discriminatory power as Tier 1 adoption has diffused to roughly half of firms (49.8% in 2023 vs 42.5% in 2009). The DAI_rich composite (Tier 1+2; §4.5 Panel B, 2023 only) provides a within-wave test of whether the sign shifts when transaction-enabling Tier-2 items (electronic-payment intensity) are added; future analyses extending Tier-2 indicators cross-wave would strengthen this within-WBES sensitivity check.</w:t>
-      </w:r>
-      <w:r>
-        <w:t xml:space="preserve"> </w:t>
-      </w:r>
-      <w:r>
-        <w:t xml:space="preserve">Taken together, the wave-specific results trace two wave-specific associations consistent with</w:t>
-      </w:r>
-      <w:r>
-        <w:t xml:space="preserve"> </w:t>
-      </w:r>
-      <w:r>
-        <w:t xml:space="preserve">stage contingency. Foreign-technology / standards capability is positive across all three waves</w:t>
-      </w:r>
-      <w:r>
-        <w:t xml:space="preserve"> </w:t>
-      </w:r>
-      <w:r>
-        <w:t xml:space="preserve">with a modestly attenuating magnitude (TCI_z = 0.215 → 0.128 → 0.123) but with moderation</w:t>
-      </w:r>
-    </w:p>
-    <w:p>
-      <w:pPr>
-        <w:pStyle w:val="BodyText"/>
-      </w:pPr>
-      <w:r>
-        <w:t xml:space="preserve">that survives in the 2009, 2023 and pooled panels. Website-based digital presence follows a nonmonotonic trajectory, strong in 2009 (β = 0.175 ***), null in 2015 (β = -0.044 n.s.), and</w:t>
-      </w:r>
-      <w:r>
-        <w:t xml:space="preserve"> </w:t>
-      </w:r>
-      <w:r>
-        <w:t xml:space="preserve">re-emerging in 2023 (β = 0.095 *), and its moderation channel materialises only in 2023.</w:t>
-      </w:r>
-      <w:r>
-        <w:t xml:space="preserve"> </w:t>
-      </w:r>
-      <w:r>
-        <w:t xml:space="preserve">The Paternoster cross-wave z-tests reported in §4.5 indicate that the 2009-to-2015 fall in DAI</w:t>
-      </w:r>
-      <w:r>
-        <w:t xml:space="preserve"> </w:t>
-      </w:r>
-      <w:r>
-        <w:t xml:space="preserve">(z = 3.353, p &lt; .001) and the 2015-to-2023 recovery (z = -2.051, p = .040) are statistically</w:t>
-      </w:r>
-      <w:r>
-        <w:t xml:space="preserve"> </w:t>
-      </w:r>
-      <w:r>
-        <w:t xml:space="preserve">distinguishable.</w:t>
-      </w:r>
-    </w:p>
-    <w:p>
-      <w:pPr>
-        <w:pStyle w:val="BodyText"/>
-      </w:pPr>
-      <w:r>
-        <w:t xml:space="preserve">A formal pooled wave × focal interaction test (reported as Panel I in 4.5)</w:t>
-      </w:r>
-    </w:p>
-    <w:p>
-      <w:pPr>
-        <w:pStyle w:val="BodyText"/>
-      </w:pPr>
-      <w:r>
-        <w:t xml:space="preserve">suggests that only the DAI direct shifts are cross-wave-distinguishable; the FSTS curvature and</w:t>
-      </w:r>
-      <w:r>
-        <w:t xml:space="preserve"> </w:t>
-      </w:r>
-      <w:r>
-        <w:t xml:space="preserve">the FSTS × DAI moderation differences across waves are not statistically separable in the pooled</w:t>
-      </w:r>
-      <w:r>
-        <w:t xml:space="preserve"> </w:t>
-      </w:r>
-      <w:r>
-        <w:t xml:space="preserve">saturated specification. We therefore read the pattern as wave-specific associations consistent</w:t>
-      </w:r>
-      <w:r>
-        <w:t xml:space="preserve"> </w:t>
-      </w:r>
-      <w:r>
-        <w:t xml:space="preserve">with stage contingency, not as a fully cross-wave-identified structural shift.</w:t>
-      </w:r>
-      <w:r>
-        <w:t xml:space="preserve"> </w:t>
-      </w:r>
-      <w:r>
-        <w:t xml:space="preserve">The wave-specific pattern carries an institutional reading. The 2009 wave captures the early</w:t>
-      </w:r>
-      <w:r>
-        <w:t xml:space="preserve"> </w:t>
-      </w:r>
-      <w:r>
-        <w:t xml:space="preserve">aftermath of WTO accession, when the marginal exporter was still in the entry-cost zone of</w:t>
-      </w:r>
-      <w:r>
-        <w:t xml:space="preserve"> </w:t>
-      </w:r>
-      <w:r>
-        <w:t xml:space="preserve">the I–P curve, when capability stocks were the scarce resource, and when foundational digital</w:t>
-      </w:r>
-      <w:r>
-        <w:t xml:space="preserve"> </w:t>
-      </w:r>
-      <w:r>
-        <w:t xml:space="preserve">tools, even at the website-only layer, generated direct gains because the alternative was</w:t>
-      </w:r>
-      <w:r>
-        <w:t xml:space="preserve"> </w:t>
-      </w:r>
-      <w:r>
-        <w:t xml:space="preserve">paper-based transaction processing. The 2015 wave captures a transitional phase in which the I–P curvature is unusually sharp (FSTS_c² = -2.115, p = .004 in M2) but the digital channel compresses entirely: DAI_z loses direct salience and shows no joint moderation, suggesting that the differences in exporter composition across waves are reflected in productivity gains</w:t>
-      </w:r>
-      <w:r>
-        <w:t xml:space="preserve"> </w:t>
-      </w:r>
-      <w:r>
-        <w:t xml:space="preserve">coming primarily from scale and from foreign-technology / standards capability rather than</w:t>
-      </w:r>
-      <w:r>
-        <w:t xml:space="preserve"> </w:t>
-      </w:r>
-      <w:r>
-        <w:t xml:space="preserve">from foundational digital adoption in this wave. The 2023 wave captures the re-emergence of</w:t>
-      </w:r>
-      <w:r>
-        <w:t xml:space="preserve"> </w:t>
-      </w:r>
-      <w:r>
-        <w:t xml:space="preserve">the digital channel as a moderator rather than as a uniform direct premium: the post-NDTP</w:t>
-      </w:r>
-      <w:r>
-        <w:t xml:space="preserve"> </w:t>
-      </w:r>
-      <w:r>
-        <w:t xml:space="preserve">digital infrastructure makes foundational digital adoption interact with export intensity, and the</w:t>
-      </w:r>
-      <w:r>
-        <w:t xml:space="preserve"> </w:t>
-      </w:r>
-      <w:r>
-        <w:t xml:space="preserve">negative FSTS_c × DAI_z interaction suggests that this conditional channel binds primarily at</w:t>
-      </w:r>
-      <w:r>
-        <w:t xml:space="preserve"> </w:t>
-      </w:r>
-      <w:r>
-        <w:t xml:space="preserve">higher export intensity rather than uniformly across the export-intensity range.</w:t>
-      </w:r>
-    </w:p>
-    <w:bookmarkEnd w:id="42"/>
-    <w:bookmarkStart w:id="55" w:name="Xaa4851a9c1b3e08eeca0ab72ae930e2b05bff75"/>
-    <w:p>
-      <w:pPr>
-        <w:pStyle w:val="Heading3"/>
-      </w:pPr>
-      <w:r>
-        <w:t xml:space="preserve">4.2 Pooled findings</w:t>
-      </w:r>
-    </w:p>
-    <w:p>
-      <w:pPr>
-        <w:pStyle w:val="FirstParagraph"/>
-      </w:pPr>
-      <w:r>
-        <w:t xml:space="preserve">The pooled estimates are consistent with a nonlinear internationalisation–performance relationship on average. In the pooled M2 specification, the linear FSTS_c term is positive (β = 0.984, p &lt; .001) and the quadratic FSTS_c² term is negative (β = -1.909, p &lt; .001); the Lind–Mehlum test rejects monotonicity at p &lt; .001 with an estimated turning point at 39.7 per cent of direct-export intensity. Following Haans, Pieters, and He (2016), all four formal conditions for a genuine inverted-U are met: (C1) β₁ = +0.984 (p &lt; .001), confirming a positive ascending limb; (C2) β₂ = −1.909 (p &lt; .001), confirming concavity; (C3) TP* = −β₁/(2β₂) = 39.7% falls within the observed FSTS range [0%, 100%]; and (C4) the predicted marginal return of internationalisation is positive at the lower data bound (FSTS = 0%, slope ≈ +1.52) and negative at the upper data bound (FSTS = 100%, slope ≈ −2.30), with opposite signs confirmed by the Lind–Mehlum (2010) u-test (p &lt; .001 binding). The curvature persists in the full M8 specification (FSTS_c β = 0.845, p = .006; FSTS_c² β = -1.650, p &lt; .001); the positive linear and negative quadratic coefficients are jointly consistent with the inverted-U pattern, consistent with H1 and aligning with the meta-analytic evidence on the nonlinear shape of internationalisation returns in emerging-market firms (Marano et al., 2016).</w:t>
-      </w:r>
-      <w:r>
-        <w:t xml:space="preserve"> </w:t>
-      </w:r>
-      <w:r>
-        <w:rPr>
-          <w:iCs/>
-          <w:i/>
-        </w:rPr>
-        <w:t xml:space="preserve">Table 4b, Marginal effect of internationalisation on ln(labour productivity) at selected FSTS values (pooled M2, N = 2,958)</w:t>
-      </w:r>
-    </w:p>
-    <w:tbl>
-      <w:tblPr>
-        <w:tblStyle w:val="Table"/>
-        <w:tblW w:type="auto" w:w="0"/>
-        <w:tblLook w:firstRow="1" w:lastRow="0" w:firstColumn="0" w:lastColumn="0" w:noHBand="0" w:noVBand="0" w:val="0020"/>
-        <w:jc w:val="start"/>
-      </w:tblPr>
-      <w:tblGrid>
-        <w:gridCol w:w="1980"/>
-        <w:gridCol w:w="1980"/>
-        <w:gridCol w:w="1980"/>
-        <w:gridCol w:w="1980"/>
-      </w:tblGrid>
-      <w:tr>
-        <w:trPr>
-          <w:tblHeader w:val="true"/>
-        </w:trPr>
-        <w:tc>
-          <w:tcPr/>
-          <w:p>
-            <w:pPr>
-              <w:pStyle w:val="Compact"/>
-              <w:jc w:val="left"/>
-            </w:pPr>
-            <w:r>
               <w:t xml:space="preserve">FSTS level</w:t>
             </w:r>
           </w:p>
@@ -4691,23 +4752,7 @@
               <w:jc w:val="left"/>
             </w:pPr>
             <w:r>
-              <w:rPr>
-                <w:iCs/>
-                <w:i/>
-                <w:iCs/>
-                <w:i/>
-              </w:rPr>
-              <w:t xml:space="preserve">Turning point (TP</w:t>
-            </w:r>
-            <w:r>
-              <w:rPr>
-                <w:iCs/>
-                <w:i/>
-              </w:rPr>
-              <w:t xml:space="preserve">)</w:t>
-            </w:r>
-            <w:r>
-              <w:t xml:space="preserve">*</w:t>
+              <w:t xml:space="preserve">**Turning point (TP*)**</w:t>
             </w:r>
           </w:p>
         </w:tc>
@@ -5021,25 +5066,25 @@
     </w:p>
     <w:p>
       <w:pPr>
-        <w:pStyle w:val="BodyText"/>
+        <w:pStyle w:val="CaptionedFigure"/>
       </w:pPr>
       <w:r>
         <w:drawing>
           <wp:inline>
             <wp:extent cx="5753100" cy="3835399"/>
             <wp:effectExtent b="0" l="0" r="0" t="0"/>
-            <wp:docPr descr="Figure 2a: Wave 2009, predicted ln(labour productivity) vs FSTS" title="" id="44" name="Picture"/>
+            <wp:docPr descr="Figure 2a: Wave 2009, predicted ln(labour productivity) vs FSTS" title="" id="43" name="Picture"/>
             <a:graphic>
               <a:graphicData uri="http://schemas.openxmlformats.org/drawingml/2006/picture">
                 <pic:pic>
                   <pic:nvPicPr>
-                    <pic:cNvPr descr="figures/figure_2a.png" id="45" name="Picture"/>
+                    <pic:cNvPr descr="figures/figure_2a.png" id="44" name="Picture"/>
                     <pic:cNvPicPr>
                       <a:picLocks noChangeArrowheads="1" noChangeAspect="1"/>
                     </pic:cNvPicPr>
                   </pic:nvPicPr>
                   <pic:blipFill>
-                    <a:blip r:embed="rId43"/>
+                    <a:blip r:embed="rId42"/>
                     <a:stretch>
                       <a:fillRect/>
                     </a:stretch>
@@ -5068,6 +5113,14 @@
     </w:p>
     <w:p>
       <w:pPr>
+        <w:pStyle w:val="ImageCaption"/>
+      </w:pPr>
+      <w:r>
+        <w:t xml:space="preserve">Figure 2a: Wave 2009, predicted ln(labour productivity) vs FSTS</w:t>
+      </w:r>
+    </w:p>
+    <w:p>
+      <w:pPr>
         <w:pStyle w:val="BodyText"/>
       </w:pPr>
       <w:r>
@@ -5086,25 +5139,25 @@
     </w:p>
     <w:p>
       <w:pPr>
-        <w:pStyle w:val="BodyText"/>
+        <w:pStyle w:val="CaptionedFigure"/>
       </w:pPr>
       <w:r>
         <w:drawing>
           <wp:inline>
             <wp:extent cx="5753100" cy="3835399"/>
             <wp:effectExtent b="0" l="0" r="0" t="0"/>
-            <wp:docPr descr="Figure 2b: Wave 2015, predicted ln(labour productivity) vs FSTS" title="" id="47" name="Picture"/>
+            <wp:docPr descr="Figure 2b: Wave 2015, predicted ln(labour productivity) vs FSTS" title="" id="46" name="Picture"/>
             <a:graphic>
               <a:graphicData uri="http://schemas.openxmlformats.org/drawingml/2006/picture">
                 <pic:pic>
                   <pic:nvPicPr>
-                    <pic:cNvPr descr="figures/figure_2b.png" id="48" name="Picture"/>
+                    <pic:cNvPr descr="figures/figure_2b.png" id="47" name="Picture"/>
                     <pic:cNvPicPr>
                       <a:picLocks noChangeArrowheads="1" noChangeAspect="1"/>
                     </pic:cNvPicPr>
                   </pic:nvPicPr>
                   <pic:blipFill>
-                    <a:blip r:embed="rId46"/>
+                    <a:blip r:embed="rId45"/>
                     <a:stretch>
                       <a:fillRect/>
                     </a:stretch>
@@ -5133,6 +5186,14 @@
     </w:p>
     <w:p>
       <w:pPr>
+        <w:pStyle w:val="ImageCaption"/>
+      </w:pPr>
+      <w:r>
+        <w:t xml:space="preserve">Figure 2b: Wave 2015, predicted ln(labour productivity) vs FSTS</w:t>
+      </w:r>
+    </w:p>
+    <w:p>
+      <w:pPr>
         <w:pStyle w:val="BodyText"/>
       </w:pPr>
       <w:r>
@@ -5151,25 +5212,25 @@
     </w:p>
     <w:p>
       <w:pPr>
-        <w:pStyle w:val="BodyText"/>
+        <w:pStyle w:val="CaptionedFigure"/>
       </w:pPr>
       <w:r>
         <w:drawing>
           <wp:inline>
             <wp:extent cx="5753100" cy="3835399"/>
             <wp:effectExtent b="0" l="0" r="0" t="0"/>
-            <wp:docPr descr="Figure 2c: Wave 2023, predicted ln(labour productivity) vs FSTS" title="" id="50" name="Picture"/>
+            <wp:docPr descr="Figure 2c: Wave 2023, predicted ln(labour productivity) vs FSTS" title="" id="49" name="Picture"/>
             <a:graphic>
               <a:graphicData uri="http://schemas.openxmlformats.org/drawingml/2006/picture">
                 <pic:pic>
                   <pic:nvPicPr>
-                    <pic:cNvPr descr="figures/figure_2c.png" id="51" name="Picture"/>
+                    <pic:cNvPr descr="figures/figure_2c.png" id="50" name="Picture"/>
                     <pic:cNvPicPr>
                       <a:picLocks noChangeArrowheads="1" noChangeAspect="1"/>
                     </pic:cNvPicPr>
                   </pic:nvPicPr>
                   <pic:blipFill>
-                    <a:blip r:embed="rId49"/>
+                    <a:blip r:embed="rId48"/>
                     <a:stretch>
                       <a:fillRect/>
                     </a:stretch>
@@ -5198,6 +5259,14 @@
     </w:p>
     <w:p>
       <w:pPr>
+        <w:pStyle w:val="ImageCaption"/>
+      </w:pPr>
+      <w:r>
+        <w:t xml:space="preserve">Figure 2c: Wave 2023, predicted ln(labour productivity) vs FSTS</w:t>
+      </w:r>
+    </w:p>
+    <w:p>
+      <w:pPr>
         <w:pStyle w:val="BodyText"/>
       </w:pPr>
       <w:r>
@@ -5216,25 +5285,25 @@
     </w:p>
     <w:p>
       <w:pPr>
-        <w:pStyle w:val="BodyText"/>
+        <w:pStyle w:val="CaptionedFigure"/>
       </w:pPr>
       <w:r>
         <w:drawing>
           <wp:inline>
             <wp:extent cx="5753100" cy="3835399"/>
             <wp:effectExtent b="0" l="0" r="0" t="0"/>
-            <wp:docPr descr="Figure 2d: Pooled (2009+2015+2023), predicted ln(labour productivity) vs FSTS" title="" id="53" name="Picture"/>
+            <wp:docPr descr="Figure 2d: Pooled (2009+2015+2023), predicted ln(labour productivity) vs FSTS" title="" id="52" name="Picture"/>
             <a:graphic>
               <a:graphicData uri="http://schemas.openxmlformats.org/drawingml/2006/picture">
                 <pic:pic>
                   <pic:nvPicPr>
-                    <pic:cNvPr descr="figures/figure_2d.png" id="54" name="Picture"/>
+                    <pic:cNvPr descr="figures/figure_2d.png" id="53" name="Picture"/>
                     <pic:cNvPicPr>
                       <a:picLocks noChangeArrowheads="1" noChangeAspect="1"/>
                     </pic:cNvPicPr>
                   </pic:nvPicPr>
                   <pic:blipFill>
-                    <a:blip r:embed="rId52"/>
+                    <a:blip r:embed="rId51"/>
                     <a:stretch>
                       <a:fillRect/>
                     </a:stretch>
@@ -5263,6 +5332,14 @@
     </w:p>
     <w:p>
       <w:pPr>
+        <w:pStyle w:val="ImageCaption"/>
+      </w:pPr>
+      <w:r>
+        <w:t xml:space="preserve">Figure 2d: Pooled (2009+2015+2023), predicted ln(labour productivity) vs FSTS</w:t>
+      </w:r>
+    </w:p>
+    <w:p>
+      <w:pPr>
         <w:pStyle w:val="BodyText"/>
       </w:pPr>
       <w:r>
@@ -5279,8 +5356,8 @@
         <w:t xml:space="preserve">Predicted ln(labour productivity) as a function of FSTS for the pooled sample (M2). Turning point ≈ 40% FSTS (Lind-Mehlum p &lt; .001).</w:t>
       </w:r>
     </w:p>
-    <w:bookmarkEnd w:id="55"/>
-    <w:bookmarkStart w:id="59" w:name="X41c3dce096fbfa1c0be6a58d0741b2aa56fb860"/>
+    <w:bookmarkEnd w:id="54"/>
+    <w:bookmarkStart w:id="58" w:name="interpretation-of-the-hypothesis-tests"/>
     <w:p>
       <w:pPr>
         <w:pStyle w:val="Heading3"/>
@@ -5378,7 +5455,7 @@
         <w:pStyle w:val="BodyText"/>
       </w:pPr>
       <w:r>
-        <w:t xml:space="preserve">H2 is supported: the positive TCI_z direct coefficient (pooled β = 0.179, p &lt; .001) is statistically significant in all three wave-specific periods (2009 p &lt; .001; 2015 p = .010; 2023 p = .006), and statistically distinguishable TCI moderation appears in three of four panels (M3 joint p = .040, .713, .027 and .003). The baseline DAI_z control reports a positive pooled level association (β = 0.078, p = .004) but with substantial wave-to-wave variability, strong in 2009 (β = 0.175, p &lt; .001), null in 2015 (β = -0.044, p = .377), and re-emerging in 2023 (β = 0.095, p = .038). Because DAI_z indexes only Tier-1 website presence and is not formalised as a primary hypothesis in this paper, this wave variation is reported descriptively rather than as a hypothesis test. The Paternoster cross-wave z-tests (§4.5, Panel F) indicate that the 2009-to-2015 fall (z = 3.353, p &lt; .001) and the 2015-to-2023 recovery (z = -2.051, p = .040) are both statistically distinguishable shifts in the descriptive Tier-1 series.</w:t>
+        <w:t xml:space="preserve">H2 is supported: the positive TCI_z direct coefficient (pooled β = 0.179, p &lt; .001) is statistically significant in all three wave-specific periods (2009 p &lt; .001; 2015 p = .010; 2023 p = .006), and statistically distinguishable TCI moderation appears in three of four panels (M3 joint p = .040, .713, .027 and .003). The baseline DAI_z control reports a positive pooled level association (β = 0.078, p = .004) but with substantial wave-to-wave variability, strong in 2009 (β = 0.175, p &lt; .001), null in 2015 (β = -0.044, p = .377), and re-emerging in 2023 (β = 0.095, p = .038). Because DAI_z indexes only Tier-1 website presence and is not formalised as a primary hypothesis in this paper, this wave variation is reported descriptively rather than as a hypothesis test. The Paternoster cross-wave z-tests (Section 4.5, Panel F) indicate that the 2009-to-2015 fall (z = 3.353, p &lt; .001) and the 2015-to-2023 recovery (z = -2.051, p = .040) are both statistically distinguishable shifts in the descriptive Tier-1 series.</w:t>
       </w:r>
       <w:r>
         <w:t xml:space="preserve"> </w:t>
@@ -5457,25 +5534,25 @@
     </w:p>
     <w:p>
       <w:pPr>
-        <w:pStyle w:val="BodyText"/>
+        <w:pStyle w:val="CaptionedFigure"/>
       </w:pPr>
       <w:r>
         <w:drawing>
           <wp:inline>
             <wp:extent cx="5753100" cy="2401293"/>
             <wp:effectExtent b="0" l="0" r="0" t="0"/>
-            <wp:docPr descr="Figure 3: Moderator marginal effects, TCI and DAI interactions with FSTS (Vietnam)" title="" id="57" name="Picture"/>
+            <wp:docPr descr="Figure 3: Moderator marginal effects, TCI and DAI interactions with FSTS (Vietnam)" title="" id="56" name="Picture"/>
             <a:graphic>
               <a:graphicData uri="http://schemas.openxmlformats.org/drawingml/2006/picture">
                 <pic:pic>
                   <pic:nvPicPr>
-                    <pic:cNvPr descr="figures/figure_3_moderator_marginals.png" id="58" name="Picture"/>
+                    <pic:cNvPr descr="figures/figure_3_moderator_marginals.png" id="57" name="Picture"/>
                     <pic:cNvPicPr>
                       <a:picLocks noChangeArrowheads="1" noChangeAspect="1"/>
                     </pic:cNvPicPr>
                   </pic:nvPicPr>
                   <pic:blipFill>
-                    <a:blip r:embed="rId56"/>
+                    <a:blip r:embed="rId55"/>
                     <a:stretch>
                       <a:fillRect/>
                     </a:stretch>
@@ -5504,6 +5581,14 @@
     </w:p>
     <w:p>
       <w:pPr>
+        <w:pStyle w:val="ImageCaption"/>
+      </w:pPr>
+      <w:r>
+        <w:t xml:space="preserve">Figure 3: Moderator marginal effects, TCI and DAI interactions with FSTS (Vietnam)</w:t>
+      </w:r>
+    </w:p>
+    <w:p>
+      <w:pPr>
         <w:pStyle w:val="BodyText"/>
       </w:pPr>
       <w:r>
@@ -5520,80 +5605,80 @@
         <w:t xml:space="preserve">Marginal effects of TCI_z and DAI_z on ln(labour productivity) across FSTS levels (M7/M8). TCI shows a stable positive level-shift across waves; DAI moderation is wave-specific, with the 2023 interaction showing attenuation at high FSTS (Type I moderation: slope-flattening, shape preserved).</w:t>
       </w:r>
     </w:p>
+    <w:bookmarkEnd w:id="58"/>
+    <w:bookmarkStart w:id="59" w:name="X23d394b5fab5dc8f1b4dd565bcba255732d0503"/>
+    <w:p>
+      <w:pPr>
+        <w:pStyle w:val="Heading3"/>
+      </w:pPr>
+      <w:r>
+        <w:t xml:space="preserve">4.4 Main empirical pattern: participation × intensity</w:t>
+      </w:r>
+    </w:p>
+    <w:p>
+      <w:pPr>
+        <w:pStyle w:val="FirstParagraph"/>
+      </w:pPr>
+      <w:r>
+        <w:t xml:space="preserve">Before reading the table that follows, we anchor the reader in the two-margin structure introduced in 2.1. The full-sample inverted-U is informative about the joint participation-andintensity pattern, but its curvature is identified primarily through the participation margin: only</w:t>
+      </w:r>
+      <w:r>
+        <w:t xml:space="preserve"> </w:t>
+      </w:r>
+      <w:r>
+        <w:t xml:space="preserve">~1.0 % of pooled firms sit within ±5 percentage-points of the wave-specific turning points (see</w:t>
+      </w:r>
+      <w:r>
+        <w:t xml:space="preserve"> </w:t>
+      </w:r>
+      <w:r>
+        <w:t xml:space="preserve">4.5 density check), and the bulk of mass lies at FSTS = 0. When we re-fit M2 / M7 / M8 on</w:t>
+      </w:r>
+      <w:r>
+        <w:t xml:space="preserve"> </w:t>
+      </w:r>
+      <w:r>
+        <w:t xml:space="preserve">the exporter-only sub-sample (FSTS &gt; 0; pooled N = 669, 4.5 Panel H), the linear FSTS_c term is negative (β = -0.861, p &lt; .001) but the quadratic term is not significant (FSTS_c² β = -0.200, p = .660, M8 joint p = .462). H1a (participation margin) is therefore the dominant</w:t>
+      </w:r>
+      <w:r>
+        <w:t xml:space="preserve"> </w:t>
+      </w:r>
+      <w:r>
+        <w:t xml:space="preserve">productivity-relevant margin in this dataset; the within-exporter intensity curvature claimed by</w:t>
+      </w:r>
+      <w:r>
+        <w:t xml:space="preserve"> </w:t>
+      </w:r>
+      <w:r>
+        <w:t xml:space="preserve">H1b weakens once participation is netted out. We retain the full-sample inverted-U as the headline empirical regularity, but interpret it explicitly through the dual-mechanism lens: most of the</w:t>
+      </w:r>
+      <w:r>
+        <w:t xml:space="preserve"> </w:t>
+      </w:r>
+      <w:r>
+        <w:t xml:space="preserve">productivity differential lies between non-exporters and exporters, with limited additional curvature within the exporter subsample. Table 2 therefore reads as a description of the combined</w:t>
+      </w:r>
+      <w:r>
+        <w:t xml:space="preserve"> </w:t>
+      </w:r>
+      <w:r>
+        <w:t xml:space="preserve">participation × intensity pattern rather than as a structural statement about within-exporter</w:t>
+      </w:r>
+      <w:r>
+        <w:t xml:space="preserve"> </w:t>
+      </w:r>
+      <w:r>
+        <w:t xml:space="preserve">intensity curvature.</w:t>
+      </w:r>
+      <w:r>
+        <w:t xml:space="preserve"> </w:t>
+      </w:r>
+      <w:r>
+        <w:t xml:space="preserve">Table 3 summarises the directional interpretation of the focal coefficients from the full specifications by wave and for the pooled sample.</w:t>
+      </w:r>
+    </w:p>
     <w:bookmarkEnd w:id="59"/>
-    <w:bookmarkStart w:id="60" w:name="X3b4c7e0874095eca8ced8b4f3eaf74e392e9461"/>
-    <w:p>
-      <w:pPr>
-        <w:pStyle w:val="Heading3"/>
-      </w:pPr>
-      <w:r>
-        <w:t xml:space="preserve">4.4 Main empirical pattern: participation × intensity</w:t>
-      </w:r>
-    </w:p>
-    <w:p>
-      <w:pPr>
-        <w:pStyle w:val="FirstParagraph"/>
-      </w:pPr>
-      <w:r>
-        <w:t xml:space="preserve">Before reading the table that follows, we anchor the reader in the two-margin structure introduced in 2.1. The full-sample inverted-U is informative about the joint participation-andintensity pattern, but its curvature is identified primarily through the participation margin: only</w:t>
-      </w:r>
-      <w:r>
-        <w:t xml:space="preserve"> </w:t>
-      </w:r>
-      <w:r>
-        <w:t xml:space="preserve">~1.0 % of pooled firms sit within ±5 percentage-points of the wave-specific turning points (see</w:t>
-      </w:r>
-      <w:r>
-        <w:t xml:space="preserve"> </w:t>
-      </w:r>
-      <w:r>
-        <w:t xml:space="preserve">4.5 density check), and the bulk of mass lies at FSTS = 0. When we re-fit M2 / M7 / M8 on</w:t>
-      </w:r>
-      <w:r>
-        <w:t xml:space="preserve"> </w:t>
-      </w:r>
-      <w:r>
-        <w:t xml:space="preserve">the exporter-only sub-sample (FSTS &gt; 0; pooled N = 669, 4.5 Panel H), the linear FSTS_c term is negative (β = -0.861, p &lt; .001) but the quadratic term is not significant (FSTS_c² β = -0.200, p = .660, M8 joint p = .462). H1a (participation margin) is therefore the dominant</w:t>
-      </w:r>
-      <w:r>
-        <w:t xml:space="preserve"> </w:t>
-      </w:r>
-      <w:r>
-        <w:t xml:space="preserve">productivity-relevant margin in this dataset; the within-exporter intensity curvature claimed by</w:t>
-      </w:r>
-      <w:r>
-        <w:t xml:space="preserve"> </w:t>
-      </w:r>
-      <w:r>
-        <w:t xml:space="preserve">H1b weakens once participation is netted out. We retain the full-sample inverted-U as the headline empirical regularity, but interpret it explicitly through the dual-mechanism lens: most of the</w:t>
-      </w:r>
-      <w:r>
-        <w:t xml:space="preserve"> </w:t>
-      </w:r>
-      <w:r>
-        <w:t xml:space="preserve">productivity differential lies between non-exporters and exporters, with limited additional curvature within the exporter subsample. Table 2 therefore reads as a description of the combined</w:t>
-      </w:r>
-      <w:r>
-        <w:t xml:space="preserve"> </w:t>
-      </w:r>
-      <w:r>
-        <w:t xml:space="preserve">participation × intensity pattern rather than as a structural statement about within-exporter</w:t>
-      </w:r>
-      <w:r>
-        <w:t xml:space="preserve"> </w:t>
-      </w:r>
-      <w:r>
-        <w:t xml:space="preserve">intensity curvature.</w:t>
-      </w:r>
-      <w:r>
-        <w:t xml:space="preserve"> </w:t>
-      </w:r>
-      <w:r>
-        <w:t xml:space="preserve">Table 3 summarises the directional interpretation of the focal coefficients from the full specifications by wave and for the pooled sample.</w:t>
-      </w:r>
-    </w:p>
-    <w:bookmarkEnd w:id="60"/>
-    <w:bookmarkStart w:id="62" w:name="Xa4c02e0b9d1c1dfbd229ca8e93a765eb24721f0"/>
+    <w:bookmarkStart w:id="61" w:name="robustness"/>
     <w:p>
       <w:pPr>
         <w:pStyle w:val="Heading3"/>
@@ -5874,7 +5959,7 @@
         <w:t xml:space="preserve">turning-point magnitude.</w:t>
       </w:r>
     </w:p>
-    <w:bookmarkStart w:id="61" w:name="robustness-to-endogeneity-and-selection"/>
+    <w:bookmarkStart w:id="60" w:name="robustness-to-endogeneity-and-selection"/>
     <w:p>
       <w:pPr>
         <w:pStyle w:val="Heading4"/>
@@ -5888,7 +5973,7 @@
         <w:pStyle w:val="FirstParagraph"/>
       </w:pPr>
       <w:r>
-        <w:t xml:space="preserve">Three complementary approaches address selection and endogeneity concerns. A note on the selection structure is warranted before presenting the checks. Exporters self-select into foreign markets, so the OLS estimates reflect both selection and treatment effects. As a boundary condition, exporter participation rates declined from 28.4% (2009) to 18.8% (2023), consistent with servicification of the economy and the gradual exit of marginal exporters, which itself attenuates the threat of a constant positive-selection story across waves. A Heckman two-stage check confirms this reading: Heckman two-step corrections (Panel E) yield insignificant inverse-Mills ratios across all waves (all |λ| &lt; 0.84, p &gt; .25 in each wave), indicating no detectable selection bias on the exporter subsample. The inverse Mills ratio coefficient does not materially change FSTS coefficient estimates across waves, suggesting that selection bias is limited in this context and that the participation-margin productivity gap documented in §4.4 reflects a genuine performance discontinuity rather than an artefact of positive selection into exporting. Propensity-score matching (Panel J) corroborates the average H2 TCI association and the baseline DAI_z level association without imposing linearity: ATT estimates for foreign-technology / certification status (0.609–0.637, p &lt; .001) and for website ownership (0.298–0.321, p &lt; .001) are substantively consistent with the OLS results, though the latter is best read as a descriptive Tier-1 selection-corrected association rather than a capability test. Full matching-balance diagnostics and ATT estimates are reported in Online Appendix Table A.</w:t>
+        <w:t xml:space="preserve">Three complementary approaches address selection and endogeneity concerns. A note on the selection structure is warranted before presenting the checks. Exporters self-select into foreign markets, so the OLS estimates reflect both selection and treatment effects. As a boundary condition, exporter participation rates declined from 28.4% (2009) to 18.8% (2023), consistent with servicification of the economy and the gradual exit of marginal exporters, which itself attenuates the threat of a constant positive-selection story across waves. A Heckman two-stage check confirms this reading: Heckman two-step corrections (Panel E) yield insignificant inverse-Mills ratios across all waves (all |λ| &lt; 0.84, p &gt; .25 in each wave), indicating no detectable selection bias on the exporter subsample. The inverse Mills ratio coefficient does not materially change FSTS coefficient estimates across waves, suggesting that selection bias is limited in this context and that the participation-margin productivity gap documented in Section 4.4 reflects a genuine performance discontinuity rather than an artefact of positive selection into exporting. Propensity-score matching (Panel J) corroborates the average H2 TCI association and the baseline DAI_z level association without imposing linearity: ATT estimates for foreign-technology / certification status (0.609–0.637, p &lt; .001) and for website ownership (0.298–0.321, p &lt; .001) are substantively consistent with the OLS results, though the latter is best read as a descriptive Tier-1 selection-corrected association rather than a capability test. Full matching-balance diagnostics and ATT estimates are reported in Online Appendix Table A.</w:t>
       </w:r>
     </w:p>
     <w:p>
@@ -5904,15 +5989,15 @@
         <w:pStyle w:val="BodyText"/>
       </w:pPr>
       <w:r>
-        <w:t xml:space="preserve">Measurement-sensitivity probes indicate that core inferences do not depend on composite construction. Enriching TCI with R&amp;D and product-innovation items (Panel A) attenuates the TCI coefficient modestly but does not alter qualitative conclusions. The enriched DAI_rich composite (Tier 1–2, Panel B) yields directionally consistent moderation in 2023 with weaker significance. Micro-firm exclusion (Panel D) preserves the inverted-U and TCI associations. Paternoster et al. cross-wave z-tests (Panel F) indicate that the DAI cross-wave shift is statistically distinguishable while curvature parameters share a common pooled magnitude. Panel-level estimates are reported in Online Appendix Tables C–F.</w:t>
-      </w:r>
-    </w:p>
-    <w:p>
-      <w:pPr>
-        <w:pStyle w:val="BodyText"/>
-      </w:pPr>
-      <w:r>
-        <w:t xml:space="preserve">Multiple-testing caveat. 4.5 reports four narrative panels (G, H, I, F) and three robustness families (endogeneity/selection, measurement sensitivity) across multiple focal terms. We do not apply a formal multiple-testing correction because the panels probe different identification concerns rather than testing the same hypothesis repeatedly, but readers should weight any single marginal panel result accordingly. Our substantive inferences in §5 rely on the pattern across panels and the directional consistency of the focal estimates rather than on the significance of any single robustness panel.</w:t>
+        <w:t xml:space="preserve">Measurement-sensitivity probes indicate that core inferences do not depend on composite construction. Enriching TCI with R&amp;D and product-innovation items (Panel A) attenuates the TCI coefficient modestly but does not alter qualitative conclusions. The enriched DAI_rich composite (Tier 1–2, Panel B) yields directionally consistent moderation in 2023 with weaker significance. Micro-firm exclusion (Panel D) preserves the inverted-U and TCI associations. Paternoster et al. cross-wave z-tests (Panel F) indicate that the DAI cross-wave shift is statistically distinguishable while curvature parameters share a common pooled magnitude. Panel-level estimates are reported in Online Appendix Tables C–F.</w:t>
+      </w:r>
+    </w:p>
+    <w:p>
+      <w:pPr>
+        <w:pStyle w:val="BodyText"/>
+      </w:pPr>
+      <w:r>
+        <w:t xml:space="preserve">Multiple-testing caveat. 4.5 reports four narrative panels (G, H, I, F) and three robustness families (endogeneity/selection, measurement sensitivity) across multiple focal terms. We do not apply a formal multiple-testing correction because the panels probe different identification concerns rather than testing the same hypothesis repeatedly, but readers should weight any single marginal panel result accordingly. Our substantive inferences in Section 5 rely on the pattern across panels and the directional consistency of the focal estimates rather than on the significance of any single robustness panel.</w:t>
       </w:r>
     </w:p>
     <w:p>
@@ -5946,7 +6031,7 @@
     <w:tbl>
       <w:tblPr>
         <w:tblStyle w:val="Table"/>
-        <w:tblW w:type="auto" w:w="0"/>
+        <w:tblW w:type="pct" w:w="5000"/>
         <w:tblLook w:firstRow="1" w:lastRow="0" w:firstColumn="0" w:lastColumn="0" w:noHBand="0" w:noVBand="0" w:val="0020"/>
         <w:jc w:val="start"/>
       </w:tblPr>
@@ -17169,7 +17254,7 @@
         <w:t xml:space="preserve"> </w:t>
       </w:r>
       <w:r>
-        <w:t xml:space="preserve">2,958 FSTSc 0.92 → 0.61; FSTSc2 −2.21 → −1.17; No sign change; focal findTCI 0.14 → 0.19; DAI 0.07 → 0.08</w:t>
+        <w:t xml:space="preserve">2,958 FSTSc 0.92 to 0.61; FSTSc2 −2.21 to −1.17; No sign change; focal findTCI 0.14 to 0.19; DAI 0.07 to 0.08</w:t>
       </w:r>
       <w:r>
         <w:t xml:space="preserve"> </w:t>
@@ -17291,24 +17376,7 @@
         <w:t xml:space="preserve"> </w:t>
       </w:r>
       <w:r>
-        <w:t xml:space="preserve">presentation is per-sample rather than per-row. Source: World Bank Enterprise Surveys (Vietnam 2009, 2015, 2023),</w:t>
-      </w:r>
-      <w:r>
-        <w:t xml:space="preserve"> </w:t>
-      </w:r>
-      <w:hyperlink r:id="rId41">
-        <w:r>
-          <w:rPr>
-            <w:rStyle w:val="Hyperlink"/>
-          </w:rPr>
-          <w:t xml:space="preserve">www.enterprisesurveys.org;</w:t>
-        </w:r>
-      </w:hyperlink>
-      <w:r>
-        <w:t xml:space="preserve"> </w:t>
-      </w:r>
-      <w:r>
-        <w:t xml:space="preserve">authors' calculations.</w:t>
+        <w:t xml:space="preserve">presentation is per-sample rather than per-row. Source: World Bank Enterprise Surveys (Vietnam 2009, 2015, 2023), www.enterprisesurveys.org; authors’ calculations.</w:t>
       </w:r>
       <w:r>
         <w:t xml:space="preserve"> </w:t>
@@ -17686,7 +17754,7 @@
     <w:tbl>
       <w:tblPr>
         <w:tblStyle w:val="Table"/>
-        <w:tblW w:type="auto" w:w="0"/>
+        <w:tblW w:type="pct" w:w="5000"/>
         <w:tblLook w:firstRow="1" w:lastRow="0" w:firstColumn="0" w:lastColumn="0" w:noHBand="0" w:noVBand="0" w:val="0020"/>
         <w:jc w:val="start"/>
       </w:tblPr>
@@ -17771,7 +17839,7 @@
               <w:jc w:val="left"/>
             </w:pPr>
             <w:r>
-              <w:t xml:space="preserve">2009 vs. 2015</w:t>
+              <w:t xml:space="preserve">2009 vs. 2015</w:t>
             </w:r>
           </w:p>
         </w:tc>
@@ -17833,7 +17901,7 @@
               <w:jc w:val="left"/>
             </w:pPr>
             <w:r>
-              <w:t xml:space="preserve">2009 vs. 2023</w:t>
+              <w:t xml:space="preserve">2009 vs. 2023</w:t>
             </w:r>
           </w:p>
         </w:tc>
@@ -17895,7 +17963,7 @@
               <w:jc w:val="left"/>
             </w:pPr>
             <w:r>
-              <w:t xml:space="preserve">2015 vs. 2023</w:t>
+              <w:t xml:space="preserve">2015 vs. 2023</w:t>
             </w:r>
           </w:p>
         </w:tc>
@@ -17964,13 +18032,13 @@
         <w:t xml:space="preserve"> </w:t>
       </w:r>
       <w:r>
-        <w:t xml:space="preserve">Cross-wave coefficient equality tests following Paternoster et al. (1998). Failure to reject indicates coefficient stability across waves. FSTSc and FSTSc² comparisons support wave-specific heterogeneity in TCI and DAI direct effects but not in the I–P curvature parameters. Turning points (already reported in Table 5 above) are derived from M2 (lnLP = β₀ + β₁ FSTS_c + β₂ FSTS_c² + controls + sector FE [+ wave FE in pooled]) back-transformed to the raw FSTS scale; 95% CI uses the delta method; Lind–Mehlum p-values follow the Sasabuchi-style endpoint test (Lind and Mehlum, 2010). Source: WBES Vietnam 2009, 2015, 2023; authors' calculations.</w:t>
-      </w:r>
-    </w:p>
+        <w:t xml:space="preserve">Cross-wave coefficient equality tests following Paternoster et al. (1998). Failure to reject indicates coefficient stability across waves. FSTSc and FSTSc² comparisons support wave-specific heterogeneity in TCI and DAI direct effects but not in the I–P curvature parameters. Turning points (already reported in Table 5 above) are derived from M2 (lnLP = β₀ + β₁ FSTS_c + β₂ FSTS_c² + controls + sector FE [+ wave FE in pooled]) back-transformed to the raw FSTS scale; 95% CI uses the delta method; Lind–Mehlum p-values follow the Sasabuchi-style endpoint test (Lind and Mehlum, 2010). Source: WBES Vietnam 2009, 2015, 2023; authors’ calculations.</w:t>
+      </w:r>
+    </w:p>
+    <w:bookmarkEnd w:id="60"/>
     <w:bookmarkEnd w:id="61"/>
     <w:bookmarkEnd w:id="62"/>
-    <w:bookmarkEnd w:id="63"/>
-    <w:bookmarkStart w:id="69" w:name="X735612638e4e736e4693e459c258977262c0dfc"/>
+    <w:bookmarkStart w:id="68" w:name="discussion"/>
     <w:p>
       <w:pPr>
         <w:pStyle w:val="Heading2"/>
@@ -18000,7 +18068,7 @@
         <w:t xml:space="preserve">, 2026). This corroboration strengthens the interpretation that moderate export intensity generates genuine productivity gains in Vietnamese firms, not merely a compositional artefact of positive selection into exporting.</w:t>
       </w:r>
     </w:p>
-    <w:bookmarkStart w:id="64" w:name="Xa5f80b6bc0b8dd7b33d639445ac723c1ee9ad4a"/>
+    <w:bookmarkStart w:id="63" w:name="X45b04fa3b40d11388c7a41a1d622c5668243784"/>
     <w:p>
       <w:pPr>
         <w:pStyle w:val="Heading3"/>
@@ -18073,14 +18141,256 @@
         <w:t xml:space="preserve">stand in the broader trajectory of internationalisation and transition, as captured in repeated cross-sectional snapshots rather than within-firm longitudinal records.</w:t>
       </w:r>
     </w:p>
+    <w:bookmarkEnd w:id="63"/>
+    <w:bookmarkStart w:id="64" w:name="Xf38ea3bc596d70f844bdf59a29c37f26a529ee1"/>
+    <w:p>
+      <w:pPr>
+        <w:pStyle w:val="Heading3"/>
+      </w:pPr>
+      <w:r>
+        <w:t xml:space="preserve">5.2 Why the distinction between TCI and baseline DAI matters</w:t>
+      </w:r>
+    </w:p>
+    <w:p>
+      <w:pPr>
+        <w:pStyle w:val="FirstParagraph"/>
+      </w:pPr>
+      <w:r>
+        <w:t xml:space="preserve">The results strengthen the methodological case for separating foreign-technology / standards capability from a baseline website-presence indicator and for not conflating the two under a single</w:t>
+      </w:r>
+      <w:r>
+        <w:t xml:space="preserve"> </w:t>
+      </w:r>
+      <w:r>
+        <w:t xml:space="preserve">“</w:t>
+      </w:r>
+      <w:r>
+        <w:t xml:space="preserve">digital adoption</w:t>
+      </w:r>
+      <w:r>
+        <w:t xml:space="preserve">”</w:t>
+      </w:r>
+      <w:r>
+        <w:t xml:space="preserve"> </w:t>
+      </w:r>
+      <w:r>
+        <w:t xml:space="preserve">or</w:t>
+      </w:r>
+      <w:r>
+        <w:t xml:space="preserve"> </w:t>
+      </w:r>
+      <w:r>
+        <w:t xml:space="preserve">“</w:t>
+      </w:r>
+      <w:r>
+        <w:t xml:space="preserve">digital transformation</w:t>
+      </w:r>
+      <w:r>
+        <w:t xml:space="preserve">”</w:t>
+      </w:r>
+      <w:r>
+        <w:t xml:space="preserve"> </w:t>
+      </w:r>
+      <w:r>
+        <w:t xml:space="preserve">label. The PSM and IV evidence in 4.5 (Panels J and K)</w:t>
+      </w:r>
+      <w:r>
+        <w:t xml:space="preserve"> </w:t>
+      </w:r>
+      <w:r>
+        <w:t xml:space="preserve">makes the distinction sharper (Karna et al., 2016).</w:t>
+      </w:r>
+    </w:p>
+    <w:p>
+      <w:pPr>
+        <w:pStyle w:val="BodyText"/>
+      </w:pPr>
+      <w:r>
+        <w:t xml:space="preserve">TCI is robust under both matching and</w:t>
+      </w:r>
+    </w:p>
+    <w:p>
+      <w:pPr>
+        <w:pStyle w:val="BodyText"/>
+      </w:pPr>
+      <w:r>
+        <w:t xml:space="preserve">instrumentation: the 2SLS estimate of TCI_z is 1.64 (p &lt; .001) under a strong instrument</w:t>
+      </w:r>
+      <w:r>
+        <w:t xml:space="preserve"> </w:t>
+      </w:r>
+      <w:r>
+        <w:t xml:space="preserve">(first-stage F = 22.1), and the matching ATT for the cert / foreign-tech treatment is 0.61–0.64</w:t>
+      </w:r>
+      <w:r>
+        <w:t xml:space="preserve"> </w:t>
+      </w:r>
+      <w:r>
+        <w:t xml:space="preserve">(p &lt; .001) on a matched sample of approximately 640 firms.</w:t>
+      </w:r>
+    </w:p>
+    <w:p>
+      <w:pPr>
+        <w:pStyle w:val="BodyText"/>
+      </w:pPr>
+      <w:r>
+        <w:t xml:space="preserve">By contrast, the OLS-detected</w:t>
+      </w:r>
+    </w:p>
+    <w:p>
+      <w:pPr>
+        <w:pStyle w:val="BodyText"/>
+      </w:pPr>
+      <w:r>
+        <w:t xml:space="preserve">DAI direct association is reproduced under PSM (matching ATT = 0.30–0.32, p &lt; .001) but</w:t>
+      </w:r>
+      <w:r>
+        <w:t xml:space="preserve"> </w:t>
+      </w:r>
+      <w:r>
+        <w:t xml:space="preserve">attenuates to a null under 2SLS (β = 0.02, p = .94). Taken together, the results suggest that</w:t>
+      </w:r>
+      <w:r>
+        <w:t xml:space="preserve"> </w:t>
+      </w:r>
+      <w:r>
+        <w:t xml:space="preserve">foreign-technology / standards capability behaves like a more identification-robust productivity channel, whereas website-based digital presence behaves like a more context-sensitive and</w:t>
+      </w:r>
+      <w:r>
+        <w:t xml:space="preserve"> </w:t>
+      </w:r>
+      <w:r>
+        <w:t xml:space="preserve">selection-sensitive marker of performance heterogeneity.</w:t>
+      </w:r>
+      <w:r>
+        <w:t xml:space="preserve"> </w:t>
+      </w:r>
+      <w:r>
+        <w:t xml:space="preserve">The DAI_rich extension reported in 4.5 Panel B reinforces the construct interpretation</w:t>
+      </w:r>
+      <w:r>
+        <w:t xml:space="preserve"> </w:t>
+      </w:r>
+      <w:r>
+        <w:t xml:space="preserve">rather than weakening it. Although the primary DAI_z anchored on c22b (website presence) is</w:t>
+      </w:r>
+      <w:r>
+        <w:t xml:space="preserve"> </w:t>
+      </w:r>
+      <w:r>
+        <w:t xml:space="preserve">by 2023 close to a Tier-1 baseline indicator, the DAI_rich extension available only in 2023 (combining c22b with electronic-payment shares k33, k38) produces a similarly directioned</w:t>
+      </w:r>
+      <w:r>
+        <w:t xml:space="preserve"> </w:t>
+      </w:r>
+      <w:r>
+        <w:t xml:space="preserve">and a moderation pattern in the same direction (FSTS_c × DAI_rich_cont_z = -0.93, M8 joint</w:t>
+      </w:r>
+      <w:r>
+        <w:t xml:space="preserve"> </w:t>
+      </w:r>
+      <w:r>
+        <w:t xml:space="preserve">p = .099). Whether digital adoption is measured by the thin Tier-1 website indicator or by the</w:t>
+      </w:r>
+      <w:r>
+        <w:t xml:space="preserve"> </w:t>
+      </w:r>
+      <w:r>
+        <w:t xml:space="preserve">deeper Tier-2 / 3 transaction items, the 2023 moderation pattern goes in the same direction. This</w:t>
+      </w:r>
+      <w:r>
+        <w:t xml:space="preserve"> </w:t>
+      </w:r>
+      <w:r>
+        <w:t xml:space="preserve">common-direction evidence guards against the proxy-obsolescence reading of the DAI pattern</w:t>
+      </w:r>
+      <w:r>
+        <w:t xml:space="preserve"> </w:t>
+      </w:r>
+      <w:r>
+        <w:t xml:space="preserve">in isolation: even under a richer measurement that is harder to dismiss as a routine marker, the</w:t>
+      </w:r>
+      <w:r>
+        <w:t xml:space="preserve"> </w:t>
+      </w:r>
+      <w:r>
+        <w:t xml:space="preserve">within-2023 moderation is consistent with the headline finding.</w:t>
+      </w:r>
+      <w:r>
+        <w:t xml:space="preserve"> </w:t>
+      </w:r>
+      <w:r>
+        <w:t xml:space="preserve">The difference between TCI and DAI matters because the two constructs do not behave</w:t>
+      </w:r>
+      <w:r>
+        <w:t xml:space="preserve"> </w:t>
+      </w:r>
+      <w:r>
+        <w:t xml:space="preserve">identically across periods or under different identification strategies.</w:t>
+      </w:r>
+    </w:p>
+    <w:p>
+      <w:pPr>
+        <w:pStyle w:val="BodyText"/>
+      </w:pPr>
+      <w:r>
+        <w:t xml:space="preserve">TCI_z behaves like a</w:t>
+      </w:r>
+    </w:p>
+    <w:p>
+      <w:pPr>
+        <w:pStyle w:val="BodyText"/>
+      </w:pPr>
+      <w:r>
+        <w:t xml:space="preserve">robust foreign-technology / standards capability whose productivity association survives both</w:t>
+      </w:r>
+      <w:r>
+        <w:t xml:space="preserve"> </w:t>
+      </w:r>
+      <w:r>
+        <w:t xml:space="preserve">PSM and 2SLS. DAI_z behaves like a context-sensitive marker whose productivity association is</w:t>
+      </w:r>
+      <w:r>
+        <w:t xml:space="preserve"> </w:t>
+      </w:r>
+      <w:r>
+        <w:t xml:space="preserve">documented under matched comparison but not under exogenous instrumental variation. This</w:t>
+      </w:r>
+    </w:p>
+    <w:p>
+      <w:pPr>
+        <w:pStyle w:val="BodyText"/>
+      </w:pPr>
+      <w:r>
+        <w:t xml:space="preserve">supports a more careful approach to digitalisation in international-business research, one that</w:t>
+      </w:r>
+      <w:r>
+        <w:t xml:space="preserve"> </w:t>
+      </w:r>
+      <w:r>
+        <w:t xml:space="preserve">distinguishes between basic digital enablement (easily contaminated by selection on observables)</w:t>
+      </w:r>
+      <w:r>
+        <w:t xml:space="preserve"> </w:t>
+      </w:r>
+      <w:r>
+        <w:t xml:space="preserve">and broader technological depth (more identification-robust), rather than collapsing them into</w:t>
+      </w:r>
+      <w:r>
+        <w:t xml:space="preserve"> </w:t>
+      </w:r>
+      <w:r>
+        <w:t xml:space="preserve">a single label.</w:t>
+      </w:r>
+    </w:p>
     <w:bookmarkEnd w:id="64"/>
-    <w:bookmarkStart w:id="65" w:name="Xa30cb53845d80e9f381e97d931a6564a08369b5"/>
+    <w:bookmarkStart w:id="65" w:name="the-significance-of-the-2015-dip"/>
     <w:p>
       <w:pPr>
         <w:pStyle w:val="Heading3"/>
       </w:pPr>
       <w:r>
-        <w:t xml:space="preserve">5.2 Why the distinction between TCI and baseline DAI matters</w:t>
+        <w:t xml:space="preserve">5.3 The significance of the 2015 dip</w:t>
       </w:r>
     </w:p>
     <w:p>
@@ -18088,503 +18398,297 @@
         <w:pStyle w:val="FirstParagraph"/>
       </w:pPr>
       <w:r>
-        <w:t xml:space="preserve">The results strengthen the methodological case for separating foreign-technology / standards capability from a baseline website-presence indicator and for not conflating the two under a single "digital adoption" or "digital transformation" label. The PSM and IV evidence in 4.5 (Panels J and K)</w:t>
-      </w:r>
-      <w:r>
-        <w:t xml:space="preserve"> </w:t>
-      </w:r>
-      <w:r>
-        <w:t xml:space="preserve">makes the distinction sharper (Karna et al., 2016).</w:t>
-      </w:r>
-    </w:p>
-    <w:p>
-      <w:pPr>
-        <w:pStyle w:val="BodyText"/>
-      </w:pPr>
-      <w:r>
-        <w:t xml:space="preserve">TCI is robust under both matching and</w:t>
-      </w:r>
-    </w:p>
-    <w:p>
-      <w:pPr>
-        <w:pStyle w:val="BodyText"/>
-      </w:pPr>
-      <w:r>
-        <w:t xml:space="preserve">instrumentation: the 2SLS estimate of TCI_z is 1.64 (p &lt; .001) under a strong instrument</w:t>
-      </w:r>
-      <w:r>
-        <w:t xml:space="preserve"> </w:t>
-      </w:r>
-      <w:r>
-        <w:t xml:space="preserve">(first-stage F = 22.1), and the matching ATT for the cert / foreign-tech treatment is 0.61–0.64</w:t>
-      </w:r>
-      <w:r>
-        <w:t xml:space="preserve"> </w:t>
-      </w:r>
-      <w:r>
-        <w:t xml:space="preserve">(p &lt; .001) on a matched sample of approximately 640 firms.</w:t>
-      </w:r>
-    </w:p>
-    <w:p>
-      <w:pPr>
-        <w:pStyle w:val="BodyText"/>
-      </w:pPr>
-      <w:r>
-        <w:t xml:space="preserve">By contrast, the OLS-detected</w:t>
-      </w:r>
-    </w:p>
-    <w:p>
-      <w:pPr>
-        <w:pStyle w:val="BodyText"/>
-      </w:pPr>
-      <w:r>
-        <w:t xml:space="preserve">DAI direct association is reproduced under PSM (matching ATT = 0.30–0.32, p &lt; .001) but</w:t>
-      </w:r>
-      <w:r>
-        <w:t xml:space="preserve"> </w:t>
-      </w:r>
-      <w:r>
-        <w:t xml:space="preserve">attenuates to a null under 2SLS (β = 0.02, p = .94). Taken together, the results suggest that</w:t>
-      </w:r>
-      <w:r>
-        <w:t xml:space="preserve"> </w:t>
-      </w:r>
-      <w:r>
-        <w:t xml:space="preserve">foreign-technology / standards capability behaves like a more identification-robust productivity channel, whereas website-based digital presence behaves like a more context-sensitive and</w:t>
-      </w:r>
-      <w:r>
-        <w:t xml:space="preserve"> </w:t>
-      </w:r>
-      <w:r>
-        <w:t xml:space="preserve">selection-sensitive marker of performance heterogeneity.</w:t>
-      </w:r>
-      <w:r>
-        <w:t xml:space="preserve"> </w:t>
-      </w:r>
-      <w:r>
-        <w:t xml:space="preserve">The DAI_rich extension reported in 4.5 Panel B reinforces the construct interpretation</w:t>
-      </w:r>
-      <w:r>
-        <w:t xml:space="preserve"> </w:t>
-      </w:r>
-      <w:r>
-        <w:t xml:space="preserve">rather than weakening it. Although the primary DAI_z anchored on c22b (website presence) is</w:t>
-      </w:r>
-      <w:r>
-        <w:t xml:space="preserve"> </w:t>
-      </w:r>
-      <w:r>
-        <w:t xml:space="preserve">by 2023 close to a Tier-1 baseline indicator, the DAI_rich extension available only in 2023 (combining c22b with electronic-payment shares k33, k38) produces a similarly directioned</w:t>
-      </w:r>
-      <w:r>
-        <w:t xml:space="preserve"> </w:t>
-      </w:r>
-      <w:r>
-        <w:t xml:space="preserve">and a moderation pattern in the same direction (FSTS_c × DAI_rich_cont_z = -0.93, M8 joint</w:t>
-      </w:r>
-      <w:r>
-        <w:t xml:space="preserve"> </w:t>
-      </w:r>
-      <w:r>
-        <w:t xml:space="preserve">p = .099). Whether digital adoption is measured by the thin Tier-1 website indicator or by the</w:t>
-      </w:r>
-      <w:r>
-        <w:t xml:space="preserve"> </w:t>
-      </w:r>
-      <w:r>
-        <w:t xml:space="preserve">deeper Tier-2 / 3 transaction items, the 2023 moderation pattern goes in the same direction. This</w:t>
-      </w:r>
-      <w:r>
-        <w:t xml:space="preserve"> </w:t>
-      </w:r>
-      <w:r>
-        <w:t xml:space="preserve">common-direction evidence guards against the proxy-obsolescence reading of the DAI pattern</w:t>
-      </w:r>
-      <w:r>
-        <w:t xml:space="preserve"> </w:t>
-      </w:r>
-      <w:r>
-        <w:t xml:space="preserve">in isolation: even under a richer measurement that is harder to dismiss as a routine marker, the</w:t>
-      </w:r>
-      <w:r>
-        <w:t xml:space="preserve"> </w:t>
-      </w:r>
-      <w:r>
-        <w:t xml:space="preserve">within-2023 moderation is consistent with the headline finding.</w:t>
-      </w:r>
-      <w:r>
-        <w:t xml:space="preserve"> </w:t>
-      </w:r>
-      <w:r>
-        <w:t xml:space="preserve">The difference between TCI and DAI matters because the two constructs do not behave</w:t>
-      </w:r>
-      <w:r>
-        <w:t xml:space="preserve"> </w:t>
-      </w:r>
-      <w:r>
-        <w:t xml:space="preserve">identically across periods or under different identification strategies.</w:t>
-      </w:r>
-    </w:p>
-    <w:p>
-      <w:pPr>
-        <w:pStyle w:val="BodyText"/>
-      </w:pPr>
-      <w:r>
-        <w:t xml:space="preserve">TCI_z behaves like a</w:t>
-      </w:r>
-    </w:p>
-    <w:p>
-      <w:pPr>
-        <w:pStyle w:val="BodyText"/>
-      </w:pPr>
-      <w:r>
-        <w:t xml:space="preserve">robust foreign-technology / standards capability whose productivity association survives both</w:t>
-      </w:r>
-      <w:r>
-        <w:t xml:space="preserve"> </w:t>
-      </w:r>
-      <w:r>
-        <w:t xml:space="preserve">PSM and 2SLS. DAI_z behaves like a context-sensitive marker whose productivity association is</w:t>
-      </w:r>
-      <w:r>
-        <w:t xml:space="preserve"> </w:t>
-      </w:r>
-      <w:r>
-        <w:t xml:space="preserve">documented under matched comparison but not under exogenous instrumental variation. This</w:t>
-      </w:r>
-    </w:p>
-    <w:p>
-      <w:pPr>
-        <w:pStyle w:val="BodyText"/>
-      </w:pPr>
-      <w:r>
-        <w:t xml:space="preserve">supports a more careful approach to digitalisation in international-business research, one that</w:t>
-      </w:r>
-      <w:r>
-        <w:t xml:space="preserve"> </w:t>
-      </w:r>
-      <w:r>
-        <w:t xml:space="preserve">distinguishes between basic digital enablement (easily contaminated by selection on observables)</w:t>
-      </w:r>
-      <w:r>
-        <w:t xml:space="preserve"> </w:t>
-      </w:r>
-      <w:r>
-        <w:t xml:space="preserve">and broader technological depth (more identification-robust), rather than collapsing them into</w:t>
-      </w:r>
-      <w:r>
-        <w:t xml:space="preserve"> </w:t>
-      </w:r>
-      <w:r>
-        <w:t xml:space="preserve">a single label.</w:t>
+        <w:t xml:space="preserve">Before invoking the macro-infrastructure narrative, the 2015 null should be grounded in the micro-structure of the sample itself. As reported in Table 2, the exporter share fell from 28.4% in 2009 to 20.7% in 2015, a selective exit that left a residual cohort disproportionately concentrated in labour-intensive, OEM-dependent assembly operations. For a garment or electronics sub-contractor awaiting orders from a foreign principal, a basic corporate website functions as a digital pamphlet rather than a productivity-enabling coordination tool: it signals presence but does not optimise supply-chain flows, enable transaction-level data integration, or substitute for the digital interfaces controlled by the upstream buyer. This cohort-composition mechanism, not merely the macro infrastructure gap, helps explain why the website-based DAI coefficient compresses to a null in 2015 even as the inverted-U curvature remains statistically present. The proxy-obsolescence channel reinforces this reading: by 2015, website ownership had diffused sufficiently that the c22b indicator could no longer separate digitally capable exporters from routine web presence, further attenuating its measured association with productivity. We therefore treat the macro indicators below as institutional context that makes the wave-specific reading plausible, not as identifying variation.</w:t>
+      </w:r>
+    </w:p>
+    <w:p>
+      <w:pPr>
+        <w:pStyle w:val="BodyText"/>
+      </w:pPr>
+      <w:r>
+        <w:t xml:space="preserve">A purely stage-contingency interpretation is not the only reading of the wave-specific DAI pattern. An alternative, and to a degree complementary, explanation is proxy obsolescence:</w:t>
+      </w:r>
+      <w:r>
+        <w:t xml:space="preserve"> </w:t>
+      </w:r>
+      <w:r>
+        <w:t xml:space="preserve">the c22b indicator of website ownership measures something different in 2009, 2015 and 2023</w:t>
+      </w:r>
+      <w:r>
+        <w:t xml:space="preserve"> </w:t>
+      </w:r>
+      <w:r>
+        <w:t xml:space="preserve">even though the question text is identical across waves.</w:t>
+      </w:r>
+    </w:p>
+    <w:p>
+      <w:pPr>
+        <w:pStyle w:val="BodyText"/>
+      </w:pPr>
+      <w:r>
+        <w:t xml:space="preserve">In 2009, having a corporate website</w:t>
+      </w:r>
+    </w:p>
+    <w:p>
+      <w:pPr>
+        <w:pStyle w:val="BodyText"/>
+      </w:pPr>
+      <w:r>
+        <w:t xml:space="preserve">was a relatively distinguishing market interface that signalled basic digital legitimacy in international transactions; by 2023, a website is closer to a routine marker of basic digital presence</w:t>
+      </w:r>
+      <w:r>
+        <w:t xml:space="preserve"> </w:t>
+      </w:r>
+      <w:r>
+        <w:t xml:space="preserve">shared across exporting and non-exporting firms alike. Under this reading, the falling DAI direct</w:t>
+      </w:r>
+      <w:r>
+        <w:t xml:space="preserve"> </w:t>
+      </w:r>
+      <w:r>
+        <w:t xml:space="preserve">association across waves partly reflects the shrinking informational content of c22b rather than</w:t>
+      </w:r>
+      <w:r>
+        <w:t xml:space="preserve"> </w:t>
+      </w:r>
+      <w:r>
+        <w:t xml:space="preserve">a structural change in the productivity payoff to foundational digital adoption itself. We do not</w:t>
+      </w:r>
+      <w:r>
+        <w:t xml:space="preserve"> </w:t>
+      </w:r>
+      <w:r>
+        <w:t xml:space="preserve">view proxy obsolescence and stage contingency as mutually exclusive: both can be operating</w:t>
+      </w:r>
+      <w:r>
+        <w:t xml:space="preserve"> </w:t>
+      </w:r>
+      <w:r>
+        <w:t xml:space="preserve">jointly. We flag the proxy-obsolescence reading because it is not testable within the cross-wavecomparable WBES instrument and future work using waves with richer Tier 2–3 digital items</w:t>
+      </w:r>
+      <w:r>
+        <w:t xml:space="preserve"> </w:t>
+      </w:r>
+      <w:r>
+        <w:t xml:space="preserve">is needed to disentangle the two channels.</w:t>
+      </w:r>
+    </w:p>
+    <w:p>
+      <w:pPr>
+        <w:pStyle w:val="BodyText"/>
+      </w:pPr>
+      <w:r>
+        <w:t xml:space="preserve">The 2015 pattern is best interpreted not as an anomaly, but as a wave-specific compression of</w:t>
+      </w:r>
+      <w:r>
+        <w:t xml:space="preserve"> </w:t>
+      </w:r>
+      <w:r>
+        <w:t xml:space="preserve">the foundational digital-adoption channel under transitional infrastructure conditions. It shows</w:t>
+      </w:r>
+      <w:r>
+        <w:t xml:space="preserve"> </w:t>
+      </w:r>
+      <w:r>
+        <w:t xml:space="preserve">that even when the nonlinear I–P structure becomes clearer, the direct payoff from website-based</w:t>
+      </w:r>
+      <w:r>
+        <w:t xml:space="preserve"> </w:t>
+      </w:r>
+      <w:r>
+        <w:t xml:space="preserve">digital presence can compress to a null. This reading is institutionally plausible, but it should</w:t>
+      </w:r>
+      <w:r>
+        <w:t xml:space="preserve"> </w:t>
+      </w:r>
+      <w:r>
+        <w:t xml:space="preserve">not be treated as a formally identified explanation of the coefficient pattern. Firms may pass</w:t>
+      </w:r>
+      <w:r>
+        <w:t xml:space="preserve"> </w:t>
+      </w:r>
+      <w:r>
+        <w:t xml:space="preserve">through a transitional stage in which export expansion remains important but the productivity</w:t>
+      </w:r>
+      <w:r>
+        <w:t xml:space="preserve"> </w:t>
+      </w:r>
+      <w:r>
+        <w:t xml:space="preserve">contribution of basic digital adoption becomes more difficult to realise or detect within-sample.</w:t>
+      </w:r>
+      <w:r>
+        <w:t xml:space="preserve"> </w:t>
+      </w:r>
+      <w:r>
+        <w:t xml:space="preserve">We treat the 2015 compression honestly as a wave-specific association consistent with stage</w:t>
+      </w:r>
+      <w:r>
+        <w:t xml:space="preserve"> </w:t>
+      </w:r>
+      <w:r>
+        <w:t xml:space="preserve">contingency rather than as a fully cross-wave-identified structural shift. As reported in 4.5 Panel</w:t>
+      </w:r>
+      <w:r>
+        <w:t xml:space="preserve"> </w:t>
+      </w:r>
+      <w:r>
+        <w:t xml:space="preserve">I, the formal pooled wave × focal interaction test detects only the DAI direct shifts as cross-wavedistinguishable; the FSTS curvature and the FSTS × DAI moderation cross-wave differences</w:t>
+      </w:r>
+      <w:r>
+        <w:t xml:space="preserve"> </w:t>
+      </w:r>
+      <w:r>
+        <w:t xml:space="preserve">are not statistically separable.</w:t>
+      </w:r>
+    </w:p>
+    <w:p>
+      <w:pPr>
+        <w:pStyle w:val="BodyText"/>
+      </w:pPr>
+      <w:r>
+        <w:t xml:space="preserve">The macro context of the period is consistent with a digital-</w:t>
+      </w:r>
+    </w:p>
+    <w:p>
+      <w:pPr>
+        <w:pStyle w:val="BodyText"/>
+      </w:pPr>
+      <w:r>
+        <w:t xml:space="preserve">infrastructure trough in 2015 relative to the 2009 and 2023 anchors. Public secondary indicators</w:t>
+      </w:r>
+      <w:r>
+        <w:t xml:space="preserve"> </w:t>
+      </w:r>
+      <w:r>
+        <w:t xml:space="preserve">support this reading.</w:t>
+      </w:r>
+    </w:p>
+    <w:p>
+      <w:pPr>
+        <w:pStyle w:val="BodyText"/>
+      </w:pPr>
+      <w:r>
+        <w:t xml:space="preserve">World Bank World Development Indicators (WDI; World Bank, 2026) record Vietnam’s</w:t>
+      </w:r>
+    </w:p>
+    <w:p>
+      <w:pPr>
+        <w:pStyle w:val="BodyText"/>
+      </w:pPr>
+      <w:r>
+        <w:t xml:space="preserve">individuals-using-the-Internet share at approximately 26 % in 2009, 45 % in 2015 and over</w:t>
+      </w:r>
+      <w:r>
+        <w:t xml:space="preserve"> </w:t>
+      </w:r>
+      <w:r>
+        <w:t xml:space="preserve">78 % by 2023; ITU’s fixed-broadband subscriptions per 100 people grew from approximately</w:t>
+      </w:r>
+      <w:r>
+        <w:t xml:space="preserve"> </w:t>
+      </w:r>
+      <w:r>
+        <w:t xml:space="preserve">3 in 2009 to 8 in 2015 and to over 20 by 2023 (International Telecommunication Union, 2026).</w:t>
+      </w:r>
+    </w:p>
+    <w:p>
+      <w:pPr>
+        <w:pStyle w:val="BodyText"/>
+      </w:pPr>
+      <w:r>
+        <w:t xml:space="preserve">Vietnam’s National Digital Transformation</w:t>
+      </w:r>
+    </w:p>
+    <w:p>
+      <w:pPr>
+        <w:pStyle w:val="BodyText"/>
+      </w:pPr>
+      <w:r>
+        <w:t xml:space="preserve">Programme (NDTP) was issued in 2020, and cross-border e-payment platforms (VNPAY, MoMo,</w:t>
+      </w:r>
+      <w:r>
+        <w:t xml:space="preserve"> </w:t>
+      </w:r>
+      <w:r>
+        <w:t xml:space="preserve">ZaloPay) and B2B exporter marketplaces (Alibaba.com, Amazon Global Selling) reached scale in</w:t>
+      </w:r>
+      <w:r>
+        <w:t xml:space="preserve"> </w:t>
+      </w:r>
+      <w:r>
+        <w:t xml:space="preserve">Vietnam only after 2018–2019. The 2015 wave therefore observes Vietnamese exporters during</w:t>
+      </w:r>
+      <w:r>
+        <w:t xml:space="preserve"> </w:t>
+      </w:r>
+      <w:r>
+        <w:t xml:space="preserve">a transitional infrastructure phase in which a website could not yet plug into a transaction-</w:t>
+      </w:r>
+    </w:p>
+    <w:p>
+      <w:pPr>
+        <w:pStyle w:val="BodyText"/>
+      </w:pPr>
+      <w:r>
+        <w:t xml:space="preserve">supporting digital ecosystem; the 2023 wave observes them after the post-NDTP scaffolding had</w:t>
+      </w:r>
+      <w:r>
+        <w:t xml:space="preserve"> </w:t>
+      </w:r>
+      <w:r>
+        <w:t xml:space="preserve">matured. We do not treat these macro indicators as identifying variation, they are not entered</w:t>
+      </w:r>
+      <w:r>
+        <w:t xml:space="preserve"> </w:t>
+      </w:r>
+      <w:r>
+        <w:t xml:space="preserve">into the regression, but they make the wave-specific reading institutionally plausible rather</w:t>
+      </w:r>
+      <w:r>
+        <w:t xml:space="preserve"> </w:t>
+      </w:r>
+      <w:r>
+        <w:t xml:space="preserve">than purely post-hoc.</w:t>
+      </w:r>
+      <w:r>
+        <w:t xml:space="preserve"> </w:t>
+      </w:r>
+      <w:r>
+        <w:t xml:space="preserve">Rather than treating this wave as an anomaly, it is more useful to interpret it as evidence</w:t>
+      </w:r>
+      <w:r>
+        <w:t xml:space="preserve"> </w:t>
+      </w:r>
+      <w:r>
+        <w:t xml:space="preserve">of wave-specific heterogeneity that is consistent with stage contingency. The dip shows</w:t>
+      </w:r>
+      <w:r>
+        <w:t xml:space="preserve"> </w:t>
+      </w:r>
+      <w:r>
+        <w:t xml:space="preserve">why pooled averages alone are insufficient. Without the wave-specific analysis, one would miss</w:t>
+      </w:r>
+      <w:r>
+        <w:t xml:space="preserve"> </w:t>
+      </w:r>
+      <w:r>
+        <w:t xml:space="preserve">the possibility that capability payoffs compress or fade temporarily before re-emerging in a later</w:t>
+      </w:r>
+      <w:r>
+        <w:t xml:space="preserve"> </w:t>
+      </w:r>
+      <w:r>
+        <w:t xml:space="preserve">phase, even when the curvature parameters of the I–P relationship themselves remain statistically</w:t>
+      </w:r>
+      <w:r>
+        <w:t xml:space="preserve"> </w:t>
+      </w:r>
+      <w:r>
+        <w:t xml:space="preserve">indistinguishable across waves.</w:t>
       </w:r>
     </w:p>
     <w:bookmarkEnd w:id="65"/>
-    <w:bookmarkStart w:id="66" w:name="X946dfeb74c2174371e94edd51e868f8bb309c10"/>
-    <w:p>
-      <w:pPr>
-        <w:pStyle w:val="Heading3"/>
-      </w:pPr>
-      <w:r>
-        <w:t xml:space="preserve">5.3 The significance of the 2015 dip</w:t>
-      </w:r>
-    </w:p>
-    <w:p>
-      <w:pPr>
-        <w:pStyle w:val="FirstParagraph"/>
-      </w:pPr>
-      <w:r>
-        <w:t xml:space="preserve">Before invoking the macro-infrastructure narrative, the 2015 null should be grounded in the micro-structure of the sample itself. As reported in Table 2, the exporter share fell from 28.4% in 2009 to 20.7% in 2015, a selective exit that left a residual cohort disproportionately concentrated in labour-intensive, OEM-dependent assembly operations. For a garment or electronics sub-contractor awaiting orders from a foreign principal, a basic corporate website functions as a digital pamphlet rather than a productivity-enabling coordination tool: it signals presence but does not optimise supply-chain flows, enable transaction-level data integration, or substitute for the digital interfaces controlled by the upstream buyer. This cohort-composition mechanism, not merely the macro infrastructure gap, helps explain why the website-based DAI coefficient compresses to a null in 2015 even as the inverted-U curvature remains statistically present. The proxy-obsolescence channel reinforces this reading: by 2015, website ownership had diffused sufficiently that the c22b indicator could no longer separate digitally capable exporters from routine web presence, further attenuating its measured association with productivity. We therefore treat the macro indicators below as institutional context that makes the wave-specific reading plausible, not as identifying variation.</w:t>
-      </w:r>
-    </w:p>
-    <w:p>
-      <w:pPr>
-        <w:pStyle w:val="BodyText"/>
-      </w:pPr>
-      <w:r>
-        <w:t xml:space="preserve">A purely stage-contingency interpretation is not the only reading of the wave-specific DAI pattern. An alternative, and to a degree complementary, explanation is proxy obsolescence:</w:t>
-      </w:r>
-      <w:r>
-        <w:t xml:space="preserve"> </w:t>
-      </w:r>
-      <w:r>
-        <w:t xml:space="preserve">the c22b indicator of website ownership measures something different in 2009, 2015 and 2023</w:t>
-      </w:r>
-      <w:r>
-        <w:t xml:space="preserve"> </w:t>
-      </w:r>
-      <w:r>
-        <w:t xml:space="preserve">even though the question text is identical across waves.</w:t>
-      </w:r>
-    </w:p>
-    <w:p>
-      <w:pPr>
-        <w:pStyle w:val="BodyText"/>
-      </w:pPr>
-      <w:r>
-        <w:t xml:space="preserve">In 2009, having a corporate website</w:t>
-      </w:r>
-    </w:p>
-    <w:p>
-      <w:pPr>
-        <w:pStyle w:val="BodyText"/>
-      </w:pPr>
-      <w:r>
-        <w:t xml:space="preserve">was a relatively distinguishing market interface that signalled basic digital legitimacy in international transactions; by 2023, a website is closer to a routine marker of basic digital presence</w:t>
-      </w:r>
-      <w:r>
-        <w:t xml:space="preserve"> </w:t>
-      </w:r>
-      <w:r>
-        <w:t xml:space="preserve">shared across exporting and non-exporting firms alike. Under this reading, the falling DAI direct</w:t>
-      </w:r>
-      <w:r>
-        <w:t xml:space="preserve"> </w:t>
-      </w:r>
-      <w:r>
-        <w:t xml:space="preserve">association across waves partly reflects the shrinking informational content of c22b rather than</w:t>
-      </w:r>
-      <w:r>
-        <w:t xml:space="preserve"> </w:t>
-      </w:r>
-      <w:r>
-        <w:t xml:space="preserve">a structural change in the productivity payoff to foundational digital adoption itself. We do not</w:t>
-      </w:r>
-      <w:r>
-        <w:t xml:space="preserve"> </w:t>
-      </w:r>
-      <w:r>
-        <w:t xml:space="preserve">view proxy obsolescence and stage contingency as mutually exclusive: both can be operating</w:t>
-      </w:r>
-      <w:r>
-        <w:t xml:space="preserve"> </w:t>
-      </w:r>
-      <w:r>
-        <w:t xml:space="preserve">jointly. We flag the proxy-obsolescence reading because it is not testable within the cross-wavecomparable WBES instrument and future work using waves with richer Tier 2–3 digital items</w:t>
-      </w:r>
-      <w:r>
-        <w:t xml:space="preserve"> </w:t>
-      </w:r>
-      <w:r>
-        <w:t xml:space="preserve">is needed to disentangle the two channels.</w:t>
-      </w:r>
-    </w:p>
-    <w:p>
-      <w:pPr>
-        <w:pStyle w:val="BodyText"/>
-      </w:pPr>
-      <w:r>
-        <w:t xml:space="preserve">The 2015 pattern is best interpreted not as an anomaly, but as a wave-specific compression of</w:t>
-      </w:r>
-      <w:r>
-        <w:t xml:space="preserve"> </w:t>
-      </w:r>
-      <w:r>
-        <w:t xml:space="preserve">the foundational digital-adoption channel under transitional infrastructure conditions. It shows</w:t>
-      </w:r>
-      <w:r>
-        <w:t xml:space="preserve"> </w:t>
-      </w:r>
-      <w:r>
-        <w:t xml:space="preserve">that even when the nonlinear I–P structure becomes clearer, the direct payoff from website-based</w:t>
-      </w:r>
-      <w:r>
-        <w:t xml:space="preserve"> </w:t>
-      </w:r>
-      <w:r>
-        <w:t xml:space="preserve">digital presence can compress to a null. This reading is institutionally plausible, but it should</w:t>
-      </w:r>
-      <w:r>
-        <w:t xml:space="preserve"> </w:t>
-      </w:r>
-      <w:r>
-        <w:t xml:space="preserve">not be treated as a formally identified explanation of the coefficient pattern. Firms may pass</w:t>
-      </w:r>
-      <w:r>
-        <w:t xml:space="preserve"> </w:t>
-      </w:r>
-      <w:r>
-        <w:t xml:space="preserve">through a transitional stage in which export expansion remains important but the productivity</w:t>
-      </w:r>
-      <w:r>
-        <w:t xml:space="preserve"> </w:t>
-      </w:r>
-      <w:r>
-        <w:t xml:space="preserve">contribution of basic digital adoption becomes more difficult to realise or detect within-sample.</w:t>
-      </w:r>
-      <w:r>
-        <w:t xml:space="preserve"> </w:t>
-      </w:r>
-      <w:r>
-        <w:t xml:space="preserve">We treat the 2015 compression honestly as a wave-specific association consistent with stage</w:t>
-      </w:r>
-      <w:r>
-        <w:t xml:space="preserve"> </w:t>
-      </w:r>
-      <w:r>
-        <w:t xml:space="preserve">contingency rather than as a fully cross-wave-identified structural shift. As reported in 4.5 Panel</w:t>
-      </w:r>
-      <w:r>
-        <w:t xml:space="preserve"> </w:t>
-      </w:r>
-      <w:r>
-        <w:t xml:space="preserve">I, the formal pooled wave × focal interaction test detects only the DAI direct shifts as cross-wavedistinguishable; the FSTS curvature and the FSTS × DAI moderation cross-wave differences</w:t>
-      </w:r>
-      <w:r>
-        <w:t xml:space="preserve"> </w:t>
-      </w:r>
-      <w:r>
-        <w:t xml:space="preserve">are not statistically separable.</w:t>
-      </w:r>
-    </w:p>
-    <w:p>
-      <w:pPr>
-        <w:pStyle w:val="BodyText"/>
-      </w:pPr>
-      <w:r>
-        <w:t xml:space="preserve">The macro context of the period is consistent with a digital-</w:t>
-      </w:r>
-    </w:p>
-    <w:p>
-      <w:pPr>
-        <w:pStyle w:val="BodyText"/>
-      </w:pPr>
-      <w:r>
-        <w:t xml:space="preserve">infrastructure trough in 2015 relative to the 2009 and 2023 anchors. Public secondary indicators</w:t>
-      </w:r>
-      <w:r>
-        <w:t xml:space="preserve"> </w:t>
-      </w:r>
-      <w:r>
-        <w:t xml:space="preserve">support this reading.</w:t>
-      </w:r>
-    </w:p>
-    <w:p>
-      <w:pPr>
-        <w:pStyle w:val="BodyText"/>
-      </w:pPr>
-      <w:r>
-        <w:t xml:space="preserve">World Bank World Development Indicators (WDI; World Bank, 2026) record Vietnam's</w:t>
-      </w:r>
-    </w:p>
-    <w:p>
-      <w:pPr>
-        <w:pStyle w:val="BodyText"/>
-      </w:pPr>
-      <w:r>
-        <w:t xml:space="preserve">individuals-using-the-Internet share at approximately 26 % in 2009, 45 % in 2015 and over</w:t>
-      </w:r>
-      <w:r>
-        <w:t xml:space="preserve"> </w:t>
-      </w:r>
-      <w:r>
-        <w:t xml:space="preserve">78 % by 2023; ITU's fixed-broadband subscriptions per 100 people grew from approximately</w:t>
-      </w:r>
-      <w:r>
-        <w:t xml:space="preserve"> </w:t>
-      </w:r>
-      <w:r>
-        <w:t xml:space="preserve">3 in 2009 to 8 in 2015 and to over 20 by 2023 (International Telecommunication Union, 2026).</w:t>
-      </w:r>
-    </w:p>
-    <w:p>
-      <w:pPr>
-        <w:pStyle w:val="BodyText"/>
-      </w:pPr>
-      <w:r>
-        <w:t xml:space="preserve">Vietnam's National Digital Transformation</w:t>
-      </w:r>
-    </w:p>
-    <w:p>
-      <w:pPr>
-        <w:pStyle w:val="BodyText"/>
-      </w:pPr>
-      <w:r>
-        <w:t xml:space="preserve">Programme (NDTP) was issued in 2020, and cross-border e-payment platforms (VNPAY, MoMo,</w:t>
-      </w:r>
-      <w:r>
-        <w:t xml:space="preserve"> </w:t>
-      </w:r>
-      <w:r>
-        <w:t xml:space="preserve">ZaloPay) and B2B exporter marketplaces (Alibaba.com, Amazon Global Selling) reached scale in</w:t>
-      </w:r>
-      <w:r>
-        <w:t xml:space="preserve"> </w:t>
-      </w:r>
-      <w:r>
-        <w:t xml:space="preserve">Vietnam only after 2018–2019. The 2015 wave therefore observes Vietnamese exporters during</w:t>
-      </w:r>
-      <w:r>
-        <w:t xml:space="preserve"> </w:t>
-      </w:r>
-      <w:r>
-        <w:t xml:space="preserve">a transitional infrastructure phase in which a website could not yet plug into a transaction-</w:t>
-      </w:r>
-    </w:p>
-    <w:p>
-      <w:pPr>
-        <w:pStyle w:val="BodyText"/>
-      </w:pPr>
-      <w:r>
-        <w:t xml:space="preserve">supporting digital ecosystem; the 2023 wave observes them after the post-NDTP scaffolding had</w:t>
-      </w:r>
-      <w:r>
-        <w:t xml:space="preserve"> </w:t>
-      </w:r>
-      <w:r>
-        <w:t xml:space="preserve">matured. We do not treat these macro indicators as identifying variation, they are not entered</w:t>
-      </w:r>
-      <w:r>
-        <w:t xml:space="preserve"> </w:t>
-      </w:r>
-      <w:r>
-        <w:t xml:space="preserve">into the regression, but they make the wave-specific reading institutionally plausible rather</w:t>
-      </w:r>
-      <w:r>
-        <w:t xml:space="preserve"> </w:t>
-      </w:r>
-      <w:r>
-        <w:t xml:space="preserve">than purely post-hoc.</w:t>
-      </w:r>
-      <w:r>
-        <w:t xml:space="preserve"> </w:t>
-      </w:r>
-      <w:r>
-        <w:t xml:space="preserve">Rather than treating this wave as an anomaly, it is more useful to interpret it as evidence</w:t>
-      </w:r>
-      <w:r>
-        <w:t xml:space="preserve"> </w:t>
-      </w:r>
-      <w:r>
-        <w:t xml:space="preserve">of wave-specific heterogeneity that is consistent with stage contingency. The dip shows</w:t>
-      </w:r>
-      <w:r>
-        <w:t xml:space="preserve"> </w:t>
-      </w:r>
-      <w:r>
-        <w:t xml:space="preserve">why pooled averages alone are insufficient. Without the wave-specific analysis, one would miss</w:t>
-      </w:r>
-      <w:r>
-        <w:t xml:space="preserve"> </w:t>
-      </w:r>
-      <w:r>
-        <w:t xml:space="preserve">the possibility that capability payoffs compress or fade temporarily before re-emerging in a later</w:t>
-      </w:r>
-      <w:r>
-        <w:t xml:space="preserve"> </w:t>
-      </w:r>
-      <w:r>
-        <w:t xml:space="preserve">phase, even when the curvature parameters of the I–P relationship themselves remain statistically</w:t>
-      </w:r>
-      <w:r>
-        <w:t xml:space="preserve"> </w:t>
-      </w:r>
-      <w:r>
-        <w:t xml:space="preserve">indistinguishable across waves.</w:t>
-      </w:r>
-    </w:p>
-    <w:bookmarkEnd w:id="66"/>
-    <w:bookmarkStart w:id="67" w:name="Xd9a4ebc909e2b14dcfe03b7b8686207326328b4"/>
+    <w:bookmarkStart w:id="66" w:name="managerial-implications"/>
     <w:p>
       <w:pPr>
         <w:pStyle w:val="Heading3"/>
@@ -18614,7 +18718,7 @@
         <w:t xml:space="preserve"> </w:t>
       </w:r>
       <w:r>
-        <w:t xml:space="preserve">of capability investment should change with the firm's position relative to two empirically anchored thresholds: the export-participation barrier (FSTS = 0 → FSTS &gt; 0) and the inverted-U turning-point band at 39–46 % FSTS. Read together, the step-function structure at the participation margin and the Tier-1 saturation of website-based digital presence imply a threshold-conditioned capital-allocation map for Vietnamese SME managers, one that translates the wave-specific coefficient patterns into stage-appropriate priorities.</w:t>
+        <w:t xml:space="preserve">of capability investment should change with the firm’s position relative to two empirically anchored thresholds: the export-participation barrier (FSTS = 0 to FSTS &gt; 0) and the inverted-U turning-point band at 39–46 % FSTS. Read together, the step-function structure at the participation margin and the Tier-1 saturation of website-based digital presence imply a threshold-conditioned capital-allocation map for Vietnamese SME managers, one that translates the wave-specific coefficient patterns into stage-appropriate priorities.</w:t>
       </w:r>
     </w:p>
     <w:p>
@@ -18692,7 +18796,7 @@
         <w:t xml:space="preserve"> </w:t>
       </w:r>
       <w:r>
-        <w:t xml:space="preserve">in DAI direct association is interpretable through this lens as well. The exporter cohort in 2015 was disproportionately concentrated in OEM-dependent assembly operations where a corporate website functioned as a digital pamphlet rather than as a coordination tool, a setting in which Tier-1 digital infrastructure cannot substitute for the upstream-buyer-controlled digital interfaces that mediate the actual transaction flow. For managers of OEM-style firms, the implication is that pure DAI upgrades do not loosen the productivity ceiling when the binding constraint is upstream digital governance; the productivity-relevant capability lever in such cohorts is upgrading toward TCI-anchored channels that improve the firm's standing relative to foreign principals.</w:t>
+        <w:t xml:space="preserve">in DAI direct association is interpretable through this lens as well. The exporter cohort in 2015 was disproportionately concentrated in OEM-dependent assembly operations where a corporate website functioned as a digital pamphlet rather than as a coordination tool, a setting in which Tier-1 digital infrastructure cannot substitute for the upstream-buyer-controlled digital interfaces that mediate the actual transaction flow. For managers of OEM-style firms, the implication is that pure DAI upgrades do not loosen the productivity ceiling when the binding constraint is upstream digital governance; the productivity-relevant capability lever in such cohorts is upgrading toward TCI-anchored channels that improve the firm’s standing relative to foreign principals.</w:t>
       </w:r>
     </w:p>
     <w:p>
@@ -18703,8 +18807,8 @@
         <w:t xml:space="preserve">Two cross-cutting principles emerge. First, managers should avoid conflating basic digital adoption with deeper technological capability, the constructs do not behave identically across periods or under identification-robust estimation, and Tier-1 digital expenditure does not substitute for the foreign-technology, standards, and process-integration investments that the TCI channel reflects. Second, allocation decisions should be staged against the empirically identified thresholds rather than against generic digital-transformation prescriptions: investment in incremental Tier-1 presence at high export intensity may absorb scarce capital with limited productivity return, while investment in TCI-channel capability around the 39–46 % band corresponds to where the cross-wave evidence is most consistent with a productivity-enhancing effect. The threshold-conditioned framing translates the step-function and Tier-1 saturation findings into actionable allocation guidance without overstating the causal status of the cross-sectional coefficients.</w:t>
       </w:r>
     </w:p>
-    <w:bookmarkEnd w:id="67"/>
-    <w:bookmarkStart w:id="68" w:name="X0d482379a65faf52764848d2b168aee0725ece4"/>
+    <w:bookmarkEnd w:id="66"/>
+    <w:bookmarkStart w:id="67" w:name="policy-implications"/>
     <w:p>
       <w:pPr>
         <w:pStyle w:val="Heading3"/>
@@ -18736,7 +18840,7 @@
         <w:t xml:space="preserve"> </w:t>
       </w:r>
       <w:r>
-        <w:t xml:space="preserve">those caveats kept explicit, three considerations follow for Vietnam's trade and digital-economy</w:t>
+        <w:t xml:space="preserve">those caveats kept explicit, three considerations follow for Vietnam’s trade and digital-economy</w:t>
       </w:r>
       <w:r>
         <w:t xml:space="preserve"> </w:t>
@@ -18864,7 +18968,7 @@
         <w:t xml:space="preserve"> </w:t>
       </w:r>
       <w:r>
-        <w:t xml:space="preserve">update identifies the cultivation of high-tech industrial talent as a binding constraint mediating digital and capability investment into sustainable productivity gains, reinforcing the argument that policy evaluation in transitional settings must monitor the capability environment, not adoption rates alone. At the macro level, Vietnam's service trade liberalization over 2008–2016 raised service-sector productivity by an average of 2.9 per cent per year and manufacturing productivity by 3.1 per cent per year (Barattieri</w:t>
+        <w:t xml:space="preserve">update identifies the cultivation of high-tech industrial talent as a binding constraint mediating digital and capability investment into sustainable productivity gains, reinforcing the argument that policy evaluation in transitional settings must monitor the capability environment, not adoption rates alone. At the macro level, Vietnam’s service trade liberalization over 2008–2016 raised service-sector productivity by an average of 2.9 per cent per year and manufacturing productivity by 3.1 per cent per year (Barattieri</w:t>
       </w:r>
       <w:r>
         <w:t xml:space="preserve"> </w:t>
@@ -18880,15 +18984,199 @@
         <w:t xml:space="preserve">, 2026), suggesting that the ascending limb documented in the WBES microdata reflects in part the economy-wide gains from trade opening that firm-level capability investments convert into sustained productivity advantage.</w:t>
       </w:r>
     </w:p>
+    <w:bookmarkEnd w:id="67"/>
     <w:bookmarkEnd w:id="68"/>
+    <w:bookmarkStart w:id="69" w:name="limitations-and-future-research"/>
+    <w:p>
+      <w:pPr>
+        <w:pStyle w:val="Heading2"/>
+      </w:pPr>
+      <w:r>
+        <w:t xml:space="preserve">6. Limitations and future research</w:t>
+      </w:r>
+    </w:p>
+    <w:p>
+      <w:pPr>
+        <w:pStyle w:val="FirstParagraph"/>
+      </w:pPr>
+      <w:r>
+        <w:t xml:space="preserve">The findings should be read against five limitations. First and most fundamentally, the WBES</w:t>
+      </w:r>
+      <w:r>
+        <w:t xml:space="preserve"> </w:t>
+      </w:r>
+      <w:r>
+        <w:t xml:space="preserve">microdata are repeated cross-sections rather than a true firm panel. This design cannot identify within-firm trajectories over time, and time-invariant unobserved heterogeneity cannot be netted out at the firm level, which means causal attribution for any estimated coefficient remains unavailable. The associational language used throughout the paper reflects this constraint and should not be relaxed in any reader’s interpretation of the results. The appropriate analytical remedy is a matched-firm longitudinal panel combining WBES waves with administrative registry data or customs records, which would allow difference-in-differences or fixed-effects identification of the participation-margin productivity jump; Wooldridge (2010) provides the relevant identification framework for such designs.</w:t>
+      </w:r>
+    </w:p>
+    <w:p>
+      <w:pPr>
+        <w:pStyle w:val="BodyText"/>
+      </w:pPr>
+      <w:r>
+        <w:t xml:space="preserve">Second, DAI_z captures only a foundational, Tier-1-style layer of digital adoption centred on website presence, rather than digitally integrated organisational capability. This means the present analysis cannot conclude whether deeper digital integration, Tier 2 electronic-payment intensity, Tier 3 ERP-linked supply-chain digitisation, or Tier 4 data-driven operations, exhibits a more stable or differently shaped productivity channel than the website-presence binary documents here. The appropriate remedy is a panel of digitally integrated firms measured with Tier 2–4 indicators (electronic-payment intensity k33/k38, ERP adoption, platform integration), applying the construct-tier hierarchy of Verhoef et al. (2021) to assign each indicator to its correct layer before entering it in the I–P model.</w:t>
+      </w:r>
+    </w:p>
+    <w:p>
+      <w:pPr>
+        <w:pStyle w:val="BodyText"/>
+      </w:pPr>
+      <w:r>
+        <w:t xml:space="preserve">Third, the analysis is conducted on a single transitional economy. Vietnam is informative</w:t>
+      </w:r>
+      <w:r>
+        <w:t xml:space="preserve"> </w:t>
+      </w:r>
+      <w:r>
+        <w:t xml:space="preserve">precisely because its institutional and digital environment shifted noticeably across the 2009–</w:t>
+      </w:r>
+      <w:r>
+        <w:t xml:space="preserve"> </w:t>
+      </w:r>
+      <w:r>
+        <w:t xml:space="preserve">2023 observation window, but the cross-wave pattern documented here may not generalise without</w:t>
+      </w:r>
+      <w:r>
+        <w:t xml:space="preserve"> </w:t>
+      </w:r>
+      <w:r>
+        <w:t xml:space="preserve">modification to economies whose digital infrastructure or export composition follows a different</w:t>
+      </w:r>
+      <w:r>
+        <w:t xml:space="preserve"> </w:t>
+      </w:r>
+      <w:r>
+        <w:t xml:space="preserve">trajectory.</w:t>
+      </w:r>
+    </w:p>
+    <w:p>
+      <w:pPr>
+        <w:pStyle w:val="BodyText"/>
+      </w:pPr>
+      <w:r>
+        <w:t xml:space="preserve">Fourth, the cross-wave evidence is uneven in statistical strength.</w:t>
+      </w:r>
+    </w:p>
+    <w:p>
+      <w:pPr>
+        <w:pStyle w:val="BodyText"/>
+      </w:pPr>
+      <w:r>
+        <w:t xml:space="preserve">The Paternoster et al.</w:t>
+      </w:r>
+    </w:p>
+    <w:p>
+      <w:pPr>
+        <w:numPr>
+          <w:ilvl w:val="0"/>
+          <w:numId w:val="1002"/>
+        </w:numPr>
+        <w:pStyle w:val="Compact"/>
+      </w:pPr>
+      <w:r>
+        <w:t xml:space="preserve">z-tests indicate that the drop in DAI_z between 2009 and 2015 (z = 3.353, p &lt; .001)</w:t>
+      </w:r>
+      <w:r>
+        <w:t xml:space="preserve"> </w:t>
+      </w:r>
+      <w:r>
+        <w:t xml:space="preserve">and its recovery between 2015 and 2023 (z = -2.051, p = .040) are statistically distinguishable,</w:t>
+      </w:r>
+      <w:r>
+        <w:t xml:space="preserve"> </w:t>
+      </w:r>
+      <w:r>
+        <w:t xml:space="preserve">but most other cross-wave coefficient differences sit at marginal or non-significant magnitudes.</w:t>
+      </w:r>
+      <w:r>
+        <w:t xml:space="preserve"> </w:t>
+      </w:r>
+      <w:r>
+        <w:t xml:space="preserve">The cross-wave comparison therefore rests primarily on the directional consistency of the wave-specific estimates and on the concentration of the digital signal in 2023, rather than on uniformly</w:t>
+      </w:r>
+      <w:r>
+        <w:t xml:space="preserve"> </w:t>
+      </w:r>
+      <w:r>
+        <w:t xml:space="preserve">significant pairwise coefficient differences across all focal terms. Sharper identification of the digital channel is achievable by exploiting the exogenous timing of Vietnam’s National Digital Transformation Programme (launched June 2020; Prime Minister of Vietnam, 2020) as a policy instrument in a difference-in-differences design that contrasts pre- and post-NDTP firm cohorts within the same WBES sampling frame.</w:t>
+      </w:r>
+    </w:p>
+    <w:p>
+      <w:pPr>
+        <w:pStyle w:val="FirstParagraph"/>
+      </w:pPr>
+      <w:r>
+        <w:t xml:space="preserve">Fifth, the sector fixed effects in the main models are intentionally broad to keep the crosswave specification comparable.</w:t>
+      </w:r>
+    </w:p>
+    <w:p>
+      <w:pPr>
+        <w:pStyle w:val="BodyText"/>
+      </w:pPr>
+      <w:r>
+        <w:t xml:space="preserve">Section 4.5 Panel G addresses one natural extension by re-</w:t>
+      </w:r>
+    </w:p>
+    <w:p>
+      <w:pPr>
+        <w:pStyle w:val="BodyText"/>
+      </w:pPr>
+      <w:r>
+        <w:t xml:space="preserve">estimating the pooled M2 / M7 / M8 specifications on manufacturing (sector1 ∈ {1, 2, 3}; N =</w:t>
+      </w:r>
+      <w:r>
+        <w:t xml:space="preserve"> </w:t>
+      </w:r>
+      <w:r>
+        <w:t xml:space="preserve">1,854) versus non-manufacturing (sector1 ∈ {4, 5, 6, 7}; N = 1,104) subsets, and finds that the</w:t>
+      </w:r>
+      <w:r>
+        <w:t xml:space="preserve"> </w:t>
+      </w:r>
+      <w:r>
+        <w:t xml:space="preserve">digital-adoption channel operates primarily in manufacturing while the technological-capability</w:t>
+      </w:r>
+      <w:r>
+        <w:t xml:space="preserve"> </w:t>
+      </w:r>
+      <w:r>
+        <w:t xml:space="preserve">channel is present in both. Finer industry-level mechanisms, for example, contrasting digitally</w:t>
+      </w:r>
+      <w:r>
+        <w:t xml:space="preserve"> </w:t>
+      </w:r>
+      <w:r>
+        <w:t xml:space="preserve">intensive services with traditional services, or contrasting export-oriented with domestically</w:t>
+      </w:r>
+      <w:r>
+        <w:t xml:space="preserve"> </w:t>
+      </w:r>
+      <w:r>
+        <w:t xml:space="preserve">oriented manufacturing sub-sectors, would benefit from a research design that exploits richer</w:t>
+      </w:r>
+      <w:r>
+        <w:t xml:space="preserve"> </w:t>
+      </w:r>
+      <w:r>
+        <w:t xml:space="preserve">industry classification than the WBES one-digit codes allow.</w:t>
+      </w:r>
+    </w:p>
+    <w:p>
+      <w:pPr>
+        <w:pStyle w:val="BodyText"/>
+      </w:pPr>
+      <w:r>
+        <w:t xml:space="preserve">Sixth, the analysis is limited to Vietnam as a single transitional economy at a particular stage of its digital and institutional development. Understanding how the DAI moderation pattern documented here, negative at high export intensity under Tier-1-only adoption, compares with patterns in other emerging markets at different institutional stages, or with patterns in digitally advanced economies where the same interaction is predicted to be positive, requires cross-setting comparative designs that systematically vary institutional transaction costs and digital infrastructure quality. Such designs would also allow more direct tests of the context-contingent framing developed in Section 2.1.</w:t>
+      </w:r>
+    </w:p>
     <w:bookmarkEnd w:id="69"/>
-    <w:bookmarkStart w:id="70" w:name="Xf3d63d3bef15b3e862b66ed5bd48a577996a1bc"/>
+    <w:bookmarkStart w:id="70" w:name="conclusion"/>
     <w:p>
       <w:pPr>
         <w:pStyle w:val="Heading2"/>
       </w:pPr>
       <w:r>
-        <w:t xml:space="preserve">6. Limitations and future research</w:t>
+        <w:t xml:space="preserve">7. Conclusion</w:t>
       </w:r>
     </w:p>
     <w:p>
@@ -18896,179 +19184,69 @@
         <w:pStyle w:val="FirstParagraph"/>
       </w:pPr>
       <w:r>
-        <w:t xml:space="preserve">The findings should be read against five limitations. First and most fundamentally, the WBES</w:t>
-      </w:r>
-      <w:r>
-        <w:t xml:space="preserve"> </w:t>
-      </w:r>
-      <w:r>
-        <w:t xml:space="preserve">microdata are repeated cross-sections rather than a true firm panel. This design cannot identify within-firm trajectories over time, and time-invariant unobserved heterogeneity cannot be netted out at the firm level, which means causal attribution for any estimated coefficient remains unavailable. The associational language used throughout the paper reflects this constraint and should not be relaxed in any reader's interpretation of the results. The appropriate analytical remedy is a matched-firm longitudinal panel combining WBES waves with administrative registry data or customs records, which would allow difference-in-differences or fixed-effects identification of the participation-margin productivity jump; Wooldridge (2010) provides the relevant identification framework for such designs.</w:t>
-      </w:r>
-    </w:p>
-    <w:p>
-      <w:pPr>
-        <w:pStyle w:val="BodyText"/>
-      </w:pPr>
-      <w:r>
-        <w:t xml:space="preserve">Second, DAI_z captures only a foundational, Tier-1-style layer of digital adoption centred on website presence, rather than digitally integrated organisational capability. This means the present analysis cannot conclude whether deeper digital integration, Tier 2 electronic-payment intensity, Tier 3 ERP-linked supply-chain digitisation, or Tier 4 data-driven operations, exhibits a more stable or differently shaped productivity channel than the website-presence binary documents here. The appropriate remedy is a panel of digitally integrated firms measured with Tier 2–4 indicators (electronic-payment intensity k33/k38, ERP adoption, platform integration), applying the construct-tier hierarchy of Verhoef et al. (2021) to assign each indicator to its correct layer before entering it in the I–P model.</w:t>
-      </w:r>
-    </w:p>
-    <w:p>
-      <w:pPr>
-        <w:pStyle w:val="BodyText"/>
-      </w:pPr>
-      <w:r>
-        <w:t xml:space="preserve">Third, the analysis is conducted on a single transitional economy. Vietnam is informative</w:t>
-      </w:r>
-      <w:r>
-        <w:t xml:space="preserve"> </w:t>
-      </w:r>
-      <w:r>
-        <w:t xml:space="preserve">precisely because its institutional and digital environment shifted noticeably across the 2009–</w:t>
-      </w:r>
-      <w:r>
-        <w:t xml:space="preserve"> </w:t>
-      </w:r>
-      <w:r>
-        <w:t xml:space="preserve">2023 observation window, but the cross-wave pattern documented here may not generalise without</w:t>
-      </w:r>
-      <w:r>
-        <w:t xml:space="preserve"> </w:t>
-      </w:r>
-      <w:r>
-        <w:t xml:space="preserve">modification to economies whose digital infrastructure or export composition follows a different</w:t>
-      </w:r>
-      <w:r>
-        <w:t xml:space="preserve"> </w:t>
-      </w:r>
-      <w:r>
-        <w:t xml:space="preserve">trajectory.</w:t>
-      </w:r>
-    </w:p>
-    <w:p>
-      <w:pPr>
-        <w:pStyle w:val="BodyText"/>
-      </w:pPr>
-      <w:r>
-        <w:t xml:space="preserve">Fourth, the cross-wave evidence is uneven in statistical strength.</w:t>
-      </w:r>
-    </w:p>
-    <w:p>
-      <w:pPr>
-        <w:pStyle w:val="BodyText"/>
-      </w:pPr>
-      <w:r>
-        <w:t xml:space="preserve">The Paternoster et al.</w:t>
-      </w:r>
-    </w:p>
-    <w:p>
-      <w:pPr>
-        <w:pStyle w:val="BodyText"/>
-      </w:pPr>
-      <w:r>
-        <w:t xml:space="preserve">(1998) z-tests indicate that the drop in DAI_z between 2009 and 2015 (z = 3.353, p &lt; .001)</w:t>
-      </w:r>
-      <w:r>
-        <w:t xml:space="preserve"> </w:t>
-      </w:r>
-      <w:r>
-        <w:t xml:space="preserve">and its recovery between 2015 and 2023 (z = -2.051, p = .040) are statistically distinguishable,</w:t>
-      </w:r>
-      <w:r>
-        <w:t xml:space="preserve"> </w:t>
-      </w:r>
-      <w:r>
-        <w:t xml:space="preserve">but most other cross-wave coefficient differences sit at marginal or non-significant magnitudes.</w:t>
-      </w:r>
-      <w:r>
-        <w:t xml:space="preserve"> </w:t>
-      </w:r>
-      <w:r>
-        <w:t xml:space="preserve">The cross-wave comparison therefore rests primarily on the directional consistency of the wave-specific estimates and on the concentration of the digital signal in 2023, rather than on uniformly</w:t>
-      </w:r>
-      <w:r>
-        <w:t xml:space="preserve"> </w:t>
-      </w:r>
-      <w:r>
-        <w:t xml:space="preserve">significant pairwise coefficient differences across all focal terms. Sharper identification of the digital channel is achievable by exploiting the exogenous timing of Vietnam's National Digital Transformation Programme (launched June 2020; Prime Minister of Vietnam, 2020) as a policy instrument in a difference-in-differences design that contrasts pre- and post-NDTP firm cohorts within the same WBES sampling frame.</w:t>
-      </w:r>
-    </w:p>
-    <w:p>
-      <w:pPr>
-        <w:pStyle w:val="BodyText"/>
-      </w:pPr>
-      <w:r>
-        <w:t xml:space="preserve">Fifth, the sector fixed effects in the main models are intentionally broad to keep the crosswave specification comparable.</w:t>
-      </w:r>
-    </w:p>
-    <w:p>
-      <w:pPr>
-        <w:pStyle w:val="BodyText"/>
-      </w:pPr>
-      <w:r>
-        <w:t xml:space="preserve">Section 4.5 Panel G addresses one natural extension by re-</w:t>
-      </w:r>
-    </w:p>
-    <w:p>
-      <w:pPr>
-        <w:pStyle w:val="BodyText"/>
-      </w:pPr>
-      <w:r>
-        <w:t xml:space="preserve">estimating the pooled M2 / M7 / M8 specifications on manufacturing (sector1 ∈ {1, 2, 3}; N =</w:t>
-      </w:r>
-      <w:r>
-        <w:t xml:space="preserve"> </w:t>
-      </w:r>
-      <w:r>
-        <w:t xml:space="preserve">1,854) versus non-manufacturing (sector1 ∈ {4, 5, 6, 7}; N = 1,104) subsets, and finds that the</w:t>
-      </w:r>
-      <w:r>
-        <w:t xml:space="preserve"> </w:t>
-      </w:r>
-      <w:r>
-        <w:t xml:space="preserve">digital-adoption channel operates primarily in manufacturing while the technological-capability</w:t>
-      </w:r>
-      <w:r>
-        <w:t xml:space="preserve"> </w:t>
-      </w:r>
-      <w:r>
-        <w:t xml:space="preserve">channel is present in both. Finer industry-level mechanisms, for example, contrasting digitally</w:t>
-      </w:r>
-      <w:r>
-        <w:t xml:space="preserve"> </w:t>
-      </w:r>
-      <w:r>
-        <w:t xml:space="preserve">intensive services with traditional services, or contrasting export-oriented with domestically</w:t>
-      </w:r>
-      <w:r>
-        <w:t xml:space="preserve"> </w:t>
-      </w:r>
-      <w:r>
-        <w:t xml:space="preserve">oriented manufacturing sub-sectors, would benefit from a research design that exploits richer</w:t>
-      </w:r>
-      <w:r>
-        <w:t xml:space="preserve"> </w:t>
-      </w:r>
-      <w:r>
-        <w:t xml:space="preserve">industry classification than the WBES one-digit codes allow.</w:t>
-      </w:r>
-    </w:p>
-    <w:p>
-      <w:pPr>
-        <w:pStyle w:val="BodyText"/>
-      </w:pPr>
-      <w:r>
-        <w:t xml:space="preserve">Sixth, the analysis is limited to Vietnam as a single transitional economy at a particular stage of its digital and institutional development. Understanding how the DAI moderation pattern documented here, negative at high export intensity under Tier-1-only adoption, compares with patterns in other emerging markets at different institutional stages, or with patterns in digitally advanced economies where the same interaction is predicted to be positive, requires cross-setting comparative designs that systematically vary institutional transaction costs and digital infrastructure quality. Such designs would also allow more direct tests of the context-contingent framing developed in §2.1.</w:t>
+        <w:t xml:space="preserve">This study revisits the internationalisation–performance relationship in Vietnam by treating foreign-technology / standards capability as the primary capability construct and by retaining a single-item website-presence indicator only as a baseline digital-presence control. It compares pooled with wave-specific evidence across the 2009 / 2015 / 2023 WBES waves to evaluate the structural durability of the I–P threshold and the wave-level identification robustness of each capability dimension.</w:t>
+      </w:r>
+    </w:p>
+    <w:p>
+      <w:pPr>
+        <w:pStyle w:val="BodyText"/>
+      </w:pPr>
+      <w:r>
+        <w:t xml:space="preserve">The findings indicate that the internationalisation–performance relationship is non-monotonic in the full sample, that the pattern is driven primarily by a participation-and-intensity structure rather than by strong within-exporter curvature alone, and, critically, that the inverted-U turning point is structurally durable: the threshold range clusters within a narrow ~7-percentage-point band (39.3–46.2 %) across 14 years of major institutional change, including WTO accession, the Global Financial Crisis, the COVID-19 supply-chain disruption, and the diffusion of digital-payment infrastructure. This durability is consistent with deep firm-level constraints, coordination capacity, contract enforcement, and trade-finance access, that change more slowly than the wider operating environment.</w:t>
+      </w:r>
+    </w:p>
+    <w:p>
+      <w:pPr>
+        <w:pStyle w:val="BodyText"/>
+      </w:pPr>
+      <w:r>
+        <w:t xml:space="preserve">The results also suggest that technological capability and the baseline website-presence indicator should not be treated as interchangeable, and that conflating them under a single</w:t>
+      </w:r>
+      <w:r>
+        <w:t xml:space="preserve"> </w:t>
+      </w:r>
+      <w:r>
+        <w:t xml:space="preserve">“</w:t>
+      </w:r>
+      <w:r>
+        <w:t xml:space="preserve">digital adoption</w:t>
+      </w:r>
+      <w:r>
+        <w:t xml:space="preserve">”</w:t>
+      </w:r>
+      <w:r>
+        <w:t xml:space="preserve"> </w:t>
+      </w:r>
+      <w:r>
+        <w:t xml:space="preserve">or</w:t>
+      </w:r>
+      <w:r>
+        <w:t xml:space="preserve"> </w:t>
+      </w:r>
+      <w:r>
+        <w:t xml:space="preserve">“</w:t>
+      </w:r>
+      <w:r>
+        <w:t xml:space="preserve">digital transformation</w:t>
+      </w:r>
+      <w:r>
+        <w:t xml:space="preserve">”</w:t>
+      </w:r>
+      <w:r>
+        <w:t xml:space="preserve"> </w:t>
+      </w:r>
+      <w:r>
+        <w:t xml:space="preserve">label would obscure their differing identification properties. Technological capability is comparatively stable and identification-robust across specifications. The baseline DAI_z control is more wave-sensitive and attenuates to a null under instrumental-variable estimation, consistent with partial Tier-1 proxy obsolescence as website ownership broadens toward roughly half the firm population in the Vietnamese firm population. Within the constraint of a single binary website indicator, this paper makes no claim about dynamic digital capability moderation; any such test awaits richer Tier 2–4 indicators not currently available cross-wave in the WBES Vietnam instrument.</w:t>
       </w:r>
     </w:p>
     <w:bookmarkEnd w:id="70"/>
-    <w:bookmarkStart w:id="71" w:name="X19cad7d15381a9dfa000caf49ac5c69889e188d"/>
+    <w:bookmarkStart w:id="71" w:name="conflict-of-interest"/>
     <w:p>
       <w:pPr>
         <w:pStyle w:val="Heading2"/>
       </w:pPr>
       <w:r>
-        <w:t xml:space="preserve">7. Conclusion</w:t>
+        <w:t xml:space="preserve">Conflict of interest</w:t>
       </w:r>
     </w:p>
     <w:p>
@@ -19076,33 +19254,17 @@
         <w:pStyle w:val="FirstParagraph"/>
       </w:pPr>
       <w:r>
-        <w:t xml:space="preserve">This study revisits the internationalisation–performance relationship in Vietnam by treating foreign-technology / standards capability as the primary capability construct and by retaining a single-item website-presence indicator only as a baseline digital-presence control. It compares pooled with wave-specific evidence across the 2009 / 2015 / 2023 WBES waves to evaluate the structural durability of the I–P threshold and the wave-level identification robustness of each capability dimension.</w:t>
-      </w:r>
-    </w:p>
-    <w:p>
-      <w:pPr>
-        <w:pStyle w:val="BodyText"/>
-      </w:pPr>
-      <w:r>
-        <w:t xml:space="preserve">The findings indicate that the internationalisation–performance relationship is non-monotonic in the full sample, that the pattern is driven primarily by a participation-and-intensity structure rather than by strong within-exporter curvature alone, and, critically, that the inverted-U turning point is structurally durable: the threshold range clusters within a narrow ~7-percentage-point band (39.3–46.2 %) across 14 years of major institutional change, including WTO accession, the Global Financial Crisis, the COVID-19 supply-chain disruption, and the diffusion of digital-payment infrastructure. This durability is consistent with deep firm-level constraints, coordination capacity, contract enforcement, and trade-finance access, that change more slowly than the wider operating environment.</w:t>
-      </w:r>
-    </w:p>
-    <w:p>
-      <w:pPr>
-        <w:pStyle w:val="BodyText"/>
-      </w:pPr>
-      <w:r>
-        <w:t xml:space="preserve">The results also suggest that technological capability and the baseline website-presence indicator should not be treated as interchangeable, and that conflating them under a single "digital adoption" or "digital transformation" label would obscure their differing identification properties. Technological capability is comparatively stable and identification-robust across specifications. The baseline DAI_z control is more wave-sensitive and attenuates to a null under instrumental-variable estimation, consistent with partial Tier-1 proxy obsolescence as website ownership broadens toward roughly half the firm population in the Vietnamese firm population. Within the constraint of a single binary website indicator, this paper makes no claim about dynamic digital capability moderation; any such test awaits richer Tier 2–4 indicators not currently available cross-wave in the WBES Vietnam instrument.</w:t>
+        <w:t xml:space="preserve">The authors declare no conflict of interest.</w:t>
       </w:r>
     </w:p>
     <w:bookmarkEnd w:id="71"/>
-    <w:bookmarkStart w:id="72" w:name="conflict-of-interest"/>
+    <w:bookmarkStart w:id="72" w:name="funding"/>
     <w:p>
       <w:pPr>
         <w:pStyle w:val="Heading2"/>
       </w:pPr>
       <w:r>
-        <w:t xml:space="preserve">Conflict of interest</w:t>
+        <w:t xml:space="preserve">Funding</w:t>
       </w:r>
     </w:p>
     <w:p>
@@ -19110,17 +19272,23 @@
         <w:pStyle w:val="FirstParagraph"/>
       </w:pPr>
       <w:r>
-        <w:t xml:space="preserve">The authors declare no conflict of interest.</w:t>
+        <w:t xml:space="preserve">This research received no specific grant from any funding agency in the public, commercial, or</w:t>
+      </w:r>
+      <w:r>
+        <w:t xml:space="preserve"> </w:t>
+      </w:r>
+      <w:r>
+        <w:t xml:space="preserve">not-for-profit sectors.</w:t>
       </w:r>
     </w:p>
     <w:bookmarkEnd w:id="72"/>
-    <w:bookmarkStart w:id="73" w:name="funding"/>
+    <w:bookmarkStart w:id="73" w:name="data-availability-statement"/>
     <w:p>
       <w:pPr>
         <w:pStyle w:val="Heading2"/>
       </w:pPr>
       <w:r>
-        <w:t xml:space="preserve">Funding</w:t>
+        <w:t xml:space="preserve">Data availability statement</w:t>
       </w:r>
     </w:p>
     <w:p>
@@ -19128,23 +19296,47 @@
         <w:pStyle w:val="FirstParagraph"/>
       </w:pPr>
       <w:r>
-        <w:t xml:space="preserve">This research received no specific grant from any funding agency in the public, commercial, or</w:t>
-      </w:r>
-      <w:r>
-        <w:t xml:space="preserve"> </w:t>
-      </w:r>
-      <w:r>
-        <w:t xml:space="preserve">not-for-profit sectors.</w:t>
+        <w:t xml:space="preserve">The data that support the findings of this study are from the World Bank Enterprise Surveys</w:t>
+      </w:r>
+      <w:r>
+        <w:t xml:space="preserve"> </w:t>
+      </w:r>
+      <w:r>
+        <w:t xml:space="preserve">and are available from the World Bank Enterprise Surveys portal, subject to registration and</w:t>
+      </w:r>
+      <w:r>
+        <w:t xml:space="preserve"> </w:t>
+      </w:r>
+      <w:r>
+        <w:t xml:space="preserve">compliance with the World Bank Enterprise Surveys Data Access Protocol. Because the protocol</w:t>
+      </w:r>
+      <w:r>
+        <w:t xml:space="preserve"> </w:t>
+      </w:r>
+      <w:r>
+        <w:t xml:space="preserve">restricts redistribution of the original .dta files to third parties, the authors do not redistribute</w:t>
+      </w:r>
+      <w:r>
+        <w:t xml:space="preserve"> </w:t>
+      </w:r>
+      <w:r>
+        <w:t xml:space="preserve">the raw survey files. Replication materials, including variable-construction details, model specifications, and computational outputs, are available from the authors upon reasonable request</w:t>
+      </w:r>
+      <w:r>
+        <w:t xml:space="preserve"> </w:t>
+      </w:r>
+      <w:r>
+        <w:t xml:space="preserve">and may be shared to the extent permitted by the data-access terms.</w:t>
       </w:r>
     </w:p>
     <w:bookmarkEnd w:id="73"/>
-    <w:bookmarkStart w:id="74" w:name="data-availability-statement"/>
+    <w:bookmarkStart w:id="74" w:name="ethics-statement"/>
     <w:p>
       <w:pPr>
         <w:pStyle w:val="Heading2"/>
       </w:pPr>
       <w:r>
-        <w:t xml:space="preserve">Data availability statement</w:t>
+        <w:t xml:space="preserve">Ethics statement</w:t>
       </w:r>
     </w:p>
     <w:p>
@@ -19152,47 +19344,17 @@
         <w:pStyle w:val="FirstParagraph"/>
       </w:pPr>
       <w:r>
-        <w:t xml:space="preserve">The data that support the findings of this study are from the World Bank Enterprise Surveys</w:t>
-      </w:r>
-      <w:r>
-        <w:t xml:space="preserve"> </w:t>
-      </w:r>
-      <w:r>
-        <w:t xml:space="preserve">and are available from the World Bank Enterprise Surveys portal, subject to registration and</w:t>
-      </w:r>
-      <w:r>
-        <w:t xml:space="preserve"> </w:t>
-      </w:r>
-      <w:r>
-        <w:t xml:space="preserve">compliance with the World Bank Enterprise Surveys Data Access Protocol. Because the protocol</w:t>
-      </w:r>
-      <w:r>
-        <w:t xml:space="preserve"> </w:t>
-      </w:r>
-      <w:r>
-        <w:t xml:space="preserve">restricts redistribution of the original .dta files to third parties, the authors do not redistribute</w:t>
-      </w:r>
-      <w:r>
-        <w:t xml:space="preserve"> </w:t>
-      </w:r>
-      <w:r>
-        <w:t xml:space="preserve">the raw survey files. Replication materials, including variable-construction details, model specifications, and computational outputs, are available from the authors upon reasonable request</w:t>
-      </w:r>
-      <w:r>
-        <w:t xml:space="preserve"> </w:t>
-      </w:r>
-      <w:r>
-        <w:t xml:space="preserve">and may be shared to the extent permitted by the data-access terms.</w:t>
+        <w:t xml:space="preserve">This study uses secondary, de-identified, firm-level data from the World Bank Enterprise Surveys. It does not involve human participants, identifiable personal data, animals, or biological samples, and therefore did not require institutional ethical approval. The research was conducted in accordance with the data-access terms of the World Bank Enterprise Surveys.</w:t>
       </w:r>
     </w:p>
     <w:bookmarkEnd w:id="74"/>
-    <w:bookmarkStart w:id="75" w:name="ethics-statement"/>
+    <w:bookmarkStart w:id="75" w:name="X799c23334c5944d058eaf15944a1408ff96b683"/>
     <w:p>
       <w:pPr>
         <w:pStyle w:val="Heading2"/>
       </w:pPr>
       <w:r>
-        <w:t xml:space="preserve">Ethics statement</w:t>
+        <w:t xml:space="preserve">Use of generative AI in the writing process</w:t>
       </w:r>
     </w:p>
     <w:p>
@@ -19200,17 +19362,17 @@
         <w:pStyle w:val="FirstParagraph"/>
       </w:pPr>
       <w:r>
-        <w:t xml:space="preserve">This study uses secondary, de-identified, firm-level data from the World Bank Enterprise Surveys. It does not involve human participants, identifiable personal data, animals, or biological samples, and therefore did not require institutional ethical approval. The research was conducted in accordance with the data-access terms of the World Bank Enterprise Surveys.</w:t>
+        <w:t xml:space="preserve">In preparing this manuscript, the author(s) used Grammarly, a writing-assistance tool, to help correct spelling, grammar, and punctuation in the author(s)’ own original text. No generative artificial-intelligence tool was used to generate, draft, or create any substantive content, analysis, or interpretation. All conceptual framing, hypothesis development, empirical analysis, results interpretation, and final wording were produced by the human author(s), who take full responsibility for the content of the publication.</w:t>
       </w:r>
     </w:p>
     <w:bookmarkEnd w:id="75"/>
-    <w:bookmarkStart w:id="76" w:name="X799c23334c5944d058eaf15944a1408ff96b683"/>
+    <w:bookmarkStart w:id="76" w:name="acknowledgements"/>
     <w:p>
       <w:pPr>
         <w:pStyle w:val="Heading2"/>
       </w:pPr>
       <w:r>
-        <w:t xml:space="preserve">Use of generative AI in the writing process</w:t>
+        <w:t xml:space="preserve">Acknowledgements</w:t>
       </w:r>
     </w:p>
     <w:p>
@@ -19218,29 +19380,11 @@
         <w:pStyle w:val="FirstParagraph"/>
       </w:pPr>
       <w:r>
-        <w:t xml:space="preserve">In preparing this manuscript, the author(s) used Grammarly, a writing-assistance tool, to help correct spelling, grammar, and punctuation in the author(s)' own original text. No generative artificial-intelligence tool was used to generate, draft, or create any substantive content, analysis, or interpretation. All conceptual framing, hypothesis development, empirical analysis, results interpretation, and final wording were produced by the human author(s), who take full responsibility for the content of the publication.</w:t>
+        <w:t xml:space="preserve">[Acknowledgements removed for blind review; see separately submitted Title Page.]</w:t>
       </w:r>
     </w:p>
     <w:bookmarkEnd w:id="76"/>
-    <w:bookmarkStart w:id="77" w:name="acknowledgements"/>
-    <w:p>
-      <w:pPr>
-        <w:pStyle w:val="Heading2"/>
-      </w:pPr>
-      <w:r>
-        <w:t xml:space="preserve">Acknowledgements</w:t>
-      </w:r>
-    </w:p>
-    <w:p>
-      <w:pPr>
-        <w:pStyle w:val="FirstParagraph"/>
-      </w:pPr>
-      <w:r>
-        <w:t xml:space="preserve">[Acknowledgements removed for blind review; see separately submitted Title Page.]</w:t>
-      </w:r>
-    </w:p>
-    <w:bookmarkEnd w:id="77"/>
-    <w:bookmarkStart w:id="78" w:name="supplementary-materials"/>
+    <w:bookmarkStart w:id="77" w:name="supplementary-materials"/>
     <w:p>
       <w:pPr>
         <w:pStyle w:val="Heading2"/>
@@ -19292,8 +19436,8 @@
         </w:pict>
       </w:r>
     </w:p>
-    <w:bookmarkEnd w:id="78"/>
-    <w:bookmarkStart w:id="132" w:name="references"/>
+    <w:bookmarkEnd w:id="77"/>
+    <w:bookmarkStart w:id="78" w:name="references"/>
     <w:p>
       <w:pPr>
         <w:pStyle w:val="Heading2"/>
@@ -19307,15 +19451,45 @@
         <w:pStyle w:val="FirstParagraph"/>
       </w:pPr>
       <w:r>
-        <w:t xml:space="preserve">Agarwal, R., Barattieri, A. and Mattoo, A. (2026), "Demand shocks, export expansion, and firm-level productivity: evidence from Vietnamese manufacturers", working paper, The World Bank, Washington, DC. [DOI pending; verify and add upon assignment before submission]</w:t>
-      </w:r>
-    </w:p>
-    <w:p>
-      <w:pPr>
-        <w:pStyle w:val="BodyText"/>
-      </w:pPr>
-      <w:r>
-        <w:t xml:space="preserve">Aguinis, H., Hill, N.S. and Bailey, J.R. (2021), "Best practices in data collection and preparation: recommendations for reviewers, editors, and authors",</w:t>
+        <w:t xml:space="preserve">Agarwal, R., Barattieri, A. and Mattoo, A. (2026),</w:t>
+      </w:r>
+      <w:r>
+        <w:t xml:space="preserve"> </w:t>
+      </w:r>
+      <w:r>
+        <w:t xml:space="preserve">“</w:t>
+      </w:r>
+      <w:r>
+        <w:t xml:space="preserve">Demand shocks, export expansion, and firm-level productivity: evidence from Vietnamese manufacturers</w:t>
+      </w:r>
+      <w:r>
+        <w:t xml:space="preserve">”</w:t>
+      </w:r>
+      <w:r>
+        <w:t xml:space="preserve">, working paper, The World Bank, Washington, DC. [DOI pending; verify and add upon assignment before submission]</w:t>
+      </w:r>
+    </w:p>
+    <w:p>
+      <w:pPr>
+        <w:pStyle w:val="BodyText"/>
+      </w:pPr>
+      <w:r>
+        <w:t xml:space="preserve">Aguinis, H., Hill, N.S. and Bailey, J.R. (2021),</w:t>
+      </w:r>
+      <w:r>
+        <w:t xml:space="preserve"> </w:t>
+      </w:r>
+      <w:r>
+        <w:t xml:space="preserve">“</w:t>
+      </w:r>
+      <w:r>
+        <w:t xml:space="preserve">Best practices in data collection and preparation: recommendations for reviewers, editors, and authors</w:t>
+      </w:r>
+      <w:r>
+        <w:t xml:space="preserve">”</w:t>
+      </w:r>
+      <w:r>
+        <w:t xml:space="preserve">,</w:t>
       </w:r>
       <w:r>
         <w:t xml:space="preserve"> </w:t>
@@ -19328,26 +19502,30 @@
         <w:t xml:space="preserve">Organizational Research Methods</w:t>
       </w:r>
       <w:r>
-        <w:t xml:space="preserve">, Vol. 24 No. 4, pp.678-693,</w:t>
-      </w:r>
-      <w:r>
-        <w:t xml:space="preserve"> </w:t>
-      </w:r>
-      <w:hyperlink r:id="rId79">
-        <w:r>
-          <w:rPr>
-            <w:rStyle w:val="Hyperlink"/>
-          </w:rPr>
-          <w:t xml:space="preserve">https://doi.org/10.1177/1094428119836485</w:t>
-        </w:r>
-      </w:hyperlink>
-    </w:p>
-    <w:p>
-      <w:pPr>
-        <w:pStyle w:val="BodyText"/>
-      </w:pPr>
-      <w:r>
-        <w:t xml:space="preserve">Antonakis, J., Bendahan, S., Jacquart, P. and Lalive, R. (2010), "On making causal claims: a review and recommendations",</w:t>
+        <w:t xml:space="preserve">, Vol. 24 No. 4, pp.678-693, https://doi.org/10.1177/1094428119836485</w:t>
+      </w:r>
+    </w:p>
+    <w:p>
+      <w:pPr>
+        <w:pStyle w:val="BodyText"/>
+      </w:pPr>
+      <w:r>
+        <w:t xml:space="preserve">Antonakis, J., Bendahan, S., Jacquart, P. and Lalive, R. (2010),</w:t>
+      </w:r>
+      <w:r>
+        <w:t xml:space="preserve"> </w:t>
+      </w:r>
+      <w:r>
+        <w:t xml:space="preserve">“</w:t>
+      </w:r>
+      <w:r>
+        <w:t xml:space="preserve">On making causal claims: a review and recommendations</w:t>
+      </w:r>
+      <w:r>
+        <w:t xml:space="preserve">”</w:t>
+      </w:r>
+      <w:r>
+        <w:t xml:space="preserve">,</w:t>
       </w:r>
       <w:r>
         <w:t xml:space="preserve"> </w:t>
@@ -19360,26 +19538,30 @@
         <w:t xml:space="preserve">The Leadership Quarterly</w:t>
       </w:r>
       <w:r>
-        <w:t xml:space="preserve">, Vol. 21 No. 6, pp.1086-1120,</w:t>
-      </w:r>
-      <w:r>
-        <w:t xml:space="preserve"> </w:t>
-      </w:r>
-      <w:hyperlink r:id="rId80">
-        <w:r>
-          <w:rPr>
-            <w:rStyle w:val="Hyperlink"/>
-          </w:rPr>
-          <w:t xml:space="preserve">https://doi.org/10.1016/j.leaqua.2010.10.010</w:t>
-        </w:r>
-      </w:hyperlink>
-    </w:p>
-    <w:p>
-      <w:pPr>
-        <w:pStyle w:val="BodyText"/>
-      </w:pPr>
-      <w:r>
-        <w:t xml:space="preserve">Banalieva, E.R. and Dhanaraj, C. (2019), "Internalization theory for the digital economy",</w:t>
+        <w:t xml:space="preserve">, Vol. 21 No. 6, pp.1086-1120, https://doi.org/10.1016/j.leaqua.2010.10.010</w:t>
+      </w:r>
+    </w:p>
+    <w:p>
+      <w:pPr>
+        <w:pStyle w:val="BodyText"/>
+      </w:pPr>
+      <w:r>
+        <w:t xml:space="preserve">Banalieva, E.R. and Dhanaraj, C. (2019),</w:t>
+      </w:r>
+      <w:r>
+        <w:t xml:space="preserve"> </w:t>
+      </w:r>
+      <w:r>
+        <w:t xml:space="preserve">“</w:t>
+      </w:r>
+      <w:r>
+        <w:t xml:space="preserve">Internalization theory for the digital economy</w:t>
+      </w:r>
+      <w:r>
+        <w:t xml:space="preserve">”</w:t>
+      </w:r>
+      <w:r>
+        <w:t xml:space="preserve">,</w:t>
       </w:r>
       <w:r>
         <w:t xml:space="preserve"> </w:t>
@@ -19392,34 +19574,53 @@
         <w:t xml:space="preserve">Journal of International Business Studies</w:t>
       </w:r>
       <w:r>
-        <w:t xml:space="preserve">, Vol. 50 No. 8, pp.1372-1387,</w:t>
-      </w:r>
-      <w:r>
-        <w:t xml:space="preserve"> </w:t>
-      </w:r>
-      <w:hyperlink r:id="rId81">
-        <w:r>
-          <w:rPr>
-            <w:rStyle w:val="Hyperlink"/>
-          </w:rPr>
-          <w:t xml:space="preserve">https://doi.org/10.1057/s41267-019-00243-7</w:t>
-        </w:r>
-      </w:hyperlink>
-    </w:p>
-    <w:p>
-      <w:pPr>
-        <w:pStyle w:val="BodyText"/>
-      </w:pPr>
-      <w:r>
-        <w:t xml:space="preserve">Barattieri, A., Mattoo, A. and Signoret, J.E. (2026), "Service trade liberalization and productivity growth: micro-evidence from Vietnam, 2008-2016", working paper, The World Bank, Washington, DC. [DOI pending; verify and add upon assignment before submission]</w:t>
-      </w:r>
-    </w:p>
-    <w:p>
-      <w:pPr>
-        <w:pStyle w:val="BodyText"/>
-      </w:pPr>
-      <w:r>
-        <w:t xml:space="preserve">Barney, J. (1991), "Firm resources and sustained competitive advantage",</w:t>
+        <w:t xml:space="preserve">, Vol. 50 No. 8, pp.1372-1387, https://doi.org/10.1057/s41267-019-00243-7</w:t>
+      </w:r>
+    </w:p>
+    <w:p>
+      <w:pPr>
+        <w:pStyle w:val="BodyText"/>
+      </w:pPr>
+      <w:r>
+        <w:t xml:space="preserve">Barattieri, A., Mattoo, A. and Signoret, J.E. (2026),</w:t>
+      </w:r>
+      <w:r>
+        <w:t xml:space="preserve"> </w:t>
+      </w:r>
+      <w:r>
+        <w:t xml:space="preserve">“</w:t>
+      </w:r>
+      <w:r>
+        <w:t xml:space="preserve">Service trade liberalization and productivity growth: micro-evidence from Vietnam, 2008-2016</w:t>
+      </w:r>
+      <w:r>
+        <w:t xml:space="preserve">”</w:t>
+      </w:r>
+      <w:r>
+        <w:t xml:space="preserve">, working paper, The World Bank, Washington, DC. [DOI pending; verify and add upon assignment before submission]</w:t>
+      </w:r>
+    </w:p>
+    <w:p>
+      <w:pPr>
+        <w:pStyle w:val="BodyText"/>
+      </w:pPr>
+      <w:r>
+        <w:t xml:space="preserve">Barney, J. (1991),</w:t>
+      </w:r>
+      <w:r>
+        <w:t xml:space="preserve"> </w:t>
+      </w:r>
+      <w:r>
+        <w:t xml:space="preserve">“</w:t>
+      </w:r>
+      <w:r>
+        <w:t xml:space="preserve">Firm resources and sustained competitive advantage</w:t>
+      </w:r>
+      <w:r>
+        <w:t xml:space="preserve">”</w:t>
+      </w:r>
+      <w:r>
+        <w:t xml:space="preserve">,</w:t>
       </w:r>
       <w:r>
         <w:t xml:space="preserve"> </w:t>
@@ -19432,26 +19633,30 @@
         <w:t xml:space="preserve">Journal of Management</w:t>
       </w:r>
       <w:r>
-        <w:t xml:space="preserve">, Vol. 17 No. 1, pp.99-120,</w:t>
-      </w:r>
-      <w:r>
-        <w:t xml:space="preserve"> </w:t>
-      </w:r>
-      <w:hyperlink r:id="rId82">
-        <w:r>
-          <w:rPr>
-            <w:rStyle w:val="Hyperlink"/>
-          </w:rPr>
-          <w:t xml:space="preserve">https://doi.org/10.1177/014920639101700108</w:t>
-        </w:r>
-      </w:hyperlink>
-    </w:p>
-    <w:p>
-      <w:pPr>
-        <w:pStyle w:val="BodyText"/>
-      </w:pPr>
-      <w:r>
-        <w:t xml:space="preserve">Bernard, A.B., Jensen, J.B., Redding, S.J. and Schott, P.K. (2007), "Firms in international trade",</w:t>
+        <w:t xml:space="preserve">, Vol. 17 No. 1, pp.99-120, https://doi.org/10.1177/014920639101700108</w:t>
+      </w:r>
+    </w:p>
+    <w:p>
+      <w:pPr>
+        <w:pStyle w:val="BodyText"/>
+      </w:pPr>
+      <w:r>
+        <w:t xml:space="preserve">Bernard, A.B., Jensen, J.B., Redding, S.J. and Schott, P.K. (2007),</w:t>
+      </w:r>
+      <w:r>
+        <w:t xml:space="preserve"> </w:t>
+      </w:r>
+      <w:r>
+        <w:t xml:space="preserve">“</w:t>
+      </w:r>
+      <w:r>
+        <w:t xml:space="preserve">Firms in international trade</w:t>
+      </w:r>
+      <w:r>
+        <w:t xml:space="preserve">”</w:t>
+      </w:r>
+      <w:r>
+        <w:t xml:space="preserve">,</w:t>
       </w:r>
       <w:r>
         <w:t xml:space="preserve"> </w:t>
@@ -19464,26 +19669,30 @@
         <w:t xml:space="preserve">Journal of Economic Perspectives</w:t>
       </w:r>
       <w:r>
-        <w:t xml:space="preserve">, Vol. 21 No. 3, pp.105-130,</w:t>
-      </w:r>
-      <w:r>
-        <w:t xml:space="preserve"> </w:t>
-      </w:r>
-      <w:hyperlink r:id="rId83">
-        <w:r>
-          <w:rPr>
-            <w:rStyle w:val="Hyperlink"/>
-          </w:rPr>
-          <w:t xml:space="preserve">https://doi.org/10.1257/jep.21.3.105</w:t>
-        </w:r>
-      </w:hyperlink>
-    </w:p>
-    <w:p>
-      <w:pPr>
-        <w:pStyle w:val="BodyText"/>
-      </w:pPr>
-      <w:r>
-        <w:t xml:space="preserve">Bharadwaj, A., El Sawy, O.A., Pavlou, P.A. and Venkatraman, N. (2013), "Digital business strategy: toward a next generation of insights",</w:t>
+        <w:t xml:space="preserve">, Vol. 21 No. 3, pp.105-130, https://doi.org/10.1257/jep.21.3.105</w:t>
+      </w:r>
+    </w:p>
+    <w:p>
+      <w:pPr>
+        <w:pStyle w:val="BodyText"/>
+      </w:pPr>
+      <w:r>
+        <w:t xml:space="preserve">Bharadwaj, A., El Sawy, O.A., Pavlou, P.A. and Venkatraman, N. (2013),</w:t>
+      </w:r>
+      <w:r>
+        <w:t xml:space="preserve"> </w:t>
+      </w:r>
+      <w:r>
+        <w:t xml:space="preserve">“</w:t>
+      </w:r>
+      <w:r>
+        <w:t xml:space="preserve">Digital business strategy: toward a next generation of insights</w:t>
+      </w:r>
+      <w:r>
+        <w:t xml:space="preserve">”</w:t>
+      </w:r>
+      <w:r>
+        <w:t xml:space="preserve">,</w:t>
       </w:r>
       <w:r>
         <w:t xml:space="preserve"> </w:t>
@@ -19496,26 +19705,30 @@
         <w:t xml:space="preserve">MIS Quarterly</w:t>
       </w:r>
       <w:r>
-        <w:t xml:space="preserve">, Vol. 37 No. 2, pp.471-482,</w:t>
-      </w:r>
-      <w:r>
-        <w:t xml:space="preserve"> </w:t>
-      </w:r>
-      <w:hyperlink r:id="rId84">
-        <w:r>
-          <w:rPr>
-            <w:rStyle w:val="Hyperlink"/>
-          </w:rPr>
-          <w:t xml:space="preserve">https://doi.org/10.25300/misq/2013/37:2.3</w:t>
-        </w:r>
-      </w:hyperlink>
-    </w:p>
-    <w:p>
-      <w:pPr>
-        <w:pStyle w:val="BodyText"/>
-      </w:pPr>
-      <w:r>
-        <w:t xml:space="preserve">Brouthers, K.D., Geisser, K.D. and Rothlauf, F. (2016), "Explaining the internationalization of iBusiness firms",</w:t>
+        <w:t xml:space="preserve">, Vol. 37 No. 2, pp.471-482, https://doi.org/10.25300/misq/2013/37:2.3</w:t>
+      </w:r>
+    </w:p>
+    <w:p>
+      <w:pPr>
+        <w:pStyle w:val="BodyText"/>
+      </w:pPr>
+      <w:r>
+        <w:t xml:space="preserve">Brouthers, K.D., Geisser, K.D. and Rothlauf, F. (2016),</w:t>
+      </w:r>
+      <w:r>
+        <w:t xml:space="preserve"> </w:t>
+      </w:r>
+      <w:r>
+        <w:t xml:space="preserve">“</w:t>
+      </w:r>
+      <w:r>
+        <w:t xml:space="preserve">Explaining the internationalization of iBusiness firms</w:t>
+      </w:r>
+      <w:r>
+        <w:t xml:space="preserve">”</w:t>
+      </w:r>
+      <w:r>
+        <w:t xml:space="preserve">,</w:t>
       </w:r>
       <w:r>
         <w:t xml:space="preserve"> </w:t>
@@ -19528,26 +19741,30 @@
         <w:t xml:space="preserve">Journal of International Business Studies</w:t>
       </w:r>
       <w:r>
-        <w:t xml:space="preserve">, Vol. 47 No. 5, pp.513-534,</w:t>
-      </w:r>
-      <w:r>
-        <w:t xml:space="preserve"> </w:t>
-      </w:r>
-      <w:hyperlink r:id="rId85">
-        <w:r>
-          <w:rPr>
-            <w:rStyle w:val="Hyperlink"/>
-          </w:rPr>
-          <w:t xml:space="preserve">https://doi.org/10.1057/jibs.2015.20</w:t>
-        </w:r>
-      </w:hyperlink>
-    </w:p>
-    <w:p>
-      <w:pPr>
-        <w:pStyle w:val="BodyText"/>
-      </w:pPr>
-      <w:r>
-        <w:t xml:space="preserve">Brynjolfsson, E., Rock, D. and Syverson, C. (2021), "The productivity J-curve: how intangibles complement general purpose technologies",</w:t>
+        <w:t xml:space="preserve">, Vol. 47 No. 5, pp.513-534, https://doi.org/10.1057/jibs.2015.20</w:t>
+      </w:r>
+    </w:p>
+    <w:p>
+      <w:pPr>
+        <w:pStyle w:val="BodyText"/>
+      </w:pPr>
+      <w:r>
+        <w:t xml:space="preserve">Brynjolfsson, E., Rock, D. and Syverson, C. (2021),</w:t>
+      </w:r>
+      <w:r>
+        <w:t xml:space="preserve"> </w:t>
+      </w:r>
+      <w:r>
+        <w:t xml:space="preserve">“</w:t>
+      </w:r>
+      <w:r>
+        <w:t xml:space="preserve">The productivity J-curve: how intangibles complement general purpose technologies</w:t>
+      </w:r>
+      <w:r>
+        <w:t xml:space="preserve">”</w:t>
+      </w:r>
+      <w:r>
+        <w:t xml:space="preserve">,</w:t>
       </w:r>
       <w:r>
         <w:t xml:space="preserve"> </w:t>
@@ -19560,26 +19777,30 @@
         <w:t xml:space="preserve">American Economic Journal: Macroeconomics</w:t>
       </w:r>
       <w:r>
-        <w:t xml:space="preserve">, Vol. 13 No. 1, pp.333-372,</w:t>
-      </w:r>
-      <w:r>
-        <w:t xml:space="preserve"> </w:t>
-      </w:r>
-      <w:hyperlink r:id="rId86">
-        <w:r>
-          <w:rPr>
-            <w:rStyle w:val="Hyperlink"/>
-          </w:rPr>
-          <w:t xml:space="preserve">https://doi.org/10.1257/mac.20180386</w:t>
-        </w:r>
-      </w:hyperlink>
-    </w:p>
-    <w:p>
-      <w:pPr>
-        <w:pStyle w:val="BodyText"/>
-      </w:pPr>
-      <w:r>
-        <w:t xml:space="preserve">Certo, S.T., Busenbark, J.R., Woo, H.-S. and Semadeni, M. (2016), "Sample selection bias and Heckman models in strategic management research",</w:t>
+        <w:t xml:space="preserve">, Vol. 13 No. 1, pp.333-372, https://doi.org/10.1257/mac.20180386</w:t>
+      </w:r>
+    </w:p>
+    <w:p>
+      <w:pPr>
+        <w:pStyle w:val="BodyText"/>
+      </w:pPr>
+      <w:r>
+        <w:t xml:space="preserve">Certo, S.T., Busenbark, J.R., Woo, H.-S. and Semadeni, M. (2016),</w:t>
+      </w:r>
+      <w:r>
+        <w:t xml:space="preserve"> </w:t>
+      </w:r>
+      <w:r>
+        <w:t xml:space="preserve">“</w:t>
+      </w:r>
+      <w:r>
+        <w:t xml:space="preserve">Sample selection bias and Heckman models in strategic management research</w:t>
+      </w:r>
+      <w:r>
+        <w:t xml:space="preserve">”</w:t>
+      </w:r>
+      <w:r>
+        <w:t xml:space="preserve">,</w:t>
       </w:r>
       <w:r>
         <w:t xml:space="preserve"> </w:t>
@@ -19592,26 +19813,30 @@
         <w:t xml:space="preserve">Strategic Management Journal</w:t>
       </w:r>
       <w:r>
-        <w:t xml:space="preserve">, Vol. 37 No. 13, pp.2639-2657,</w:t>
-      </w:r>
-      <w:r>
-        <w:t xml:space="preserve"> </w:t>
-      </w:r>
-      <w:hyperlink r:id="rId87">
-        <w:r>
-          <w:rPr>
-            <w:rStyle w:val="Hyperlink"/>
-          </w:rPr>
-          <w:t xml:space="preserve">https://doi.org/10.1002/smj.2475</w:t>
-        </w:r>
-      </w:hyperlink>
-    </w:p>
-    <w:p>
-      <w:pPr>
-        <w:pStyle w:val="BodyText"/>
-      </w:pPr>
-      <w:r>
-        <w:t xml:space="preserve">Cohen, W.M. and Levinthal, D.A. (1990), "Absorptive capacity: a new perspective on learning and innovation",</w:t>
+        <w:t xml:space="preserve">, Vol. 37 No. 13, pp.2639-2657, https://doi.org/10.1002/smj.2475</w:t>
+      </w:r>
+    </w:p>
+    <w:p>
+      <w:pPr>
+        <w:pStyle w:val="BodyText"/>
+      </w:pPr>
+      <w:r>
+        <w:t xml:space="preserve">Cohen, W.M. and Levinthal, D.A. (1990),</w:t>
+      </w:r>
+      <w:r>
+        <w:t xml:space="preserve"> </w:t>
+      </w:r>
+      <w:r>
+        <w:t xml:space="preserve">“</w:t>
+      </w:r>
+      <w:r>
+        <w:t xml:space="preserve">Absorptive capacity: a new perspective on learning and innovation</w:t>
+      </w:r>
+      <w:r>
+        <w:t xml:space="preserve">”</w:t>
+      </w:r>
+      <w:r>
+        <w:t xml:space="preserve">,</w:t>
       </w:r>
       <w:r>
         <w:t xml:space="preserve"> </w:t>
@@ -19624,26 +19849,30 @@
         <w:t xml:space="preserve">Administrative Science Quarterly</w:t>
       </w:r>
       <w:r>
-        <w:t xml:space="preserve">, Vol. 35 No. 1, pp.128-152,</w:t>
-      </w:r>
-      <w:r>
-        <w:t xml:space="preserve"> </w:t>
-      </w:r>
-      <w:hyperlink r:id="rId88">
-        <w:r>
-          <w:rPr>
-            <w:rStyle w:val="Hyperlink"/>
-          </w:rPr>
-          <w:t xml:space="preserve">https://doi.org/10.2307/2393553</w:t>
-        </w:r>
-      </w:hyperlink>
-    </w:p>
-    <w:p>
-      <w:pPr>
-        <w:pStyle w:val="BodyText"/>
-      </w:pPr>
-      <w:r>
-        <w:t xml:space="preserve">Contractor, F.J. (2007), "Is international business good for companies? The evolutionary or multi-stage theory of internationalization vs. the transaction cost perspective",</w:t>
+        <w:t xml:space="preserve">, Vol. 35 No. 1, pp.128-152, https://doi.org/10.2307/2393553</w:t>
+      </w:r>
+    </w:p>
+    <w:p>
+      <w:pPr>
+        <w:pStyle w:val="BodyText"/>
+      </w:pPr>
+      <w:r>
+        <w:t xml:space="preserve">Contractor, F.J. (2007),</w:t>
+      </w:r>
+      <w:r>
+        <w:t xml:space="preserve"> </w:t>
+      </w:r>
+      <w:r>
+        <w:t xml:space="preserve">“</w:t>
+      </w:r>
+      <w:r>
+        <w:t xml:space="preserve">Is international business good for companies? The evolutionary or multi-stage theory of internationalization vs. the transaction cost perspective</w:t>
+      </w:r>
+      <w:r>
+        <w:t xml:space="preserve">”</w:t>
+      </w:r>
+      <w:r>
+        <w:t xml:space="preserve">,</w:t>
       </w:r>
       <w:r>
         <w:t xml:space="preserve"> </w:t>
@@ -19656,26 +19885,30 @@
         <w:t xml:space="preserve">Management International Review</w:t>
       </w:r>
       <w:r>
-        <w:t xml:space="preserve">, Vol. 47 No. 3, pp.453-475,</w:t>
-      </w:r>
-      <w:r>
-        <w:t xml:space="preserve"> </w:t>
-      </w:r>
-      <w:hyperlink r:id="rId89">
-        <w:r>
-          <w:rPr>
-            <w:rStyle w:val="Hyperlink"/>
-          </w:rPr>
-          <w:t xml:space="preserve">https://doi.org/10.1007/s11575-007-0024-2</w:t>
-        </w:r>
-      </w:hyperlink>
-    </w:p>
-    <w:p>
-      <w:pPr>
-        <w:pStyle w:val="BodyText"/>
-      </w:pPr>
-      <w:r>
-        <w:t xml:space="preserve">Coviello, N., Kano, L. and Liesch, P.W. (2017), "Adapting the Uppsala model to a modern world: macro-context and microfoundations",</w:t>
+        <w:t xml:space="preserve">, Vol. 47 No. 3, pp.453-475, https://doi.org/10.1007/s11575-007-0024-2</w:t>
+      </w:r>
+    </w:p>
+    <w:p>
+      <w:pPr>
+        <w:pStyle w:val="BodyText"/>
+      </w:pPr>
+      <w:r>
+        <w:t xml:space="preserve">Coviello, N., Kano, L. and Liesch, P.W. (2017),</w:t>
+      </w:r>
+      <w:r>
+        <w:t xml:space="preserve"> </w:t>
+      </w:r>
+      <w:r>
+        <w:t xml:space="preserve">“</w:t>
+      </w:r>
+      <w:r>
+        <w:t xml:space="preserve">Adapting the Uppsala model to a modern world: macro-context and microfoundations</w:t>
+      </w:r>
+      <w:r>
+        <w:t xml:space="preserve">”</w:t>
+      </w:r>
+      <w:r>
+        <w:t xml:space="preserve">,</w:t>
       </w:r>
       <w:r>
         <w:t xml:space="preserve"> </w:t>
@@ -19688,26 +19921,30 @@
         <w:t xml:space="preserve">Journal of International Business Studies</w:t>
       </w:r>
       <w:r>
-        <w:t xml:space="preserve">, Vol. 48 No. 9, pp.1151-1164,</w:t>
-      </w:r>
-      <w:r>
-        <w:t xml:space="preserve"> </w:t>
-      </w:r>
-      <w:hyperlink r:id="rId90">
-        <w:r>
-          <w:rPr>
-            <w:rStyle w:val="Hyperlink"/>
-          </w:rPr>
-          <w:t xml:space="preserve">https://doi.org/10.1057/s41267-017-0120-x</w:t>
-        </w:r>
-      </w:hyperlink>
-    </w:p>
-    <w:p>
-      <w:pPr>
-        <w:pStyle w:val="BodyText"/>
-      </w:pPr>
-      <w:r>
-        <w:t xml:space="preserve">Cuervo-Cazurra, A. and Genc, M. (2008), "Transforming disadvantages into advantages: developing-country MNEs in the least developed countries",</w:t>
+        <w:t xml:space="preserve">, Vol. 48 No. 9, pp.1151-1164, https://doi.org/10.1057/s41267-017-0120-x</w:t>
+      </w:r>
+    </w:p>
+    <w:p>
+      <w:pPr>
+        <w:pStyle w:val="BodyText"/>
+      </w:pPr>
+      <w:r>
+        <w:t xml:space="preserve">Cuervo-Cazurra, A. and Genc, M. (2008),</w:t>
+      </w:r>
+      <w:r>
+        <w:t xml:space="preserve"> </w:t>
+      </w:r>
+      <w:r>
+        <w:t xml:space="preserve">“</w:t>
+      </w:r>
+      <w:r>
+        <w:t xml:space="preserve">Transforming disadvantages into advantages: developing-country MNEs in the least developed countries</w:t>
+      </w:r>
+      <w:r>
+        <w:t xml:space="preserve">”</w:t>
+      </w:r>
+      <w:r>
+        <w:t xml:space="preserve">,</w:t>
       </w:r>
       <w:r>
         <w:t xml:space="preserve"> </w:t>
@@ -19720,26 +19957,30 @@
         <w:t xml:space="preserve">Journal of International Business Studies</w:t>
       </w:r>
       <w:r>
-        <w:t xml:space="preserve">, Vol. 39 No. 6, pp.957-979,</w:t>
-      </w:r>
-      <w:r>
-        <w:t xml:space="preserve"> </w:t>
-      </w:r>
-      <w:hyperlink r:id="rId91">
-        <w:r>
-          <w:rPr>
-            <w:rStyle w:val="Hyperlink"/>
-          </w:rPr>
-          <w:t xml:space="preserve">https://doi.org/10.1057/palgrave.jibs.8400390</w:t>
-        </w:r>
-      </w:hyperlink>
-    </w:p>
-    <w:p>
-      <w:pPr>
-        <w:pStyle w:val="BodyText"/>
-      </w:pPr>
-      <w:r>
-        <w:t xml:space="preserve">Eisenhardt, K.M. and Martin, J.A. (2000), "Dynamic capabilities: what are they?",</w:t>
+        <w:t xml:space="preserve">, Vol. 39 No. 6, pp.957-979, https://doi.org/10.1057/palgrave.jibs.8400390</w:t>
+      </w:r>
+    </w:p>
+    <w:p>
+      <w:pPr>
+        <w:pStyle w:val="BodyText"/>
+      </w:pPr>
+      <w:r>
+        <w:t xml:space="preserve">Eisenhardt, K.M. and Martin, J.A. (2000),</w:t>
+      </w:r>
+      <w:r>
+        <w:t xml:space="preserve"> </w:t>
+      </w:r>
+      <w:r>
+        <w:t xml:space="preserve">“</w:t>
+      </w:r>
+      <w:r>
+        <w:t xml:space="preserve">Dynamic capabilities: what are they?</w:t>
+      </w:r>
+      <w:r>
+        <w:t xml:space="preserve">”</w:t>
+      </w:r>
+      <w:r>
+        <w:t xml:space="preserve">,</w:t>
       </w:r>
       <w:r>
         <w:t xml:space="preserve"> </w:t>
@@ -19752,29 +19993,30 @@
         <w:t xml:space="preserve">Strategic Management Journal</w:t>
       </w:r>
       <w:r>
-        <w:t xml:space="preserve">, Vol. 21 No. 10-11, pp.1105-1121,</w:t>
-      </w:r>
-      <w:r>
-        <w:t xml:space="preserve"> </w:t>
-      </w:r>
-      <w:hyperlink r:id="rId92">
-        <w:r>
-          <w:rPr>
-            <w:rStyle w:val="Hyperlink"/>
-          </w:rPr>
-          <w:t xml:space="preserve">https://doi.org/10.1002/1097-0266(200010/11)21:10/11</w:t>
-        </w:r>
-      </w:hyperlink>
-      <w:r>
-        <w:t xml:space="preserve">&lt;1105::AID-SMJ133&gt;3.0.CO;2-E</w:t>
-      </w:r>
-    </w:p>
-    <w:p>
-      <w:pPr>
-        <w:pStyle w:val="BodyText"/>
-      </w:pPr>
-      <w:r>
-        <w:t xml:space="preserve">Goldfarb, A. and Tucker, C. (2019), "Digital economics",</w:t>
+        <w:t xml:space="preserve">, Vol. 21 No. 10-11, pp.1105-1121, https://doi.org/10.1002/1097-0266(200010/11)21:10/11&lt;1105::AID-SMJ133&gt;3.0.CO;2-E</w:t>
+      </w:r>
+    </w:p>
+    <w:p>
+      <w:pPr>
+        <w:pStyle w:val="BodyText"/>
+      </w:pPr>
+      <w:r>
+        <w:t xml:space="preserve">Goldfarb, A. and Tucker, C. (2019),</w:t>
+      </w:r>
+      <w:r>
+        <w:t xml:space="preserve"> </w:t>
+      </w:r>
+      <w:r>
+        <w:t xml:space="preserve">“</w:t>
+      </w:r>
+      <w:r>
+        <w:t xml:space="preserve">Digital economics</w:t>
+      </w:r>
+      <w:r>
+        <w:t xml:space="preserve">”</w:t>
+      </w:r>
+      <w:r>
+        <w:t xml:space="preserve">,</w:t>
       </w:r>
       <w:r>
         <w:t xml:space="preserve"> </w:t>
@@ -19787,26 +20029,30 @@
         <w:t xml:space="preserve">Journal of Economic Literature</w:t>
       </w:r>
       <w:r>
-        <w:t xml:space="preserve">, Vol. 57 No. 1, pp.3-43,</w:t>
-      </w:r>
-      <w:r>
-        <w:t xml:space="preserve"> </w:t>
-      </w:r>
-      <w:hyperlink r:id="rId93">
-        <w:r>
-          <w:rPr>
-            <w:rStyle w:val="Hyperlink"/>
-          </w:rPr>
-          <w:t xml:space="preserve">https://doi.org/10.1257/jel.20171452</w:t>
-        </w:r>
-      </w:hyperlink>
-    </w:p>
-    <w:p>
-      <w:pPr>
-        <w:pStyle w:val="BodyText"/>
-      </w:pPr>
-      <w:r>
-        <w:t xml:space="preserve">Haans, R.F.J., Pieters, C. and He, Z.-L. (2016), "Thinking about U: theorizing and testing U- and inverted U-shaped relationships in strategy research",</w:t>
+        <w:t xml:space="preserve">, Vol. 57 No. 1, pp.3-43, https://doi.org/10.1257/jel.20171452</w:t>
+      </w:r>
+    </w:p>
+    <w:p>
+      <w:pPr>
+        <w:pStyle w:val="BodyText"/>
+      </w:pPr>
+      <w:r>
+        <w:t xml:space="preserve">Haans, R.F.J., Pieters, C. and He, Z.-L. (2016),</w:t>
+      </w:r>
+      <w:r>
+        <w:t xml:space="preserve"> </w:t>
+      </w:r>
+      <w:r>
+        <w:t xml:space="preserve">“</w:t>
+      </w:r>
+      <w:r>
+        <w:t xml:space="preserve">Thinking about U: theorizing and testing U- and inverted U-shaped relationships in strategy research</w:t>
+      </w:r>
+      <w:r>
+        <w:t xml:space="preserve">”</w:t>
+      </w:r>
+      <w:r>
+        <w:t xml:space="preserve">,</w:t>
       </w:r>
       <w:r>
         <w:t xml:space="preserve"> </w:t>
@@ -19819,26 +20065,30 @@
         <w:t xml:space="preserve">Strategic Management Journal</w:t>
       </w:r>
       <w:r>
-        <w:t xml:space="preserve">, Vol. 37 No. 7, pp.1177-1195,</w:t>
-      </w:r>
-      <w:r>
-        <w:t xml:space="preserve"> </w:t>
-      </w:r>
-      <w:hyperlink r:id="rId94">
-        <w:r>
-          <w:rPr>
-            <w:rStyle w:val="Hyperlink"/>
-          </w:rPr>
-          <w:t xml:space="preserve">https://doi.org/10.1002/smj.2399</w:t>
-        </w:r>
-      </w:hyperlink>
-    </w:p>
-    <w:p>
-      <w:pPr>
-        <w:pStyle w:val="BodyText"/>
-      </w:pPr>
-      <w:r>
-        <w:t xml:space="preserve">Hanelt, A., Bohnsack, R., Marz, D. and Antunes Marante, C. (2021), "A systematic review of the literature on digital transformation: insights and implications for strategy and organizational change",</w:t>
+        <w:t xml:space="preserve">, Vol. 37 No. 7, pp.1177-1195, https://doi.org/10.1002/smj.2399</w:t>
+      </w:r>
+    </w:p>
+    <w:p>
+      <w:pPr>
+        <w:pStyle w:val="BodyText"/>
+      </w:pPr>
+      <w:r>
+        <w:t xml:space="preserve">Hanelt, A., Bohnsack, R., Marz, D. and Antunes Marante, C. (2021),</w:t>
+      </w:r>
+      <w:r>
+        <w:t xml:space="preserve"> </w:t>
+      </w:r>
+      <w:r>
+        <w:t xml:space="preserve">“</w:t>
+      </w:r>
+      <w:r>
+        <w:t xml:space="preserve">A systematic review of the literature on digital transformation: insights and implications for strategy and organizational change</w:t>
+      </w:r>
+      <w:r>
+        <w:t xml:space="preserve">”</w:t>
+      </w:r>
+      <w:r>
+        <w:t xml:space="preserve">,</w:t>
       </w:r>
       <w:r>
         <w:t xml:space="preserve"> </w:t>
@@ -19851,26 +20101,30 @@
         <w:t xml:space="preserve">Journal of Management Studies</w:t>
       </w:r>
       <w:r>
-        <w:t xml:space="preserve">, Vol. 58 No. 5, pp.1159-1197,</w:t>
-      </w:r>
-      <w:r>
-        <w:t xml:space="preserve"> </w:t>
-      </w:r>
-      <w:hyperlink r:id="rId95">
-        <w:r>
-          <w:rPr>
-            <w:rStyle w:val="Hyperlink"/>
-          </w:rPr>
-          <w:t xml:space="preserve">https://doi.org/10.1111/joms.12639</w:t>
-        </w:r>
-      </w:hyperlink>
-    </w:p>
-    <w:p>
-      <w:pPr>
-        <w:pStyle w:val="BodyText"/>
-      </w:pPr>
-      <w:r>
-        <w:t xml:space="preserve">Heckman, J.J. (1979), "Sample selection bias as a specification error",</w:t>
+        <w:t xml:space="preserve">, Vol. 58 No. 5, pp.1159-1197, https://doi.org/10.1111/joms.12639</w:t>
+      </w:r>
+    </w:p>
+    <w:p>
+      <w:pPr>
+        <w:pStyle w:val="BodyText"/>
+      </w:pPr>
+      <w:r>
+        <w:t xml:space="preserve">Heckman, J.J. (1979),</w:t>
+      </w:r>
+      <w:r>
+        <w:t xml:space="preserve"> </w:t>
+      </w:r>
+      <w:r>
+        <w:t xml:space="preserve">“</w:t>
+      </w:r>
+      <w:r>
+        <w:t xml:space="preserve">Sample selection bias as a specification error</w:t>
+      </w:r>
+      <w:r>
+        <w:t xml:space="preserve">”</w:t>
+      </w:r>
+      <w:r>
+        <w:t xml:space="preserve">,</w:t>
       </w:r>
       <w:r>
         <w:t xml:space="preserve"> </w:t>
@@ -19883,26 +20137,30 @@
         <w:t xml:space="preserve">Econometrica</w:t>
       </w:r>
       <w:r>
-        <w:t xml:space="preserve">, Vol. 47 No. 1, pp.153-161,</w:t>
-      </w:r>
-      <w:r>
-        <w:t xml:space="preserve"> </w:t>
-      </w:r>
-      <w:hyperlink r:id="rId96">
-        <w:r>
-          <w:rPr>
-            <w:rStyle w:val="Hyperlink"/>
-          </w:rPr>
-          <w:t xml:space="preserve">https://doi.org/10.2307/1912352</w:t>
-        </w:r>
-      </w:hyperlink>
-    </w:p>
-    <w:p>
-      <w:pPr>
-        <w:pStyle w:val="BodyText"/>
-      </w:pPr>
-      <w:r>
-        <w:t xml:space="preserve">Hennart, J.-F. (2007), "The theoretical rationale for a multinationality-performance relationship",</w:t>
+        <w:t xml:space="preserve">, Vol. 47 No. 1, pp.153-161, https://doi.org/10.2307/1912352</w:t>
+      </w:r>
+    </w:p>
+    <w:p>
+      <w:pPr>
+        <w:pStyle w:val="BodyText"/>
+      </w:pPr>
+      <w:r>
+        <w:t xml:space="preserve">Hennart, J.-F. (2007),</w:t>
+      </w:r>
+      <w:r>
+        <w:t xml:space="preserve"> </w:t>
+      </w:r>
+      <w:r>
+        <w:t xml:space="preserve">“</w:t>
+      </w:r>
+      <w:r>
+        <w:t xml:space="preserve">The theoretical rationale for a multinationality-performance relationship</w:t>
+      </w:r>
+      <w:r>
+        <w:t xml:space="preserve">”</w:t>
+      </w:r>
+      <w:r>
+        <w:t xml:space="preserve">,</w:t>
       </w:r>
       <w:r>
         <w:t xml:space="preserve"> </w:t>
@@ -19915,26 +20173,30 @@
         <w:t xml:space="preserve">Management International Review</w:t>
       </w:r>
       <w:r>
-        <w:t xml:space="preserve">, Vol. 47 No. 3, pp.423-452,</w:t>
-      </w:r>
-      <w:r>
-        <w:t xml:space="preserve"> </w:t>
-      </w:r>
-      <w:hyperlink r:id="rId97">
-        <w:r>
-          <w:rPr>
-            <w:rStyle w:val="Hyperlink"/>
-          </w:rPr>
-          <w:t xml:space="preserve">https://doi.org/10.1007/s11575-007-0023-3</w:t>
-        </w:r>
-      </w:hyperlink>
-    </w:p>
-    <w:p>
-      <w:pPr>
-        <w:pStyle w:val="BodyText"/>
-      </w:pPr>
-      <w:r>
-        <w:t xml:space="preserve">Hennart, J.-F. (2011), "A theoretical assessment of the empirical literature on the impact of multinationality on performance",</w:t>
+        <w:t xml:space="preserve">, Vol. 47 No. 3, pp.423-452, https://doi.org/10.1007/s11575-007-0023-3</w:t>
+      </w:r>
+    </w:p>
+    <w:p>
+      <w:pPr>
+        <w:pStyle w:val="BodyText"/>
+      </w:pPr>
+      <w:r>
+        <w:t xml:space="preserve">Hennart, J.-F. (2011),</w:t>
+      </w:r>
+      <w:r>
+        <w:t xml:space="preserve"> </w:t>
+      </w:r>
+      <w:r>
+        <w:t xml:space="preserve">“</w:t>
+      </w:r>
+      <w:r>
+        <w:t xml:space="preserve">A theoretical assessment of the empirical literature on the impact of multinationality on performance</w:t>
+      </w:r>
+      <w:r>
+        <w:t xml:space="preserve">”</w:t>
+      </w:r>
+      <w:r>
+        <w:t xml:space="preserve">,</w:t>
       </w:r>
       <w:r>
         <w:t xml:space="preserve"> </w:t>
@@ -19947,26 +20209,30 @@
         <w:t xml:space="preserve">Global Strategy Journal</w:t>
       </w:r>
       <w:r>
-        <w:t xml:space="preserve">, Vol. 1 No. 1-2, pp.135-151,</w:t>
-      </w:r>
-      <w:r>
-        <w:t xml:space="preserve"> </w:t>
-      </w:r>
-      <w:hyperlink r:id="rId98">
-        <w:r>
-          <w:rPr>
-            <w:rStyle w:val="Hyperlink"/>
-          </w:rPr>
-          <w:t xml:space="preserve">https://doi.org/10.1002/gsj.8</w:t>
-        </w:r>
-      </w:hyperlink>
-    </w:p>
-    <w:p>
-      <w:pPr>
-        <w:pStyle w:val="BodyText"/>
-      </w:pPr>
-      <w:r>
-        <w:t xml:space="preserve">Hitt, M.A., Hoskisson, R.E. and Kim, H. (1997), "International diversification: effects on innovation and firm performance in product-diversified firms",</w:t>
+        <w:t xml:space="preserve">, Vol. 1 No. 1-2, pp.135-151, https://doi.org/10.1002/gsj.8</w:t>
+      </w:r>
+    </w:p>
+    <w:p>
+      <w:pPr>
+        <w:pStyle w:val="BodyText"/>
+      </w:pPr>
+      <w:r>
+        <w:t xml:space="preserve">Hitt, M.A., Hoskisson, R.E. and Kim, H. (1997),</w:t>
+      </w:r>
+      <w:r>
+        <w:t xml:space="preserve"> </w:t>
+      </w:r>
+      <w:r>
+        <w:t xml:space="preserve">“</w:t>
+      </w:r>
+      <w:r>
+        <w:t xml:space="preserve">International diversification: effects on innovation and firm performance in product-diversified firms</w:t>
+      </w:r>
+      <w:r>
+        <w:t xml:space="preserve">”</w:t>
+      </w:r>
+      <w:r>
+        <w:t xml:space="preserve">,</w:t>
       </w:r>
       <w:r>
         <w:t xml:space="preserve"> </w:t>
@@ -19979,19 +20245,8 @@
         <w:t xml:space="preserve">Academy of Management Journal</w:t>
       </w:r>
       <w:r>
-        <w:t xml:space="preserve">, Vol. 40 No. 4, pp.767-798,</w:t>
-      </w:r>
-      <w:r>
-        <w:t xml:space="preserve"> </w:t>
-      </w:r>
-      <w:hyperlink r:id="rId99">
-        <w:r>
-          <w:rPr>
-            <w:rStyle w:val="Hyperlink"/>
-          </w:rPr>
-          <w:t xml:space="preserve">https://doi.org/10.2307/256948</w:t>
-        </w:r>
-      </w:hyperlink>
+        <w:t xml:space="preserve">, Vol. 40 No. 4, pp.767-798, https://doi.org/10.2307/256948</w:t>
+      </w:r>
     </w:p>
     <w:p>
       <w:pPr>
@@ -20014,32 +20269,30 @@
         <w:t xml:space="preserve"> </w:t>
       </w:r>
       <w:r>
-        <w:t xml:space="preserve">[data set], available at:</w:t>
-      </w:r>
-      <w:r>
-        <w:t xml:space="preserve"> </w:t>
-      </w:r>
-      <w:hyperlink r:id="rId100">
-        <w:r>
-          <w:rPr>
-            <w:rStyle w:val="Hyperlink"/>
-          </w:rPr>
-          <w:t xml:space="preserve">https://www.itu.int/en/ITU-D/Statistics/Pages/publications/wtid.aspx</w:t>
-        </w:r>
-      </w:hyperlink>
-      <w:r>
-        <w:t xml:space="preserve"> </w:t>
-      </w:r>
-      <w:r>
-        <w:t xml:space="preserve">(accessed 9 May 2026).</w:t>
-      </w:r>
-    </w:p>
-    <w:p>
-      <w:pPr>
-        <w:pStyle w:val="BodyText"/>
-      </w:pPr>
-      <w:r>
-        <w:t xml:space="preserve">Johanson, J. and Vahlne, J.-E. (1977), "The internationalization process of the firm: a model of knowledge development and increasing foreign market commitments",</w:t>
+        <w:t xml:space="preserve">[data set], available at: https://www.itu.int/en/ITU-D/Statistics/Pages/publications/wtid.aspx (accessed 9 May 2026).</w:t>
+      </w:r>
+    </w:p>
+    <w:p>
+      <w:pPr>
+        <w:pStyle w:val="BodyText"/>
+      </w:pPr>
+      <w:r>
+        <w:t xml:space="preserve">Johanson, J. and Vahlne, J.-E. (1977),</w:t>
+      </w:r>
+      <w:r>
+        <w:t xml:space="preserve"> </w:t>
+      </w:r>
+      <w:r>
+        <w:t xml:space="preserve">“</w:t>
+      </w:r>
+      <w:r>
+        <w:t xml:space="preserve">The internationalization process of the firm: a model of knowledge development and increasing foreign market commitments</w:t>
+      </w:r>
+      <w:r>
+        <w:t xml:space="preserve">”</w:t>
+      </w:r>
+      <w:r>
+        <w:t xml:space="preserve">,</w:t>
       </w:r>
       <w:r>
         <w:t xml:space="preserve"> </w:t>
@@ -20052,26 +20305,30 @@
         <w:t xml:space="preserve">Journal of International Business Studies</w:t>
       </w:r>
       <w:r>
-        <w:t xml:space="preserve">, Vol. 8 No. 1, pp.23-32,</w:t>
-      </w:r>
-      <w:r>
-        <w:t xml:space="preserve"> </w:t>
-      </w:r>
-      <w:hyperlink r:id="rId101">
-        <w:r>
-          <w:rPr>
-            <w:rStyle w:val="Hyperlink"/>
-          </w:rPr>
-          <w:t xml:space="preserve">https://doi.org/10.1057/palgrave.jibs.8490676</w:t>
-        </w:r>
-      </w:hyperlink>
-    </w:p>
-    <w:p>
-      <w:pPr>
-        <w:pStyle w:val="BodyText"/>
-      </w:pPr>
-      <w:r>
-        <w:t xml:space="preserve">Johanson, J. and Vahlne, J.-E. (2009), "The Uppsala internationalization process model revisited: from liability of foreignness to liability of outsidership",</w:t>
+        <w:t xml:space="preserve">, Vol. 8 No. 1, pp.23-32, https://doi.org/10.1057/palgrave.jibs.8490676</w:t>
+      </w:r>
+    </w:p>
+    <w:p>
+      <w:pPr>
+        <w:pStyle w:val="BodyText"/>
+      </w:pPr>
+      <w:r>
+        <w:t xml:space="preserve">Johanson, J. and Vahlne, J.-E. (2009),</w:t>
+      </w:r>
+      <w:r>
+        <w:t xml:space="preserve"> </w:t>
+      </w:r>
+      <w:r>
+        <w:t xml:space="preserve">“</w:t>
+      </w:r>
+      <w:r>
+        <w:t xml:space="preserve">The Uppsala internationalization process model revisited: from liability of foreignness to liability of outsidership</w:t>
+      </w:r>
+      <w:r>
+        <w:t xml:space="preserve">”</w:t>
+      </w:r>
+      <w:r>
+        <w:t xml:space="preserve">,</w:t>
       </w:r>
       <w:r>
         <w:t xml:space="preserve"> </w:t>
@@ -20084,26 +20341,30 @@
         <w:t xml:space="preserve">Journal of International Business Studies</w:t>
       </w:r>
       <w:r>
-        <w:t xml:space="preserve">, Vol. 40 No. 9, pp.1411-1431,</w:t>
-      </w:r>
-      <w:r>
-        <w:t xml:space="preserve"> </w:t>
-      </w:r>
-      <w:hyperlink r:id="rId102">
-        <w:r>
-          <w:rPr>
-            <w:rStyle w:val="Hyperlink"/>
-          </w:rPr>
-          <w:t xml:space="preserve">https://doi.org/10.1057/jibs.2009.24</w:t>
-        </w:r>
-      </w:hyperlink>
-    </w:p>
-    <w:p>
-      <w:pPr>
-        <w:pStyle w:val="BodyText"/>
-      </w:pPr>
-      <w:r>
-        <w:t xml:space="preserve">Karna, A., Richter, A. and Riesenkampff, E. (2016), "Revisiting the role of the environment in the capabilities-financial performance relationship: a meta-analysis",</w:t>
+        <w:t xml:space="preserve">, Vol. 40 No. 9, pp.1411-1431, https://doi.org/10.1057/jibs.2009.24</w:t>
+      </w:r>
+    </w:p>
+    <w:p>
+      <w:pPr>
+        <w:pStyle w:val="BodyText"/>
+      </w:pPr>
+      <w:r>
+        <w:t xml:space="preserve">Karna, A., Richter, A. and Riesenkampff, E. (2016),</w:t>
+      </w:r>
+      <w:r>
+        <w:t xml:space="preserve"> </w:t>
+      </w:r>
+      <w:r>
+        <w:t xml:space="preserve">“</w:t>
+      </w:r>
+      <w:r>
+        <w:t xml:space="preserve">Revisiting the role of the environment in the capabilities-financial performance relationship: a meta-analysis</w:t>
+      </w:r>
+      <w:r>
+        <w:t xml:space="preserve">”</w:t>
+      </w:r>
+      <w:r>
+        <w:t xml:space="preserve">,</w:t>
       </w:r>
       <w:r>
         <w:t xml:space="preserve"> </w:t>
@@ -20116,26 +20377,30 @@
         <w:t xml:space="preserve">Strategic Management Journal</w:t>
       </w:r>
       <w:r>
-        <w:t xml:space="preserve">, Vol. 37 No. 6, pp.1154-1173,</w:t>
-      </w:r>
-      <w:r>
-        <w:t xml:space="preserve"> </w:t>
-      </w:r>
-      <w:hyperlink r:id="rId103">
-        <w:r>
-          <w:rPr>
-            <w:rStyle w:val="Hyperlink"/>
-          </w:rPr>
-          <w:t xml:space="preserve">https://doi.org/10.1002/smj.2379</w:t>
-        </w:r>
-      </w:hyperlink>
-    </w:p>
-    <w:p>
-      <w:pPr>
-        <w:pStyle w:val="BodyText"/>
-      </w:pPr>
-      <w:r>
-        <w:t xml:space="preserve">Knight, G.A. and Liesch, P.W. (2016), "Internationalization: from incremental to born global",</w:t>
+        <w:t xml:space="preserve">, Vol. 37 No. 6, pp.1154-1173, https://doi.org/10.1002/smj.2379</w:t>
+      </w:r>
+    </w:p>
+    <w:p>
+      <w:pPr>
+        <w:pStyle w:val="BodyText"/>
+      </w:pPr>
+      <w:r>
+        <w:t xml:space="preserve">Knight, G.A. and Liesch, P.W. (2016),</w:t>
+      </w:r>
+      <w:r>
+        <w:t xml:space="preserve"> </w:t>
+      </w:r>
+      <w:r>
+        <w:t xml:space="preserve">“</w:t>
+      </w:r>
+      <w:r>
+        <w:t xml:space="preserve">Internationalization: from incremental to born global</w:t>
+      </w:r>
+      <w:r>
+        <w:t xml:space="preserve">”</w:t>
+      </w:r>
+      <w:r>
+        <w:t xml:space="preserve">,</w:t>
       </w:r>
       <w:r>
         <w:t xml:space="preserve"> </w:t>
@@ -20148,26 +20413,30 @@
         <w:t xml:space="preserve">Journal of World Business</w:t>
       </w:r>
       <w:r>
-        <w:t xml:space="preserve">, Vol. 51 No. 1, pp.93-102,</w:t>
-      </w:r>
-      <w:r>
-        <w:t xml:space="preserve"> </w:t>
-      </w:r>
-      <w:hyperlink r:id="rId104">
-        <w:r>
-          <w:rPr>
-            <w:rStyle w:val="Hyperlink"/>
-          </w:rPr>
-          <w:t xml:space="preserve">https://doi.org/10.1016/j.jwb.2015.08.011</w:t>
-        </w:r>
-      </w:hyperlink>
-    </w:p>
-    <w:p>
-      <w:pPr>
-        <w:pStyle w:val="BodyText"/>
-      </w:pPr>
-      <w:r>
-        <w:t xml:space="preserve">Lall, S. (1992), "Technological capabilities and industrialization",</w:t>
+        <w:t xml:space="preserve">, Vol. 51 No. 1, pp.93-102, https://doi.org/10.1016/j.jwb.2015.08.011</w:t>
+      </w:r>
+    </w:p>
+    <w:p>
+      <w:pPr>
+        <w:pStyle w:val="BodyText"/>
+      </w:pPr>
+      <w:r>
+        <w:t xml:space="preserve">Lall, S. (1992),</w:t>
+      </w:r>
+      <w:r>
+        <w:t xml:space="preserve"> </w:t>
+      </w:r>
+      <w:r>
+        <w:t xml:space="preserve">“</w:t>
+      </w:r>
+      <w:r>
+        <w:t xml:space="preserve">Technological capabilities and industrialization</w:t>
+      </w:r>
+      <w:r>
+        <w:t xml:space="preserve">”</w:t>
+      </w:r>
+      <w:r>
+        <w:t xml:space="preserve">,</w:t>
       </w:r>
       <w:r>
         <w:t xml:space="preserve"> </w:t>
@@ -20180,26 +20449,30 @@
         <w:t xml:space="preserve">World Development</w:t>
       </w:r>
       <w:r>
-        <w:t xml:space="preserve">, Vol. 20 No. 2, pp.165-186,</w:t>
-      </w:r>
-      <w:r>
-        <w:t xml:space="preserve"> </w:t>
-      </w:r>
-      <w:hyperlink r:id="rId105">
-        <w:r>
-          <w:rPr>
-            <w:rStyle w:val="Hyperlink"/>
-          </w:rPr>
-          <w:t xml:space="preserve">https://doi.org/10.1016/0305-750X(92)90097-F</w:t>
-        </w:r>
-      </w:hyperlink>
-    </w:p>
-    <w:p>
-      <w:pPr>
-        <w:pStyle w:val="BodyText"/>
-      </w:pPr>
-      <w:r>
-        <w:t xml:space="preserve">Lind, J.T. and Mehlum, H. (2010), "With or without U? The appropriate test for a U-shaped relationship",</w:t>
+        <w:t xml:space="preserve">, Vol. 20 No. 2, pp.165-186, https://doi.org/10.1016/0305-750X(92)90097-F</w:t>
+      </w:r>
+    </w:p>
+    <w:p>
+      <w:pPr>
+        <w:pStyle w:val="BodyText"/>
+      </w:pPr>
+      <w:r>
+        <w:t xml:space="preserve">Lind, J.T. and Mehlum, H. (2010),</w:t>
+      </w:r>
+      <w:r>
+        <w:t xml:space="preserve"> </w:t>
+      </w:r>
+      <w:r>
+        <w:t xml:space="preserve">“</w:t>
+      </w:r>
+      <w:r>
+        <w:t xml:space="preserve">With or without U? The appropriate test for a U-shaped relationship</w:t>
+      </w:r>
+      <w:r>
+        <w:t xml:space="preserve">”</w:t>
+      </w:r>
+      <w:r>
+        <w:t xml:space="preserve">,</w:t>
       </w:r>
       <w:r>
         <w:t xml:space="preserve"> </w:t>
@@ -20212,26 +20485,30 @@
         <w:t xml:space="preserve">Oxford Bulletin of Economics and Statistics</w:t>
       </w:r>
       <w:r>
-        <w:t xml:space="preserve">, Vol. 72 No. 1, pp.109-118,</w:t>
-      </w:r>
-      <w:r>
-        <w:t xml:space="preserve"> </w:t>
-      </w:r>
-      <w:hyperlink r:id="rId106">
-        <w:r>
-          <w:rPr>
-            <w:rStyle w:val="Hyperlink"/>
-          </w:rPr>
-          <w:t xml:space="preserve">https://doi.org/10.1111/j.1468-0084.2009.00569.x</w:t>
-        </w:r>
-      </w:hyperlink>
-    </w:p>
-    <w:p>
-      <w:pPr>
-        <w:pStyle w:val="BodyText"/>
-      </w:pPr>
-      <w:r>
-        <w:t xml:space="preserve">Lu, J.W. and Beamish, P.W. (2004), "International diversification and firm performance: the S-curve hypothesis",</w:t>
+        <w:t xml:space="preserve">, Vol. 72 No. 1, pp.109-118, https://doi.org/10.1111/j.1468-0084.2009.00569.x</w:t>
+      </w:r>
+    </w:p>
+    <w:p>
+      <w:pPr>
+        <w:pStyle w:val="BodyText"/>
+      </w:pPr>
+      <w:r>
+        <w:t xml:space="preserve">Lu, J.W. and Beamish, P.W. (2004),</w:t>
+      </w:r>
+      <w:r>
+        <w:t xml:space="preserve"> </w:t>
+      </w:r>
+      <w:r>
+        <w:t xml:space="preserve">“</w:t>
+      </w:r>
+      <w:r>
+        <w:t xml:space="preserve">International diversification and firm performance: the S-curve hypothesis</w:t>
+      </w:r>
+      <w:r>
+        <w:t xml:space="preserve">”</w:t>
+      </w:r>
+      <w:r>
+        <w:t xml:space="preserve">,</w:t>
       </w:r>
       <w:r>
         <w:t xml:space="preserve"> </w:t>
@@ -20244,26 +20521,30 @@
         <w:t xml:space="preserve">Academy of Management Journal</w:t>
       </w:r>
       <w:r>
-        <w:t xml:space="preserve">, Vol. 47 No. 4, pp.598-609,</w:t>
-      </w:r>
-      <w:r>
-        <w:t xml:space="preserve"> </w:t>
-      </w:r>
-      <w:hyperlink r:id="rId107">
-        <w:r>
-          <w:rPr>
-            <w:rStyle w:val="Hyperlink"/>
-          </w:rPr>
-          <w:t xml:space="preserve">https://doi.org/10.2307/20159604</w:t>
-        </w:r>
-      </w:hyperlink>
-    </w:p>
-    <w:p>
-      <w:pPr>
-        <w:pStyle w:val="BodyText"/>
-      </w:pPr>
-      <w:r>
-        <w:t xml:space="preserve">Marano, V., Arregle, J.-L., Hitt, M.A., Spadafora, E. and van Essen, M. (2016), "Home country institutions and the internationalization-performance relationship: a meta-analytic review",</w:t>
+        <w:t xml:space="preserve">, Vol. 47 No. 4, pp.598-609, https://doi.org/10.2307/20159604</w:t>
+      </w:r>
+    </w:p>
+    <w:p>
+      <w:pPr>
+        <w:pStyle w:val="BodyText"/>
+      </w:pPr>
+      <w:r>
+        <w:t xml:space="preserve">Marano, V., Arregle, J.-L., Hitt, M.A., Spadafora, E. and van Essen, M. (2016),</w:t>
+      </w:r>
+      <w:r>
+        <w:t xml:space="preserve"> </w:t>
+      </w:r>
+      <w:r>
+        <w:t xml:space="preserve">“</w:t>
+      </w:r>
+      <w:r>
+        <w:t xml:space="preserve">Home country institutions and the internationalization-performance relationship: a meta-analytic review</w:t>
+      </w:r>
+      <w:r>
+        <w:t xml:space="preserve">”</w:t>
+      </w:r>
+      <w:r>
+        <w:t xml:space="preserve">,</w:t>
       </w:r>
       <w:r>
         <w:t xml:space="preserve"> </w:t>
@@ -20276,26 +20557,30 @@
         <w:t xml:space="preserve">Journal of Management</w:t>
       </w:r>
       <w:r>
-        <w:t xml:space="preserve">, Vol. 42 No. 5, pp.1075-1110,</w:t>
-      </w:r>
-      <w:r>
-        <w:t xml:space="preserve"> </w:t>
-      </w:r>
-      <w:hyperlink r:id="rId108">
-        <w:r>
-          <w:rPr>
-            <w:rStyle w:val="Hyperlink"/>
-          </w:rPr>
-          <w:t xml:space="preserve">https://doi.org/10.1177/0149206315624963</w:t>
-        </w:r>
-      </w:hyperlink>
-    </w:p>
-    <w:p>
-      <w:pPr>
-        <w:pStyle w:val="BodyText"/>
-      </w:pPr>
-      <w:r>
-        <w:t xml:space="preserve">Nambisan, S., Wright, M. and Feldman, M. (2019), "The digital transformation of innovation and entrepreneurship: progress, challenges and key themes",</w:t>
+        <w:t xml:space="preserve">, Vol. 42 No. 5, pp.1075-1110, https://doi.org/10.1177/0149206315624963</w:t>
+      </w:r>
+    </w:p>
+    <w:p>
+      <w:pPr>
+        <w:pStyle w:val="BodyText"/>
+      </w:pPr>
+      <w:r>
+        <w:t xml:space="preserve">Nambisan, S., Wright, M. and Feldman, M. (2019),</w:t>
+      </w:r>
+      <w:r>
+        <w:t xml:space="preserve"> </w:t>
+      </w:r>
+      <w:r>
+        <w:t xml:space="preserve">“</w:t>
+      </w:r>
+      <w:r>
+        <w:t xml:space="preserve">The digital transformation of innovation and entrepreneurship: progress, challenges and key themes</w:t>
+      </w:r>
+      <w:r>
+        <w:t xml:space="preserve">”</w:t>
+      </w:r>
+      <w:r>
+        <w:t xml:space="preserve">,</w:t>
       </w:r>
       <w:r>
         <w:t xml:space="preserve"> </w:t>
@@ -20308,26 +20593,30 @@
         <w:t xml:space="preserve">Research Policy</w:t>
       </w:r>
       <w:r>
-        <w:t xml:space="preserve">, Vol. 48 No. 8, p.103773,</w:t>
-      </w:r>
-      <w:r>
-        <w:t xml:space="preserve"> </w:t>
-      </w:r>
-      <w:hyperlink r:id="rId109">
-        <w:r>
-          <w:rPr>
-            <w:rStyle w:val="Hyperlink"/>
-          </w:rPr>
-          <w:t xml:space="preserve">https://doi.org/10.1016/j.respol.2019.03.018</w:t>
-        </w:r>
-      </w:hyperlink>
-    </w:p>
-    <w:p>
-      <w:pPr>
-        <w:pStyle w:val="BodyText"/>
-      </w:pPr>
-      <w:r>
-        <w:t xml:space="preserve">Oster, E. (2019), "Unobservable selection and coefficient stability: theory and evidence",</w:t>
+        <w:t xml:space="preserve">, Vol. 48 No. 8, p.103773, https://doi.org/10.1016/j.respol.2019.03.018</w:t>
+      </w:r>
+    </w:p>
+    <w:p>
+      <w:pPr>
+        <w:pStyle w:val="BodyText"/>
+      </w:pPr>
+      <w:r>
+        <w:t xml:space="preserve">Oster, E. (2019),</w:t>
+      </w:r>
+      <w:r>
+        <w:t xml:space="preserve"> </w:t>
+      </w:r>
+      <w:r>
+        <w:t xml:space="preserve">“</w:t>
+      </w:r>
+      <w:r>
+        <w:t xml:space="preserve">Unobservable selection and coefficient stability: theory and evidence</w:t>
+      </w:r>
+      <w:r>
+        <w:t xml:space="preserve">”</w:t>
+      </w:r>
+      <w:r>
+        <w:t xml:space="preserve">,</w:t>
       </w:r>
       <w:r>
         <w:t xml:space="preserve"> </w:t>
@@ -20340,26 +20629,30 @@
         <w:t xml:space="preserve">Journal of Business &amp; Economic Statistics</w:t>
       </w:r>
       <w:r>
-        <w:t xml:space="preserve">, Vol. 37 No. 2, pp.187-204,</w:t>
-      </w:r>
-      <w:r>
-        <w:t xml:space="preserve"> </w:t>
-      </w:r>
-      <w:hyperlink r:id="rId110">
-        <w:r>
-          <w:rPr>
-            <w:rStyle w:val="Hyperlink"/>
-          </w:rPr>
-          <w:t xml:space="preserve">https://doi.org/10.1080/07350015.2016.1227711</w:t>
-        </w:r>
-      </w:hyperlink>
-    </w:p>
-    <w:p>
-      <w:pPr>
-        <w:pStyle w:val="BodyText"/>
-      </w:pPr>
-      <w:r>
-        <w:t xml:space="preserve">Paternoster, R., Brame, R., Mazerolle, P. and Piquero, A. (1998), "Using the correct statistical test for the equality of regression coefficients",</w:t>
+        <w:t xml:space="preserve">, Vol. 37 No. 2, pp.187-204, https://doi.org/10.1080/07350015.2016.1227711</w:t>
+      </w:r>
+    </w:p>
+    <w:p>
+      <w:pPr>
+        <w:pStyle w:val="BodyText"/>
+      </w:pPr>
+      <w:r>
+        <w:t xml:space="preserve">Paternoster, R., Brame, R., Mazerolle, P. and Piquero, A. (1998),</w:t>
+      </w:r>
+      <w:r>
+        <w:t xml:space="preserve"> </w:t>
+      </w:r>
+      <w:r>
+        <w:t xml:space="preserve">“</w:t>
+      </w:r>
+      <w:r>
+        <w:t xml:space="preserve">Using the correct statistical test for the equality of regression coefficients</w:t>
+      </w:r>
+      <w:r>
+        <w:t xml:space="preserve">”</w:t>
+      </w:r>
+      <w:r>
+        <w:t xml:space="preserve">,</w:t>
       </w:r>
       <w:r>
         <w:t xml:space="preserve"> </w:t>
@@ -20372,26 +20665,30 @@
         <w:t xml:space="preserve">Criminology</w:t>
       </w:r>
       <w:r>
-        <w:t xml:space="preserve">, Vol. 36 No. 4, pp.859-866,</w:t>
-      </w:r>
-      <w:r>
-        <w:t xml:space="preserve"> </w:t>
-      </w:r>
-      <w:hyperlink r:id="rId111">
-        <w:r>
-          <w:rPr>
-            <w:rStyle w:val="Hyperlink"/>
-          </w:rPr>
-          <w:t xml:space="preserve">https://doi.org/10.1111/j.1745-9125.1998.tb01268.x</w:t>
-        </w:r>
-      </w:hyperlink>
-    </w:p>
-    <w:p>
-      <w:pPr>
-        <w:pStyle w:val="BodyText"/>
-      </w:pPr>
-      <w:r>
-        <w:t xml:space="preserve">Petricevic, O. and Teece, D.J. (2019), "The structural reshaping of globalization: implications for strategic sectors, profiting from innovation, and the multinational enterprise",</w:t>
+        <w:t xml:space="preserve">, Vol. 36 No. 4, pp.859-866, https://doi.org/10.1111/j.1745-9125.1998.tb01268.x</w:t>
+      </w:r>
+    </w:p>
+    <w:p>
+      <w:pPr>
+        <w:pStyle w:val="BodyText"/>
+      </w:pPr>
+      <w:r>
+        <w:t xml:space="preserve">Petricevic, O. and Teece, D.J. (2019),</w:t>
+      </w:r>
+      <w:r>
+        <w:t xml:space="preserve"> </w:t>
+      </w:r>
+      <w:r>
+        <w:t xml:space="preserve">“</w:t>
+      </w:r>
+      <w:r>
+        <w:t xml:space="preserve">The structural reshaping of globalization: implications for strategic sectors, profiting from innovation, and the multinational enterprise</w:t>
+      </w:r>
+      <w:r>
+        <w:t xml:space="preserve">”</w:t>
+      </w:r>
+      <w:r>
+        <w:t xml:space="preserve">,</w:t>
       </w:r>
       <w:r>
         <w:t xml:space="preserve"> </w:t>
@@ -20404,26 +20701,30 @@
         <w:t xml:space="preserve">Journal of International Business Studies</w:t>
       </w:r>
       <w:r>
-        <w:t xml:space="preserve">, Vol. 50 No. 9, pp.1487-1512,</w:t>
-      </w:r>
-      <w:r>
-        <w:t xml:space="preserve"> </w:t>
-      </w:r>
-      <w:hyperlink r:id="rId112">
-        <w:r>
-          <w:rPr>
-            <w:rStyle w:val="Hyperlink"/>
-          </w:rPr>
-          <w:t xml:space="preserve">https://doi.org/10.1057/s41267-019-00269-x</w:t>
-        </w:r>
-      </w:hyperlink>
-    </w:p>
-    <w:p>
-      <w:pPr>
-        <w:pStyle w:val="BodyText"/>
-      </w:pPr>
-      <w:r>
-        <w:t xml:space="preserve">Pisani, N., Garcia-Bernardo, J. and Heemskerk, E. (2020), "Does it pay to be a multinational? A large-sample, cross-national replication assessing the multinationality-performance relationship",</w:t>
+        <w:t xml:space="preserve">, Vol. 50 No. 9, pp.1487-1512, https://doi.org/10.1057/s41267-019-00269-x</w:t>
+      </w:r>
+    </w:p>
+    <w:p>
+      <w:pPr>
+        <w:pStyle w:val="BodyText"/>
+      </w:pPr>
+      <w:r>
+        <w:t xml:space="preserve">Pisani, N., Garcia-Bernardo, J. and Heemskerk, E. (2020),</w:t>
+      </w:r>
+      <w:r>
+        <w:t xml:space="preserve"> </w:t>
+      </w:r>
+      <w:r>
+        <w:t xml:space="preserve">“</w:t>
+      </w:r>
+      <w:r>
+        <w:t xml:space="preserve">Does it pay to be a multinational? A large-sample, cross-national replication assessing the multinationality-performance relationship</w:t>
+      </w:r>
+      <w:r>
+        <w:t xml:space="preserve">”</w:t>
+      </w:r>
+      <w:r>
+        <w:t xml:space="preserve">,</w:t>
       </w:r>
       <w:r>
         <w:t xml:space="preserve"> </w:t>
@@ -20436,51 +20737,65 @@
         <w:t xml:space="preserve">Strategic Management Journal</w:t>
       </w:r>
       <w:r>
-        <w:t xml:space="preserve">, Vol. 41 No. 1, pp.152-172,</w:t>
-      </w:r>
-      <w:r>
-        <w:t xml:space="preserve"> </w:t>
-      </w:r>
-      <w:hyperlink r:id="rId113">
-        <w:r>
-          <w:rPr>
-            <w:rStyle w:val="Hyperlink"/>
-          </w:rPr>
-          <w:t xml:space="preserve">https://doi.org/10.1002/smj.3087</w:t>
-        </w:r>
-      </w:hyperlink>
-    </w:p>
-    <w:p>
-      <w:pPr>
-        <w:pStyle w:val="BodyText"/>
-      </w:pPr>
-      <w:r>
-        <w:t xml:space="preserve">Prime Minister of Vietnam (2020), "Decision No. 749/QD-TTg approving the 'National Digital Transformation Programme by 2025, with orientations towards 2030'", available at:</w:t>
-      </w:r>
-      <w:r>
-        <w:t xml:space="preserve"> </w:t>
-      </w:r>
-      <w:hyperlink r:id="rId114">
-        <w:r>
-          <w:rPr>
-            <w:rStyle w:val="Hyperlink"/>
-          </w:rPr>
-          <w:t xml:space="preserve">https://english.luatvietnam.vn/decision-no-749-qd-ttg-on-approving-the-national-digital-transformation-program-until-2025-with-a-vision-184241-doc1.html</w:t>
-        </w:r>
-      </w:hyperlink>
-      <w:r>
-        <w:t xml:space="preserve"> </w:t>
-      </w:r>
-      <w:r>
-        <w:t xml:space="preserve">(accessed 9 May 2026).</w:t>
-      </w:r>
-    </w:p>
-    <w:p>
-      <w:pPr>
-        <w:pStyle w:val="BodyText"/>
-      </w:pPr>
-      <w:r>
-        <w:t xml:space="preserve">Shaver, J.M. (2020), "Causal identification through a cumulative body of research in the study of strategy and organizations",</w:t>
+        <w:t xml:space="preserve">, Vol. 41 No. 1, pp.152-172, https://doi.org/10.1002/smj.3087</w:t>
+      </w:r>
+    </w:p>
+    <w:p>
+      <w:pPr>
+        <w:pStyle w:val="BodyText"/>
+      </w:pPr>
+      <w:r>
+        <w:t xml:space="preserve">Prime Minister of Vietnam (2020),</w:t>
+      </w:r>
+      <w:r>
+        <w:t xml:space="preserve"> </w:t>
+      </w:r>
+      <w:r>
+        <w:t xml:space="preserve">“</w:t>
+      </w:r>
+      <w:r>
+        <w:t xml:space="preserve">Decision No. 749/QD-TTg approving the</w:t>
+      </w:r>
+      <w:r>
+        <w:t xml:space="preserve"> </w:t>
+      </w:r>
+      <w:r>
+        <w:t xml:space="preserve">‘</w:t>
+      </w:r>
+      <w:r>
+        <w:t xml:space="preserve">National Digital Transformation Programme by 2025, with orientations towards 2030</w:t>
+      </w:r>
+      <w:r>
+        <w:t xml:space="preserve">’</w:t>
+      </w:r>
+      <w:r>
+        <w:t xml:space="preserve">”</w:t>
+      </w:r>
+      <w:r>
+        <w:t xml:space="preserve">, available at: https://english.luatvietnam.vn/decision-no-749-qd-ttg-on-approving-the-national-digital-transformation-program-until-2025-with-a-vision-184241-doc1.html (accessed 9 May 2026).</w:t>
+      </w:r>
+    </w:p>
+    <w:p>
+      <w:pPr>
+        <w:pStyle w:val="BodyText"/>
+      </w:pPr>
+      <w:r>
+        <w:t xml:space="preserve">Shaver, J.M. (2020),</w:t>
+      </w:r>
+      <w:r>
+        <w:t xml:space="preserve"> </w:t>
+      </w:r>
+      <w:r>
+        <w:t xml:space="preserve">“</w:t>
+      </w:r>
+      <w:r>
+        <w:t xml:space="preserve">Causal identification through a cumulative body of research in the study of strategy and organizations</w:t>
+      </w:r>
+      <w:r>
+        <w:t xml:space="preserve">”</w:t>
+      </w:r>
+      <w:r>
+        <w:t xml:space="preserve">,</w:t>
       </w:r>
       <w:r>
         <w:t xml:space="preserve"> </w:t>
@@ -20493,26 +20808,30 @@
         <w:t xml:space="preserve">Journal of Management</w:t>
       </w:r>
       <w:r>
-        <w:t xml:space="preserve">, Vol. 46 No. 7, pp.1244-1256,</w:t>
-      </w:r>
-      <w:r>
-        <w:t xml:space="preserve"> </w:t>
-      </w:r>
-      <w:hyperlink r:id="rId115">
-        <w:r>
-          <w:rPr>
-            <w:rStyle w:val="Hyperlink"/>
-          </w:rPr>
-          <w:t xml:space="preserve">https://doi.org/10.1177/0149206319846272</w:t>
-        </w:r>
-      </w:hyperlink>
-    </w:p>
-    <w:p>
-      <w:pPr>
-        <w:pStyle w:val="BodyText"/>
-      </w:pPr>
-      <w:r>
-        <w:t xml:space="preserve">Staiger, D. and Stock, J.H. (1997), "Instrumental variables regression with weak instruments",</w:t>
+        <w:t xml:space="preserve">, Vol. 46 No. 7, pp.1244-1256, https://doi.org/10.1177/0149206319846272</w:t>
+      </w:r>
+    </w:p>
+    <w:p>
+      <w:pPr>
+        <w:pStyle w:val="BodyText"/>
+      </w:pPr>
+      <w:r>
+        <w:t xml:space="preserve">Staiger, D. and Stock, J.H. (1997),</w:t>
+      </w:r>
+      <w:r>
+        <w:t xml:space="preserve"> </w:t>
+      </w:r>
+      <w:r>
+        <w:t xml:space="preserve">“</w:t>
+      </w:r>
+      <w:r>
+        <w:t xml:space="preserve">Instrumental variables regression with weak instruments</w:t>
+      </w:r>
+      <w:r>
+        <w:t xml:space="preserve">”</w:t>
+      </w:r>
+      <w:r>
+        <w:t xml:space="preserve">,</w:t>
       </w:r>
       <w:r>
         <w:t xml:space="preserve"> </w:t>
@@ -20525,26 +20844,30 @@
         <w:t xml:space="preserve">Econometrica</w:t>
       </w:r>
       <w:r>
-        <w:t xml:space="preserve">, Vol. 65 No. 3, pp.557-586,</w:t>
-      </w:r>
-      <w:r>
-        <w:t xml:space="preserve"> </w:t>
-      </w:r>
-      <w:hyperlink r:id="rId116">
-        <w:r>
-          <w:rPr>
-            <w:rStyle w:val="Hyperlink"/>
-          </w:rPr>
-          <w:t xml:space="preserve">https://doi.org/10.2307/2171753</w:t>
-        </w:r>
-      </w:hyperlink>
-    </w:p>
-    <w:p>
-      <w:pPr>
-        <w:pStyle w:val="BodyText"/>
-      </w:pPr>
-      <w:r>
-        <w:t xml:space="preserve">Stallkamp, M. and Schotter, A.P.J. (2021), "Platforms without borders? The international strategies of digital platform firms",</w:t>
+        <w:t xml:space="preserve">, Vol. 65 No. 3, pp.557-586, https://doi.org/10.2307/2171753</w:t>
+      </w:r>
+    </w:p>
+    <w:p>
+      <w:pPr>
+        <w:pStyle w:val="BodyText"/>
+      </w:pPr>
+      <w:r>
+        <w:t xml:space="preserve">Stallkamp, M. and Schotter, A.P.J. (2021),</w:t>
+      </w:r>
+      <w:r>
+        <w:t xml:space="preserve"> </w:t>
+      </w:r>
+      <w:r>
+        <w:t xml:space="preserve">“</w:t>
+      </w:r>
+      <w:r>
+        <w:t xml:space="preserve">Platforms without borders? The international strategies of digital platform firms</w:t>
+      </w:r>
+      <w:r>
+        <w:t xml:space="preserve">”</w:t>
+      </w:r>
+      <w:r>
+        <w:t xml:space="preserve">,</w:t>
       </w:r>
       <w:r>
         <w:t xml:space="preserve"> </w:t>
@@ -20557,26 +20880,30 @@
         <w:t xml:space="preserve">Global Strategy Journal</w:t>
       </w:r>
       <w:r>
-        <w:t xml:space="preserve">, Vol. 11 No. 1, pp.58-80,</w:t>
-      </w:r>
-      <w:r>
-        <w:t xml:space="preserve"> </w:t>
-      </w:r>
-      <w:hyperlink r:id="rId117">
-        <w:r>
-          <w:rPr>
-            <w:rStyle w:val="Hyperlink"/>
-          </w:rPr>
-          <w:t xml:space="preserve">https://doi.org/10.1002/gsj.1336</w:t>
-        </w:r>
-      </w:hyperlink>
-    </w:p>
-    <w:p>
-      <w:pPr>
-        <w:pStyle w:val="BodyText"/>
-      </w:pPr>
-      <w:r>
-        <w:t xml:space="preserve">Strange, R. and Zucchella, A. (2017), "Industry 4.0, global value chains and international business",</w:t>
+        <w:t xml:space="preserve">, Vol. 11 No. 1, pp.58-80, https://doi.org/10.1002/gsj.1336</w:t>
+      </w:r>
+    </w:p>
+    <w:p>
+      <w:pPr>
+        <w:pStyle w:val="BodyText"/>
+      </w:pPr>
+      <w:r>
+        <w:t xml:space="preserve">Strange, R. and Zucchella, A. (2017),</w:t>
+      </w:r>
+      <w:r>
+        <w:t xml:space="preserve"> </w:t>
+      </w:r>
+      <w:r>
+        <w:t xml:space="preserve">“</w:t>
+      </w:r>
+      <w:r>
+        <w:t xml:space="preserve">Industry 4.0, global value chains and international business</w:t>
+      </w:r>
+      <w:r>
+        <w:t xml:space="preserve">”</w:t>
+      </w:r>
+      <w:r>
+        <w:t xml:space="preserve">,</w:t>
       </w:r>
       <w:r>
         <w:t xml:space="preserve"> </w:t>
@@ -20589,26 +20916,30 @@
         <w:t xml:space="preserve">Multinational Business Review</w:t>
       </w:r>
       <w:r>
-        <w:t xml:space="preserve">, Vol. 25 No. 3, pp.174-184,</w:t>
-      </w:r>
-      <w:r>
-        <w:t xml:space="preserve"> </w:t>
-      </w:r>
-      <w:hyperlink r:id="rId118">
-        <w:r>
-          <w:rPr>
-            <w:rStyle w:val="Hyperlink"/>
-          </w:rPr>
-          <w:t xml:space="preserve">https://doi.org/10.1108/MBR-05-2017-0028</w:t>
-        </w:r>
-      </w:hyperlink>
-    </w:p>
-    <w:p>
-      <w:pPr>
-        <w:pStyle w:val="BodyText"/>
-      </w:pPr>
-      <w:r>
-        <w:t xml:space="preserve">Teece, D.J. (2007), "Explicating dynamic capabilities: the nature and microfoundations of (sustainable) enterprise performance",</w:t>
+        <w:t xml:space="preserve">, Vol. 25 No. 3, pp.174-184, https://doi.org/10.1108/MBR-05-2017-0028</w:t>
+      </w:r>
+    </w:p>
+    <w:p>
+      <w:pPr>
+        <w:pStyle w:val="BodyText"/>
+      </w:pPr>
+      <w:r>
+        <w:t xml:space="preserve">Teece, D.J. (2007),</w:t>
+      </w:r>
+      <w:r>
+        <w:t xml:space="preserve"> </w:t>
+      </w:r>
+      <w:r>
+        <w:t xml:space="preserve">“</w:t>
+      </w:r>
+      <w:r>
+        <w:t xml:space="preserve">Explicating dynamic capabilities: the nature and microfoundations of (sustainable) enterprise performance</w:t>
+      </w:r>
+      <w:r>
+        <w:t xml:space="preserve">”</w:t>
+      </w:r>
+      <w:r>
+        <w:t xml:space="preserve">,</w:t>
       </w:r>
       <w:r>
         <w:t xml:space="preserve"> </w:t>
@@ -20621,26 +20952,30 @@
         <w:t xml:space="preserve">Strategic Management Journal</w:t>
       </w:r>
       <w:r>
-        <w:t xml:space="preserve">, Vol. 28 No. 13, pp.1319-1350,</w:t>
-      </w:r>
-      <w:r>
-        <w:t xml:space="preserve"> </w:t>
-      </w:r>
-      <w:hyperlink r:id="rId119">
-        <w:r>
-          <w:rPr>
-            <w:rStyle w:val="Hyperlink"/>
-          </w:rPr>
-          <w:t xml:space="preserve">https://doi.org/10.1002/smj.640</w:t>
-        </w:r>
-      </w:hyperlink>
-    </w:p>
-    <w:p>
-      <w:pPr>
-        <w:pStyle w:val="BodyText"/>
-      </w:pPr>
-      <w:r>
-        <w:t xml:space="preserve">Vahlne, J.-E. (2020), "Development of the Uppsala model of internationalization process: from internationalization to evolution",</w:t>
+        <w:t xml:space="preserve">, Vol. 28 No. 13, pp.1319-1350, https://doi.org/10.1002/smj.640</w:t>
+      </w:r>
+    </w:p>
+    <w:p>
+      <w:pPr>
+        <w:pStyle w:val="BodyText"/>
+      </w:pPr>
+      <w:r>
+        <w:t xml:space="preserve">Vahlne, J.-E. (2020),</w:t>
+      </w:r>
+      <w:r>
+        <w:t xml:space="preserve"> </w:t>
+      </w:r>
+      <w:r>
+        <w:t xml:space="preserve">“</w:t>
+      </w:r>
+      <w:r>
+        <w:t xml:space="preserve">Development of the Uppsala model of internationalization process: from internationalization to evolution</w:t>
+      </w:r>
+      <w:r>
+        <w:t xml:space="preserve">”</w:t>
+      </w:r>
+      <w:r>
+        <w:t xml:space="preserve">,</w:t>
       </w:r>
       <w:r>
         <w:t xml:space="preserve"> </w:t>
@@ -20653,26 +20988,30 @@
         <w:t xml:space="preserve">Global Strategy Journal</w:t>
       </w:r>
       <w:r>
-        <w:t xml:space="preserve">, Vol. 10 No. 2, pp.239-250,</w:t>
-      </w:r>
-      <w:r>
-        <w:t xml:space="preserve"> </w:t>
-      </w:r>
-      <w:hyperlink r:id="rId120">
-        <w:r>
-          <w:rPr>
-            <w:rStyle w:val="Hyperlink"/>
-          </w:rPr>
-          <w:t xml:space="preserve">https://doi.org/10.1002/gsj.1375</w:t>
-        </w:r>
-      </w:hyperlink>
-    </w:p>
-    <w:p>
-      <w:pPr>
-        <w:pStyle w:val="BodyText"/>
-      </w:pPr>
-      <w:r>
-        <w:t xml:space="preserve">Vahlne, J.-E. and Johanson, J. (2017), "From internationalization to evolution: the Uppsala model at 40 years",</w:t>
+        <w:t xml:space="preserve">, Vol. 10 No. 2, pp.239-250, https://doi.org/10.1002/gsj.1375</w:t>
+      </w:r>
+    </w:p>
+    <w:p>
+      <w:pPr>
+        <w:pStyle w:val="BodyText"/>
+      </w:pPr>
+      <w:r>
+        <w:t xml:space="preserve">Vahlne, J.-E. and Johanson, J. (2017),</w:t>
+      </w:r>
+      <w:r>
+        <w:t xml:space="preserve"> </w:t>
+      </w:r>
+      <w:r>
+        <w:t xml:space="preserve">“</w:t>
+      </w:r>
+      <w:r>
+        <w:t xml:space="preserve">From internationalization to evolution: the Uppsala model at 40 years</w:t>
+      </w:r>
+      <w:r>
+        <w:t xml:space="preserve">”</w:t>
+      </w:r>
+      <w:r>
+        <w:t xml:space="preserve">,</w:t>
       </w:r>
       <w:r>
         <w:t xml:space="preserve"> </w:t>
@@ -20685,26 +21024,30 @@
         <w:t xml:space="preserve">Journal of International Business Studies</w:t>
       </w:r>
       <w:r>
-        <w:t xml:space="preserve">, Vol. 48 No. 9, pp.1087-1102,</w:t>
-      </w:r>
-      <w:r>
-        <w:t xml:space="preserve"> </w:t>
-      </w:r>
-      <w:hyperlink r:id="rId121">
-        <w:r>
-          <w:rPr>
-            <w:rStyle w:val="Hyperlink"/>
-          </w:rPr>
-          <w:t xml:space="preserve">https://doi.org/10.1057/s41267-017-0107-7</w:t>
-        </w:r>
-      </w:hyperlink>
-    </w:p>
-    <w:p>
-      <w:pPr>
-        <w:pStyle w:val="BodyText"/>
-      </w:pPr>
-      <w:r>
-        <w:t xml:space="preserve">Verhoef, P.C., Broekhuizen, T., Bart, Y., Bhattacharya, A., Dong, J.Q., Fabian, N. and Haenlein, M. (2021), "Digital transformation: a multidisciplinary reflection and research agenda",</w:t>
+        <w:t xml:space="preserve">, Vol. 48 No. 9, pp.1087-1102, https://doi.org/10.1057/s41267-017-0107-7</w:t>
+      </w:r>
+    </w:p>
+    <w:p>
+      <w:pPr>
+        <w:pStyle w:val="BodyText"/>
+      </w:pPr>
+      <w:r>
+        <w:t xml:space="preserve">Verhoef, P.C., Broekhuizen, T., Bart, Y., Bhattacharya, A., Dong, J.Q., Fabian, N. and Haenlein, M. (2021),</w:t>
+      </w:r>
+      <w:r>
+        <w:t xml:space="preserve"> </w:t>
+      </w:r>
+      <w:r>
+        <w:t xml:space="preserve">“</w:t>
+      </w:r>
+      <w:r>
+        <w:t xml:space="preserve">Digital transformation: a multidisciplinary reflection and research agenda</w:t>
+      </w:r>
+      <w:r>
+        <w:t xml:space="preserve">”</w:t>
+      </w:r>
+      <w:r>
+        <w:t xml:space="preserve">,</w:t>
       </w:r>
       <w:r>
         <w:t xml:space="preserve"> </w:t>
@@ -20717,26 +21060,30 @@
         <w:t xml:space="preserve">Journal of Business Research</w:t>
       </w:r>
       <w:r>
-        <w:t xml:space="preserve">, Vol. 122, pp.889-901,</w:t>
-      </w:r>
-      <w:r>
-        <w:t xml:space="preserve"> </w:t>
-      </w:r>
-      <w:hyperlink r:id="rId122">
-        <w:r>
-          <w:rPr>
-            <w:rStyle w:val="Hyperlink"/>
-          </w:rPr>
-          <w:t xml:space="preserve">https://doi.org/10.1016/j.jbusres.2019.09.022</w:t>
-        </w:r>
-      </w:hyperlink>
-    </w:p>
-    <w:p>
-      <w:pPr>
-        <w:pStyle w:val="BodyText"/>
-      </w:pPr>
-      <w:r>
-        <w:t xml:space="preserve">Vernon, R. (1979), "The product cycle hypothesis in a new international environment",</w:t>
+        <w:t xml:space="preserve">, Vol. 122, pp.889-901, https://doi.org/10.1016/j.jbusres.2019.09.022</w:t>
+      </w:r>
+    </w:p>
+    <w:p>
+      <w:pPr>
+        <w:pStyle w:val="BodyText"/>
+      </w:pPr>
+      <w:r>
+        <w:t xml:space="preserve">Vernon, R. (1979),</w:t>
+      </w:r>
+      <w:r>
+        <w:t xml:space="preserve"> </w:t>
+      </w:r>
+      <w:r>
+        <w:t xml:space="preserve">“</w:t>
+      </w:r>
+      <w:r>
+        <w:t xml:space="preserve">The product cycle hypothesis in a new international environment</w:t>
+      </w:r>
+      <w:r>
+        <w:t xml:space="preserve">”</w:t>
+      </w:r>
+      <w:r>
+        <w:t xml:space="preserve">,</w:t>
       </w:r>
       <w:r>
         <w:t xml:space="preserve"> </w:t>
@@ -20749,26 +21096,30 @@
         <w:t xml:space="preserve">Oxford Bulletin of Economics and Statistics</w:t>
       </w:r>
       <w:r>
-        <w:t xml:space="preserve">, Vol. 41 No. 4, pp.255-267,</w:t>
-      </w:r>
-      <w:r>
-        <w:t xml:space="preserve"> </w:t>
-      </w:r>
-      <w:hyperlink r:id="rId123">
-        <w:r>
-          <w:rPr>
-            <w:rStyle w:val="Hyperlink"/>
-          </w:rPr>
-          <w:t xml:space="preserve">https://doi.org/10.1111/j.1468-0084.1979.mp41004002.x</w:t>
-        </w:r>
-      </w:hyperlink>
-    </w:p>
-    <w:p>
-      <w:pPr>
-        <w:pStyle w:val="BodyText"/>
-      </w:pPr>
-      <w:r>
-        <w:t xml:space="preserve">Vial, G. (2019), "Understanding digital transformation: a review and a research agenda",</w:t>
+        <w:t xml:space="preserve">, Vol. 41 No. 4, pp.255-267, https://doi.org/10.1111/j.1468-0084.1979.mp41004002.x</w:t>
+      </w:r>
+    </w:p>
+    <w:p>
+      <w:pPr>
+        <w:pStyle w:val="BodyText"/>
+      </w:pPr>
+      <w:r>
+        <w:t xml:space="preserve">Vial, G. (2019),</w:t>
+      </w:r>
+      <w:r>
+        <w:t xml:space="preserve"> </w:t>
+      </w:r>
+      <w:r>
+        <w:t xml:space="preserve">“</w:t>
+      </w:r>
+      <w:r>
+        <w:t xml:space="preserve">Understanding digital transformation: a review and a research agenda</w:t>
+      </w:r>
+      <w:r>
+        <w:t xml:space="preserve">”</w:t>
+      </w:r>
+      <w:r>
+        <w:t xml:space="preserve">,</w:t>
       </w:r>
       <w:r>
         <w:t xml:space="preserve"> </w:t>
@@ -20781,26 +21132,30 @@
         <w:t xml:space="preserve">Journal of Strategic Information Systems</w:t>
       </w:r>
       <w:r>
-        <w:t xml:space="preserve">, Vol. 28 No. 2, pp.118-144,</w:t>
-      </w:r>
-      <w:r>
-        <w:t xml:space="preserve"> </w:t>
-      </w:r>
-      <w:hyperlink r:id="rId124">
-        <w:r>
-          <w:rPr>
-            <w:rStyle w:val="Hyperlink"/>
-          </w:rPr>
-          <w:t xml:space="preserve">https://doi.org/10.1016/j.jsis.2019.01.003</w:t>
-        </w:r>
-      </w:hyperlink>
-    </w:p>
-    <w:p>
-      <w:pPr>
-        <w:pStyle w:val="BodyText"/>
-      </w:pPr>
-      <w:r>
-        <w:t xml:space="preserve">Wagner, J. (2007), "Exports and productivity: a survey of the evidence from firm-level data",</w:t>
+        <w:t xml:space="preserve">, Vol. 28 No. 2, pp.118-144, https://doi.org/10.1016/j.jsis.2019.01.003</w:t>
+      </w:r>
+    </w:p>
+    <w:p>
+      <w:pPr>
+        <w:pStyle w:val="BodyText"/>
+      </w:pPr>
+      <w:r>
+        <w:t xml:space="preserve">Wagner, J. (2007),</w:t>
+      </w:r>
+      <w:r>
+        <w:t xml:space="preserve"> </w:t>
+      </w:r>
+      <w:r>
+        <w:t xml:space="preserve">“</w:t>
+      </w:r>
+      <w:r>
+        <w:t xml:space="preserve">Exports and productivity: a survey of the evidence from firm-level data</w:t>
+      </w:r>
+      <w:r>
+        <w:t xml:space="preserve">”</w:t>
+      </w:r>
+      <w:r>
+        <w:t xml:space="preserve">,</w:t>
       </w:r>
       <w:r>
         <w:t xml:space="preserve"> </w:t>
@@ -20813,19 +21168,8 @@
         <w:t xml:space="preserve">The World Economy</w:t>
       </w:r>
       <w:r>
-        <w:t xml:space="preserve">, Vol. 30 No. 1, pp.60-82,</w:t>
-      </w:r>
-      <w:r>
-        <w:t xml:space="preserve"> </w:t>
-      </w:r>
-      <w:hyperlink r:id="rId125">
-        <w:r>
-          <w:rPr>
-            <w:rStyle w:val="Hyperlink"/>
-          </w:rPr>
-          <w:t xml:space="preserve">https://doi.org/10.1111/j.1467-9701.2007.00872.x</w:t>
-        </w:r>
-      </w:hyperlink>
+        <w:t xml:space="preserve">, Vol. 30 No. 1, pp.60-82, https://doi.org/10.1111/j.1467-9701.2007.00872.x</w:t>
+      </w:r>
     </w:p>
     <w:p>
       <w:pPr>
@@ -20887,24 +21231,7 @@
         <w:t xml:space="preserve">Vietnam Enterprise Survey 2009: Data File</w:t>
       </w:r>
       <w:r>
-        <w:t xml:space="preserve">, Enterprise Surveys, World Bank Group, available at:</w:t>
-      </w:r>
-      <w:r>
-        <w:t xml:space="preserve"> </w:t>
-      </w:r>
-      <w:hyperlink r:id="rId126">
-        <w:r>
-          <w:rPr>
-            <w:rStyle w:val="Hyperlink"/>
-          </w:rPr>
-          <w:t xml:space="preserve">https://www.enterprisesurveys.org/en/enterprisesurveys</w:t>
-        </w:r>
-      </w:hyperlink>
-      <w:r>
-        <w:t xml:space="preserve"> </w:t>
-      </w:r>
-      <w:r>
-        <w:t xml:space="preserve">(accessed 9 May 2026).</w:t>
+        <w:t xml:space="preserve">, Enterprise Surveys, World Bank Group, available at: https://www.enterprisesurveys.org/en/enterprisesurveys (accessed 9 May 2026).</w:t>
       </w:r>
     </w:p>
     <w:p>
@@ -20925,24 +21252,7 @@
         <w:t xml:space="preserve">Vietnam Enterprise Survey 2015: Data File</w:t>
       </w:r>
       <w:r>
-        <w:t xml:space="preserve">, Enterprise Surveys, World Bank Group, available at:</w:t>
-      </w:r>
-      <w:r>
-        <w:t xml:space="preserve"> </w:t>
-      </w:r>
-      <w:hyperlink r:id="rId126">
-        <w:r>
-          <w:rPr>
-            <w:rStyle w:val="Hyperlink"/>
-          </w:rPr>
-          <w:t xml:space="preserve">https://www.enterprisesurveys.org/en/enterprisesurveys</w:t>
-        </w:r>
-      </w:hyperlink>
-      <w:r>
-        <w:t xml:space="preserve"> </w:t>
-      </w:r>
-      <w:r>
-        <w:t xml:space="preserve">(accessed 9 May 2026).</w:t>
+        <w:t xml:space="preserve">, Enterprise Surveys, World Bank Group, available at: https://www.enterprisesurveys.org/en/enterprisesurveys (accessed 9 May 2026).</w:t>
       </w:r>
     </w:p>
     <w:p>
@@ -20963,24 +21273,7 @@
         <w:t xml:space="preserve">Vietnam Enterprise Survey 2023: Data File</w:t>
       </w:r>
       <w:r>
-        <w:t xml:space="preserve">, Enterprise Surveys, World Bank Group, available at:</w:t>
-      </w:r>
-      <w:r>
-        <w:t xml:space="preserve"> </w:t>
-      </w:r>
-      <w:hyperlink r:id="rId126">
-        <w:r>
-          <w:rPr>
-            <w:rStyle w:val="Hyperlink"/>
-          </w:rPr>
-          <w:t xml:space="preserve">https://www.enterprisesurveys.org/en/enterprisesurveys</w:t>
-        </w:r>
-      </w:hyperlink>
-      <w:r>
-        <w:t xml:space="preserve"> </w:t>
-      </w:r>
-      <w:r>
-        <w:t xml:space="preserve">(accessed 9 May 2026).</w:t>
+        <w:t xml:space="preserve">, Enterprise Surveys, World Bank Group, available at: https://www.enterprisesurveys.org/en/enterprisesurveys (accessed 9 May 2026).</w:t>
       </w:r>
     </w:p>
     <w:p>
@@ -21028,24 +21321,7 @@
         <w:t xml:space="preserve"> </w:t>
       </w:r>
       <w:r>
-        <w:t xml:space="preserve">(Prosperity Data360), World Bank Group, available at:</w:t>
-      </w:r>
-      <w:r>
-        <w:t xml:space="preserve"> </w:t>
-      </w:r>
-      <w:hyperlink r:id="rId127">
-        <w:r>
-          <w:rPr>
-            <w:rStyle w:val="Hyperlink"/>
-          </w:rPr>
-          <w:t xml:space="preserve">https://www.worldbank.org/ext/en/country/vietnam</w:t>
-        </w:r>
-      </w:hyperlink>
-      <w:r>
-        <w:t xml:space="preserve"> </w:t>
-      </w:r>
-      <w:r>
-        <w:t xml:space="preserve">(accessed 9 May 2026).</w:t>
+        <w:t xml:space="preserve">(Prosperity Data360), World Bank Group, available at: https://www.worldbank.org/ext/en/country/vietnam (accessed 9 May 2026).</w:t>
       </w:r>
     </w:p>
     <w:p>
@@ -21069,32 +21345,30 @@
         <w:t xml:space="preserve"> </w:t>
       </w:r>
       <w:r>
-        <w:t xml:space="preserve">[data set], available at:</w:t>
-      </w:r>
-      <w:r>
-        <w:t xml:space="preserve"> </w:t>
-      </w:r>
-      <w:hyperlink r:id="rId128">
-        <w:r>
-          <w:rPr>
-            <w:rStyle w:val="Hyperlink"/>
-          </w:rPr>
-          <w:t xml:space="preserve">https://databank.worldbank.org/source/world-development-indicators</w:t>
-        </w:r>
-      </w:hyperlink>
-      <w:r>
-        <w:t xml:space="preserve"> </w:t>
-      </w:r>
-      <w:r>
-        <w:t xml:space="preserve">(accessed 9 May 2026).</w:t>
-      </w:r>
-    </w:p>
-    <w:p>
-      <w:pPr>
-        <w:pStyle w:val="BodyText"/>
-      </w:pPr>
-      <w:r>
-        <w:t xml:space="preserve">Wright, M., Filatotchev, I., Hoskisson, R.E. and Peng, M.W. (2005), "Strategy research in emerging economies: challenging the conventional wisdom",</w:t>
+        <w:t xml:space="preserve">[data set], available at: https://databank.worldbank.org/source/world-development-indicators (accessed 9 May 2026).</w:t>
+      </w:r>
+    </w:p>
+    <w:p>
+      <w:pPr>
+        <w:pStyle w:val="BodyText"/>
+      </w:pPr>
+      <w:r>
+        <w:t xml:space="preserve">Wright, M., Filatotchev, I., Hoskisson, R.E. and Peng, M.W. (2005),</w:t>
+      </w:r>
+      <w:r>
+        <w:t xml:space="preserve"> </w:t>
+      </w:r>
+      <w:r>
+        <w:t xml:space="preserve">“</w:t>
+      </w:r>
+      <w:r>
+        <w:t xml:space="preserve">Strategy research in emerging economies: challenging the conventional wisdom</w:t>
+      </w:r>
+      <w:r>
+        <w:t xml:space="preserve">”</w:t>
+      </w:r>
+      <w:r>
+        <w:t xml:space="preserve">,</w:t>
       </w:r>
       <w:r>
         <w:t xml:space="preserve"> </w:t>
@@ -21107,26 +21381,30 @@
         <w:t xml:space="preserve">Journal of Management Studies</w:t>
       </w:r>
       <w:r>
-        <w:t xml:space="preserve">, Vol. 42 No. 1, pp.1-33,</w:t>
-      </w:r>
-      <w:r>
-        <w:t xml:space="preserve"> </w:t>
-      </w:r>
-      <w:hyperlink r:id="rId129">
-        <w:r>
-          <w:rPr>
-            <w:rStyle w:val="Hyperlink"/>
-          </w:rPr>
-          <w:t xml:space="preserve">https://doi.org/10.1111/j.1467-6486.2005.00487.x</w:t>
-        </w:r>
-      </w:hyperlink>
-    </w:p>
-    <w:p>
-      <w:pPr>
-        <w:pStyle w:val="BodyText"/>
-      </w:pPr>
-      <w:r>
-        <w:t xml:space="preserve">Wu, F., Fan, D. and Chen, L. (2022), "Untangling the internationalization-performance relationship in emerging-economy multinationals: a meta-analytic review",</w:t>
+        <w:t xml:space="preserve">, Vol. 42 No. 1, pp.1-33, https://doi.org/10.1111/j.1467-6486.2005.00487.x</w:t>
+      </w:r>
+    </w:p>
+    <w:p>
+      <w:pPr>
+        <w:pStyle w:val="BodyText"/>
+      </w:pPr>
+      <w:r>
+        <w:t xml:space="preserve">Wu, F., Fan, D. and Chen, L. (2022),</w:t>
+      </w:r>
+      <w:r>
+        <w:t xml:space="preserve"> </w:t>
+      </w:r>
+      <w:r>
+        <w:t xml:space="preserve">“</w:t>
+      </w:r>
+      <w:r>
+        <w:t xml:space="preserve">Untangling the internationalization-performance relationship in emerging-economy multinationals: a meta-analytic review</w:t>
+      </w:r>
+      <w:r>
+        <w:t xml:space="preserve">”</w:t>
+      </w:r>
+      <w:r>
+        <w:t xml:space="preserve">,</w:t>
       </w:r>
       <w:r>
         <w:t xml:space="preserve"> </w:t>
@@ -21139,26 +21417,30 @@
         <w:t xml:space="preserve">Management International Review</w:t>
       </w:r>
       <w:r>
-        <w:t xml:space="preserve">, Vol. 62 No. 2, pp.203-243,</w:t>
-      </w:r>
-      <w:r>
-        <w:t xml:space="preserve"> </w:t>
-      </w:r>
-      <w:hyperlink r:id="rId130">
-        <w:r>
-          <w:rPr>
-            <w:rStyle w:val="Hyperlink"/>
-          </w:rPr>
-          <w:t xml:space="preserve">https://doi.org/10.1007/s11575-022-00466-1</w:t>
-        </w:r>
-      </w:hyperlink>
-    </w:p>
-    <w:p>
-      <w:pPr>
-        <w:pStyle w:val="BodyText"/>
-      </w:pPr>
-      <w:r>
-        <w:t xml:space="preserve">Wu, J., Wang, C., Hong, J., Piperopoulos, P. and Zhuo, S. (2016), "Internationalization and innovation performance of emerging market enterprises: the role of host-country institutional development",</w:t>
+        <w:t xml:space="preserve">, Vol. 62 No. 2, pp.203-243, https://doi.org/10.1007/s11575-022-00466-1</w:t>
+      </w:r>
+    </w:p>
+    <w:p>
+      <w:pPr>
+        <w:pStyle w:val="BodyText"/>
+      </w:pPr>
+      <w:r>
+        <w:t xml:space="preserve">Wu, J., Wang, C., Hong, J., Piperopoulos, P. and Zhuo, S. (2016),</w:t>
+      </w:r>
+      <w:r>
+        <w:t xml:space="preserve"> </w:t>
+      </w:r>
+      <w:r>
+        <w:t xml:space="preserve">“</w:t>
+      </w:r>
+      <w:r>
+        <w:t xml:space="preserve">Internationalization and innovation performance of emerging market enterprises: the role of host-country institutional development</w:t>
+      </w:r>
+      <w:r>
+        <w:t xml:space="preserve">”</w:t>
+      </w:r>
+      <w:r>
+        <w:t xml:space="preserve">,</w:t>
       </w:r>
       <w:r>
         <w:t xml:space="preserve"> </w:t>
@@ -21171,22 +21453,11 @@
         <w:t xml:space="preserve">Journal of World Business</w:t>
       </w:r>
       <w:r>
-        <w:t xml:space="preserve">, Vol. 51 No. 2, pp.251-263,</w:t>
-      </w:r>
-      <w:r>
-        <w:t xml:space="preserve"> </w:t>
-      </w:r>
-      <w:hyperlink r:id="rId131">
-        <w:r>
-          <w:rPr>
-            <w:rStyle w:val="Hyperlink"/>
-          </w:rPr>
-          <w:t xml:space="preserve">https://doi.org/10.1016/j.jwb.2015.09.001</w:t>
-        </w:r>
-      </w:hyperlink>
-    </w:p>
-    <w:bookmarkEnd w:id="132"/>
-    <w:bookmarkEnd w:id="133"/>
+        <w:t xml:space="preserve">, Vol. 51 No. 2, pp.251-263, https://doi.org/10.1016/j.jwb.2015.09.001</w:t>
+      </w:r>
+    </w:p>
+    <w:bookmarkEnd w:id="78"/>
+    <w:bookmarkEnd w:id="79"/>
     <w:sectPr>
       <w:pgSz w:h="16838" w:w="11906"/>
       <w:pgMar w:bottom="1417" w:left="1417" w:right="1417" w:top="1417"/>
@@ -21375,6 +21646,91 @@
       <w:start w:val="956"/>
       <w:numFmt w:val="decimal"/>
       <w:lvlText w:val="%9)"/>
+      <w:lvlJc w:val="left"/>
+      <w:pPr>
+        <w:ind w:left="6480" w:hanging="480"/>
+      </w:pPr>
+    </w:lvl>
+  </w:abstractNum>
+  <w:abstractNum w:abstractNumId="99431998">
+    <w:nsid w:val="A99431998"/>
+    <w:multiLevelType w:val="multilevel"/>
+    <w:lvl w:ilvl="0">
+      <w:start w:val="1998"/>
+      <w:numFmt w:val="decimal"/>
+      <w:lvlText w:val="(%1)"/>
+      <w:lvlJc w:val="left"/>
+      <w:pPr>
+        <w:ind w:left="720" w:hanging="480"/>
+      </w:pPr>
+    </w:lvl>
+    <w:lvl w:ilvl="1">
+      <w:start w:val="1998"/>
+      <w:numFmt w:val="decimal"/>
+      <w:lvlText w:val="(%2)"/>
+      <w:lvlJc w:val="left"/>
+      <w:pPr>
+        <w:ind w:left="1440" w:hanging="480"/>
+      </w:pPr>
+    </w:lvl>
+    <w:lvl w:ilvl="2">
+      <w:start w:val="1998"/>
+      <w:numFmt w:val="decimal"/>
+      <w:lvlText w:val="(%3)"/>
+      <w:lvlJc w:val="left"/>
+      <w:pPr>
+        <w:ind w:left="2160" w:hanging="480"/>
+      </w:pPr>
+    </w:lvl>
+    <w:lvl w:ilvl="3">
+      <w:start w:val="1998"/>
+      <w:numFmt w:val="decimal"/>
+      <w:lvlText w:val="(%4)"/>
+      <w:lvlJc w:val="left"/>
+      <w:pPr>
+        <w:ind w:left="2880" w:hanging="480"/>
+      </w:pPr>
+    </w:lvl>
+    <w:lvl w:ilvl="4">
+      <w:start w:val="1998"/>
+      <w:numFmt w:val="decimal"/>
+      <w:lvlText w:val="(%5)"/>
+      <w:lvlJc w:val="left"/>
+      <w:pPr>
+        <w:ind w:left="3600" w:hanging="480"/>
+      </w:pPr>
+    </w:lvl>
+    <w:lvl w:ilvl="5">
+      <w:start w:val="1998"/>
+      <w:numFmt w:val="decimal"/>
+      <w:lvlText w:val="(%6)"/>
+      <w:lvlJc w:val="left"/>
+      <w:pPr>
+        <w:ind w:left="4320" w:hanging="480"/>
+      </w:pPr>
+    </w:lvl>
+    <w:lvl w:ilvl="6">
+      <w:start w:val="1998"/>
+      <w:numFmt w:val="decimal"/>
+      <w:lvlText w:val="(%7)"/>
+      <w:lvlJc w:val="left"/>
+      <w:pPr>
+        <w:ind w:left="5040" w:hanging="480"/>
+      </w:pPr>
+    </w:lvl>
+    <w:lvl w:ilvl="7">
+      <w:start w:val="1998"/>
+      <w:numFmt w:val="decimal"/>
+      <w:lvlText w:val="(%8)"/>
+      <w:lvlJc w:val="left"/>
+      <w:pPr>
+        <w:ind w:left="5760" w:hanging="480"/>
+      </w:pPr>
+    </w:lvl>
+    <w:lvl w:ilvl="8">
+      <w:start w:val="1998"/>
+      <w:numFmt w:val="decimal"/>
+      <w:lvlText w:val="(%9)"/>
       <w:lvlJc w:val="left"/>
       <w:pPr>
         <w:ind w:left="6480" w:hanging="480"/>
@@ -21412,6 +21768,36 @@
     </w:lvlOverride>
     <w:lvlOverride w:ilvl="8">
       <w:startOverride w:val="956"/>
+    </w:lvlOverride>
+  </w:num>
+  <w:num w:numId="1002">
+    <w:abstractNumId w:val="99431998"/>
+    <w:lvlOverride w:ilvl="0">
+      <w:startOverride w:val="1998"/>
+    </w:lvlOverride>
+    <w:lvlOverride w:ilvl="1">
+      <w:startOverride w:val="1998"/>
+    </w:lvlOverride>
+    <w:lvlOverride w:ilvl="2">
+      <w:startOverride w:val="1998"/>
+    </w:lvlOverride>
+    <w:lvlOverride w:ilvl="3">
+      <w:startOverride w:val="1998"/>
+    </w:lvlOverride>
+    <w:lvlOverride w:ilvl="4">
+      <w:startOverride w:val="1998"/>
+    </w:lvlOverride>
+    <w:lvlOverride w:ilvl="5">
+      <w:startOverride w:val="1998"/>
+    </w:lvlOverride>
+    <w:lvlOverride w:ilvl="6">
+      <w:startOverride w:val="1998"/>
+    </w:lvlOverride>
+    <w:lvlOverride w:ilvl="7">
+      <w:startOverride w:val="1998"/>
+    </w:lvlOverride>
+    <w:lvlOverride w:ilvl="8">
+      <w:startOverride w:val="1998"/>
     </w:lvlOverride>
   </w:num>
 </w:numbering>
